--- a/MainReport.docx
+++ b/MainReport.docx
@@ -78,28 +78,6 @@
     </w:p>
     <w:p>
       <w:pPr>
-        <w:pStyle w:val="Heading3"/>
-        <w:rPr>
-          <w:rFonts w:ascii="Arial" w:hAnsi="Arial" w:cs="Arial"/>
-        </w:rPr>
-      </w:pPr>
-      <w:bookmarkStart w:id="1" w:name="_Toc241626151"/>
-      <w:r>
-        <w:rPr>
-          <w:rFonts w:ascii="Arial" w:hAnsi="Arial" w:cs="Arial"/>
-        </w:rPr>
-        <w:t xml:space="preserve">Requirement 1 – </w:t>
-      </w:r>
-      <w:bookmarkEnd w:id="1"/>
-      <w:r>
-        <w:rPr>
-          <w:rFonts w:ascii="Arial" w:hAnsi="Arial" w:cs="Arial"/>
-        </w:rPr>
-        <w:t>Domain testing</w:t>
-      </w:r>
-    </w:p>
-    <w:p>
-      <w:pPr>
         <w:pStyle w:val="Heading4"/>
         <w:rPr>
           <w:rFonts w:ascii="Arial" w:hAnsi="Arial" w:cs="Arial"/>
@@ -135,7 +113,7 @@
         <w:pStyle w:val="ListParagraph"/>
         <w:numPr>
           <w:ilvl w:val="0"/>
-          <w:numId w:val="50"/>
+          <w:numId w:val="51"/>
         </w:numPr>
         <w:spacing w:line="240" w:lineRule="auto"/>
         <w:rPr>
@@ -152,664 +130,7 @@
           <w:sz w:val="20"/>
           <w:szCs w:val="20"/>
         </w:rPr>
-        <w:t>Hệ thống có 4 biến đầu vào cần xử lý:</w:t>
-      </w:r>
-    </w:p>
-    <w:p>
-      <w:pPr>
-        <w:spacing w:line="240" w:lineRule="auto"/>
-        <w:rPr>
-          <w:rFonts w:ascii="Arial" w:hAnsi="Arial" w:cs="Arial"/>
-          <w:sz w:val="20"/>
-          <w:szCs w:val="20"/>
-        </w:rPr>
-      </w:pPr>
-      <w:r>
-        <w:rPr>
-          <w:rFonts w:ascii="Arial" w:hAnsi="Arial" w:cs="Arial"/>
-          <w:sz w:val="20"/>
-          <w:szCs w:val="20"/>
-        </w:rPr>
-        <w:t>1. Họ Tên (`name`): Bắt buộc.</w:t>
-      </w:r>
-    </w:p>
-    <w:p>
-      <w:pPr>
-        <w:spacing w:line="240" w:lineRule="auto"/>
-        <w:rPr>
-          <w:rFonts w:ascii="Arial" w:hAnsi="Arial" w:cs="Arial"/>
-          <w:sz w:val="20"/>
-          <w:szCs w:val="20"/>
-        </w:rPr>
-      </w:pPr>
-      <w:r>
-        <w:rPr>
-          <w:rFonts w:ascii="Arial" w:hAnsi="Arial" w:cs="Arial"/>
-          <w:sz w:val="20"/>
-          <w:szCs w:val="20"/>
-        </w:rPr>
-        <w:t>2. Email (`email`): Bắt buộc, đúng định dạng email, là duy nhất trong hệ thống.</w:t>
-      </w:r>
-    </w:p>
-    <w:p>
-      <w:pPr>
-        <w:spacing w:line="240" w:lineRule="auto"/>
-        <w:rPr>
-          <w:rFonts w:ascii="Arial" w:hAnsi="Arial" w:cs="Arial"/>
-          <w:sz w:val="20"/>
-          <w:szCs w:val="20"/>
-        </w:rPr>
-      </w:pPr>
-      <w:r>
-        <w:rPr>
-          <w:rFonts w:ascii="Arial" w:hAnsi="Arial" w:cs="Arial"/>
-          <w:sz w:val="20"/>
-          <w:szCs w:val="20"/>
-        </w:rPr>
-        <w:t>3. Mật khẩu (`password`): Bắt buộc, độ dài $\ge 8$ ký tự, chứa cả chữ hoa, chữ thường, chữ số và ký tự đặc biệt thuộc tập `@, $</w:t>
-      </w:r>
-      <w:proofErr w:type="gramStart"/>
-      <w:r>
-        <w:rPr>
-          <w:rFonts w:ascii="Arial" w:hAnsi="Arial" w:cs="Arial"/>
-          <w:sz w:val="20"/>
-          <w:szCs w:val="20"/>
-        </w:rPr>
-        <w:t>, !</w:t>
-      </w:r>
-      <w:proofErr w:type="gramEnd"/>
-      <w:r>
-        <w:rPr>
-          <w:rFonts w:ascii="Arial" w:hAnsi="Arial" w:cs="Arial"/>
-          <w:sz w:val="20"/>
-          <w:szCs w:val="20"/>
-        </w:rPr>
-        <w:t>, %, *, ?, &amp;`.</w:t>
-      </w:r>
-    </w:p>
-    <w:p>
-      <w:pPr>
-        <w:spacing w:line="240" w:lineRule="auto"/>
-        <w:rPr>
-          <w:rFonts w:ascii="Arial" w:hAnsi="Arial" w:cs="Arial"/>
-          <w:sz w:val="20"/>
-          <w:szCs w:val="20"/>
-        </w:rPr>
-      </w:pPr>
-      <w:r>
-        <w:rPr>
-          <w:rFonts w:ascii="Arial" w:hAnsi="Arial" w:cs="Arial"/>
-          <w:sz w:val="20"/>
-          <w:szCs w:val="20"/>
-        </w:rPr>
-        <w:t>4. Xác nhận mật khẩu (`confirm_password`): Bắt buộc, khớp hoàn toàn với mật khẩu.</w:t>
-      </w:r>
-    </w:p>
-    <w:p>
-      <w:pPr>
-        <w:pStyle w:val="ListParagraph"/>
-        <w:numPr>
-          <w:ilvl w:val="0"/>
-          <w:numId w:val="50"/>
-        </w:numPr>
-        <w:spacing w:line="240" w:lineRule="auto"/>
-        <w:rPr>
-          <w:rFonts w:ascii="Arial" w:hAnsi="Arial" w:cs="Arial"/>
-          <w:b/>
-          <w:sz w:val="20"/>
-          <w:szCs w:val="20"/>
-        </w:rPr>
-      </w:pPr>
-      <w:r>
-        <w:rPr>
-          <w:rFonts w:ascii="Arial" w:hAnsi="Arial" w:cs="Arial"/>
-          <w:b/>
-          <w:sz w:val="20"/>
-          <w:szCs w:val="20"/>
-        </w:rPr>
-        <w:t>Biến: Họ Tên (`name`)</w:t>
-      </w:r>
-    </w:p>
-    <w:p>
-      <w:pPr>
-        <w:spacing w:line="240" w:lineRule="auto"/>
-        <w:rPr>
-          <w:rFonts w:ascii="Arial" w:hAnsi="Arial" w:cs="Arial"/>
-          <w:sz w:val="20"/>
-          <w:szCs w:val="20"/>
-        </w:rPr>
-      </w:pPr>
-      <w:r>
-        <w:rPr>
-          <w:rFonts w:ascii="Arial" w:hAnsi="Arial" w:cs="Arial"/>
-          <w:sz w:val="20"/>
-          <w:szCs w:val="20"/>
-        </w:rPr>
-        <w:t xml:space="preserve">  - `VP1.1`: Chuỗi văn bản hợp lệ không rỗng (Ví dụ: `"Nguyen Van A"`).</w:t>
-      </w:r>
-    </w:p>
-    <w:p>
-      <w:pPr>
-        <w:spacing w:line="240" w:lineRule="auto"/>
-        <w:rPr>
-          <w:rFonts w:ascii="Arial" w:hAnsi="Arial" w:cs="Arial"/>
-          <w:sz w:val="20"/>
-          <w:szCs w:val="20"/>
-        </w:rPr>
-      </w:pPr>
-      <w:r>
-        <w:rPr>
-          <w:rFonts w:ascii="Arial" w:hAnsi="Arial" w:cs="Arial"/>
-          <w:sz w:val="20"/>
-          <w:szCs w:val="20"/>
-        </w:rPr>
-        <w:t xml:space="preserve">  - `IP1.1`: Bỏ trống / rỗng (`""`).</w:t>
-      </w:r>
-    </w:p>
-    <w:p>
-      <w:pPr>
-        <w:spacing w:line="240" w:lineRule="auto"/>
-        <w:rPr>
-          <w:rFonts w:ascii="Arial" w:hAnsi="Arial" w:cs="Arial"/>
-          <w:sz w:val="20"/>
-          <w:szCs w:val="20"/>
-        </w:rPr>
-      </w:pPr>
-      <w:r>
-        <w:rPr>
-          <w:rFonts w:ascii="Arial" w:hAnsi="Arial" w:cs="Arial"/>
-          <w:sz w:val="20"/>
-          <w:szCs w:val="20"/>
-        </w:rPr>
-        <w:t xml:space="preserve">  - `IP1.2`: Chỉ chứa khoảng trắng (`" "`).</w:t>
-      </w:r>
-    </w:p>
-    <w:p>
-      <w:pPr>
-        <w:pStyle w:val="ListParagraph"/>
-        <w:numPr>
-          <w:ilvl w:val="0"/>
-          <w:numId w:val="50"/>
-        </w:numPr>
-        <w:spacing w:line="240" w:lineRule="auto"/>
-        <w:rPr>
-          <w:rFonts w:ascii="Arial" w:hAnsi="Arial" w:cs="Arial"/>
-          <w:b/>
-          <w:sz w:val="20"/>
-          <w:szCs w:val="20"/>
-        </w:rPr>
-      </w:pPr>
-      <w:r>
-        <w:rPr>
-          <w:rFonts w:ascii="Arial" w:hAnsi="Arial" w:cs="Arial"/>
-          <w:b/>
-          <w:sz w:val="20"/>
-          <w:szCs w:val="20"/>
-        </w:rPr>
-        <w:t>Biến: Email (`email`)</w:t>
-      </w:r>
-    </w:p>
-    <w:p>
-      <w:pPr>
-        <w:spacing w:line="240" w:lineRule="auto"/>
-        <w:rPr>
-          <w:rFonts w:ascii="Arial" w:hAnsi="Arial" w:cs="Arial"/>
-          <w:sz w:val="20"/>
-          <w:szCs w:val="20"/>
-        </w:rPr>
-      </w:pPr>
-      <w:r>
-        <w:rPr>
-          <w:rFonts w:ascii="Arial" w:hAnsi="Arial" w:cs="Arial"/>
-          <w:sz w:val="20"/>
-          <w:szCs w:val="20"/>
-        </w:rPr>
-        <w:t xml:space="preserve">  - `VP2.1`: Email đúng cú pháp tiêu chuẩn `local@domain.ext` và chưa tồn tại trong hệ thống (Ví dụ: `"user@eshop.com"`).</w:t>
-      </w:r>
-    </w:p>
-    <w:p>
-      <w:pPr>
-        <w:spacing w:line="240" w:lineRule="auto"/>
-        <w:rPr>
-          <w:rFonts w:ascii="Arial" w:hAnsi="Arial" w:cs="Arial"/>
-          <w:sz w:val="20"/>
-          <w:szCs w:val="20"/>
-        </w:rPr>
-      </w:pPr>
-      <w:r>
-        <w:rPr>
-          <w:rFonts w:ascii="Arial" w:hAnsi="Arial" w:cs="Arial"/>
-          <w:sz w:val="20"/>
-          <w:szCs w:val="20"/>
-        </w:rPr>
-        <w:t xml:space="preserve">  - `IP2.1`: Bỏ trống (`""`).</w:t>
-      </w:r>
-    </w:p>
-    <w:p>
-      <w:pPr>
-        <w:spacing w:line="240" w:lineRule="auto"/>
-        <w:rPr>
-          <w:rFonts w:ascii="Arial" w:hAnsi="Arial" w:cs="Arial"/>
-          <w:sz w:val="20"/>
-          <w:szCs w:val="20"/>
-        </w:rPr>
-      </w:pPr>
-      <w:r>
-        <w:rPr>
-          <w:rFonts w:ascii="Arial" w:hAnsi="Arial" w:cs="Arial"/>
-          <w:sz w:val="20"/>
-          <w:szCs w:val="20"/>
-        </w:rPr>
-        <w:t xml:space="preserve">  - `IP2.2`: Thiếu ký tự `@` (Ví dụ: `"usereshop.com"`).</w:t>
-      </w:r>
-    </w:p>
-    <w:p>
-      <w:pPr>
-        <w:spacing w:line="240" w:lineRule="auto"/>
-        <w:rPr>
-          <w:rFonts w:ascii="Arial" w:hAnsi="Arial" w:cs="Arial"/>
-          <w:sz w:val="20"/>
-          <w:szCs w:val="20"/>
-        </w:rPr>
-      </w:pPr>
-      <w:r>
-        <w:rPr>
-          <w:rFonts w:ascii="Arial" w:hAnsi="Arial" w:cs="Arial"/>
-          <w:sz w:val="20"/>
-          <w:szCs w:val="20"/>
-        </w:rPr>
-        <w:t xml:space="preserve">  - `IP2.3`: Thiếu tên miền sau `@` (Ví dụ: `"user@"`).</w:t>
-      </w:r>
-    </w:p>
-    <w:p>
-      <w:pPr>
-        <w:spacing w:line="240" w:lineRule="auto"/>
-        <w:rPr>
-          <w:rFonts w:ascii="Arial" w:hAnsi="Arial" w:cs="Arial"/>
-          <w:sz w:val="20"/>
-          <w:szCs w:val="20"/>
-        </w:rPr>
-      </w:pPr>
-      <w:r>
-        <w:rPr>
-          <w:rFonts w:ascii="Arial" w:hAnsi="Arial" w:cs="Arial"/>
-          <w:sz w:val="20"/>
-          <w:szCs w:val="20"/>
-        </w:rPr>
-        <w:t xml:space="preserve">  - `IP2.4`: Thiếu định danh trước `@` (Ví dụ: `"@eshop.com"`).</w:t>
-      </w:r>
-    </w:p>
-    <w:p>
-      <w:pPr>
-        <w:spacing w:line="240" w:lineRule="auto"/>
-        <w:rPr>
-          <w:rFonts w:ascii="Arial" w:hAnsi="Arial" w:cs="Arial"/>
-          <w:sz w:val="20"/>
-          <w:szCs w:val="20"/>
-        </w:rPr>
-      </w:pPr>
-      <w:r>
-        <w:rPr>
-          <w:rFonts w:ascii="Arial" w:hAnsi="Arial" w:cs="Arial"/>
-          <w:sz w:val="20"/>
-          <w:szCs w:val="20"/>
-        </w:rPr>
-        <w:t xml:space="preserve">  - `IP2.5`: Thiếu phần mở rộng tên miền TLD (Ví dụ: `"user@eshop"`).</w:t>
-      </w:r>
-    </w:p>
-    <w:p>
-      <w:pPr>
-        <w:spacing w:line="240" w:lineRule="auto"/>
-        <w:rPr>
-          <w:rFonts w:ascii="Arial" w:hAnsi="Arial" w:cs="Arial"/>
-          <w:sz w:val="20"/>
-          <w:szCs w:val="20"/>
-        </w:rPr>
-      </w:pPr>
-      <w:r>
-        <w:rPr>
-          <w:rFonts w:ascii="Arial" w:hAnsi="Arial" w:cs="Arial"/>
-          <w:sz w:val="20"/>
-          <w:szCs w:val="20"/>
-        </w:rPr>
-        <w:t xml:space="preserve">  - `IP2.6`: Chứa ký tự không hợp lệ hoặc khoảng trắng (Ví dụ: `"user name@eshop.com"`).</w:t>
-      </w:r>
-    </w:p>
-    <w:p>
-      <w:pPr>
-        <w:spacing w:line="240" w:lineRule="auto"/>
-        <w:rPr>
-          <w:rFonts w:ascii="Arial" w:hAnsi="Arial" w:cs="Arial"/>
-          <w:sz w:val="20"/>
-          <w:szCs w:val="20"/>
-        </w:rPr>
-      </w:pPr>
-      <w:r>
-        <w:rPr>
-          <w:rFonts w:ascii="Arial" w:hAnsi="Arial" w:cs="Arial"/>
-          <w:sz w:val="20"/>
-          <w:szCs w:val="20"/>
-        </w:rPr>
-        <w:t xml:space="preserve">  - `IP2.7`: Email đã tồn tại trong cơ sở dữ liệu (Trùng lặp / Duplicate).</w:t>
-      </w:r>
-    </w:p>
-    <w:p>
-      <w:pPr>
-        <w:spacing w:line="240" w:lineRule="auto"/>
-        <w:rPr>
-          <w:rFonts w:ascii="Arial" w:hAnsi="Arial" w:cs="Arial"/>
-          <w:sz w:val="20"/>
-          <w:szCs w:val="20"/>
-        </w:rPr>
-      </w:pPr>
-    </w:p>
-    <w:p>
-      <w:pPr>
-        <w:pStyle w:val="ListParagraph"/>
-        <w:numPr>
-          <w:ilvl w:val="0"/>
-          <w:numId w:val="50"/>
-        </w:numPr>
-        <w:spacing w:line="240" w:lineRule="auto"/>
-        <w:rPr>
-          <w:rFonts w:ascii="Arial" w:hAnsi="Arial" w:cs="Arial"/>
-          <w:b/>
-          <w:sz w:val="20"/>
-          <w:szCs w:val="20"/>
-        </w:rPr>
-      </w:pPr>
-      <w:r>
-        <w:rPr>
-          <w:rFonts w:ascii="Arial" w:hAnsi="Arial" w:cs="Arial"/>
-          <w:b/>
-          <w:sz w:val="20"/>
-          <w:szCs w:val="20"/>
-        </w:rPr>
-        <w:t>Biến: Mật khẩu (`password`)</w:t>
-      </w:r>
-    </w:p>
-    <w:p>
-      <w:pPr>
-        <w:spacing w:line="240" w:lineRule="auto"/>
-        <w:rPr>
-          <w:rFonts w:ascii="Arial" w:hAnsi="Arial" w:cs="Arial"/>
-          <w:sz w:val="20"/>
-          <w:szCs w:val="20"/>
-        </w:rPr>
-      </w:pPr>
-      <w:r>
-        <w:rPr>
-          <w:rFonts w:ascii="Arial" w:hAnsi="Arial" w:cs="Arial"/>
-          <w:sz w:val="20"/>
-          <w:szCs w:val="20"/>
-        </w:rPr>
-        <w:lastRenderedPageBreak/>
-        <w:t xml:space="preserve">  - `VP3.1`: Độ dài $\ge 8$, có đủ chữ hoa, chữ thường, chữ số và ký tự đặc biệt trong nhóm `@, $</w:t>
-      </w:r>
-      <w:proofErr w:type="gramStart"/>
-      <w:r>
-        <w:rPr>
-          <w:rFonts w:ascii="Arial" w:hAnsi="Arial" w:cs="Arial"/>
-          <w:sz w:val="20"/>
-          <w:szCs w:val="20"/>
-        </w:rPr>
-        <w:t>, !</w:t>
-      </w:r>
-      <w:proofErr w:type="gramEnd"/>
-      <w:r>
-        <w:rPr>
-          <w:rFonts w:ascii="Arial" w:hAnsi="Arial" w:cs="Arial"/>
-          <w:sz w:val="20"/>
-          <w:szCs w:val="20"/>
-        </w:rPr>
-        <w:t>, %, *, ?, &amp;` (Ví dụ: độ dài biên 8 ký tự `"Pass123!"` hoặc độ dài &gt; 8 như</w:t>
-      </w:r>
-      <w:r>
-        <w:rPr>
-          <w:rFonts w:ascii="Arial" w:hAnsi="Arial" w:cs="Arial"/>
-          <w:sz w:val="20"/>
-          <w:szCs w:val="20"/>
-        </w:rPr>
-        <w:t xml:space="preserve"> `"Admin@2026"`).</w:t>
-      </w:r>
-    </w:p>
-    <w:p>
-      <w:pPr>
-        <w:spacing w:line="240" w:lineRule="auto"/>
-        <w:rPr>
-          <w:rFonts w:ascii="Arial" w:hAnsi="Arial" w:cs="Arial"/>
-          <w:sz w:val="20"/>
-          <w:szCs w:val="20"/>
-        </w:rPr>
-      </w:pPr>
-      <w:r>
-        <w:rPr>
-          <w:rFonts w:ascii="Arial" w:hAnsi="Arial" w:cs="Arial"/>
-          <w:sz w:val="20"/>
-          <w:szCs w:val="20"/>
-        </w:rPr>
-        <w:t xml:space="preserve">  - `IP3.1`: Bỏ trống (`""`).</w:t>
-      </w:r>
-    </w:p>
-    <w:p>
-      <w:pPr>
-        <w:spacing w:line="240" w:lineRule="auto"/>
-        <w:rPr>
-          <w:rFonts w:ascii="Arial" w:hAnsi="Arial" w:cs="Arial"/>
-          <w:sz w:val="20"/>
-          <w:szCs w:val="20"/>
-        </w:rPr>
-      </w:pPr>
-      <w:r>
-        <w:rPr>
-          <w:rFonts w:ascii="Arial" w:hAnsi="Arial" w:cs="Arial"/>
-          <w:sz w:val="20"/>
-          <w:szCs w:val="20"/>
-        </w:rPr>
-        <w:t xml:space="preserve">  - `IP3.2`: Độ dài $&lt; 8$ ký tự mặc dù có đủ 4 nhóm ký tự (Ví dụ: biên $L = 7$: `"Pa1@xyz"`).</w:t>
-      </w:r>
-    </w:p>
-    <w:p>
-      <w:pPr>
-        <w:spacing w:line="240" w:lineRule="auto"/>
-        <w:rPr>
-          <w:rFonts w:ascii="Arial" w:hAnsi="Arial" w:cs="Arial"/>
-          <w:sz w:val="20"/>
-          <w:szCs w:val="20"/>
-        </w:rPr>
-      </w:pPr>
-      <w:r>
-        <w:rPr>
-          <w:rFonts w:ascii="Arial" w:hAnsi="Arial" w:cs="Arial"/>
-          <w:sz w:val="20"/>
-          <w:szCs w:val="20"/>
-        </w:rPr>
-        <w:t xml:space="preserve">  - `IP3.3`: Thiếu chữ hoa (Chỉ có chữ thường, số, ký tự đặc biệt; $\ge 8$ ký tự, ví dụ: `"pass@123"`).</w:t>
-      </w:r>
-    </w:p>
-    <w:p>
-      <w:pPr>
-        <w:spacing w:line="240" w:lineRule="auto"/>
-        <w:rPr>
-          <w:rFonts w:ascii="Arial" w:hAnsi="Arial" w:cs="Arial"/>
-          <w:sz w:val="20"/>
-          <w:szCs w:val="20"/>
-        </w:rPr>
-      </w:pPr>
-      <w:r>
-        <w:rPr>
-          <w:rFonts w:ascii="Arial" w:hAnsi="Arial" w:cs="Arial"/>
-          <w:sz w:val="20"/>
-          <w:szCs w:val="20"/>
-        </w:rPr>
-        <w:t xml:space="preserve">  - `IP3.4`: Thiếu chữ thường (Chỉ có chữ hoa, số, ký tự đặc biệt; $\ge 8$ ký tự, ví dụ: `"PASS@123"`).</w:t>
-      </w:r>
-    </w:p>
-    <w:p>
-      <w:pPr>
-        <w:spacing w:line="240" w:lineRule="auto"/>
-        <w:rPr>
-          <w:rFonts w:ascii="Arial" w:hAnsi="Arial" w:cs="Arial"/>
-          <w:sz w:val="20"/>
-          <w:szCs w:val="20"/>
-        </w:rPr>
-      </w:pPr>
-      <w:r>
-        <w:rPr>
-          <w:rFonts w:ascii="Arial" w:hAnsi="Arial" w:cs="Arial"/>
-          <w:sz w:val="20"/>
-          <w:szCs w:val="20"/>
-        </w:rPr>
-        <w:t xml:space="preserve">  - `IP3.5`: Thiếu chữ số (Chỉ có chữ hoa, chữ thường, ký tự đặc biệt; $\ge 8$ ký tự, ví dụ: `"Pass@word"`).</w:t>
-      </w:r>
-    </w:p>
-    <w:p>
-      <w:pPr>
-        <w:spacing w:line="240" w:lineRule="auto"/>
-        <w:rPr>
-          <w:rFonts w:ascii="Arial" w:hAnsi="Arial" w:cs="Arial"/>
-          <w:sz w:val="20"/>
-          <w:szCs w:val="20"/>
-        </w:rPr>
-      </w:pPr>
-      <w:r>
-        <w:rPr>
-          <w:rFonts w:ascii="Arial" w:hAnsi="Arial" w:cs="Arial"/>
-          <w:sz w:val="20"/>
-          <w:szCs w:val="20"/>
-        </w:rPr>
-        <w:t xml:space="preserve">  - `IP3.6`: Thiếu ký tự đặc biệt (Chỉ có chữ hoa, chữ thường, chữ số; $\ge 8$ ký tự, ví dụ: `"Password123"`).</w:t>
-      </w:r>
-    </w:p>
-    <w:p>
-      <w:pPr>
-        <w:spacing w:line="240" w:lineRule="auto"/>
-        <w:rPr>
-          <w:rFonts w:ascii="Arial" w:hAnsi="Arial" w:cs="Arial"/>
-          <w:sz w:val="20"/>
-          <w:szCs w:val="20"/>
-        </w:rPr>
-      </w:pPr>
-      <w:r>
-        <w:rPr>
-          <w:rFonts w:ascii="Arial" w:hAnsi="Arial" w:cs="Arial"/>
-          <w:sz w:val="20"/>
-          <w:szCs w:val="20"/>
-        </w:rPr>
-        <w:t xml:space="preserve">  - `IP3.7`: Chứa ký tự đặc biệt không nằm trong tập cho phép (Ví dụ: dùng `#`, `^`, `~`, </w:t>
-      </w:r>
-      <w:proofErr w:type="gramStart"/>
-      <w:r>
-        <w:rPr>
-          <w:rFonts w:ascii="Arial" w:hAnsi="Arial" w:cs="Arial"/>
-          <w:sz w:val="20"/>
-          <w:szCs w:val="20"/>
-        </w:rPr>
-        <w:t>`.`</w:t>
-      </w:r>
-      <w:proofErr w:type="gramEnd"/>
-      <w:r>
-        <w:rPr>
-          <w:rFonts w:ascii="Arial" w:hAnsi="Arial" w:cs="Arial"/>
-          <w:sz w:val="20"/>
-          <w:szCs w:val="20"/>
-        </w:rPr>
-        <w:t xml:space="preserve"> thay vì tập quy định, ví dụ</w:t>
-      </w:r>
-      <w:r>
-        <w:rPr>
-          <w:rFonts w:ascii="Arial" w:hAnsi="Arial" w:cs="Arial"/>
-          <w:sz w:val="20"/>
-          <w:szCs w:val="20"/>
-        </w:rPr>
-        <w:t>: `"Password#123"`).</w:t>
-      </w:r>
-    </w:p>
-    <w:p>
-      <w:pPr>
-        <w:pStyle w:val="ListParagraph"/>
-        <w:numPr>
-          <w:ilvl w:val="0"/>
-          <w:numId w:val="50"/>
-        </w:numPr>
-        <w:spacing w:line="240" w:lineRule="auto"/>
-        <w:rPr>
-          <w:rFonts w:ascii="Arial" w:hAnsi="Arial" w:cs="Arial"/>
-          <w:b/>
-          <w:sz w:val="20"/>
-          <w:szCs w:val="20"/>
-        </w:rPr>
-      </w:pPr>
-      <w:r>
-        <w:rPr>
-          <w:rFonts w:ascii="Arial" w:hAnsi="Arial" w:cs="Arial"/>
-          <w:b/>
-          <w:sz w:val="20"/>
-          <w:szCs w:val="20"/>
-        </w:rPr>
-        <w:t>Biến: Xác nhận mật khẩu (`confirm_password`)</w:t>
-      </w:r>
-    </w:p>
-    <w:p>
-      <w:pPr>
-        <w:spacing w:line="240" w:lineRule="auto"/>
-        <w:rPr>
-          <w:rFonts w:ascii="Arial" w:hAnsi="Arial" w:cs="Arial"/>
-          <w:sz w:val="20"/>
-          <w:szCs w:val="20"/>
-        </w:rPr>
-      </w:pPr>
-      <w:r>
-        <w:rPr>
-          <w:rFonts w:ascii="Arial" w:hAnsi="Arial" w:cs="Arial"/>
-          <w:sz w:val="20"/>
-          <w:szCs w:val="20"/>
-        </w:rPr>
-        <w:t xml:space="preserve">  - `VP4.1`: Trùng khớp hoàn toàn từng ký tự với trường Mật khẩu (`confirm_password === password`).</w:t>
-      </w:r>
-    </w:p>
-    <w:p>
-      <w:pPr>
-        <w:spacing w:line="240" w:lineRule="auto"/>
-        <w:rPr>
-          <w:rFonts w:ascii="Arial" w:hAnsi="Arial" w:cs="Arial"/>
-          <w:sz w:val="20"/>
-          <w:szCs w:val="20"/>
-        </w:rPr>
-      </w:pPr>
-      <w:r>
-        <w:rPr>
-          <w:rFonts w:ascii="Arial" w:hAnsi="Arial" w:cs="Arial"/>
-          <w:sz w:val="20"/>
-          <w:szCs w:val="20"/>
-        </w:rPr>
-        <w:t xml:space="preserve"> </w:t>
-      </w:r>
-      <w:r>
-        <w:rPr>
-          <w:rFonts w:ascii="Arial" w:hAnsi="Arial" w:cs="Arial"/>
-          <w:sz w:val="20"/>
-          <w:szCs w:val="20"/>
-        </w:rPr>
-        <w:t>- `IP4.1`: Bỏ trống (`""`).</w:t>
-      </w:r>
-    </w:p>
-    <w:p>
-      <w:pPr>
-        <w:spacing w:line="240" w:lineRule="auto"/>
-        <w:rPr>
-          <w:rFonts w:ascii="Arial" w:hAnsi="Arial" w:cs="Arial"/>
-          <w:sz w:val="20"/>
-          <w:szCs w:val="20"/>
-        </w:rPr>
-      </w:pPr>
-      <w:r>
-        <w:rPr>
-          <w:rFonts w:ascii="Arial" w:hAnsi="Arial" w:cs="Arial"/>
-          <w:sz w:val="20"/>
-          <w:szCs w:val="20"/>
-        </w:rPr>
-        <w:t xml:space="preserve">  - `IP4.2`: Không khớp với mật khẩu (Khác ký tự hoặc khác chữ hoa/thường, ví dụ: `"Pass123!"` vs `"Pass123$"`).</w:t>
+        <w:t>Test cases</w:t>
       </w:r>
     </w:p>
     <w:tbl>
@@ -1571,16 +892,7 @@
                 <w:sz w:val="16"/>
                 <w:szCs w:val="16"/>
               </w:rPr>
-              <w:t xml:space="preserve">- Họ Tên: Nguyen Van A&lt;br&gt;- Email: user@ (Thiếu domain)&lt;br&gt;- Mật khẩu: Test@1234&lt;br&gt;- Xác nhận </w:t>
-            </w:r>
-            <w:r>
-              <w:rPr>
-                <w:rFonts w:ascii="Arial" w:hAnsi="Arial" w:cs="Arial"/>
-                <w:sz w:val="16"/>
-                <w:szCs w:val="16"/>
-              </w:rPr>
-              <w:lastRenderedPageBreak/>
-              <w:t>MK: Test@1234</w:t>
+              <w:t>- Họ Tên: Nguyen Van A&lt;br&gt;- Email: user@ (Thiếu domain)&lt;br&gt;- Mật khẩu: Test@1234&lt;br&gt;- Xác nhận MK: Test@1234</w:t>
             </w:r>
           </w:p>
         </w:tc>
@@ -1604,17 +916,7 @@
                 <w:sz w:val="16"/>
                 <w:szCs w:val="16"/>
               </w:rPr>
-              <w:lastRenderedPageBreak/>
-              <w:t xml:space="preserve">Hệ thống từ chối đăng ký, báo lỗi: "Email không đúng định </w:t>
-            </w:r>
-            <w:r>
-              <w:rPr>
-                <w:rFonts w:ascii="Arial" w:hAnsi="Arial" w:cs="Arial"/>
-                <w:sz w:val="16"/>
-                <w:szCs w:val="16"/>
-              </w:rPr>
-              <w:lastRenderedPageBreak/>
-              <w:t>dạng".</w:t>
+              <w:t>Hệ thống từ chối đăng ký, báo lỗi: "Email không đúng định dạng".</w:t>
             </w:r>
           </w:p>
         </w:tc>
@@ -1638,7 +940,6 @@
                 <w:sz w:val="16"/>
                 <w:szCs w:val="16"/>
               </w:rPr>
-              <w:lastRenderedPageBreak/>
               <w:t>Invalid</w:t>
             </w:r>
           </w:p>
@@ -1668,7 +969,6 @@
                 <w:sz w:val="16"/>
                 <w:szCs w:val="16"/>
               </w:rPr>
-              <w:lastRenderedPageBreak/>
               <w:t>TC_REG_08</w:t>
             </w:r>
           </w:p>
@@ -2073,6 +1373,7 @@
                 <w:sz w:val="16"/>
                 <w:szCs w:val="16"/>
               </w:rPr>
+              <w:lastRenderedPageBreak/>
               <w:t>TC_REG_12</w:t>
             </w:r>
           </w:p>
@@ -2978,7 +2279,6 @@
     </w:p>
     <w:p>
       <w:pPr>
-        <w:ind w:left="360"/>
         <w:rPr>
           <w:rFonts w:ascii="Arial" w:hAnsi="Arial" w:cs="Arial"/>
           <w:b/>
@@ -2993,17 +2293,127 @@
           <w:sz w:val="20"/>
           <w:szCs w:val="20"/>
         </w:rPr>
-        <w:t xml:space="preserve">-  </w:t>
-      </w:r>
-      <w:r>
+        <w:t>Bước 1: Trích xuất các biến đầu vào và xác định ràng buộc nghiệp vụ</w:t>
+      </w:r>
+    </w:p>
+    <w:p>
+      <w:pPr>
+        <w:rPr>
+          <w:rFonts w:ascii="Arial" w:hAnsi="Arial" w:cs="Arial"/>
+          <w:sz w:val="20"/>
+          <w:szCs w:val="20"/>
+        </w:rPr>
+      </w:pPr>
+      <w:r>
+        <w:rPr>
+          <w:rFonts w:ascii="Arial" w:hAnsi="Arial" w:cs="Arial"/>
+          <w:sz w:val="20"/>
+          <w:szCs w:val="20"/>
+        </w:rPr>
+        <w:t xml:space="preserve">- </w:t>
+      </w:r>
+      <w:r>
+        <w:rPr>
+          <w:rFonts w:ascii="Arial" w:hAnsi="Arial" w:cs="Arial"/>
+          <w:sz w:val="20"/>
+          <w:szCs w:val="20"/>
+        </w:rPr>
+        <w:t>Cách thực hiệ</w:t>
+      </w:r>
+      <w:r>
+        <w:rPr>
+          <w:rFonts w:ascii="Arial" w:hAnsi="Arial" w:cs="Arial"/>
+          <w:sz w:val="20"/>
+          <w:szCs w:val="20"/>
+        </w:rPr>
+        <w:t>n:</w:t>
+      </w:r>
+      <w:r>
+        <w:rPr>
+          <w:rFonts w:ascii="Arial" w:hAnsi="Arial" w:cs="Arial"/>
+          <w:sz w:val="20"/>
+          <w:szCs w:val="20"/>
+        </w:rPr>
+        <w:t xml:space="preserve"> Đọc đặc tả FR-01 và lập danh sách tất cả các tham số mà người dùng có thể gửi lên hệ thống:</w:t>
+      </w:r>
+    </w:p>
+    <w:p>
+      <w:pPr>
+        <w:rPr>
+          <w:rFonts w:ascii="Arial" w:hAnsi="Arial" w:cs="Arial"/>
+          <w:sz w:val="20"/>
+          <w:szCs w:val="20"/>
+        </w:rPr>
+      </w:pPr>
+      <w:r>
+        <w:rPr>
+          <w:rFonts w:ascii="Arial" w:hAnsi="Arial" w:cs="Arial"/>
+          <w:sz w:val="20"/>
+          <w:szCs w:val="20"/>
+        </w:rPr>
+        <w:t xml:space="preserve">  1. `name`: Kiểu chuỗi, bắt buộc.</w:t>
+      </w:r>
+    </w:p>
+    <w:p>
+      <w:pPr>
+        <w:rPr>
+          <w:rFonts w:ascii="Arial" w:hAnsi="Arial" w:cs="Arial"/>
+          <w:sz w:val="20"/>
+          <w:szCs w:val="20"/>
+        </w:rPr>
+      </w:pPr>
+      <w:r>
+        <w:rPr>
+          <w:rFonts w:ascii="Arial" w:hAnsi="Arial" w:cs="Arial"/>
+          <w:sz w:val="20"/>
+          <w:szCs w:val="20"/>
+        </w:rPr>
+        <w:t xml:space="preserve">  2. `email`: Kiểu chuỗi, bắt buộc, tuân thủ định dạng RFC, tính duy nhất trong CSDL.</w:t>
+      </w:r>
+    </w:p>
+    <w:p>
+      <w:pPr>
+        <w:rPr>
+          <w:rFonts w:ascii="Arial" w:hAnsi="Arial" w:cs="Arial"/>
+          <w:sz w:val="20"/>
+          <w:szCs w:val="20"/>
+        </w:rPr>
+      </w:pPr>
+      <w:r>
+        <w:rPr>
+          <w:rFonts w:ascii="Arial" w:hAnsi="Arial" w:cs="Arial"/>
+          <w:sz w:val="20"/>
+          <w:szCs w:val="20"/>
+        </w:rPr>
+        <w:t xml:space="preserve">  3. `password`: Kiểu chuỗi bí mật, bắt buộc, tối thiểu 8 ký tự, phối hợp 4 nhóm ký tự.</w:t>
+      </w:r>
+    </w:p>
+    <w:p>
+      <w:pPr>
+        <w:rPr>
+          <w:rFonts w:ascii="Arial" w:hAnsi="Arial" w:cs="Arial"/>
+          <w:sz w:val="20"/>
+          <w:szCs w:val="20"/>
+        </w:rPr>
+      </w:pPr>
+      <w:r>
+        <w:rPr>
+          <w:rFonts w:ascii="Arial" w:hAnsi="Arial" w:cs="Arial"/>
+          <w:sz w:val="20"/>
+          <w:szCs w:val="20"/>
+        </w:rPr>
+        <w:t xml:space="preserve">  4. `confirm_password`: Kiểu chuỗi, bắt buộc, quan hệ phụ thuộc vào `password`.</w:t>
+      </w:r>
+    </w:p>
+    <w:p>
+      <w:pPr>
         <w:rPr>
           <w:rFonts w:ascii="Arial" w:hAnsi="Arial" w:cs="Arial"/>
           <w:b/>
           <w:sz w:val="20"/>
           <w:szCs w:val="20"/>
         </w:rPr>
-        <w:t>Kỹ thuật Phân vùng tương đương (Eq</w:t>
-      </w:r>
+      </w:pPr>
       <w:r>
         <w:rPr>
           <w:rFonts w:ascii="Arial" w:hAnsi="Arial" w:cs="Arial"/>
@@ -3011,12 +2421,11 @@
           <w:sz w:val="20"/>
           <w:szCs w:val="20"/>
         </w:rPr>
-        <w:t>uivalence Partitioning - EP):</w:t>
+        <w:t>Bước 2: Phân tách Phân vùng tương đương (Equivalence Partitioning)</w:t>
       </w:r>
     </w:p>
     <w:p>
       <w:pPr>
-        <w:ind w:left="360"/>
         <w:rPr>
           <w:rFonts w:ascii="Arial" w:hAnsi="Arial" w:cs="Arial"/>
           <w:sz w:val="20"/>
@@ -3029,81 +2438,82 @@
           <w:sz w:val="20"/>
           <w:szCs w:val="20"/>
         </w:rPr>
-        <w:t xml:space="preserve">- </w:t>
-      </w:r>
-      <w:r>
+        <w:t>Với mỗi biến, ta phân chia thành 2 nhóm phân vùng độc lập:</w:t>
+      </w:r>
+    </w:p>
+    <w:p>
+      <w:pPr>
         <w:rPr>
           <w:rFonts w:ascii="Arial" w:hAnsi="Arial" w:cs="Arial"/>
           <w:sz w:val="20"/>
           <w:szCs w:val="20"/>
         </w:rPr>
-        <w:t>Giả định rằng nếu một giá trị trong phân vùng hoạt động đúng (hoặc kích hoạt lỗi), thì mọi giá trị khác trong cùng phân vùng đó cũng sẽ có hành vi tương tự.</w:t>
-      </w:r>
-    </w:p>
-    <w:p>
-      <w:pPr>
-        <w:ind w:left="360"/>
+      </w:pPr>
+      <w:r>
         <w:rPr>
           <w:rFonts w:ascii="Arial" w:hAnsi="Arial" w:cs="Arial"/>
           <w:sz w:val="20"/>
           <w:szCs w:val="20"/>
         </w:rPr>
-      </w:pPr>
-    </w:p>
-    <w:p>
-      <w:pPr>
-        <w:ind w:left="360"/>
+        <w:t>- __Valid Partitions (Miền hợp lệ - VP</w:t>
+      </w:r>
+      <w:proofErr w:type="gramStart"/>
+      <w:r>
         <w:rPr>
           <w:rFonts w:ascii="Arial" w:hAnsi="Arial" w:cs="Arial"/>
           <w:sz w:val="20"/>
           <w:szCs w:val="20"/>
         </w:rPr>
-      </w:pPr>
+        <w:t>):_</w:t>
+      </w:r>
+      <w:proofErr w:type="gramEnd"/>
       <w:r>
         <w:rPr>
           <w:rFonts w:ascii="Arial" w:hAnsi="Arial" w:cs="Arial"/>
           <w:sz w:val="20"/>
           <w:szCs w:val="20"/>
         </w:rPr>
-        <w:lastRenderedPageBreak/>
-        <w:t xml:space="preserve">  - </w:t>
-      </w:r>
-      <w:r>
+        <w:t>_ Tập hợp các giá trị đáp ứng hoàn toàn mọi quy tắc nghiệp vụ. Hệ thống bắt buộc phải xử lý thành công (Happy Path).</w:t>
+      </w:r>
+    </w:p>
+    <w:p>
+      <w:pPr>
         <w:rPr>
           <w:rFonts w:ascii="Arial" w:hAnsi="Arial" w:cs="Arial"/>
           <w:sz w:val="20"/>
           <w:szCs w:val="20"/>
         </w:rPr>
-        <w:t>Cách áp dụ</w:t>
-      </w:r>
+      </w:pPr>
       <w:r>
         <w:rPr>
           <w:rFonts w:ascii="Arial" w:hAnsi="Arial" w:cs="Arial"/>
           <w:sz w:val="20"/>
           <w:szCs w:val="20"/>
         </w:rPr>
-        <w:t>ng:</w:t>
-      </w:r>
+        <w:lastRenderedPageBreak/>
+        <w:t>- __Invalid Partitions (Miền bất hợp lệ - IP</w:t>
+      </w:r>
+      <w:proofErr w:type="gramStart"/>
       <w:r>
         <w:rPr>
           <w:rFonts w:ascii="Arial" w:hAnsi="Arial" w:cs="Arial"/>
           <w:sz w:val="20"/>
           <w:szCs w:val="20"/>
         </w:rPr>
-        <w:t xml:space="preserve"> Với từng trường, ta bóc tách các yêu cầu nghiệp vụ thành hai nhóm đối lậ</w:t>
-      </w:r>
+        <w:t>):_</w:t>
+      </w:r>
+      <w:proofErr w:type="gramEnd"/>
       <w:r>
         <w:rPr>
           <w:rFonts w:ascii="Arial" w:hAnsi="Arial" w:cs="Arial"/>
           <w:sz w:val="20"/>
           <w:szCs w:val="20"/>
         </w:rPr>
-        <w:t>p:</w:t>
+        <w:t>_ Tập hợp các giá trị vi phạm ít nhất một điều kiện nghiệp vụ. Hệ thống bắt buộc phải chặn lại và hiển thị thông báo lỗi tương ứng.</w:t>
       </w:r>
     </w:p>
     <w:p>
       <w:pPr>
-        <w:ind w:left="360"/>
         <w:rPr>
           <w:rFonts w:ascii="Arial" w:hAnsi="Arial" w:cs="Arial"/>
           <w:sz w:val="20"/>
@@ -3116,86 +2526,29 @@
           <w:sz w:val="20"/>
           <w:szCs w:val="20"/>
         </w:rPr>
-        <w:t xml:space="preserve">    - </w:t>
-      </w:r>
+        <w:t>- *Nguyên tắc chia nhỏ (Granularity</w:t>
+      </w:r>
+      <w:proofErr w:type="gramStart"/>
       <w:r>
         <w:rPr>
           <w:rFonts w:ascii="Arial" w:hAnsi="Arial" w:cs="Arial"/>
           <w:sz w:val="20"/>
           <w:szCs w:val="20"/>
         </w:rPr>
-        <w:t>Miền hợp lệ</w:t>
-      </w:r>
+        <w:t>):*</w:t>
+      </w:r>
+      <w:proofErr w:type="gramEnd"/>
       <w:r>
         <w:rPr>
           <w:rFonts w:ascii="Arial" w:hAnsi="Arial" w:cs="Arial"/>
           <w:sz w:val="20"/>
           <w:szCs w:val="20"/>
         </w:rPr>
-        <w:t xml:space="preserve"> (Valid Partition):</w:t>
-      </w:r>
-      <w:r>
-        <w:rPr>
-          <w:rFonts w:ascii="Arial" w:hAnsi="Arial" w:cs="Arial"/>
-          <w:sz w:val="20"/>
-          <w:szCs w:val="20"/>
-        </w:rPr>
-        <w:t xml:space="preserve"> Tập các giá trị hệ thống phải xử lý thành công (Ví dụ: email có `@` và domain, mật khẩu hội đủ cả 4 tiêu chuẩn ký tự).</w:t>
+        <w:t xml:space="preserve"> Không gộp chung các nguyên nhân lỗi. Ví dụ với trường `email`, lỗi "thiếu @" (`IP2.2`) và lỗi "email trùng lặp trong DB" (`IP2.7`) thuộc về hai miền lỗi khác nhau (lỗi cú pháp vs. lỗi tính duy nhất dữ liệu) nên phải tách thành 2 phân vùng riêng biệt.</w:t>
       </w:r>
     </w:p>
     <w:p>
       <w:pPr>
-        <w:ind w:left="360"/>
-        <w:rPr>
-          <w:rFonts w:ascii="Arial" w:hAnsi="Arial" w:cs="Arial"/>
-          <w:sz w:val="20"/>
-          <w:szCs w:val="20"/>
-        </w:rPr>
-      </w:pPr>
-      <w:r>
-        <w:rPr>
-          <w:rFonts w:ascii="Arial" w:hAnsi="Arial" w:cs="Arial"/>
-          <w:sz w:val="20"/>
-          <w:szCs w:val="20"/>
-        </w:rPr>
-        <w:t xml:space="preserve">    - </w:t>
-      </w:r>
-      <w:r>
-        <w:rPr>
-          <w:rFonts w:ascii="Arial" w:hAnsi="Arial" w:cs="Arial"/>
-          <w:sz w:val="20"/>
-          <w:szCs w:val="20"/>
-        </w:rPr>
-        <w:t>Miền không hợp lệ</w:t>
-      </w:r>
-      <w:r>
-        <w:rPr>
-          <w:rFonts w:ascii="Arial" w:hAnsi="Arial" w:cs="Arial"/>
-          <w:sz w:val="20"/>
-          <w:szCs w:val="20"/>
-        </w:rPr>
-        <w:t xml:space="preserve"> (Invalid Partition):</w:t>
-      </w:r>
-      <w:r>
-        <w:rPr>
-          <w:rFonts w:ascii="Arial" w:hAnsi="Arial" w:cs="Arial"/>
-          <w:sz w:val="20"/>
-          <w:szCs w:val="20"/>
-        </w:rPr>
-        <w:t xml:space="preserve"> Tập các giá trị vi phạm quy tắc mà hệ thống phải bắt lỗi (Ví dụ: thiếu chữ hoa, thiếu số, thiếu ký tự đặc biệt, email trùng lặ</w:t>
-      </w:r>
-      <w:r>
-        <w:rPr>
-          <w:rFonts w:ascii="Arial" w:hAnsi="Arial" w:cs="Arial"/>
-          <w:sz w:val="20"/>
-          <w:szCs w:val="20"/>
-        </w:rPr>
-        <w:t>p).</w:t>
-      </w:r>
-    </w:p>
-    <w:p>
-      <w:pPr>
-        <w:ind w:left="360"/>
         <w:rPr>
           <w:rFonts w:ascii="Arial" w:hAnsi="Arial" w:cs="Arial"/>
           <w:b/>
@@ -3210,17 +2563,166 @@
           <w:sz w:val="20"/>
           <w:szCs w:val="20"/>
         </w:rPr>
-        <w:t xml:space="preserve">- </w:t>
-      </w:r>
-      <w:r>
+        <w:t>Bước 3: Thiết lập ma trận kết hợp theo nguyên tắc "Đơn biến lỗi" (Single Fault Assumption)</w:t>
+      </w:r>
+    </w:p>
+    <w:p>
+      <w:pPr>
+        <w:rPr>
+          <w:rFonts w:ascii="Arial" w:hAnsi="Arial" w:cs="Arial"/>
+          <w:sz w:val="20"/>
+          <w:szCs w:val="20"/>
+        </w:rPr>
+      </w:pPr>
+      <w:r>
+        <w:rPr>
+          <w:rFonts w:ascii="Arial" w:hAnsi="Arial" w:cs="Arial"/>
+          <w:sz w:val="20"/>
+          <w:szCs w:val="20"/>
+        </w:rPr>
+        <w:t xml:space="preserve">Khi kết hợp các phân vùng của nhiều biến vào một kịch bản kiểm thử, sai lầm phổ biến nhất là đưa nhiều giá trị lỗi vào cùng một test case. Điều này dẫn đến __Fault Masking (Hiện tượng lỗi che khuất </w:t>
+      </w:r>
+      <w:proofErr w:type="gramStart"/>
+      <w:r>
+        <w:rPr>
+          <w:rFonts w:ascii="Arial" w:hAnsi="Arial" w:cs="Arial"/>
+          <w:sz w:val="20"/>
+          <w:szCs w:val="20"/>
+        </w:rPr>
+        <w:t>lỗi)_</w:t>
+      </w:r>
+      <w:proofErr w:type="gramEnd"/>
+      <w:r>
+        <w:rPr>
+          <w:rFonts w:ascii="Arial" w:hAnsi="Arial" w:cs="Arial"/>
+          <w:sz w:val="20"/>
+          <w:szCs w:val="20"/>
+        </w:rPr>
+        <w:t>_ — tức là nếu Email sai, hệ thống báo lỗi Email và dừng lại ngay, ta sẽ không thể biết logic kiểm tra Password có hoạt động hay không.</w:t>
+      </w:r>
+    </w:p>
+    <w:p>
+      <w:pPr>
+        <w:rPr>
+          <w:rFonts w:ascii="Arial" w:hAnsi="Arial" w:cs="Arial"/>
+          <w:sz w:val="20"/>
+          <w:szCs w:val="20"/>
+        </w:rPr>
+      </w:pPr>
+      <w:r>
+        <w:rPr>
+          <w:rFonts w:ascii="Arial" w:hAnsi="Arial" w:cs="Arial"/>
+          <w:sz w:val="20"/>
+          <w:szCs w:val="20"/>
+        </w:rPr>
+        <w:t xml:space="preserve">- __Quy tắc giải </w:t>
+      </w:r>
+      <w:proofErr w:type="gramStart"/>
+      <w:r>
+        <w:rPr>
+          <w:rFonts w:ascii="Arial" w:hAnsi="Arial" w:cs="Arial"/>
+          <w:sz w:val="20"/>
+          <w:szCs w:val="20"/>
+        </w:rPr>
+        <w:t>quyết:_</w:t>
+      </w:r>
+      <w:proofErr w:type="gramEnd"/>
+      <w:r>
+        <w:rPr>
+          <w:rFonts w:ascii="Arial" w:hAnsi="Arial" w:cs="Arial"/>
+          <w:sz w:val="20"/>
+          <w:szCs w:val="20"/>
+        </w:rPr>
+        <w:t>_</w:t>
+      </w:r>
+    </w:p>
+    <w:p>
+      <w:pPr>
+        <w:rPr>
+          <w:rFonts w:ascii="Arial" w:hAnsi="Arial" w:cs="Arial"/>
+          <w:sz w:val="20"/>
+          <w:szCs w:val="20"/>
+        </w:rPr>
+      </w:pPr>
+      <w:r>
+        <w:rPr>
+          <w:rFonts w:ascii="Arial" w:hAnsi="Arial" w:cs="Arial"/>
+          <w:sz w:val="20"/>
+          <w:szCs w:val="20"/>
+        </w:rPr>
+        <w:t xml:space="preserve">  - __Test Case hợp </w:t>
+      </w:r>
+      <w:proofErr w:type="gramStart"/>
+      <w:r>
+        <w:rPr>
+          <w:rFonts w:ascii="Arial" w:hAnsi="Arial" w:cs="Arial"/>
+          <w:sz w:val="20"/>
+          <w:szCs w:val="20"/>
+        </w:rPr>
+        <w:t>lệ:_</w:t>
+      </w:r>
+      <w:proofErr w:type="gramEnd"/>
+      <w:r>
+        <w:rPr>
+          <w:rFonts w:ascii="Arial" w:hAnsi="Arial" w:cs="Arial"/>
+          <w:sz w:val="20"/>
+          <w:szCs w:val="20"/>
+        </w:rPr>
+        <w:t>_ Kết hợp các phân vùng hợp lệ của __tất cả__ các biế</w:t>
+      </w:r>
+      <w:r>
+        <w:rPr>
+          <w:rFonts w:ascii="Arial" w:hAnsi="Arial" w:cs="Arial"/>
+          <w:sz w:val="20"/>
+          <w:szCs w:val="20"/>
+        </w:rPr>
+        <w:t>n</w:t>
+      </w:r>
+    </w:p>
+    <w:p>
+      <w:pPr>
+        <w:rPr>
+          <w:rFonts w:ascii="Arial" w:hAnsi="Arial" w:cs="Arial"/>
+          <w:sz w:val="20"/>
+          <w:szCs w:val="20"/>
+        </w:rPr>
+      </w:pPr>
+      <w:r>
+        <w:rPr>
+          <w:rFonts w:ascii="Arial" w:hAnsi="Arial" w:cs="Arial"/>
+          <w:sz w:val="20"/>
+          <w:szCs w:val="20"/>
+        </w:rPr>
+        <w:t xml:space="preserve">  - __Test Case không hợp </w:t>
+      </w:r>
+      <w:proofErr w:type="gramStart"/>
+      <w:r>
+        <w:rPr>
+          <w:rFonts w:ascii="Arial" w:hAnsi="Arial" w:cs="Arial"/>
+          <w:sz w:val="20"/>
+          <w:szCs w:val="20"/>
+        </w:rPr>
+        <w:t>lệ:_</w:t>
+      </w:r>
+      <w:proofErr w:type="gramEnd"/>
+      <w:r>
+        <w:rPr>
+          <w:rFonts w:ascii="Arial" w:hAnsi="Arial" w:cs="Arial"/>
+          <w:sz w:val="20"/>
+          <w:szCs w:val="20"/>
+        </w:rPr>
+        <w:t>_ Tại mỗi thời điểm, __chỉ cho phép DUY NHẤT 1 biến mang giá trị Invalid__, toàn bộ các biến còn lại phải giữ ở giá trị Valid chuẩn (Baseline Values</w:t>
+      </w:r>
+    </w:p>
+    <w:p>
+      <w:pPr>
         <w:rPr>
           <w:rFonts w:ascii="Arial" w:hAnsi="Arial" w:cs="Arial"/>
           <w:b/>
           <w:sz w:val="20"/>
           <w:szCs w:val="20"/>
         </w:rPr>
-        <w:t>Nguyên tắc "Đơn biến lỗi" (Single Fault Assump</w:t>
-      </w:r>
+      </w:pPr>
       <w:r>
         <w:rPr>
           <w:rFonts w:ascii="Arial" w:hAnsi="Arial" w:cs="Arial"/>
@@ -3228,12 +2730,11 @@
           <w:sz w:val="20"/>
           <w:szCs w:val="20"/>
         </w:rPr>
-        <w:t>tion / One-Factor-At-A-Time):</w:t>
+        <w:t>Bước 4: Chuyển đổi thành Test Cases có thể thực thi</w:t>
       </w:r>
     </w:p>
     <w:p>
       <w:pPr>
-        <w:ind w:left="360"/>
         <w:rPr>
           <w:rFonts w:ascii="Arial" w:hAnsi="Arial" w:cs="Arial"/>
           <w:sz w:val="20"/>
@@ -3246,220 +2747,26 @@
           <w:sz w:val="20"/>
           <w:szCs w:val="20"/>
         </w:rPr>
-        <w:t xml:space="preserve">  - </w:t>
-      </w:r>
-      <w:r>
+        <w:t>- Chọn một giá trị đại diện cụ thể (Concrete Value) cho mỗi phân vùng.</w:t>
+      </w:r>
+    </w:p>
+    <w:p>
+      <w:pPr>
         <w:rPr>
           <w:rFonts w:ascii="Arial" w:hAnsi="Arial" w:cs="Arial"/>
           <w:sz w:val="20"/>
           <w:szCs w:val="20"/>
         </w:rPr>
-        <w:t>Bản chấ</w:t>
-      </w:r>
+      </w:pPr>
       <w:r>
         <w:rPr>
           <w:rFonts w:ascii="Arial" w:hAnsi="Arial" w:cs="Arial"/>
           <w:sz w:val="20"/>
           <w:szCs w:val="20"/>
         </w:rPr>
-        <w:t>t:</w:t>
-      </w:r>
-      <w:r>
-        <w:rPr>
-          <w:rFonts w:ascii="Arial" w:hAnsi="Arial" w:cs="Arial"/>
-          <w:sz w:val="20"/>
-          <w:szCs w:val="20"/>
-        </w:rPr>
-        <w:t xml:space="preserve"> Nếu đưa vào 1 test case có cả Email sai định dạng và Mật khẩu thiếu chữ số, khi hệ thống trả về lỗi "Email sai định dạng", ta sẽ không biết được logic kiểm tra mật khẩu có thực sự hoạt động hay không (hiện tượ</w:t>
-      </w:r>
-      <w:r>
-        <w:rPr>
-          <w:rFonts w:ascii="Arial" w:hAnsi="Arial" w:cs="Arial"/>
-          <w:sz w:val="20"/>
-          <w:szCs w:val="20"/>
-        </w:rPr>
-        <w:t>ng Fault Masking</w:t>
-      </w:r>
-      <w:r>
-        <w:rPr>
-          <w:rFonts w:ascii="Arial" w:hAnsi="Arial" w:cs="Arial"/>
-          <w:sz w:val="20"/>
-          <w:szCs w:val="20"/>
-        </w:rPr>
-        <w:t>).</w:t>
+        <w:t>- Gán Test ID, dữ liệu đầu vào cụ thể, và kết quả mong đợi (Expected Output) rõ ràng cho từng trường hợp.</w:t>
       </w:r>
     </w:p>
-    <w:p>
-      <w:pPr>
-        <w:ind w:left="360"/>
-        <w:rPr>
-          <w:rFonts w:ascii="Arial" w:hAnsi="Arial" w:cs="Arial"/>
-          <w:sz w:val="20"/>
-          <w:szCs w:val="20"/>
-        </w:rPr>
-      </w:pPr>
-      <w:r>
-        <w:rPr>
-          <w:rFonts w:ascii="Arial" w:hAnsi="Arial" w:cs="Arial"/>
-          <w:sz w:val="20"/>
-          <w:szCs w:val="20"/>
-        </w:rPr>
-        <w:t xml:space="preserve">  - </w:t>
-      </w:r>
-      <w:r>
-        <w:rPr>
-          <w:rFonts w:ascii="Arial" w:hAnsi="Arial" w:cs="Arial"/>
-          <w:sz w:val="20"/>
-          <w:szCs w:val="20"/>
-        </w:rPr>
-        <w:t>Cách áp dụ</w:t>
-      </w:r>
-      <w:r>
-        <w:rPr>
-          <w:rFonts w:ascii="Arial" w:hAnsi="Arial" w:cs="Arial"/>
-          <w:sz w:val="20"/>
-          <w:szCs w:val="20"/>
-        </w:rPr>
-        <w:t>ng:</w:t>
-      </w:r>
-      <w:r>
-        <w:rPr>
-          <w:rFonts w:ascii="Arial" w:hAnsi="Arial" w:cs="Arial"/>
-          <w:sz w:val="20"/>
-          <w:szCs w:val="20"/>
-        </w:rPr>
-        <w:t xml:space="preserve"> Trong bảng ma trận ở Bước 2, mỗi ca Invalid chỉ kích hoạ</w:t>
-      </w:r>
-      <w:r>
-        <w:rPr>
-          <w:rFonts w:ascii="Arial" w:hAnsi="Arial" w:cs="Arial"/>
-          <w:sz w:val="20"/>
-          <w:szCs w:val="20"/>
-        </w:rPr>
-        <w:t xml:space="preserve">t </w:t>
-      </w:r>
-      <w:r>
-        <w:rPr>
-          <w:rFonts w:ascii="Arial" w:hAnsi="Arial" w:cs="Arial"/>
-          <w:sz w:val="20"/>
-          <w:szCs w:val="20"/>
-        </w:rPr>
-        <w:t>duy nhất 1 phân vùng lỗ</w:t>
-      </w:r>
-      <w:r>
-        <w:rPr>
-          <w:rFonts w:ascii="Arial" w:hAnsi="Arial" w:cs="Arial"/>
-          <w:sz w:val="20"/>
-          <w:szCs w:val="20"/>
-        </w:rPr>
-        <w:t>i</w:t>
-      </w:r>
-      <w:r>
-        <w:rPr>
-          <w:rFonts w:ascii="Arial" w:hAnsi="Arial" w:cs="Arial"/>
-          <w:sz w:val="20"/>
-          <w:szCs w:val="20"/>
-        </w:rPr>
-        <w:t>, 3 trường còn lại bắt buộc phải lấy giá trị hợp lệ tiêu chuẩn. Nhờ đó, nếu test case FAIL, ta định vị chính xác lỗi thuộc về biế</w:t>
-      </w:r>
-      <w:r>
-        <w:rPr>
-          <w:rFonts w:ascii="Arial" w:hAnsi="Arial" w:cs="Arial"/>
-          <w:sz w:val="20"/>
-          <w:szCs w:val="20"/>
-        </w:rPr>
-        <w:t>n nào.</w:t>
-      </w:r>
-    </w:p>
-    <w:p>
-      <w:pPr>
-        <w:ind w:left="360"/>
-        <w:rPr>
-          <w:rFonts w:ascii="Arial" w:hAnsi="Arial" w:cs="Arial"/>
-          <w:b/>
-          <w:sz w:val="20"/>
-          <w:szCs w:val="20"/>
-        </w:rPr>
-      </w:pPr>
-      <w:r>
-        <w:rPr>
-          <w:rFonts w:ascii="Arial" w:hAnsi="Arial" w:cs="Arial"/>
-          <w:b/>
-          <w:sz w:val="20"/>
-          <w:szCs w:val="20"/>
-        </w:rPr>
-        <w:t xml:space="preserve">- </w:t>
-      </w:r>
-      <w:r>
-        <w:rPr>
-          <w:rFonts w:ascii="Arial" w:hAnsi="Arial" w:cs="Arial"/>
-          <w:b/>
-          <w:sz w:val="20"/>
-          <w:szCs w:val="20"/>
-        </w:rPr>
-        <w:t>Độ bao phủ miề</w:t>
-      </w:r>
-      <w:r>
-        <w:rPr>
-          <w:rFonts w:ascii="Arial" w:hAnsi="Arial" w:cs="Arial"/>
-          <w:b/>
-          <w:sz w:val="20"/>
-          <w:szCs w:val="20"/>
-        </w:rPr>
-        <w:t>n (Domain Coverage):</w:t>
-      </w:r>
-    </w:p>
-    <w:p>
-      <w:pPr>
-        <w:ind w:left="360"/>
-        <w:rPr>
-          <w:rFonts w:ascii="Arial" w:hAnsi="Arial" w:cs="Arial"/>
-          <w:sz w:val="20"/>
-          <w:szCs w:val="20"/>
-        </w:rPr>
-      </w:pPr>
-      <w:r>
-        <w:rPr>
-          <w:rFonts w:ascii="Arial" w:hAnsi="Arial" w:cs="Arial"/>
-          <w:sz w:val="20"/>
-          <w:szCs w:val="20"/>
-        </w:rPr>
-        <w:t xml:space="preserve">  - Tập 20 Test Cases trên đạ</w:t>
-      </w:r>
-      <w:r>
-        <w:rPr>
-          <w:rFonts w:ascii="Arial" w:hAnsi="Arial" w:cs="Arial"/>
-          <w:sz w:val="20"/>
-          <w:szCs w:val="20"/>
-        </w:rPr>
-        <w:t xml:space="preserve">t </w:t>
-      </w:r>
-      <w:r>
-        <w:rPr>
-          <w:rFonts w:ascii="Arial" w:hAnsi="Arial" w:cs="Arial"/>
-          <w:sz w:val="20"/>
-          <w:szCs w:val="20"/>
-        </w:rPr>
-        <w:t>100% độ bao phủ các phân vùng hợp lệ và không hợp lệ</w:t>
-      </w:r>
-      <w:r>
-        <w:rPr>
-          <w:rFonts w:ascii="Arial" w:hAnsi="Arial" w:cs="Arial"/>
-          <w:sz w:val="20"/>
-          <w:szCs w:val="20"/>
-        </w:rPr>
-        <w:t xml:space="preserve"> </w:t>
-      </w:r>
-      <w:r>
-        <w:rPr>
-          <w:rFonts w:ascii="Arial" w:hAnsi="Arial" w:cs="Arial"/>
-          <w:sz w:val="20"/>
-          <w:szCs w:val="20"/>
-        </w:rPr>
-        <w:t>đã xác định theo đặc tả FR-01, đồng thời kiểm tra đầy đủ các ràng buộc về tính duy nhất (Unique), tính toàn vẹn (Case-sensitivity) và tập con ký tự đặc biệt cho phép.</w:t>
-      </w:r>
-    </w:p>
-    <w:p/>
     <w:p>
       <w:pPr>
         <w:pStyle w:val="Heading5"/>
@@ -3476,6 +2783,22 @@
           <w:i/>
         </w:rPr>
         <w:t>Boundary Value Analysis</w:t>
+      </w:r>
+    </w:p>
+    <w:p>
+      <w:pPr>
+        <w:pStyle w:val="ListParagraph"/>
+        <w:numPr>
+          <w:ilvl w:val="0"/>
+          <w:numId w:val="50"/>
+        </w:numPr>
+      </w:pPr>
+      <w:r>
+        <w:rPr>
+          <w:rFonts w:ascii="Arial" w:hAnsi="Arial" w:cs="Arial"/>
+          <w:b/>
+        </w:rPr>
+        <w:t>Test cases</w:t>
       </w:r>
     </w:p>
     <w:tbl>
@@ -3485,17 +2808,17 @@
         <w:tblLook w:val="04A0" w:firstRow="1" w:lastRow="0" w:firstColumn="1" w:lastColumn="0" w:noHBand="0" w:noVBand="1"/>
       </w:tblPr>
       <w:tblGrid>
-        <w:gridCol w:w="1461"/>
-        <w:gridCol w:w="1515"/>
-        <w:gridCol w:w="1451"/>
-        <w:gridCol w:w="1535"/>
-        <w:gridCol w:w="1452"/>
-        <w:gridCol w:w="1442"/>
+        <w:gridCol w:w="1423"/>
+        <w:gridCol w:w="1450"/>
+        <w:gridCol w:w="1397"/>
+        <w:gridCol w:w="1829"/>
+        <w:gridCol w:w="1396"/>
+        <w:gridCol w:w="1361"/>
       </w:tblGrid>
       <w:tr>
         <w:tc>
           <w:tcPr>
-            <w:tcW w:w="1476" w:type="dxa"/>
+            <w:tcW w:w="1461" w:type="dxa"/>
             <w:vAlign w:val="center"/>
           </w:tcPr>
           <w:p>
@@ -3518,7 +2841,7 @@
         </w:tc>
         <w:tc>
           <w:tcPr>
-            <w:tcW w:w="1476" w:type="dxa"/>
+            <w:tcW w:w="1515" w:type="dxa"/>
             <w:vAlign w:val="center"/>
           </w:tcPr>
           <w:p>
@@ -3541,7 +2864,7 @@
         </w:tc>
         <w:tc>
           <w:tcPr>
-            <w:tcW w:w="1476" w:type="dxa"/>
+            <w:tcW w:w="1451" w:type="dxa"/>
             <w:vAlign w:val="center"/>
           </w:tcPr>
           <w:p>
@@ -3564,7 +2887,7 @@
         </w:tc>
         <w:tc>
           <w:tcPr>
-            <w:tcW w:w="1476" w:type="dxa"/>
+            <w:tcW w:w="1535" w:type="dxa"/>
             <w:vAlign w:val="center"/>
           </w:tcPr>
           <w:p>
@@ -3587,7 +2910,7 @@
         </w:tc>
         <w:tc>
           <w:tcPr>
-            <w:tcW w:w="1476" w:type="dxa"/>
+            <w:tcW w:w="1452" w:type="dxa"/>
             <w:vAlign w:val="center"/>
           </w:tcPr>
           <w:p>
@@ -3610,7 +2933,7 @@
         </w:tc>
         <w:tc>
           <w:tcPr>
-            <w:tcW w:w="1476" w:type="dxa"/>
+            <w:tcW w:w="1442" w:type="dxa"/>
             <w:vAlign w:val="center"/>
           </w:tcPr>
           <w:p>
@@ -3635,7 +2958,7 @@
       <w:tr>
         <w:tc>
           <w:tcPr>
-            <w:tcW w:w="1476" w:type="dxa"/>
+            <w:tcW w:w="1461" w:type="dxa"/>
             <w:vAlign w:val="center"/>
           </w:tcPr>
           <w:p>
@@ -3658,7 +2981,7 @@
         </w:tc>
         <w:tc>
           <w:tcPr>
-            <w:tcW w:w="1476" w:type="dxa"/>
+            <w:tcW w:w="1515" w:type="dxa"/>
             <w:vAlign w:val="center"/>
           </w:tcPr>
           <w:p>
@@ -3681,7 +3004,7 @@
         </w:tc>
         <w:tc>
           <w:tcPr>
-            <w:tcW w:w="1476" w:type="dxa"/>
+            <w:tcW w:w="1451" w:type="dxa"/>
             <w:vAlign w:val="center"/>
           </w:tcPr>
           <w:p>
@@ -3698,13 +3021,13 @@
                 <w:sz w:val="16"/>
                 <w:szCs w:val="16"/>
               </w:rPr>
-              <w:t>$min - 1$ (7 ký tự)</w:t>
+              <w:t>$Min - 1$ (7 ký tự)</w:t>
             </w:r>
           </w:p>
         </w:tc>
         <w:tc>
           <w:tcPr>
-            <w:tcW w:w="1476" w:type="dxa"/>
+            <w:tcW w:w="1535" w:type="dxa"/>
             <w:vAlign w:val="center"/>
           </w:tcPr>
           <w:p>
@@ -3721,13 +3044,13 @@
                 <w:sz w:val="16"/>
                 <w:szCs w:val="16"/>
               </w:rPr>
-              <w:t>Pass1@a (7 ký tự: 1 hoa, 3 thường, 1 số, 1 ký tự đặc biệt)</w:t>
+              <w:t>Ab1@xyz (7 ký tự, đủ 4 nhóm)</w:t>
             </w:r>
           </w:p>
         </w:tc>
         <w:tc>
           <w:tcPr>
-            <w:tcW w:w="1476" w:type="dxa"/>
+            <w:tcW w:w="1452" w:type="dxa"/>
             <w:vAlign w:val="center"/>
           </w:tcPr>
           <w:p>
@@ -3744,13 +3067,13 @@
                 <w:sz w:val="16"/>
                 <w:szCs w:val="16"/>
               </w:rPr>
-              <w:t>Báo lỗi: "Mật khẩu phải từ 8 ký tự trở lên". Từ chối đăng ký.</w:t>
+              <w:t>Hệ thống từ chối, báo lỗi: "Mật khẩu phải dài tối thiểu 8 ký tự".</w:t>
             </w:r>
           </w:p>
         </w:tc>
         <w:tc>
           <w:tcPr>
-            <w:tcW w:w="1476" w:type="dxa"/>
+            <w:tcW w:w="1442" w:type="dxa"/>
             <w:vAlign w:val="center"/>
           </w:tcPr>
           <w:p>
@@ -3775,7 +3098,7 @@
       <w:tr>
         <w:tc>
           <w:tcPr>
-            <w:tcW w:w="1476" w:type="dxa"/>
+            <w:tcW w:w="1461" w:type="dxa"/>
             <w:vAlign w:val="center"/>
           </w:tcPr>
           <w:p>
@@ -3798,7 +3121,7 @@
         </w:tc>
         <w:tc>
           <w:tcPr>
-            <w:tcW w:w="1476" w:type="dxa"/>
+            <w:tcW w:w="1515" w:type="dxa"/>
             <w:vAlign w:val="center"/>
           </w:tcPr>
           <w:p>
@@ -3821,7 +3144,7 @@
         </w:tc>
         <w:tc>
           <w:tcPr>
-            <w:tcW w:w="1476" w:type="dxa"/>
+            <w:tcW w:w="1451" w:type="dxa"/>
             <w:vAlign w:val="center"/>
           </w:tcPr>
           <w:p>
@@ -3838,13 +3161,13 @@
                 <w:sz w:val="16"/>
                 <w:szCs w:val="16"/>
               </w:rPr>
-              <w:t>$min$ (8 ký tự)</w:t>
+              <w:t>$Min$ (8 ký tự)</w:t>
             </w:r>
           </w:p>
         </w:tc>
         <w:tc>
           <w:tcPr>
-            <w:tcW w:w="1476" w:type="dxa"/>
+            <w:tcW w:w="1535" w:type="dxa"/>
             <w:vAlign w:val="center"/>
           </w:tcPr>
           <w:p>
@@ -3861,13 +3184,13 @@
                 <w:sz w:val="16"/>
                 <w:szCs w:val="16"/>
               </w:rPr>
-              <w:t>Pass1@ab (8 ký tự: đủ 4 nhóm ký tự)</w:t>
+              <w:t>Pass123! (8 ký tự, đủ 4 nhóm)</w:t>
             </w:r>
           </w:p>
         </w:tc>
         <w:tc>
           <w:tcPr>
-            <w:tcW w:w="1476" w:type="dxa"/>
+            <w:tcW w:w="1452" w:type="dxa"/>
             <w:vAlign w:val="center"/>
           </w:tcPr>
           <w:p>
@@ -3884,13 +3207,13 @@
                 <w:sz w:val="16"/>
                 <w:szCs w:val="16"/>
               </w:rPr>
-              <w:t>Đăng ký thành công, chuyển hướng tới /login.</w:t>
+              <w:t>Hệ thống chấp nhận, đăng ký tài khoản thành công.</w:t>
             </w:r>
           </w:p>
         </w:tc>
         <w:tc>
           <w:tcPr>
-            <w:tcW w:w="1476" w:type="dxa"/>
+            <w:tcW w:w="1442" w:type="dxa"/>
             <w:vAlign w:val="center"/>
           </w:tcPr>
           <w:p>
@@ -3915,7 +3238,7 @@
       <w:tr>
         <w:tc>
           <w:tcPr>
-            <w:tcW w:w="1476" w:type="dxa"/>
+            <w:tcW w:w="1461" w:type="dxa"/>
             <w:vAlign w:val="center"/>
           </w:tcPr>
           <w:p>
@@ -3938,7 +3261,7 @@
         </w:tc>
         <w:tc>
           <w:tcPr>
-            <w:tcW w:w="1476" w:type="dxa"/>
+            <w:tcW w:w="1515" w:type="dxa"/>
             <w:vAlign w:val="center"/>
           </w:tcPr>
           <w:p>
@@ -3961,7 +3284,7 @@
         </w:tc>
         <w:tc>
           <w:tcPr>
-            <w:tcW w:w="1476" w:type="dxa"/>
+            <w:tcW w:w="1451" w:type="dxa"/>
             <w:vAlign w:val="center"/>
           </w:tcPr>
           <w:p>
@@ -3978,15 +3301,13 @@
                 <w:sz w:val="16"/>
                 <w:szCs w:val="16"/>
               </w:rPr>
-              <w:t>$min + 1$ (9 ký tự)</w:t>
-            </w:r>
-            <w:bookmarkStart w:id="2" w:name="_GoBack"/>
-            <w:bookmarkEnd w:id="2"/>
+              <w:t>$Min + 1$ (9 ký tự)</w:t>
+            </w:r>
           </w:p>
         </w:tc>
         <w:tc>
           <w:tcPr>
-            <w:tcW w:w="1476" w:type="dxa"/>
+            <w:tcW w:w="1535" w:type="dxa"/>
             <w:vAlign w:val="center"/>
           </w:tcPr>
           <w:p>
@@ -4003,13 +3324,13 @@
                 <w:sz w:val="16"/>
                 <w:szCs w:val="16"/>
               </w:rPr>
-              <w:t>Pass1@abc (9 ký tự: đủ 4 nhóm ký tự)</w:t>
+              <w:t>Pass123!a (9 ký tự, đủ 4 nhóm)</w:t>
             </w:r>
           </w:p>
         </w:tc>
         <w:tc>
           <w:tcPr>
-            <w:tcW w:w="1476" w:type="dxa"/>
+            <w:tcW w:w="1452" w:type="dxa"/>
             <w:vAlign w:val="center"/>
           </w:tcPr>
           <w:p>
@@ -4026,13 +3347,13 @@
                 <w:sz w:val="16"/>
                 <w:szCs w:val="16"/>
               </w:rPr>
-              <w:t>Đăng ký thành công, chuyển hướng tới /login.</w:t>
+              <w:t>Hệ thống chấp nhận, đăng ký tài khoản thành công.</w:t>
             </w:r>
           </w:p>
         </w:tc>
         <w:tc>
           <w:tcPr>
-            <w:tcW w:w="1476" w:type="dxa"/>
+            <w:tcW w:w="1442" w:type="dxa"/>
             <w:vAlign w:val="center"/>
           </w:tcPr>
           <w:p>
@@ -4057,7 +3378,7 @@
       <w:tr>
         <w:tc>
           <w:tcPr>
-            <w:tcW w:w="1476" w:type="dxa"/>
+            <w:tcW w:w="1461" w:type="dxa"/>
             <w:vAlign w:val="center"/>
           </w:tcPr>
           <w:p>
@@ -4080,7 +3401,7 @@
         </w:tc>
         <w:tc>
           <w:tcPr>
-            <w:tcW w:w="1476" w:type="dxa"/>
+            <w:tcW w:w="1515" w:type="dxa"/>
             <w:vAlign w:val="center"/>
           </w:tcPr>
           <w:p>
@@ -4103,7 +3424,7 @@
         </w:tc>
         <w:tc>
           <w:tcPr>
-            <w:tcW w:w="1476" w:type="dxa"/>
+            <w:tcW w:w="1451" w:type="dxa"/>
             <w:vAlign w:val="center"/>
           </w:tcPr>
           <w:p>
@@ -4120,13 +3441,13 @@
                 <w:sz w:val="16"/>
                 <w:szCs w:val="16"/>
               </w:rPr>
-              <w:t>$max - 1$ (127 ký tự)</w:t>
+              <w:t>$Max - 1$ (254 ký tự)</w:t>
             </w:r>
           </w:p>
         </w:tc>
         <w:tc>
           <w:tcPr>
-            <w:tcW w:w="1476" w:type="dxa"/>
+            <w:tcW w:w="1535" w:type="dxa"/>
             <w:vAlign w:val="center"/>
           </w:tcPr>
           <w:p>
@@ -4143,13 +3464,13 @@
                 <w:sz w:val="16"/>
                 <w:szCs w:val="16"/>
               </w:rPr>
-              <w:t>Chuỗi 127 ký tự: Pass1@ + 121 ký tự a</w:t>
+              <w:t>Chuỗi 254 ký tự: "Pass123!" + "a"*246</w:t>
             </w:r>
           </w:p>
         </w:tc>
         <w:tc>
           <w:tcPr>
-            <w:tcW w:w="1476" w:type="dxa"/>
+            <w:tcW w:w="1452" w:type="dxa"/>
             <w:vAlign w:val="center"/>
           </w:tcPr>
           <w:p>
@@ -4166,13 +3487,13 @@
                 <w:sz w:val="16"/>
                 <w:szCs w:val="16"/>
               </w:rPr>
-              <w:t>Đăng ký thành công, chuyển hướng tới /login.</w:t>
+              <w:t>Hệ thống chấp nhận, đăng ký tài khoản thành công.</w:t>
             </w:r>
           </w:p>
         </w:tc>
         <w:tc>
           <w:tcPr>
-            <w:tcW w:w="1476" w:type="dxa"/>
+            <w:tcW w:w="1442" w:type="dxa"/>
             <w:vAlign w:val="center"/>
           </w:tcPr>
           <w:p>
@@ -4197,7 +3518,7 @@
       <w:tr>
         <w:tc>
           <w:tcPr>
-            <w:tcW w:w="1476" w:type="dxa"/>
+            <w:tcW w:w="1461" w:type="dxa"/>
             <w:vAlign w:val="center"/>
           </w:tcPr>
           <w:p>
@@ -4220,7 +3541,7 @@
         </w:tc>
         <w:tc>
           <w:tcPr>
-            <w:tcW w:w="1476" w:type="dxa"/>
+            <w:tcW w:w="1515" w:type="dxa"/>
             <w:vAlign w:val="center"/>
           </w:tcPr>
           <w:p>
@@ -4243,7 +3564,7 @@
         </w:tc>
         <w:tc>
           <w:tcPr>
-            <w:tcW w:w="1476" w:type="dxa"/>
+            <w:tcW w:w="1451" w:type="dxa"/>
             <w:vAlign w:val="center"/>
           </w:tcPr>
           <w:p>
@@ -4260,13 +3581,13 @@
                 <w:sz w:val="16"/>
                 <w:szCs w:val="16"/>
               </w:rPr>
-              <w:t>$max$ (128 ký tự)</w:t>
+              <w:t>$Max$ (255 ký tự)</w:t>
             </w:r>
           </w:p>
         </w:tc>
         <w:tc>
           <w:tcPr>
-            <w:tcW w:w="1476" w:type="dxa"/>
+            <w:tcW w:w="1535" w:type="dxa"/>
             <w:vAlign w:val="center"/>
           </w:tcPr>
           <w:p>
@@ -4283,13 +3604,13 @@
                 <w:sz w:val="16"/>
                 <w:szCs w:val="16"/>
               </w:rPr>
-              <w:t>Chuỗi 128 ký tự: Pass1@ + 122 ký tự a</w:t>
+              <w:t>Chuỗi 255 ký tự: "Pass123!" + "a"*247</w:t>
             </w:r>
           </w:p>
         </w:tc>
         <w:tc>
           <w:tcPr>
-            <w:tcW w:w="1476" w:type="dxa"/>
+            <w:tcW w:w="1452" w:type="dxa"/>
             <w:vAlign w:val="center"/>
           </w:tcPr>
           <w:p>
@@ -4306,13 +3627,13 @@
                 <w:sz w:val="16"/>
                 <w:szCs w:val="16"/>
               </w:rPr>
-              <w:t>Đăng ký thành công, chuyển hướng tới /login.</w:t>
+              <w:t>Hệ thống chấp nhận, đăng ký tài khoản thành công.</w:t>
             </w:r>
           </w:p>
         </w:tc>
         <w:tc>
           <w:tcPr>
-            <w:tcW w:w="1476" w:type="dxa"/>
+            <w:tcW w:w="1442" w:type="dxa"/>
             <w:vAlign w:val="center"/>
           </w:tcPr>
           <w:p>
@@ -4337,7 +3658,7 @@
       <w:tr>
         <w:tc>
           <w:tcPr>
-            <w:tcW w:w="1476" w:type="dxa"/>
+            <w:tcW w:w="1461" w:type="dxa"/>
             <w:vAlign w:val="center"/>
           </w:tcPr>
           <w:p>
@@ -4360,7 +3681,7 @@
         </w:tc>
         <w:tc>
           <w:tcPr>
-            <w:tcW w:w="1476" w:type="dxa"/>
+            <w:tcW w:w="1515" w:type="dxa"/>
             <w:vAlign w:val="center"/>
           </w:tcPr>
           <w:p>
@@ -4383,7 +3704,7 @@
         </w:tc>
         <w:tc>
           <w:tcPr>
-            <w:tcW w:w="1476" w:type="dxa"/>
+            <w:tcW w:w="1451" w:type="dxa"/>
             <w:vAlign w:val="center"/>
           </w:tcPr>
           <w:p>
@@ -4400,13 +3721,13 @@
                 <w:sz w:val="16"/>
                 <w:szCs w:val="16"/>
               </w:rPr>
-              <w:t>$max + 1$ (129 ký tự)</w:t>
+              <w:t>$Max + 1$ (256 ký tự)</w:t>
             </w:r>
           </w:p>
         </w:tc>
         <w:tc>
           <w:tcPr>
-            <w:tcW w:w="1476" w:type="dxa"/>
+            <w:tcW w:w="1535" w:type="dxa"/>
             <w:vAlign w:val="center"/>
           </w:tcPr>
           <w:p>
@@ -4423,13 +3744,13 @@
                 <w:sz w:val="16"/>
                 <w:szCs w:val="16"/>
               </w:rPr>
-              <w:t>Chuỗi 129 ký tự: Pass1@ + 123 ký tự a</w:t>
+              <w:t>Chuỗi 256 ký tự: "Pass123!" + "a"*248</w:t>
             </w:r>
           </w:p>
         </w:tc>
         <w:tc>
           <w:tcPr>
-            <w:tcW w:w="1476" w:type="dxa"/>
+            <w:tcW w:w="1452" w:type="dxa"/>
             <w:vAlign w:val="center"/>
           </w:tcPr>
           <w:p>
@@ -4446,13 +3767,22 @@
                 <w:sz w:val="16"/>
                 <w:szCs w:val="16"/>
               </w:rPr>
-              <w:t>Báo lỗi: "Mật khẩu vượt quá độ dài tối đa 128 ký tự".</w:t>
+              <w:t xml:space="preserve">Hệ thống từ chối hoặc cắt chuỗi, báo lỗi: "Mật khẩu không được </w:t>
+            </w:r>
+            <w:r>
+              <w:rPr>
+                <w:rFonts w:ascii="Arial" w:hAnsi="Arial" w:cs="Arial"/>
+                <w:sz w:val="16"/>
+                <w:szCs w:val="16"/>
+              </w:rPr>
+              <w:lastRenderedPageBreak/>
+              <w:t>vượt quá 255 ký tự".</w:t>
             </w:r>
           </w:p>
         </w:tc>
         <w:tc>
           <w:tcPr>
-            <w:tcW w:w="1476" w:type="dxa"/>
+            <w:tcW w:w="1442" w:type="dxa"/>
             <w:vAlign w:val="center"/>
           </w:tcPr>
           <w:p>
@@ -4469,6 +3799,7 @@
                 <w:sz w:val="16"/>
                 <w:szCs w:val="16"/>
               </w:rPr>
+              <w:lastRenderedPageBreak/>
               <w:t>Invalid</w:t>
             </w:r>
           </w:p>
@@ -4477,7 +3808,7 @@
       <w:tr>
         <w:tc>
           <w:tcPr>
-            <w:tcW w:w="1476" w:type="dxa"/>
+            <w:tcW w:w="1461" w:type="dxa"/>
             <w:vAlign w:val="center"/>
           </w:tcPr>
           <w:p>
@@ -4494,13 +3825,14 @@
                 <w:sz w:val="16"/>
                 <w:szCs w:val="16"/>
               </w:rPr>
+              <w:lastRenderedPageBreak/>
               <w:t>TC_BVA_07</w:t>
             </w:r>
           </w:p>
         </w:tc>
         <w:tc>
           <w:tcPr>
-            <w:tcW w:w="1476" w:type="dxa"/>
+            <w:tcW w:w="1515" w:type="dxa"/>
             <w:vAlign w:val="center"/>
           </w:tcPr>
           <w:p>
@@ -4517,13 +3849,13 @@
                 <w:sz w:val="16"/>
                 <w:szCs w:val="16"/>
               </w:rPr>
-              <w:t>password (Chữ hoa)</w:t>
+              <w:t>password</w:t>
             </w:r>
           </w:p>
         </w:tc>
         <w:tc>
           <w:tcPr>
-            <w:tcW w:w="1476" w:type="dxa"/>
+            <w:tcW w:w="1451" w:type="dxa"/>
             <w:vAlign w:val="center"/>
           </w:tcPr>
           <w:p>
@@ -4540,13 +3872,13 @@
                 <w:sz w:val="16"/>
                 <w:szCs w:val="16"/>
               </w:rPr>
-              <w:t>$min - 1$ (0 chữ hoa)</w:t>
+              <w:t>Chữ hoa = 0 ($Min-1$)</w:t>
             </w:r>
           </w:p>
         </w:tc>
         <w:tc>
           <w:tcPr>
-            <w:tcW w:w="1476" w:type="dxa"/>
+            <w:tcW w:w="1535" w:type="dxa"/>
             <w:vAlign w:val="center"/>
           </w:tcPr>
           <w:p>
@@ -4563,13 +3895,13 @@
                 <w:sz w:val="16"/>
                 <w:szCs w:val="16"/>
               </w:rPr>
-              <w:t>pass@1234 (8 ký tự, 0 hoa, 4 thường, 3 số, 1 đặc biệt)</w:t>
+              <w:t>password123! (0 chữ hoa)</w:t>
             </w:r>
           </w:p>
         </w:tc>
         <w:tc>
           <w:tcPr>
-            <w:tcW w:w="1476" w:type="dxa"/>
+            <w:tcW w:w="1452" w:type="dxa"/>
             <w:vAlign w:val="center"/>
           </w:tcPr>
           <w:p>
@@ -4586,13 +3918,13 @@
                 <w:sz w:val="16"/>
                 <w:szCs w:val="16"/>
               </w:rPr>
-              <w:t>Báo lỗi: "Mật khẩu phải chứa ít nhất 1 chữ in hoa".</w:t>
+              <w:t>Hệ thống từ chối, báo lỗi: "Mật khẩu phải chứa ít nhất 1 chữ in hoa".</w:t>
             </w:r>
           </w:p>
         </w:tc>
         <w:tc>
           <w:tcPr>
-            <w:tcW w:w="1476" w:type="dxa"/>
+            <w:tcW w:w="1442" w:type="dxa"/>
             <w:vAlign w:val="center"/>
           </w:tcPr>
           <w:p>
@@ -4617,7 +3949,7 @@
       <w:tr>
         <w:tc>
           <w:tcPr>
-            <w:tcW w:w="1476" w:type="dxa"/>
+            <w:tcW w:w="1461" w:type="dxa"/>
             <w:vAlign w:val="center"/>
           </w:tcPr>
           <w:p>
@@ -4640,7 +3972,7 @@
         </w:tc>
         <w:tc>
           <w:tcPr>
-            <w:tcW w:w="1476" w:type="dxa"/>
+            <w:tcW w:w="1515" w:type="dxa"/>
             <w:vAlign w:val="center"/>
           </w:tcPr>
           <w:p>
@@ -4657,13 +3989,13 @@
                 <w:sz w:val="16"/>
                 <w:szCs w:val="16"/>
               </w:rPr>
-              <w:t>password (Chữ hoa)</w:t>
+              <w:t>password</w:t>
             </w:r>
           </w:p>
         </w:tc>
         <w:tc>
           <w:tcPr>
-            <w:tcW w:w="1476" w:type="dxa"/>
+            <w:tcW w:w="1451" w:type="dxa"/>
             <w:vAlign w:val="center"/>
           </w:tcPr>
           <w:p>
@@ -4680,13 +4012,13 @@
                 <w:sz w:val="16"/>
                 <w:szCs w:val="16"/>
               </w:rPr>
-              <w:t>$min$ (1 chữ hoa)</w:t>
+              <w:t>Chữ hoa = 1 ($Min$)</w:t>
             </w:r>
           </w:p>
         </w:tc>
         <w:tc>
           <w:tcPr>
-            <w:tcW w:w="1476" w:type="dxa"/>
+            <w:tcW w:w="1535" w:type="dxa"/>
             <w:vAlign w:val="center"/>
           </w:tcPr>
           <w:p>
@@ -4703,13 +4035,13 @@
                 <w:sz w:val="16"/>
                 <w:szCs w:val="16"/>
               </w:rPr>
-              <w:t>Pass@123 (8 ký tự, đúng 1 chữ hoa 'P')</w:t>
+              <w:t>Password123! (Đúng 1 chữ hoa 'P')</w:t>
             </w:r>
           </w:p>
         </w:tc>
         <w:tc>
           <w:tcPr>
-            <w:tcW w:w="1476" w:type="dxa"/>
+            <w:tcW w:w="1452" w:type="dxa"/>
             <w:vAlign w:val="center"/>
           </w:tcPr>
           <w:p>
@@ -4726,13 +4058,13 @@
                 <w:sz w:val="16"/>
                 <w:szCs w:val="16"/>
               </w:rPr>
-              <w:t>Đăng ký thành công.</w:t>
+              <w:t>Hệ thống chấp nhận, đăng ký tài khoản thành công.</w:t>
             </w:r>
           </w:p>
         </w:tc>
         <w:tc>
           <w:tcPr>
-            <w:tcW w:w="1476" w:type="dxa"/>
+            <w:tcW w:w="1442" w:type="dxa"/>
             <w:vAlign w:val="center"/>
           </w:tcPr>
           <w:p>
@@ -4757,7 +4089,7 @@
       <w:tr>
         <w:tc>
           <w:tcPr>
-            <w:tcW w:w="1476" w:type="dxa"/>
+            <w:tcW w:w="1461" w:type="dxa"/>
             <w:vAlign w:val="center"/>
           </w:tcPr>
           <w:p>
@@ -4780,7 +4112,7 @@
         </w:tc>
         <w:tc>
           <w:tcPr>
-            <w:tcW w:w="1476" w:type="dxa"/>
+            <w:tcW w:w="1515" w:type="dxa"/>
             <w:vAlign w:val="center"/>
           </w:tcPr>
           <w:p>
@@ -4797,13 +4129,13 @@
                 <w:sz w:val="16"/>
                 <w:szCs w:val="16"/>
               </w:rPr>
-              <w:t>password (Chữ hoa)</w:t>
+              <w:t>password</w:t>
             </w:r>
           </w:p>
         </w:tc>
         <w:tc>
           <w:tcPr>
-            <w:tcW w:w="1476" w:type="dxa"/>
+            <w:tcW w:w="1451" w:type="dxa"/>
             <w:vAlign w:val="center"/>
           </w:tcPr>
           <w:p>
@@ -4820,13 +4152,13 @@
                 <w:sz w:val="16"/>
                 <w:szCs w:val="16"/>
               </w:rPr>
-              <w:t>$min + 1$ (2 chữ hoa)</w:t>
+              <w:t>Chữ hoa = 2 ($Min+1$)</w:t>
             </w:r>
           </w:p>
         </w:tc>
         <w:tc>
           <w:tcPr>
-            <w:tcW w:w="1476" w:type="dxa"/>
+            <w:tcW w:w="1535" w:type="dxa"/>
             <w:vAlign w:val="center"/>
           </w:tcPr>
           <w:p>
@@ -4843,13 +4175,13 @@
                 <w:sz w:val="16"/>
                 <w:szCs w:val="16"/>
               </w:rPr>
-              <w:t>PAss@123 (8 ký tự, 2 chữ hoa 'P', 'A')</w:t>
+              <w:t>PASsword123! (Có 2 chữ hoa 'P', 'A')</w:t>
             </w:r>
           </w:p>
         </w:tc>
         <w:tc>
           <w:tcPr>
-            <w:tcW w:w="1476" w:type="dxa"/>
+            <w:tcW w:w="1452" w:type="dxa"/>
             <w:vAlign w:val="center"/>
           </w:tcPr>
           <w:p>
@@ -4866,13 +4198,13 @@
                 <w:sz w:val="16"/>
                 <w:szCs w:val="16"/>
               </w:rPr>
-              <w:t>Đăng ký thành công.</w:t>
+              <w:t>Hệ thống chấp nhận, đăng ký tài khoản thành công.</w:t>
             </w:r>
           </w:p>
         </w:tc>
         <w:tc>
           <w:tcPr>
-            <w:tcW w:w="1476" w:type="dxa"/>
+            <w:tcW w:w="1442" w:type="dxa"/>
             <w:vAlign w:val="center"/>
           </w:tcPr>
           <w:p>
@@ -4897,7 +4229,7 @@
       <w:tr>
         <w:tc>
           <w:tcPr>
-            <w:tcW w:w="1476" w:type="dxa"/>
+            <w:tcW w:w="1461" w:type="dxa"/>
             <w:vAlign w:val="center"/>
           </w:tcPr>
           <w:p>
@@ -4920,7 +4252,7 @@
         </w:tc>
         <w:tc>
           <w:tcPr>
-            <w:tcW w:w="1476" w:type="dxa"/>
+            <w:tcW w:w="1515" w:type="dxa"/>
             <w:vAlign w:val="center"/>
           </w:tcPr>
           <w:p>
@@ -4937,22 +4269,13 @@
                 <w:sz w:val="16"/>
                 <w:szCs w:val="16"/>
               </w:rPr>
-              <w:t xml:space="preserve">password (Chữ </w:t>
-            </w:r>
-            <w:r>
-              <w:rPr>
-                <w:rFonts w:ascii="Arial" w:hAnsi="Arial" w:cs="Arial"/>
-                <w:sz w:val="16"/>
-                <w:szCs w:val="16"/>
-              </w:rPr>
-              <w:lastRenderedPageBreak/>
-              <w:t>số)</w:t>
+              <w:t>password</w:t>
             </w:r>
           </w:p>
         </w:tc>
         <w:tc>
           <w:tcPr>
-            <w:tcW w:w="1476" w:type="dxa"/>
+            <w:tcW w:w="1451" w:type="dxa"/>
             <w:vAlign w:val="center"/>
           </w:tcPr>
           <w:p>
@@ -4969,23 +4292,13 @@
                 <w:sz w:val="16"/>
                 <w:szCs w:val="16"/>
               </w:rPr>
-              <w:lastRenderedPageBreak/>
-              <w:t xml:space="preserve">$min - 1$ (0 chữ </w:t>
-            </w:r>
-            <w:r>
-              <w:rPr>
-                <w:rFonts w:ascii="Arial" w:hAnsi="Arial" w:cs="Arial"/>
-                <w:sz w:val="16"/>
-                <w:szCs w:val="16"/>
-              </w:rPr>
-              <w:lastRenderedPageBreak/>
-              <w:t>số)</w:t>
+              <w:t>Chữ thường = 0 ($Min-1$)</w:t>
             </w:r>
           </w:p>
         </w:tc>
         <w:tc>
           <w:tcPr>
-            <w:tcW w:w="1476" w:type="dxa"/>
+            <w:tcW w:w="1535" w:type="dxa"/>
             <w:vAlign w:val="center"/>
           </w:tcPr>
           <w:p>
@@ -5002,23 +4315,13 @@
                 <w:sz w:val="16"/>
                 <w:szCs w:val="16"/>
               </w:rPr>
-              <w:lastRenderedPageBreak/>
-              <w:t xml:space="preserve">Pass@word (9 ký </w:t>
-            </w:r>
-            <w:r>
-              <w:rPr>
-                <w:rFonts w:ascii="Arial" w:hAnsi="Arial" w:cs="Arial"/>
-                <w:sz w:val="16"/>
-                <w:szCs w:val="16"/>
-              </w:rPr>
-              <w:lastRenderedPageBreak/>
-              <w:t>tự, 0 số)</w:t>
+              <w:t>PASS1234! (0 chữ thường)</w:t>
             </w:r>
           </w:p>
         </w:tc>
         <w:tc>
           <w:tcPr>
-            <w:tcW w:w="1476" w:type="dxa"/>
+            <w:tcW w:w="1452" w:type="dxa"/>
             <w:vAlign w:val="center"/>
           </w:tcPr>
           <w:p>
@@ -5035,23 +4338,13 @@
                 <w:sz w:val="16"/>
                 <w:szCs w:val="16"/>
               </w:rPr>
-              <w:lastRenderedPageBreak/>
-              <w:t xml:space="preserve">Báo lỗi: "Mật </w:t>
-            </w:r>
-            <w:r>
-              <w:rPr>
-                <w:rFonts w:ascii="Arial" w:hAnsi="Arial" w:cs="Arial"/>
-                <w:sz w:val="16"/>
-                <w:szCs w:val="16"/>
-              </w:rPr>
-              <w:lastRenderedPageBreak/>
-              <w:t>khẩu phải chứa ít nhất 1 chữ số".</w:t>
+              <w:t>Hệ thống từ chối, báo lỗi: "Mật khẩu phải chứa ít nhất 1 chữ in thường".</w:t>
             </w:r>
           </w:p>
         </w:tc>
         <w:tc>
           <w:tcPr>
-            <w:tcW w:w="1476" w:type="dxa"/>
+            <w:tcW w:w="1442" w:type="dxa"/>
             <w:vAlign w:val="center"/>
           </w:tcPr>
           <w:p>
@@ -5068,7 +4361,6 @@
                 <w:sz w:val="16"/>
                 <w:szCs w:val="16"/>
               </w:rPr>
-              <w:lastRenderedPageBreak/>
               <w:t>Invalid</w:t>
             </w:r>
           </w:p>
@@ -5077,7 +4369,7 @@
       <w:tr>
         <w:tc>
           <w:tcPr>
-            <w:tcW w:w="1476" w:type="dxa"/>
+            <w:tcW w:w="1461" w:type="dxa"/>
             <w:vAlign w:val="center"/>
           </w:tcPr>
           <w:p>
@@ -5094,14 +4386,13 @@
                 <w:sz w:val="16"/>
                 <w:szCs w:val="16"/>
               </w:rPr>
-              <w:lastRenderedPageBreak/>
               <w:t>TC_BVA_11</w:t>
             </w:r>
           </w:p>
         </w:tc>
         <w:tc>
           <w:tcPr>
-            <w:tcW w:w="1476" w:type="dxa"/>
+            <w:tcW w:w="1515" w:type="dxa"/>
             <w:vAlign w:val="center"/>
           </w:tcPr>
           <w:p>
@@ -5118,13 +4409,13 @@
                 <w:sz w:val="16"/>
                 <w:szCs w:val="16"/>
               </w:rPr>
-              <w:t>password (Chữ số)</w:t>
+              <w:t>password</w:t>
             </w:r>
           </w:p>
         </w:tc>
         <w:tc>
           <w:tcPr>
-            <w:tcW w:w="1476" w:type="dxa"/>
+            <w:tcW w:w="1451" w:type="dxa"/>
             <w:vAlign w:val="center"/>
           </w:tcPr>
           <w:p>
@@ -5141,13 +4432,13 @@
                 <w:sz w:val="16"/>
                 <w:szCs w:val="16"/>
               </w:rPr>
-              <w:t>$min$ (1 chữ số)</w:t>
+              <w:t>Chữ thường = 1 ($Min$)</w:t>
             </w:r>
           </w:p>
         </w:tc>
         <w:tc>
           <w:tcPr>
-            <w:tcW w:w="1476" w:type="dxa"/>
+            <w:tcW w:w="1535" w:type="dxa"/>
             <w:vAlign w:val="center"/>
           </w:tcPr>
           <w:p>
@@ -5164,13 +4455,13 @@
                 <w:sz w:val="16"/>
                 <w:szCs w:val="16"/>
               </w:rPr>
-              <w:t>Pass@wor1 (9 ký tự, đúng 1 chữ số '1')</w:t>
+              <w:t>PASSa123! (Đúng 1 chữ thường 'a')</w:t>
             </w:r>
           </w:p>
         </w:tc>
         <w:tc>
           <w:tcPr>
-            <w:tcW w:w="1476" w:type="dxa"/>
+            <w:tcW w:w="1452" w:type="dxa"/>
             <w:vAlign w:val="center"/>
           </w:tcPr>
           <w:p>
@@ -5187,13 +4478,13 @@
                 <w:sz w:val="16"/>
                 <w:szCs w:val="16"/>
               </w:rPr>
-              <w:t>Đăng ký thành công.</w:t>
+              <w:t>Hệ thống chấp nhận, đăng ký tài khoản thành công.</w:t>
             </w:r>
           </w:p>
         </w:tc>
         <w:tc>
           <w:tcPr>
-            <w:tcW w:w="1476" w:type="dxa"/>
+            <w:tcW w:w="1442" w:type="dxa"/>
             <w:vAlign w:val="center"/>
           </w:tcPr>
           <w:p>
@@ -5218,7 +4509,7 @@
       <w:tr>
         <w:tc>
           <w:tcPr>
-            <w:tcW w:w="1476" w:type="dxa"/>
+            <w:tcW w:w="1461" w:type="dxa"/>
             <w:vAlign w:val="center"/>
           </w:tcPr>
           <w:p>
@@ -5241,7 +4532,7 @@
         </w:tc>
         <w:tc>
           <w:tcPr>
-            <w:tcW w:w="1476" w:type="dxa"/>
+            <w:tcW w:w="1515" w:type="dxa"/>
             <w:vAlign w:val="center"/>
           </w:tcPr>
           <w:p>
@@ -5258,13 +4549,13 @@
                 <w:sz w:val="16"/>
                 <w:szCs w:val="16"/>
               </w:rPr>
-              <w:t>password (Ký tự đb)</w:t>
+              <w:t>password</w:t>
             </w:r>
           </w:p>
         </w:tc>
         <w:tc>
           <w:tcPr>
-            <w:tcW w:w="1476" w:type="dxa"/>
+            <w:tcW w:w="1451" w:type="dxa"/>
             <w:vAlign w:val="center"/>
           </w:tcPr>
           <w:p>
@@ -5281,13 +4572,13 @@
                 <w:sz w:val="16"/>
                 <w:szCs w:val="16"/>
               </w:rPr>
-              <w:t>$min - 1$ (0 ký tự đb)</w:t>
+              <w:t>Chữ số = 0 ($Min-1$)</w:t>
             </w:r>
           </w:p>
         </w:tc>
         <w:tc>
           <w:tcPr>
-            <w:tcW w:w="1476" w:type="dxa"/>
+            <w:tcW w:w="1535" w:type="dxa"/>
             <w:vAlign w:val="center"/>
           </w:tcPr>
           <w:p>
@@ -5304,13 +4595,13 @@
                 <w:sz w:val="16"/>
                 <w:szCs w:val="16"/>
               </w:rPr>
-              <w:t>Password12 (10 ký tự, 0 ký tự đặc biệt)</w:t>
+              <w:t>Password@! (0 chữ số)</w:t>
             </w:r>
           </w:p>
         </w:tc>
         <w:tc>
           <w:tcPr>
-            <w:tcW w:w="1476" w:type="dxa"/>
+            <w:tcW w:w="1452" w:type="dxa"/>
             <w:vAlign w:val="center"/>
           </w:tcPr>
           <w:p>
@@ -5327,13 +4618,13 @@
                 <w:sz w:val="16"/>
                 <w:szCs w:val="16"/>
               </w:rPr>
-              <w:t>Báo lỗi: "Mật khẩu phải chứa ít nhất 1 ký tự đặc biệt".</w:t>
+              <w:t>Hệ thống từ chối, báo lỗi: "Mật khẩu phải chứa ít nhất 1 chữ số".</w:t>
             </w:r>
           </w:p>
         </w:tc>
         <w:tc>
           <w:tcPr>
-            <w:tcW w:w="1476" w:type="dxa"/>
+            <w:tcW w:w="1442" w:type="dxa"/>
             <w:vAlign w:val="center"/>
           </w:tcPr>
           <w:p>
@@ -5358,7 +4649,7 @@
       <w:tr>
         <w:tc>
           <w:tcPr>
-            <w:tcW w:w="1476" w:type="dxa"/>
+            <w:tcW w:w="1461" w:type="dxa"/>
             <w:vAlign w:val="center"/>
           </w:tcPr>
           <w:p>
@@ -5381,7 +4672,7 @@
         </w:tc>
         <w:tc>
           <w:tcPr>
-            <w:tcW w:w="1476" w:type="dxa"/>
+            <w:tcW w:w="1515" w:type="dxa"/>
             <w:vAlign w:val="center"/>
           </w:tcPr>
           <w:p>
@@ -5398,13 +4689,13 @@
                 <w:sz w:val="16"/>
                 <w:szCs w:val="16"/>
               </w:rPr>
-              <w:t>password (Ký tự đb)</w:t>
+              <w:t>password</w:t>
             </w:r>
           </w:p>
         </w:tc>
         <w:tc>
           <w:tcPr>
-            <w:tcW w:w="1476" w:type="dxa"/>
+            <w:tcW w:w="1451" w:type="dxa"/>
             <w:vAlign w:val="center"/>
           </w:tcPr>
           <w:p>
@@ -5421,13 +4712,13 @@
                 <w:sz w:val="16"/>
                 <w:szCs w:val="16"/>
               </w:rPr>
-              <w:t>$min$ (1 ký tự đb)</w:t>
+              <w:t>Chữ số = 1 ($Min$)</w:t>
             </w:r>
           </w:p>
         </w:tc>
         <w:tc>
           <w:tcPr>
-            <w:tcW w:w="1476" w:type="dxa"/>
+            <w:tcW w:w="1535" w:type="dxa"/>
             <w:vAlign w:val="center"/>
           </w:tcPr>
           <w:p>
@@ -5444,13 +4735,13 @@
                 <w:sz w:val="16"/>
                 <w:szCs w:val="16"/>
               </w:rPr>
-              <w:t>Password12@ (11 ký tự, đúng 1 ký tự '@')</w:t>
+              <w:t>Password@1 (Đúng 1 chữ số '1')</w:t>
             </w:r>
           </w:p>
         </w:tc>
         <w:tc>
           <w:tcPr>
-            <w:tcW w:w="1476" w:type="dxa"/>
+            <w:tcW w:w="1452" w:type="dxa"/>
             <w:vAlign w:val="center"/>
           </w:tcPr>
           <w:p>
@@ -5467,13 +4758,13 @@
                 <w:sz w:val="16"/>
                 <w:szCs w:val="16"/>
               </w:rPr>
-              <w:t>Đăng ký thành công.</w:t>
+              <w:t>Hệ thống chấp nhận, đăng ký tài khoản thành công.</w:t>
             </w:r>
           </w:p>
         </w:tc>
         <w:tc>
           <w:tcPr>
-            <w:tcW w:w="1476" w:type="dxa"/>
+            <w:tcW w:w="1442" w:type="dxa"/>
             <w:vAlign w:val="center"/>
           </w:tcPr>
           <w:p>
@@ -5498,7 +4789,7 @@
       <w:tr>
         <w:tc>
           <w:tcPr>
-            <w:tcW w:w="1476" w:type="dxa"/>
+            <w:tcW w:w="1461" w:type="dxa"/>
             <w:vAlign w:val="center"/>
           </w:tcPr>
           <w:p>
@@ -5521,7 +4812,7 @@
         </w:tc>
         <w:tc>
           <w:tcPr>
-            <w:tcW w:w="1476" w:type="dxa"/>
+            <w:tcW w:w="1515" w:type="dxa"/>
             <w:vAlign w:val="center"/>
           </w:tcPr>
           <w:p>
@@ -5538,13 +4829,13 @@
                 <w:sz w:val="16"/>
                 <w:szCs w:val="16"/>
               </w:rPr>
-              <w:t>name</w:t>
+              <w:t>password</w:t>
             </w:r>
           </w:p>
         </w:tc>
         <w:tc>
           <w:tcPr>
-            <w:tcW w:w="1476" w:type="dxa"/>
+            <w:tcW w:w="1451" w:type="dxa"/>
             <w:vAlign w:val="center"/>
           </w:tcPr>
           <w:p>
@@ -5561,13 +4852,13 @@
                 <w:sz w:val="16"/>
                 <w:szCs w:val="16"/>
               </w:rPr>
-              <w:t>$min - 1$ (0 ký tự)</w:t>
+              <w:t>Ký tự đặc biệt = 0 ($Min-1$)</w:t>
             </w:r>
           </w:p>
         </w:tc>
         <w:tc>
           <w:tcPr>
-            <w:tcW w:w="1476" w:type="dxa"/>
+            <w:tcW w:w="1535" w:type="dxa"/>
             <w:vAlign w:val="center"/>
           </w:tcPr>
           <w:p>
@@ -5584,13 +4875,13 @@
                 <w:sz w:val="16"/>
                 <w:szCs w:val="16"/>
               </w:rPr>
-              <w:t>"" (Chuỗi rỗng / để trống)</w:t>
+              <w:t>Password123 (0 ký tự đặc biệt)</w:t>
             </w:r>
           </w:p>
         </w:tc>
         <w:tc>
           <w:tcPr>
-            <w:tcW w:w="1476" w:type="dxa"/>
+            <w:tcW w:w="1452" w:type="dxa"/>
             <w:vAlign w:val="center"/>
           </w:tcPr>
           <w:p>
@@ -5607,13 +4898,13 @@
                 <w:sz w:val="16"/>
                 <w:szCs w:val="16"/>
               </w:rPr>
-              <w:t>Báo lỗi: "Họ Tên không được để trống".</w:t>
+              <w:t>Hệ thống từ chối, báo lỗi: *"Mật khẩu phải chứa ít nhất 1 ký tự đặc biệt (@, $, !, %, , ?, &amp;)".</w:t>
             </w:r>
           </w:p>
         </w:tc>
         <w:tc>
           <w:tcPr>
-            <w:tcW w:w="1476" w:type="dxa"/>
+            <w:tcW w:w="1442" w:type="dxa"/>
             <w:vAlign w:val="center"/>
           </w:tcPr>
           <w:p>
@@ -5638,7 +4929,7 @@
       <w:tr>
         <w:tc>
           <w:tcPr>
-            <w:tcW w:w="1476" w:type="dxa"/>
+            <w:tcW w:w="1461" w:type="dxa"/>
             <w:vAlign w:val="center"/>
           </w:tcPr>
           <w:p>
@@ -5661,7 +4952,7 @@
         </w:tc>
         <w:tc>
           <w:tcPr>
-            <w:tcW w:w="1476" w:type="dxa"/>
+            <w:tcW w:w="1515" w:type="dxa"/>
             <w:vAlign w:val="center"/>
           </w:tcPr>
           <w:p>
@@ -5678,13 +4969,13 @@
                 <w:sz w:val="16"/>
                 <w:szCs w:val="16"/>
               </w:rPr>
-              <w:t>name</w:t>
+              <w:t>password</w:t>
             </w:r>
           </w:p>
         </w:tc>
         <w:tc>
           <w:tcPr>
-            <w:tcW w:w="1476" w:type="dxa"/>
+            <w:tcW w:w="1451" w:type="dxa"/>
             <w:vAlign w:val="center"/>
           </w:tcPr>
           <w:p>
@@ -5701,13 +4992,13 @@
                 <w:sz w:val="16"/>
                 <w:szCs w:val="16"/>
               </w:rPr>
-              <w:t>$min$ (1 ký tự)</w:t>
+              <w:t>Ký tự đặc biệt = 1 ($Min$)</w:t>
             </w:r>
           </w:p>
         </w:tc>
         <w:tc>
           <w:tcPr>
-            <w:tcW w:w="1476" w:type="dxa"/>
+            <w:tcW w:w="1535" w:type="dxa"/>
             <w:vAlign w:val="center"/>
           </w:tcPr>
           <w:p>
@@ -5724,13 +5015,13 @@
                 <w:sz w:val="16"/>
                 <w:szCs w:val="16"/>
               </w:rPr>
-              <w:t>"A" (Độ dài 1 ký tự)</w:t>
+              <w:t>Password123@ (Đúng 1 ký tự '@')</w:t>
             </w:r>
           </w:p>
         </w:tc>
         <w:tc>
           <w:tcPr>
-            <w:tcW w:w="1476" w:type="dxa"/>
+            <w:tcW w:w="1452" w:type="dxa"/>
             <w:vAlign w:val="center"/>
           </w:tcPr>
           <w:p>
@@ -5747,13 +5038,13 @@
                 <w:sz w:val="16"/>
                 <w:szCs w:val="16"/>
               </w:rPr>
-              <w:t>Đăng ký thành công.</w:t>
+              <w:t>Hệ thống chấp nhận, đăng ký tài khoản thành công.</w:t>
             </w:r>
           </w:p>
         </w:tc>
         <w:tc>
           <w:tcPr>
-            <w:tcW w:w="1476" w:type="dxa"/>
+            <w:tcW w:w="1442" w:type="dxa"/>
             <w:vAlign w:val="center"/>
           </w:tcPr>
           <w:p>
@@ -5778,7 +5069,7 @@
       <w:tr>
         <w:tc>
           <w:tcPr>
-            <w:tcW w:w="1476" w:type="dxa"/>
+            <w:tcW w:w="1461" w:type="dxa"/>
             <w:vAlign w:val="center"/>
           </w:tcPr>
           <w:p>
@@ -5801,7 +5092,7 @@
         </w:tc>
         <w:tc>
           <w:tcPr>
-            <w:tcW w:w="1476" w:type="dxa"/>
+            <w:tcW w:w="1515" w:type="dxa"/>
             <w:vAlign w:val="center"/>
           </w:tcPr>
           <w:p>
@@ -5824,7 +5115,7 @@
         </w:tc>
         <w:tc>
           <w:tcPr>
-            <w:tcW w:w="1476" w:type="dxa"/>
+            <w:tcW w:w="1451" w:type="dxa"/>
             <w:vAlign w:val="center"/>
           </w:tcPr>
           <w:p>
@@ -5841,13 +5132,13 @@
                 <w:sz w:val="16"/>
                 <w:szCs w:val="16"/>
               </w:rPr>
-              <w:t>$min + 1$ (2 ký tự)</w:t>
+              <w:t>$Min - 1$ (0 ký tự)</w:t>
             </w:r>
           </w:p>
         </w:tc>
         <w:tc>
           <w:tcPr>
-            <w:tcW w:w="1476" w:type="dxa"/>
+            <w:tcW w:w="1535" w:type="dxa"/>
             <w:vAlign w:val="center"/>
           </w:tcPr>
           <w:p>
@@ -5864,13 +5155,13 @@
                 <w:sz w:val="16"/>
                 <w:szCs w:val="16"/>
               </w:rPr>
-              <w:t>"An" (Độ dài 2 ký tự)</w:t>
+              <w:t>"" (Chuỗi rỗng)</w:t>
             </w:r>
           </w:p>
         </w:tc>
         <w:tc>
           <w:tcPr>
-            <w:tcW w:w="1476" w:type="dxa"/>
+            <w:tcW w:w="1452" w:type="dxa"/>
             <w:vAlign w:val="center"/>
           </w:tcPr>
           <w:p>
@@ -5887,13 +5178,13 @@
                 <w:sz w:val="16"/>
                 <w:szCs w:val="16"/>
               </w:rPr>
-              <w:t>Đăng ký thành công.</w:t>
+              <w:t>Hệ thống từ chối, báo lỗi: "Họ Tên không được để trống".</w:t>
             </w:r>
           </w:p>
         </w:tc>
         <w:tc>
           <w:tcPr>
-            <w:tcW w:w="1476" w:type="dxa"/>
+            <w:tcW w:w="1442" w:type="dxa"/>
             <w:vAlign w:val="center"/>
           </w:tcPr>
           <w:p>
@@ -5910,7 +5201,7 @@
                 <w:sz w:val="16"/>
                 <w:szCs w:val="16"/>
               </w:rPr>
-              <w:t>Valid</w:t>
+              <w:t>Invalid</w:t>
             </w:r>
           </w:p>
         </w:tc>
@@ -5918,7 +5209,7 @@
       <w:tr>
         <w:tc>
           <w:tcPr>
-            <w:tcW w:w="1476" w:type="dxa"/>
+            <w:tcW w:w="1461" w:type="dxa"/>
             <w:vAlign w:val="center"/>
           </w:tcPr>
           <w:p>
@@ -5941,7 +5232,7 @@
         </w:tc>
         <w:tc>
           <w:tcPr>
-            <w:tcW w:w="1476" w:type="dxa"/>
+            <w:tcW w:w="1515" w:type="dxa"/>
             <w:vAlign w:val="center"/>
           </w:tcPr>
           <w:p>
@@ -5964,7 +5255,7 @@
         </w:tc>
         <w:tc>
           <w:tcPr>
-            <w:tcW w:w="1476" w:type="dxa"/>
+            <w:tcW w:w="1451" w:type="dxa"/>
             <w:vAlign w:val="center"/>
           </w:tcPr>
           <w:p>
@@ -5981,13 +5272,13 @@
                 <w:sz w:val="16"/>
                 <w:szCs w:val="16"/>
               </w:rPr>
-              <w:t>$max$ (255 ký tự)</w:t>
+              <w:t>$Min$ (1 ký tự)</w:t>
             </w:r>
           </w:p>
         </w:tc>
         <w:tc>
           <w:tcPr>
-            <w:tcW w:w="1476" w:type="dxa"/>
+            <w:tcW w:w="1535" w:type="dxa"/>
             <w:vAlign w:val="center"/>
           </w:tcPr>
           <w:p>
@@ -6004,13 +5295,13 @@
                 <w:sz w:val="16"/>
                 <w:szCs w:val="16"/>
               </w:rPr>
-              <w:t>Chuỗi 255 ký tự chữ cái "A...A"</w:t>
+              <w:t>"A"</w:t>
             </w:r>
           </w:p>
         </w:tc>
         <w:tc>
           <w:tcPr>
-            <w:tcW w:w="1476" w:type="dxa"/>
+            <w:tcW w:w="1452" w:type="dxa"/>
             <w:vAlign w:val="center"/>
           </w:tcPr>
           <w:p>
@@ -6027,13 +5318,13 @@
                 <w:sz w:val="16"/>
                 <w:szCs w:val="16"/>
               </w:rPr>
-              <w:t>Đăng ký thành công, lưu trọn vẹn họ tên vào CSDL.</w:t>
+              <w:t>Hệ thống chấp nhận, đăng ký tài khoản thành công.</w:t>
             </w:r>
           </w:p>
         </w:tc>
         <w:tc>
           <w:tcPr>
-            <w:tcW w:w="1476" w:type="dxa"/>
+            <w:tcW w:w="1442" w:type="dxa"/>
             <w:vAlign w:val="center"/>
           </w:tcPr>
           <w:p>
@@ -6058,7 +5349,7 @@
       <w:tr>
         <w:tc>
           <w:tcPr>
-            <w:tcW w:w="1476" w:type="dxa"/>
+            <w:tcW w:w="1461" w:type="dxa"/>
             <w:vAlign w:val="center"/>
           </w:tcPr>
           <w:p>
@@ -6081,7 +5372,7 @@
         </w:tc>
         <w:tc>
           <w:tcPr>
-            <w:tcW w:w="1476" w:type="dxa"/>
+            <w:tcW w:w="1515" w:type="dxa"/>
             <w:vAlign w:val="center"/>
           </w:tcPr>
           <w:p>
@@ -6104,7 +5395,7 @@
         </w:tc>
         <w:tc>
           <w:tcPr>
-            <w:tcW w:w="1476" w:type="dxa"/>
+            <w:tcW w:w="1451" w:type="dxa"/>
             <w:vAlign w:val="center"/>
           </w:tcPr>
           <w:p>
@@ -6121,13 +5412,13 @@
                 <w:sz w:val="16"/>
                 <w:szCs w:val="16"/>
               </w:rPr>
-              <w:t>$max + 1$ (256 ký tự)</w:t>
+              <w:t>$Min + 1$ (2 ký tự)</w:t>
             </w:r>
           </w:p>
         </w:tc>
         <w:tc>
           <w:tcPr>
-            <w:tcW w:w="1476" w:type="dxa"/>
+            <w:tcW w:w="1535" w:type="dxa"/>
             <w:vAlign w:val="center"/>
           </w:tcPr>
           <w:p>
@@ -6144,13 +5435,13 @@
                 <w:sz w:val="16"/>
                 <w:szCs w:val="16"/>
               </w:rPr>
-              <w:t>Chuỗi 256 ký tự chữ cái "A...A"</w:t>
+              <w:t>"An"</w:t>
             </w:r>
           </w:p>
         </w:tc>
         <w:tc>
           <w:tcPr>
-            <w:tcW w:w="1476" w:type="dxa"/>
+            <w:tcW w:w="1452" w:type="dxa"/>
             <w:vAlign w:val="center"/>
           </w:tcPr>
           <w:p>
@@ -6167,13 +5458,13 @@
                 <w:sz w:val="16"/>
                 <w:szCs w:val="16"/>
               </w:rPr>
-              <w:t>Báo lỗi: "Họ Tên không được vượt quá 255 ký tự".</w:t>
+              <w:t>Hệ thống chấp nhận, đăng ký tài khoản thành công.</w:t>
             </w:r>
           </w:p>
         </w:tc>
         <w:tc>
           <w:tcPr>
-            <w:tcW w:w="1476" w:type="dxa"/>
+            <w:tcW w:w="1442" w:type="dxa"/>
             <w:vAlign w:val="center"/>
           </w:tcPr>
           <w:p>
@@ -6190,7 +5481,7 @@
                 <w:sz w:val="16"/>
                 <w:szCs w:val="16"/>
               </w:rPr>
-              <w:t>Invalid</w:t>
+              <w:t>Valid</w:t>
             </w:r>
           </w:p>
         </w:tc>
@@ -6198,7 +5489,7 @@
       <w:tr>
         <w:tc>
           <w:tcPr>
-            <w:tcW w:w="1476" w:type="dxa"/>
+            <w:tcW w:w="1461" w:type="dxa"/>
             <w:vAlign w:val="center"/>
           </w:tcPr>
           <w:p>
@@ -6221,7 +5512,7 @@
         </w:tc>
         <w:tc>
           <w:tcPr>
-            <w:tcW w:w="1476" w:type="dxa"/>
+            <w:tcW w:w="1515" w:type="dxa"/>
             <w:vAlign w:val="center"/>
           </w:tcPr>
           <w:p>
@@ -6238,13 +5529,13 @@
                 <w:sz w:val="16"/>
                 <w:szCs w:val="16"/>
               </w:rPr>
-              <w:t>email</w:t>
+              <w:t>name</w:t>
             </w:r>
           </w:p>
         </w:tc>
         <w:tc>
           <w:tcPr>
-            <w:tcW w:w="1476" w:type="dxa"/>
+            <w:tcW w:w="1451" w:type="dxa"/>
             <w:vAlign w:val="center"/>
           </w:tcPr>
           <w:p>
@@ -6261,13 +5552,13 @@
                 <w:sz w:val="16"/>
                 <w:szCs w:val="16"/>
               </w:rPr>
-              <w:t>$min - 1$ (5 ký tự)</w:t>
+              <w:t>$Max - 1$ (254 ký tự)</w:t>
             </w:r>
           </w:p>
         </w:tc>
         <w:tc>
           <w:tcPr>
-            <w:tcW w:w="1476" w:type="dxa"/>
+            <w:tcW w:w="1535" w:type="dxa"/>
             <w:vAlign w:val="center"/>
           </w:tcPr>
           <w:p>
@@ -6284,13 +5575,13 @@
                 <w:sz w:val="16"/>
                 <w:szCs w:val="16"/>
               </w:rPr>
-              <w:t>a@b.c (5 ký tự - TLD 1 ký tự không hợp lệ)</w:t>
+              <w:t>Chuỗi 254 ký tự "A"*254</w:t>
             </w:r>
           </w:p>
         </w:tc>
         <w:tc>
           <w:tcPr>
-            <w:tcW w:w="1476" w:type="dxa"/>
+            <w:tcW w:w="1452" w:type="dxa"/>
             <w:vAlign w:val="center"/>
           </w:tcPr>
           <w:p>
@@ -6307,13 +5598,13 @@
                 <w:sz w:val="16"/>
                 <w:szCs w:val="16"/>
               </w:rPr>
-              <w:t>Báo lỗi: "Email không đúng định dạng".</w:t>
+              <w:t>Hệ thống chấp nhận, đăng ký tài khoản thành công.</w:t>
             </w:r>
           </w:p>
         </w:tc>
         <w:tc>
           <w:tcPr>
-            <w:tcW w:w="1476" w:type="dxa"/>
+            <w:tcW w:w="1442" w:type="dxa"/>
             <w:vAlign w:val="center"/>
           </w:tcPr>
           <w:p>
@@ -6330,7 +5621,7 @@
                 <w:sz w:val="16"/>
                 <w:szCs w:val="16"/>
               </w:rPr>
-              <w:t>Invalid</w:t>
+              <w:t>Valid</w:t>
             </w:r>
           </w:p>
         </w:tc>
@@ -6338,7 +5629,7 @@
       <w:tr>
         <w:tc>
           <w:tcPr>
-            <w:tcW w:w="1476" w:type="dxa"/>
+            <w:tcW w:w="1461" w:type="dxa"/>
             <w:vAlign w:val="center"/>
           </w:tcPr>
           <w:p>
@@ -6361,7 +5652,7 @@
         </w:tc>
         <w:tc>
           <w:tcPr>
-            <w:tcW w:w="1476" w:type="dxa"/>
+            <w:tcW w:w="1515" w:type="dxa"/>
             <w:vAlign w:val="center"/>
           </w:tcPr>
           <w:p>
@@ -6378,13 +5669,13 @@
                 <w:sz w:val="16"/>
                 <w:szCs w:val="16"/>
               </w:rPr>
-              <w:t>email</w:t>
+              <w:t>name</w:t>
             </w:r>
           </w:p>
         </w:tc>
         <w:tc>
           <w:tcPr>
-            <w:tcW w:w="1476" w:type="dxa"/>
+            <w:tcW w:w="1451" w:type="dxa"/>
             <w:vAlign w:val="center"/>
           </w:tcPr>
           <w:p>
@@ -6401,13 +5692,13 @@
                 <w:sz w:val="16"/>
                 <w:szCs w:val="16"/>
               </w:rPr>
-              <w:t>$min$ (6 ký tự)</w:t>
+              <w:t>$Max$ (255 ký tự)</w:t>
             </w:r>
           </w:p>
         </w:tc>
         <w:tc>
           <w:tcPr>
-            <w:tcW w:w="1476" w:type="dxa"/>
+            <w:tcW w:w="1535" w:type="dxa"/>
             <w:vAlign w:val="center"/>
           </w:tcPr>
           <w:p>
@@ -6424,13 +5715,13 @@
                 <w:sz w:val="16"/>
                 <w:szCs w:val="16"/>
               </w:rPr>
-              <w:t>a@b.co (Đúng 6 ký tự chuẩn RFC)</w:t>
+              <w:t>Chuỗi 255 ký tự "A"*255</w:t>
             </w:r>
           </w:p>
         </w:tc>
         <w:tc>
           <w:tcPr>
-            <w:tcW w:w="1476" w:type="dxa"/>
+            <w:tcW w:w="1452" w:type="dxa"/>
             <w:vAlign w:val="center"/>
           </w:tcPr>
           <w:p>
@@ -6447,13 +5738,13 @@
                 <w:sz w:val="16"/>
                 <w:szCs w:val="16"/>
               </w:rPr>
-              <w:t>Đăng ký thành công.</w:t>
+              <w:t>Hệ thống chấp nhận, đăng ký tài khoản thành công.</w:t>
             </w:r>
           </w:p>
         </w:tc>
         <w:tc>
           <w:tcPr>
-            <w:tcW w:w="1476" w:type="dxa"/>
+            <w:tcW w:w="1442" w:type="dxa"/>
             <w:vAlign w:val="center"/>
           </w:tcPr>
           <w:p>
@@ -6478,7 +5769,7 @@
       <w:tr>
         <w:tc>
           <w:tcPr>
-            <w:tcW w:w="1476" w:type="dxa"/>
+            <w:tcW w:w="1461" w:type="dxa"/>
             <w:vAlign w:val="center"/>
           </w:tcPr>
           <w:p>
@@ -6501,7 +5792,7 @@
         </w:tc>
         <w:tc>
           <w:tcPr>
-            <w:tcW w:w="1476" w:type="dxa"/>
+            <w:tcW w:w="1515" w:type="dxa"/>
             <w:vAlign w:val="center"/>
           </w:tcPr>
           <w:p>
@@ -6518,13 +5809,13 @@
                 <w:sz w:val="16"/>
                 <w:szCs w:val="16"/>
               </w:rPr>
-              <w:t>email</w:t>
+              <w:t>name</w:t>
             </w:r>
           </w:p>
         </w:tc>
         <w:tc>
           <w:tcPr>
-            <w:tcW w:w="1476" w:type="dxa"/>
+            <w:tcW w:w="1451" w:type="dxa"/>
             <w:vAlign w:val="center"/>
           </w:tcPr>
           <w:p>
@@ -6541,13 +5832,13 @@
                 <w:sz w:val="16"/>
                 <w:szCs w:val="16"/>
               </w:rPr>
-              <w:t>$max$ (254 ký tự)</w:t>
+              <w:t>$Max + 1$ (256 ký tự)</w:t>
             </w:r>
           </w:p>
         </w:tc>
         <w:tc>
           <w:tcPr>
-            <w:tcW w:w="1476" w:type="dxa"/>
+            <w:tcW w:w="1535" w:type="dxa"/>
             <w:vAlign w:val="center"/>
           </w:tcPr>
           <w:p>
@@ -6564,13 +5855,13 @@
                 <w:sz w:val="16"/>
                 <w:szCs w:val="16"/>
               </w:rPr>
-              <w:t>64 ký tự local + @ + 189 ký tự domain (Tổng = 254)</w:t>
+              <w:t>Chuỗi 256 ký tự "A"*256</w:t>
             </w:r>
           </w:p>
         </w:tc>
         <w:tc>
           <w:tcPr>
-            <w:tcW w:w="1476" w:type="dxa"/>
+            <w:tcW w:w="1452" w:type="dxa"/>
             <w:vAlign w:val="center"/>
           </w:tcPr>
           <w:p>
@@ -6587,13 +5878,166 @@
                 <w:sz w:val="16"/>
                 <w:szCs w:val="16"/>
               </w:rPr>
-              <w:t>Đăng ký thành công.</w:t>
+              <w:t xml:space="preserve">Hệ thống từ chối, báo </w:t>
+            </w:r>
+            <w:r>
+              <w:rPr>
+                <w:rFonts w:ascii="Arial" w:hAnsi="Arial" w:cs="Arial"/>
+                <w:sz w:val="16"/>
+                <w:szCs w:val="16"/>
+              </w:rPr>
+              <w:lastRenderedPageBreak/>
+              <w:t>lỗi: "Họ Tên không được vượt quá 255 ký tự".</w:t>
             </w:r>
           </w:p>
         </w:tc>
         <w:tc>
           <w:tcPr>
-            <w:tcW w:w="1476" w:type="dxa"/>
+            <w:tcW w:w="1442" w:type="dxa"/>
+            <w:vAlign w:val="center"/>
+          </w:tcPr>
+          <w:p>
+            <w:pPr>
+              <w:rPr>
+                <w:rFonts w:ascii="Arial" w:hAnsi="Arial" w:cs="Arial"/>
+                <w:sz w:val="16"/>
+                <w:szCs w:val="16"/>
+              </w:rPr>
+            </w:pPr>
+            <w:r>
+              <w:rPr>
+                <w:rFonts w:ascii="Arial" w:hAnsi="Arial" w:cs="Arial"/>
+                <w:sz w:val="16"/>
+                <w:szCs w:val="16"/>
+              </w:rPr>
+              <w:lastRenderedPageBreak/>
+              <w:t>Invalid</w:t>
+            </w:r>
+          </w:p>
+        </w:tc>
+        <w:bookmarkStart w:id="1" w:name="_GoBack"/>
+        <w:bookmarkEnd w:id="1"/>
+      </w:tr>
+      <w:tr>
+        <w:tc>
+          <w:tcPr>
+            <w:tcW w:w="1461" w:type="dxa"/>
+            <w:vAlign w:val="center"/>
+          </w:tcPr>
+          <w:p>
+            <w:pPr>
+              <w:rPr>
+                <w:rFonts w:ascii="Arial" w:hAnsi="Arial" w:cs="Arial"/>
+                <w:sz w:val="16"/>
+                <w:szCs w:val="16"/>
+              </w:rPr>
+            </w:pPr>
+            <w:r>
+              <w:rPr>
+                <w:rFonts w:ascii="Arial" w:hAnsi="Arial" w:cs="Arial"/>
+                <w:sz w:val="16"/>
+                <w:szCs w:val="16"/>
+              </w:rPr>
+              <w:lastRenderedPageBreak/>
+              <w:t>TC_BVA_22</w:t>
+            </w:r>
+          </w:p>
+        </w:tc>
+        <w:tc>
+          <w:tcPr>
+            <w:tcW w:w="1515" w:type="dxa"/>
+            <w:vAlign w:val="center"/>
+          </w:tcPr>
+          <w:p>
+            <w:pPr>
+              <w:rPr>
+                <w:rFonts w:ascii="Arial" w:hAnsi="Arial" w:cs="Arial"/>
+                <w:sz w:val="16"/>
+                <w:szCs w:val="16"/>
+              </w:rPr>
+            </w:pPr>
+            <w:r>
+              <w:rPr>
+                <w:rFonts w:ascii="Arial" w:hAnsi="Arial" w:cs="Arial"/>
+                <w:sz w:val="16"/>
+                <w:szCs w:val="16"/>
+              </w:rPr>
+              <w:t>email</w:t>
+            </w:r>
+          </w:p>
+        </w:tc>
+        <w:tc>
+          <w:tcPr>
+            <w:tcW w:w="1451" w:type="dxa"/>
+            <w:vAlign w:val="center"/>
+          </w:tcPr>
+          <w:p>
+            <w:pPr>
+              <w:rPr>
+                <w:rFonts w:ascii="Arial" w:hAnsi="Arial" w:cs="Arial"/>
+                <w:sz w:val="16"/>
+                <w:szCs w:val="16"/>
+              </w:rPr>
+            </w:pPr>
+            <w:r>
+              <w:rPr>
+                <w:rFonts w:ascii="Arial" w:hAnsi="Arial" w:cs="Arial"/>
+                <w:sz w:val="16"/>
+                <w:szCs w:val="16"/>
+              </w:rPr>
+              <w:t>Local-part: $Max$ (64 ký tự)</w:t>
+            </w:r>
+          </w:p>
+        </w:tc>
+        <w:tc>
+          <w:tcPr>
+            <w:tcW w:w="1535" w:type="dxa"/>
+            <w:vAlign w:val="center"/>
+          </w:tcPr>
+          <w:p>
+            <w:pPr>
+              <w:rPr>
+                <w:rFonts w:ascii="Arial" w:hAnsi="Arial" w:cs="Arial"/>
+                <w:sz w:val="16"/>
+                <w:szCs w:val="16"/>
+              </w:rPr>
+            </w:pPr>
+            <w:r>
+              <w:rPr>
+                <w:rFonts w:ascii="Arial" w:hAnsi="Arial" w:cs="Arial"/>
+                <w:sz w:val="16"/>
+                <w:szCs w:val="16"/>
+              </w:rPr>
+              <w:t>Local 64 ký tự: "a"*64 + "@eshop.com"</w:t>
+            </w:r>
+          </w:p>
+        </w:tc>
+        <w:tc>
+          <w:tcPr>
+            <w:tcW w:w="1452" w:type="dxa"/>
+            <w:vAlign w:val="center"/>
+          </w:tcPr>
+          <w:p>
+            <w:pPr>
+              <w:rPr>
+                <w:rFonts w:ascii="Arial" w:hAnsi="Arial" w:cs="Arial"/>
+                <w:sz w:val="16"/>
+                <w:szCs w:val="16"/>
+              </w:rPr>
+            </w:pPr>
+            <w:r>
+              <w:rPr>
+                <w:rFonts w:ascii="Arial" w:hAnsi="Arial" w:cs="Arial"/>
+                <w:sz w:val="16"/>
+                <w:szCs w:val="16"/>
+              </w:rPr>
+              <w:t>Hệ thống chấp nhận, đăng ký tài khoản thành công.</w:t>
+            </w:r>
+          </w:p>
+        </w:tc>
+        <w:tc>
+          <w:tcPr>
+            <w:tcW w:w="1442" w:type="dxa"/>
             <w:vAlign w:val="center"/>
           </w:tcPr>
           <w:p>
@@ -6618,7 +6062,7 @@
       <w:tr>
         <w:tc>
           <w:tcPr>
-            <w:tcW w:w="1476" w:type="dxa"/>
+            <w:tcW w:w="1461" w:type="dxa"/>
             <w:vAlign w:val="center"/>
           </w:tcPr>
           <w:p>
@@ -6635,13 +6079,13 @@
                 <w:sz w:val="16"/>
                 <w:szCs w:val="16"/>
               </w:rPr>
-              <w:t>TC_BVA_22</w:t>
+              <w:t>TC_BVA_23</w:t>
             </w:r>
           </w:p>
         </w:tc>
         <w:tc>
           <w:tcPr>
-            <w:tcW w:w="1476" w:type="dxa"/>
+            <w:tcW w:w="1515" w:type="dxa"/>
             <w:vAlign w:val="center"/>
           </w:tcPr>
           <w:p>
@@ -6664,7 +6108,7 @@
         </w:tc>
         <w:tc>
           <w:tcPr>
-            <w:tcW w:w="1476" w:type="dxa"/>
+            <w:tcW w:w="1451" w:type="dxa"/>
             <w:vAlign w:val="center"/>
           </w:tcPr>
           <w:p>
@@ -6681,13 +6125,13 @@
                 <w:sz w:val="16"/>
                 <w:szCs w:val="16"/>
               </w:rPr>
-              <w:t>$max + 1$ (255 ký tự)</w:t>
+              <w:t>Local-part: $Max+1$ (65 ký tự)</w:t>
             </w:r>
           </w:p>
         </w:tc>
         <w:tc>
           <w:tcPr>
-            <w:tcW w:w="1476" w:type="dxa"/>
+            <w:tcW w:w="1535" w:type="dxa"/>
             <w:vAlign w:val="center"/>
           </w:tcPr>
           <w:p>
@@ -6704,13 +6148,13 @@
                 <w:sz w:val="16"/>
                 <w:szCs w:val="16"/>
               </w:rPr>
-              <w:t>64 ký tự local + @ + 190 ký tự domain (Tổng = 255)</w:t>
+              <w:t>Local 65 ký tự: "a"*65 + "@eshop.com"</w:t>
             </w:r>
           </w:p>
         </w:tc>
         <w:tc>
           <w:tcPr>
-            <w:tcW w:w="1476" w:type="dxa"/>
+            <w:tcW w:w="1452" w:type="dxa"/>
             <w:vAlign w:val="center"/>
           </w:tcPr>
           <w:p>
@@ -6727,13 +6171,13 @@
                 <w:sz w:val="16"/>
                 <w:szCs w:val="16"/>
               </w:rPr>
-              <w:t>Báo lỗi: "Email vượt quá độ dài tối đa cho phép".</w:t>
+              <w:t>Hệ thống từ chối, báo lỗi: "Email vượt quá độ dài quy định".</w:t>
             </w:r>
           </w:p>
         </w:tc>
         <w:tc>
           <w:tcPr>
-            <w:tcW w:w="1476" w:type="dxa"/>
+            <w:tcW w:w="1442" w:type="dxa"/>
             <w:vAlign w:val="center"/>
           </w:tcPr>
           <w:p>
@@ -6758,7 +6202,7 @@
       <w:tr>
         <w:tc>
           <w:tcPr>
-            <w:tcW w:w="1476" w:type="dxa"/>
+            <w:tcW w:w="1461" w:type="dxa"/>
             <w:vAlign w:val="center"/>
           </w:tcPr>
           <w:p>
@@ -6775,13 +6219,13 @@
                 <w:sz w:val="16"/>
                 <w:szCs w:val="16"/>
               </w:rPr>
-              <w:t>TC_BVA_23</w:t>
+              <w:t>TC_BVA_24</w:t>
             </w:r>
           </w:p>
         </w:tc>
         <w:tc>
           <w:tcPr>
-            <w:tcW w:w="1476" w:type="dxa"/>
+            <w:tcW w:w="1515" w:type="dxa"/>
             <w:vAlign w:val="center"/>
           </w:tcPr>
           <w:p>
@@ -6798,13 +6242,13 @@
                 <w:sz w:val="16"/>
                 <w:szCs w:val="16"/>
               </w:rPr>
-              <w:t>confirm_password</w:t>
+              <w:t>email</w:t>
             </w:r>
           </w:p>
         </w:tc>
         <w:tc>
           <w:tcPr>
-            <w:tcW w:w="1476" w:type="dxa"/>
+            <w:tcW w:w="1451" w:type="dxa"/>
             <w:vAlign w:val="center"/>
           </w:tcPr>
           <w:p>
@@ -6821,13 +6265,13 @@
                 <w:sz w:val="16"/>
                 <w:szCs w:val="16"/>
               </w:rPr>
-              <w:t>$\Delta L = -1$ (Thiếu 1 ký tự)</w:t>
+              <w:t>Tổng email: $Max$ (254 ký tự)</w:t>
             </w:r>
           </w:p>
         </w:tc>
         <w:tc>
           <w:tcPr>
-            <w:tcW w:w="1476" w:type="dxa"/>
+            <w:tcW w:w="1535" w:type="dxa"/>
             <w:vAlign w:val="center"/>
           </w:tcPr>
           <w:p>
@@ -6844,13 +6288,13 @@
                 <w:sz w:val="16"/>
                 <w:szCs w:val="16"/>
               </w:rPr>
-              <w:t>MK: Pass123! (8 ký tự)&lt;br&gt;Xác nhận MK: Pass123 (7 ký tự)</w:t>
+              <w:t>Chuỗi 254 ký tự hợp lệ dạng: "a"*64 + "@" + "b"*185 + ".com"</w:t>
             </w:r>
           </w:p>
         </w:tc>
         <w:tc>
           <w:tcPr>
-            <w:tcW w:w="1476" w:type="dxa"/>
+            <w:tcW w:w="1452" w:type="dxa"/>
             <w:vAlign w:val="center"/>
           </w:tcPr>
           <w:p>
@@ -6867,13 +6311,13 @@
                 <w:sz w:val="16"/>
                 <w:szCs w:val="16"/>
               </w:rPr>
-              <w:t>Báo lỗi: "Xác nhận mật khẩu không khớp".</w:t>
+              <w:t>Hệ thống chấp nhận, đăng ký tài khoản thành công.</w:t>
             </w:r>
           </w:p>
         </w:tc>
         <w:tc>
           <w:tcPr>
-            <w:tcW w:w="1476" w:type="dxa"/>
+            <w:tcW w:w="1442" w:type="dxa"/>
             <w:vAlign w:val="center"/>
           </w:tcPr>
           <w:p>
@@ -6890,7 +6334,7 @@
                 <w:sz w:val="16"/>
                 <w:szCs w:val="16"/>
               </w:rPr>
-              <w:t>Invalid</w:t>
+              <w:t>Valid</w:t>
             </w:r>
           </w:p>
         </w:tc>
@@ -6898,7 +6342,7 @@
       <w:tr>
         <w:tc>
           <w:tcPr>
-            <w:tcW w:w="1476" w:type="dxa"/>
+            <w:tcW w:w="1461" w:type="dxa"/>
             <w:vAlign w:val="center"/>
           </w:tcPr>
           <w:p>
@@ -6915,13 +6359,13 @@
                 <w:sz w:val="16"/>
                 <w:szCs w:val="16"/>
               </w:rPr>
-              <w:t>TC_BVA_24</w:t>
+              <w:t>TC_BVA_25</w:t>
             </w:r>
           </w:p>
         </w:tc>
         <w:tc>
           <w:tcPr>
-            <w:tcW w:w="1476" w:type="dxa"/>
+            <w:tcW w:w="1515" w:type="dxa"/>
             <w:vAlign w:val="center"/>
           </w:tcPr>
           <w:p>
@@ -6938,13 +6382,13 @@
                 <w:sz w:val="16"/>
                 <w:szCs w:val="16"/>
               </w:rPr>
-              <w:t>confirm_password</w:t>
+              <w:t>email</w:t>
             </w:r>
           </w:p>
         </w:tc>
         <w:tc>
           <w:tcPr>
-            <w:tcW w:w="1476" w:type="dxa"/>
+            <w:tcW w:w="1451" w:type="dxa"/>
             <w:vAlign w:val="center"/>
           </w:tcPr>
           <w:p>
@@ -6961,13 +6405,13 @@
                 <w:sz w:val="16"/>
                 <w:szCs w:val="16"/>
               </w:rPr>
-              <w:t>$\Delta L = 0$ (Khớp chính xác)</w:t>
+              <w:t>Tổng email: $Max+1$ (255 ký tự)</w:t>
             </w:r>
           </w:p>
         </w:tc>
         <w:tc>
           <w:tcPr>
-            <w:tcW w:w="1476" w:type="dxa"/>
+            <w:tcW w:w="1535" w:type="dxa"/>
             <w:vAlign w:val="center"/>
           </w:tcPr>
           <w:p>
@@ -6984,31 +6428,13 @@
                 <w:sz w:val="16"/>
                 <w:szCs w:val="16"/>
               </w:rPr>
-              <w:t xml:space="preserve">MK: Pass123! (8 ký </w:t>
-            </w:r>
-            <w:proofErr w:type="gramStart"/>
-            <w:r>
-              <w:rPr>
-                <w:rFonts w:ascii="Arial" w:hAnsi="Arial" w:cs="Arial"/>
-                <w:sz w:val="16"/>
-                <w:szCs w:val="16"/>
-              </w:rPr>
-              <w:t>tự)&lt;</w:t>
-            </w:r>
-            <w:proofErr w:type="gramEnd"/>
-            <w:r>
-              <w:rPr>
-                <w:rFonts w:ascii="Arial" w:hAnsi="Arial" w:cs="Arial"/>
-                <w:sz w:val="16"/>
-                <w:szCs w:val="16"/>
-              </w:rPr>
-              <w:t>br&gt;Xác nhận MK: Pass123! (8 ký tự)</w:t>
+              <w:t>Chuỗi 255 ký tự dạng: "a"*64 + "@" + "b"*186 + ".com"</w:t>
             </w:r>
           </w:p>
         </w:tc>
         <w:tc>
           <w:tcPr>
-            <w:tcW w:w="1476" w:type="dxa"/>
+            <w:tcW w:w="1452" w:type="dxa"/>
             <w:vAlign w:val="center"/>
           </w:tcPr>
           <w:p>
@@ -7025,13 +6451,13 @@
                 <w:sz w:val="16"/>
                 <w:szCs w:val="16"/>
               </w:rPr>
-              <w:t>Đăng ký thành công.</w:t>
+              <w:t>Hệ thống từ chối, báo lỗi: "Email vượt quá độ dài tối đa cho phép".</w:t>
             </w:r>
           </w:p>
         </w:tc>
         <w:tc>
           <w:tcPr>
-            <w:tcW w:w="1476" w:type="dxa"/>
+            <w:tcW w:w="1442" w:type="dxa"/>
             <w:vAlign w:val="center"/>
           </w:tcPr>
           <w:p>
@@ -7048,205 +6474,2590 @@
                 <w:sz w:val="16"/>
                 <w:szCs w:val="16"/>
               </w:rPr>
-              <w:t>Valid</w:t>
-            </w:r>
-          </w:p>
-        </w:tc>
-      </w:tr>
-      <w:tr>
-        <w:tc>
-          <w:tcPr>
-            <w:tcW w:w="1476" w:type="dxa"/>
-            <w:vAlign w:val="center"/>
-          </w:tcPr>
-          <w:p>
-            <w:pPr>
-              <w:rPr>
-                <w:rFonts w:ascii="Arial" w:hAnsi="Arial" w:cs="Arial"/>
-                <w:sz w:val="16"/>
-                <w:szCs w:val="16"/>
-              </w:rPr>
-            </w:pPr>
-            <w:r>
-              <w:rPr>
-                <w:rFonts w:ascii="Arial" w:hAnsi="Arial" w:cs="Arial"/>
-                <w:sz w:val="16"/>
-                <w:szCs w:val="16"/>
-              </w:rPr>
-              <w:t>TC_BVA_25</w:t>
-            </w:r>
-          </w:p>
-        </w:tc>
-        <w:tc>
-          <w:tcPr>
-            <w:tcW w:w="1476" w:type="dxa"/>
-            <w:vAlign w:val="center"/>
-          </w:tcPr>
-          <w:p>
-            <w:pPr>
-              <w:rPr>
-                <w:rFonts w:ascii="Arial" w:hAnsi="Arial" w:cs="Arial"/>
-                <w:sz w:val="16"/>
-                <w:szCs w:val="16"/>
-              </w:rPr>
-            </w:pPr>
-            <w:r>
-              <w:rPr>
-                <w:rFonts w:ascii="Arial" w:hAnsi="Arial" w:cs="Arial"/>
-                <w:sz w:val="16"/>
-                <w:szCs w:val="16"/>
-              </w:rPr>
-              <w:t>confirm_password</w:t>
-            </w:r>
-          </w:p>
-        </w:tc>
-        <w:tc>
-          <w:tcPr>
-            <w:tcW w:w="1476" w:type="dxa"/>
-            <w:vAlign w:val="center"/>
-          </w:tcPr>
-          <w:p>
-            <w:pPr>
-              <w:rPr>
-                <w:rFonts w:ascii="Arial" w:hAnsi="Arial" w:cs="Arial"/>
-                <w:sz w:val="16"/>
-                <w:szCs w:val="16"/>
-              </w:rPr>
-            </w:pPr>
-            <w:r>
-              <w:rPr>
-                <w:rFonts w:ascii="Arial" w:hAnsi="Arial" w:cs="Arial"/>
-                <w:sz w:val="16"/>
-                <w:szCs w:val="16"/>
-              </w:rPr>
-              <w:t>$\Delta L = +1$ (Thừa 1 ký tự)</w:t>
-            </w:r>
-          </w:p>
-        </w:tc>
-        <w:tc>
-          <w:tcPr>
-            <w:tcW w:w="1476" w:type="dxa"/>
-            <w:vAlign w:val="center"/>
-          </w:tcPr>
-          <w:p>
-            <w:pPr>
-              <w:rPr>
-                <w:rFonts w:ascii="Arial" w:hAnsi="Arial" w:cs="Arial"/>
-                <w:sz w:val="16"/>
-                <w:szCs w:val="16"/>
-              </w:rPr>
-            </w:pPr>
-            <w:r>
-              <w:rPr>
-                <w:rFonts w:ascii="Arial" w:hAnsi="Arial" w:cs="Arial"/>
-                <w:sz w:val="16"/>
-                <w:szCs w:val="16"/>
-              </w:rPr>
-              <w:t>MK: Pass123! (8 ký tự)&lt;br&gt;Xác nhận MK: Pass123!a (9 ký tự)</w:t>
-            </w:r>
-          </w:p>
-        </w:tc>
-        <w:tc>
-          <w:tcPr>
-            <w:tcW w:w="1476" w:type="dxa"/>
-            <w:vAlign w:val="center"/>
-          </w:tcPr>
-          <w:p>
-            <w:pPr>
-              <w:rPr>
-                <w:rFonts w:ascii="Arial" w:hAnsi="Arial" w:cs="Arial"/>
-                <w:sz w:val="16"/>
-                <w:szCs w:val="16"/>
-              </w:rPr>
-            </w:pPr>
-            <w:r>
-              <w:rPr>
-                <w:rFonts w:ascii="Arial" w:hAnsi="Arial" w:cs="Arial"/>
-                <w:sz w:val="16"/>
-                <w:szCs w:val="16"/>
-              </w:rPr>
-              <w:t>Báo lỗi: "Xác nhận mật khẩu không khớp".</w:t>
-            </w:r>
-          </w:p>
-        </w:tc>
-        <w:tc>
-          <w:tcPr>
-            <w:tcW w:w="1476" w:type="dxa"/>
-            <w:vAlign w:val="center"/>
-          </w:tcPr>
-          <w:p>
-            <w:pPr>
-              <w:rPr>
-                <w:rFonts w:ascii="Arial" w:hAnsi="Arial" w:cs="Arial"/>
-                <w:sz w:val="16"/>
-                <w:szCs w:val="16"/>
-              </w:rPr>
-            </w:pPr>
-            <w:r>
-              <w:rPr>
-                <w:rFonts w:ascii="Arial" w:hAnsi="Arial" w:cs="Arial"/>
-                <w:sz w:val="16"/>
-                <w:szCs w:val="16"/>
-              </w:rPr>
               <w:t>Invalid</w:t>
             </w:r>
           </w:p>
         </w:tc>
       </w:tr>
     </w:tbl>
-    <w:p/>
-    <w:p>
-      <w:pPr>
-        <w:pStyle w:val="Heading3"/>
-        <w:rPr>
-          <w:rFonts w:ascii="Arial" w:hAnsi="Arial" w:cs="Arial"/>
-        </w:rPr>
-      </w:pPr>
-      <w:bookmarkStart w:id="3" w:name="_Toc241626155"/>
-      <w:r>
-        <w:rPr>
-          <w:rFonts w:ascii="Arial" w:hAnsi="Arial" w:cs="Arial"/>
-        </w:rPr>
-        <w:t>AI Critique</w:t>
-      </w:r>
-      <w:bookmarkEnd w:id="3"/>
-    </w:p>
     <w:p>
       <w:pPr>
         <w:pStyle w:val="ListParagraph"/>
         <w:numPr>
           <w:ilvl w:val="0"/>
-          <w:numId w:val="46"/>
+          <w:numId w:val="50"/>
         </w:numPr>
-        <w:spacing w:before="100" w:beforeAutospacing="1" w:after="100" w:afterAutospacing="1" w:line="240" w:lineRule="auto"/>
-        <w:rPr>
-          <w:rFonts w:ascii="Arial" w:eastAsia="Times New Roman" w:hAnsi="Arial" w:cs="Arial"/>
-        </w:rPr>
-      </w:pPr>
-      <w:r>
-        <w:rPr>
-          <w:rFonts w:ascii="Arial" w:eastAsia="Times New Roman" w:hAnsi="Arial" w:cs="Arial"/>
-        </w:rPr>
-        <w:t xml:space="preserve">Current AI models are smart, but they still have big weaknesses. For example, Claude Sonnet 5.5 is very bad at making pictures and diagrams. If you ask it to draw a flowchart, it usually makes mistakes or breaks the code. It is designed for text, not for visual tasks. On the other hand, Gemini is very poor at searching the internet and finding correct </w:t>
-      </w:r>
-      <w:r>
-        <w:rPr>
-          <w:rFonts w:ascii="Arial" w:eastAsia="Times New Roman" w:hAnsi="Arial" w:cs="Arial"/>
-        </w:rPr>
-        <w:t xml:space="preserve">URLs. </w:t>
-      </w:r>
-      <w:r>
-        <w:rPr>
-          <w:rFonts w:ascii="Arial" w:eastAsia="Times New Roman" w:hAnsi="Arial" w:cs="Arial"/>
-        </w:rPr>
-        <w:t xml:space="preserve">It often makes up fake links or gives wrong information. You cannot rely on it for fact-checking or real-time research. The </w:t>
-      </w:r>
-      <w:r>
-        <w:rPr>
-          <w:rFonts w:ascii="Arial" w:eastAsia="Times New Roman" w:hAnsi="Arial" w:cs="Arial"/>
-        </w:rPr>
+      </w:pPr>
+      <w:r>
+        <w:rPr>
+          <w:rFonts w:ascii="Arial" w:hAnsi="Arial" w:cs="Arial"/>
+          <w:b/>
+        </w:rPr>
+        <w:t>Explaination</w:t>
+      </w:r>
+    </w:p>
+    <w:p>
+      <w:pPr>
+        <w:ind w:left="360"/>
+        <w:rPr>
+          <w:b/>
+        </w:rPr>
+      </w:pPr>
+      <w:r>
+        <w:rPr>
+          <w:b/>
+        </w:rPr>
+        <w:t>B</w:t>
+      </w:r>
+      <w:r>
+        <w:rPr>
+          <w:rFonts w:ascii="Times New Roman" w:hAnsi="Times New Roman" w:cs="Times New Roman"/>
+          <w:b/>
+        </w:rPr>
+        <w:t>ướ</w:t>
+      </w:r>
+      <w:r>
+        <w:rPr>
+          <w:b/>
+        </w:rPr>
+        <w:t>c 1: Nh</w:t>
+      </w:r>
+      <w:r>
+        <w:rPr>
+          <w:rFonts w:ascii="Times New Roman" w:hAnsi="Times New Roman" w:cs="Times New Roman"/>
+          <w:b/>
+        </w:rPr>
+        <w:t>ậ</w:t>
+      </w:r>
+      <w:r>
+        <w:rPr>
+          <w:b/>
+        </w:rPr>
+        <w:t>n di</w:t>
+      </w:r>
+      <w:r>
+        <w:rPr>
+          <w:rFonts w:ascii="Times New Roman" w:hAnsi="Times New Roman" w:cs="Times New Roman"/>
+          <w:b/>
+        </w:rPr>
+        <w:t>ệ</w:t>
+      </w:r>
+      <w:r>
+        <w:rPr>
+          <w:b/>
+        </w:rPr>
+        <w:t>n các thu</w:t>
+      </w:r>
+      <w:r>
+        <w:rPr>
+          <w:rFonts w:ascii="Times New Roman" w:hAnsi="Times New Roman" w:cs="Times New Roman"/>
+          <w:b/>
+        </w:rPr>
+        <w:t>ộ</w:t>
+      </w:r>
+      <w:r>
+        <w:rPr>
+          <w:b/>
+        </w:rPr>
+        <w:t>c tính có th</w:t>
+      </w:r>
+      <w:r>
+        <w:rPr>
+          <w:rFonts w:ascii="Times New Roman" w:hAnsi="Times New Roman" w:cs="Times New Roman"/>
+          <w:b/>
+        </w:rPr>
+        <w:t>ể</w:t>
+      </w:r>
+      <w:r>
+        <w:rPr>
+          <w:b/>
+        </w:rPr>
+        <w:t xml:space="preserve"> đo l</w:t>
+      </w:r>
+      <w:r>
+        <w:rPr>
+          <w:rFonts w:ascii="Times New Roman" w:hAnsi="Times New Roman" w:cs="Times New Roman"/>
+          <w:b/>
+        </w:rPr>
+        <w:t>ườ</w:t>
+      </w:r>
+      <w:r>
+        <w:rPr>
+          <w:b/>
+        </w:rPr>
+        <w:t>ng th</w:t>
+      </w:r>
+      <w:r>
+        <w:rPr>
+          <w:rFonts w:ascii="Times New Roman" w:hAnsi="Times New Roman" w:cs="Times New Roman"/>
+          <w:b/>
+        </w:rPr>
+        <w:t>ứ</w:t>
+      </w:r>
+      <w:r>
+        <w:rPr>
+          <w:b/>
+        </w:rPr>
+        <w:t xml:space="preserve"> t</w:t>
+      </w:r>
+      <w:r>
+        <w:rPr>
+          <w:rFonts w:ascii="Times New Roman" w:hAnsi="Times New Roman" w:cs="Times New Roman"/>
+          <w:b/>
+        </w:rPr>
+        <w:t>ự</w:t>
+      </w:r>
+    </w:p>
+    <w:p>
+      <w:pPr>
+        <w:ind w:left="360"/>
+      </w:pPr>
+      <w:r>
+        <w:t>Không ph</w:t>
+      </w:r>
+      <w:r>
+        <w:rPr>
+          <w:rFonts w:ascii="Times New Roman" w:hAnsi="Times New Roman" w:cs="Times New Roman"/>
+        </w:rPr>
+        <w:t>ả</w:t>
+      </w:r>
+      <w:r>
+        <w:t>i bi</w:t>
+      </w:r>
+      <w:r>
+        <w:rPr>
+          <w:rFonts w:ascii="Times New Roman" w:hAnsi="Times New Roman" w:cs="Times New Roman"/>
+        </w:rPr>
+        <w:t>ế</w:t>
+      </w:r>
+      <w:r>
+        <w:t>n nào cũng áp d</w:t>
+      </w:r>
+      <w:r>
+        <w:rPr>
+          <w:rFonts w:ascii="Times New Roman" w:hAnsi="Times New Roman" w:cs="Times New Roman"/>
+        </w:rPr>
+        <w:t>ụ</w:t>
+      </w:r>
+      <w:r>
+        <w:t>ng BVA. BVA ch</w:t>
+      </w:r>
+      <w:r>
+        <w:rPr>
+          <w:rFonts w:ascii="Times New Roman" w:hAnsi="Times New Roman" w:cs="Times New Roman"/>
+        </w:rPr>
+        <w:t>ỉ</w:t>
+      </w:r>
+      <w:r>
+        <w:t xml:space="preserve"> áp d</w:t>
+      </w:r>
+      <w:r>
+        <w:rPr>
+          <w:rFonts w:ascii="Times New Roman" w:hAnsi="Times New Roman" w:cs="Times New Roman"/>
+        </w:rPr>
+        <w:t>ụ</w:t>
+      </w:r>
+      <w:r>
+        <w:t>ng cho các bi</w:t>
+      </w:r>
+      <w:r>
+        <w:rPr>
+          <w:rFonts w:ascii="Times New Roman" w:hAnsi="Times New Roman" w:cs="Times New Roman"/>
+        </w:rPr>
+        <w:t>ế</w:t>
+      </w:r>
+      <w:r>
+        <w:t>n có giá tr</w:t>
+      </w:r>
+      <w:r>
+        <w:rPr>
+          <w:rFonts w:ascii="Times New Roman" w:hAnsi="Times New Roman" w:cs="Times New Roman"/>
+        </w:rPr>
+        <w:t>ị</w:t>
+      </w:r>
+      <w:r>
+        <w:t xml:space="preserve"> liên t</w:t>
+      </w:r>
+      <w:r>
+        <w:rPr>
+          <w:rFonts w:ascii="Times New Roman" w:hAnsi="Times New Roman" w:cs="Times New Roman"/>
+        </w:rPr>
+        <w:t>ụ</w:t>
+      </w:r>
+      <w:r>
+        <w:t>c, r</w:t>
+      </w:r>
+      <w:r>
+        <w:rPr>
+          <w:rFonts w:ascii="Times New Roman" w:hAnsi="Times New Roman" w:cs="Times New Roman"/>
+        </w:rPr>
+        <w:t>ờ</w:t>
+      </w:r>
+      <w:r>
+        <w:t>i r</w:t>
+      </w:r>
+      <w:r>
+        <w:rPr>
+          <w:rFonts w:ascii="Times New Roman" w:hAnsi="Times New Roman" w:cs="Times New Roman"/>
+        </w:rPr>
+        <w:t>ạ</w:t>
+      </w:r>
+      <w:r>
+        <w:t>c có th</w:t>
+      </w:r>
+      <w:r>
+        <w:rPr>
+          <w:rFonts w:ascii="Times New Roman" w:hAnsi="Times New Roman" w:cs="Times New Roman"/>
+        </w:rPr>
+        <w:t>ứ</w:t>
+      </w:r>
+      <w:r>
+        <w:t xml:space="preserve"> t</w:t>
+      </w:r>
+      <w:r>
+        <w:rPr>
+          <w:rFonts w:ascii="Times New Roman" w:hAnsi="Times New Roman" w:cs="Times New Roman"/>
+        </w:rPr>
+        <w:t>ự</w:t>
+      </w:r>
+      <w:r>
+        <w:t>, ho</w:t>
+      </w:r>
+      <w:r>
+        <w:rPr>
+          <w:rFonts w:ascii="Times New Roman" w:hAnsi="Times New Roman" w:cs="Times New Roman"/>
+        </w:rPr>
+        <w:t>ặ</w:t>
+      </w:r>
+      <w:r>
+        <w:t>c đ</w:t>
+      </w:r>
+      <w:r>
+        <w:rPr>
+          <w:rFonts w:ascii="Times New Roman" w:hAnsi="Times New Roman" w:cs="Times New Roman"/>
+        </w:rPr>
+        <w:t>ộ</w:t>
+      </w:r>
+      <w:r>
+        <w:t xml:space="preserve"> dài đo đ</w:t>
+      </w:r>
+      <w:r>
+        <w:rPr>
+          <w:rFonts w:ascii="Times New Roman" w:hAnsi="Times New Roman" w:cs="Times New Roman"/>
+        </w:rPr>
+        <w:t>ế</w:t>
+      </w:r>
+      <w:r>
+        <w:t>m đ</w:t>
+      </w:r>
+      <w:r>
+        <w:rPr>
+          <w:rFonts w:ascii="Times New Roman" w:hAnsi="Times New Roman" w:cs="Times New Roman"/>
+        </w:rPr>
+        <w:t>ượ</w:t>
+      </w:r>
+      <w:r>
+        <w:t>c.</w:t>
+      </w:r>
+    </w:p>
+    <w:p>
+      <w:pPr>
+        <w:ind w:left="360"/>
+      </w:pPr>
+      <w:r>
+        <w:t>- Đ</w:t>
+      </w:r>
+      <w:r>
+        <w:rPr>
+          <w:rFonts w:ascii="Times New Roman" w:hAnsi="Times New Roman" w:cs="Times New Roman"/>
+        </w:rPr>
+        <w:t>ộ</w:t>
+      </w:r>
+      <w:r>
+        <w:t xml:space="preserve"> dài chu</w:t>
+      </w:r>
+      <w:r>
+        <w:rPr>
+          <w:rFonts w:ascii="Times New Roman" w:hAnsi="Times New Roman" w:cs="Times New Roman"/>
+        </w:rPr>
+        <w:t>ỗ</w:t>
+      </w:r>
+      <w:r>
+        <w:t>i ký t</w:t>
+      </w:r>
+      <w:r>
+        <w:rPr>
+          <w:rFonts w:ascii="Times New Roman" w:hAnsi="Times New Roman" w:cs="Times New Roman"/>
+        </w:rPr>
+        <w:t>ự</w:t>
+      </w:r>
+      <w:r>
+        <w:t xml:space="preserve"> c</w:t>
+      </w:r>
+      <w:r>
+        <w:rPr>
+          <w:rFonts w:ascii="Times New Roman" w:hAnsi="Times New Roman" w:cs="Times New Roman"/>
+        </w:rPr>
+        <w:t>ủ</w:t>
+      </w:r>
+      <w:r>
+        <w:t>a tr</w:t>
+      </w:r>
+      <w:r>
+        <w:rPr>
+          <w:rFonts w:ascii="Times New Roman" w:hAnsi="Times New Roman" w:cs="Times New Roman"/>
+        </w:rPr>
+        <w:t>ườ</w:t>
+      </w:r>
+      <w:r>
+        <w:t>ng `password`, `name`, `email`.</w:t>
+      </w:r>
+    </w:p>
+    <w:p>
+      <w:pPr>
+        <w:ind w:left="360"/>
+      </w:pPr>
+      <w:r>
+        <w:t>- S</w:t>
+      </w:r>
+      <w:r>
+        <w:rPr>
+          <w:rFonts w:ascii="Times New Roman" w:hAnsi="Times New Roman" w:cs="Times New Roman"/>
+        </w:rPr>
+        <w:t>ố</w:t>
+      </w:r>
+      <w:r>
+        <w:t xml:space="preserve"> l</w:t>
+      </w:r>
+      <w:r>
+        <w:rPr>
+          <w:rFonts w:ascii="Times New Roman" w:hAnsi="Times New Roman" w:cs="Times New Roman"/>
+        </w:rPr>
+        <w:t>ượ</w:t>
+      </w:r>
+      <w:r>
+        <w:t>ng đ</w:t>
+      </w:r>
+      <w:r>
+        <w:rPr>
+          <w:rFonts w:ascii="Times New Roman" w:hAnsi="Times New Roman" w:cs="Times New Roman"/>
+        </w:rPr>
+        <w:t>ế</w:t>
+      </w:r>
+      <w:r>
+        <w:t>m các ký t</w:t>
+      </w:r>
+      <w:r>
+        <w:rPr>
+          <w:rFonts w:ascii="Times New Roman" w:hAnsi="Times New Roman" w:cs="Times New Roman"/>
+        </w:rPr>
+        <w:t>ự</w:t>
+      </w:r>
+      <w:r>
+        <w:t xml:space="preserve"> đ</w:t>
+      </w:r>
+      <w:r>
+        <w:rPr>
+          <w:rFonts w:ascii="Times New Roman" w:hAnsi="Times New Roman" w:cs="Times New Roman"/>
+        </w:rPr>
+        <w:t>ặ</w:t>
+      </w:r>
+      <w:r>
+        <w:t>c bi</w:t>
+      </w:r>
+      <w:r>
+        <w:rPr>
+          <w:rFonts w:ascii="Times New Roman" w:hAnsi="Times New Roman" w:cs="Times New Roman"/>
+        </w:rPr>
+        <w:t>ệ</w:t>
+      </w:r>
+      <w:r>
+        <w:t>t, ch</w:t>
+      </w:r>
+      <w:r>
+        <w:rPr>
+          <w:rFonts w:ascii="Times New Roman" w:hAnsi="Times New Roman" w:cs="Times New Roman"/>
+        </w:rPr>
+        <w:t>ữ</w:t>
+      </w:r>
+      <w:r>
+        <w:t xml:space="preserve"> hoa, ch</w:t>
+      </w:r>
+      <w:r>
+        <w:rPr>
+          <w:rFonts w:ascii="Times New Roman" w:hAnsi="Times New Roman" w:cs="Times New Roman"/>
+        </w:rPr>
+        <w:t>ữ</w:t>
+      </w:r>
+      <w:r>
+        <w:t xml:space="preserve"> th</w:t>
+      </w:r>
+      <w:r>
+        <w:rPr>
+          <w:rFonts w:ascii="Times New Roman" w:hAnsi="Times New Roman" w:cs="Times New Roman"/>
+        </w:rPr>
+        <w:t>ườ</w:t>
+      </w:r>
+      <w:r>
+        <w:t>ng, s</w:t>
+      </w:r>
+      <w:r>
+        <w:rPr>
+          <w:rFonts w:ascii="Times New Roman" w:hAnsi="Times New Roman" w:cs="Times New Roman"/>
+        </w:rPr>
+        <w:t>ố</w:t>
+      </w:r>
+      <w:r>
+        <w:t xml:space="preserve"> trong chu</w:t>
+      </w:r>
+      <w:r>
+        <w:rPr>
+          <w:rFonts w:ascii="Times New Roman" w:hAnsi="Times New Roman" w:cs="Times New Roman"/>
+        </w:rPr>
+        <w:t>ỗ</w:t>
+      </w:r>
+      <w:r>
+        <w:t>i.</w:t>
+      </w:r>
+    </w:p>
+    <w:p>
+      <w:pPr>
+        <w:ind w:left="360"/>
+        <w:rPr>
+          <w:b/>
+        </w:rPr>
+      </w:pPr>
+      <w:r>
+        <w:rPr>
+          <w:b/>
+        </w:rPr>
+        <w:t>B</w:t>
+      </w:r>
+      <w:r>
+        <w:rPr>
+          <w:rFonts w:ascii="Times New Roman" w:hAnsi="Times New Roman" w:cs="Times New Roman"/>
+          <w:b/>
+        </w:rPr>
+        <w:t>ướ</w:t>
+      </w:r>
+      <w:r>
+        <w:rPr>
+          <w:b/>
+        </w:rPr>
+        <w:t>c 2: Xác đ</w:t>
+      </w:r>
+      <w:r>
+        <w:rPr>
+          <w:rFonts w:ascii="Times New Roman" w:hAnsi="Times New Roman" w:cs="Times New Roman"/>
+          <w:b/>
+        </w:rPr>
+        <w:t>ị</w:t>
+      </w:r>
+      <w:r>
+        <w:rPr>
+          <w:b/>
+        </w:rPr>
+        <w:t>nh Biên t</w:t>
+      </w:r>
+      <w:r>
+        <w:rPr>
+          <w:rFonts w:ascii="Times New Roman" w:hAnsi="Times New Roman" w:cs="Times New Roman"/>
+          <w:b/>
+        </w:rPr>
+        <w:t>ườ</w:t>
+      </w:r>
+      <w:r>
+        <w:rPr>
+          <w:b/>
+        </w:rPr>
+        <w:t>ng minh (Explicit) và Biên ng</w:t>
+      </w:r>
+      <w:r>
+        <w:rPr>
+          <w:rFonts w:ascii="Times New Roman" w:hAnsi="Times New Roman" w:cs="Times New Roman"/>
+          <w:b/>
+        </w:rPr>
+        <w:t>ầ</w:t>
+      </w:r>
+      <w:r>
+        <w:rPr>
+          <w:b/>
+        </w:rPr>
+        <w:t>m đ</w:t>
+      </w:r>
+      <w:r>
+        <w:rPr>
+          <w:rFonts w:ascii="Times New Roman" w:hAnsi="Times New Roman" w:cs="Times New Roman"/>
+          <w:b/>
+        </w:rPr>
+        <w:t>ị</w:t>
+      </w:r>
+      <w:r>
+        <w:rPr>
+          <w:b/>
+        </w:rPr>
+        <w:t>nh (Implicit)</w:t>
+      </w:r>
+    </w:p>
+    <w:p>
+      <w:pPr>
+        <w:ind w:left="360"/>
+      </w:pPr>
+      <w:r>
+        <w:t xml:space="preserve">- </w:t>
+      </w:r>
+      <w:r>
+        <w:t>Biên t</w:t>
+      </w:r>
+      <w:r>
+        <w:rPr>
+          <w:rFonts w:ascii="Times New Roman" w:hAnsi="Times New Roman" w:cs="Times New Roman"/>
+        </w:rPr>
+        <w:t>ườ</w:t>
+      </w:r>
+      <w:r>
+        <w:t xml:space="preserve">ng minh (Explicit Boundary): </w:t>
+      </w:r>
+      <w:r>
+        <w:t>Đ</w:t>
+      </w:r>
+      <w:r>
+        <w:rPr>
+          <w:rFonts w:ascii="Times New Roman" w:hAnsi="Times New Roman" w:cs="Times New Roman"/>
+        </w:rPr>
+        <w:t>ượ</w:t>
+      </w:r>
+      <w:r>
+        <w:t>c ghi rõ trong tài li</w:t>
+      </w:r>
+      <w:r>
+        <w:rPr>
+          <w:rFonts w:ascii="Times New Roman" w:hAnsi="Times New Roman" w:cs="Times New Roman"/>
+        </w:rPr>
+        <w:t>ệ</w:t>
+      </w:r>
+      <w:r>
+        <w:t>u yêu c</w:t>
+      </w:r>
+      <w:r>
+        <w:rPr>
+          <w:rFonts w:ascii="Times New Roman" w:hAnsi="Times New Roman" w:cs="Times New Roman"/>
+        </w:rPr>
+        <w:t>ầ</w:t>
+      </w:r>
+      <w:r>
+        <w:t>u.</w:t>
+      </w:r>
+    </w:p>
+    <w:p>
+      <w:pPr>
+        <w:ind w:left="360"/>
+      </w:pPr>
+      <w:r>
+        <w:t xml:space="preserve">  - </w:t>
+      </w:r>
+      <w:r>
+        <w:t>Ví d</w:t>
+      </w:r>
+      <w:r>
+        <w:rPr>
+          <w:rFonts w:ascii="Times New Roman" w:hAnsi="Times New Roman" w:cs="Times New Roman"/>
+        </w:rPr>
+        <w:t>ụ</w:t>
+      </w:r>
+      <w:r>
+        <w:t>:</w:t>
+      </w:r>
+      <w:r>
+        <w:t xml:space="preserve"> M</w:t>
+      </w:r>
+      <w:r>
+        <w:rPr>
+          <w:rFonts w:ascii="Times New Roman" w:hAnsi="Times New Roman" w:cs="Times New Roman"/>
+        </w:rPr>
+        <w:t>ậ</w:t>
+      </w:r>
+      <w:r>
+        <w:t>t kh</w:t>
+      </w:r>
+      <w:r>
+        <w:rPr>
+          <w:rFonts w:ascii="Times New Roman" w:hAnsi="Times New Roman" w:cs="Times New Roman"/>
+        </w:rPr>
+        <w:t>ẩ</w:t>
+      </w:r>
+      <w:r>
+        <w:t>u t</w:t>
+      </w:r>
+      <w:r>
+        <w:rPr>
+          <w:rFonts w:ascii="Times New Roman" w:hAnsi="Times New Roman" w:cs="Times New Roman"/>
+        </w:rPr>
+        <w:t>ừ</w:t>
+      </w:r>
+      <w:r>
+        <w:t xml:space="preserve"> 8 ký t</w:t>
+      </w:r>
+      <w:r>
+        <w:rPr>
+          <w:rFonts w:ascii="Times New Roman" w:hAnsi="Times New Roman" w:cs="Times New Roman"/>
+        </w:rPr>
+        <w:t>ự</w:t>
+      </w:r>
+      <w:r>
+        <w:t xml:space="preserve"> tr</w:t>
+      </w:r>
+      <w:r>
+        <w:rPr>
+          <w:rFonts w:ascii="Times New Roman" w:hAnsi="Times New Roman" w:cs="Times New Roman"/>
+        </w:rPr>
+        <w:t>ở</w:t>
+      </w:r>
+      <w:r>
+        <w:t xml:space="preserve"> lên </w:t>
+      </w:r>
+      <w:r>
+        <w:t>=&gt;</w:t>
+      </w:r>
+      <w:r>
+        <w:t xml:space="preserve"> Min = 8. Ch</w:t>
+      </w:r>
+      <w:r>
+        <w:rPr>
+          <w:rFonts w:ascii="Times New Roman" w:hAnsi="Times New Roman" w:cs="Times New Roman"/>
+        </w:rPr>
+        <w:t>ứ</w:t>
+      </w:r>
+      <w:r>
+        <w:t>a ít nh</w:t>
+      </w:r>
+      <w:r>
+        <w:rPr>
+          <w:rFonts w:ascii="Times New Roman" w:hAnsi="Times New Roman" w:cs="Times New Roman"/>
+        </w:rPr>
+        <w:t>ấ</w:t>
+      </w:r>
+      <w:r>
+        <w:t>t 1 ch</w:t>
+      </w:r>
+      <w:r>
+        <w:rPr>
+          <w:rFonts w:ascii="Times New Roman" w:hAnsi="Times New Roman" w:cs="Times New Roman"/>
+        </w:rPr>
+        <w:t>ữ</w:t>
+      </w:r>
+      <w:r>
+        <w:t xml:space="preserve"> hoa </w:t>
+      </w:r>
+      <w:r>
+        <w:t>=&gt; Min(uppercase) = 1</w:t>
+      </w:r>
+    </w:p>
+    <w:p>
+      <w:pPr>
+        <w:ind w:left="360"/>
+      </w:pPr>
+      <w:r>
+        <w:t xml:space="preserve">- </w:t>
+      </w:r>
+      <w:r>
+        <w:t>Biên ng</w:t>
+      </w:r>
+      <w:r>
+        <w:rPr>
+          <w:rFonts w:ascii="Times New Roman" w:hAnsi="Times New Roman" w:cs="Times New Roman"/>
+        </w:rPr>
+        <w:t>ầ</w:t>
+      </w:r>
+      <w:r>
+        <w:t>m đ</w:t>
+      </w:r>
+      <w:r>
+        <w:rPr>
+          <w:rFonts w:ascii="Times New Roman" w:hAnsi="Times New Roman" w:cs="Times New Roman"/>
+        </w:rPr>
+        <w:t>ị</w:t>
+      </w:r>
+      <w:r>
+        <w:t>nh (Implicit Boundary):</w:t>
+      </w:r>
+      <w:r>
+        <w:t xml:space="preserve"> Xu</w:t>
+      </w:r>
+      <w:r>
+        <w:rPr>
+          <w:rFonts w:ascii="Times New Roman" w:hAnsi="Times New Roman" w:cs="Times New Roman"/>
+        </w:rPr>
+        <w:t>ấ</w:t>
+      </w:r>
+      <w:r>
+        <w:t>t phát t</w:t>
+      </w:r>
+      <w:r>
+        <w:rPr>
+          <w:rFonts w:ascii="Times New Roman" w:hAnsi="Times New Roman" w:cs="Times New Roman"/>
+        </w:rPr>
+        <w:t>ừ</w:t>
+      </w:r>
+      <w:r>
+        <w:t xml:space="preserve"> h</w:t>
+      </w:r>
+      <w:r>
+        <w:rPr>
+          <w:rFonts w:ascii="Times New Roman" w:hAnsi="Times New Roman" w:cs="Times New Roman"/>
+        </w:rPr>
+        <w:t>ạ</w:t>
+      </w:r>
+      <w:r>
+        <w:t xml:space="preserve"> t</w:t>
+      </w:r>
+      <w:r>
+        <w:rPr>
+          <w:rFonts w:ascii="Times New Roman" w:hAnsi="Times New Roman" w:cs="Times New Roman"/>
+        </w:rPr>
+        <w:t>ầ</w:t>
+      </w:r>
+      <w:r>
+        <w:t>ng k</w:t>
+      </w:r>
+      <w:r>
+        <w:rPr>
+          <w:rFonts w:ascii="Times New Roman" w:hAnsi="Times New Roman" w:cs="Times New Roman"/>
+        </w:rPr>
+        <w:t>ỹ</w:t>
+      </w:r>
+      <w:r>
+        <w:t xml:space="preserve"> thu</w:t>
+      </w:r>
+      <w:r>
+        <w:rPr>
+          <w:rFonts w:ascii="Times New Roman" w:hAnsi="Times New Roman" w:cs="Times New Roman"/>
+        </w:rPr>
+        <w:t>ậ</w:t>
+      </w:r>
+      <w:r>
+        <w:t>t (Database schema</w:t>
+      </w:r>
+      <w:r>
+        <w:t>, HTTP payload, RFC standards):</w:t>
+      </w:r>
+    </w:p>
+    <w:p>
+      <w:pPr>
+        <w:ind w:left="360"/>
+      </w:pPr>
+      <w:r>
+        <w:t xml:space="preserve">  - C</w:t>
+      </w:r>
+      <w:r>
+        <w:rPr>
+          <w:rFonts w:ascii="Times New Roman" w:hAnsi="Times New Roman" w:cs="Times New Roman"/>
+        </w:rPr>
+        <w:t>ộ</w:t>
+      </w:r>
+      <w:r>
+        <w:t>t c</w:t>
+      </w:r>
+      <w:r>
+        <w:rPr>
+          <w:rFonts w:ascii="Times New Roman" w:hAnsi="Times New Roman" w:cs="Times New Roman"/>
+        </w:rPr>
+        <w:t>ơ</w:t>
+      </w:r>
+      <w:r>
+        <w:t xml:space="preserve"> s</w:t>
+      </w:r>
+      <w:r>
+        <w:rPr>
+          <w:rFonts w:ascii="Times New Roman" w:hAnsi="Times New Roman" w:cs="Times New Roman"/>
+        </w:rPr>
+        <w:t>ở</w:t>
+      </w:r>
+      <w:r>
+        <w:t xml:space="preserve"> d</w:t>
+      </w:r>
+      <w:r>
+        <w:rPr>
+          <w:rFonts w:ascii="Times New Roman" w:hAnsi="Times New Roman" w:cs="Times New Roman"/>
+        </w:rPr>
+        <w:t>ữ</w:t>
+      </w:r>
+      <w:r>
+        <w:t xml:space="preserve"> li</w:t>
+      </w:r>
+      <w:r>
+        <w:rPr>
+          <w:rFonts w:ascii="Times New Roman" w:hAnsi="Times New Roman" w:cs="Times New Roman"/>
+        </w:rPr>
+        <w:t>ệ</w:t>
+      </w:r>
+      <w:r>
+        <w:t>u `</w:t>
+      </w:r>
+      <w:proofErr w:type="gramStart"/>
+      <w:r>
+        <w:t>VARCHAR(</w:t>
+      </w:r>
+      <w:proofErr w:type="gramEnd"/>
+      <w:r>
+        <w:t xml:space="preserve">255)` </w:t>
+      </w:r>
+      <w:r>
+        <w:t>=&gt;</w:t>
+      </w:r>
+      <w:r>
+        <w:t>Max = 255.</w:t>
+      </w:r>
+    </w:p>
+    <w:p>
+      <w:pPr>
+        <w:ind w:left="360"/>
+      </w:pPr>
+      <w:r>
+        <w:t xml:space="preserve">  - Chu</w:t>
+      </w:r>
+      <w:r>
+        <w:rPr>
+          <w:rFonts w:ascii="Times New Roman" w:hAnsi="Times New Roman" w:cs="Times New Roman"/>
+        </w:rPr>
+        <w:t>ẩ</w:t>
+      </w:r>
+      <w:r>
+        <w:t>n RFC</w:t>
+      </w:r>
+      <w:r>
+        <w:t xml:space="preserve"> 5321 cho Email: Local-part &lt;=</w:t>
+      </w:r>
+      <w:r>
+        <w:t xml:space="preserve"> 6</w:t>
+      </w:r>
+      <w:r>
+        <w:t>4</w:t>
+      </w:r>
+      <w:r>
+        <w:t xml:space="preserve"> ký t</w:t>
+      </w:r>
+      <w:r>
+        <w:rPr>
+          <w:rFonts w:ascii="Times New Roman" w:hAnsi="Times New Roman" w:cs="Times New Roman"/>
+        </w:rPr>
+        <w:t>ự</w:t>
+      </w:r>
+      <w:r>
+        <w:t>, t</w:t>
+      </w:r>
+      <w:r>
+        <w:rPr>
+          <w:rFonts w:ascii="Times New Roman" w:hAnsi="Times New Roman" w:cs="Times New Roman"/>
+        </w:rPr>
+        <w:t>ổ</w:t>
+      </w:r>
+      <w:r>
+        <w:t>ng đ</w:t>
+      </w:r>
+      <w:r>
+        <w:rPr>
+          <w:rFonts w:ascii="Times New Roman" w:hAnsi="Times New Roman" w:cs="Times New Roman"/>
+        </w:rPr>
+        <w:t>ộ</w:t>
+      </w:r>
+      <w:r>
+        <w:t xml:space="preserve"> dài Email </w:t>
+      </w:r>
+      <w:r>
+        <w:t xml:space="preserve">&lt;= 254 </w:t>
+      </w:r>
+      <w:r>
+        <w:t>ký t</w:t>
+      </w:r>
+      <w:r>
+        <w:rPr>
+          <w:rFonts w:ascii="Times New Roman" w:hAnsi="Times New Roman" w:cs="Times New Roman"/>
+        </w:rPr>
+        <w:t>ự</w:t>
+      </w:r>
+      <w:r>
+        <w:t>.</w:t>
+      </w:r>
+    </w:p>
+    <w:p>
+      <w:pPr>
+        <w:ind w:left="360"/>
+        <w:rPr>
+          <w:b/>
+        </w:rPr>
+      </w:pPr>
+      <w:r>
+        <w:rPr>
+          <w:b/>
+        </w:rPr>
+        <w:t>B</w:t>
+      </w:r>
+      <w:r>
+        <w:rPr>
+          <w:rFonts w:ascii="Times New Roman" w:hAnsi="Times New Roman" w:cs="Times New Roman"/>
+          <w:b/>
+        </w:rPr>
+        <w:t>ướ</w:t>
+      </w:r>
+      <w:r>
+        <w:rPr>
+          <w:b/>
+        </w:rPr>
+        <w:t>c 3: L</w:t>
+      </w:r>
+      <w:r>
+        <w:rPr>
+          <w:rFonts w:ascii="Times New Roman" w:hAnsi="Times New Roman" w:cs="Times New Roman"/>
+          <w:b/>
+        </w:rPr>
+        <w:t>ự</w:t>
+      </w:r>
+      <w:r>
+        <w:rPr>
+          <w:b/>
+        </w:rPr>
+        <w:t>a ch</w:t>
+      </w:r>
+      <w:r>
+        <w:rPr>
+          <w:rFonts w:ascii="Times New Roman" w:hAnsi="Times New Roman" w:cs="Times New Roman"/>
+          <w:b/>
+        </w:rPr>
+        <w:t>ọ</w:t>
+      </w:r>
+      <w:r>
+        <w:rPr>
+          <w:b/>
+        </w:rPr>
+        <w:t>n mô hình m</w:t>
+      </w:r>
+      <w:r>
+        <w:rPr>
+          <w:rFonts w:ascii="Times New Roman" w:hAnsi="Times New Roman" w:cs="Times New Roman"/>
+          <w:b/>
+        </w:rPr>
+        <w:t>ố</w:t>
+      </w:r>
+      <w:r>
+        <w:rPr>
+          <w:b/>
+        </w:rPr>
+        <w:t>c bi</w:t>
+      </w:r>
+      <w:r>
+        <w:rPr>
+          <w:b/>
+        </w:rPr>
+        <w:t>ên: 2-Value BVA vs. 3-Value BVA</w:t>
+      </w:r>
+    </w:p>
+    <w:p>
+      <w:pPr>
+        <w:ind w:left="360"/>
+      </w:pPr>
+      <w:r>
+        <w:t>Tùy thu</w:t>
+      </w:r>
+      <w:r>
+        <w:rPr>
+          <w:rFonts w:ascii="Times New Roman" w:hAnsi="Times New Roman" w:cs="Times New Roman"/>
+        </w:rPr>
+        <w:t>ộ</w:t>
+      </w:r>
+      <w:r>
+        <w:t>c vào m</w:t>
+      </w:r>
+      <w:r>
+        <w:rPr>
+          <w:rFonts w:ascii="Times New Roman" w:hAnsi="Times New Roman" w:cs="Times New Roman"/>
+        </w:rPr>
+        <w:t>ứ</w:t>
+      </w:r>
+      <w:r>
+        <w:t>c đ</w:t>
+      </w:r>
+      <w:r>
+        <w:rPr>
+          <w:rFonts w:ascii="Times New Roman" w:hAnsi="Times New Roman" w:cs="Times New Roman"/>
+        </w:rPr>
+        <w:t>ộ</w:t>
+      </w:r>
+      <w:r>
+        <w:t xml:space="preserve"> r</w:t>
+      </w:r>
+      <w:r>
+        <w:rPr>
+          <w:rFonts w:ascii="Times New Roman" w:hAnsi="Times New Roman" w:cs="Times New Roman"/>
+        </w:rPr>
+        <w:t>ủ</w:t>
+      </w:r>
+      <w:r>
+        <w:t>i ro (Risk-level) c</w:t>
+      </w:r>
+      <w:r>
+        <w:rPr>
+          <w:rFonts w:ascii="Times New Roman" w:hAnsi="Times New Roman" w:cs="Times New Roman"/>
+        </w:rPr>
+        <w:t>ủ</w:t>
+      </w:r>
+      <w:r>
+        <w:t>a tính năng đ</w:t>
+      </w:r>
+      <w:r>
+        <w:rPr>
+          <w:rFonts w:ascii="Times New Roman" w:hAnsi="Times New Roman" w:cs="Times New Roman"/>
+        </w:rPr>
+        <w:t>ể</w:t>
+      </w:r>
+      <w:r>
+        <w:t xml:space="preserve"> ch</w:t>
+      </w:r>
+      <w:r>
+        <w:rPr>
+          <w:rFonts w:ascii="Times New Roman" w:hAnsi="Times New Roman" w:cs="Times New Roman"/>
+        </w:rPr>
+        <w:t>ọ</w:t>
+      </w:r>
+      <w:r>
+        <w:t>n mô hình:</w:t>
+      </w:r>
+    </w:p>
+    <w:p>
+      <w:pPr>
+        <w:ind w:left="360"/>
+      </w:pPr>
+      <w:r>
+        <w:t xml:space="preserve">1. </w:t>
+      </w:r>
+      <w:r>
+        <w:t>Chu</w:t>
+      </w:r>
+      <w:r>
+        <w:rPr>
+          <w:rFonts w:ascii="Times New Roman" w:hAnsi="Times New Roman" w:cs="Times New Roman"/>
+        </w:rPr>
+        <w:t>ẩ</w:t>
+      </w:r>
+      <w:r>
+        <w:t>n 2-value BVA:</w:t>
+      </w:r>
+    </w:p>
+    <w:p>
+      <w:pPr>
+        <w:ind w:left="360"/>
+      </w:pPr>
+      <w:r>
+        <w:t xml:space="preserve">   - G</w:t>
+      </w:r>
+      <w:r>
+        <w:rPr>
+          <w:rFonts w:ascii="Times New Roman" w:hAnsi="Times New Roman" w:cs="Times New Roman"/>
+        </w:rPr>
+        <w:t>ồ</w:t>
+      </w:r>
+      <w:r>
+        <w:t>m 2 đi</w:t>
+      </w:r>
+      <w:r>
+        <w:rPr>
+          <w:rFonts w:ascii="Times New Roman" w:hAnsi="Times New Roman" w:cs="Times New Roman"/>
+        </w:rPr>
+        <w:t>ể</w:t>
+      </w:r>
+      <w:r>
+        <w:t>m: On-point</w:t>
+      </w:r>
+      <w:r>
+        <w:t xml:space="preserve"> (ngay trên đ</w:t>
+      </w:r>
+      <w:r>
+        <w:rPr>
+          <w:rFonts w:ascii="Times New Roman" w:hAnsi="Times New Roman" w:cs="Times New Roman"/>
+        </w:rPr>
+        <w:t>ườ</w:t>
+      </w:r>
+      <w:r>
+        <w:t>ng biên) và Off-point</w:t>
+      </w:r>
+      <w:r>
+        <w:t xml:space="preserve"> (đi</w:t>
+      </w:r>
+      <w:r>
+        <w:rPr>
+          <w:rFonts w:ascii="Times New Roman" w:hAnsi="Times New Roman" w:cs="Times New Roman"/>
+        </w:rPr>
+        <w:t>ể</w:t>
+      </w:r>
+      <w:r>
+        <w:t>m g</w:t>
+      </w:r>
+      <w:r>
+        <w:rPr>
+          <w:rFonts w:ascii="Times New Roman" w:hAnsi="Times New Roman" w:cs="Times New Roman"/>
+        </w:rPr>
+        <w:t>ầ</w:t>
+      </w:r>
+      <w:r>
+        <w:t>n nh</w:t>
+      </w:r>
+      <w:r>
+        <w:rPr>
+          <w:rFonts w:ascii="Times New Roman" w:hAnsi="Times New Roman" w:cs="Times New Roman"/>
+        </w:rPr>
+        <w:t>ấ</w:t>
+      </w:r>
+      <w:r>
+        <w:t>t n</w:t>
+      </w:r>
+      <w:r>
+        <w:rPr>
+          <w:rFonts w:ascii="Times New Roman" w:hAnsi="Times New Roman" w:cs="Times New Roman"/>
+        </w:rPr>
+        <w:t>ằ</w:t>
+      </w:r>
+      <w:r>
+        <w:t>m phía ngoài mi</w:t>
+      </w:r>
+      <w:r>
+        <w:rPr>
+          <w:rFonts w:ascii="Times New Roman" w:hAnsi="Times New Roman" w:cs="Times New Roman"/>
+        </w:rPr>
+        <w:t>ề</w:t>
+      </w:r>
+      <w:r>
+        <w:t>n h</w:t>
+      </w:r>
+      <w:r>
+        <w:rPr>
+          <w:rFonts w:ascii="Times New Roman" w:hAnsi="Times New Roman" w:cs="Times New Roman"/>
+        </w:rPr>
+        <w:t>ợ</w:t>
+      </w:r>
+      <w:r>
+        <w:t>p l</w:t>
+      </w:r>
+      <w:r>
+        <w:rPr>
+          <w:rFonts w:ascii="Times New Roman" w:hAnsi="Times New Roman" w:cs="Times New Roman"/>
+        </w:rPr>
+        <w:t>ệ</w:t>
+      </w:r>
+      <w:r>
+        <w:t>).</w:t>
+      </w:r>
+    </w:p>
+    <w:p>
+      <w:pPr>
+        <w:ind w:left="360"/>
+      </w:pPr>
+      <w:r>
         <w:lastRenderedPageBreak/>
-        <w:t>main lesson is that we cannot trust AI 100%. No single AI is perfect at everything. We must use the right tool for the right job: use Claude for writing, use a real drawing app for diagrams, and search Google yourself for facts. Always double-check the AI's work.</w:t>
+        <w:t xml:space="preserve">   - Ví d</w:t>
+      </w:r>
+      <w:r>
+        <w:rPr>
+          <w:rFonts w:ascii="Times New Roman" w:hAnsi="Times New Roman" w:cs="Times New Roman"/>
+        </w:rPr>
+        <w:t>ụ</w:t>
+      </w:r>
+      <w:r>
+        <w:t xml:space="preserve"> v</w:t>
+      </w:r>
+      <w:r>
+        <w:rPr>
+          <w:rFonts w:ascii="Times New Roman" w:hAnsi="Times New Roman" w:cs="Times New Roman"/>
+        </w:rPr>
+        <w:t>ớ</w:t>
+      </w:r>
+      <w:r>
+        <w:t>i đi</w:t>
+      </w:r>
+      <w:r>
+        <w:rPr>
+          <w:rFonts w:ascii="Times New Roman" w:hAnsi="Times New Roman" w:cs="Times New Roman"/>
+        </w:rPr>
+        <w:t>ề</w:t>
+      </w:r>
+      <w:r>
+        <w:t>u ki</w:t>
+      </w:r>
+      <w:r>
+        <w:rPr>
+          <w:rFonts w:ascii="Times New Roman" w:hAnsi="Times New Roman" w:cs="Times New Roman"/>
+        </w:rPr>
+        <w:t>ệ</w:t>
+      </w:r>
+      <w:r>
+        <w:t>n Length &gt;= 8</w:t>
+      </w:r>
+    </w:p>
+    <w:p>
+      <w:pPr>
+        <w:ind w:left="360"/>
+      </w:pPr>
+      <w:r>
+        <w:t xml:space="preserve">     - On-point = `8` (Valid)</w:t>
+      </w:r>
+    </w:p>
+    <w:p>
+      <w:pPr>
+        <w:ind w:left="360"/>
+      </w:pPr>
+      <w:r>
+        <w:t xml:space="preserve"> </w:t>
+      </w:r>
+      <w:r>
+        <w:t xml:space="preserve">    - Off-point = `7` (Invalid)</w:t>
+      </w:r>
+    </w:p>
+    <w:p>
+      <w:pPr>
+        <w:ind w:left="360"/>
+      </w:pPr>
+      <w:r>
+        <w:t xml:space="preserve">   - *Đánh </w:t>
+      </w:r>
+      <w:proofErr w:type="gramStart"/>
+      <w:r>
+        <w:t>giá:*</w:t>
+      </w:r>
+      <w:proofErr w:type="gramEnd"/>
+      <w:r>
+        <w:t xml:space="preserve"> Ti</w:t>
+      </w:r>
+      <w:r>
+        <w:rPr>
+          <w:rFonts w:ascii="Times New Roman" w:hAnsi="Times New Roman" w:cs="Times New Roman"/>
+        </w:rPr>
+        <w:t>ế</w:t>
+      </w:r>
+      <w:r>
+        <w:t>t ki</w:t>
+      </w:r>
+      <w:r>
+        <w:rPr>
+          <w:rFonts w:ascii="Times New Roman" w:hAnsi="Times New Roman" w:cs="Times New Roman"/>
+        </w:rPr>
+        <w:t>ệ</w:t>
+      </w:r>
+      <w:r>
+        <w:t>m th</w:t>
+      </w:r>
+      <w:r>
+        <w:rPr>
+          <w:rFonts w:ascii="Times New Roman" w:hAnsi="Times New Roman" w:cs="Times New Roman"/>
+        </w:rPr>
+        <w:t>ờ</w:t>
+      </w:r>
+      <w:r>
+        <w:t>i gian, nh</w:t>
+      </w:r>
+      <w:r>
+        <w:rPr>
+          <w:rFonts w:ascii="Times New Roman" w:hAnsi="Times New Roman" w:cs="Times New Roman"/>
+        </w:rPr>
+        <w:t>ư</w:t>
+      </w:r>
+      <w:r>
+        <w:t>ng n</w:t>
+      </w:r>
+      <w:r>
+        <w:rPr>
+          <w:rFonts w:ascii="Times New Roman" w:hAnsi="Times New Roman" w:cs="Times New Roman"/>
+        </w:rPr>
+        <w:t>ế</w:t>
+      </w:r>
+      <w:r>
+        <w:t>u l</w:t>
+      </w:r>
+      <w:r>
+        <w:rPr>
+          <w:rFonts w:ascii="Times New Roman" w:hAnsi="Times New Roman" w:cs="Times New Roman"/>
+        </w:rPr>
+        <w:t>ậ</w:t>
+      </w:r>
+      <w:r>
+        <w:t>p trình viên vi</w:t>
+      </w:r>
+      <w:r>
+        <w:rPr>
+          <w:rFonts w:ascii="Times New Roman" w:hAnsi="Times New Roman" w:cs="Times New Roman"/>
+        </w:rPr>
+        <w:t>ế</w:t>
+      </w:r>
+      <w:r>
+        <w:t>t code sai thành `length &gt; 8`, thì test case 8 ký t</w:t>
+      </w:r>
+      <w:r>
+        <w:rPr>
+          <w:rFonts w:ascii="Times New Roman" w:hAnsi="Times New Roman" w:cs="Times New Roman"/>
+        </w:rPr>
+        <w:t>ự</w:t>
+      </w:r>
+      <w:r>
+        <w:t xml:space="preserve"> b</w:t>
+      </w:r>
+      <w:r>
+        <w:rPr>
+          <w:rFonts w:ascii="Times New Roman" w:hAnsi="Times New Roman" w:cs="Times New Roman"/>
+        </w:rPr>
+        <w:t>ị</w:t>
+      </w:r>
+      <w:r>
+        <w:t xml:space="preserve"> Fail, nh</w:t>
+      </w:r>
+      <w:r>
+        <w:rPr>
+          <w:rFonts w:ascii="Times New Roman" w:hAnsi="Times New Roman" w:cs="Times New Roman"/>
+        </w:rPr>
+        <w:t>ư</w:t>
+      </w:r>
+      <w:r>
+        <w:t>ng ta không bi</w:t>
+      </w:r>
+      <w:r>
+        <w:rPr>
+          <w:rFonts w:ascii="Times New Roman" w:hAnsi="Times New Roman" w:cs="Times New Roman"/>
+        </w:rPr>
+        <w:t>ế</w:t>
+      </w:r>
+      <w:r>
+        <w:t>t khi `length = 9` thì h</w:t>
+      </w:r>
+      <w:r>
+        <w:rPr>
+          <w:rFonts w:ascii="Times New Roman" w:hAnsi="Times New Roman" w:cs="Times New Roman"/>
+        </w:rPr>
+        <w:t>ệ</w:t>
+      </w:r>
+      <w:r>
+        <w:t xml:space="preserve"> th</w:t>
+      </w:r>
+      <w:r>
+        <w:rPr>
+          <w:rFonts w:ascii="Times New Roman" w:hAnsi="Times New Roman" w:cs="Times New Roman"/>
+        </w:rPr>
+        <w:t>ố</w:t>
+      </w:r>
+      <w:r>
+        <w:t>ng có ch</w:t>
+      </w:r>
+      <w:r>
+        <w:rPr>
+          <w:rFonts w:ascii="Times New Roman" w:hAnsi="Times New Roman" w:cs="Times New Roman"/>
+        </w:rPr>
+        <w:t>ạ</w:t>
+      </w:r>
+      <w:r>
+        <w:t>y đúng hay không.</w:t>
+      </w:r>
+    </w:p>
+    <w:p>
+      <w:pPr>
+        <w:ind w:left="360"/>
+      </w:pPr>
+      <w:r>
+        <w:t>2. __Chu</w:t>
+      </w:r>
+      <w:r>
+        <w:rPr>
+          <w:rFonts w:ascii="Times New Roman" w:hAnsi="Times New Roman" w:cs="Times New Roman"/>
+        </w:rPr>
+        <w:t>ẩ</w:t>
+      </w:r>
+      <w:r>
+        <w:t>n 3-value BVA (Ph</w:t>
+      </w:r>
+      <w:r>
+        <w:rPr>
+          <w:rFonts w:ascii="Times New Roman" w:hAnsi="Times New Roman" w:cs="Times New Roman"/>
+        </w:rPr>
+        <w:t>ươ</w:t>
+      </w:r>
+      <w:r>
+        <w:t>ng pháp chúng ta đã áp d</w:t>
+      </w:r>
+      <w:r>
+        <w:rPr>
+          <w:rFonts w:ascii="Times New Roman" w:hAnsi="Times New Roman" w:cs="Times New Roman"/>
+        </w:rPr>
+        <w:t>ụ</w:t>
+      </w:r>
+      <w:r>
+        <w:t>ng</w:t>
+      </w:r>
+      <w:proofErr w:type="gramStart"/>
+      <w:r>
+        <w:t>):_</w:t>
+      </w:r>
+      <w:proofErr w:type="gramEnd"/>
+      <w:r>
+        <w:t>_</w:t>
+      </w:r>
+    </w:p>
+    <w:p>
+      <w:pPr>
+        <w:ind w:left="360"/>
+      </w:pPr>
+      <w:r>
+        <w:t xml:space="preserve">   - G</w:t>
+      </w:r>
+      <w:r>
+        <w:rPr>
+          <w:rFonts w:ascii="Times New Roman" w:hAnsi="Times New Roman" w:cs="Times New Roman"/>
+        </w:rPr>
+        <w:t>ồ</w:t>
+      </w:r>
+      <w:r>
+        <w:t>m 3 đi</w:t>
+      </w:r>
+      <w:r>
+        <w:rPr>
+          <w:rFonts w:ascii="Times New Roman" w:hAnsi="Times New Roman" w:cs="Times New Roman"/>
+        </w:rPr>
+        <w:t>ể</w:t>
+      </w:r>
+      <w:r>
+        <w:t>m liên ti</w:t>
+      </w:r>
+      <w:r>
+        <w:rPr>
+          <w:rFonts w:ascii="Times New Roman" w:hAnsi="Times New Roman" w:cs="Times New Roman"/>
+        </w:rPr>
+        <w:t>ế</w:t>
+      </w:r>
+      <w:r>
+        <w:t>p: __$Boundary - 1$</w:t>
+      </w:r>
+      <w:r>
+        <w:t>, $Boundary$, $Boundary + 1$__.</w:t>
+      </w:r>
+    </w:p>
+    <w:p>
+      <w:pPr>
+        <w:ind w:left="360"/>
+      </w:pPr>
+      <w:r>
+        <w:t xml:space="preserve">   - V</w:t>
+      </w:r>
+      <w:r>
+        <w:rPr>
+          <w:rFonts w:ascii="Times New Roman" w:hAnsi="Times New Roman" w:cs="Times New Roman"/>
+        </w:rPr>
+        <w:t>ớ</w:t>
+      </w:r>
+      <w:r>
+        <w:t>i biên d</w:t>
+      </w:r>
+      <w:r>
+        <w:rPr>
+          <w:rFonts w:ascii="Times New Roman" w:hAnsi="Times New Roman" w:cs="Times New Roman"/>
+        </w:rPr>
+        <w:t>ướ</w:t>
+      </w:r>
+      <w:r>
+        <w:t>i $Min = 8$:</w:t>
+      </w:r>
+    </w:p>
+    <w:p>
+      <w:pPr>
+        <w:ind w:left="360"/>
+      </w:pPr>
+      <w:r>
+        <w:t xml:space="preserve">     - $Min - 1 = 7$: Đi</w:t>
+      </w:r>
+      <w:r>
+        <w:rPr>
+          <w:rFonts w:ascii="Times New Roman" w:hAnsi="Times New Roman" w:cs="Times New Roman"/>
+        </w:rPr>
+        <w:t>ể</w:t>
+      </w:r>
+      <w:r>
+        <w:t>m Invalid sát biên (ph</w:t>
+      </w:r>
+      <w:r>
+        <w:rPr>
+          <w:rFonts w:ascii="Times New Roman" w:hAnsi="Times New Roman" w:cs="Times New Roman"/>
+        </w:rPr>
+        <w:t>ả</w:t>
+      </w:r>
+      <w:r>
+        <w:t>i b</w:t>
+      </w:r>
+      <w:r>
+        <w:rPr>
+          <w:rFonts w:ascii="Times New Roman" w:hAnsi="Times New Roman" w:cs="Times New Roman"/>
+        </w:rPr>
+        <w:t>ị</w:t>
+      </w:r>
+      <w:r>
+        <w:t xml:space="preserve"> t</w:t>
+      </w:r>
+      <w:r>
+        <w:rPr>
+          <w:rFonts w:ascii="Times New Roman" w:hAnsi="Times New Roman" w:cs="Times New Roman"/>
+        </w:rPr>
+        <w:t>ừ</w:t>
+      </w:r>
+      <w:r>
+        <w:t xml:space="preserve"> ch</w:t>
+      </w:r>
+      <w:r>
+        <w:rPr>
+          <w:rFonts w:ascii="Times New Roman" w:hAnsi="Times New Roman" w:cs="Times New Roman"/>
+        </w:rPr>
+        <w:t>ố</w:t>
+      </w:r>
+      <w:r>
+        <w:t>i).</w:t>
+      </w:r>
+    </w:p>
+    <w:p>
+      <w:pPr>
+        <w:ind w:left="360"/>
+      </w:pPr>
+      <w:r>
+        <w:t xml:space="preserve">     - $Min = 8$: Đi</w:t>
+      </w:r>
+      <w:r>
+        <w:rPr>
+          <w:rFonts w:ascii="Times New Roman" w:hAnsi="Times New Roman" w:cs="Times New Roman"/>
+        </w:rPr>
+        <w:t>ể</w:t>
+      </w:r>
+      <w:r>
+        <w:t>m Valid t</w:t>
+      </w:r>
+      <w:r>
+        <w:rPr>
+          <w:rFonts w:ascii="Times New Roman" w:hAnsi="Times New Roman" w:cs="Times New Roman"/>
+        </w:rPr>
+        <w:t>ố</w:t>
+      </w:r>
+      <w:r>
+        <w:t>i thi</w:t>
+      </w:r>
+      <w:r>
+        <w:rPr>
+          <w:rFonts w:ascii="Times New Roman" w:hAnsi="Times New Roman" w:cs="Times New Roman"/>
+        </w:rPr>
+        <w:t>ể</w:t>
+      </w:r>
+      <w:r>
+        <w:t>u (ph</w:t>
+      </w:r>
+      <w:r>
+        <w:rPr>
+          <w:rFonts w:ascii="Times New Roman" w:hAnsi="Times New Roman" w:cs="Times New Roman"/>
+        </w:rPr>
+        <w:t>ả</w:t>
+      </w:r>
+      <w:r>
+        <w:t>i đ</w:t>
+      </w:r>
+      <w:r>
+        <w:rPr>
+          <w:rFonts w:ascii="Times New Roman" w:hAnsi="Times New Roman" w:cs="Times New Roman"/>
+        </w:rPr>
+        <w:t>ượ</w:t>
+      </w:r>
+      <w:r>
+        <w:t>c ch</w:t>
+      </w:r>
+      <w:r>
+        <w:rPr>
+          <w:rFonts w:ascii="Times New Roman" w:hAnsi="Times New Roman" w:cs="Times New Roman"/>
+        </w:rPr>
+        <w:t>ấ</w:t>
+      </w:r>
+      <w:r>
+        <w:t>p nh</w:t>
+      </w:r>
+      <w:r>
+        <w:rPr>
+          <w:rFonts w:ascii="Times New Roman" w:hAnsi="Times New Roman" w:cs="Times New Roman"/>
+        </w:rPr>
+        <w:t>ậ</w:t>
+      </w:r>
+      <w:r>
+        <w:t>n).</w:t>
+      </w:r>
+    </w:p>
+    <w:p>
+      <w:pPr>
+        <w:ind w:left="360"/>
+      </w:pPr>
+      <w:r>
+        <w:t xml:space="preserve">     - $Min + 1 = 9$: Đi</w:t>
+      </w:r>
+      <w:r>
+        <w:rPr>
+          <w:rFonts w:ascii="Times New Roman" w:hAnsi="Times New Roman" w:cs="Times New Roman"/>
+        </w:rPr>
+        <w:t>ể</w:t>
+      </w:r>
+      <w:r>
+        <w:t>m Valid an toàn (ph</w:t>
+      </w:r>
+      <w:r>
+        <w:rPr>
+          <w:rFonts w:ascii="Times New Roman" w:hAnsi="Times New Roman" w:cs="Times New Roman"/>
+        </w:rPr>
+        <w:t>ả</w:t>
+      </w:r>
+      <w:r>
+        <w:t>i đ</w:t>
+      </w:r>
+      <w:r>
+        <w:rPr>
+          <w:rFonts w:ascii="Times New Roman" w:hAnsi="Times New Roman" w:cs="Times New Roman"/>
+        </w:rPr>
+        <w:t>ượ</w:t>
+      </w:r>
+      <w:r>
+        <w:t>c ch</w:t>
+      </w:r>
+      <w:r>
+        <w:rPr>
+          <w:rFonts w:ascii="Times New Roman" w:hAnsi="Times New Roman" w:cs="Times New Roman"/>
+        </w:rPr>
+        <w:t>ấ</w:t>
+      </w:r>
+      <w:r>
+        <w:t>p nh</w:t>
+      </w:r>
+      <w:r>
+        <w:rPr>
+          <w:rFonts w:ascii="Times New Roman" w:hAnsi="Times New Roman" w:cs="Times New Roman"/>
+        </w:rPr>
+        <w:t>ậ</w:t>
+      </w:r>
+      <w:r>
+        <w:t>n).</w:t>
+      </w:r>
+    </w:p>
+    <w:p>
+      <w:pPr>
+        <w:ind w:left="360"/>
+      </w:pPr>
+      <w:r>
+        <w:t xml:space="preserve">   - V</w:t>
+      </w:r>
+      <w:r>
+        <w:rPr>
+          <w:rFonts w:ascii="Times New Roman" w:hAnsi="Times New Roman" w:cs="Times New Roman"/>
+        </w:rPr>
+        <w:t>ớ</w:t>
+      </w:r>
+      <w:r>
+        <w:t>i biên trên $Max = 255$:</w:t>
+      </w:r>
+    </w:p>
+    <w:p>
+      <w:pPr>
+        <w:ind w:left="360"/>
+      </w:pPr>
+      <w:r>
+        <w:t xml:space="preserve">     - $Max - 1 = 254$: Đi</w:t>
+      </w:r>
+      <w:r>
+        <w:rPr>
+          <w:rFonts w:ascii="Times New Roman" w:hAnsi="Times New Roman" w:cs="Times New Roman"/>
+        </w:rPr>
+        <w:t>ể</w:t>
+      </w:r>
+      <w:r>
+        <w:t>m Valid c</w:t>
+      </w:r>
+      <w:r>
+        <w:rPr>
+          <w:rFonts w:ascii="Times New Roman" w:hAnsi="Times New Roman" w:cs="Times New Roman"/>
+        </w:rPr>
+        <w:t>ậ</w:t>
+      </w:r>
+      <w:r>
+        <w:t>n trên.</w:t>
+      </w:r>
+    </w:p>
+    <w:p>
+      <w:pPr>
+        <w:ind w:left="360"/>
+      </w:pPr>
+      <w:r>
+        <w:t xml:space="preserve">     - $Max = 255$: Đi</w:t>
+      </w:r>
+      <w:r>
+        <w:rPr>
+          <w:rFonts w:ascii="Times New Roman" w:hAnsi="Times New Roman" w:cs="Times New Roman"/>
+        </w:rPr>
+        <w:t>ể</w:t>
+      </w:r>
+      <w:r>
+        <w:t>m Valid t</w:t>
+      </w:r>
+      <w:r>
+        <w:rPr>
+          <w:rFonts w:ascii="Times New Roman" w:hAnsi="Times New Roman" w:cs="Times New Roman"/>
+        </w:rPr>
+        <w:t>ố</w:t>
+      </w:r>
+      <w:r>
+        <w:t>i đa.</w:t>
+      </w:r>
+    </w:p>
+    <w:p>
+      <w:pPr>
+        <w:ind w:left="360"/>
+      </w:pPr>
+      <w:r>
+        <w:t xml:space="preserve">     - $Max + 1 = 256$: Đi</w:t>
+      </w:r>
+      <w:r>
+        <w:rPr>
+          <w:rFonts w:ascii="Times New Roman" w:hAnsi="Times New Roman" w:cs="Times New Roman"/>
+        </w:rPr>
+        <w:t>ể</w:t>
+      </w:r>
+      <w:r>
+        <w:t>m Invalid v</w:t>
+      </w:r>
+      <w:r>
+        <w:rPr>
+          <w:rFonts w:ascii="Times New Roman" w:hAnsi="Times New Roman" w:cs="Times New Roman"/>
+        </w:rPr>
+        <w:t>ượ</w:t>
+      </w:r>
+      <w:r>
+        <w:t>t ng</w:t>
+      </w:r>
+      <w:r>
+        <w:rPr>
+          <w:rFonts w:ascii="Times New Roman" w:hAnsi="Times New Roman" w:cs="Times New Roman"/>
+        </w:rPr>
+        <w:t>ưỡ</w:t>
+      </w:r>
+      <w:r>
+        <w:t>ng (ph</w:t>
+      </w:r>
+      <w:r>
+        <w:rPr>
+          <w:rFonts w:ascii="Times New Roman" w:hAnsi="Times New Roman" w:cs="Times New Roman"/>
+        </w:rPr>
+        <w:t>ả</w:t>
+      </w:r>
+      <w:r>
+        <w:t>i b</w:t>
+      </w:r>
+      <w:r>
+        <w:rPr>
+          <w:rFonts w:ascii="Times New Roman" w:hAnsi="Times New Roman" w:cs="Times New Roman"/>
+        </w:rPr>
+        <w:t>ị</w:t>
+      </w:r>
+      <w:r>
+        <w:t xml:space="preserve"> ch</w:t>
+      </w:r>
+      <w:r>
+        <w:rPr>
+          <w:rFonts w:ascii="Times New Roman" w:hAnsi="Times New Roman" w:cs="Times New Roman"/>
+        </w:rPr>
+        <w:t>ặ</w:t>
+      </w:r>
+      <w:r>
+        <w:t>n đ</w:t>
+      </w:r>
+      <w:r>
+        <w:rPr>
+          <w:rFonts w:ascii="Times New Roman" w:hAnsi="Times New Roman" w:cs="Times New Roman"/>
+        </w:rPr>
+        <w:t>ể</w:t>
+      </w:r>
+      <w:r>
+        <w:t xml:space="preserve"> ch</w:t>
+      </w:r>
+      <w:r>
+        <w:rPr>
+          <w:rFonts w:ascii="Times New Roman" w:hAnsi="Times New Roman" w:cs="Times New Roman"/>
+        </w:rPr>
+        <w:t>ố</w:t>
+      </w:r>
+      <w:r>
+        <w:t>ng tràn b</w:t>
+      </w:r>
+      <w:r>
+        <w:rPr>
+          <w:rFonts w:ascii="Times New Roman" w:hAnsi="Times New Roman" w:cs="Times New Roman"/>
+        </w:rPr>
+        <w:t>ộ</w:t>
+      </w:r>
+      <w:r>
+        <w:t xml:space="preserve"> đ</w:t>
+      </w:r>
+      <w:r>
+        <w:rPr>
+          <w:rFonts w:ascii="Times New Roman" w:hAnsi="Times New Roman" w:cs="Times New Roman"/>
+        </w:rPr>
+        <w:t>ệ</w:t>
+      </w:r>
+      <w:r>
+        <w:t>m).</w:t>
+      </w:r>
+    </w:p>
+    <w:p>
+      <w:pPr>
+        <w:ind w:left="360"/>
+      </w:pPr>
+      <w:r>
+        <w:t xml:space="preserve">   - *Đánh </w:t>
+      </w:r>
+      <w:proofErr w:type="gramStart"/>
+      <w:r>
+        <w:t>giá:*</w:t>
+      </w:r>
+      <w:proofErr w:type="gramEnd"/>
+      <w:r>
+        <w:t xml:space="preserve"> B</w:t>
+      </w:r>
+      <w:r>
+        <w:rPr>
+          <w:rFonts w:ascii="Times New Roman" w:hAnsi="Times New Roman" w:cs="Times New Roman"/>
+        </w:rPr>
+        <w:t>ắ</w:t>
+      </w:r>
+      <w:r>
+        <w:t>t tr</w:t>
+      </w:r>
+      <w:r>
+        <w:rPr>
+          <w:rFonts w:ascii="Times New Roman" w:hAnsi="Times New Roman" w:cs="Times New Roman"/>
+        </w:rPr>
+        <w:t>ọ</w:t>
+      </w:r>
+      <w:r>
+        <w:t>n v</w:t>
+      </w:r>
+      <w:r>
+        <w:rPr>
+          <w:rFonts w:ascii="Times New Roman" w:hAnsi="Times New Roman" w:cs="Times New Roman"/>
+        </w:rPr>
+        <w:t>ẹ</w:t>
+      </w:r>
+      <w:r>
+        <w:t>n m</w:t>
+      </w:r>
+      <w:r>
+        <w:rPr>
+          <w:rFonts w:ascii="Times New Roman" w:hAnsi="Times New Roman" w:cs="Times New Roman"/>
+        </w:rPr>
+        <w:t>ọ</w:t>
+      </w:r>
+      <w:r>
+        <w:t>i l</w:t>
+      </w:r>
+      <w:r>
+        <w:rPr>
+          <w:rFonts w:ascii="Times New Roman" w:hAnsi="Times New Roman" w:cs="Times New Roman"/>
+        </w:rPr>
+        <w:t>ỗ</w:t>
+      </w:r>
+      <w:r>
+        <w:t>i Off-by-one c</w:t>
+      </w:r>
+      <w:r>
+        <w:rPr>
+          <w:rFonts w:ascii="Times New Roman" w:hAnsi="Times New Roman" w:cs="Times New Roman"/>
+        </w:rPr>
+        <w:t>ủ</w:t>
+      </w:r>
+      <w:r>
+        <w:t>a l</w:t>
+      </w:r>
+      <w:r>
+        <w:rPr>
+          <w:rFonts w:ascii="Times New Roman" w:hAnsi="Times New Roman" w:cs="Times New Roman"/>
+        </w:rPr>
+        <w:t>ậ</w:t>
+      </w:r>
+      <w:r>
+        <w:t>p trình viên, phù h</w:t>
+      </w:r>
+      <w:r>
+        <w:rPr>
+          <w:rFonts w:ascii="Times New Roman" w:hAnsi="Times New Roman" w:cs="Times New Roman"/>
+        </w:rPr>
+        <w:t>ợ</w:t>
+      </w:r>
+      <w:r>
+        <w:t>p v</w:t>
+      </w:r>
+      <w:r>
+        <w:rPr>
+          <w:rFonts w:ascii="Times New Roman" w:hAnsi="Times New Roman" w:cs="Times New Roman"/>
+        </w:rPr>
+        <w:t>ớ</w:t>
+      </w:r>
+      <w:r>
+        <w:t>i các ch</w:t>
+      </w:r>
+      <w:r>
+        <w:rPr>
+          <w:rFonts w:ascii="Times New Roman" w:hAnsi="Times New Roman" w:cs="Times New Roman"/>
+        </w:rPr>
+        <w:t>ứ</w:t>
+      </w:r>
+      <w:r>
+        <w:t>c năng nh</w:t>
+      </w:r>
+      <w:r>
+        <w:rPr>
+          <w:rFonts w:ascii="Times New Roman" w:hAnsi="Times New Roman" w:cs="Times New Roman"/>
+        </w:rPr>
+        <w:t>ạ</w:t>
+      </w:r>
+      <w:r>
+        <w:t>y c</w:t>
+      </w:r>
+      <w:r>
+        <w:rPr>
+          <w:rFonts w:ascii="Times New Roman" w:hAnsi="Times New Roman" w:cs="Times New Roman"/>
+        </w:rPr>
+        <w:t>ả</w:t>
+      </w:r>
+      <w:r>
+        <w:t>m nh</w:t>
+      </w:r>
+      <w:r>
+        <w:rPr>
+          <w:rFonts w:ascii="Times New Roman" w:hAnsi="Times New Roman" w:cs="Times New Roman"/>
+        </w:rPr>
+        <w:t>ư</w:t>
+      </w:r>
+      <w:r>
+        <w:t xml:space="preserve"> Xác th</w:t>
+      </w:r>
+      <w:r>
+        <w:rPr>
+          <w:rFonts w:ascii="Times New Roman" w:hAnsi="Times New Roman" w:cs="Times New Roman"/>
+        </w:rPr>
+        <w:t>ự</w:t>
+      </w:r>
+      <w:r>
+        <w:t>c / M</w:t>
+      </w:r>
+      <w:r>
+        <w:rPr>
+          <w:rFonts w:ascii="Times New Roman" w:hAnsi="Times New Roman" w:cs="Times New Roman"/>
+        </w:rPr>
+        <w:t>ậ</w:t>
+      </w:r>
+      <w:r>
+        <w:t>t kh</w:t>
+      </w:r>
+      <w:r>
+        <w:rPr>
+          <w:rFonts w:ascii="Times New Roman" w:hAnsi="Times New Roman" w:cs="Times New Roman"/>
+        </w:rPr>
+        <w:t>ẩ</w:t>
+      </w:r>
+      <w:r>
+        <w:t>u.</w:t>
+      </w:r>
+    </w:p>
+    <w:p>
+      <w:pPr>
+        <w:ind w:left="360"/>
+        <w:rPr>
+          <w:b/>
+        </w:rPr>
+      </w:pPr>
+      <w:r>
+        <w:rPr>
+          <w:b/>
+        </w:rPr>
+        <w:t>B</w:t>
+      </w:r>
+      <w:r>
+        <w:rPr>
+          <w:rFonts w:ascii="Times New Roman" w:hAnsi="Times New Roman" w:cs="Times New Roman"/>
+          <w:b/>
+        </w:rPr>
+        <w:t>ướ</w:t>
+      </w:r>
+      <w:r>
+        <w:rPr>
+          <w:b/>
+        </w:rPr>
+        <w:t>c 4: Thi</w:t>
+      </w:r>
+      <w:r>
+        <w:rPr>
+          <w:rFonts w:ascii="Times New Roman" w:hAnsi="Times New Roman" w:cs="Times New Roman"/>
+          <w:b/>
+        </w:rPr>
+        <w:t>ế</w:t>
+      </w:r>
+      <w:r>
+        <w:rPr>
+          <w:b/>
+        </w:rPr>
+        <w:t>t k</w:t>
+      </w:r>
+      <w:r>
+        <w:rPr>
+          <w:rFonts w:ascii="Times New Roman" w:hAnsi="Times New Roman" w:cs="Times New Roman"/>
+          <w:b/>
+        </w:rPr>
+        <w:t>ế</w:t>
+      </w:r>
+      <w:r>
+        <w:rPr>
+          <w:b/>
+        </w:rPr>
+        <w:t xml:space="preserve"> d</w:t>
+      </w:r>
+      <w:r>
+        <w:rPr>
+          <w:rFonts w:ascii="Times New Roman" w:hAnsi="Times New Roman" w:cs="Times New Roman"/>
+          <w:b/>
+        </w:rPr>
+        <w:t>ữ</w:t>
+      </w:r>
+      <w:r>
+        <w:rPr>
+          <w:b/>
+        </w:rPr>
+        <w:t xml:space="preserve"> li</w:t>
+      </w:r>
+      <w:r>
+        <w:rPr>
+          <w:rFonts w:ascii="Times New Roman" w:hAnsi="Times New Roman" w:cs="Times New Roman"/>
+          <w:b/>
+        </w:rPr>
+        <w:t>ệ</w:t>
+      </w:r>
+      <w:r>
+        <w:rPr>
+          <w:b/>
+        </w:rPr>
+        <w:t>u th</w:t>
+      </w:r>
+      <w:r>
+        <w:rPr>
+          <w:rFonts w:ascii="Times New Roman" w:hAnsi="Times New Roman" w:cs="Times New Roman"/>
+          <w:b/>
+        </w:rPr>
+        <w:t>ử</w:t>
+      </w:r>
+      <w:r>
+        <w:rPr>
+          <w:b/>
+        </w:rPr>
+        <w:t xml:space="preserve"> nghi</w:t>
+      </w:r>
+      <w:r>
+        <w:rPr>
+          <w:rFonts w:ascii="Times New Roman" w:hAnsi="Times New Roman" w:cs="Times New Roman"/>
+          <w:b/>
+        </w:rPr>
+        <w:t>ệ</w:t>
+      </w:r>
+      <w:r>
+        <w:rPr>
+          <w:b/>
+        </w:rPr>
+        <w:t>m t</w:t>
+      </w:r>
+      <w:r>
+        <w:rPr>
+          <w:rFonts w:ascii="Times New Roman" w:hAnsi="Times New Roman" w:cs="Times New Roman"/>
+          <w:b/>
+        </w:rPr>
+        <w:t>ạ</w:t>
+      </w:r>
+      <w:r>
+        <w:rPr>
+          <w:b/>
+        </w:rPr>
+        <w:t>i các đi</w:t>
+      </w:r>
+      <w:r>
+        <w:rPr>
+          <w:rFonts w:ascii="Times New Roman" w:hAnsi="Times New Roman" w:cs="Times New Roman"/>
+          <w:b/>
+        </w:rPr>
+        <w:t>ể</w:t>
+      </w:r>
+      <w:r>
+        <w:rPr>
+          <w:b/>
+        </w:rPr>
+        <w:t>m biên</w:t>
+      </w:r>
+    </w:p>
+    <w:p>
+      <w:pPr>
+        <w:ind w:left="360"/>
+      </w:pPr>
+      <w:r>
+        <w:t>- Khi ki</w:t>
+      </w:r>
+      <w:r>
+        <w:rPr>
+          <w:rFonts w:ascii="Times New Roman" w:hAnsi="Times New Roman" w:cs="Times New Roman"/>
+        </w:rPr>
+        <w:t>ể</w:t>
+      </w:r>
+      <w:r>
+        <w:t>m tra biên đ</w:t>
+      </w:r>
+      <w:r>
+        <w:rPr>
+          <w:rFonts w:ascii="Times New Roman" w:hAnsi="Times New Roman" w:cs="Times New Roman"/>
+        </w:rPr>
+        <w:t>ộ</w:t>
+      </w:r>
+      <w:r>
+        <w:t xml:space="preserve"> dài, chu</w:t>
+      </w:r>
+      <w:r>
+        <w:rPr>
+          <w:rFonts w:ascii="Times New Roman" w:hAnsi="Times New Roman" w:cs="Times New Roman"/>
+        </w:rPr>
+        <w:t>ỗ</w:t>
+      </w:r>
+      <w:r>
+        <w:t>i th</w:t>
+      </w:r>
+      <w:r>
+        <w:rPr>
+          <w:rFonts w:ascii="Times New Roman" w:hAnsi="Times New Roman" w:cs="Times New Roman"/>
+        </w:rPr>
+        <w:t>ử</w:t>
+      </w:r>
+      <w:r>
+        <w:t xml:space="preserve"> nghi</w:t>
+      </w:r>
+      <w:r>
+        <w:rPr>
+          <w:rFonts w:ascii="Times New Roman" w:hAnsi="Times New Roman" w:cs="Times New Roman"/>
+        </w:rPr>
+        <w:t>ệ</w:t>
+      </w:r>
+      <w:r>
+        <w:t>m ph</w:t>
+      </w:r>
+      <w:r>
+        <w:rPr>
+          <w:rFonts w:ascii="Times New Roman" w:hAnsi="Times New Roman" w:cs="Times New Roman"/>
+        </w:rPr>
+        <w:t>ả</w:t>
+      </w:r>
+      <w:r>
+        <w:t>i đ</w:t>
+      </w:r>
+      <w:r>
+        <w:rPr>
+          <w:rFonts w:ascii="Times New Roman" w:hAnsi="Times New Roman" w:cs="Times New Roman"/>
+        </w:rPr>
+        <w:t>ượ</w:t>
+      </w:r>
+      <w:r>
+        <w:t>c xây d</w:t>
+      </w:r>
+      <w:r>
+        <w:rPr>
+          <w:rFonts w:ascii="Times New Roman" w:hAnsi="Times New Roman" w:cs="Times New Roman"/>
+        </w:rPr>
+        <w:t>ự</w:t>
+      </w:r>
+      <w:r>
+        <w:t>ng sao cho th</w:t>
+      </w:r>
+      <w:r>
+        <w:rPr>
+          <w:rFonts w:ascii="Times New Roman" w:hAnsi="Times New Roman" w:cs="Times New Roman"/>
+        </w:rPr>
+        <w:t>ỏ</w:t>
+      </w:r>
+      <w:r>
+        <w:t>a mãn t</w:t>
+      </w:r>
+      <w:r>
+        <w:rPr>
+          <w:rFonts w:ascii="Times New Roman" w:hAnsi="Times New Roman" w:cs="Times New Roman"/>
+        </w:rPr>
+        <w:t>ấ</w:t>
+      </w:r>
+      <w:r>
+        <w:t>t c</w:t>
+      </w:r>
+      <w:r>
+        <w:rPr>
+          <w:rFonts w:ascii="Times New Roman" w:hAnsi="Times New Roman" w:cs="Times New Roman"/>
+        </w:rPr>
+        <w:t>ả</w:t>
+      </w:r>
+      <w:r>
+        <w:t xml:space="preserve"> các đi</w:t>
+      </w:r>
+      <w:r>
+        <w:rPr>
+          <w:rFonts w:ascii="Times New Roman" w:hAnsi="Times New Roman" w:cs="Times New Roman"/>
+        </w:rPr>
+        <w:t>ề</w:t>
+      </w:r>
+      <w:r>
+        <w:t>u ki</w:t>
+      </w:r>
+      <w:r>
+        <w:rPr>
+          <w:rFonts w:ascii="Times New Roman" w:hAnsi="Times New Roman" w:cs="Times New Roman"/>
+        </w:rPr>
+        <w:t>ệ</w:t>
+      </w:r>
+      <w:r>
+        <w:t>n khác đ</w:t>
+      </w:r>
+      <w:r>
+        <w:rPr>
+          <w:rFonts w:ascii="Times New Roman" w:hAnsi="Times New Roman" w:cs="Times New Roman"/>
+        </w:rPr>
+        <w:t>ể</w:t>
+      </w:r>
+      <w:r>
+        <w:t xml:space="preserve"> tránh b</w:t>
+      </w:r>
+      <w:r>
+        <w:rPr>
+          <w:rFonts w:ascii="Times New Roman" w:hAnsi="Times New Roman" w:cs="Times New Roman"/>
+        </w:rPr>
+        <w:t>ị</w:t>
+      </w:r>
+      <w:r>
+        <w:t xml:space="preserve"> che khu</w:t>
+      </w:r>
+      <w:r>
+        <w:rPr>
+          <w:rFonts w:ascii="Times New Roman" w:hAnsi="Times New Roman" w:cs="Times New Roman"/>
+        </w:rPr>
+        <w:t>ấ</w:t>
+      </w:r>
+      <w:r>
+        <w:t>t l</w:t>
+      </w:r>
+      <w:r>
+        <w:rPr>
+          <w:rFonts w:ascii="Times New Roman" w:hAnsi="Times New Roman" w:cs="Times New Roman"/>
+        </w:rPr>
+        <w:t>ỗ</w:t>
+      </w:r>
+      <w:r>
+        <w:t>i.</w:t>
+      </w:r>
+    </w:p>
+    <w:p>
+      <w:pPr>
+        <w:ind w:left="360"/>
+      </w:pPr>
+      <w:r>
+        <w:t xml:space="preserve">  - *Ví </w:t>
+      </w:r>
+      <w:proofErr w:type="gramStart"/>
+      <w:r>
+        <w:t>d</w:t>
+      </w:r>
+      <w:r>
+        <w:rPr>
+          <w:rFonts w:ascii="Times New Roman" w:hAnsi="Times New Roman" w:cs="Times New Roman"/>
+        </w:rPr>
+        <w:t>ụ</w:t>
+      </w:r>
+      <w:r>
+        <w:t>:*</w:t>
+      </w:r>
+      <w:proofErr w:type="gramEnd"/>
+      <w:r>
+        <w:t xml:space="preserve"> Khi ki</w:t>
+      </w:r>
+      <w:r>
+        <w:rPr>
+          <w:rFonts w:ascii="Times New Roman" w:hAnsi="Times New Roman" w:cs="Times New Roman"/>
+        </w:rPr>
+        <w:t>ể</w:t>
+      </w:r>
+      <w:r>
+        <w:t>m tra biên $Min - 1 = 7$ ký t</w:t>
+      </w:r>
+      <w:r>
+        <w:rPr>
+          <w:rFonts w:ascii="Times New Roman" w:hAnsi="Times New Roman" w:cs="Times New Roman"/>
+        </w:rPr>
+        <w:t>ự</w:t>
+      </w:r>
+      <w:r>
+        <w:t xml:space="preserve"> c</w:t>
+      </w:r>
+      <w:r>
+        <w:rPr>
+          <w:rFonts w:ascii="Times New Roman" w:hAnsi="Times New Roman" w:cs="Times New Roman"/>
+        </w:rPr>
+        <w:t>ủ</w:t>
+      </w:r>
+      <w:r>
+        <w:t>a m</w:t>
+      </w:r>
+      <w:r>
+        <w:rPr>
+          <w:rFonts w:ascii="Times New Roman" w:hAnsi="Times New Roman" w:cs="Times New Roman"/>
+        </w:rPr>
+        <w:t>ậ</w:t>
+      </w:r>
+      <w:r>
+        <w:t>t kh</w:t>
+      </w:r>
+      <w:r>
+        <w:rPr>
+          <w:rFonts w:ascii="Times New Roman" w:hAnsi="Times New Roman" w:cs="Times New Roman"/>
+        </w:rPr>
+        <w:t>ẩ</w:t>
+      </w:r>
+      <w:r>
+        <w:t>u, chu</w:t>
+      </w:r>
+      <w:r>
+        <w:rPr>
+          <w:rFonts w:ascii="Times New Roman" w:hAnsi="Times New Roman" w:cs="Times New Roman"/>
+        </w:rPr>
+        <w:t>ỗ</w:t>
+      </w:r>
+      <w:r>
+        <w:t>i `Ab1@xyz` (7 ký t</w:t>
+      </w:r>
+      <w:r>
+        <w:rPr>
+          <w:rFonts w:ascii="Times New Roman" w:hAnsi="Times New Roman" w:cs="Times New Roman"/>
+        </w:rPr>
+        <w:t>ự</w:t>
+      </w:r>
+      <w:r>
+        <w:t>) __b</w:t>
+      </w:r>
+      <w:r>
+        <w:rPr>
+          <w:rFonts w:ascii="Times New Roman" w:hAnsi="Times New Roman" w:cs="Times New Roman"/>
+        </w:rPr>
+        <w:t>ắ</w:t>
+      </w:r>
+      <w:r>
+        <w:t>t bu</w:t>
+      </w:r>
+      <w:r>
+        <w:rPr>
+          <w:rFonts w:ascii="Times New Roman" w:hAnsi="Times New Roman" w:cs="Times New Roman"/>
+        </w:rPr>
+        <w:t>ộ</w:t>
+      </w:r>
+      <w:r>
+        <w:t>c ph</w:t>
+      </w:r>
+      <w:r>
+        <w:rPr>
+          <w:rFonts w:ascii="Times New Roman" w:hAnsi="Times New Roman" w:cs="Times New Roman"/>
+        </w:rPr>
+        <w:t>ả</w:t>
+      </w:r>
+      <w:r>
+        <w:t>i có đ</w:t>
+      </w:r>
+      <w:r>
+        <w:rPr>
+          <w:rFonts w:ascii="Times New Roman" w:hAnsi="Times New Roman" w:cs="Times New Roman"/>
+        </w:rPr>
+        <w:t>ủ</w:t>
+      </w:r>
+      <w:r>
+        <w:t xml:space="preserve"> 1 hoa, 1 th</w:t>
+      </w:r>
+      <w:r>
+        <w:rPr>
+          <w:rFonts w:ascii="Times New Roman" w:hAnsi="Times New Roman" w:cs="Times New Roman"/>
+        </w:rPr>
+        <w:t>ườ</w:t>
+      </w:r>
+      <w:r>
+        <w:t>ng, 1 s</w:t>
+      </w:r>
+      <w:r>
+        <w:rPr>
+          <w:rFonts w:ascii="Times New Roman" w:hAnsi="Times New Roman" w:cs="Times New Roman"/>
+        </w:rPr>
+        <w:t>ố</w:t>
+      </w:r>
+      <w:r>
+        <w:t>, 1 ký t</w:t>
+      </w:r>
+      <w:r>
+        <w:rPr>
+          <w:rFonts w:ascii="Times New Roman" w:hAnsi="Times New Roman" w:cs="Times New Roman"/>
+        </w:rPr>
+        <w:t>ự</w:t>
+      </w:r>
+      <w:r>
+        <w:t xml:space="preserve"> đ</w:t>
+      </w:r>
+      <w:r>
+        <w:rPr>
+          <w:rFonts w:ascii="Times New Roman" w:hAnsi="Times New Roman" w:cs="Times New Roman"/>
+        </w:rPr>
+        <w:t>ặ</w:t>
+      </w:r>
+      <w:r>
+        <w:t>c bi</w:t>
+      </w:r>
+      <w:r>
+        <w:rPr>
+          <w:rFonts w:ascii="Times New Roman" w:hAnsi="Times New Roman" w:cs="Times New Roman"/>
+        </w:rPr>
+        <w:t>ệ</w:t>
+      </w:r>
+      <w:r>
+        <w:t>t__. Nh</w:t>
+      </w:r>
+      <w:r>
+        <w:rPr>
+          <w:rFonts w:ascii="Times New Roman" w:hAnsi="Times New Roman" w:cs="Times New Roman"/>
+        </w:rPr>
+        <w:t>ờ</w:t>
+      </w:r>
+      <w:r>
+        <w:t xml:space="preserve"> đó, n</w:t>
+      </w:r>
+      <w:r>
+        <w:rPr>
+          <w:rFonts w:ascii="Times New Roman" w:hAnsi="Times New Roman" w:cs="Times New Roman"/>
+        </w:rPr>
+        <w:t>ế</w:t>
+      </w:r>
+      <w:r>
+        <w:t>u h</w:t>
+      </w:r>
+      <w:r>
+        <w:rPr>
+          <w:rFonts w:ascii="Times New Roman" w:hAnsi="Times New Roman" w:cs="Times New Roman"/>
+        </w:rPr>
+        <w:t>ệ</w:t>
+      </w:r>
+      <w:r>
+        <w:t xml:space="preserve"> th</w:t>
+      </w:r>
+      <w:r>
+        <w:rPr>
+          <w:rFonts w:ascii="Times New Roman" w:hAnsi="Times New Roman" w:cs="Times New Roman"/>
+        </w:rPr>
+        <w:t>ố</w:t>
+      </w:r>
+      <w:r>
+        <w:t>ng t</w:t>
+      </w:r>
+      <w:r>
+        <w:rPr>
+          <w:rFonts w:ascii="Times New Roman" w:hAnsi="Times New Roman" w:cs="Times New Roman"/>
+        </w:rPr>
+        <w:t>ừ</w:t>
+      </w:r>
+      <w:r>
+        <w:t xml:space="preserve"> ch</w:t>
+      </w:r>
+      <w:r>
+        <w:rPr>
+          <w:rFonts w:ascii="Times New Roman" w:hAnsi="Times New Roman" w:cs="Times New Roman"/>
+        </w:rPr>
+        <w:t>ố</w:t>
+      </w:r>
+      <w:r>
+        <w:t>i, ta bi</w:t>
+      </w:r>
+      <w:r>
+        <w:rPr>
+          <w:rFonts w:ascii="Times New Roman" w:hAnsi="Times New Roman" w:cs="Times New Roman"/>
+        </w:rPr>
+        <w:t>ế</w:t>
+      </w:r>
+      <w:r>
+        <w:t>t ch</w:t>
+      </w:r>
+      <w:r>
+        <w:rPr>
+          <w:rFonts w:ascii="Times New Roman" w:hAnsi="Times New Roman" w:cs="Times New Roman"/>
+        </w:rPr>
+        <w:t>ắ</w:t>
+      </w:r>
+      <w:r>
+        <w:t>c ch</w:t>
+      </w:r>
+      <w:r>
+        <w:rPr>
+          <w:rFonts w:ascii="Times New Roman" w:hAnsi="Times New Roman" w:cs="Times New Roman"/>
+        </w:rPr>
+        <w:t>ắ</w:t>
+      </w:r>
+      <w:r>
+        <w:t>n nguyên nhân là do đ</w:t>
+      </w:r>
+      <w:r>
+        <w:rPr>
+          <w:rFonts w:ascii="Times New Roman" w:hAnsi="Times New Roman" w:cs="Times New Roman"/>
+        </w:rPr>
+        <w:t>ộ</w:t>
+      </w:r>
+      <w:r>
+        <w:t xml:space="preserve"> dài ch</w:t>
+      </w:r>
+      <w:r>
+        <w:rPr>
+          <w:rFonts w:ascii="Times New Roman" w:hAnsi="Times New Roman" w:cs="Times New Roman"/>
+        </w:rPr>
+        <w:t>ứ</w:t>
+      </w:r>
+      <w:r>
+        <w:t xml:space="preserve"> không ph</w:t>
+      </w:r>
+      <w:r>
+        <w:rPr>
+          <w:rFonts w:ascii="Times New Roman" w:hAnsi="Times New Roman" w:cs="Times New Roman"/>
+        </w:rPr>
+        <w:t>ả</w:t>
+      </w:r>
+      <w:r>
+        <w:t>i do thi</w:t>
+      </w:r>
+      <w:r>
+        <w:rPr>
+          <w:rFonts w:ascii="Times New Roman" w:hAnsi="Times New Roman" w:cs="Times New Roman"/>
+        </w:rPr>
+        <w:t>ế</w:t>
+      </w:r>
+      <w:r>
+        <w:t>u lo</w:t>
+      </w:r>
+      <w:r>
+        <w:rPr>
+          <w:rFonts w:ascii="Times New Roman" w:hAnsi="Times New Roman" w:cs="Times New Roman"/>
+        </w:rPr>
+        <w:t>ạ</w:t>
+      </w:r>
+      <w:r>
+        <w:t>i ký t</w:t>
+      </w:r>
+      <w:r>
+        <w:rPr>
+          <w:rFonts w:ascii="Times New Roman" w:hAnsi="Times New Roman" w:cs="Times New Roman"/>
+        </w:rPr>
+        <w:t>ự</w:t>
+      </w:r>
+      <w:r>
+        <w:t>.</w:t>
       </w:r>
     </w:p>
     <w:sdt>
@@ -7953,14 +9764,14 @@
           <w:rFonts w:ascii="Arial" w:hAnsi="Arial" w:cs="Arial"/>
         </w:rPr>
       </w:pPr>
-      <w:bookmarkStart w:id="4" w:name="_Toc241626156"/>
+      <w:bookmarkStart w:id="2" w:name="_Toc241626156"/>
       <w:r>
         <w:rPr>
           <w:rFonts w:ascii="Arial" w:hAnsi="Arial" w:cs="Arial"/>
         </w:rPr>
         <w:t>Mandatory Disclosure</w:t>
       </w:r>
-      <w:bookmarkEnd w:id="4"/>
+      <w:bookmarkEnd w:id="2"/>
     </w:p>
     <w:p>
       <w:pPr>
@@ -8103,14 +9914,14 @@
           <w:rFonts w:ascii="Arial" w:hAnsi="Arial" w:cs="Arial"/>
         </w:rPr>
       </w:pPr>
-      <w:bookmarkStart w:id="5" w:name="_Toc241626157"/>
+      <w:bookmarkStart w:id="3" w:name="_Toc241626157"/>
       <w:r>
         <w:rPr>
           <w:rFonts w:ascii="Arial" w:hAnsi="Arial" w:cs="Arial"/>
         </w:rPr>
         <w:t>Self-assessment</w:t>
       </w:r>
-      <w:bookmarkEnd w:id="5"/>
+      <w:bookmarkEnd w:id="3"/>
     </w:p>
     <w:tbl>
       <w:tblPr>
@@ -13826,6 +15637,119 @@
     </w:lvl>
   </w:abstractNum>
   <w:abstractNum w:abstractNumId="43" w15:restartNumberingAfterBreak="0">
+    <w:nsid w:val="644E4D24"/>
+    <w:multiLevelType w:val="hybridMultilevel"/>
+    <w:tmpl w:val="339EBBC4"/>
+    <w:lvl w:ilvl="0" w:tplc="04090001">
+      <w:start w:val="1"/>
+      <w:numFmt w:val="bullet"/>
+      <w:lvlText w:val=""/>
+      <w:lvlJc w:val="left"/>
+      <w:pPr>
+        <w:ind w:left="720" w:hanging="360"/>
+      </w:pPr>
+      <w:rPr>
+        <w:rFonts w:ascii="Symbol" w:hAnsi="Symbol" w:hint="default"/>
+      </w:rPr>
+    </w:lvl>
+    <w:lvl w:ilvl="1" w:tplc="04090003" w:tentative="1">
+      <w:start w:val="1"/>
+      <w:numFmt w:val="bullet"/>
+      <w:lvlText w:val="o"/>
+      <w:lvlJc w:val="left"/>
+      <w:pPr>
+        <w:ind w:left="1440" w:hanging="360"/>
+      </w:pPr>
+      <w:rPr>
+        <w:rFonts w:ascii="Courier New" w:hAnsi="Courier New" w:cs="Courier New" w:hint="default"/>
+      </w:rPr>
+    </w:lvl>
+    <w:lvl w:ilvl="2" w:tplc="04090005" w:tentative="1">
+      <w:start w:val="1"/>
+      <w:numFmt w:val="bullet"/>
+      <w:lvlText w:val=""/>
+      <w:lvlJc w:val="left"/>
+      <w:pPr>
+        <w:ind w:left="2160" w:hanging="360"/>
+      </w:pPr>
+      <w:rPr>
+        <w:rFonts w:ascii="Wingdings" w:hAnsi="Wingdings" w:hint="default"/>
+      </w:rPr>
+    </w:lvl>
+    <w:lvl w:ilvl="3" w:tplc="04090001" w:tentative="1">
+      <w:start w:val="1"/>
+      <w:numFmt w:val="bullet"/>
+      <w:lvlText w:val=""/>
+      <w:lvlJc w:val="left"/>
+      <w:pPr>
+        <w:ind w:left="2880" w:hanging="360"/>
+      </w:pPr>
+      <w:rPr>
+        <w:rFonts w:ascii="Symbol" w:hAnsi="Symbol" w:hint="default"/>
+      </w:rPr>
+    </w:lvl>
+    <w:lvl w:ilvl="4" w:tplc="04090003" w:tentative="1">
+      <w:start w:val="1"/>
+      <w:numFmt w:val="bullet"/>
+      <w:lvlText w:val="o"/>
+      <w:lvlJc w:val="left"/>
+      <w:pPr>
+        <w:ind w:left="3600" w:hanging="360"/>
+      </w:pPr>
+      <w:rPr>
+        <w:rFonts w:ascii="Courier New" w:hAnsi="Courier New" w:cs="Courier New" w:hint="default"/>
+      </w:rPr>
+    </w:lvl>
+    <w:lvl w:ilvl="5" w:tplc="04090005" w:tentative="1">
+      <w:start w:val="1"/>
+      <w:numFmt w:val="bullet"/>
+      <w:lvlText w:val=""/>
+      <w:lvlJc w:val="left"/>
+      <w:pPr>
+        <w:ind w:left="4320" w:hanging="360"/>
+      </w:pPr>
+      <w:rPr>
+        <w:rFonts w:ascii="Wingdings" w:hAnsi="Wingdings" w:hint="default"/>
+      </w:rPr>
+    </w:lvl>
+    <w:lvl w:ilvl="6" w:tplc="04090001" w:tentative="1">
+      <w:start w:val="1"/>
+      <w:numFmt w:val="bullet"/>
+      <w:lvlText w:val=""/>
+      <w:lvlJc w:val="left"/>
+      <w:pPr>
+        <w:ind w:left="5040" w:hanging="360"/>
+      </w:pPr>
+      <w:rPr>
+        <w:rFonts w:ascii="Symbol" w:hAnsi="Symbol" w:hint="default"/>
+      </w:rPr>
+    </w:lvl>
+    <w:lvl w:ilvl="7" w:tplc="04090003" w:tentative="1">
+      <w:start w:val="1"/>
+      <w:numFmt w:val="bullet"/>
+      <w:lvlText w:val="o"/>
+      <w:lvlJc w:val="left"/>
+      <w:pPr>
+        <w:ind w:left="5760" w:hanging="360"/>
+      </w:pPr>
+      <w:rPr>
+        <w:rFonts w:ascii="Courier New" w:hAnsi="Courier New" w:cs="Courier New" w:hint="default"/>
+      </w:rPr>
+    </w:lvl>
+    <w:lvl w:ilvl="8" w:tplc="04090005" w:tentative="1">
+      <w:start w:val="1"/>
+      <w:numFmt w:val="bullet"/>
+      <w:lvlText w:val=""/>
+      <w:lvlJc w:val="left"/>
+      <w:pPr>
+        <w:ind w:left="6480" w:hanging="360"/>
+      </w:pPr>
+      <w:rPr>
+        <w:rFonts w:ascii="Wingdings" w:hAnsi="Wingdings" w:hint="default"/>
+      </w:rPr>
+    </w:lvl>
+  </w:abstractNum>
+  <w:abstractNum w:abstractNumId="44" w15:restartNumberingAfterBreak="0">
     <w:nsid w:val="677013A8"/>
     <w:multiLevelType w:val="multilevel"/>
     <w:tmpl w:val="6BBCA6D4"/>
@@ -13938,10 +15862,10 @@
       </w:pPr>
     </w:lvl>
   </w:abstractNum>
-  <w:abstractNum w:abstractNumId="44" w15:restartNumberingAfterBreak="0">
+  <w:abstractNum w:abstractNumId="45" w15:restartNumberingAfterBreak="0">
     <w:nsid w:val="6AD127E2"/>
     <w:multiLevelType w:val="hybridMultilevel"/>
-    <w:tmpl w:val="92427B30"/>
+    <w:tmpl w:val="44F4AAC4"/>
     <w:lvl w:ilvl="0" w:tplc="04090001">
       <w:start w:val="1"/>
       <w:numFmt w:val="bullet"/>
@@ -14051,7 +15975,7 @@
       </w:rPr>
     </w:lvl>
   </w:abstractNum>
-  <w:abstractNum w:abstractNumId="45" w15:restartNumberingAfterBreak="0">
+  <w:abstractNum w:abstractNumId="46" w15:restartNumberingAfterBreak="0">
     <w:nsid w:val="6B7C3983"/>
     <w:multiLevelType w:val="multilevel"/>
     <w:tmpl w:val="3960A000"/>
@@ -14200,7 +16124,7 @@
       </w:rPr>
     </w:lvl>
   </w:abstractNum>
-  <w:abstractNum w:abstractNumId="46" w15:restartNumberingAfterBreak="0">
+  <w:abstractNum w:abstractNumId="47" w15:restartNumberingAfterBreak="0">
     <w:nsid w:val="6BB439FF"/>
     <w:multiLevelType w:val="multilevel"/>
     <w:tmpl w:val="6E2AA7F8"/>
@@ -14313,7 +16237,7 @@
       </w:pPr>
     </w:lvl>
   </w:abstractNum>
-  <w:abstractNum w:abstractNumId="47" w15:restartNumberingAfterBreak="0">
+  <w:abstractNum w:abstractNumId="48" w15:restartNumberingAfterBreak="0">
     <w:nsid w:val="6BCD7020"/>
     <w:multiLevelType w:val="multilevel"/>
     <w:tmpl w:val="80C0E87C"/>
@@ -14462,7 +16386,7 @@
       </w:rPr>
     </w:lvl>
   </w:abstractNum>
-  <w:abstractNum w:abstractNumId="48" w15:restartNumberingAfterBreak="0">
+  <w:abstractNum w:abstractNumId="49" w15:restartNumberingAfterBreak="0">
     <w:nsid w:val="6BE73B8D"/>
     <w:multiLevelType w:val="multilevel"/>
     <w:tmpl w:val="BDBA3786"/>
@@ -14575,7 +16499,7 @@
       </w:pPr>
     </w:lvl>
   </w:abstractNum>
-  <w:abstractNum w:abstractNumId="49" w15:restartNumberingAfterBreak="0">
+  <w:abstractNum w:abstractNumId="50" w15:restartNumberingAfterBreak="0">
     <w:nsid w:val="77764322"/>
     <w:multiLevelType w:val="multilevel"/>
     <w:tmpl w:val="5562088C"/>
@@ -14755,7 +16679,7 @@
     <w:abstractNumId w:val="11"/>
   </w:num>
   <w:num w:numId="11">
-    <w:abstractNumId w:val="46"/>
+    <w:abstractNumId w:val="47"/>
   </w:num>
   <w:num w:numId="12">
     <w:abstractNumId w:val="26"/>
@@ -14767,7 +16691,7 @@
     <w:abstractNumId w:val="12"/>
   </w:num>
   <w:num w:numId="15">
-    <w:abstractNumId w:val="43"/>
+    <w:abstractNumId w:val="44"/>
   </w:num>
   <w:num w:numId="16">
     <w:abstractNumId w:val="30"/>
@@ -14791,7 +16715,7 @@
     <w:abstractNumId w:val="17"/>
   </w:num>
   <w:num w:numId="23">
-    <w:abstractNumId w:val="48"/>
+    <w:abstractNumId w:val="49"/>
   </w:num>
   <w:num w:numId="24">
     <w:abstractNumId w:val="38"/>
@@ -14812,13 +16736,13 @@
     <w:abstractNumId w:val="16"/>
   </w:num>
   <w:num w:numId="30">
-    <w:abstractNumId w:val="45"/>
+    <w:abstractNumId w:val="46"/>
   </w:num>
   <w:num w:numId="31">
     <w:abstractNumId w:val="40"/>
   </w:num>
   <w:num w:numId="32">
-    <w:abstractNumId w:val="49"/>
+    <w:abstractNumId w:val="50"/>
   </w:num>
   <w:num w:numId="33">
     <w:abstractNumId w:val="20"/>
@@ -14836,7 +16760,7 @@
     <w:abstractNumId w:val="27"/>
   </w:num>
   <w:num w:numId="38">
-    <w:abstractNumId w:val="47"/>
+    <w:abstractNumId w:val="48"/>
   </w:num>
   <w:num w:numId="39">
     <w:abstractNumId w:val="36"/>
@@ -14872,7 +16796,10 @@
     <w:abstractNumId w:val="0"/>
   </w:num>
   <w:num w:numId="50">
-    <w:abstractNumId w:val="44"/>
+    <w:abstractNumId w:val="45"/>
+  </w:num>
+  <w:num w:numId="51">
+    <w:abstractNumId w:val="43"/>
   </w:num>
   <w:numIdMacAtCleanup w:val="46"/>
 </w:numbering>
@@ -26653,7 +28580,7 @@
 </file>
 
 <file path=customXml/itemProps1.xml><?xml version="1.0" encoding="utf-8"?>
-<ds:datastoreItem xmlns:ds="http://schemas.openxmlformats.org/officeDocument/2006/customXml" ds:itemID="{44F98AD9-76A0-4A3B-82DD-41224727F859}">
+<ds:datastoreItem xmlns:ds="http://schemas.openxmlformats.org/officeDocument/2006/customXml" ds:itemID="{B0037C54-1F9E-4D1F-860B-B03DCB6E8C11}">
   <ds:schemaRefs>
     <ds:schemaRef ds:uri="http://schemas.openxmlformats.org/officeDocument/2006/bibliography"/>
   </ds:schemaRefs>

--- a/MainReport.docx
+++ b/MainReport.docx
@@ -5915,8 +5915,6 @@
             </w:r>
           </w:p>
         </w:tc>
-        <w:bookmarkStart w:id="1" w:name="_GoBack"/>
-        <w:bookmarkEnd w:id="1"/>
       </w:tr>
       <w:tr>
         <w:tc>
@@ -6500,2566 +6498,3951 @@
       <w:pPr>
         <w:ind w:left="360"/>
         <w:rPr>
+          <w:rFonts w:ascii="Arial" w:hAnsi="Arial" w:cs="Arial"/>
           <w:b/>
         </w:rPr>
       </w:pPr>
       <w:r>
         <w:rPr>
+          <w:rFonts w:ascii="Arial" w:hAnsi="Arial" w:cs="Arial"/>
           <w:b/>
         </w:rPr>
-        <w:t>B</w:t>
-      </w:r>
-      <w:r>
-        <w:rPr>
-          <w:rFonts w:ascii="Times New Roman" w:hAnsi="Times New Roman" w:cs="Times New Roman"/>
-          <w:b/>
-        </w:rPr>
-        <w:t>ướ</w:t>
-      </w:r>
-      <w:r>
-        <w:rPr>
-          <w:b/>
-        </w:rPr>
-        <w:t>c 1: Nh</w:t>
-      </w:r>
-      <w:r>
-        <w:rPr>
-          <w:rFonts w:ascii="Times New Roman" w:hAnsi="Times New Roman" w:cs="Times New Roman"/>
-          <w:b/>
-        </w:rPr>
-        <w:t>ậ</w:t>
-      </w:r>
-      <w:r>
-        <w:rPr>
-          <w:b/>
-        </w:rPr>
-        <w:t>n di</w:t>
-      </w:r>
-      <w:r>
-        <w:rPr>
-          <w:rFonts w:ascii="Times New Roman" w:hAnsi="Times New Roman" w:cs="Times New Roman"/>
-          <w:b/>
-        </w:rPr>
-        <w:t>ệ</w:t>
-      </w:r>
-      <w:r>
-        <w:rPr>
-          <w:b/>
-        </w:rPr>
-        <w:t>n các thu</w:t>
-      </w:r>
-      <w:r>
-        <w:rPr>
-          <w:rFonts w:ascii="Times New Roman" w:hAnsi="Times New Roman" w:cs="Times New Roman"/>
-          <w:b/>
-        </w:rPr>
-        <w:t>ộ</w:t>
-      </w:r>
-      <w:r>
-        <w:rPr>
-          <w:b/>
-        </w:rPr>
-        <w:t>c tính có th</w:t>
-      </w:r>
-      <w:r>
-        <w:rPr>
-          <w:rFonts w:ascii="Times New Roman" w:hAnsi="Times New Roman" w:cs="Times New Roman"/>
-          <w:b/>
-        </w:rPr>
-        <w:t>ể</w:t>
-      </w:r>
-      <w:r>
-        <w:rPr>
-          <w:b/>
-        </w:rPr>
-        <w:t xml:space="preserve"> đo l</w:t>
-      </w:r>
-      <w:r>
-        <w:rPr>
-          <w:rFonts w:ascii="Times New Roman" w:hAnsi="Times New Roman" w:cs="Times New Roman"/>
-          <w:b/>
-        </w:rPr>
-        <w:t>ườ</w:t>
-      </w:r>
-      <w:r>
-        <w:rPr>
-          <w:b/>
-        </w:rPr>
-        <w:t>ng th</w:t>
-      </w:r>
-      <w:r>
-        <w:rPr>
-          <w:rFonts w:ascii="Times New Roman" w:hAnsi="Times New Roman" w:cs="Times New Roman"/>
-          <w:b/>
-        </w:rPr>
-        <w:t>ứ</w:t>
-      </w:r>
-      <w:r>
-        <w:rPr>
-          <w:b/>
-        </w:rPr>
-        <w:t xml:space="preserve"> t</w:t>
-      </w:r>
-      <w:r>
-        <w:rPr>
-          <w:rFonts w:ascii="Times New Roman" w:hAnsi="Times New Roman" w:cs="Times New Roman"/>
-          <w:b/>
-        </w:rPr>
-        <w:t>ự</w:t>
+        <w:t>Bước 1: Nhận diện các thuộc tính có thể đo lường thứ tự</w:t>
       </w:r>
     </w:p>
     <w:p>
       <w:pPr>
         <w:ind w:left="360"/>
-      </w:pPr>
-      <w:r>
-        <w:t>Không ph</w:t>
-      </w:r>
+        <w:rPr>
+          <w:rFonts w:ascii="Arial" w:hAnsi="Arial" w:cs="Arial"/>
+        </w:rPr>
+      </w:pPr>
       <w:r>
         <w:rPr>
-          <w:rFonts w:ascii="Times New Roman" w:hAnsi="Times New Roman" w:cs="Times New Roman"/>
+          <w:rFonts w:ascii="Arial" w:hAnsi="Arial" w:cs="Arial"/>
         </w:rPr>
-        <w:t>ả</w:t>
-      </w:r>
-      <w:r>
-        <w:t>i bi</w:t>
-      </w:r>
-      <w:r>
-        <w:rPr>
-          <w:rFonts w:ascii="Times New Roman" w:hAnsi="Times New Roman" w:cs="Times New Roman"/>
-        </w:rPr>
-        <w:t>ế</w:t>
-      </w:r>
-      <w:r>
-        <w:t>n nào cũng áp d</w:t>
-      </w:r>
-      <w:r>
-        <w:rPr>
-          <w:rFonts w:ascii="Times New Roman" w:hAnsi="Times New Roman" w:cs="Times New Roman"/>
-        </w:rPr>
-        <w:t>ụ</w:t>
-      </w:r>
-      <w:r>
-        <w:t>ng BVA. BVA ch</w:t>
-      </w:r>
-      <w:r>
-        <w:rPr>
-          <w:rFonts w:ascii="Times New Roman" w:hAnsi="Times New Roman" w:cs="Times New Roman"/>
-        </w:rPr>
-        <w:t>ỉ</w:t>
-      </w:r>
-      <w:r>
-        <w:t xml:space="preserve"> áp d</w:t>
-      </w:r>
-      <w:r>
-        <w:rPr>
-          <w:rFonts w:ascii="Times New Roman" w:hAnsi="Times New Roman" w:cs="Times New Roman"/>
-        </w:rPr>
-        <w:t>ụ</w:t>
-      </w:r>
-      <w:r>
-        <w:t>ng cho các bi</w:t>
-      </w:r>
-      <w:r>
-        <w:rPr>
-          <w:rFonts w:ascii="Times New Roman" w:hAnsi="Times New Roman" w:cs="Times New Roman"/>
-        </w:rPr>
-        <w:t>ế</w:t>
-      </w:r>
-      <w:r>
-        <w:t>n có giá tr</w:t>
-      </w:r>
-      <w:r>
-        <w:rPr>
-          <w:rFonts w:ascii="Times New Roman" w:hAnsi="Times New Roman" w:cs="Times New Roman"/>
-        </w:rPr>
-        <w:t>ị</w:t>
-      </w:r>
-      <w:r>
-        <w:t xml:space="preserve"> liên t</w:t>
-      </w:r>
-      <w:r>
-        <w:rPr>
-          <w:rFonts w:ascii="Times New Roman" w:hAnsi="Times New Roman" w:cs="Times New Roman"/>
-        </w:rPr>
-        <w:t>ụ</w:t>
-      </w:r>
-      <w:r>
-        <w:t>c, r</w:t>
-      </w:r>
-      <w:r>
-        <w:rPr>
-          <w:rFonts w:ascii="Times New Roman" w:hAnsi="Times New Roman" w:cs="Times New Roman"/>
-        </w:rPr>
-        <w:t>ờ</w:t>
-      </w:r>
-      <w:r>
-        <w:t>i r</w:t>
-      </w:r>
-      <w:r>
-        <w:rPr>
-          <w:rFonts w:ascii="Times New Roman" w:hAnsi="Times New Roman" w:cs="Times New Roman"/>
-        </w:rPr>
-        <w:t>ạ</w:t>
-      </w:r>
-      <w:r>
-        <w:t>c có th</w:t>
-      </w:r>
-      <w:r>
-        <w:rPr>
-          <w:rFonts w:ascii="Times New Roman" w:hAnsi="Times New Roman" w:cs="Times New Roman"/>
-        </w:rPr>
-        <w:t>ứ</w:t>
-      </w:r>
-      <w:r>
-        <w:t xml:space="preserve"> t</w:t>
-      </w:r>
-      <w:r>
-        <w:rPr>
-          <w:rFonts w:ascii="Times New Roman" w:hAnsi="Times New Roman" w:cs="Times New Roman"/>
-        </w:rPr>
-        <w:t>ự</w:t>
-      </w:r>
-      <w:r>
-        <w:t>, ho</w:t>
-      </w:r>
-      <w:r>
-        <w:rPr>
-          <w:rFonts w:ascii="Times New Roman" w:hAnsi="Times New Roman" w:cs="Times New Roman"/>
-        </w:rPr>
-        <w:t>ặ</w:t>
-      </w:r>
-      <w:r>
-        <w:t>c đ</w:t>
-      </w:r>
-      <w:r>
-        <w:rPr>
-          <w:rFonts w:ascii="Times New Roman" w:hAnsi="Times New Roman" w:cs="Times New Roman"/>
-        </w:rPr>
-        <w:t>ộ</w:t>
-      </w:r>
-      <w:r>
-        <w:t xml:space="preserve"> dài đo đ</w:t>
-      </w:r>
-      <w:r>
-        <w:rPr>
-          <w:rFonts w:ascii="Times New Roman" w:hAnsi="Times New Roman" w:cs="Times New Roman"/>
-        </w:rPr>
-        <w:t>ế</w:t>
-      </w:r>
-      <w:r>
-        <w:t>m đ</w:t>
-      </w:r>
-      <w:r>
-        <w:rPr>
-          <w:rFonts w:ascii="Times New Roman" w:hAnsi="Times New Roman" w:cs="Times New Roman"/>
-        </w:rPr>
-        <w:t>ượ</w:t>
-      </w:r>
-      <w:r>
-        <w:t>c.</w:t>
+        <w:t>Không phải biến nào cũng áp dụng BVA. BVA chỉ áp dụng cho các biến có giá trị liên tục, rời rạc có thứ tự, hoặc độ dài đo đếm được.</w:t>
       </w:r>
     </w:p>
     <w:p>
       <w:pPr>
         <w:ind w:left="360"/>
-      </w:pPr>
-      <w:r>
-        <w:t>- Đ</w:t>
-      </w:r>
+        <w:rPr>
+          <w:rFonts w:ascii="Arial" w:hAnsi="Arial" w:cs="Arial"/>
+        </w:rPr>
+      </w:pPr>
       <w:r>
         <w:rPr>
-          <w:rFonts w:ascii="Times New Roman" w:hAnsi="Times New Roman" w:cs="Times New Roman"/>
+          <w:rFonts w:ascii="Arial" w:hAnsi="Arial" w:cs="Arial"/>
         </w:rPr>
-        <w:t>ộ</w:t>
-      </w:r>
-      <w:r>
-        <w:t xml:space="preserve"> dài chu</w:t>
-      </w:r>
-      <w:r>
-        <w:rPr>
-          <w:rFonts w:ascii="Times New Roman" w:hAnsi="Times New Roman" w:cs="Times New Roman"/>
-        </w:rPr>
-        <w:t>ỗ</w:t>
-      </w:r>
-      <w:r>
-        <w:t>i ký t</w:t>
-      </w:r>
-      <w:r>
-        <w:rPr>
-          <w:rFonts w:ascii="Times New Roman" w:hAnsi="Times New Roman" w:cs="Times New Roman"/>
-        </w:rPr>
-        <w:t>ự</w:t>
-      </w:r>
-      <w:r>
-        <w:t xml:space="preserve"> c</w:t>
-      </w:r>
-      <w:r>
-        <w:rPr>
-          <w:rFonts w:ascii="Times New Roman" w:hAnsi="Times New Roman" w:cs="Times New Roman"/>
-        </w:rPr>
-        <w:t>ủ</w:t>
-      </w:r>
-      <w:r>
-        <w:t>a tr</w:t>
-      </w:r>
-      <w:r>
-        <w:rPr>
-          <w:rFonts w:ascii="Times New Roman" w:hAnsi="Times New Roman" w:cs="Times New Roman"/>
-        </w:rPr>
-        <w:t>ườ</w:t>
-      </w:r>
-      <w:r>
-        <w:t>ng `password`, `name`, `email`.</w:t>
+        <w:t>- Độ dài chuỗi ký tự của trường `password`, `name`, `email`.</w:t>
       </w:r>
     </w:p>
     <w:p>
       <w:pPr>
         <w:ind w:left="360"/>
-      </w:pPr>
-      <w:r>
-        <w:t>- S</w:t>
-      </w:r>
+        <w:rPr>
+          <w:rFonts w:ascii="Arial" w:hAnsi="Arial" w:cs="Arial"/>
+        </w:rPr>
+      </w:pPr>
       <w:r>
         <w:rPr>
-          <w:rFonts w:ascii="Times New Roman" w:hAnsi="Times New Roman" w:cs="Times New Roman"/>
+          <w:rFonts w:ascii="Arial" w:hAnsi="Arial" w:cs="Arial"/>
         </w:rPr>
-        <w:t>ố</w:t>
-      </w:r>
-      <w:r>
-        <w:t xml:space="preserve"> l</w:t>
-      </w:r>
-      <w:r>
-        <w:rPr>
-          <w:rFonts w:ascii="Times New Roman" w:hAnsi="Times New Roman" w:cs="Times New Roman"/>
-        </w:rPr>
-        <w:t>ượ</w:t>
-      </w:r>
-      <w:r>
-        <w:t>ng đ</w:t>
-      </w:r>
-      <w:r>
-        <w:rPr>
-          <w:rFonts w:ascii="Times New Roman" w:hAnsi="Times New Roman" w:cs="Times New Roman"/>
-        </w:rPr>
-        <w:t>ế</w:t>
-      </w:r>
-      <w:r>
-        <w:t>m các ký t</w:t>
-      </w:r>
-      <w:r>
-        <w:rPr>
-          <w:rFonts w:ascii="Times New Roman" w:hAnsi="Times New Roman" w:cs="Times New Roman"/>
-        </w:rPr>
-        <w:t>ự</w:t>
-      </w:r>
-      <w:r>
-        <w:t xml:space="preserve"> đ</w:t>
-      </w:r>
-      <w:r>
-        <w:rPr>
-          <w:rFonts w:ascii="Times New Roman" w:hAnsi="Times New Roman" w:cs="Times New Roman"/>
-        </w:rPr>
-        <w:t>ặ</w:t>
-      </w:r>
-      <w:r>
-        <w:t>c bi</w:t>
-      </w:r>
-      <w:r>
-        <w:rPr>
-          <w:rFonts w:ascii="Times New Roman" w:hAnsi="Times New Roman" w:cs="Times New Roman"/>
-        </w:rPr>
-        <w:t>ệ</w:t>
-      </w:r>
-      <w:r>
-        <w:t>t, ch</w:t>
-      </w:r>
-      <w:r>
-        <w:rPr>
-          <w:rFonts w:ascii="Times New Roman" w:hAnsi="Times New Roman" w:cs="Times New Roman"/>
-        </w:rPr>
-        <w:t>ữ</w:t>
-      </w:r>
-      <w:r>
-        <w:t xml:space="preserve"> hoa, ch</w:t>
-      </w:r>
-      <w:r>
-        <w:rPr>
-          <w:rFonts w:ascii="Times New Roman" w:hAnsi="Times New Roman" w:cs="Times New Roman"/>
-        </w:rPr>
-        <w:t>ữ</w:t>
-      </w:r>
-      <w:r>
-        <w:t xml:space="preserve"> th</w:t>
-      </w:r>
-      <w:r>
-        <w:rPr>
-          <w:rFonts w:ascii="Times New Roman" w:hAnsi="Times New Roman" w:cs="Times New Roman"/>
-        </w:rPr>
-        <w:t>ườ</w:t>
-      </w:r>
-      <w:r>
-        <w:t>ng, s</w:t>
-      </w:r>
-      <w:r>
-        <w:rPr>
-          <w:rFonts w:ascii="Times New Roman" w:hAnsi="Times New Roman" w:cs="Times New Roman"/>
-        </w:rPr>
-        <w:t>ố</w:t>
-      </w:r>
-      <w:r>
-        <w:t xml:space="preserve"> trong chu</w:t>
-      </w:r>
-      <w:r>
-        <w:rPr>
-          <w:rFonts w:ascii="Times New Roman" w:hAnsi="Times New Roman" w:cs="Times New Roman"/>
-        </w:rPr>
-        <w:t>ỗ</w:t>
-      </w:r>
-      <w:r>
-        <w:t>i.</w:t>
+        <w:t>- Số lượng đếm các ký tự đặc biệt, chữ hoa, chữ thường, số trong chuỗi.</w:t>
       </w:r>
     </w:p>
     <w:p>
       <w:pPr>
         <w:ind w:left="360"/>
         <w:rPr>
+          <w:rFonts w:ascii="Arial" w:hAnsi="Arial" w:cs="Arial"/>
           <w:b/>
         </w:rPr>
       </w:pPr>
       <w:r>
         <w:rPr>
+          <w:rFonts w:ascii="Arial" w:hAnsi="Arial" w:cs="Arial"/>
           <w:b/>
         </w:rPr>
-        <w:t>B</w:t>
-      </w:r>
-      <w:r>
-        <w:rPr>
-          <w:rFonts w:ascii="Times New Roman" w:hAnsi="Times New Roman" w:cs="Times New Roman"/>
-          <w:b/>
-        </w:rPr>
-        <w:t>ướ</w:t>
-      </w:r>
-      <w:r>
-        <w:rPr>
-          <w:b/>
-        </w:rPr>
-        <w:t>c 2: Xác đ</w:t>
-      </w:r>
-      <w:r>
-        <w:rPr>
-          <w:rFonts w:ascii="Times New Roman" w:hAnsi="Times New Roman" w:cs="Times New Roman"/>
-          <w:b/>
-        </w:rPr>
-        <w:t>ị</w:t>
-      </w:r>
-      <w:r>
-        <w:rPr>
-          <w:b/>
-        </w:rPr>
-        <w:t>nh Biên t</w:t>
-      </w:r>
-      <w:r>
-        <w:rPr>
-          <w:rFonts w:ascii="Times New Roman" w:hAnsi="Times New Roman" w:cs="Times New Roman"/>
-          <w:b/>
-        </w:rPr>
-        <w:t>ườ</w:t>
-      </w:r>
-      <w:r>
-        <w:rPr>
-          <w:b/>
-        </w:rPr>
-        <w:t>ng minh (Explicit) và Biên ng</w:t>
-      </w:r>
-      <w:r>
-        <w:rPr>
-          <w:rFonts w:ascii="Times New Roman" w:hAnsi="Times New Roman" w:cs="Times New Roman"/>
-          <w:b/>
-        </w:rPr>
-        <w:t>ầ</w:t>
-      </w:r>
-      <w:r>
-        <w:rPr>
-          <w:b/>
-        </w:rPr>
-        <w:t>m đ</w:t>
-      </w:r>
-      <w:r>
-        <w:rPr>
-          <w:rFonts w:ascii="Times New Roman" w:hAnsi="Times New Roman" w:cs="Times New Roman"/>
-          <w:b/>
-        </w:rPr>
-        <w:t>ị</w:t>
-      </w:r>
-      <w:r>
-        <w:rPr>
-          <w:b/>
-        </w:rPr>
-        <w:t>nh (Implicit)</w:t>
+        <w:t>Bước 2: Xác định Biên tường minh (Explicit) và Biên ngầm định (Implicit)</w:t>
       </w:r>
     </w:p>
     <w:p>
       <w:pPr>
         <w:ind w:left="360"/>
-      </w:pPr>
-      <w:r>
-        <w:t xml:space="preserve">- </w:t>
-      </w:r>
-      <w:r>
-        <w:t>Biên t</w:t>
-      </w:r>
+        <w:rPr>
+          <w:rFonts w:ascii="Arial" w:hAnsi="Arial" w:cs="Arial"/>
+        </w:rPr>
+      </w:pPr>
       <w:r>
         <w:rPr>
-          <w:rFonts w:ascii="Times New Roman" w:hAnsi="Times New Roman" w:cs="Times New Roman"/>
+          <w:rFonts w:ascii="Arial" w:hAnsi="Arial" w:cs="Arial"/>
         </w:rPr>
-        <w:t>ườ</w:t>
-      </w:r>
-      <w:r>
-        <w:t xml:space="preserve">ng minh (Explicit Boundary): </w:t>
-      </w:r>
-      <w:r>
-        <w:t>Đ</w:t>
-      </w:r>
-      <w:r>
-        <w:rPr>
-          <w:rFonts w:ascii="Times New Roman" w:hAnsi="Times New Roman" w:cs="Times New Roman"/>
-        </w:rPr>
-        <w:t>ượ</w:t>
-      </w:r>
-      <w:r>
-        <w:t>c ghi rõ trong tài li</w:t>
-      </w:r>
-      <w:r>
-        <w:rPr>
-          <w:rFonts w:ascii="Times New Roman" w:hAnsi="Times New Roman" w:cs="Times New Roman"/>
-        </w:rPr>
-        <w:t>ệ</w:t>
-      </w:r>
-      <w:r>
-        <w:t>u yêu c</w:t>
-      </w:r>
-      <w:r>
-        <w:rPr>
-          <w:rFonts w:ascii="Times New Roman" w:hAnsi="Times New Roman" w:cs="Times New Roman"/>
-        </w:rPr>
-        <w:t>ầ</w:t>
-      </w:r>
-      <w:r>
-        <w:t>u.</w:t>
+        <w:t>- Biên tường minh (Explicit Boundary): Được ghi rõ trong tài liệu yêu cầu.</w:t>
       </w:r>
     </w:p>
     <w:p>
       <w:pPr>
         <w:ind w:left="360"/>
-      </w:pPr>
-      <w:r>
-        <w:t xml:space="preserve">  - </w:t>
-      </w:r>
-      <w:r>
-        <w:t>Ví d</w:t>
-      </w:r>
+        <w:rPr>
+          <w:rFonts w:ascii="Arial" w:hAnsi="Arial" w:cs="Arial"/>
+        </w:rPr>
+      </w:pPr>
       <w:r>
         <w:rPr>
-          <w:rFonts w:ascii="Times New Roman" w:hAnsi="Times New Roman" w:cs="Times New Roman"/>
+          <w:rFonts w:ascii="Arial" w:hAnsi="Arial" w:cs="Arial"/>
         </w:rPr>
-        <w:t>ụ</w:t>
-      </w:r>
-      <w:r>
-        <w:t>:</w:t>
-      </w:r>
-      <w:r>
-        <w:t xml:space="preserve"> M</w:t>
-      </w:r>
-      <w:r>
-        <w:rPr>
-          <w:rFonts w:ascii="Times New Roman" w:hAnsi="Times New Roman" w:cs="Times New Roman"/>
-        </w:rPr>
-        <w:t>ậ</w:t>
-      </w:r>
-      <w:r>
-        <w:t>t kh</w:t>
-      </w:r>
-      <w:r>
-        <w:rPr>
-          <w:rFonts w:ascii="Times New Roman" w:hAnsi="Times New Roman" w:cs="Times New Roman"/>
-        </w:rPr>
-        <w:t>ẩ</w:t>
-      </w:r>
-      <w:r>
-        <w:t>u t</w:t>
-      </w:r>
-      <w:r>
-        <w:rPr>
-          <w:rFonts w:ascii="Times New Roman" w:hAnsi="Times New Roman" w:cs="Times New Roman"/>
-        </w:rPr>
-        <w:t>ừ</w:t>
-      </w:r>
-      <w:r>
-        <w:t xml:space="preserve"> 8 ký t</w:t>
-      </w:r>
-      <w:r>
-        <w:rPr>
-          <w:rFonts w:ascii="Times New Roman" w:hAnsi="Times New Roman" w:cs="Times New Roman"/>
-        </w:rPr>
-        <w:t>ự</w:t>
-      </w:r>
-      <w:r>
-        <w:t xml:space="preserve"> tr</w:t>
-      </w:r>
-      <w:r>
-        <w:rPr>
-          <w:rFonts w:ascii="Times New Roman" w:hAnsi="Times New Roman" w:cs="Times New Roman"/>
-        </w:rPr>
-        <w:t>ở</w:t>
-      </w:r>
-      <w:r>
-        <w:t xml:space="preserve"> lên </w:t>
-      </w:r>
-      <w:r>
-        <w:t>=&gt;</w:t>
-      </w:r>
-      <w:r>
-        <w:t xml:space="preserve"> Min = 8. Ch</w:t>
-      </w:r>
-      <w:r>
-        <w:rPr>
-          <w:rFonts w:ascii="Times New Roman" w:hAnsi="Times New Roman" w:cs="Times New Roman"/>
-        </w:rPr>
-        <w:t>ứ</w:t>
-      </w:r>
-      <w:r>
-        <w:t>a ít nh</w:t>
-      </w:r>
-      <w:r>
-        <w:rPr>
-          <w:rFonts w:ascii="Times New Roman" w:hAnsi="Times New Roman" w:cs="Times New Roman"/>
-        </w:rPr>
-        <w:t>ấ</w:t>
-      </w:r>
-      <w:r>
-        <w:t>t 1 ch</w:t>
-      </w:r>
-      <w:r>
-        <w:rPr>
-          <w:rFonts w:ascii="Times New Roman" w:hAnsi="Times New Roman" w:cs="Times New Roman"/>
-        </w:rPr>
-        <w:t>ữ</w:t>
-      </w:r>
-      <w:r>
-        <w:t xml:space="preserve"> hoa </w:t>
-      </w:r>
-      <w:r>
-        <w:t>=&gt; Min(uppercase) = 1</w:t>
+        <w:t xml:space="preserve">  - Ví dụ: Mật khẩu từ 8 ký tự trở lên =&gt; Min = 8. Chứa ít nhất 1 chữ hoa =&gt; Min(uppercase) = 1</w:t>
       </w:r>
     </w:p>
     <w:p>
       <w:pPr>
         <w:ind w:left="360"/>
-      </w:pPr>
-      <w:r>
-        <w:t xml:space="preserve">- </w:t>
-      </w:r>
-      <w:r>
-        <w:t>Biên ng</w:t>
-      </w:r>
+        <w:rPr>
+          <w:rFonts w:ascii="Arial" w:hAnsi="Arial" w:cs="Arial"/>
+        </w:rPr>
+      </w:pPr>
       <w:r>
         <w:rPr>
-          <w:rFonts w:ascii="Times New Roman" w:hAnsi="Times New Roman" w:cs="Times New Roman"/>
+          <w:rFonts w:ascii="Arial" w:hAnsi="Arial" w:cs="Arial"/>
         </w:rPr>
-        <w:t>ầ</w:t>
-      </w:r>
-      <w:r>
-        <w:t>m đ</w:t>
-      </w:r>
-      <w:r>
-        <w:rPr>
-          <w:rFonts w:ascii="Times New Roman" w:hAnsi="Times New Roman" w:cs="Times New Roman"/>
-        </w:rPr>
-        <w:t>ị</w:t>
-      </w:r>
-      <w:r>
-        <w:t>nh (Implicit Boundary):</w:t>
-      </w:r>
-      <w:r>
-        <w:t xml:space="preserve"> Xu</w:t>
-      </w:r>
-      <w:r>
-        <w:rPr>
-          <w:rFonts w:ascii="Times New Roman" w:hAnsi="Times New Roman" w:cs="Times New Roman"/>
-        </w:rPr>
-        <w:t>ấ</w:t>
-      </w:r>
-      <w:r>
-        <w:t>t phát t</w:t>
-      </w:r>
-      <w:r>
-        <w:rPr>
-          <w:rFonts w:ascii="Times New Roman" w:hAnsi="Times New Roman" w:cs="Times New Roman"/>
-        </w:rPr>
-        <w:t>ừ</w:t>
-      </w:r>
-      <w:r>
-        <w:t xml:space="preserve"> h</w:t>
-      </w:r>
-      <w:r>
-        <w:rPr>
-          <w:rFonts w:ascii="Times New Roman" w:hAnsi="Times New Roman" w:cs="Times New Roman"/>
-        </w:rPr>
-        <w:t>ạ</w:t>
-      </w:r>
-      <w:r>
-        <w:t xml:space="preserve"> t</w:t>
-      </w:r>
-      <w:r>
-        <w:rPr>
-          <w:rFonts w:ascii="Times New Roman" w:hAnsi="Times New Roman" w:cs="Times New Roman"/>
-        </w:rPr>
-        <w:t>ầ</w:t>
-      </w:r>
-      <w:r>
-        <w:t>ng k</w:t>
-      </w:r>
-      <w:r>
-        <w:rPr>
-          <w:rFonts w:ascii="Times New Roman" w:hAnsi="Times New Roman" w:cs="Times New Roman"/>
-        </w:rPr>
-        <w:t>ỹ</w:t>
-      </w:r>
-      <w:r>
-        <w:t xml:space="preserve"> thu</w:t>
-      </w:r>
-      <w:r>
-        <w:rPr>
-          <w:rFonts w:ascii="Times New Roman" w:hAnsi="Times New Roman" w:cs="Times New Roman"/>
-        </w:rPr>
-        <w:t>ậ</w:t>
-      </w:r>
-      <w:r>
-        <w:t>t (Database schema</w:t>
-      </w:r>
-      <w:r>
-        <w:t>, HTTP payload, RFC standards):</w:t>
+        <w:t>- Biên ngầm định (Implicit Boundary): Xuất phát từ hạ tầng kỹ thuật (Database schema, HTTP payload, RFC standards):</w:t>
       </w:r>
     </w:p>
     <w:p>
       <w:pPr>
         <w:ind w:left="360"/>
-      </w:pPr>
-      <w:r>
-        <w:t xml:space="preserve">  - C</w:t>
-      </w:r>
+        <w:rPr>
+          <w:rFonts w:ascii="Arial" w:hAnsi="Arial" w:cs="Arial"/>
+        </w:rPr>
+      </w:pPr>
       <w:r>
         <w:rPr>
-          <w:rFonts w:ascii="Times New Roman" w:hAnsi="Times New Roman" w:cs="Times New Roman"/>
+          <w:rFonts w:ascii="Arial" w:hAnsi="Arial" w:cs="Arial"/>
         </w:rPr>
-        <w:t>ộ</w:t>
-      </w:r>
-      <w:r>
-        <w:t>t c</w:t>
-      </w:r>
-      <w:r>
-        <w:rPr>
-          <w:rFonts w:ascii="Times New Roman" w:hAnsi="Times New Roman" w:cs="Times New Roman"/>
-        </w:rPr>
-        <w:t>ơ</w:t>
-      </w:r>
-      <w:r>
-        <w:t xml:space="preserve"> s</w:t>
-      </w:r>
-      <w:r>
-        <w:rPr>
-          <w:rFonts w:ascii="Times New Roman" w:hAnsi="Times New Roman" w:cs="Times New Roman"/>
-        </w:rPr>
-        <w:t>ở</w:t>
-      </w:r>
-      <w:r>
-        <w:t xml:space="preserve"> d</w:t>
-      </w:r>
-      <w:r>
-        <w:rPr>
-          <w:rFonts w:ascii="Times New Roman" w:hAnsi="Times New Roman" w:cs="Times New Roman"/>
-        </w:rPr>
-        <w:t>ữ</w:t>
-      </w:r>
-      <w:r>
-        <w:t xml:space="preserve"> li</w:t>
-      </w:r>
-      <w:r>
-        <w:rPr>
-          <w:rFonts w:ascii="Times New Roman" w:hAnsi="Times New Roman" w:cs="Times New Roman"/>
-        </w:rPr>
-        <w:t>ệ</w:t>
-      </w:r>
-      <w:r>
-        <w:t>u `</w:t>
+        <w:t xml:space="preserve">  - Cột cơ sở dữ liệu `</w:t>
       </w:r>
       <w:proofErr w:type="gramStart"/>
       <w:r>
+        <w:rPr>
+          <w:rFonts w:ascii="Arial" w:hAnsi="Arial" w:cs="Arial"/>
+        </w:rPr>
         <w:t>VARCHAR(</w:t>
       </w:r>
       <w:proofErr w:type="gramEnd"/>
       <w:r>
-        <w:t xml:space="preserve">255)` </w:t>
-      </w:r>
-      <w:r>
-        <w:t>=&gt;</w:t>
-      </w:r>
-      <w:r>
-        <w:t>Max = 255.</w:t>
+        <w:rPr>
+          <w:rFonts w:ascii="Arial" w:hAnsi="Arial" w:cs="Arial"/>
+        </w:rPr>
+        <w:t>255)` =&gt;Max = 255.</w:t>
       </w:r>
     </w:p>
     <w:p>
       <w:pPr>
         <w:ind w:left="360"/>
-      </w:pPr>
-      <w:r>
-        <w:t xml:space="preserve">  - Chu</w:t>
-      </w:r>
+        <w:rPr>
+          <w:rFonts w:ascii="Arial" w:hAnsi="Arial" w:cs="Arial"/>
+        </w:rPr>
+      </w:pPr>
       <w:r>
         <w:rPr>
-          <w:rFonts w:ascii="Times New Roman" w:hAnsi="Times New Roman" w:cs="Times New Roman"/>
+          <w:rFonts w:ascii="Arial" w:hAnsi="Arial" w:cs="Arial"/>
         </w:rPr>
-        <w:t>ẩ</w:t>
-      </w:r>
-      <w:r>
-        <w:t>n RFC</w:t>
-      </w:r>
-      <w:r>
-        <w:t xml:space="preserve"> 5321 cho Email: Local-part &lt;=</w:t>
-      </w:r>
-      <w:r>
-        <w:t xml:space="preserve"> 6</w:t>
-      </w:r>
-      <w:r>
-        <w:t>4</w:t>
-      </w:r>
-      <w:r>
-        <w:t xml:space="preserve"> ký t</w:t>
-      </w:r>
-      <w:r>
-        <w:rPr>
-          <w:rFonts w:ascii="Times New Roman" w:hAnsi="Times New Roman" w:cs="Times New Roman"/>
-        </w:rPr>
-        <w:t>ự</w:t>
-      </w:r>
-      <w:r>
-        <w:t>, t</w:t>
-      </w:r>
-      <w:r>
-        <w:rPr>
-          <w:rFonts w:ascii="Times New Roman" w:hAnsi="Times New Roman" w:cs="Times New Roman"/>
-        </w:rPr>
-        <w:t>ổ</w:t>
-      </w:r>
-      <w:r>
-        <w:t>ng đ</w:t>
-      </w:r>
-      <w:r>
-        <w:rPr>
-          <w:rFonts w:ascii="Times New Roman" w:hAnsi="Times New Roman" w:cs="Times New Roman"/>
-        </w:rPr>
-        <w:t>ộ</w:t>
-      </w:r>
-      <w:r>
-        <w:t xml:space="preserve"> dài Email </w:t>
-      </w:r>
-      <w:r>
-        <w:t xml:space="preserve">&lt;= 254 </w:t>
-      </w:r>
-      <w:r>
-        <w:t>ký t</w:t>
-      </w:r>
-      <w:r>
-        <w:rPr>
-          <w:rFonts w:ascii="Times New Roman" w:hAnsi="Times New Roman" w:cs="Times New Roman"/>
-        </w:rPr>
-        <w:t>ự</w:t>
-      </w:r>
-      <w:r>
-        <w:t>.</w:t>
+        <w:t xml:space="preserve">  - Chuẩn RFC 5321 cho Email: Local-part &lt;= 64 ký tự, tổng độ dài Email &lt;= 254 ký tự.</w:t>
       </w:r>
     </w:p>
     <w:p>
       <w:pPr>
         <w:ind w:left="360"/>
         <w:rPr>
+          <w:rFonts w:ascii="Arial" w:hAnsi="Arial" w:cs="Arial"/>
           <w:b/>
         </w:rPr>
       </w:pPr>
       <w:r>
         <w:rPr>
+          <w:rFonts w:ascii="Arial" w:hAnsi="Arial" w:cs="Arial"/>
           <w:b/>
         </w:rPr>
-        <w:t>B</w:t>
-      </w:r>
-      <w:r>
-        <w:rPr>
-          <w:rFonts w:ascii="Times New Roman" w:hAnsi="Times New Roman" w:cs="Times New Roman"/>
-          <w:b/>
-        </w:rPr>
-        <w:t>ướ</w:t>
-      </w:r>
-      <w:r>
-        <w:rPr>
-          <w:b/>
-        </w:rPr>
-        <w:t>c 3: L</w:t>
-      </w:r>
-      <w:r>
-        <w:rPr>
-          <w:rFonts w:ascii="Times New Roman" w:hAnsi="Times New Roman" w:cs="Times New Roman"/>
-          <w:b/>
-        </w:rPr>
-        <w:t>ự</w:t>
-      </w:r>
-      <w:r>
-        <w:rPr>
-          <w:b/>
-        </w:rPr>
-        <w:t>a ch</w:t>
-      </w:r>
-      <w:r>
-        <w:rPr>
-          <w:rFonts w:ascii="Times New Roman" w:hAnsi="Times New Roman" w:cs="Times New Roman"/>
-          <w:b/>
-        </w:rPr>
-        <w:t>ọ</w:t>
-      </w:r>
-      <w:r>
-        <w:rPr>
-          <w:b/>
-        </w:rPr>
-        <w:t>n mô hình m</w:t>
-      </w:r>
-      <w:r>
-        <w:rPr>
-          <w:rFonts w:ascii="Times New Roman" w:hAnsi="Times New Roman" w:cs="Times New Roman"/>
-          <w:b/>
-        </w:rPr>
-        <w:t>ố</w:t>
-      </w:r>
-      <w:r>
-        <w:rPr>
-          <w:b/>
-        </w:rPr>
-        <w:t>c bi</w:t>
-      </w:r>
-      <w:r>
-        <w:rPr>
-          <w:b/>
-        </w:rPr>
-        <w:t>ên: 2-Value BVA vs. 3-Value BVA</w:t>
+        <w:t>Bước 3: Lựa chọn mô hình mốc biên: 2-Value BVA vs. 3-Value BVA</w:t>
       </w:r>
     </w:p>
     <w:p>
       <w:pPr>
         <w:ind w:left="360"/>
-      </w:pPr>
-      <w:r>
-        <w:t>Tùy thu</w:t>
-      </w:r>
+        <w:rPr>
+          <w:rFonts w:ascii="Arial" w:hAnsi="Arial" w:cs="Arial"/>
+        </w:rPr>
+      </w:pPr>
       <w:r>
         <w:rPr>
-          <w:rFonts w:ascii="Times New Roman" w:hAnsi="Times New Roman" w:cs="Times New Roman"/>
+          <w:rFonts w:ascii="Arial" w:hAnsi="Arial" w:cs="Arial"/>
         </w:rPr>
-        <w:t>ộ</w:t>
-      </w:r>
-      <w:r>
-        <w:t>c vào m</w:t>
-      </w:r>
-      <w:r>
-        <w:rPr>
-          <w:rFonts w:ascii="Times New Roman" w:hAnsi="Times New Roman" w:cs="Times New Roman"/>
-        </w:rPr>
-        <w:t>ứ</w:t>
-      </w:r>
-      <w:r>
-        <w:t>c đ</w:t>
-      </w:r>
-      <w:r>
-        <w:rPr>
-          <w:rFonts w:ascii="Times New Roman" w:hAnsi="Times New Roman" w:cs="Times New Roman"/>
-        </w:rPr>
-        <w:t>ộ</w:t>
-      </w:r>
-      <w:r>
-        <w:t xml:space="preserve"> r</w:t>
-      </w:r>
-      <w:r>
-        <w:rPr>
-          <w:rFonts w:ascii="Times New Roman" w:hAnsi="Times New Roman" w:cs="Times New Roman"/>
-        </w:rPr>
-        <w:t>ủ</w:t>
-      </w:r>
-      <w:r>
-        <w:t>i ro (Risk-level) c</w:t>
-      </w:r>
-      <w:r>
-        <w:rPr>
-          <w:rFonts w:ascii="Times New Roman" w:hAnsi="Times New Roman" w:cs="Times New Roman"/>
-        </w:rPr>
-        <w:t>ủ</w:t>
-      </w:r>
-      <w:r>
-        <w:t>a tính năng đ</w:t>
-      </w:r>
-      <w:r>
-        <w:rPr>
-          <w:rFonts w:ascii="Times New Roman" w:hAnsi="Times New Roman" w:cs="Times New Roman"/>
-        </w:rPr>
-        <w:t>ể</w:t>
-      </w:r>
-      <w:r>
-        <w:t xml:space="preserve"> ch</w:t>
-      </w:r>
-      <w:r>
-        <w:rPr>
-          <w:rFonts w:ascii="Times New Roman" w:hAnsi="Times New Roman" w:cs="Times New Roman"/>
-        </w:rPr>
-        <w:t>ọ</w:t>
-      </w:r>
-      <w:r>
-        <w:t>n mô hình:</w:t>
+        <w:t>Tùy thuộc vào mức độ rủi ro (Risk-level) của tính năng để chọn mô hình:</w:t>
       </w:r>
     </w:p>
     <w:p>
       <w:pPr>
         <w:ind w:left="360"/>
-      </w:pPr>
-      <w:r>
-        <w:t xml:space="preserve">1. </w:t>
-      </w:r>
-      <w:r>
-        <w:t>Chu</w:t>
-      </w:r>
+        <w:rPr>
+          <w:rFonts w:ascii="Arial" w:hAnsi="Arial" w:cs="Arial"/>
+        </w:rPr>
+      </w:pPr>
       <w:r>
         <w:rPr>
-          <w:rFonts w:ascii="Times New Roman" w:hAnsi="Times New Roman" w:cs="Times New Roman"/>
+          <w:rFonts w:ascii="Arial" w:hAnsi="Arial" w:cs="Arial"/>
         </w:rPr>
-        <w:t>ẩ</w:t>
-      </w:r>
-      <w:r>
-        <w:t>n 2-value BVA:</w:t>
+        <w:t>1. Chuẩn 2-value BVA:</w:t>
       </w:r>
     </w:p>
     <w:p>
       <w:pPr>
         <w:ind w:left="360"/>
-      </w:pPr>
-      <w:r>
-        <w:t xml:space="preserve">   - G</w:t>
-      </w:r>
+        <w:rPr>
+          <w:rFonts w:ascii="Arial" w:hAnsi="Arial" w:cs="Arial"/>
+        </w:rPr>
+      </w:pPr>
       <w:r>
         <w:rPr>
-          <w:rFonts w:ascii="Times New Roman" w:hAnsi="Times New Roman" w:cs="Times New Roman"/>
+          <w:rFonts w:ascii="Arial" w:hAnsi="Arial" w:cs="Arial"/>
         </w:rPr>
-        <w:t>ồ</w:t>
-      </w:r>
-      <w:r>
-        <w:t>m 2 đi</w:t>
-      </w:r>
-      <w:r>
-        <w:rPr>
-          <w:rFonts w:ascii="Times New Roman" w:hAnsi="Times New Roman" w:cs="Times New Roman"/>
-        </w:rPr>
-        <w:t>ể</w:t>
-      </w:r>
-      <w:r>
-        <w:t>m: On-point</w:t>
-      </w:r>
-      <w:r>
-        <w:t xml:space="preserve"> (ngay trên đ</w:t>
-      </w:r>
-      <w:r>
-        <w:rPr>
-          <w:rFonts w:ascii="Times New Roman" w:hAnsi="Times New Roman" w:cs="Times New Roman"/>
-        </w:rPr>
-        <w:t>ườ</w:t>
-      </w:r>
-      <w:r>
-        <w:t>ng biên) và Off-point</w:t>
-      </w:r>
-      <w:r>
-        <w:t xml:space="preserve"> (đi</w:t>
-      </w:r>
-      <w:r>
-        <w:rPr>
-          <w:rFonts w:ascii="Times New Roman" w:hAnsi="Times New Roman" w:cs="Times New Roman"/>
-        </w:rPr>
-        <w:t>ể</w:t>
-      </w:r>
-      <w:r>
-        <w:t>m g</w:t>
-      </w:r>
-      <w:r>
-        <w:rPr>
-          <w:rFonts w:ascii="Times New Roman" w:hAnsi="Times New Roman" w:cs="Times New Roman"/>
-        </w:rPr>
-        <w:t>ầ</w:t>
-      </w:r>
-      <w:r>
-        <w:t>n nh</w:t>
-      </w:r>
-      <w:r>
-        <w:rPr>
-          <w:rFonts w:ascii="Times New Roman" w:hAnsi="Times New Roman" w:cs="Times New Roman"/>
-        </w:rPr>
-        <w:t>ấ</w:t>
-      </w:r>
-      <w:r>
-        <w:t>t n</w:t>
-      </w:r>
-      <w:r>
-        <w:rPr>
-          <w:rFonts w:ascii="Times New Roman" w:hAnsi="Times New Roman" w:cs="Times New Roman"/>
-        </w:rPr>
-        <w:t>ằ</w:t>
-      </w:r>
-      <w:r>
-        <w:t>m phía ngoài mi</w:t>
-      </w:r>
-      <w:r>
-        <w:rPr>
-          <w:rFonts w:ascii="Times New Roman" w:hAnsi="Times New Roman" w:cs="Times New Roman"/>
-        </w:rPr>
-        <w:t>ề</w:t>
-      </w:r>
-      <w:r>
-        <w:t>n h</w:t>
-      </w:r>
-      <w:r>
-        <w:rPr>
-          <w:rFonts w:ascii="Times New Roman" w:hAnsi="Times New Roman" w:cs="Times New Roman"/>
-        </w:rPr>
-        <w:t>ợ</w:t>
-      </w:r>
-      <w:r>
-        <w:t>p l</w:t>
-      </w:r>
-      <w:r>
-        <w:rPr>
-          <w:rFonts w:ascii="Times New Roman" w:hAnsi="Times New Roman" w:cs="Times New Roman"/>
-        </w:rPr>
-        <w:t>ệ</w:t>
-      </w:r>
-      <w:r>
-        <w:t>).</w:t>
+        <w:t xml:space="preserve">   - Gồm 2 điểm: On-point (ngay trên đường biên) và Off-point (điểm gần nhất nằm phía ngoài miền hợp lệ).</w:t>
       </w:r>
     </w:p>
     <w:p>
       <w:pPr>
         <w:ind w:left="360"/>
-      </w:pPr>
-      <w:r>
-        <w:lastRenderedPageBreak/>
-        <w:t xml:space="preserve">   - Ví d</w:t>
-      </w:r>
+        <w:rPr>
+          <w:rFonts w:ascii="Arial" w:hAnsi="Arial" w:cs="Arial"/>
+        </w:rPr>
+      </w:pPr>
       <w:r>
         <w:rPr>
-          <w:rFonts w:ascii="Times New Roman" w:hAnsi="Times New Roman" w:cs="Times New Roman"/>
+          <w:rFonts w:ascii="Arial" w:hAnsi="Arial" w:cs="Arial"/>
         </w:rPr>
-        <w:t>ụ</w:t>
-      </w:r>
-      <w:r>
-        <w:t xml:space="preserve"> v</w:t>
-      </w:r>
-      <w:r>
-        <w:rPr>
-          <w:rFonts w:ascii="Times New Roman" w:hAnsi="Times New Roman" w:cs="Times New Roman"/>
-        </w:rPr>
-        <w:t>ớ</w:t>
-      </w:r>
-      <w:r>
-        <w:t>i đi</w:t>
-      </w:r>
-      <w:r>
-        <w:rPr>
-          <w:rFonts w:ascii="Times New Roman" w:hAnsi="Times New Roman" w:cs="Times New Roman"/>
-        </w:rPr>
-        <w:t>ề</w:t>
-      </w:r>
-      <w:r>
-        <w:t>u ki</w:t>
-      </w:r>
-      <w:r>
-        <w:rPr>
-          <w:rFonts w:ascii="Times New Roman" w:hAnsi="Times New Roman" w:cs="Times New Roman"/>
-        </w:rPr>
-        <w:t>ệ</w:t>
-      </w:r>
-      <w:r>
-        <w:t>n Length &gt;= 8</w:t>
+        <w:lastRenderedPageBreak/>
+        <w:t xml:space="preserve">   - Ví dụ với điều kiện Length &gt;= 8</w:t>
       </w:r>
     </w:p>
     <w:p>
       <w:pPr>
         <w:ind w:left="360"/>
+        <w:rPr>
+          <w:rFonts w:ascii="Arial" w:hAnsi="Arial" w:cs="Arial"/>
+        </w:rPr>
       </w:pPr>
       <w:r>
+        <w:rPr>
+          <w:rFonts w:ascii="Arial" w:hAnsi="Arial" w:cs="Arial"/>
+        </w:rPr>
         <w:t xml:space="preserve">     - On-point = `8` (Valid)</w:t>
       </w:r>
     </w:p>
     <w:p>
       <w:pPr>
         <w:ind w:left="360"/>
+        <w:rPr>
+          <w:rFonts w:ascii="Arial" w:hAnsi="Arial" w:cs="Arial"/>
+        </w:rPr>
       </w:pPr>
       <w:r>
-        <w:t xml:space="preserve"> </w:t>
-      </w:r>
-      <w:r>
-        <w:t xml:space="preserve">    - Off-point = `7` (Invalid)</w:t>
+        <w:rPr>
+          <w:rFonts w:ascii="Arial" w:hAnsi="Arial" w:cs="Arial"/>
+        </w:rPr>
+        <w:t xml:space="preserve">     - Off-point = `7` (Invalid)</w:t>
       </w:r>
     </w:p>
     <w:p>
       <w:pPr>
         <w:ind w:left="360"/>
+        <w:rPr>
+          <w:rFonts w:ascii="Arial" w:hAnsi="Arial" w:cs="Arial"/>
+        </w:rPr>
       </w:pPr>
       <w:r>
+        <w:rPr>
+          <w:rFonts w:ascii="Arial" w:hAnsi="Arial" w:cs="Arial"/>
+        </w:rPr>
         <w:t xml:space="preserve">   - *Đánh </w:t>
       </w:r>
       <w:proofErr w:type="gramStart"/>
       <w:r>
+        <w:rPr>
+          <w:rFonts w:ascii="Arial" w:hAnsi="Arial" w:cs="Arial"/>
+        </w:rPr>
         <w:t>giá:*</w:t>
       </w:r>
       <w:proofErr w:type="gramEnd"/>
       <w:r>
-        <w:t xml:space="preserve"> Ti</w:t>
-      </w:r>
-      <w:r>
         <w:rPr>
-          <w:rFonts w:ascii="Times New Roman" w:hAnsi="Times New Roman" w:cs="Times New Roman"/>
+          <w:rFonts w:ascii="Arial" w:hAnsi="Arial" w:cs="Arial"/>
         </w:rPr>
-        <w:t>ế</w:t>
-      </w:r>
-      <w:r>
-        <w:t>t ki</w:t>
-      </w:r>
-      <w:r>
-        <w:rPr>
-          <w:rFonts w:ascii="Times New Roman" w:hAnsi="Times New Roman" w:cs="Times New Roman"/>
-        </w:rPr>
-        <w:t>ệ</w:t>
-      </w:r>
-      <w:r>
-        <w:t>m th</w:t>
-      </w:r>
-      <w:r>
-        <w:rPr>
-          <w:rFonts w:ascii="Times New Roman" w:hAnsi="Times New Roman" w:cs="Times New Roman"/>
-        </w:rPr>
-        <w:t>ờ</w:t>
-      </w:r>
-      <w:r>
-        <w:t>i gian, nh</w:t>
-      </w:r>
-      <w:r>
-        <w:rPr>
-          <w:rFonts w:ascii="Times New Roman" w:hAnsi="Times New Roman" w:cs="Times New Roman"/>
-        </w:rPr>
-        <w:t>ư</w:t>
-      </w:r>
-      <w:r>
-        <w:t>ng n</w:t>
-      </w:r>
-      <w:r>
-        <w:rPr>
-          <w:rFonts w:ascii="Times New Roman" w:hAnsi="Times New Roman" w:cs="Times New Roman"/>
-        </w:rPr>
-        <w:t>ế</w:t>
-      </w:r>
-      <w:r>
-        <w:t>u l</w:t>
-      </w:r>
-      <w:r>
-        <w:rPr>
-          <w:rFonts w:ascii="Times New Roman" w:hAnsi="Times New Roman" w:cs="Times New Roman"/>
-        </w:rPr>
-        <w:t>ậ</w:t>
-      </w:r>
-      <w:r>
-        <w:t>p trình viên vi</w:t>
-      </w:r>
-      <w:r>
-        <w:rPr>
-          <w:rFonts w:ascii="Times New Roman" w:hAnsi="Times New Roman" w:cs="Times New Roman"/>
-        </w:rPr>
-        <w:t>ế</w:t>
-      </w:r>
-      <w:r>
-        <w:t>t code sai thành `length &gt; 8`, thì test case 8 ký t</w:t>
-      </w:r>
-      <w:r>
-        <w:rPr>
-          <w:rFonts w:ascii="Times New Roman" w:hAnsi="Times New Roman" w:cs="Times New Roman"/>
-        </w:rPr>
-        <w:t>ự</w:t>
-      </w:r>
-      <w:r>
-        <w:t xml:space="preserve"> b</w:t>
-      </w:r>
-      <w:r>
-        <w:rPr>
-          <w:rFonts w:ascii="Times New Roman" w:hAnsi="Times New Roman" w:cs="Times New Roman"/>
-        </w:rPr>
-        <w:t>ị</w:t>
-      </w:r>
-      <w:r>
-        <w:t xml:space="preserve"> Fail, nh</w:t>
-      </w:r>
-      <w:r>
-        <w:rPr>
-          <w:rFonts w:ascii="Times New Roman" w:hAnsi="Times New Roman" w:cs="Times New Roman"/>
-        </w:rPr>
-        <w:t>ư</w:t>
-      </w:r>
-      <w:r>
-        <w:t>ng ta không bi</w:t>
-      </w:r>
-      <w:r>
-        <w:rPr>
-          <w:rFonts w:ascii="Times New Roman" w:hAnsi="Times New Roman" w:cs="Times New Roman"/>
-        </w:rPr>
-        <w:t>ế</w:t>
-      </w:r>
-      <w:r>
-        <w:t>t khi `length = 9` thì h</w:t>
-      </w:r>
-      <w:r>
-        <w:rPr>
-          <w:rFonts w:ascii="Times New Roman" w:hAnsi="Times New Roman" w:cs="Times New Roman"/>
-        </w:rPr>
-        <w:t>ệ</w:t>
-      </w:r>
-      <w:r>
-        <w:t xml:space="preserve"> th</w:t>
-      </w:r>
-      <w:r>
-        <w:rPr>
-          <w:rFonts w:ascii="Times New Roman" w:hAnsi="Times New Roman" w:cs="Times New Roman"/>
-        </w:rPr>
-        <w:t>ố</w:t>
-      </w:r>
-      <w:r>
-        <w:t>ng có ch</w:t>
-      </w:r>
-      <w:r>
-        <w:rPr>
-          <w:rFonts w:ascii="Times New Roman" w:hAnsi="Times New Roman" w:cs="Times New Roman"/>
-        </w:rPr>
-        <w:t>ạ</w:t>
-      </w:r>
-      <w:r>
-        <w:t>y đúng hay không.</w:t>
+        <w:t xml:space="preserve"> Tiết kiệm thời gian, nhưng nếu lập trình viên viết code sai thành `length &gt; 8`, thì test case 8 ký tự bị Fail, nhưng ta không biết khi `length = 9` thì hệ thống có chạy đúng hay không.</w:t>
       </w:r>
     </w:p>
     <w:p>
       <w:pPr>
         <w:ind w:left="360"/>
-      </w:pPr>
-      <w:r>
-        <w:t>2. __Chu</w:t>
-      </w:r>
+        <w:rPr>
+          <w:rFonts w:ascii="Arial" w:hAnsi="Arial" w:cs="Arial"/>
+        </w:rPr>
+      </w:pPr>
       <w:r>
         <w:rPr>
-          <w:rFonts w:ascii="Times New Roman" w:hAnsi="Times New Roman" w:cs="Times New Roman"/>
+          <w:rFonts w:ascii="Arial" w:hAnsi="Arial" w:cs="Arial"/>
         </w:rPr>
-        <w:t>ẩ</w:t>
-      </w:r>
-      <w:r>
-        <w:t>n 3-value BVA (Ph</w:t>
-      </w:r>
-      <w:r>
-        <w:rPr>
-          <w:rFonts w:ascii="Times New Roman" w:hAnsi="Times New Roman" w:cs="Times New Roman"/>
-        </w:rPr>
-        <w:t>ươ</w:t>
-      </w:r>
-      <w:r>
-        <w:t>ng pháp chúng ta đã áp d</w:t>
-      </w:r>
-      <w:r>
-        <w:rPr>
-          <w:rFonts w:ascii="Times New Roman" w:hAnsi="Times New Roman" w:cs="Times New Roman"/>
-        </w:rPr>
-        <w:t>ụ</w:t>
-      </w:r>
-      <w:r>
-        <w:t>ng</w:t>
+        <w:t>2. __Chuẩn 3-value BVA (Phương pháp chúng ta đã áp dụng</w:t>
       </w:r>
       <w:proofErr w:type="gramStart"/>
       <w:r>
+        <w:rPr>
+          <w:rFonts w:ascii="Arial" w:hAnsi="Arial" w:cs="Arial"/>
+        </w:rPr>
         <w:t>):_</w:t>
       </w:r>
       <w:proofErr w:type="gramEnd"/>
       <w:r>
+        <w:rPr>
+          <w:rFonts w:ascii="Arial" w:hAnsi="Arial" w:cs="Arial"/>
+        </w:rPr>
         <w:t>_</w:t>
       </w:r>
     </w:p>
     <w:p>
       <w:pPr>
         <w:ind w:left="360"/>
+        <w:rPr>
+          <w:rFonts w:ascii="Arial" w:hAnsi="Arial" w:cs="Arial"/>
+        </w:rPr>
       </w:pPr>
       <w:r>
-        <w:t xml:space="preserve">   - G</w:t>
+        <w:rPr>
+          <w:rFonts w:ascii="Arial" w:hAnsi="Arial" w:cs="Arial"/>
+        </w:rPr>
+        <w:t xml:space="preserve">   - Gồm 3 điểm liên tiếp: __$Boundary - 1$, $Boundary$, $Boundary + 1$__.</w:t>
+      </w:r>
+    </w:p>
+    <w:p>
+      <w:pPr>
+        <w:ind w:left="360"/>
+        <w:rPr>
+          <w:rFonts w:ascii="Arial" w:hAnsi="Arial" w:cs="Arial"/>
+        </w:rPr>
+      </w:pPr>
+      <w:r>
+        <w:rPr>
+          <w:rFonts w:ascii="Arial" w:hAnsi="Arial" w:cs="Arial"/>
+        </w:rPr>
+        <w:t xml:space="preserve">   - Với biên dướ</w:t>
       </w:r>
       <w:r>
         <w:rPr>
-          <w:rFonts w:ascii="Times New Roman" w:hAnsi="Times New Roman" w:cs="Times New Roman"/>
+          <w:rFonts w:ascii="Arial" w:hAnsi="Arial" w:cs="Arial"/>
         </w:rPr>
-        <w:t>ồ</w:t>
-      </w:r>
-      <w:r>
-        <w:t>m 3 đi</w:t>
+        <w:t>i Min = 8</w:t>
       </w:r>
       <w:r>
         <w:rPr>
-          <w:rFonts w:ascii="Times New Roman" w:hAnsi="Times New Roman" w:cs="Times New Roman"/>
+          <w:rFonts w:ascii="Arial" w:hAnsi="Arial" w:cs="Arial"/>
         </w:rPr>
-        <w:t>ể</w:t>
+        <w:t>:</w:t>
       </w:r>
+    </w:p>
+    <w:p>
+      <w:pPr>
+        <w:ind w:left="360"/>
+        <w:rPr>
+          <w:rFonts w:ascii="Arial" w:hAnsi="Arial" w:cs="Arial"/>
+        </w:rPr>
+      </w:pPr>
       <w:r>
-        <w:t>m liên ti</w:t>
+        <w:rPr>
+          <w:rFonts w:ascii="Arial" w:hAnsi="Arial" w:cs="Arial"/>
+        </w:rPr>
+        <w:t xml:space="preserve">     - Min - 1 = 7</w:t>
       </w:r>
       <w:r>
         <w:rPr>
-          <w:rFonts w:ascii="Times New Roman" w:hAnsi="Times New Roman" w:cs="Times New Roman"/>
+          <w:rFonts w:ascii="Arial" w:hAnsi="Arial" w:cs="Arial"/>
         </w:rPr>
-        <w:t>ế</w:t>
-      </w:r>
-      <w:r>
-        <w:t>p: __$Boundary - 1$</w:t>
-      </w:r>
-      <w:r>
-        <w:t>, $Boundary$, $Boundary + 1$__.</w:t>
+        <w:t>: Điểm Invalid sát biên (phải bị từ chối).</w:t>
       </w:r>
     </w:p>
     <w:p>
       <w:pPr>
         <w:ind w:left="360"/>
+        <w:rPr>
+          <w:rFonts w:ascii="Arial" w:hAnsi="Arial" w:cs="Arial"/>
+        </w:rPr>
       </w:pPr>
       <w:r>
-        <w:t xml:space="preserve">   - V</w:t>
+        <w:rPr>
+          <w:rFonts w:ascii="Arial" w:hAnsi="Arial" w:cs="Arial"/>
+        </w:rPr>
+        <w:t xml:space="preserve">     - Min = 8</w:t>
       </w:r>
       <w:r>
         <w:rPr>
-          <w:rFonts w:ascii="Times New Roman" w:hAnsi="Times New Roman" w:cs="Times New Roman"/>
+          <w:rFonts w:ascii="Arial" w:hAnsi="Arial" w:cs="Arial"/>
         </w:rPr>
-        <w:t>ớ</w:t>
+        <w:t>: Điểm Valid tối thiểu (phải được chấp nhận).</w:t>
       </w:r>
+    </w:p>
+    <w:p>
+      <w:pPr>
+        <w:ind w:left="360"/>
+        <w:rPr>
+          <w:rFonts w:ascii="Arial" w:hAnsi="Arial" w:cs="Arial"/>
+        </w:rPr>
+      </w:pPr>
       <w:r>
-        <w:t>i biên d</w:t>
+        <w:rPr>
+          <w:rFonts w:ascii="Arial" w:hAnsi="Arial" w:cs="Arial"/>
+        </w:rPr>
+        <w:t xml:space="preserve">     - Min + 1 = 9</w:t>
       </w:r>
       <w:r>
         <w:rPr>
-          <w:rFonts w:ascii="Times New Roman" w:hAnsi="Times New Roman" w:cs="Times New Roman"/>
+          <w:rFonts w:ascii="Arial" w:hAnsi="Arial" w:cs="Arial"/>
         </w:rPr>
-        <w:t>ướ</w:t>
-      </w:r>
-      <w:r>
-        <w:t>i $Min = 8$:</w:t>
+        <w:t>: Điểm Valid an toàn (phải được chấp nhận).</w:t>
       </w:r>
     </w:p>
     <w:p>
       <w:pPr>
         <w:ind w:left="360"/>
+        <w:rPr>
+          <w:rFonts w:ascii="Arial" w:hAnsi="Arial" w:cs="Arial"/>
+        </w:rPr>
       </w:pPr>
       <w:r>
-        <w:t xml:space="preserve">     - $Min - 1 = 7$: Đi</w:t>
+        <w:rPr>
+          <w:rFonts w:ascii="Arial" w:hAnsi="Arial" w:cs="Arial"/>
+        </w:rPr>
+        <w:t xml:space="preserve">   - Vớ</w:t>
       </w:r>
       <w:r>
         <w:rPr>
-          <w:rFonts w:ascii="Times New Roman" w:hAnsi="Times New Roman" w:cs="Times New Roman"/>
+          <w:rFonts w:ascii="Arial" w:hAnsi="Arial" w:cs="Arial"/>
         </w:rPr>
-        <w:t>ể</w:t>
-      </w:r>
-      <w:r>
-        <w:t>m Invalid sát biên (ph</w:t>
+        <w:t>i biên trên Max = 255</w:t>
       </w:r>
       <w:r>
         <w:rPr>
-          <w:rFonts w:ascii="Times New Roman" w:hAnsi="Times New Roman" w:cs="Times New Roman"/>
+          <w:rFonts w:ascii="Arial" w:hAnsi="Arial" w:cs="Arial"/>
         </w:rPr>
-        <w:t>ả</w:t>
+        <w:t>:</w:t>
       </w:r>
+    </w:p>
+    <w:p>
+      <w:pPr>
+        <w:ind w:left="360"/>
+        <w:rPr>
+          <w:rFonts w:ascii="Arial" w:hAnsi="Arial" w:cs="Arial"/>
+        </w:rPr>
+      </w:pPr>
       <w:r>
-        <w:t>i b</w:t>
+        <w:rPr>
+          <w:rFonts w:ascii="Arial" w:hAnsi="Arial" w:cs="Arial"/>
+        </w:rPr>
+        <w:t xml:space="preserve">     - Max - 1 = 254</w:t>
       </w:r>
       <w:r>
         <w:rPr>
-          <w:rFonts w:ascii="Times New Roman" w:hAnsi="Times New Roman" w:cs="Times New Roman"/>
+          <w:rFonts w:ascii="Arial" w:hAnsi="Arial" w:cs="Arial"/>
         </w:rPr>
-        <w:t>ị</w:t>
+        <w:t>: Điểm Valid cận trên.</w:t>
       </w:r>
+    </w:p>
+    <w:p>
+      <w:pPr>
+        <w:ind w:left="360"/>
+        <w:rPr>
+          <w:rFonts w:ascii="Arial" w:hAnsi="Arial" w:cs="Arial"/>
+        </w:rPr>
+      </w:pPr>
       <w:r>
-        <w:t xml:space="preserve"> t</w:t>
+        <w:rPr>
+          <w:rFonts w:ascii="Arial" w:hAnsi="Arial" w:cs="Arial"/>
+        </w:rPr>
+        <w:t xml:space="preserve">     - Max = 255</w:t>
       </w:r>
       <w:r>
         <w:rPr>
-          <w:rFonts w:ascii="Times New Roman" w:hAnsi="Times New Roman" w:cs="Times New Roman"/>
+          <w:rFonts w:ascii="Arial" w:hAnsi="Arial" w:cs="Arial"/>
         </w:rPr>
-        <w:t>ừ</w:t>
+        <w:t>: Điểm Valid tối đa.</w:t>
       </w:r>
+    </w:p>
+    <w:p>
+      <w:pPr>
+        <w:ind w:left="360"/>
+        <w:rPr>
+          <w:rFonts w:ascii="Arial" w:hAnsi="Arial" w:cs="Arial"/>
+        </w:rPr>
+      </w:pPr>
       <w:r>
-        <w:t xml:space="preserve"> ch</w:t>
+        <w:rPr>
+          <w:rFonts w:ascii="Arial" w:hAnsi="Arial" w:cs="Arial"/>
+        </w:rPr>
+        <w:t xml:space="preserve">     - Max + 1 = 256</w:t>
       </w:r>
       <w:r>
         <w:rPr>
-          <w:rFonts w:ascii="Times New Roman" w:hAnsi="Times New Roman" w:cs="Times New Roman"/>
+          <w:rFonts w:ascii="Arial" w:hAnsi="Arial" w:cs="Arial"/>
         </w:rPr>
-        <w:t>ố</w:t>
-      </w:r>
-      <w:r>
-        <w:t>i).</w:t>
+        <w:t>: Điểm Invalid vượt ngưỡng (phải bị chặn để chống tràn bộ đệm).</w:t>
       </w:r>
     </w:p>
     <w:p>
       <w:pPr>
         <w:ind w:left="360"/>
+        <w:rPr>
+          <w:rFonts w:ascii="Arial" w:hAnsi="Arial" w:cs="Arial"/>
+        </w:rPr>
       </w:pPr>
       <w:r>
-        <w:t xml:space="preserve">     - $Min = 8$: Đi</w:t>
+        <w:rPr>
+          <w:rFonts w:ascii="Arial" w:hAnsi="Arial" w:cs="Arial"/>
+        </w:rPr>
+        <w:t xml:space="preserve">   - Đánh giá:</w:t>
       </w:r>
       <w:r>
         <w:rPr>
-          <w:rFonts w:ascii="Times New Roman" w:hAnsi="Times New Roman" w:cs="Times New Roman"/>
+          <w:rFonts w:ascii="Arial" w:hAnsi="Arial" w:cs="Arial"/>
         </w:rPr>
-        <w:t>ể</w:t>
-      </w:r>
-      <w:r>
-        <w:t>m Valid t</w:t>
-      </w:r>
-      <w:r>
-        <w:rPr>
-          <w:rFonts w:ascii="Times New Roman" w:hAnsi="Times New Roman" w:cs="Times New Roman"/>
-        </w:rPr>
-        <w:t>ố</w:t>
-      </w:r>
-      <w:r>
-        <w:t>i thi</w:t>
-      </w:r>
-      <w:r>
-        <w:rPr>
-          <w:rFonts w:ascii="Times New Roman" w:hAnsi="Times New Roman" w:cs="Times New Roman"/>
-        </w:rPr>
-        <w:t>ể</w:t>
-      </w:r>
-      <w:r>
-        <w:t>u (ph</w:t>
-      </w:r>
-      <w:r>
-        <w:rPr>
-          <w:rFonts w:ascii="Times New Roman" w:hAnsi="Times New Roman" w:cs="Times New Roman"/>
-        </w:rPr>
-        <w:t>ả</w:t>
-      </w:r>
-      <w:r>
-        <w:t>i đ</w:t>
-      </w:r>
-      <w:r>
-        <w:rPr>
-          <w:rFonts w:ascii="Times New Roman" w:hAnsi="Times New Roman" w:cs="Times New Roman"/>
-        </w:rPr>
-        <w:t>ượ</w:t>
-      </w:r>
-      <w:r>
-        <w:t>c ch</w:t>
-      </w:r>
-      <w:r>
-        <w:rPr>
-          <w:rFonts w:ascii="Times New Roman" w:hAnsi="Times New Roman" w:cs="Times New Roman"/>
-        </w:rPr>
-        <w:t>ấ</w:t>
-      </w:r>
-      <w:r>
-        <w:t>p nh</w:t>
-      </w:r>
-      <w:r>
-        <w:rPr>
-          <w:rFonts w:ascii="Times New Roman" w:hAnsi="Times New Roman" w:cs="Times New Roman"/>
-        </w:rPr>
-        <w:t>ậ</w:t>
-      </w:r>
-      <w:r>
-        <w:t>n).</w:t>
+        <w:t xml:space="preserve"> Bắt trọn vẹn mọi lỗi Off-by-one của lập trình viên, phù hợp với các chức năng nhạy cảm như Xác thực / Mật khẩu.</w:t>
       </w:r>
     </w:p>
     <w:p>
       <w:pPr>
         <w:ind w:left="360"/>
-      </w:pPr>
-      <w:r>
-        <w:t xml:space="preserve">     - $Min + 1 = 9$: Đi</w:t>
-      </w:r>
+        <w:rPr>
+          <w:rFonts w:ascii="Arial" w:hAnsi="Arial" w:cs="Arial"/>
+          <w:b/>
+        </w:rPr>
+      </w:pPr>
       <w:r>
         <w:rPr>
-          <w:rFonts w:ascii="Times New Roman" w:hAnsi="Times New Roman" w:cs="Times New Roman"/>
+          <w:rFonts w:ascii="Arial" w:hAnsi="Arial" w:cs="Arial"/>
+          <w:b/>
         </w:rPr>
-        <w:t>ể</w:t>
-      </w:r>
-      <w:r>
-        <w:t>m Valid an toàn (ph</w:t>
-      </w:r>
-      <w:r>
-        <w:rPr>
-          <w:rFonts w:ascii="Times New Roman" w:hAnsi="Times New Roman" w:cs="Times New Roman"/>
-        </w:rPr>
-        <w:t>ả</w:t>
-      </w:r>
-      <w:r>
-        <w:t>i đ</w:t>
-      </w:r>
-      <w:r>
-        <w:rPr>
-          <w:rFonts w:ascii="Times New Roman" w:hAnsi="Times New Roman" w:cs="Times New Roman"/>
-        </w:rPr>
-        <w:t>ượ</w:t>
-      </w:r>
-      <w:r>
-        <w:t>c ch</w:t>
-      </w:r>
-      <w:r>
-        <w:rPr>
-          <w:rFonts w:ascii="Times New Roman" w:hAnsi="Times New Roman" w:cs="Times New Roman"/>
-        </w:rPr>
-        <w:t>ấ</w:t>
-      </w:r>
-      <w:r>
-        <w:t>p nh</w:t>
-      </w:r>
-      <w:r>
-        <w:rPr>
-          <w:rFonts w:ascii="Times New Roman" w:hAnsi="Times New Roman" w:cs="Times New Roman"/>
-        </w:rPr>
-        <w:t>ậ</w:t>
-      </w:r>
-      <w:r>
-        <w:t>n).</w:t>
+        <w:t>Bước 4: Thiết kế dữ liệu thử nghiệm tại các điểm biên</w:t>
       </w:r>
     </w:p>
     <w:p>
       <w:pPr>
         <w:ind w:left="360"/>
-      </w:pPr>
-      <w:r>
-        <w:t xml:space="preserve">   - V</w:t>
-      </w:r>
+        <w:rPr>
+          <w:rFonts w:ascii="Arial" w:hAnsi="Arial" w:cs="Arial"/>
+        </w:rPr>
+      </w:pPr>
       <w:r>
         <w:rPr>
-          <w:rFonts w:ascii="Times New Roman" w:hAnsi="Times New Roman" w:cs="Times New Roman"/>
+          <w:rFonts w:ascii="Arial" w:hAnsi="Arial" w:cs="Arial"/>
         </w:rPr>
-        <w:t>ớ</w:t>
-      </w:r>
-      <w:r>
-        <w:t>i biên trên $Max = 255$:</w:t>
+        <w:t>- Khi kiểm tra biên độ dài, chuỗi thử nghiệm phải được xây dựng sao cho thỏa mãn tất cả các điều kiện khác để tránh bị che khuất lỗi.</w:t>
       </w:r>
     </w:p>
     <w:p>
       <w:pPr>
         <w:ind w:left="360"/>
-      </w:pPr>
-      <w:r>
-        <w:t xml:space="preserve">     - $Max - 1 = 254$: Đi</w:t>
-      </w:r>
+        <w:rPr>
+          <w:rFonts w:ascii="Arial" w:hAnsi="Arial" w:cs="Arial"/>
+        </w:rPr>
+      </w:pPr>
       <w:r>
         <w:rPr>
-          <w:rFonts w:ascii="Times New Roman" w:hAnsi="Times New Roman" w:cs="Times New Roman"/>
+          <w:rFonts w:ascii="Arial" w:hAnsi="Arial" w:cs="Arial"/>
         </w:rPr>
-        <w:t>ể</w:t>
-      </w:r>
-      <w:r>
-        <w:t>m Valid c</w:t>
-      </w:r>
-      <w:r>
-        <w:rPr>
-          <w:rFonts w:ascii="Times New Roman" w:hAnsi="Times New Roman" w:cs="Times New Roman"/>
-        </w:rPr>
-        <w:t>ậ</w:t>
-      </w:r>
-      <w:r>
-        <w:t>n trên.</w:t>
-      </w:r>
-    </w:p>
-    <w:p>
-      <w:pPr>
-        <w:ind w:left="360"/>
-      </w:pPr>
-      <w:r>
-        <w:t xml:space="preserve">     - $Max = 255$: Đi</w:t>
-      </w:r>
-      <w:r>
-        <w:rPr>
-          <w:rFonts w:ascii="Times New Roman" w:hAnsi="Times New Roman" w:cs="Times New Roman"/>
-        </w:rPr>
-        <w:t>ể</w:t>
-      </w:r>
-      <w:r>
-        <w:t>m Valid t</w:t>
-      </w:r>
-      <w:r>
-        <w:rPr>
-          <w:rFonts w:ascii="Times New Roman" w:hAnsi="Times New Roman" w:cs="Times New Roman"/>
-        </w:rPr>
-        <w:t>ố</w:t>
-      </w:r>
-      <w:r>
-        <w:t>i đa.</w:t>
-      </w:r>
-    </w:p>
-    <w:p>
-      <w:pPr>
-        <w:ind w:left="360"/>
-      </w:pPr>
-      <w:r>
-        <w:t xml:space="preserve">     - $Max + 1 = 256$: Đi</w:t>
-      </w:r>
-      <w:r>
-        <w:rPr>
-          <w:rFonts w:ascii="Times New Roman" w:hAnsi="Times New Roman" w:cs="Times New Roman"/>
-        </w:rPr>
-        <w:t>ể</w:t>
-      </w:r>
-      <w:r>
-        <w:t>m Invalid v</w:t>
-      </w:r>
-      <w:r>
-        <w:rPr>
-          <w:rFonts w:ascii="Times New Roman" w:hAnsi="Times New Roman" w:cs="Times New Roman"/>
-        </w:rPr>
-        <w:t>ượ</w:t>
-      </w:r>
-      <w:r>
-        <w:t>t ng</w:t>
-      </w:r>
-      <w:r>
-        <w:rPr>
-          <w:rFonts w:ascii="Times New Roman" w:hAnsi="Times New Roman" w:cs="Times New Roman"/>
-        </w:rPr>
-        <w:t>ưỡ</w:t>
-      </w:r>
-      <w:r>
-        <w:t>ng (ph</w:t>
-      </w:r>
-      <w:r>
-        <w:rPr>
-          <w:rFonts w:ascii="Times New Roman" w:hAnsi="Times New Roman" w:cs="Times New Roman"/>
-        </w:rPr>
-        <w:t>ả</w:t>
-      </w:r>
-      <w:r>
-        <w:t>i b</w:t>
-      </w:r>
-      <w:r>
-        <w:rPr>
-          <w:rFonts w:ascii="Times New Roman" w:hAnsi="Times New Roman" w:cs="Times New Roman"/>
-        </w:rPr>
-        <w:t>ị</w:t>
-      </w:r>
-      <w:r>
-        <w:t xml:space="preserve"> ch</w:t>
-      </w:r>
-      <w:r>
-        <w:rPr>
-          <w:rFonts w:ascii="Times New Roman" w:hAnsi="Times New Roman" w:cs="Times New Roman"/>
-        </w:rPr>
-        <w:t>ặ</w:t>
-      </w:r>
-      <w:r>
-        <w:t>n đ</w:t>
-      </w:r>
-      <w:r>
-        <w:rPr>
-          <w:rFonts w:ascii="Times New Roman" w:hAnsi="Times New Roman" w:cs="Times New Roman"/>
-        </w:rPr>
-        <w:t>ể</w:t>
-      </w:r>
-      <w:r>
-        <w:t xml:space="preserve"> ch</w:t>
-      </w:r>
-      <w:r>
-        <w:rPr>
-          <w:rFonts w:ascii="Times New Roman" w:hAnsi="Times New Roman" w:cs="Times New Roman"/>
-        </w:rPr>
-        <w:t>ố</w:t>
-      </w:r>
-      <w:r>
-        <w:t>ng tràn b</w:t>
-      </w:r>
-      <w:r>
-        <w:rPr>
-          <w:rFonts w:ascii="Times New Roman" w:hAnsi="Times New Roman" w:cs="Times New Roman"/>
-        </w:rPr>
-        <w:t>ộ</w:t>
-      </w:r>
-      <w:r>
-        <w:t xml:space="preserve"> đ</w:t>
-      </w:r>
-      <w:r>
-        <w:rPr>
-          <w:rFonts w:ascii="Times New Roman" w:hAnsi="Times New Roman" w:cs="Times New Roman"/>
-        </w:rPr>
-        <w:t>ệ</w:t>
-      </w:r>
-      <w:r>
-        <w:t>m).</w:t>
-      </w:r>
-    </w:p>
-    <w:p>
-      <w:pPr>
-        <w:ind w:left="360"/>
-      </w:pPr>
-      <w:r>
-        <w:t xml:space="preserve">   - *Đánh </w:t>
-      </w:r>
-      <w:proofErr w:type="gramStart"/>
-      <w:r>
-        <w:t>giá:*</w:t>
-      </w:r>
-      <w:proofErr w:type="gramEnd"/>
-      <w:r>
-        <w:t xml:space="preserve"> B</w:t>
-      </w:r>
-      <w:r>
-        <w:rPr>
-          <w:rFonts w:ascii="Times New Roman" w:hAnsi="Times New Roman" w:cs="Times New Roman"/>
-        </w:rPr>
-        <w:t>ắ</w:t>
-      </w:r>
-      <w:r>
-        <w:t>t tr</w:t>
-      </w:r>
-      <w:r>
-        <w:rPr>
-          <w:rFonts w:ascii="Times New Roman" w:hAnsi="Times New Roman" w:cs="Times New Roman"/>
-        </w:rPr>
-        <w:t>ọ</w:t>
-      </w:r>
-      <w:r>
-        <w:t>n v</w:t>
-      </w:r>
-      <w:r>
-        <w:rPr>
-          <w:rFonts w:ascii="Times New Roman" w:hAnsi="Times New Roman" w:cs="Times New Roman"/>
-        </w:rPr>
-        <w:t>ẹ</w:t>
-      </w:r>
-      <w:r>
-        <w:t>n m</w:t>
-      </w:r>
-      <w:r>
-        <w:rPr>
-          <w:rFonts w:ascii="Times New Roman" w:hAnsi="Times New Roman" w:cs="Times New Roman"/>
-        </w:rPr>
-        <w:t>ọ</w:t>
-      </w:r>
-      <w:r>
-        <w:t>i l</w:t>
-      </w:r>
-      <w:r>
-        <w:rPr>
-          <w:rFonts w:ascii="Times New Roman" w:hAnsi="Times New Roman" w:cs="Times New Roman"/>
-        </w:rPr>
-        <w:t>ỗ</w:t>
-      </w:r>
-      <w:r>
-        <w:t>i Off-by-one c</w:t>
-      </w:r>
-      <w:r>
-        <w:rPr>
-          <w:rFonts w:ascii="Times New Roman" w:hAnsi="Times New Roman" w:cs="Times New Roman"/>
-        </w:rPr>
-        <w:t>ủ</w:t>
-      </w:r>
-      <w:r>
-        <w:t>a l</w:t>
-      </w:r>
-      <w:r>
-        <w:rPr>
-          <w:rFonts w:ascii="Times New Roman" w:hAnsi="Times New Roman" w:cs="Times New Roman"/>
-        </w:rPr>
-        <w:t>ậ</w:t>
-      </w:r>
-      <w:r>
-        <w:t>p trình viên, phù h</w:t>
-      </w:r>
-      <w:r>
-        <w:rPr>
-          <w:rFonts w:ascii="Times New Roman" w:hAnsi="Times New Roman" w:cs="Times New Roman"/>
-        </w:rPr>
-        <w:t>ợ</w:t>
-      </w:r>
-      <w:r>
-        <w:t>p v</w:t>
-      </w:r>
-      <w:r>
-        <w:rPr>
-          <w:rFonts w:ascii="Times New Roman" w:hAnsi="Times New Roman" w:cs="Times New Roman"/>
-        </w:rPr>
-        <w:t>ớ</w:t>
-      </w:r>
-      <w:r>
-        <w:t>i các ch</w:t>
-      </w:r>
-      <w:r>
-        <w:rPr>
-          <w:rFonts w:ascii="Times New Roman" w:hAnsi="Times New Roman" w:cs="Times New Roman"/>
-        </w:rPr>
-        <w:t>ứ</w:t>
-      </w:r>
-      <w:r>
-        <w:t>c năng nh</w:t>
-      </w:r>
-      <w:r>
-        <w:rPr>
-          <w:rFonts w:ascii="Times New Roman" w:hAnsi="Times New Roman" w:cs="Times New Roman"/>
-        </w:rPr>
-        <w:t>ạ</w:t>
-      </w:r>
-      <w:r>
-        <w:t>y c</w:t>
-      </w:r>
-      <w:r>
-        <w:rPr>
-          <w:rFonts w:ascii="Times New Roman" w:hAnsi="Times New Roman" w:cs="Times New Roman"/>
-        </w:rPr>
-        <w:t>ả</w:t>
-      </w:r>
-      <w:r>
-        <w:t>m nh</w:t>
-      </w:r>
-      <w:r>
-        <w:rPr>
-          <w:rFonts w:ascii="Times New Roman" w:hAnsi="Times New Roman" w:cs="Times New Roman"/>
-        </w:rPr>
-        <w:t>ư</w:t>
-      </w:r>
-      <w:r>
-        <w:t xml:space="preserve"> Xác th</w:t>
-      </w:r>
-      <w:r>
-        <w:rPr>
-          <w:rFonts w:ascii="Times New Roman" w:hAnsi="Times New Roman" w:cs="Times New Roman"/>
-        </w:rPr>
-        <w:t>ự</w:t>
-      </w:r>
-      <w:r>
-        <w:t>c / M</w:t>
-      </w:r>
-      <w:r>
-        <w:rPr>
-          <w:rFonts w:ascii="Times New Roman" w:hAnsi="Times New Roman" w:cs="Times New Roman"/>
-        </w:rPr>
-        <w:t>ậ</w:t>
-      </w:r>
-      <w:r>
-        <w:t>t kh</w:t>
-      </w:r>
-      <w:r>
-        <w:rPr>
-          <w:rFonts w:ascii="Times New Roman" w:hAnsi="Times New Roman" w:cs="Times New Roman"/>
-        </w:rPr>
-        <w:t>ẩ</w:t>
-      </w:r>
-      <w:r>
-        <w:t>u.</w:t>
-      </w:r>
-    </w:p>
-    <w:p>
-      <w:pPr>
-        <w:ind w:left="360"/>
-        <w:rPr>
-          <w:b/>
-        </w:rPr>
-      </w:pPr>
-      <w:r>
-        <w:rPr>
-          <w:b/>
-        </w:rPr>
-        <w:t>B</w:t>
-      </w:r>
-      <w:r>
-        <w:rPr>
-          <w:rFonts w:ascii="Times New Roman" w:hAnsi="Times New Roman" w:cs="Times New Roman"/>
-          <w:b/>
-        </w:rPr>
-        <w:t>ướ</w:t>
-      </w:r>
-      <w:r>
-        <w:rPr>
-          <w:b/>
-        </w:rPr>
-        <w:t>c 4: Thi</w:t>
-      </w:r>
-      <w:r>
-        <w:rPr>
-          <w:rFonts w:ascii="Times New Roman" w:hAnsi="Times New Roman" w:cs="Times New Roman"/>
-          <w:b/>
-        </w:rPr>
-        <w:t>ế</w:t>
-      </w:r>
-      <w:r>
-        <w:rPr>
-          <w:b/>
-        </w:rPr>
-        <w:t>t k</w:t>
-      </w:r>
-      <w:r>
-        <w:rPr>
-          <w:rFonts w:ascii="Times New Roman" w:hAnsi="Times New Roman" w:cs="Times New Roman"/>
-          <w:b/>
-        </w:rPr>
-        <w:t>ế</w:t>
-      </w:r>
-      <w:r>
-        <w:rPr>
-          <w:b/>
-        </w:rPr>
-        <w:t xml:space="preserve"> d</w:t>
-      </w:r>
-      <w:r>
-        <w:rPr>
-          <w:rFonts w:ascii="Times New Roman" w:hAnsi="Times New Roman" w:cs="Times New Roman"/>
-          <w:b/>
-        </w:rPr>
-        <w:t>ữ</w:t>
-      </w:r>
-      <w:r>
-        <w:rPr>
-          <w:b/>
-        </w:rPr>
-        <w:t xml:space="preserve"> li</w:t>
-      </w:r>
-      <w:r>
-        <w:rPr>
-          <w:rFonts w:ascii="Times New Roman" w:hAnsi="Times New Roman" w:cs="Times New Roman"/>
-          <w:b/>
-        </w:rPr>
-        <w:t>ệ</w:t>
-      </w:r>
-      <w:r>
-        <w:rPr>
-          <w:b/>
-        </w:rPr>
-        <w:t>u th</w:t>
-      </w:r>
-      <w:r>
-        <w:rPr>
-          <w:rFonts w:ascii="Times New Roman" w:hAnsi="Times New Roman" w:cs="Times New Roman"/>
-          <w:b/>
-        </w:rPr>
-        <w:t>ử</w:t>
-      </w:r>
-      <w:r>
-        <w:rPr>
-          <w:b/>
-        </w:rPr>
-        <w:t xml:space="preserve"> nghi</w:t>
-      </w:r>
-      <w:r>
-        <w:rPr>
-          <w:rFonts w:ascii="Times New Roman" w:hAnsi="Times New Roman" w:cs="Times New Roman"/>
-          <w:b/>
-        </w:rPr>
-        <w:t>ệ</w:t>
-      </w:r>
-      <w:r>
-        <w:rPr>
-          <w:b/>
-        </w:rPr>
-        <w:t>m t</w:t>
-      </w:r>
-      <w:r>
-        <w:rPr>
-          <w:rFonts w:ascii="Times New Roman" w:hAnsi="Times New Roman" w:cs="Times New Roman"/>
-          <w:b/>
-        </w:rPr>
-        <w:t>ạ</w:t>
-      </w:r>
-      <w:r>
-        <w:rPr>
-          <w:b/>
-        </w:rPr>
-        <w:t>i các đi</w:t>
-      </w:r>
-      <w:r>
-        <w:rPr>
-          <w:rFonts w:ascii="Times New Roman" w:hAnsi="Times New Roman" w:cs="Times New Roman"/>
-          <w:b/>
-        </w:rPr>
-        <w:t>ể</w:t>
-      </w:r>
-      <w:r>
-        <w:rPr>
-          <w:b/>
-        </w:rPr>
-        <w:t>m biên</w:t>
-      </w:r>
-    </w:p>
-    <w:p>
-      <w:pPr>
-        <w:ind w:left="360"/>
-      </w:pPr>
-      <w:r>
-        <w:t>- Khi ki</w:t>
-      </w:r>
-      <w:r>
-        <w:rPr>
-          <w:rFonts w:ascii="Times New Roman" w:hAnsi="Times New Roman" w:cs="Times New Roman"/>
-        </w:rPr>
-        <w:t>ể</w:t>
-      </w:r>
-      <w:r>
-        <w:t>m tra biên đ</w:t>
-      </w:r>
-      <w:r>
-        <w:rPr>
-          <w:rFonts w:ascii="Times New Roman" w:hAnsi="Times New Roman" w:cs="Times New Roman"/>
-        </w:rPr>
-        <w:t>ộ</w:t>
-      </w:r>
-      <w:r>
-        <w:t xml:space="preserve"> dài, chu</w:t>
-      </w:r>
-      <w:r>
-        <w:rPr>
-          <w:rFonts w:ascii="Times New Roman" w:hAnsi="Times New Roman" w:cs="Times New Roman"/>
-        </w:rPr>
-        <w:t>ỗ</w:t>
-      </w:r>
-      <w:r>
-        <w:t>i th</w:t>
-      </w:r>
-      <w:r>
-        <w:rPr>
-          <w:rFonts w:ascii="Times New Roman" w:hAnsi="Times New Roman" w:cs="Times New Roman"/>
-        </w:rPr>
-        <w:t>ử</w:t>
-      </w:r>
-      <w:r>
-        <w:t xml:space="preserve"> nghi</w:t>
-      </w:r>
-      <w:r>
-        <w:rPr>
-          <w:rFonts w:ascii="Times New Roman" w:hAnsi="Times New Roman" w:cs="Times New Roman"/>
-        </w:rPr>
-        <w:t>ệ</w:t>
-      </w:r>
-      <w:r>
-        <w:t>m ph</w:t>
-      </w:r>
-      <w:r>
-        <w:rPr>
-          <w:rFonts w:ascii="Times New Roman" w:hAnsi="Times New Roman" w:cs="Times New Roman"/>
-        </w:rPr>
-        <w:t>ả</w:t>
-      </w:r>
-      <w:r>
-        <w:t>i đ</w:t>
-      </w:r>
-      <w:r>
-        <w:rPr>
-          <w:rFonts w:ascii="Times New Roman" w:hAnsi="Times New Roman" w:cs="Times New Roman"/>
-        </w:rPr>
-        <w:t>ượ</w:t>
-      </w:r>
-      <w:r>
-        <w:t>c xây d</w:t>
-      </w:r>
-      <w:r>
-        <w:rPr>
-          <w:rFonts w:ascii="Times New Roman" w:hAnsi="Times New Roman" w:cs="Times New Roman"/>
-        </w:rPr>
-        <w:t>ự</w:t>
-      </w:r>
-      <w:r>
-        <w:t>ng sao cho th</w:t>
-      </w:r>
-      <w:r>
-        <w:rPr>
-          <w:rFonts w:ascii="Times New Roman" w:hAnsi="Times New Roman" w:cs="Times New Roman"/>
-        </w:rPr>
-        <w:t>ỏ</w:t>
-      </w:r>
-      <w:r>
-        <w:t>a mãn t</w:t>
-      </w:r>
-      <w:r>
-        <w:rPr>
-          <w:rFonts w:ascii="Times New Roman" w:hAnsi="Times New Roman" w:cs="Times New Roman"/>
-        </w:rPr>
-        <w:t>ấ</w:t>
-      </w:r>
-      <w:r>
-        <w:t>t c</w:t>
-      </w:r>
-      <w:r>
-        <w:rPr>
-          <w:rFonts w:ascii="Times New Roman" w:hAnsi="Times New Roman" w:cs="Times New Roman"/>
-        </w:rPr>
-        <w:t>ả</w:t>
-      </w:r>
-      <w:r>
-        <w:t xml:space="preserve"> các đi</w:t>
-      </w:r>
-      <w:r>
-        <w:rPr>
-          <w:rFonts w:ascii="Times New Roman" w:hAnsi="Times New Roman" w:cs="Times New Roman"/>
-        </w:rPr>
-        <w:t>ề</w:t>
-      </w:r>
-      <w:r>
-        <w:t>u ki</w:t>
-      </w:r>
-      <w:r>
-        <w:rPr>
-          <w:rFonts w:ascii="Times New Roman" w:hAnsi="Times New Roman" w:cs="Times New Roman"/>
-        </w:rPr>
-        <w:t>ệ</w:t>
-      </w:r>
-      <w:r>
-        <w:t>n khác đ</w:t>
-      </w:r>
-      <w:r>
-        <w:rPr>
-          <w:rFonts w:ascii="Times New Roman" w:hAnsi="Times New Roman" w:cs="Times New Roman"/>
-        </w:rPr>
-        <w:t>ể</w:t>
-      </w:r>
-      <w:r>
-        <w:t xml:space="preserve"> tránh b</w:t>
-      </w:r>
-      <w:r>
-        <w:rPr>
-          <w:rFonts w:ascii="Times New Roman" w:hAnsi="Times New Roman" w:cs="Times New Roman"/>
-        </w:rPr>
-        <w:t>ị</w:t>
-      </w:r>
-      <w:r>
-        <w:t xml:space="preserve"> che khu</w:t>
-      </w:r>
-      <w:r>
-        <w:rPr>
-          <w:rFonts w:ascii="Times New Roman" w:hAnsi="Times New Roman" w:cs="Times New Roman"/>
-        </w:rPr>
-        <w:t>ấ</w:t>
-      </w:r>
-      <w:r>
-        <w:t>t l</w:t>
-      </w:r>
-      <w:r>
-        <w:rPr>
-          <w:rFonts w:ascii="Times New Roman" w:hAnsi="Times New Roman" w:cs="Times New Roman"/>
-        </w:rPr>
-        <w:t>ỗ</w:t>
-      </w:r>
-      <w:r>
-        <w:t>i.</w:t>
-      </w:r>
-    </w:p>
-    <w:p>
-      <w:pPr>
-        <w:ind w:left="360"/>
-      </w:pPr>
-      <w:r>
         <w:t xml:space="preserve">  - *Ví </w:t>
       </w:r>
       <w:proofErr w:type="gramStart"/>
       <w:r>
-        <w:t>d</w:t>
+        <w:rPr>
+          <w:rFonts w:ascii="Arial" w:hAnsi="Arial" w:cs="Arial"/>
+        </w:rPr>
+        <w:t>dụ:*</w:t>
+      </w:r>
+      <w:proofErr w:type="gramEnd"/>
+      <w:r>
+        <w:rPr>
+          <w:rFonts w:ascii="Arial" w:hAnsi="Arial" w:cs="Arial"/>
+        </w:rPr>
+        <w:t xml:space="preserve"> Khi kiểm </w:t>
       </w:r>
       <w:r>
         <w:rPr>
-          <w:rFonts w:ascii="Times New Roman" w:hAnsi="Times New Roman" w:cs="Times New Roman"/>
+          <w:rFonts w:ascii="Arial" w:hAnsi="Arial" w:cs="Arial"/>
         </w:rPr>
-        <w:t>ụ</w:t>
-      </w:r>
-      <w:r>
-        <w:t>:*</w:t>
-      </w:r>
-      <w:proofErr w:type="gramEnd"/>
-      <w:r>
-        <w:t xml:space="preserve"> Khi ki</w:t>
+        <w:t>tra biên Min - 1 = 7</w:t>
       </w:r>
       <w:r>
         <w:rPr>
-          <w:rFonts w:ascii="Times New Roman" w:hAnsi="Times New Roman" w:cs="Times New Roman"/>
+          <w:rFonts w:ascii="Arial" w:hAnsi="Arial" w:cs="Arial"/>
         </w:rPr>
-        <w:t>ể</w:t>
+        <w:t xml:space="preserve"> ký tự của mật khẩu, chuỗi `Ab1@xyz` (7 ký tự) bắt buộc phải có đủ 1 hoa, 1 thường, 1 số, 1 ký tự đặc biệt. Nhờ đó, nếu hệ thống từ chối, ta biết chắc chắn nguyên nhân là do độ dài chứ không phải do thiếu loại ký tự.</w:t>
       </w:r>
+    </w:p>
+    <w:p>
+      <w:pPr>
+        <w:pStyle w:val="Heading4"/>
+        <w:rPr>
+          <w:rFonts w:ascii="Arial" w:hAnsi="Arial" w:cs="Arial"/>
+        </w:rPr>
+      </w:pPr>
       <w:r>
-        <w:t>m tra biên $Min - 1 = 7$ ký t</w:t>
+        <w:rPr>
+          <w:rFonts w:ascii="Arial" w:hAnsi="Arial" w:cs="Arial"/>
+        </w:rPr>
+        <w:t>FR0</w:t>
       </w:r>
       <w:r>
         <w:rPr>
-          <w:rFonts w:ascii="Times New Roman" w:hAnsi="Times New Roman" w:cs="Times New Roman"/>
+          <w:rFonts w:ascii="Arial" w:hAnsi="Arial" w:cs="Arial"/>
         </w:rPr>
-        <w:t>ự</w:t>
-      </w:r>
-      <w:r>
-        <w:t xml:space="preserve"> c</w:t>
+        <w:t>7</w:t>
       </w:r>
       <w:r>
         <w:rPr>
-          <w:rFonts w:ascii="Times New Roman" w:hAnsi="Times New Roman" w:cs="Times New Roman"/>
+          <w:rFonts w:ascii="Arial" w:hAnsi="Arial" w:cs="Arial"/>
         </w:rPr>
-        <w:t>ủ</w:t>
-      </w:r>
-      <w:r>
-        <w:t>a m</w:t>
+        <w:t xml:space="preserve"> – </w:t>
       </w:r>
       <w:r>
         <w:rPr>
-          <w:rFonts w:ascii="Times New Roman" w:hAnsi="Times New Roman" w:cs="Times New Roman"/>
+          <w:rFonts w:ascii="Arial" w:hAnsi="Arial" w:cs="Arial"/>
         </w:rPr>
-        <w:t>ậ</w:t>
+        <w:t>Shopping cart</w:t>
       </w:r>
-      <w:r>
-        <w:t>t kh</w:t>
-      </w:r>
+    </w:p>
+    <w:p>
+      <w:pPr>
+        <w:pStyle w:val="Heading5"/>
+        <w:rPr>
+          <w:rFonts w:ascii="Arial" w:hAnsi="Arial" w:cs="Arial"/>
+          <w:b/>
+          <w:i/>
+        </w:rPr>
+      </w:pPr>
       <w:r>
         <w:rPr>
-          <w:rFonts w:ascii="Times New Roman" w:hAnsi="Times New Roman" w:cs="Times New Roman"/>
+          <w:rFonts w:ascii="Arial" w:hAnsi="Arial" w:cs="Arial"/>
+          <w:b/>
+          <w:i/>
         </w:rPr>
-        <w:t>ẩ</w:t>
+        <w:t>Domain Testing</w:t>
       </w:r>
-      <w:r>
-        <w:t>u, chu</w:t>
-      </w:r>
+    </w:p>
+    <w:p>
+      <w:pPr>
+        <w:pStyle w:val="ListParagraph"/>
+        <w:numPr>
+          <w:ilvl w:val="0"/>
+          <w:numId w:val="50"/>
+        </w:numPr>
+        <w:rPr>
+          <w:rFonts w:ascii="Arial" w:hAnsi="Arial" w:cs="Arial"/>
+          <w:b/>
+        </w:rPr>
+      </w:pPr>
       <w:r>
         <w:rPr>
-          <w:rFonts w:ascii="Times New Roman" w:hAnsi="Times New Roman" w:cs="Times New Roman"/>
+          <w:rFonts w:ascii="Arial" w:hAnsi="Arial" w:cs="Arial"/>
+          <w:b/>
         </w:rPr>
-        <w:t>ỗ</w:t>
+        <w:t>Test cases</w:t>
       </w:r>
-      <w:r>
-        <w:t>i `Ab1@xyz` (7 ký t</w:t>
-      </w:r>
+    </w:p>
+    <w:tbl>
+      <w:tblPr>
+        <w:tblStyle w:val="TableGrid"/>
+        <w:tblW w:w="0" w:type="auto"/>
+        <w:tblLook w:val="04A0" w:firstRow="1" w:lastRow="0" w:firstColumn="1" w:lastColumn="0" w:noHBand="0" w:noVBand="1"/>
+      </w:tblPr>
+      <w:tblGrid>
+        <w:gridCol w:w="1359"/>
+        <w:gridCol w:w="1540"/>
+        <w:gridCol w:w="3000"/>
+        <w:gridCol w:w="1835"/>
+        <w:gridCol w:w="1122"/>
+      </w:tblGrid>
+      <w:tr>
+        <w:trPr>
+          <w:trHeight w:val="538"/>
+        </w:trPr>
+        <w:tc>
+          <w:tcPr>
+            <w:tcW w:w="1448" w:type="dxa"/>
+            <w:shd w:val="clear" w:color="auto" w:fill="FFFFFF" w:themeFill="background1"/>
+            <w:vAlign w:val="center"/>
+          </w:tcPr>
+          <w:p>
+            <w:pPr>
+              <w:rPr>
+                <w:rFonts w:ascii="Arial" w:hAnsi="Arial" w:cs="Arial"/>
+                <w:sz w:val="16"/>
+                <w:szCs w:val="16"/>
+              </w:rPr>
+            </w:pPr>
+            <w:r>
+              <w:rPr>
+                <w:rFonts w:ascii="Arial" w:hAnsi="Arial" w:cs="Arial"/>
+                <w:sz w:val="16"/>
+                <w:szCs w:val="16"/>
+              </w:rPr>
+              <w:t>Test ID</w:t>
+            </w:r>
+          </w:p>
+        </w:tc>
+        <w:tc>
+          <w:tcPr>
+            <w:tcW w:w="1637" w:type="dxa"/>
+            <w:shd w:val="clear" w:color="auto" w:fill="FFFFFF" w:themeFill="background1"/>
+            <w:vAlign w:val="center"/>
+          </w:tcPr>
+          <w:p>
+            <w:pPr>
+              <w:rPr>
+                <w:rFonts w:ascii="Arial" w:hAnsi="Arial" w:cs="Arial"/>
+                <w:sz w:val="16"/>
+                <w:szCs w:val="16"/>
+              </w:rPr>
+            </w:pPr>
+            <w:r>
+              <w:rPr>
+                <w:rFonts w:ascii="Arial" w:hAnsi="Arial" w:cs="Arial"/>
+                <w:sz w:val="16"/>
+                <w:szCs w:val="16"/>
+              </w:rPr>
+              <w:t>Mô tả</w:t>
+            </w:r>
+          </w:p>
+        </w:tc>
+        <w:tc>
+          <w:tcPr>
+            <w:tcW w:w="3169" w:type="dxa"/>
+            <w:shd w:val="clear" w:color="auto" w:fill="FFFFFF" w:themeFill="background1"/>
+            <w:vAlign w:val="center"/>
+          </w:tcPr>
+          <w:p>
+            <w:pPr>
+              <w:rPr>
+                <w:rFonts w:ascii="Arial" w:hAnsi="Arial" w:cs="Arial"/>
+                <w:sz w:val="16"/>
+                <w:szCs w:val="16"/>
+              </w:rPr>
+            </w:pPr>
+            <w:r>
+              <w:rPr>
+                <w:rFonts w:ascii="Arial" w:hAnsi="Arial" w:cs="Arial"/>
+                <w:sz w:val="16"/>
+                <w:szCs w:val="16"/>
+              </w:rPr>
+              <w:t>Input Data</w:t>
+            </w:r>
+          </w:p>
+        </w:tc>
+        <w:tc>
+          <w:tcPr>
+            <w:tcW w:w="1423" w:type="dxa"/>
+            <w:shd w:val="clear" w:color="auto" w:fill="FFFFFF" w:themeFill="background1"/>
+            <w:vAlign w:val="center"/>
+          </w:tcPr>
+          <w:p>
+            <w:pPr>
+              <w:rPr>
+                <w:rFonts w:ascii="Arial" w:hAnsi="Arial" w:cs="Arial"/>
+                <w:sz w:val="16"/>
+                <w:szCs w:val="16"/>
+              </w:rPr>
+            </w:pPr>
+            <w:r>
+              <w:rPr>
+                <w:rFonts w:ascii="Arial" w:hAnsi="Arial" w:cs="Arial"/>
+                <w:sz w:val="16"/>
+                <w:szCs w:val="16"/>
+              </w:rPr>
+              <w:t>Expected Output</w:t>
+            </w:r>
+          </w:p>
+        </w:tc>
+        <w:tc>
+          <w:tcPr>
+            <w:tcW w:w="1179" w:type="dxa"/>
+            <w:shd w:val="clear" w:color="auto" w:fill="FFFFFF" w:themeFill="background1"/>
+            <w:vAlign w:val="center"/>
+          </w:tcPr>
+          <w:p>
+            <w:pPr>
+              <w:rPr>
+                <w:rFonts w:ascii="Arial" w:hAnsi="Arial" w:cs="Arial"/>
+                <w:sz w:val="16"/>
+                <w:szCs w:val="16"/>
+              </w:rPr>
+            </w:pPr>
+            <w:r>
+              <w:rPr>
+                <w:rFonts w:ascii="Arial" w:hAnsi="Arial" w:cs="Arial"/>
+                <w:sz w:val="16"/>
+                <w:szCs w:val="16"/>
+              </w:rPr>
+              <w:t>Type</w:t>
+            </w:r>
+          </w:p>
+        </w:tc>
+      </w:tr>
+      <w:tr>
+        <w:trPr>
+          <w:trHeight w:val="538"/>
+        </w:trPr>
+        <w:tc>
+          <w:tcPr>
+            <w:tcW w:w="1448" w:type="dxa"/>
+            <w:shd w:val="clear" w:color="auto" w:fill="FFFFFF" w:themeFill="background1"/>
+            <w:vAlign w:val="center"/>
+          </w:tcPr>
+          <w:p>
+            <w:pPr>
+              <w:rPr>
+                <w:rFonts w:ascii="Arial" w:hAnsi="Arial" w:cs="Arial"/>
+                <w:sz w:val="16"/>
+                <w:szCs w:val="16"/>
+              </w:rPr>
+            </w:pPr>
+            <w:r>
+              <w:rPr>
+                <w:rFonts w:ascii="Arial" w:hAnsi="Arial" w:cs="Arial"/>
+                <w:sz w:val="16"/>
+                <w:szCs w:val="16"/>
+              </w:rPr>
+              <w:lastRenderedPageBreak/>
+              <w:t>TC-FR07-001</w:t>
+            </w:r>
+          </w:p>
+        </w:tc>
+        <w:tc>
+          <w:tcPr>
+            <w:tcW w:w="1637" w:type="dxa"/>
+            <w:shd w:val="clear" w:color="auto" w:fill="FFFFFF" w:themeFill="background1"/>
+            <w:vAlign w:val="center"/>
+          </w:tcPr>
+          <w:p>
+            <w:pPr>
+              <w:rPr>
+                <w:rFonts w:ascii="Arial" w:hAnsi="Arial" w:cs="Arial"/>
+                <w:sz w:val="16"/>
+                <w:szCs w:val="16"/>
+              </w:rPr>
+            </w:pPr>
+            <w:r>
+              <w:rPr>
+                <w:rFonts w:ascii="Arial" w:hAnsi="Arial" w:cs="Arial"/>
+                <w:sz w:val="16"/>
+                <w:szCs w:val="16"/>
+              </w:rPr>
+              <w:t>Thêm 1 SP hợp lệ vào giỏ trống</w:t>
+            </w:r>
+          </w:p>
+        </w:tc>
+        <w:tc>
+          <w:tcPr>
+            <w:tcW w:w="3169" w:type="dxa"/>
+            <w:shd w:val="clear" w:color="auto" w:fill="FFFFFF" w:themeFill="background1"/>
+            <w:vAlign w:val="center"/>
+          </w:tcPr>
+          <w:p>
+            <w:pPr>
+              <w:rPr>
+                <w:rFonts w:ascii="Arial" w:hAnsi="Arial" w:cs="Arial"/>
+                <w:sz w:val="16"/>
+                <w:szCs w:val="16"/>
+              </w:rPr>
+            </w:pPr>
+            <w:r>
+              <w:rPr>
+                <w:rFonts w:ascii="Arial" w:hAnsi="Arial" w:cs="Arial"/>
+                <w:sz w:val="16"/>
+                <w:szCs w:val="16"/>
+              </w:rPr>
+              <w:t>Đăng nhập → Thêm SP "iPhone 15 Pro Max" (id=1, price=30.000.000₫), quantity=1</w:t>
+            </w:r>
+          </w:p>
+        </w:tc>
+        <w:tc>
+          <w:tcPr>
+            <w:tcW w:w="1423" w:type="dxa"/>
+            <w:shd w:val="clear" w:color="auto" w:fill="FFFFFF" w:themeFill="background1"/>
+            <w:vAlign w:val="center"/>
+          </w:tcPr>
+          <w:p>
+            <w:pPr>
+              <w:rPr>
+                <w:rFonts w:ascii="Arial" w:hAnsi="Arial" w:cs="Arial"/>
+                <w:sz w:val="16"/>
+                <w:szCs w:val="16"/>
+              </w:rPr>
+            </w:pPr>
+            <w:r>
+              <w:rPr>
+                <w:rFonts w:ascii="Arial" w:hAnsi="Arial" w:cs="Arial"/>
+                <w:sz w:val="16"/>
+                <w:szCs w:val="16"/>
+              </w:rPr>
+              <w:t>Giỏ hàng hiển thị 1 dòng: Sản phẩm="iPhone 15 Pro Max", Đơn giá=30.000.000₫, Số lượng=1, Thành tiền=30.000.000₫. Nhãn Tổng cộng = 30.000.000₫</w:t>
+            </w:r>
+          </w:p>
+        </w:tc>
+        <w:tc>
+          <w:tcPr>
+            <w:tcW w:w="1179" w:type="dxa"/>
+            <w:shd w:val="clear" w:color="auto" w:fill="FFFFFF" w:themeFill="background1"/>
+            <w:vAlign w:val="center"/>
+          </w:tcPr>
+          <w:p>
+            <w:pPr>
+              <w:rPr>
+                <w:rFonts w:ascii="Arial" w:hAnsi="Arial" w:cs="Arial"/>
+                <w:sz w:val="16"/>
+                <w:szCs w:val="16"/>
+              </w:rPr>
+            </w:pPr>
+            <w:r>
+              <w:rPr>
+                <w:rFonts w:ascii="Arial" w:hAnsi="Arial" w:cs="Arial"/>
+                <w:sz w:val="16"/>
+                <w:szCs w:val="16"/>
+              </w:rPr>
+              <w:t>Valid</w:t>
+            </w:r>
+          </w:p>
+        </w:tc>
+      </w:tr>
+      <w:tr>
+        <w:trPr>
+          <w:trHeight w:val="538"/>
+        </w:trPr>
+        <w:tc>
+          <w:tcPr>
+            <w:tcW w:w="1448" w:type="dxa"/>
+            <w:shd w:val="clear" w:color="auto" w:fill="FFFFFF" w:themeFill="background1"/>
+            <w:vAlign w:val="center"/>
+          </w:tcPr>
+          <w:p>
+            <w:pPr>
+              <w:rPr>
+                <w:rFonts w:ascii="Arial" w:hAnsi="Arial" w:cs="Arial"/>
+                <w:sz w:val="16"/>
+                <w:szCs w:val="16"/>
+              </w:rPr>
+            </w:pPr>
+            <w:r>
+              <w:rPr>
+                <w:rFonts w:ascii="Arial" w:hAnsi="Arial" w:cs="Arial"/>
+                <w:sz w:val="16"/>
+                <w:szCs w:val="16"/>
+              </w:rPr>
+              <w:t>TC-FR07-002</w:t>
+            </w:r>
+          </w:p>
+        </w:tc>
+        <w:tc>
+          <w:tcPr>
+            <w:tcW w:w="1637" w:type="dxa"/>
+            <w:shd w:val="clear" w:color="auto" w:fill="FFFFFF" w:themeFill="background1"/>
+            <w:vAlign w:val="center"/>
+          </w:tcPr>
+          <w:p>
+            <w:pPr>
+              <w:rPr>
+                <w:rFonts w:ascii="Arial" w:hAnsi="Arial" w:cs="Arial"/>
+                <w:sz w:val="16"/>
+                <w:szCs w:val="16"/>
+              </w:rPr>
+            </w:pPr>
+            <w:r>
+              <w:rPr>
+                <w:rFonts w:ascii="Arial" w:hAnsi="Arial" w:cs="Arial"/>
+                <w:sz w:val="16"/>
+                <w:szCs w:val="16"/>
+              </w:rPr>
+              <w:t>Thêm 2 SP khác nhau vào giỏ</w:t>
+            </w:r>
+          </w:p>
+        </w:tc>
+        <w:tc>
+          <w:tcPr>
+            <w:tcW w:w="3169" w:type="dxa"/>
+            <w:shd w:val="clear" w:color="auto" w:fill="FFFFFF" w:themeFill="background1"/>
+            <w:vAlign w:val="center"/>
+          </w:tcPr>
+          <w:p>
+            <w:pPr>
+              <w:rPr>
+                <w:rFonts w:ascii="Arial" w:hAnsi="Arial" w:cs="Arial"/>
+                <w:sz w:val="16"/>
+                <w:szCs w:val="16"/>
+              </w:rPr>
+            </w:pPr>
+            <w:r>
+              <w:rPr>
+                <w:rFonts w:ascii="Arial" w:hAnsi="Arial" w:cs="Arial"/>
+                <w:sz w:val="16"/>
+                <w:szCs w:val="16"/>
+              </w:rPr>
+              <w:t>Đăng nhập → Thêm "iPhone 15 Pro Max" (qty=1) + "Tai nghe AirPods Pro 2" (id=4, price=6.000.000₫, qty=1)</w:t>
+            </w:r>
+          </w:p>
+        </w:tc>
+        <w:tc>
+          <w:tcPr>
+            <w:tcW w:w="1423" w:type="dxa"/>
+            <w:shd w:val="clear" w:color="auto" w:fill="FFFFFF" w:themeFill="background1"/>
+            <w:vAlign w:val="center"/>
+          </w:tcPr>
+          <w:p>
+            <w:pPr>
+              <w:rPr>
+                <w:rFonts w:ascii="Arial" w:hAnsi="Arial" w:cs="Arial"/>
+                <w:sz w:val="16"/>
+                <w:szCs w:val="16"/>
+              </w:rPr>
+            </w:pPr>
+            <w:r>
+              <w:rPr>
+                <w:rFonts w:ascii="Arial" w:hAnsi="Arial" w:cs="Arial"/>
+                <w:sz w:val="16"/>
+                <w:szCs w:val="16"/>
+              </w:rPr>
+              <w:t>Giỏ hàng hiển thị 2 dòng riêng biệt. Tổng cộng = 36.000.000₫</w:t>
+            </w:r>
+          </w:p>
+        </w:tc>
+        <w:tc>
+          <w:tcPr>
+            <w:tcW w:w="1179" w:type="dxa"/>
+            <w:shd w:val="clear" w:color="auto" w:fill="FFFFFF" w:themeFill="background1"/>
+            <w:vAlign w:val="center"/>
+          </w:tcPr>
+          <w:p>
+            <w:pPr>
+              <w:rPr>
+                <w:rFonts w:ascii="Arial" w:hAnsi="Arial" w:cs="Arial"/>
+                <w:sz w:val="16"/>
+                <w:szCs w:val="16"/>
+              </w:rPr>
+            </w:pPr>
+            <w:r>
+              <w:rPr>
+                <w:rFonts w:ascii="Arial" w:hAnsi="Arial" w:cs="Arial"/>
+                <w:sz w:val="16"/>
+                <w:szCs w:val="16"/>
+              </w:rPr>
+              <w:t>Valid</w:t>
+            </w:r>
+          </w:p>
+        </w:tc>
+      </w:tr>
+      <w:tr>
+        <w:trPr>
+          <w:trHeight w:val="538"/>
+        </w:trPr>
+        <w:tc>
+          <w:tcPr>
+            <w:tcW w:w="1448" w:type="dxa"/>
+            <w:shd w:val="clear" w:color="auto" w:fill="FFFFFF" w:themeFill="background1"/>
+            <w:vAlign w:val="center"/>
+          </w:tcPr>
+          <w:p>
+            <w:pPr>
+              <w:rPr>
+                <w:rFonts w:ascii="Arial" w:hAnsi="Arial" w:cs="Arial"/>
+                <w:sz w:val="16"/>
+                <w:szCs w:val="16"/>
+              </w:rPr>
+            </w:pPr>
+            <w:r>
+              <w:rPr>
+                <w:rFonts w:ascii="Arial" w:hAnsi="Arial" w:cs="Arial"/>
+                <w:sz w:val="16"/>
+                <w:szCs w:val="16"/>
+              </w:rPr>
+              <w:t>TC-FR07-003</w:t>
+            </w:r>
+          </w:p>
+        </w:tc>
+        <w:tc>
+          <w:tcPr>
+            <w:tcW w:w="1637" w:type="dxa"/>
+            <w:shd w:val="clear" w:color="auto" w:fill="FFFFFF" w:themeFill="background1"/>
+            <w:vAlign w:val="center"/>
+          </w:tcPr>
+          <w:p>
+            <w:pPr>
+              <w:rPr>
+                <w:rFonts w:ascii="Arial" w:hAnsi="Arial" w:cs="Arial"/>
+                <w:sz w:val="16"/>
+                <w:szCs w:val="16"/>
+              </w:rPr>
+            </w:pPr>
+            <w:r>
+              <w:rPr>
+                <w:rFonts w:ascii="Arial" w:hAnsi="Arial" w:cs="Arial"/>
+                <w:sz w:val="16"/>
+                <w:szCs w:val="16"/>
+              </w:rPr>
+              <w:t>Hiển thị giỏ hàng trống</w:t>
+            </w:r>
+          </w:p>
+        </w:tc>
+        <w:tc>
+          <w:tcPr>
+            <w:tcW w:w="3169" w:type="dxa"/>
+            <w:shd w:val="clear" w:color="auto" w:fill="FFFFFF" w:themeFill="background1"/>
+            <w:vAlign w:val="center"/>
+          </w:tcPr>
+          <w:p>
+            <w:pPr>
+              <w:rPr>
+                <w:rFonts w:ascii="Arial" w:hAnsi="Arial" w:cs="Arial"/>
+                <w:sz w:val="16"/>
+                <w:szCs w:val="16"/>
+              </w:rPr>
+            </w:pPr>
+            <w:r>
+              <w:rPr>
+                <w:rFonts w:ascii="Arial" w:hAnsi="Arial" w:cs="Arial"/>
+                <w:sz w:val="16"/>
+                <w:szCs w:val="16"/>
+              </w:rPr>
+              <w:t>Đăng nhập → Mở trang giỏ hàng khi chưa thêm gì</w:t>
+            </w:r>
+          </w:p>
+        </w:tc>
+        <w:tc>
+          <w:tcPr>
+            <w:tcW w:w="1423" w:type="dxa"/>
+            <w:shd w:val="clear" w:color="auto" w:fill="FFFFFF" w:themeFill="background1"/>
+            <w:vAlign w:val="center"/>
+          </w:tcPr>
+          <w:p>
+            <w:pPr>
+              <w:rPr>
+                <w:rFonts w:ascii="Arial" w:hAnsi="Arial" w:cs="Arial"/>
+                <w:sz w:val="16"/>
+                <w:szCs w:val="16"/>
+              </w:rPr>
+            </w:pPr>
+            <w:r>
+              <w:rPr>
+                <w:rFonts w:ascii="Arial" w:hAnsi="Arial" w:cs="Arial"/>
+                <w:sz w:val="16"/>
+                <w:szCs w:val="16"/>
+              </w:rPr>
+              <w:t>Hiển thị hình minh họa (illustration) + thông báo "Giỏ hàng của bạn đang trống" + nút "Tiếp tục mua sắm"</w:t>
+            </w:r>
+          </w:p>
+        </w:tc>
+        <w:tc>
+          <w:tcPr>
+            <w:tcW w:w="1179" w:type="dxa"/>
+            <w:shd w:val="clear" w:color="auto" w:fill="FFFFFF" w:themeFill="background1"/>
+            <w:vAlign w:val="center"/>
+          </w:tcPr>
+          <w:p>
+            <w:pPr>
+              <w:rPr>
+                <w:rFonts w:ascii="Arial" w:hAnsi="Arial" w:cs="Arial"/>
+                <w:sz w:val="16"/>
+                <w:szCs w:val="16"/>
+              </w:rPr>
+            </w:pPr>
+            <w:r>
+              <w:rPr>
+                <w:rFonts w:ascii="Arial" w:hAnsi="Arial" w:cs="Arial"/>
+                <w:sz w:val="16"/>
+                <w:szCs w:val="16"/>
+              </w:rPr>
+              <w:t>Valid</w:t>
+            </w:r>
+          </w:p>
+        </w:tc>
+      </w:tr>
+      <w:tr>
+        <w:trPr>
+          <w:trHeight w:val="538"/>
+        </w:trPr>
+        <w:tc>
+          <w:tcPr>
+            <w:tcW w:w="1448" w:type="dxa"/>
+            <w:shd w:val="clear" w:color="auto" w:fill="FFFFFF" w:themeFill="background1"/>
+            <w:vAlign w:val="center"/>
+          </w:tcPr>
+          <w:p>
+            <w:pPr>
+              <w:rPr>
+                <w:rFonts w:ascii="Arial" w:hAnsi="Arial" w:cs="Arial"/>
+                <w:sz w:val="16"/>
+                <w:szCs w:val="16"/>
+              </w:rPr>
+            </w:pPr>
+            <w:r>
+              <w:rPr>
+                <w:rFonts w:ascii="Arial" w:hAnsi="Arial" w:cs="Arial"/>
+                <w:sz w:val="16"/>
+                <w:szCs w:val="16"/>
+              </w:rPr>
+              <w:t>TC-FR07-004</w:t>
+            </w:r>
+          </w:p>
+        </w:tc>
+        <w:tc>
+          <w:tcPr>
+            <w:tcW w:w="1637" w:type="dxa"/>
+            <w:shd w:val="clear" w:color="auto" w:fill="FFFFFF" w:themeFill="background1"/>
+            <w:vAlign w:val="center"/>
+          </w:tcPr>
+          <w:p>
+            <w:pPr>
+              <w:rPr>
+                <w:rFonts w:ascii="Arial" w:hAnsi="Arial" w:cs="Arial"/>
+                <w:sz w:val="16"/>
+                <w:szCs w:val="16"/>
+              </w:rPr>
+            </w:pPr>
+            <w:r>
+              <w:rPr>
+                <w:rFonts w:ascii="Arial" w:hAnsi="Arial" w:cs="Arial"/>
+                <w:sz w:val="16"/>
+                <w:szCs w:val="16"/>
+              </w:rPr>
+              <w:t>Thêm cùng 1 SP hai lần → gộp quantity</w:t>
+            </w:r>
+          </w:p>
+        </w:tc>
+        <w:tc>
+          <w:tcPr>
+            <w:tcW w:w="3169" w:type="dxa"/>
+            <w:shd w:val="clear" w:color="auto" w:fill="FFFFFF" w:themeFill="background1"/>
+            <w:vAlign w:val="center"/>
+          </w:tcPr>
+          <w:p>
+            <w:pPr>
+              <w:rPr>
+                <w:rFonts w:ascii="Arial" w:hAnsi="Arial" w:cs="Arial"/>
+                <w:sz w:val="16"/>
+                <w:szCs w:val="16"/>
+              </w:rPr>
+            </w:pPr>
+            <w:r>
+              <w:rPr>
+                <w:rFonts w:ascii="Arial" w:hAnsi="Arial" w:cs="Arial"/>
+                <w:sz w:val="16"/>
+                <w:szCs w:val="16"/>
+              </w:rPr>
+              <w:t>Đăng nhập → Thêm "iPhone" qty=1 → Thêm "iPhone" qty=1 lần nữa</w:t>
+            </w:r>
+          </w:p>
+        </w:tc>
+        <w:tc>
+          <w:tcPr>
+            <w:tcW w:w="1423" w:type="dxa"/>
+            <w:shd w:val="clear" w:color="auto" w:fill="FFFFFF" w:themeFill="background1"/>
+            <w:vAlign w:val="center"/>
+          </w:tcPr>
+          <w:p>
+            <w:pPr>
+              <w:rPr>
+                <w:rFonts w:ascii="Arial" w:hAnsi="Arial" w:cs="Arial"/>
+                <w:sz w:val="16"/>
+                <w:szCs w:val="16"/>
+              </w:rPr>
+            </w:pPr>
+            <w:r>
+              <w:rPr>
+                <w:rFonts w:ascii="Arial" w:hAnsi="Arial" w:cs="Arial"/>
+                <w:sz w:val="16"/>
+                <w:szCs w:val="16"/>
+              </w:rPr>
+              <w:t>Giỏ chỉ hiển thị 1 dòng với quantity=2, Thành tiền = 60.000.000₫ (không tạo dòng mới)</w:t>
+            </w:r>
+          </w:p>
+        </w:tc>
+        <w:tc>
+          <w:tcPr>
+            <w:tcW w:w="1179" w:type="dxa"/>
+            <w:shd w:val="clear" w:color="auto" w:fill="FFFFFF" w:themeFill="background1"/>
+            <w:vAlign w:val="center"/>
+          </w:tcPr>
+          <w:p>
+            <w:pPr>
+              <w:rPr>
+                <w:rFonts w:ascii="Arial" w:hAnsi="Arial" w:cs="Arial"/>
+                <w:sz w:val="16"/>
+                <w:szCs w:val="16"/>
+              </w:rPr>
+            </w:pPr>
+            <w:r>
+              <w:rPr>
+                <w:rFonts w:ascii="Arial" w:hAnsi="Arial" w:cs="Arial"/>
+                <w:sz w:val="16"/>
+                <w:szCs w:val="16"/>
+              </w:rPr>
+              <w:t>Valid</w:t>
+            </w:r>
+          </w:p>
+        </w:tc>
+      </w:tr>
+      <w:tr>
+        <w:trPr>
+          <w:trHeight w:val="538"/>
+        </w:trPr>
+        <w:tc>
+          <w:tcPr>
+            <w:tcW w:w="1448" w:type="dxa"/>
+            <w:shd w:val="clear" w:color="auto" w:fill="FFFFFF" w:themeFill="background1"/>
+            <w:vAlign w:val="center"/>
+          </w:tcPr>
+          <w:p>
+            <w:pPr>
+              <w:rPr>
+                <w:rFonts w:ascii="Arial" w:hAnsi="Arial" w:cs="Arial"/>
+                <w:sz w:val="16"/>
+                <w:szCs w:val="16"/>
+              </w:rPr>
+            </w:pPr>
+            <w:r>
+              <w:rPr>
+                <w:rFonts w:ascii="Arial" w:hAnsi="Arial" w:cs="Arial"/>
+                <w:sz w:val="16"/>
+                <w:szCs w:val="16"/>
+              </w:rPr>
+              <w:t>TC-FR07-005</w:t>
+            </w:r>
+          </w:p>
+        </w:tc>
+        <w:tc>
+          <w:tcPr>
+            <w:tcW w:w="1637" w:type="dxa"/>
+            <w:shd w:val="clear" w:color="auto" w:fill="FFFFFF" w:themeFill="background1"/>
+            <w:vAlign w:val="center"/>
+          </w:tcPr>
+          <w:p>
+            <w:pPr>
+              <w:rPr>
+                <w:rFonts w:ascii="Arial" w:hAnsi="Arial" w:cs="Arial"/>
+                <w:sz w:val="16"/>
+                <w:szCs w:val="16"/>
+              </w:rPr>
+            </w:pPr>
+            <w:r>
+              <w:rPr>
+                <w:rFonts w:ascii="Arial" w:hAnsi="Arial" w:cs="Arial"/>
+                <w:sz w:val="16"/>
+                <w:szCs w:val="16"/>
+              </w:rPr>
+              <w:t>Xóa SP với dialog xác nhận → Chấp nhận</w:t>
+            </w:r>
+          </w:p>
+        </w:tc>
+        <w:tc>
+          <w:tcPr>
+            <w:tcW w:w="3169" w:type="dxa"/>
+            <w:shd w:val="clear" w:color="auto" w:fill="FFFFFF" w:themeFill="background1"/>
+            <w:vAlign w:val="center"/>
+          </w:tcPr>
+          <w:p>
+            <w:pPr>
+              <w:rPr>
+                <w:rFonts w:ascii="Arial" w:hAnsi="Arial" w:cs="Arial"/>
+                <w:sz w:val="16"/>
+                <w:szCs w:val="16"/>
+              </w:rPr>
+            </w:pPr>
+            <w:r>
+              <w:rPr>
+                <w:rFonts w:ascii="Arial" w:hAnsi="Arial" w:cs="Arial"/>
+                <w:sz w:val="16"/>
+                <w:szCs w:val="16"/>
+              </w:rPr>
+              <w:t>Đăng nhập → Thêm 1 SP → Nhấn "Xóa" → Dialog xác nhận xuất hiện → Nhấn OK</w:t>
+            </w:r>
+          </w:p>
+        </w:tc>
+        <w:tc>
+          <w:tcPr>
+            <w:tcW w:w="1423" w:type="dxa"/>
+            <w:shd w:val="clear" w:color="auto" w:fill="FFFFFF" w:themeFill="background1"/>
+            <w:vAlign w:val="center"/>
+          </w:tcPr>
+          <w:p>
+            <w:pPr>
+              <w:rPr>
+                <w:rFonts w:ascii="Arial" w:hAnsi="Arial" w:cs="Arial"/>
+                <w:sz w:val="16"/>
+                <w:szCs w:val="16"/>
+              </w:rPr>
+            </w:pPr>
+            <w:r>
+              <w:rPr>
+                <w:rFonts w:ascii="Arial" w:hAnsi="Arial" w:cs="Arial"/>
+                <w:sz w:val="16"/>
+                <w:szCs w:val="16"/>
+              </w:rPr>
+              <w:t>SP bị xóa khỏi giỏ, giỏ trống, hiển thị empty state</w:t>
+            </w:r>
+          </w:p>
+        </w:tc>
+        <w:tc>
+          <w:tcPr>
+            <w:tcW w:w="1179" w:type="dxa"/>
+            <w:shd w:val="clear" w:color="auto" w:fill="FFFFFF" w:themeFill="background1"/>
+            <w:vAlign w:val="center"/>
+          </w:tcPr>
+          <w:p>
+            <w:pPr>
+              <w:rPr>
+                <w:rFonts w:ascii="Arial" w:hAnsi="Arial" w:cs="Arial"/>
+                <w:sz w:val="16"/>
+                <w:szCs w:val="16"/>
+              </w:rPr>
+            </w:pPr>
+            <w:r>
+              <w:rPr>
+                <w:rFonts w:ascii="Arial" w:hAnsi="Arial" w:cs="Arial"/>
+                <w:sz w:val="16"/>
+                <w:szCs w:val="16"/>
+              </w:rPr>
+              <w:t>Valid</w:t>
+            </w:r>
+          </w:p>
+        </w:tc>
+      </w:tr>
+      <w:tr>
+        <w:trPr>
+          <w:trHeight w:val="538"/>
+        </w:trPr>
+        <w:tc>
+          <w:tcPr>
+            <w:tcW w:w="1448" w:type="dxa"/>
+            <w:shd w:val="clear" w:color="auto" w:fill="FFFFFF" w:themeFill="background1"/>
+            <w:vAlign w:val="center"/>
+          </w:tcPr>
+          <w:p>
+            <w:pPr>
+              <w:rPr>
+                <w:rFonts w:ascii="Arial" w:hAnsi="Arial" w:cs="Arial"/>
+                <w:sz w:val="16"/>
+                <w:szCs w:val="16"/>
+              </w:rPr>
+            </w:pPr>
+            <w:r>
+              <w:rPr>
+                <w:rFonts w:ascii="Arial" w:hAnsi="Arial" w:cs="Arial"/>
+                <w:sz w:val="16"/>
+                <w:szCs w:val="16"/>
+              </w:rPr>
+              <w:t>TC-FR07-006</w:t>
+            </w:r>
+          </w:p>
+        </w:tc>
+        <w:tc>
+          <w:tcPr>
+            <w:tcW w:w="1637" w:type="dxa"/>
+            <w:shd w:val="clear" w:color="auto" w:fill="FFFFFF" w:themeFill="background1"/>
+            <w:vAlign w:val="center"/>
+          </w:tcPr>
+          <w:p>
+            <w:pPr>
+              <w:rPr>
+                <w:rFonts w:ascii="Arial" w:hAnsi="Arial" w:cs="Arial"/>
+                <w:sz w:val="16"/>
+                <w:szCs w:val="16"/>
+              </w:rPr>
+            </w:pPr>
+            <w:r>
+              <w:rPr>
+                <w:rFonts w:ascii="Arial" w:hAnsi="Arial" w:cs="Arial"/>
+                <w:sz w:val="16"/>
+                <w:szCs w:val="16"/>
+              </w:rPr>
+              <w:t>Xóa SP với dialog xác nhận → Hủy bỏ</w:t>
+            </w:r>
+          </w:p>
+        </w:tc>
+        <w:tc>
+          <w:tcPr>
+            <w:tcW w:w="3169" w:type="dxa"/>
+            <w:shd w:val="clear" w:color="auto" w:fill="FFFFFF" w:themeFill="background1"/>
+            <w:vAlign w:val="center"/>
+          </w:tcPr>
+          <w:p>
+            <w:pPr>
+              <w:rPr>
+                <w:rFonts w:ascii="Arial" w:hAnsi="Arial" w:cs="Arial"/>
+                <w:sz w:val="16"/>
+                <w:szCs w:val="16"/>
+              </w:rPr>
+            </w:pPr>
+            <w:r>
+              <w:rPr>
+                <w:rFonts w:ascii="Arial" w:hAnsi="Arial" w:cs="Arial"/>
+                <w:sz w:val="16"/>
+                <w:szCs w:val="16"/>
+              </w:rPr>
+              <w:t>Đăng nhập → Thêm 1 SP → Nhấn "Xóa" → Dialog xác nhận → Nhấn Cancel</w:t>
+            </w:r>
+          </w:p>
+        </w:tc>
+        <w:tc>
+          <w:tcPr>
+            <w:tcW w:w="1423" w:type="dxa"/>
+            <w:shd w:val="clear" w:color="auto" w:fill="FFFFFF" w:themeFill="background1"/>
+            <w:vAlign w:val="center"/>
+          </w:tcPr>
+          <w:p>
+            <w:pPr>
+              <w:rPr>
+                <w:rFonts w:ascii="Arial" w:hAnsi="Arial" w:cs="Arial"/>
+                <w:sz w:val="16"/>
+                <w:szCs w:val="16"/>
+              </w:rPr>
+            </w:pPr>
+            <w:r>
+              <w:rPr>
+                <w:rFonts w:ascii="Arial" w:hAnsi="Arial" w:cs="Arial"/>
+                <w:sz w:val="16"/>
+                <w:szCs w:val="16"/>
+              </w:rPr>
+              <w:t>SP vẫn ở trong giỏ, không bị xóa</w:t>
+            </w:r>
+          </w:p>
+        </w:tc>
+        <w:tc>
+          <w:tcPr>
+            <w:tcW w:w="1179" w:type="dxa"/>
+            <w:shd w:val="clear" w:color="auto" w:fill="FFFFFF" w:themeFill="background1"/>
+            <w:vAlign w:val="center"/>
+          </w:tcPr>
+          <w:p>
+            <w:pPr>
+              <w:rPr>
+                <w:rFonts w:ascii="Arial" w:hAnsi="Arial" w:cs="Arial"/>
+                <w:sz w:val="16"/>
+                <w:szCs w:val="16"/>
+              </w:rPr>
+            </w:pPr>
+            <w:r>
+              <w:rPr>
+                <w:rFonts w:ascii="Arial" w:hAnsi="Arial" w:cs="Arial"/>
+                <w:sz w:val="16"/>
+                <w:szCs w:val="16"/>
+              </w:rPr>
+              <w:t>Valid</w:t>
+            </w:r>
+          </w:p>
+        </w:tc>
+      </w:tr>
+      <w:tr>
+        <w:trPr>
+          <w:trHeight w:val="538"/>
+        </w:trPr>
+        <w:tc>
+          <w:tcPr>
+            <w:tcW w:w="1448" w:type="dxa"/>
+            <w:shd w:val="clear" w:color="auto" w:fill="FFFFFF" w:themeFill="background1"/>
+            <w:vAlign w:val="center"/>
+          </w:tcPr>
+          <w:p>
+            <w:pPr>
+              <w:rPr>
+                <w:rFonts w:ascii="Arial" w:hAnsi="Arial" w:cs="Arial"/>
+                <w:sz w:val="16"/>
+                <w:szCs w:val="16"/>
+              </w:rPr>
+            </w:pPr>
+            <w:r>
+              <w:rPr>
+                <w:rFonts w:ascii="Arial" w:hAnsi="Arial" w:cs="Arial"/>
+                <w:sz w:val="16"/>
+                <w:szCs w:val="16"/>
+              </w:rPr>
+              <w:t>TC-FR07-007</w:t>
+            </w:r>
+          </w:p>
+        </w:tc>
+        <w:tc>
+          <w:tcPr>
+            <w:tcW w:w="1637" w:type="dxa"/>
+            <w:shd w:val="clear" w:color="auto" w:fill="FFFFFF" w:themeFill="background1"/>
+            <w:vAlign w:val="center"/>
+          </w:tcPr>
+          <w:p>
+            <w:pPr>
+              <w:rPr>
+                <w:rFonts w:ascii="Arial" w:hAnsi="Arial" w:cs="Arial"/>
+                <w:sz w:val="16"/>
+                <w:szCs w:val="16"/>
+              </w:rPr>
+            </w:pPr>
+            <w:r>
+              <w:rPr>
+                <w:rFonts w:ascii="Arial" w:hAnsi="Arial" w:cs="Arial"/>
+                <w:sz w:val="16"/>
+                <w:szCs w:val="16"/>
+              </w:rPr>
+              <w:t>Thêm SP với quantity = 0</w:t>
+            </w:r>
+          </w:p>
+        </w:tc>
+        <w:tc>
+          <w:tcPr>
+            <w:tcW w:w="3169" w:type="dxa"/>
+            <w:shd w:val="clear" w:color="auto" w:fill="FFFFFF" w:themeFill="background1"/>
+            <w:vAlign w:val="center"/>
+          </w:tcPr>
+          <w:p>
+            <w:pPr>
+              <w:rPr>
+                <w:rFonts w:ascii="Arial" w:hAnsi="Arial" w:cs="Arial"/>
+                <w:sz w:val="16"/>
+                <w:szCs w:val="16"/>
+              </w:rPr>
+            </w:pPr>
+            <w:r>
+              <w:rPr>
+                <w:rFonts w:ascii="Arial" w:hAnsi="Arial" w:cs="Arial"/>
+                <w:sz w:val="16"/>
+                <w:szCs w:val="16"/>
+              </w:rPr>
+              <w:t>Đăng nhập → Trang chi tiết SP → Nhập quantity=0 → "Thêm vào giỏ"</w:t>
+            </w:r>
+          </w:p>
+        </w:tc>
+        <w:tc>
+          <w:tcPr>
+            <w:tcW w:w="1423" w:type="dxa"/>
+            <w:shd w:val="clear" w:color="auto" w:fill="FFFFFF" w:themeFill="background1"/>
+            <w:vAlign w:val="center"/>
+          </w:tcPr>
+          <w:p>
+            <w:pPr>
+              <w:rPr>
+                <w:rFonts w:ascii="Arial" w:hAnsi="Arial" w:cs="Arial"/>
+                <w:sz w:val="16"/>
+                <w:szCs w:val="16"/>
+              </w:rPr>
+            </w:pPr>
+            <w:r>
+              <w:rPr>
+                <w:rFonts w:ascii="Arial" w:hAnsi="Arial" w:cs="Arial"/>
+                <w:sz w:val="16"/>
+                <w:szCs w:val="16"/>
+              </w:rPr>
+              <w:t>Hệ thống từ chối hoặc tự điều chỉnh lên min=1. Không thêm SP với qty=0</w:t>
+            </w:r>
+          </w:p>
+        </w:tc>
+        <w:tc>
+          <w:tcPr>
+            <w:tcW w:w="1179" w:type="dxa"/>
+            <w:shd w:val="clear" w:color="auto" w:fill="FFFFFF" w:themeFill="background1"/>
+            <w:vAlign w:val="center"/>
+          </w:tcPr>
+          <w:p>
+            <w:pPr>
+              <w:rPr>
+                <w:rFonts w:ascii="Arial" w:hAnsi="Arial" w:cs="Arial"/>
+                <w:sz w:val="16"/>
+                <w:szCs w:val="16"/>
+              </w:rPr>
+            </w:pPr>
+            <w:r>
+              <w:rPr>
+                <w:rFonts w:ascii="Arial" w:hAnsi="Arial" w:cs="Arial"/>
+                <w:sz w:val="16"/>
+                <w:szCs w:val="16"/>
+              </w:rPr>
+              <w:t>Invalid</w:t>
+            </w:r>
+          </w:p>
+        </w:tc>
+      </w:tr>
+      <w:tr>
+        <w:trPr>
+          <w:trHeight w:val="538"/>
+        </w:trPr>
+        <w:tc>
+          <w:tcPr>
+            <w:tcW w:w="1448" w:type="dxa"/>
+            <w:shd w:val="clear" w:color="auto" w:fill="FFFFFF" w:themeFill="background1"/>
+            <w:vAlign w:val="center"/>
+          </w:tcPr>
+          <w:p>
+            <w:pPr>
+              <w:rPr>
+                <w:rFonts w:ascii="Arial" w:hAnsi="Arial" w:cs="Arial"/>
+                <w:sz w:val="16"/>
+                <w:szCs w:val="16"/>
+              </w:rPr>
+            </w:pPr>
+            <w:r>
+              <w:rPr>
+                <w:rFonts w:ascii="Arial" w:hAnsi="Arial" w:cs="Arial"/>
+                <w:sz w:val="16"/>
+                <w:szCs w:val="16"/>
+              </w:rPr>
+              <w:t>TC-FR07-008</w:t>
+            </w:r>
+          </w:p>
+        </w:tc>
+        <w:tc>
+          <w:tcPr>
+            <w:tcW w:w="1637" w:type="dxa"/>
+            <w:shd w:val="clear" w:color="auto" w:fill="FFFFFF" w:themeFill="background1"/>
+            <w:vAlign w:val="center"/>
+          </w:tcPr>
+          <w:p>
+            <w:pPr>
+              <w:rPr>
+                <w:rFonts w:ascii="Arial" w:hAnsi="Arial" w:cs="Arial"/>
+                <w:sz w:val="16"/>
+                <w:szCs w:val="16"/>
+              </w:rPr>
+            </w:pPr>
+            <w:r>
+              <w:rPr>
+                <w:rFonts w:ascii="Arial" w:hAnsi="Arial" w:cs="Arial"/>
+                <w:sz w:val="16"/>
+                <w:szCs w:val="16"/>
+              </w:rPr>
+              <w:t>Thêm SP với quantity âm</w:t>
+            </w:r>
+          </w:p>
+        </w:tc>
+        <w:tc>
+          <w:tcPr>
+            <w:tcW w:w="3169" w:type="dxa"/>
+            <w:shd w:val="clear" w:color="auto" w:fill="FFFFFF" w:themeFill="background1"/>
+            <w:vAlign w:val="center"/>
+          </w:tcPr>
+          <w:p>
+            <w:pPr>
+              <w:rPr>
+                <w:rFonts w:ascii="Arial" w:hAnsi="Arial" w:cs="Arial"/>
+                <w:sz w:val="16"/>
+                <w:szCs w:val="16"/>
+              </w:rPr>
+            </w:pPr>
+            <w:r>
+              <w:rPr>
+                <w:rFonts w:ascii="Arial" w:hAnsi="Arial" w:cs="Arial"/>
+                <w:sz w:val="16"/>
+                <w:szCs w:val="16"/>
+              </w:rPr>
+              <w:t>Đăng nhập → Nhập quantity=-1 → "Thêm vào giỏ"</w:t>
+            </w:r>
+          </w:p>
+        </w:tc>
+        <w:tc>
+          <w:tcPr>
+            <w:tcW w:w="1423" w:type="dxa"/>
+            <w:shd w:val="clear" w:color="auto" w:fill="FFFFFF" w:themeFill="background1"/>
+            <w:vAlign w:val="center"/>
+          </w:tcPr>
+          <w:p>
+            <w:pPr>
+              <w:rPr>
+                <w:rFonts w:ascii="Arial" w:hAnsi="Arial" w:cs="Arial"/>
+                <w:sz w:val="16"/>
+                <w:szCs w:val="16"/>
+              </w:rPr>
+            </w:pPr>
+            <w:r>
+              <w:rPr>
+                <w:rFonts w:ascii="Arial" w:hAnsi="Arial" w:cs="Arial"/>
+                <w:sz w:val="16"/>
+                <w:szCs w:val="16"/>
+              </w:rPr>
+              <w:t>Hệ thống từ chối hoặc hiển thị lỗi. Không thêm SP với qty âm</w:t>
+            </w:r>
+          </w:p>
+        </w:tc>
+        <w:tc>
+          <w:tcPr>
+            <w:tcW w:w="1179" w:type="dxa"/>
+            <w:shd w:val="clear" w:color="auto" w:fill="FFFFFF" w:themeFill="background1"/>
+            <w:vAlign w:val="center"/>
+          </w:tcPr>
+          <w:p>
+            <w:pPr>
+              <w:rPr>
+                <w:rFonts w:ascii="Arial" w:hAnsi="Arial" w:cs="Arial"/>
+                <w:sz w:val="16"/>
+                <w:szCs w:val="16"/>
+              </w:rPr>
+            </w:pPr>
+            <w:r>
+              <w:rPr>
+                <w:rFonts w:ascii="Arial" w:hAnsi="Arial" w:cs="Arial"/>
+                <w:sz w:val="16"/>
+                <w:szCs w:val="16"/>
+              </w:rPr>
+              <w:t>Invalid</w:t>
+            </w:r>
+          </w:p>
+        </w:tc>
+      </w:tr>
+      <w:tr>
+        <w:trPr>
+          <w:trHeight w:val="538"/>
+        </w:trPr>
+        <w:tc>
+          <w:tcPr>
+            <w:tcW w:w="1448" w:type="dxa"/>
+            <w:shd w:val="clear" w:color="auto" w:fill="FFFFFF" w:themeFill="background1"/>
+            <w:vAlign w:val="center"/>
+          </w:tcPr>
+          <w:p>
+            <w:pPr>
+              <w:rPr>
+                <w:rFonts w:ascii="Arial" w:hAnsi="Arial" w:cs="Arial"/>
+                <w:sz w:val="16"/>
+                <w:szCs w:val="16"/>
+              </w:rPr>
+            </w:pPr>
+            <w:r>
+              <w:rPr>
+                <w:rFonts w:ascii="Arial" w:hAnsi="Arial" w:cs="Arial"/>
+                <w:sz w:val="16"/>
+                <w:szCs w:val="16"/>
+              </w:rPr>
+              <w:t>TC-FR07-009</w:t>
+            </w:r>
+          </w:p>
+        </w:tc>
+        <w:tc>
+          <w:tcPr>
+            <w:tcW w:w="1637" w:type="dxa"/>
+            <w:shd w:val="clear" w:color="auto" w:fill="FFFFFF" w:themeFill="background1"/>
+            <w:vAlign w:val="center"/>
+          </w:tcPr>
+          <w:p>
+            <w:pPr>
+              <w:rPr>
+                <w:rFonts w:ascii="Arial" w:hAnsi="Arial" w:cs="Arial"/>
+                <w:sz w:val="16"/>
+                <w:szCs w:val="16"/>
+              </w:rPr>
+            </w:pPr>
+            <w:r>
+              <w:rPr>
+                <w:rFonts w:ascii="Arial" w:hAnsi="Arial" w:cs="Arial"/>
+                <w:sz w:val="16"/>
+                <w:szCs w:val="16"/>
+              </w:rPr>
+              <w:t>Thêm SP với quantity thập phân</w:t>
+            </w:r>
+          </w:p>
+        </w:tc>
+        <w:tc>
+          <w:tcPr>
+            <w:tcW w:w="3169" w:type="dxa"/>
+            <w:shd w:val="clear" w:color="auto" w:fill="FFFFFF" w:themeFill="background1"/>
+            <w:vAlign w:val="center"/>
+          </w:tcPr>
+          <w:p>
+            <w:pPr>
+              <w:rPr>
+                <w:rFonts w:ascii="Arial" w:hAnsi="Arial" w:cs="Arial"/>
+                <w:sz w:val="16"/>
+                <w:szCs w:val="16"/>
+              </w:rPr>
+            </w:pPr>
+            <w:r>
+              <w:rPr>
+                <w:rFonts w:ascii="Arial" w:hAnsi="Arial" w:cs="Arial"/>
+                <w:sz w:val="16"/>
+                <w:szCs w:val="16"/>
+              </w:rPr>
+              <w:t>Đăng nhập → Nhập quantity=1.5 → "Thêm vào giỏ"</w:t>
+            </w:r>
+          </w:p>
+        </w:tc>
+        <w:tc>
+          <w:tcPr>
+            <w:tcW w:w="1423" w:type="dxa"/>
+            <w:shd w:val="clear" w:color="auto" w:fill="FFFFFF" w:themeFill="background1"/>
+            <w:vAlign w:val="center"/>
+          </w:tcPr>
+          <w:p>
+            <w:pPr>
+              <w:rPr>
+                <w:rFonts w:ascii="Arial" w:hAnsi="Arial" w:cs="Arial"/>
+                <w:sz w:val="16"/>
+                <w:szCs w:val="16"/>
+              </w:rPr>
+            </w:pPr>
+            <w:r>
+              <w:rPr>
+                <w:rFonts w:ascii="Arial" w:hAnsi="Arial" w:cs="Arial"/>
+                <w:sz w:val="16"/>
+                <w:szCs w:val="16"/>
+              </w:rPr>
+              <w:t>Hệ thống làm tròn xuống (1) hoặc báo lỗi. Chỉ chấp nhận số nguyên</w:t>
+            </w:r>
+          </w:p>
+        </w:tc>
+        <w:tc>
+          <w:tcPr>
+            <w:tcW w:w="1179" w:type="dxa"/>
+            <w:shd w:val="clear" w:color="auto" w:fill="FFFFFF" w:themeFill="background1"/>
+            <w:vAlign w:val="center"/>
+          </w:tcPr>
+          <w:p>
+            <w:pPr>
+              <w:rPr>
+                <w:rFonts w:ascii="Arial" w:hAnsi="Arial" w:cs="Arial"/>
+                <w:sz w:val="16"/>
+                <w:szCs w:val="16"/>
+              </w:rPr>
+            </w:pPr>
+            <w:r>
+              <w:rPr>
+                <w:rFonts w:ascii="Arial" w:hAnsi="Arial" w:cs="Arial"/>
+                <w:sz w:val="16"/>
+                <w:szCs w:val="16"/>
+              </w:rPr>
+              <w:t>Invalid</w:t>
+            </w:r>
+          </w:p>
+        </w:tc>
+      </w:tr>
+      <w:tr>
+        <w:trPr>
+          <w:trHeight w:val="538"/>
+        </w:trPr>
+        <w:tc>
+          <w:tcPr>
+            <w:tcW w:w="1448" w:type="dxa"/>
+            <w:shd w:val="clear" w:color="auto" w:fill="FFFFFF" w:themeFill="background1"/>
+            <w:vAlign w:val="center"/>
+          </w:tcPr>
+          <w:p>
+            <w:pPr>
+              <w:rPr>
+                <w:rFonts w:ascii="Arial" w:hAnsi="Arial" w:cs="Arial"/>
+                <w:sz w:val="16"/>
+                <w:szCs w:val="16"/>
+              </w:rPr>
+            </w:pPr>
+            <w:r>
+              <w:rPr>
+                <w:rFonts w:ascii="Arial" w:hAnsi="Arial" w:cs="Arial"/>
+                <w:sz w:val="16"/>
+                <w:szCs w:val="16"/>
+              </w:rPr>
+              <w:t>TC-FR07-010</w:t>
+            </w:r>
+          </w:p>
+        </w:tc>
+        <w:tc>
+          <w:tcPr>
+            <w:tcW w:w="1637" w:type="dxa"/>
+            <w:shd w:val="clear" w:color="auto" w:fill="FFFFFF" w:themeFill="background1"/>
+            <w:vAlign w:val="center"/>
+          </w:tcPr>
+          <w:p>
+            <w:pPr>
+              <w:rPr>
+                <w:rFonts w:ascii="Arial" w:hAnsi="Arial" w:cs="Arial"/>
+                <w:sz w:val="16"/>
+                <w:szCs w:val="16"/>
+              </w:rPr>
+            </w:pPr>
+            <w:r>
+              <w:rPr>
+                <w:rFonts w:ascii="Arial" w:hAnsi="Arial" w:cs="Arial"/>
+                <w:sz w:val="16"/>
+                <w:szCs w:val="16"/>
+              </w:rPr>
+              <w:t>Thêm SP với quantity là chuỗi ký tự</w:t>
+            </w:r>
+          </w:p>
+        </w:tc>
+        <w:tc>
+          <w:tcPr>
+            <w:tcW w:w="3169" w:type="dxa"/>
+            <w:shd w:val="clear" w:color="auto" w:fill="FFFFFF" w:themeFill="background1"/>
+            <w:vAlign w:val="center"/>
+          </w:tcPr>
+          <w:p>
+            <w:pPr>
+              <w:rPr>
+                <w:rFonts w:ascii="Arial" w:hAnsi="Arial" w:cs="Arial"/>
+                <w:sz w:val="16"/>
+                <w:szCs w:val="16"/>
+              </w:rPr>
+            </w:pPr>
+            <w:r>
+              <w:rPr>
+                <w:rFonts w:ascii="Arial" w:hAnsi="Arial" w:cs="Arial"/>
+                <w:sz w:val="16"/>
+                <w:szCs w:val="16"/>
+              </w:rPr>
+              <w:t>Đăng nhập → Nhập quantity="abc" → "Thêm vào giỏ"</w:t>
+            </w:r>
+          </w:p>
+        </w:tc>
+        <w:tc>
+          <w:tcPr>
+            <w:tcW w:w="1423" w:type="dxa"/>
+            <w:shd w:val="clear" w:color="auto" w:fill="FFFFFF" w:themeFill="background1"/>
+            <w:vAlign w:val="center"/>
+          </w:tcPr>
+          <w:p>
+            <w:pPr>
+              <w:rPr>
+                <w:rFonts w:ascii="Arial" w:hAnsi="Arial" w:cs="Arial"/>
+                <w:sz w:val="16"/>
+                <w:szCs w:val="16"/>
+              </w:rPr>
+            </w:pPr>
+            <w:r>
+              <w:rPr>
+                <w:rFonts w:ascii="Arial" w:hAnsi="Arial" w:cs="Arial"/>
+                <w:sz w:val="16"/>
+                <w:szCs w:val="16"/>
+              </w:rPr>
+              <w:t>Hệ thống báo lỗi hoặc không cho nhập. Không thêm SP với qty không phải số</w:t>
+            </w:r>
+          </w:p>
+        </w:tc>
+        <w:tc>
+          <w:tcPr>
+            <w:tcW w:w="1179" w:type="dxa"/>
+            <w:shd w:val="clear" w:color="auto" w:fill="FFFFFF" w:themeFill="background1"/>
+            <w:vAlign w:val="center"/>
+          </w:tcPr>
+          <w:p>
+            <w:pPr>
+              <w:rPr>
+                <w:rFonts w:ascii="Arial" w:hAnsi="Arial" w:cs="Arial"/>
+                <w:sz w:val="16"/>
+                <w:szCs w:val="16"/>
+              </w:rPr>
+            </w:pPr>
+            <w:r>
+              <w:rPr>
+                <w:rFonts w:ascii="Arial" w:hAnsi="Arial" w:cs="Arial"/>
+                <w:sz w:val="16"/>
+                <w:szCs w:val="16"/>
+              </w:rPr>
+              <w:t>Invalid</w:t>
+            </w:r>
+          </w:p>
+        </w:tc>
+      </w:tr>
+      <w:tr>
+        <w:trPr>
+          <w:trHeight w:val="538"/>
+        </w:trPr>
+        <w:tc>
+          <w:tcPr>
+            <w:tcW w:w="1448" w:type="dxa"/>
+            <w:shd w:val="clear" w:color="auto" w:fill="FFFFFF" w:themeFill="background1"/>
+            <w:vAlign w:val="center"/>
+          </w:tcPr>
+          <w:p>
+            <w:pPr>
+              <w:rPr>
+                <w:rFonts w:ascii="Arial" w:hAnsi="Arial" w:cs="Arial"/>
+                <w:sz w:val="16"/>
+                <w:szCs w:val="16"/>
+              </w:rPr>
+            </w:pPr>
+            <w:r>
+              <w:rPr>
+                <w:rFonts w:ascii="Arial" w:hAnsi="Arial" w:cs="Arial"/>
+                <w:sz w:val="16"/>
+                <w:szCs w:val="16"/>
+              </w:rPr>
+              <w:t>TC-FR07-011</w:t>
+            </w:r>
+          </w:p>
+        </w:tc>
+        <w:tc>
+          <w:tcPr>
+            <w:tcW w:w="1637" w:type="dxa"/>
+            <w:shd w:val="clear" w:color="auto" w:fill="FFFFFF" w:themeFill="background1"/>
+            <w:vAlign w:val="center"/>
+          </w:tcPr>
+          <w:p>
+            <w:pPr>
+              <w:rPr>
+                <w:rFonts w:ascii="Arial" w:hAnsi="Arial" w:cs="Arial"/>
+                <w:sz w:val="16"/>
+                <w:szCs w:val="16"/>
+              </w:rPr>
+            </w:pPr>
+            <w:r>
+              <w:rPr>
+                <w:rFonts w:ascii="Arial" w:hAnsi="Arial" w:cs="Arial"/>
+                <w:sz w:val="16"/>
+                <w:szCs w:val="16"/>
+              </w:rPr>
+              <w:t>Thêm SP với quantity rất lớn</w:t>
+            </w:r>
+          </w:p>
+        </w:tc>
+        <w:tc>
+          <w:tcPr>
+            <w:tcW w:w="3169" w:type="dxa"/>
+            <w:shd w:val="clear" w:color="auto" w:fill="FFFFFF" w:themeFill="background1"/>
+            <w:vAlign w:val="center"/>
+          </w:tcPr>
+          <w:p>
+            <w:pPr>
+              <w:rPr>
+                <w:rFonts w:ascii="Arial" w:hAnsi="Arial" w:cs="Arial"/>
+                <w:sz w:val="16"/>
+                <w:szCs w:val="16"/>
+              </w:rPr>
+            </w:pPr>
+            <w:r>
+              <w:rPr>
+                <w:rFonts w:ascii="Arial" w:hAnsi="Arial" w:cs="Arial"/>
+                <w:sz w:val="16"/>
+                <w:szCs w:val="16"/>
+              </w:rPr>
+              <w:t>Đăng nhập → Nhập quantity=999999999 → "Thêm vào giỏ"</w:t>
+            </w:r>
+          </w:p>
+        </w:tc>
+        <w:tc>
+          <w:tcPr>
+            <w:tcW w:w="1423" w:type="dxa"/>
+            <w:shd w:val="clear" w:color="auto" w:fill="FFFFFF" w:themeFill="background1"/>
+            <w:vAlign w:val="center"/>
+          </w:tcPr>
+          <w:p>
+            <w:pPr>
+              <w:rPr>
+                <w:rFonts w:ascii="Arial" w:hAnsi="Arial" w:cs="Arial"/>
+                <w:sz w:val="16"/>
+                <w:szCs w:val="16"/>
+              </w:rPr>
+            </w:pPr>
+            <w:r>
+              <w:rPr>
+                <w:rFonts w:ascii="Arial" w:hAnsi="Arial" w:cs="Arial"/>
+                <w:sz w:val="16"/>
+                <w:szCs w:val="16"/>
+              </w:rPr>
+              <w:t>Hệ thống xử lý hợp lý (giới hạn hoặc cảnh báo). Thành tiền tính đúng</w:t>
+            </w:r>
+          </w:p>
+        </w:tc>
+        <w:tc>
+          <w:tcPr>
+            <w:tcW w:w="1179" w:type="dxa"/>
+            <w:shd w:val="clear" w:color="auto" w:fill="FFFFFF" w:themeFill="background1"/>
+            <w:vAlign w:val="center"/>
+          </w:tcPr>
+          <w:p>
+            <w:pPr>
+              <w:rPr>
+                <w:rFonts w:ascii="Arial" w:hAnsi="Arial" w:cs="Arial"/>
+                <w:sz w:val="16"/>
+                <w:szCs w:val="16"/>
+              </w:rPr>
+            </w:pPr>
+            <w:r>
+              <w:rPr>
+                <w:rFonts w:ascii="Arial" w:hAnsi="Arial" w:cs="Arial"/>
+                <w:sz w:val="16"/>
+                <w:szCs w:val="16"/>
+              </w:rPr>
+              <w:t>Invalid</w:t>
+            </w:r>
+          </w:p>
+        </w:tc>
+      </w:tr>
+      <w:tr>
+        <w:trPr>
+          <w:trHeight w:val="538"/>
+        </w:trPr>
+        <w:tc>
+          <w:tcPr>
+            <w:tcW w:w="1448" w:type="dxa"/>
+            <w:shd w:val="clear" w:color="auto" w:fill="FFFFFF" w:themeFill="background1"/>
+            <w:vAlign w:val="center"/>
+          </w:tcPr>
+          <w:p>
+            <w:pPr>
+              <w:rPr>
+                <w:rFonts w:ascii="Arial" w:hAnsi="Arial" w:cs="Arial"/>
+                <w:sz w:val="16"/>
+                <w:szCs w:val="16"/>
+              </w:rPr>
+            </w:pPr>
+            <w:r>
+              <w:rPr>
+                <w:rFonts w:ascii="Arial" w:hAnsi="Arial" w:cs="Arial"/>
+                <w:sz w:val="16"/>
+                <w:szCs w:val="16"/>
+              </w:rPr>
+              <w:t>TC-FR07-012</w:t>
+            </w:r>
+          </w:p>
+        </w:tc>
+        <w:tc>
+          <w:tcPr>
+            <w:tcW w:w="1637" w:type="dxa"/>
+            <w:shd w:val="clear" w:color="auto" w:fill="FFFFFF" w:themeFill="background1"/>
+            <w:vAlign w:val="center"/>
+          </w:tcPr>
+          <w:p>
+            <w:pPr>
+              <w:rPr>
+                <w:rFonts w:ascii="Arial" w:hAnsi="Arial" w:cs="Arial"/>
+                <w:sz w:val="16"/>
+                <w:szCs w:val="16"/>
+              </w:rPr>
+            </w:pPr>
+            <w:r>
+              <w:rPr>
+                <w:rFonts w:ascii="Arial" w:hAnsi="Arial" w:cs="Arial"/>
+                <w:sz w:val="16"/>
+                <w:szCs w:val="16"/>
+              </w:rPr>
+              <w:t>Thêm SP thiếu thông tin id</w:t>
+            </w:r>
+          </w:p>
+        </w:tc>
+        <w:tc>
+          <w:tcPr>
+            <w:tcW w:w="3169" w:type="dxa"/>
+            <w:shd w:val="clear" w:color="auto" w:fill="FFFFFF" w:themeFill="background1"/>
+            <w:vAlign w:val="center"/>
+          </w:tcPr>
+          <w:p>
+            <w:pPr>
+              <w:rPr>
+                <w:rFonts w:ascii="Arial" w:hAnsi="Arial" w:cs="Arial"/>
+                <w:sz w:val="16"/>
+                <w:szCs w:val="16"/>
+              </w:rPr>
+            </w:pPr>
+            <w:r>
+              <w:rPr>
+                <w:rFonts w:ascii="Arial" w:hAnsi="Arial" w:cs="Arial"/>
+                <w:sz w:val="16"/>
+                <w:szCs w:val="16"/>
+              </w:rPr>
+              <w:t>API POST /api/cart với body thiếu id</w:t>
+            </w:r>
+          </w:p>
+        </w:tc>
+        <w:tc>
+          <w:tcPr>
+            <w:tcW w:w="1423" w:type="dxa"/>
+            <w:shd w:val="clear" w:color="auto" w:fill="FFFFFF" w:themeFill="background1"/>
+            <w:vAlign w:val="center"/>
+          </w:tcPr>
+          <w:p>
+            <w:pPr>
+              <w:rPr>
+                <w:rFonts w:ascii="Arial" w:hAnsi="Arial" w:cs="Arial"/>
+                <w:sz w:val="16"/>
+                <w:szCs w:val="16"/>
+              </w:rPr>
+            </w:pPr>
+            <w:r>
+              <w:rPr>
+                <w:rFonts w:ascii="Arial" w:hAnsi="Arial" w:cs="Arial"/>
+                <w:sz w:val="16"/>
+                <w:szCs w:val="16"/>
+              </w:rPr>
+              <w:t>Hệ thống báo lỗi hoặc từ chối (400/422)</w:t>
+            </w:r>
+          </w:p>
+        </w:tc>
+        <w:tc>
+          <w:tcPr>
+            <w:tcW w:w="1179" w:type="dxa"/>
+            <w:shd w:val="clear" w:color="auto" w:fill="FFFFFF" w:themeFill="background1"/>
+            <w:vAlign w:val="center"/>
+          </w:tcPr>
+          <w:p>
+            <w:pPr>
+              <w:rPr>
+                <w:rFonts w:ascii="Arial" w:hAnsi="Arial" w:cs="Arial"/>
+                <w:sz w:val="16"/>
+                <w:szCs w:val="16"/>
+              </w:rPr>
+            </w:pPr>
+            <w:r>
+              <w:rPr>
+                <w:rFonts w:ascii="Arial" w:hAnsi="Arial" w:cs="Arial"/>
+                <w:sz w:val="16"/>
+                <w:szCs w:val="16"/>
+              </w:rPr>
+              <w:t>Invalid</w:t>
+            </w:r>
+          </w:p>
+        </w:tc>
+      </w:tr>
+      <w:tr>
+        <w:trPr>
+          <w:trHeight w:val="538"/>
+        </w:trPr>
+        <w:tc>
+          <w:tcPr>
+            <w:tcW w:w="1448" w:type="dxa"/>
+            <w:shd w:val="clear" w:color="auto" w:fill="FFFFFF" w:themeFill="background1"/>
+            <w:vAlign w:val="center"/>
+          </w:tcPr>
+          <w:p>
+            <w:pPr>
+              <w:rPr>
+                <w:rFonts w:ascii="Arial" w:hAnsi="Arial" w:cs="Arial"/>
+                <w:sz w:val="16"/>
+                <w:szCs w:val="16"/>
+              </w:rPr>
+            </w:pPr>
+            <w:r>
+              <w:rPr>
+                <w:rFonts w:ascii="Arial" w:hAnsi="Arial" w:cs="Arial"/>
+                <w:sz w:val="16"/>
+                <w:szCs w:val="16"/>
+              </w:rPr>
+              <w:t>TC-FR07-013</w:t>
+            </w:r>
+          </w:p>
+        </w:tc>
+        <w:tc>
+          <w:tcPr>
+            <w:tcW w:w="1637" w:type="dxa"/>
+            <w:shd w:val="clear" w:color="auto" w:fill="FFFFFF" w:themeFill="background1"/>
+            <w:vAlign w:val="center"/>
+          </w:tcPr>
+          <w:p>
+            <w:pPr>
+              <w:rPr>
+                <w:rFonts w:ascii="Arial" w:hAnsi="Arial" w:cs="Arial"/>
+                <w:sz w:val="16"/>
+                <w:szCs w:val="16"/>
+              </w:rPr>
+            </w:pPr>
+            <w:r>
+              <w:rPr>
+                <w:rFonts w:ascii="Arial" w:hAnsi="Arial" w:cs="Arial"/>
+                <w:sz w:val="16"/>
+                <w:szCs w:val="16"/>
+              </w:rPr>
+              <w:t>Thêm SP với price = 0</w:t>
+            </w:r>
+          </w:p>
+        </w:tc>
+        <w:tc>
+          <w:tcPr>
+            <w:tcW w:w="3169" w:type="dxa"/>
+            <w:shd w:val="clear" w:color="auto" w:fill="FFFFFF" w:themeFill="background1"/>
+            <w:vAlign w:val="center"/>
+          </w:tcPr>
+          <w:p>
+            <w:pPr>
+              <w:rPr>
+                <w:rFonts w:ascii="Arial" w:hAnsi="Arial" w:cs="Arial"/>
+                <w:sz w:val="16"/>
+                <w:szCs w:val="16"/>
+              </w:rPr>
+            </w:pPr>
+            <w:r>
+              <w:rPr>
+                <w:rFonts w:ascii="Arial" w:hAnsi="Arial" w:cs="Arial"/>
+                <w:sz w:val="16"/>
+                <w:szCs w:val="16"/>
+              </w:rPr>
+              <w:t>Thêm SP có price=0 vào giỏ</w:t>
+            </w:r>
+          </w:p>
+        </w:tc>
+        <w:tc>
+          <w:tcPr>
+            <w:tcW w:w="1423" w:type="dxa"/>
+            <w:shd w:val="clear" w:color="auto" w:fill="FFFFFF" w:themeFill="background1"/>
+            <w:vAlign w:val="center"/>
+          </w:tcPr>
+          <w:p>
+            <w:pPr>
+              <w:rPr>
+                <w:rFonts w:ascii="Arial" w:hAnsi="Arial" w:cs="Arial"/>
+                <w:sz w:val="16"/>
+                <w:szCs w:val="16"/>
+              </w:rPr>
+            </w:pPr>
+            <w:r>
+              <w:rPr>
+                <w:rFonts w:ascii="Arial" w:hAnsi="Arial" w:cs="Arial"/>
+                <w:sz w:val="16"/>
+                <w:szCs w:val="16"/>
+              </w:rPr>
+              <w:t>Đơn giá=0₫, Thành tiền=0₫, Tổng cộng=0₫ — hệ thống nên từ chối hoặc cảnh báo</w:t>
+            </w:r>
+          </w:p>
+        </w:tc>
+        <w:tc>
+          <w:tcPr>
+            <w:tcW w:w="1179" w:type="dxa"/>
+            <w:shd w:val="clear" w:color="auto" w:fill="FFFFFF" w:themeFill="background1"/>
+            <w:vAlign w:val="center"/>
+          </w:tcPr>
+          <w:p>
+            <w:pPr>
+              <w:rPr>
+                <w:rFonts w:ascii="Arial" w:hAnsi="Arial" w:cs="Arial"/>
+                <w:sz w:val="16"/>
+                <w:szCs w:val="16"/>
+              </w:rPr>
+            </w:pPr>
+            <w:r>
+              <w:rPr>
+                <w:rFonts w:ascii="Arial" w:hAnsi="Arial" w:cs="Arial"/>
+                <w:sz w:val="16"/>
+                <w:szCs w:val="16"/>
+              </w:rPr>
+              <w:t>Invalid</w:t>
+            </w:r>
+          </w:p>
+        </w:tc>
+      </w:tr>
+      <w:tr>
+        <w:trPr>
+          <w:trHeight w:val="538"/>
+        </w:trPr>
+        <w:tc>
+          <w:tcPr>
+            <w:tcW w:w="1448" w:type="dxa"/>
+            <w:shd w:val="clear" w:color="auto" w:fill="FFFFFF" w:themeFill="background1"/>
+            <w:vAlign w:val="center"/>
+          </w:tcPr>
+          <w:p>
+            <w:pPr>
+              <w:rPr>
+                <w:rFonts w:ascii="Arial" w:hAnsi="Arial" w:cs="Arial"/>
+                <w:sz w:val="16"/>
+                <w:szCs w:val="16"/>
+              </w:rPr>
+            </w:pPr>
+            <w:r>
+              <w:rPr>
+                <w:rFonts w:ascii="Arial" w:hAnsi="Arial" w:cs="Arial"/>
+                <w:sz w:val="16"/>
+                <w:szCs w:val="16"/>
+              </w:rPr>
+              <w:t>TC-FR07-014</w:t>
+            </w:r>
+          </w:p>
+        </w:tc>
+        <w:tc>
+          <w:tcPr>
+            <w:tcW w:w="1637" w:type="dxa"/>
+            <w:shd w:val="clear" w:color="auto" w:fill="FFFFFF" w:themeFill="background1"/>
+            <w:vAlign w:val="center"/>
+          </w:tcPr>
+          <w:p>
+            <w:pPr>
+              <w:rPr>
+                <w:rFonts w:ascii="Arial" w:hAnsi="Arial" w:cs="Arial"/>
+                <w:sz w:val="16"/>
+                <w:szCs w:val="16"/>
+              </w:rPr>
+            </w:pPr>
+            <w:r>
+              <w:rPr>
+                <w:rFonts w:ascii="Arial" w:hAnsi="Arial" w:cs="Arial"/>
+                <w:sz w:val="16"/>
+                <w:szCs w:val="16"/>
+              </w:rPr>
+              <w:t>Thêm SP với price âm</w:t>
+            </w:r>
+          </w:p>
+        </w:tc>
+        <w:tc>
+          <w:tcPr>
+            <w:tcW w:w="3169" w:type="dxa"/>
+            <w:shd w:val="clear" w:color="auto" w:fill="FFFFFF" w:themeFill="background1"/>
+            <w:vAlign w:val="center"/>
+          </w:tcPr>
+          <w:p>
+            <w:pPr>
+              <w:rPr>
+                <w:rFonts w:ascii="Arial" w:hAnsi="Arial" w:cs="Arial"/>
+                <w:sz w:val="16"/>
+                <w:szCs w:val="16"/>
+              </w:rPr>
+            </w:pPr>
+            <w:r>
+              <w:rPr>
+                <w:rFonts w:ascii="Arial" w:hAnsi="Arial" w:cs="Arial"/>
+                <w:sz w:val="16"/>
+                <w:szCs w:val="16"/>
+              </w:rPr>
+              <w:t>Thêm SP có price=-50000 vào giỏ</w:t>
+            </w:r>
+          </w:p>
+        </w:tc>
+        <w:tc>
+          <w:tcPr>
+            <w:tcW w:w="1423" w:type="dxa"/>
+            <w:shd w:val="clear" w:color="auto" w:fill="FFFFFF" w:themeFill="background1"/>
+            <w:vAlign w:val="center"/>
+          </w:tcPr>
+          <w:p>
+            <w:pPr>
+              <w:rPr>
+                <w:rFonts w:ascii="Arial" w:hAnsi="Arial" w:cs="Arial"/>
+                <w:sz w:val="16"/>
+                <w:szCs w:val="16"/>
+              </w:rPr>
+            </w:pPr>
+            <w:r>
+              <w:rPr>
+                <w:rFonts w:ascii="Arial" w:hAnsi="Arial" w:cs="Arial"/>
+                <w:sz w:val="16"/>
+                <w:szCs w:val="16"/>
+              </w:rPr>
+              <w:t>Hệ thống từ chối SP có giá âm</w:t>
+            </w:r>
+          </w:p>
+        </w:tc>
+        <w:tc>
+          <w:tcPr>
+            <w:tcW w:w="1179" w:type="dxa"/>
+            <w:shd w:val="clear" w:color="auto" w:fill="FFFFFF" w:themeFill="background1"/>
+            <w:vAlign w:val="center"/>
+          </w:tcPr>
+          <w:p>
+            <w:pPr>
+              <w:rPr>
+                <w:rFonts w:ascii="Arial" w:hAnsi="Arial" w:cs="Arial"/>
+                <w:sz w:val="16"/>
+                <w:szCs w:val="16"/>
+              </w:rPr>
+            </w:pPr>
+            <w:r>
+              <w:rPr>
+                <w:rFonts w:ascii="Arial" w:hAnsi="Arial" w:cs="Arial"/>
+                <w:sz w:val="16"/>
+                <w:szCs w:val="16"/>
+              </w:rPr>
+              <w:t>Invalid</w:t>
+            </w:r>
+          </w:p>
+        </w:tc>
+      </w:tr>
+      <w:tr>
+        <w:trPr>
+          <w:trHeight w:val="538"/>
+        </w:trPr>
+        <w:tc>
+          <w:tcPr>
+            <w:tcW w:w="1448" w:type="dxa"/>
+            <w:shd w:val="clear" w:color="auto" w:fill="FFFFFF" w:themeFill="background1"/>
+            <w:vAlign w:val="center"/>
+          </w:tcPr>
+          <w:p>
+            <w:pPr>
+              <w:rPr>
+                <w:rFonts w:ascii="Arial" w:hAnsi="Arial" w:cs="Arial"/>
+                <w:sz w:val="16"/>
+                <w:szCs w:val="16"/>
+              </w:rPr>
+            </w:pPr>
+            <w:r>
+              <w:rPr>
+                <w:rFonts w:ascii="Arial" w:hAnsi="Arial" w:cs="Arial"/>
+                <w:sz w:val="16"/>
+                <w:szCs w:val="16"/>
+              </w:rPr>
+              <w:t>TC-FR07-015</w:t>
+            </w:r>
+          </w:p>
+        </w:tc>
+        <w:tc>
+          <w:tcPr>
+            <w:tcW w:w="1637" w:type="dxa"/>
+            <w:shd w:val="clear" w:color="auto" w:fill="FFFFFF" w:themeFill="background1"/>
+            <w:vAlign w:val="center"/>
+          </w:tcPr>
+          <w:p>
+            <w:pPr>
+              <w:rPr>
+                <w:rFonts w:ascii="Arial" w:hAnsi="Arial" w:cs="Arial"/>
+                <w:sz w:val="16"/>
+                <w:szCs w:val="16"/>
+              </w:rPr>
+            </w:pPr>
+            <w:r>
+              <w:rPr>
+                <w:rFonts w:ascii="Arial" w:hAnsi="Arial" w:cs="Arial"/>
+                <w:sz w:val="16"/>
+                <w:szCs w:val="16"/>
+              </w:rPr>
+              <w:t>Xóa SP không có dialog xác nhận</w:t>
+            </w:r>
+          </w:p>
+        </w:tc>
+        <w:tc>
+          <w:tcPr>
+            <w:tcW w:w="3169" w:type="dxa"/>
+            <w:shd w:val="clear" w:color="auto" w:fill="FFFFFF" w:themeFill="background1"/>
+            <w:vAlign w:val="center"/>
+          </w:tcPr>
+          <w:p>
+            <w:pPr>
+              <w:rPr>
+                <w:rFonts w:ascii="Arial" w:hAnsi="Arial" w:cs="Arial"/>
+                <w:sz w:val="16"/>
+                <w:szCs w:val="16"/>
+              </w:rPr>
+            </w:pPr>
+            <w:r>
+              <w:rPr>
+                <w:rFonts w:ascii="Arial" w:hAnsi="Arial" w:cs="Arial"/>
+                <w:sz w:val="16"/>
+                <w:szCs w:val="16"/>
+              </w:rPr>
+              <w:t>Đăng nhập → Thêm SP → Nhấn "Xóa"</w:t>
+            </w:r>
+          </w:p>
+        </w:tc>
+        <w:tc>
+          <w:tcPr>
+            <w:tcW w:w="1423" w:type="dxa"/>
+            <w:shd w:val="clear" w:color="auto" w:fill="FFFFFF" w:themeFill="background1"/>
+            <w:vAlign w:val="center"/>
+          </w:tcPr>
+          <w:p>
+            <w:pPr>
+              <w:rPr>
+                <w:rFonts w:ascii="Arial" w:hAnsi="Arial" w:cs="Arial"/>
+                <w:sz w:val="16"/>
+                <w:szCs w:val="16"/>
+              </w:rPr>
+            </w:pPr>
+            <w:r>
+              <w:rPr>
+                <w:rFonts w:ascii="Arial" w:hAnsi="Arial" w:cs="Arial"/>
+                <w:sz w:val="16"/>
+                <w:szCs w:val="16"/>
+              </w:rPr>
+              <w:t>Theo đặc tả: phải có dialog xác nhận trước khi xóa. Nếu xóa trực tiếp → lỗi</w:t>
+            </w:r>
+          </w:p>
+        </w:tc>
+        <w:tc>
+          <w:tcPr>
+            <w:tcW w:w="1179" w:type="dxa"/>
+            <w:shd w:val="clear" w:color="auto" w:fill="FFFFFF" w:themeFill="background1"/>
+            <w:vAlign w:val="center"/>
+          </w:tcPr>
+          <w:p>
+            <w:pPr>
+              <w:rPr>
+                <w:rFonts w:ascii="Arial" w:hAnsi="Arial" w:cs="Arial"/>
+                <w:sz w:val="16"/>
+                <w:szCs w:val="16"/>
+              </w:rPr>
+            </w:pPr>
+            <w:r>
+              <w:rPr>
+                <w:rFonts w:ascii="Arial" w:hAnsi="Arial" w:cs="Arial"/>
+                <w:sz w:val="16"/>
+                <w:szCs w:val="16"/>
+              </w:rPr>
+              <w:t>Invalid</w:t>
+            </w:r>
+          </w:p>
+        </w:tc>
+      </w:tr>
+      <w:tr>
+        <w:trPr>
+          <w:trHeight w:val="538"/>
+        </w:trPr>
+        <w:tc>
+          <w:tcPr>
+            <w:tcW w:w="1448" w:type="dxa"/>
+            <w:shd w:val="clear" w:color="auto" w:fill="FFFFFF" w:themeFill="background1"/>
+            <w:vAlign w:val="center"/>
+          </w:tcPr>
+          <w:p>
+            <w:pPr>
+              <w:rPr>
+                <w:rFonts w:ascii="Arial" w:hAnsi="Arial" w:cs="Arial"/>
+                <w:sz w:val="16"/>
+                <w:szCs w:val="16"/>
+              </w:rPr>
+            </w:pPr>
+            <w:r>
+              <w:rPr>
+                <w:rFonts w:ascii="Arial" w:hAnsi="Arial" w:cs="Arial"/>
+                <w:sz w:val="16"/>
+                <w:szCs w:val="16"/>
+              </w:rPr>
+              <w:t>TC-FR07-016</w:t>
+            </w:r>
+          </w:p>
+        </w:tc>
+        <w:tc>
+          <w:tcPr>
+            <w:tcW w:w="1637" w:type="dxa"/>
+            <w:shd w:val="clear" w:color="auto" w:fill="FFFFFF" w:themeFill="background1"/>
+            <w:vAlign w:val="center"/>
+          </w:tcPr>
+          <w:p>
+            <w:pPr>
+              <w:rPr>
+                <w:rFonts w:ascii="Arial" w:hAnsi="Arial" w:cs="Arial"/>
+                <w:sz w:val="16"/>
+                <w:szCs w:val="16"/>
+              </w:rPr>
+            </w:pPr>
+            <w:r>
+              <w:rPr>
+                <w:rFonts w:ascii="Arial" w:hAnsi="Arial" w:cs="Arial"/>
+                <w:sz w:val="16"/>
+                <w:szCs w:val="16"/>
+              </w:rPr>
+              <w:t>Thao tác giỏ hàng khi chưa đăng nhập</w:t>
+            </w:r>
+          </w:p>
+        </w:tc>
+        <w:tc>
+          <w:tcPr>
+            <w:tcW w:w="3169" w:type="dxa"/>
+            <w:shd w:val="clear" w:color="auto" w:fill="FFFFFF" w:themeFill="background1"/>
+            <w:vAlign w:val="center"/>
+          </w:tcPr>
+          <w:p>
+            <w:pPr>
+              <w:rPr>
+                <w:rFonts w:ascii="Arial" w:hAnsi="Arial" w:cs="Arial"/>
+                <w:sz w:val="16"/>
+                <w:szCs w:val="16"/>
+              </w:rPr>
+            </w:pPr>
+            <w:r>
+              <w:rPr>
+                <w:rFonts w:ascii="Arial" w:hAnsi="Arial" w:cs="Arial"/>
+                <w:sz w:val="16"/>
+                <w:szCs w:val="16"/>
+              </w:rPr>
+              <w:t>Chưa đăng nhập → Gọi API GET/POST /api/cart</w:t>
+            </w:r>
+          </w:p>
+        </w:tc>
+        <w:tc>
+          <w:tcPr>
+            <w:tcW w:w="1423" w:type="dxa"/>
+            <w:shd w:val="clear" w:color="auto" w:fill="FFFFFF" w:themeFill="background1"/>
+            <w:vAlign w:val="center"/>
+          </w:tcPr>
+          <w:p>
+            <w:pPr>
+              <w:rPr>
+                <w:rFonts w:ascii="Arial" w:hAnsi="Arial" w:cs="Arial"/>
+                <w:sz w:val="16"/>
+                <w:szCs w:val="16"/>
+              </w:rPr>
+            </w:pPr>
+            <w:r>
+              <w:rPr>
+                <w:rFonts w:ascii="Arial" w:hAnsi="Arial" w:cs="Arial"/>
+                <w:sz w:val="16"/>
+                <w:szCs w:val="16"/>
+              </w:rPr>
+              <w:t>Hệ thống trả về 401 Unauthorized hoặc chuyển hướng đến trang đăng nhập</w:t>
+            </w:r>
+          </w:p>
+        </w:tc>
+        <w:tc>
+          <w:tcPr>
+            <w:tcW w:w="1179" w:type="dxa"/>
+            <w:shd w:val="clear" w:color="auto" w:fill="FFFFFF" w:themeFill="background1"/>
+            <w:vAlign w:val="center"/>
+          </w:tcPr>
+          <w:p>
+            <w:pPr>
+              <w:rPr>
+                <w:rFonts w:ascii="Arial" w:hAnsi="Arial" w:cs="Arial"/>
+                <w:sz w:val="16"/>
+                <w:szCs w:val="16"/>
+              </w:rPr>
+            </w:pPr>
+            <w:r>
+              <w:rPr>
+                <w:rFonts w:ascii="Arial" w:hAnsi="Arial" w:cs="Arial"/>
+                <w:sz w:val="16"/>
+                <w:szCs w:val="16"/>
+              </w:rPr>
+              <w:t>Invalid</w:t>
+            </w:r>
+          </w:p>
+        </w:tc>
+      </w:tr>
+      <w:tr>
+        <w:trPr>
+          <w:trHeight w:val="538"/>
+        </w:trPr>
+        <w:tc>
+          <w:tcPr>
+            <w:tcW w:w="1448" w:type="dxa"/>
+            <w:shd w:val="clear" w:color="auto" w:fill="FFFFFF" w:themeFill="background1"/>
+            <w:vAlign w:val="center"/>
+          </w:tcPr>
+          <w:p>
+            <w:pPr>
+              <w:rPr>
+                <w:rFonts w:ascii="Arial" w:hAnsi="Arial" w:cs="Arial"/>
+                <w:sz w:val="16"/>
+                <w:szCs w:val="16"/>
+              </w:rPr>
+            </w:pPr>
+            <w:r>
+              <w:rPr>
+                <w:rFonts w:ascii="Arial" w:hAnsi="Arial" w:cs="Arial"/>
+                <w:sz w:val="16"/>
+                <w:szCs w:val="16"/>
+              </w:rPr>
+              <w:t>TC-FR07-017</w:t>
+            </w:r>
+          </w:p>
+        </w:tc>
+        <w:tc>
+          <w:tcPr>
+            <w:tcW w:w="1637" w:type="dxa"/>
+            <w:shd w:val="clear" w:color="auto" w:fill="FFFFFF" w:themeFill="background1"/>
+            <w:vAlign w:val="center"/>
+          </w:tcPr>
+          <w:p>
+            <w:pPr>
+              <w:rPr>
+                <w:rFonts w:ascii="Arial" w:hAnsi="Arial" w:cs="Arial"/>
+                <w:sz w:val="16"/>
+                <w:szCs w:val="16"/>
+              </w:rPr>
+            </w:pPr>
+            <w:r>
+              <w:rPr>
+                <w:rFonts w:ascii="Arial" w:hAnsi="Arial" w:cs="Arial"/>
+                <w:sz w:val="16"/>
+                <w:szCs w:val="16"/>
+              </w:rPr>
+              <w:t>Thao tác giỏ hàng với token hết hạn</w:t>
+            </w:r>
+          </w:p>
+        </w:tc>
+        <w:tc>
+          <w:tcPr>
+            <w:tcW w:w="3169" w:type="dxa"/>
+            <w:shd w:val="clear" w:color="auto" w:fill="FFFFFF" w:themeFill="background1"/>
+            <w:vAlign w:val="center"/>
+          </w:tcPr>
+          <w:p>
+            <w:pPr>
+              <w:rPr>
+                <w:rFonts w:ascii="Arial" w:hAnsi="Arial" w:cs="Arial"/>
+                <w:sz w:val="16"/>
+                <w:szCs w:val="16"/>
+              </w:rPr>
+            </w:pPr>
+            <w:r>
+              <w:rPr>
+                <w:rFonts w:ascii="Arial" w:hAnsi="Arial" w:cs="Arial"/>
+                <w:sz w:val="16"/>
+                <w:szCs w:val="16"/>
+              </w:rPr>
+              <w:t>Token JWT hết hạn → Gọi API GET /api/cart</w:t>
+            </w:r>
+          </w:p>
+        </w:tc>
+        <w:tc>
+          <w:tcPr>
+            <w:tcW w:w="1423" w:type="dxa"/>
+            <w:shd w:val="clear" w:color="auto" w:fill="FFFFFF" w:themeFill="background1"/>
+            <w:vAlign w:val="center"/>
+          </w:tcPr>
+          <w:p>
+            <w:pPr>
+              <w:rPr>
+                <w:rFonts w:ascii="Arial" w:hAnsi="Arial" w:cs="Arial"/>
+                <w:sz w:val="16"/>
+                <w:szCs w:val="16"/>
+              </w:rPr>
+            </w:pPr>
+            <w:r>
+              <w:rPr>
+                <w:rFonts w:ascii="Arial" w:hAnsi="Arial" w:cs="Arial"/>
+                <w:sz w:val="16"/>
+                <w:szCs w:val="16"/>
+              </w:rPr>
+              <w:t>Hệ thống trả về 401/403. Yêu cầu đăng nhập lại</w:t>
+            </w:r>
+          </w:p>
+        </w:tc>
+        <w:tc>
+          <w:tcPr>
+            <w:tcW w:w="1179" w:type="dxa"/>
+            <w:shd w:val="clear" w:color="auto" w:fill="FFFFFF" w:themeFill="background1"/>
+            <w:vAlign w:val="center"/>
+          </w:tcPr>
+          <w:p>
+            <w:pPr>
+              <w:rPr>
+                <w:rFonts w:ascii="Arial" w:hAnsi="Arial" w:cs="Arial"/>
+                <w:sz w:val="16"/>
+                <w:szCs w:val="16"/>
+              </w:rPr>
+            </w:pPr>
+            <w:r>
+              <w:rPr>
+                <w:rFonts w:ascii="Arial" w:hAnsi="Arial" w:cs="Arial"/>
+                <w:sz w:val="16"/>
+                <w:szCs w:val="16"/>
+              </w:rPr>
+              <w:t>Invalid</w:t>
+            </w:r>
+          </w:p>
+        </w:tc>
+      </w:tr>
+      <w:tr>
+        <w:trPr>
+          <w:trHeight w:val="538"/>
+        </w:trPr>
+        <w:tc>
+          <w:tcPr>
+            <w:tcW w:w="1448" w:type="dxa"/>
+            <w:shd w:val="clear" w:color="auto" w:fill="FFFFFF" w:themeFill="background1"/>
+            <w:vAlign w:val="center"/>
+          </w:tcPr>
+          <w:p>
+            <w:pPr>
+              <w:rPr>
+                <w:rFonts w:ascii="Arial" w:hAnsi="Arial" w:cs="Arial"/>
+                <w:sz w:val="16"/>
+                <w:szCs w:val="16"/>
+              </w:rPr>
+            </w:pPr>
+            <w:r>
+              <w:rPr>
+                <w:rFonts w:ascii="Arial" w:hAnsi="Arial" w:cs="Arial"/>
+                <w:sz w:val="16"/>
+                <w:szCs w:val="16"/>
+              </w:rPr>
+              <w:lastRenderedPageBreak/>
+              <w:t>TC-FR07-018</w:t>
+            </w:r>
+          </w:p>
+        </w:tc>
+        <w:tc>
+          <w:tcPr>
+            <w:tcW w:w="1637" w:type="dxa"/>
+            <w:shd w:val="clear" w:color="auto" w:fill="FFFFFF" w:themeFill="background1"/>
+            <w:vAlign w:val="center"/>
+          </w:tcPr>
+          <w:p>
+            <w:pPr>
+              <w:rPr>
+                <w:rFonts w:ascii="Arial" w:hAnsi="Arial" w:cs="Arial"/>
+                <w:sz w:val="16"/>
+                <w:szCs w:val="16"/>
+              </w:rPr>
+            </w:pPr>
+            <w:r>
+              <w:rPr>
+                <w:rFonts w:ascii="Arial" w:hAnsi="Arial" w:cs="Arial"/>
+                <w:sz w:val="16"/>
+                <w:szCs w:val="16"/>
+              </w:rPr>
+              <w:t>Kiểm tra nhãn "Tổng cộng"</w:t>
+            </w:r>
+          </w:p>
+        </w:tc>
+        <w:tc>
+          <w:tcPr>
+            <w:tcW w:w="3169" w:type="dxa"/>
+            <w:shd w:val="clear" w:color="auto" w:fill="FFFFFF" w:themeFill="background1"/>
+            <w:vAlign w:val="center"/>
+          </w:tcPr>
+          <w:p>
+            <w:pPr>
+              <w:rPr>
+                <w:rFonts w:ascii="Arial" w:hAnsi="Arial" w:cs="Arial"/>
+                <w:sz w:val="16"/>
+                <w:szCs w:val="16"/>
+              </w:rPr>
+            </w:pPr>
+            <w:r>
+              <w:rPr>
+                <w:rFonts w:ascii="Arial" w:hAnsi="Arial" w:cs="Arial"/>
+                <w:sz w:val="16"/>
+                <w:szCs w:val="16"/>
+              </w:rPr>
+              <w:t>Đăng nhập → Thêm SP vào giỏ → Xem giỏ hàng</w:t>
+            </w:r>
+          </w:p>
+        </w:tc>
+        <w:tc>
+          <w:tcPr>
+            <w:tcW w:w="1423" w:type="dxa"/>
+            <w:shd w:val="clear" w:color="auto" w:fill="FFFFFF" w:themeFill="background1"/>
+            <w:vAlign w:val="center"/>
+          </w:tcPr>
+          <w:p>
+            <w:pPr>
+              <w:rPr>
+                <w:rFonts w:ascii="Arial" w:hAnsi="Arial" w:cs="Arial"/>
+                <w:sz w:val="16"/>
+                <w:szCs w:val="16"/>
+              </w:rPr>
+            </w:pPr>
+            <w:r>
+              <w:rPr>
+                <w:rFonts w:ascii="Arial" w:hAnsi="Arial" w:cs="Arial"/>
+                <w:sz w:val="16"/>
+                <w:szCs w:val="16"/>
+              </w:rPr>
+              <w:t>Nhãn tổng tiền hiển thị chính xác "Tổng cộng" (không phải "Tổng tạm tính")</w:t>
+            </w:r>
+          </w:p>
+        </w:tc>
+        <w:tc>
+          <w:tcPr>
+            <w:tcW w:w="1179" w:type="dxa"/>
+            <w:shd w:val="clear" w:color="auto" w:fill="FFFFFF" w:themeFill="background1"/>
+            <w:vAlign w:val="center"/>
+          </w:tcPr>
+          <w:p>
+            <w:pPr>
+              <w:rPr>
+                <w:rFonts w:ascii="Arial" w:hAnsi="Arial" w:cs="Arial"/>
+                <w:sz w:val="16"/>
+                <w:szCs w:val="16"/>
+              </w:rPr>
+            </w:pPr>
+            <w:r>
+              <w:rPr>
+                <w:rFonts w:ascii="Arial" w:hAnsi="Arial" w:cs="Arial"/>
+                <w:sz w:val="16"/>
+                <w:szCs w:val="16"/>
+              </w:rPr>
+              <w:t>Valid</w:t>
+            </w:r>
+          </w:p>
+        </w:tc>
+      </w:tr>
+      <w:tr>
+        <w:trPr>
+          <w:trHeight w:val="538"/>
+        </w:trPr>
+        <w:tc>
+          <w:tcPr>
+            <w:tcW w:w="1448" w:type="dxa"/>
+            <w:shd w:val="clear" w:color="auto" w:fill="FFFFFF" w:themeFill="background1"/>
+            <w:vAlign w:val="center"/>
+          </w:tcPr>
+          <w:p>
+            <w:pPr>
+              <w:rPr>
+                <w:rFonts w:ascii="Arial" w:hAnsi="Arial" w:cs="Arial"/>
+                <w:sz w:val="16"/>
+                <w:szCs w:val="16"/>
+              </w:rPr>
+            </w:pPr>
+            <w:r>
+              <w:rPr>
+                <w:rFonts w:ascii="Arial" w:hAnsi="Arial" w:cs="Arial"/>
+                <w:sz w:val="16"/>
+                <w:szCs w:val="16"/>
+              </w:rPr>
+              <w:t>TC-FR07-019</w:t>
+            </w:r>
+          </w:p>
+        </w:tc>
+        <w:tc>
+          <w:tcPr>
+            <w:tcW w:w="1637" w:type="dxa"/>
+            <w:shd w:val="clear" w:color="auto" w:fill="FFFFFF" w:themeFill="background1"/>
+            <w:vAlign w:val="center"/>
+          </w:tcPr>
+          <w:p>
+            <w:pPr>
+              <w:rPr>
+                <w:rFonts w:ascii="Arial" w:hAnsi="Arial" w:cs="Arial"/>
+                <w:sz w:val="16"/>
+                <w:szCs w:val="16"/>
+              </w:rPr>
+            </w:pPr>
+            <w:r>
+              <w:rPr>
+                <w:rFonts w:ascii="Arial" w:hAnsi="Arial" w:cs="Arial"/>
+                <w:sz w:val="16"/>
+                <w:szCs w:val="16"/>
+              </w:rPr>
+              <w:t>Kiểm tra nhãn nút "Tiếp tục mua sắm"</w:t>
+            </w:r>
+          </w:p>
+        </w:tc>
+        <w:tc>
+          <w:tcPr>
+            <w:tcW w:w="3169" w:type="dxa"/>
+            <w:shd w:val="clear" w:color="auto" w:fill="FFFFFF" w:themeFill="background1"/>
+            <w:vAlign w:val="center"/>
+          </w:tcPr>
+          <w:p>
+            <w:pPr>
+              <w:rPr>
+                <w:rFonts w:ascii="Arial" w:hAnsi="Arial" w:cs="Arial"/>
+                <w:sz w:val="16"/>
+                <w:szCs w:val="16"/>
+              </w:rPr>
+            </w:pPr>
+            <w:r>
+              <w:rPr>
+                <w:rFonts w:ascii="Arial" w:hAnsi="Arial" w:cs="Arial"/>
+                <w:sz w:val="16"/>
+                <w:szCs w:val="16"/>
+              </w:rPr>
+              <w:t>Đăng nhập → Mở giỏ hàng</w:t>
+            </w:r>
+          </w:p>
+        </w:tc>
+        <w:tc>
+          <w:tcPr>
+            <w:tcW w:w="1423" w:type="dxa"/>
+            <w:shd w:val="clear" w:color="auto" w:fill="FFFFFF" w:themeFill="background1"/>
+            <w:vAlign w:val="center"/>
+          </w:tcPr>
+          <w:p>
+            <w:pPr>
+              <w:rPr>
+                <w:rFonts w:ascii="Arial" w:hAnsi="Arial" w:cs="Arial"/>
+                <w:sz w:val="16"/>
+                <w:szCs w:val="16"/>
+              </w:rPr>
+            </w:pPr>
+            <w:r>
+              <w:rPr>
+                <w:rFonts w:ascii="Arial" w:hAnsi="Arial" w:cs="Arial"/>
+                <w:sz w:val="16"/>
+                <w:szCs w:val="16"/>
+              </w:rPr>
+              <w:t>Nút quay về trang chủ hiển thị nhãn "Tiếp tục mua sắm" (không phải "← Mua tiếp")</w:t>
+            </w:r>
+          </w:p>
+        </w:tc>
+        <w:tc>
+          <w:tcPr>
+            <w:tcW w:w="1179" w:type="dxa"/>
+            <w:shd w:val="clear" w:color="auto" w:fill="FFFFFF" w:themeFill="background1"/>
+            <w:vAlign w:val="center"/>
+          </w:tcPr>
+          <w:p>
+            <w:pPr>
+              <w:rPr>
+                <w:rFonts w:ascii="Arial" w:hAnsi="Arial" w:cs="Arial"/>
+                <w:sz w:val="16"/>
+                <w:szCs w:val="16"/>
+              </w:rPr>
+            </w:pPr>
+            <w:r>
+              <w:rPr>
+                <w:rFonts w:ascii="Arial" w:hAnsi="Arial" w:cs="Arial"/>
+                <w:sz w:val="16"/>
+                <w:szCs w:val="16"/>
+              </w:rPr>
+              <w:t>Valid</w:t>
+            </w:r>
+          </w:p>
+        </w:tc>
+      </w:tr>
+      <w:tr>
+        <w:trPr>
+          <w:trHeight w:val="538"/>
+        </w:trPr>
+        <w:tc>
+          <w:tcPr>
+            <w:tcW w:w="1448" w:type="dxa"/>
+            <w:shd w:val="clear" w:color="auto" w:fill="FFFFFF" w:themeFill="background1"/>
+            <w:vAlign w:val="center"/>
+          </w:tcPr>
+          <w:p>
+            <w:pPr>
+              <w:rPr>
+                <w:rFonts w:ascii="Arial" w:hAnsi="Arial" w:cs="Arial"/>
+                <w:sz w:val="16"/>
+                <w:szCs w:val="16"/>
+              </w:rPr>
+            </w:pPr>
+            <w:r>
+              <w:rPr>
+                <w:rFonts w:ascii="Arial" w:hAnsi="Arial" w:cs="Arial"/>
+                <w:sz w:val="16"/>
+                <w:szCs w:val="16"/>
+              </w:rPr>
+              <w:t>TC-FR07-020</w:t>
+            </w:r>
+          </w:p>
+        </w:tc>
+        <w:tc>
+          <w:tcPr>
+            <w:tcW w:w="1637" w:type="dxa"/>
+            <w:shd w:val="clear" w:color="auto" w:fill="FFFFFF" w:themeFill="background1"/>
+            <w:vAlign w:val="center"/>
+          </w:tcPr>
+          <w:p>
+            <w:pPr>
+              <w:rPr>
+                <w:rFonts w:ascii="Arial" w:hAnsi="Arial" w:cs="Arial"/>
+                <w:sz w:val="16"/>
+                <w:szCs w:val="16"/>
+              </w:rPr>
+            </w:pPr>
+            <w:r>
+              <w:rPr>
+                <w:rFonts w:ascii="Arial" w:hAnsi="Arial" w:cs="Arial"/>
+                <w:sz w:val="16"/>
+                <w:szCs w:val="16"/>
+              </w:rPr>
+              <w:t>Kiểm tra nút +/- chỉnh số lượng</w:t>
+            </w:r>
+          </w:p>
+        </w:tc>
+        <w:tc>
+          <w:tcPr>
+            <w:tcW w:w="3169" w:type="dxa"/>
+            <w:shd w:val="clear" w:color="auto" w:fill="FFFFFF" w:themeFill="background1"/>
+            <w:vAlign w:val="center"/>
+          </w:tcPr>
+          <w:p>
+            <w:pPr>
+              <w:rPr>
+                <w:rFonts w:ascii="Arial" w:hAnsi="Arial" w:cs="Arial"/>
+                <w:sz w:val="16"/>
+                <w:szCs w:val="16"/>
+              </w:rPr>
+            </w:pPr>
+            <w:r>
+              <w:rPr>
+                <w:rFonts w:ascii="Arial" w:hAnsi="Arial" w:cs="Arial"/>
+                <w:sz w:val="16"/>
+                <w:szCs w:val="16"/>
+              </w:rPr>
+              <w:t>Đăng nhập → Thêm SP → Xem giỏ hàng</w:t>
+            </w:r>
+          </w:p>
+        </w:tc>
+        <w:tc>
+          <w:tcPr>
+            <w:tcW w:w="1423" w:type="dxa"/>
+            <w:shd w:val="clear" w:color="auto" w:fill="FFFFFF" w:themeFill="background1"/>
+            <w:vAlign w:val="center"/>
+          </w:tcPr>
+          <w:p>
+            <w:pPr>
+              <w:rPr>
+                <w:rFonts w:ascii="Arial" w:hAnsi="Arial" w:cs="Arial"/>
+                <w:sz w:val="16"/>
+                <w:szCs w:val="16"/>
+              </w:rPr>
+            </w:pPr>
+            <w:r>
+              <w:rPr>
+                <w:rFonts w:ascii="Arial" w:hAnsi="Arial" w:cs="Arial"/>
+                <w:sz w:val="16"/>
+                <w:szCs w:val="16"/>
+              </w:rPr>
+              <w:t>Cột "Số lượng" có nút + và - để tăng/giảm số lượng</w:t>
+            </w:r>
+          </w:p>
+        </w:tc>
+        <w:tc>
+          <w:tcPr>
+            <w:tcW w:w="1179" w:type="dxa"/>
+            <w:shd w:val="clear" w:color="auto" w:fill="FFFFFF" w:themeFill="background1"/>
+            <w:vAlign w:val="center"/>
+          </w:tcPr>
+          <w:p>
+            <w:pPr>
+              <w:rPr>
+                <w:rFonts w:ascii="Arial" w:hAnsi="Arial" w:cs="Arial"/>
+                <w:sz w:val="16"/>
+                <w:szCs w:val="16"/>
+              </w:rPr>
+            </w:pPr>
+            <w:r>
+              <w:rPr>
+                <w:rFonts w:ascii="Arial" w:hAnsi="Arial" w:cs="Arial"/>
+                <w:sz w:val="16"/>
+                <w:szCs w:val="16"/>
+              </w:rPr>
+              <w:t>Valid</w:t>
+            </w:r>
+          </w:p>
+        </w:tc>
+      </w:tr>
+      <w:tr>
+        <w:trPr>
+          <w:trHeight w:val="538"/>
+        </w:trPr>
+        <w:tc>
+          <w:tcPr>
+            <w:tcW w:w="1448" w:type="dxa"/>
+            <w:shd w:val="clear" w:color="auto" w:fill="FFFFFF" w:themeFill="background1"/>
+            <w:vAlign w:val="center"/>
+          </w:tcPr>
+          <w:p>
+            <w:pPr>
+              <w:rPr>
+                <w:rFonts w:ascii="Arial" w:hAnsi="Arial" w:cs="Arial"/>
+                <w:sz w:val="16"/>
+                <w:szCs w:val="16"/>
+              </w:rPr>
+            </w:pPr>
+            <w:r>
+              <w:rPr>
+                <w:rFonts w:ascii="Arial" w:hAnsi="Arial" w:cs="Arial"/>
+                <w:sz w:val="16"/>
+                <w:szCs w:val="16"/>
+              </w:rPr>
+              <w:t>TC-FR07-021</w:t>
+            </w:r>
+          </w:p>
+        </w:tc>
+        <w:tc>
+          <w:tcPr>
+            <w:tcW w:w="1637" w:type="dxa"/>
+            <w:shd w:val="clear" w:color="auto" w:fill="FFFFFF" w:themeFill="background1"/>
+            <w:vAlign w:val="center"/>
+          </w:tcPr>
+          <w:p>
+            <w:pPr>
+              <w:rPr>
+                <w:rFonts w:ascii="Arial" w:hAnsi="Arial" w:cs="Arial"/>
+                <w:sz w:val="16"/>
+                <w:szCs w:val="16"/>
+              </w:rPr>
+            </w:pPr>
+            <w:r>
+              <w:rPr>
+                <w:rFonts w:ascii="Arial" w:hAnsi="Arial" w:cs="Arial"/>
+                <w:sz w:val="16"/>
+                <w:szCs w:val="16"/>
+              </w:rPr>
+              <w:t>Kiểm tra tính đúng của Thành tiền</w:t>
+            </w:r>
+          </w:p>
+        </w:tc>
+        <w:tc>
+          <w:tcPr>
+            <w:tcW w:w="3169" w:type="dxa"/>
+            <w:shd w:val="clear" w:color="auto" w:fill="FFFFFF" w:themeFill="background1"/>
+            <w:vAlign w:val="center"/>
+          </w:tcPr>
+          <w:p>
+            <w:pPr>
+              <w:rPr>
+                <w:rFonts w:ascii="Arial" w:hAnsi="Arial" w:cs="Arial"/>
+                <w:sz w:val="16"/>
+                <w:szCs w:val="16"/>
+              </w:rPr>
+            </w:pPr>
+            <w:r>
+              <w:rPr>
+                <w:rFonts w:ascii="Arial" w:hAnsi="Arial" w:cs="Arial"/>
+                <w:sz w:val="16"/>
+                <w:szCs w:val="16"/>
+              </w:rPr>
+              <w:t>Đăng nhập → Thêm "iPhone" (price=30.000.000₫, qty=2)</w:t>
+            </w:r>
+          </w:p>
+        </w:tc>
+        <w:tc>
+          <w:tcPr>
+            <w:tcW w:w="1423" w:type="dxa"/>
+            <w:shd w:val="clear" w:color="auto" w:fill="FFFFFF" w:themeFill="background1"/>
+            <w:vAlign w:val="center"/>
+          </w:tcPr>
+          <w:p>
+            <w:pPr>
+              <w:rPr>
+                <w:rFonts w:ascii="Arial" w:hAnsi="Arial" w:cs="Arial"/>
+                <w:sz w:val="16"/>
+                <w:szCs w:val="16"/>
+              </w:rPr>
+            </w:pPr>
+            <w:r>
+              <w:rPr>
+                <w:rFonts w:ascii="Arial" w:hAnsi="Arial" w:cs="Arial"/>
+                <w:sz w:val="16"/>
+                <w:szCs w:val="16"/>
+              </w:rPr>
+              <w:t>Thành tiền = 30.000.000 × 2 = 60.000.000₫</w:t>
+            </w:r>
+          </w:p>
+        </w:tc>
+        <w:tc>
+          <w:tcPr>
+            <w:tcW w:w="1179" w:type="dxa"/>
+            <w:shd w:val="clear" w:color="auto" w:fill="FFFFFF" w:themeFill="background1"/>
+            <w:vAlign w:val="center"/>
+          </w:tcPr>
+          <w:p>
+            <w:pPr>
+              <w:rPr>
+                <w:rFonts w:ascii="Arial" w:hAnsi="Arial" w:cs="Arial"/>
+                <w:sz w:val="16"/>
+                <w:szCs w:val="16"/>
+              </w:rPr>
+            </w:pPr>
+            <w:r>
+              <w:rPr>
+                <w:rFonts w:ascii="Arial" w:hAnsi="Arial" w:cs="Arial"/>
+                <w:sz w:val="16"/>
+                <w:szCs w:val="16"/>
+              </w:rPr>
+              <w:t>Valid</w:t>
+            </w:r>
+          </w:p>
+        </w:tc>
+      </w:tr>
+      <w:tr>
+        <w:trPr>
+          <w:trHeight w:val="538"/>
+        </w:trPr>
+        <w:tc>
+          <w:tcPr>
+            <w:tcW w:w="1448" w:type="dxa"/>
+            <w:shd w:val="clear" w:color="auto" w:fill="FFFFFF" w:themeFill="background1"/>
+            <w:vAlign w:val="center"/>
+          </w:tcPr>
+          <w:p>
+            <w:pPr>
+              <w:rPr>
+                <w:rFonts w:ascii="Arial" w:hAnsi="Arial" w:cs="Arial"/>
+                <w:sz w:val="16"/>
+                <w:szCs w:val="16"/>
+              </w:rPr>
+            </w:pPr>
+            <w:r>
+              <w:rPr>
+                <w:rFonts w:ascii="Arial" w:hAnsi="Arial" w:cs="Arial"/>
+                <w:sz w:val="16"/>
+                <w:szCs w:val="16"/>
+              </w:rPr>
+              <w:t>TC-FR07-022</w:t>
+            </w:r>
+          </w:p>
+        </w:tc>
+        <w:tc>
+          <w:tcPr>
+            <w:tcW w:w="1637" w:type="dxa"/>
+            <w:shd w:val="clear" w:color="auto" w:fill="FFFFFF" w:themeFill="background1"/>
+            <w:vAlign w:val="center"/>
+          </w:tcPr>
+          <w:p>
+            <w:pPr>
+              <w:rPr>
+                <w:rFonts w:ascii="Arial" w:hAnsi="Arial" w:cs="Arial"/>
+                <w:sz w:val="16"/>
+                <w:szCs w:val="16"/>
+              </w:rPr>
+            </w:pPr>
+            <w:r>
+              <w:rPr>
+                <w:rFonts w:ascii="Arial" w:hAnsi="Arial" w:cs="Arial"/>
+                <w:sz w:val="16"/>
+                <w:szCs w:val="16"/>
+              </w:rPr>
+              <w:t>Kiểm tra tổng tiền nhiều SP</w:t>
+            </w:r>
+          </w:p>
+        </w:tc>
+        <w:tc>
+          <w:tcPr>
+            <w:tcW w:w="3169" w:type="dxa"/>
+            <w:shd w:val="clear" w:color="auto" w:fill="FFFFFF" w:themeFill="background1"/>
+            <w:vAlign w:val="center"/>
+          </w:tcPr>
+          <w:p>
+            <w:pPr>
+              <w:rPr>
+                <w:rFonts w:ascii="Arial" w:hAnsi="Arial" w:cs="Arial"/>
+                <w:sz w:val="16"/>
+                <w:szCs w:val="16"/>
+              </w:rPr>
+            </w:pPr>
+            <w:r>
+              <w:rPr>
+                <w:rFonts w:ascii="Arial" w:hAnsi="Arial" w:cs="Arial"/>
+                <w:sz w:val="16"/>
+                <w:szCs w:val="16"/>
+              </w:rPr>
+              <w:t>Đăng nhập → Thêm SP A (price=30M, qty=1) + SP B (price=6M, qty=2)</w:t>
+            </w:r>
+          </w:p>
+        </w:tc>
+        <w:tc>
+          <w:tcPr>
+            <w:tcW w:w="1423" w:type="dxa"/>
+            <w:shd w:val="clear" w:color="auto" w:fill="FFFFFF" w:themeFill="background1"/>
+            <w:vAlign w:val="center"/>
+          </w:tcPr>
+          <w:p>
+            <w:pPr>
+              <w:rPr>
+                <w:rFonts w:ascii="Arial" w:hAnsi="Arial" w:cs="Arial"/>
+                <w:sz w:val="16"/>
+                <w:szCs w:val="16"/>
+              </w:rPr>
+            </w:pPr>
+            <w:r>
+              <w:rPr>
+                <w:rFonts w:ascii="Arial" w:hAnsi="Arial" w:cs="Arial"/>
+                <w:sz w:val="16"/>
+                <w:szCs w:val="16"/>
+              </w:rPr>
+              <w:t>Tổng cộng = 30.000.000 + 6.000.000×2 = 42.000.000₫</w:t>
+            </w:r>
+          </w:p>
+        </w:tc>
+        <w:tc>
+          <w:tcPr>
+            <w:tcW w:w="1179" w:type="dxa"/>
+            <w:shd w:val="clear" w:color="auto" w:fill="FFFFFF" w:themeFill="background1"/>
+            <w:vAlign w:val="center"/>
+          </w:tcPr>
+          <w:p>
+            <w:pPr>
+              <w:rPr>
+                <w:rFonts w:ascii="Arial" w:hAnsi="Arial" w:cs="Arial"/>
+                <w:sz w:val="16"/>
+                <w:szCs w:val="16"/>
+              </w:rPr>
+            </w:pPr>
+            <w:r>
+              <w:rPr>
+                <w:rFonts w:ascii="Arial" w:hAnsi="Arial" w:cs="Arial"/>
+                <w:sz w:val="16"/>
+                <w:szCs w:val="16"/>
+              </w:rPr>
+              <w:t>Valid</w:t>
+            </w:r>
+          </w:p>
+        </w:tc>
+      </w:tr>
+      <w:tr>
+        <w:trPr>
+          <w:trHeight w:val="538"/>
+        </w:trPr>
+        <w:tc>
+          <w:tcPr>
+            <w:tcW w:w="1448" w:type="dxa"/>
+            <w:shd w:val="clear" w:color="auto" w:fill="FFFFFF" w:themeFill="background1"/>
+            <w:vAlign w:val="center"/>
+          </w:tcPr>
+          <w:p>
+            <w:pPr>
+              <w:rPr>
+                <w:rFonts w:ascii="Arial" w:hAnsi="Arial" w:cs="Arial"/>
+                <w:sz w:val="16"/>
+                <w:szCs w:val="16"/>
+              </w:rPr>
+            </w:pPr>
+            <w:r>
+              <w:rPr>
+                <w:rFonts w:ascii="Arial" w:hAnsi="Arial" w:cs="Arial"/>
+                <w:sz w:val="16"/>
+                <w:szCs w:val="16"/>
+              </w:rPr>
+              <w:t>TC-FR07-023</w:t>
+            </w:r>
+          </w:p>
+        </w:tc>
+        <w:tc>
+          <w:tcPr>
+            <w:tcW w:w="1637" w:type="dxa"/>
+            <w:shd w:val="clear" w:color="auto" w:fill="FFFFFF" w:themeFill="background1"/>
+            <w:vAlign w:val="center"/>
+          </w:tcPr>
+          <w:p>
+            <w:pPr>
+              <w:rPr>
+                <w:rFonts w:ascii="Arial" w:hAnsi="Arial" w:cs="Arial"/>
+                <w:sz w:val="16"/>
+                <w:szCs w:val="16"/>
+              </w:rPr>
+            </w:pPr>
+            <w:r>
+              <w:rPr>
+                <w:rFonts w:ascii="Arial" w:hAnsi="Arial" w:cs="Arial"/>
+                <w:sz w:val="16"/>
+                <w:szCs w:val="16"/>
+              </w:rPr>
+              <w:t>Kiểm tra giỏ hàng trống — có hình minh họa</w:t>
+            </w:r>
+          </w:p>
+        </w:tc>
+        <w:tc>
+          <w:tcPr>
+            <w:tcW w:w="3169" w:type="dxa"/>
+            <w:shd w:val="clear" w:color="auto" w:fill="FFFFFF" w:themeFill="background1"/>
+            <w:vAlign w:val="center"/>
+          </w:tcPr>
+          <w:p>
+            <w:pPr>
+              <w:rPr>
+                <w:rFonts w:ascii="Arial" w:hAnsi="Arial" w:cs="Arial"/>
+                <w:sz w:val="16"/>
+                <w:szCs w:val="16"/>
+              </w:rPr>
+            </w:pPr>
+            <w:r>
+              <w:rPr>
+                <w:rFonts w:ascii="Arial" w:hAnsi="Arial" w:cs="Arial"/>
+                <w:sz w:val="16"/>
+                <w:szCs w:val="16"/>
+              </w:rPr>
+              <w:t>Xóa hết SP khỏi giỏ hoặc mở giỏ chưa có SP</w:t>
+            </w:r>
+          </w:p>
+        </w:tc>
+        <w:tc>
+          <w:tcPr>
+            <w:tcW w:w="1423" w:type="dxa"/>
+            <w:shd w:val="clear" w:color="auto" w:fill="FFFFFF" w:themeFill="background1"/>
+            <w:vAlign w:val="center"/>
+          </w:tcPr>
+          <w:p>
+            <w:pPr>
+              <w:rPr>
+                <w:rFonts w:ascii="Arial" w:hAnsi="Arial" w:cs="Arial"/>
+                <w:sz w:val="16"/>
+                <w:szCs w:val="16"/>
+              </w:rPr>
+            </w:pPr>
+            <w:r>
+              <w:rPr>
+                <w:rFonts w:ascii="Arial" w:hAnsi="Arial" w:cs="Arial"/>
+                <w:sz w:val="16"/>
+                <w:szCs w:val="16"/>
+              </w:rPr>
+              <w:t>Giỏ trống hiển thị hình minh họa (illustration/image) + text thông báo</w:t>
+            </w:r>
+          </w:p>
+        </w:tc>
+        <w:tc>
+          <w:tcPr>
+            <w:tcW w:w="1179" w:type="dxa"/>
+            <w:shd w:val="clear" w:color="auto" w:fill="FFFFFF" w:themeFill="background1"/>
+            <w:vAlign w:val="center"/>
+          </w:tcPr>
+          <w:p>
+            <w:pPr>
+              <w:rPr>
+                <w:rFonts w:ascii="Arial" w:hAnsi="Arial" w:cs="Arial"/>
+                <w:sz w:val="16"/>
+                <w:szCs w:val="16"/>
+              </w:rPr>
+            </w:pPr>
+            <w:r>
+              <w:rPr>
+                <w:rFonts w:ascii="Arial" w:hAnsi="Arial" w:cs="Arial"/>
+                <w:sz w:val="16"/>
+                <w:szCs w:val="16"/>
+              </w:rPr>
+              <w:t>Valid</w:t>
+            </w:r>
+          </w:p>
+        </w:tc>
+      </w:tr>
+      <w:tr>
+        <w:trPr>
+          <w:trHeight w:val="538"/>
+        </w:trPr>
+        <w:tc>
+          <w:tcPr>
+            <w:tcW w:w="1448" w:type="dxa"/>
+            <w:shd w:val="clear" w:color="auto" w:fill="FFFFFF" w:themeFill="background1"/>
+            <w:vAlign w:val="center"/>
+          </w:tcPr>
+          <w:p>
+            <w:pPr>
+              <w:rPr>
+                <w:rFonts w:ascii="Arial" w:hAnsi="Arial" w:cs="Arial"/>
+                <w:sz w:val="16"/>
+                <w:szCs w:val="16"/>
+              </w:rPr>
+            </w:pPr>
+            <w:r>
+              <w:rPr>
+                <w:rFonts w:ascii="Arial" w:hAnsi="Arial" w:cs="Arial"/>
+                <w:sz w:val="16"/>
+                <w:szCs w:val="16"/>
+              </w:rPr>
+              <w:t>TC-FR07-024</w:t>
+            </w:r>
+          </w:p>
+        </w:tc>
+        <w:tc>
+          <w:tcPr>
+            <w:tcW w:w="1637" w:type="dxa"/>
+            <w:shd w:val="clear" w:color="auto" w:fill="FFFFFF" w:themeFill="background1"/>
+            <w:vAlign w:val="center"/>
+          </w:tcPr>
+          <w:p>
+            <w:pPr>
+              <w:rPr>
+                <w:rFonts w:ascii="Arial" w:hAnsi="Arial" w:cs="Arial"/>
+                <w:sz w:val="16"/>
+                <w:szCs w:val="16"/>
+              </w:rPr>
+            </w:pPr>
+            <w:r>
+              <w:rPr>
+                <w:rFonts w:ascii="Arial" w:hAnsi="Arial" w:cs="Arial"/>
+                <w:sz w:val="16"/>
+                <w:szCs w:val="16"/>
+              </w:rPr>
+              <w:t>Kiểm tra các cột hiển thị đúng</w:t>
+            </w:r>
+          </w:p>
+        </w:tc>
+        <w:tc>
+          <w:tcPr>
+            <w:tcW w:w="3169" w:type="dxa"/>
+            <w:shd w:val="clear" w:color="auto" w:fill="FFFFFF" w:themeFill="background1"/>
+            <w:vAlign w:val="center"/>
+          </w:tcPr>
+          <w:p>
+            <w:pPr>
+              <w:rPr>
+                <w:rFonts w:ascii="Arial" w:hAnsi="Arial" w:cs="Arial"/>
+                <w:sz w:val="16"/>
+                <w:szCs w:val="16"/>
+              </w:rPr>
+            </w:pPr>
+            <w:r>
+              <w:rPr>
+                <w:rFonts w:ascii="Arial" w:hAnsi="Arial" w:cs="Arial"/>
+                <w:sz w:val="16"/>
+                <w:szCs w:val="16"/>
+              </w:rPr>
+              <w:t>Đăng nhập → Thêm SP → Xem giỏ</w:t>
+            </w:r>
+          </w:p>
+        </w:tc>
+        <w:tc>
+          <w:tcPr>
+            <w:tcW w:w="1423" w:type="dxa"/>
+            <w:shd w:val="clear" w:color="auto" w:fill="FFFFFF" w:themeFill="background1"/>
+            <w:vAlign w:val="center"/>
+          </w:tcPr>
+          <w:p>
+            <w:pPr>
+              <w:rPr>
+                <w:rFonts w:ascii="Arial" w:hAnsi="Arial" w:cs="Arial"/>
+                <w:sz w:val="16"/>
+                <w:szCs w:val="16"/>
+              </w:rPr>
+            </w:pPr>
+            <w:r>
+              <w:rPr>
+                <w:rFonts w:ascii="Arial" w:hAnsi="Arial" w:cs="Arial"/>
+                <w:sz w:val="16"/>
+                <w:szCs w:val="16"/>
+              </w:rPr>
+              <w:t>Có đủ 5 cột: Sản phẩm, Đơn giá, Số lượng, Thành tiền, Thao tác</w:t>
+            </w:r>
+          </w:p>
+        </w:tc>
+        <w:tc>
+          <w:tcPr>
+            <w:tcW w:w="1179" w:type="dxa"/>
+            <w:shd w:val="clear" w:color="auto" w:fill="FFFFFF" w:themeFill="background1"/>
+            <w:vAlign w:val="center"/>
+          </w:tcPr>
+          <w:p>
+            <w:pPr>
+              <w:rPr>
+                <w:rFonts w:ascii="Arial" w:hAnsi="Arial" w:cs="Arial"/>
+                <w:sz w:val="16"/>
+                <w:szCs w:val="16"/>
+              </w:rPr>
+            </w:pPr>
+            <w:r>
+              <w:rPr>
+                <w:rFonts w:ascii="Arial" w:hAnsi="Arial" w:cs="Arial"/>
+                <w:sz w:val="16"/>
+                <w:szCs w:val="16"/>
+              </w:rPr>
+              <w:t>Valid</w:t>
+            </w:r>
+          </w:p>
+        </w:tc>
+      </w:tr>
+      <w:tr>
+        <w:trPr>
+          <w:trHeight w:val="538"/>
+        </w:trPr>
+        <w:tc>
+          <w:tcPr>
+            <w:tcW w:w="1448" w:type="dxa"/>
+            <w:shd w:val="clear" w:color="auto" w:fill="FFFFFF" w:themeFill="background1"/>
+            <w:vAlign w:val="center"/>
+          </w:tcPr>
+          <w:p>
+            <w:pPr>
+              <w:rPr>
+                <w:rFonts w:ascii="Arial" w:hAnsi="Arial" w:cs="Arial"/>
+                <w:sz w:val="16"/>
+                <w:szCs w:val="16"/>
+              </w:rPr>
+            </w:pPr>
+            <w:r>
+              <w:rPr>
+                <w:rFonts w:ascii="Arial" w:hAnsi="Arial" w:cs="Arial"/>
+                <w:sz w:val="16"/>
+                <w:szCs w:val="16"/>
+              </w:rPr>
+              <w:t>TC-FR07-025</w:t>
+            </w:r>
+          </w:p>
+        </w:tc>
+        <w:tc>
+          <w:tcPr>
+            <w:tcW w:w="1637" w:type="dxa"/>
+            <w:shd w:val="clear" w:color="auto" w:fill="FFFFFF" w:themeFill="background1"/>
+            <w:vAlign w:val="center"/>
+          </w:tcPr>
+          <w:p>
+            <w:pPr>
+              <w:rPr>
+                <w:rFonts w:ascii="Arial" w:hAnsi="Arial" w:cs="Arial"/>
+                <w:sz w:val="16"/>
+                <w:szCs w:val="16"/>
+              </w:rPr>
+            </w:pPr>
+            <w:r>
+              <w:rPr>
+                <w:rFonts w:ascii="Arial" w:hAnsi="Arial" w:cs="Arial"/>
+                <w:sz w:val="16"/>
+                <w:szCs w:val="16"/>
+              </w:rPr>
+              <w:t>Thêm SP với quantity = rỗng (empty)</w:t>
+            </w:r>
+          </w:p>
+        </w:tc>
+        <w:tc>
+          <w:tcPr>
+            <w:tcW w:w="3169" w:type="dxa"/>
+            <w:shd w:val="clear" w:color="auto" w:fill="FFFFFF" w:themeFill="background1"/>
+            <w:vAlign w:val="center"/>
+          </w:tcPr>
+          <w:p>
+            <w:pPr>
+              <w:rPr>
+                <w:rFonts w:ascii="Arial" w:hAnsi="Arial" w:cs="Arial"/>
+                <w:sz w:val="16"/>
+                <w:szCs w:val="16"/>
+              </w:rPr>
+            </w:pPr>
+            <w:r>
+              <w:rPr>
+                <w:rFonts w:ascii="Arial" w:hAnsi="Arial" w:cs="Arial"/>
+                <w:sz w:val="16"/>
+                <w:szCs w:val="16"/>
+              </w:rPr>
+              <w:t>Đăng nhập → Xóa số trong ô quantity → "Thêm vào giỏ"</w:t>
+            </w:r>
+          </w:p>
+        </w:tc>
+        <w:tc>
+          <w:tcPr>
+            <w:tcW w:w="1423" w:type="dxa"/>
+            <w:shd w:val="clear" w:color="auto" w:fill="FFFFFF" w:themeFill="background1"/>
+            <w:vAlign w:val="center"/>
+          </w:tcPr>
+          <w:p>
+            <w:pPr>
+              <w:rPr>
+                <w:rFonts w:ascii="Arial" w:hAnsi="Arial" w:cs="Arial"/>
+                <w:sz w:val="16"/>
+                <w:szCs w:val="16"/>
+              </w:rPr>
+            </w:pPr>
+            <w:r>
+              <w:rPr>
+                <w:rFonts w:ascii="Arial" w:hAnsi="Arial" w:cs="Arial"/>
+                <w:sz w:val="16"/>
+                <w:szCs w:val="16"/>
+              </w:rPr>
+              <w:t>Hệ thống báo lỗi hoặc mặc định quantity=1</w:t>
+            </w:r>
+          </w:p>
+        </w:tc>
+        <w:tc>
+          <w:tcPr>
+            <w:tcW w:w="1179" w:type="dxa"/>
+            <w:shd w:val="clear" w:color="auto" w:fill="FFFFFF" w:themeFill="background1"/>
+            <w:vAlign w:val="center"/>
+          </w:tcPr>
+          <w:p>
+            <w:pPr>
+              <w:rPr>
+                <w:rFonts w:ascii="Arial" w:hAnsi="Arial" w:cs="Arial"/>
+                <w:sz w:val="16"/>
+                <w:szCs w:val="16"/>
+              </w:rPr>
+            </w:pPr>
+            <w:r>
+              <w:rPr>
+                <w:rFonts w:ascii="Arial" w:hAnsi="Arial" w:cs="Arial"/>
+                <w:sz w:val="16"/>
+                <w:szCs w:val="16"/>
+              </w:rPr>
+              <w:t>Invalid</w:t>
+            </w:r>
+          </w:p>
+        </w:tc>
+      </w:tr>
+    </w:tbl>
+    <w:p>
+      <w:pPr>
+        <w:pStyle w:val="ListParagraph"/>
+        <w:numPr>
+          <w:ilvl w:val="0"/>
+          <w:numId w:val="50"/>
+        </w:numPr>
+        <w:rPr>
+          <w:rFonts w:ascii="Arial" w:hAnsi="Arial" w:cs="Arial"/>
+          <w:b/>
+        </w:rPr>
+      </w:pPr>
+      <w:bookmarkStart w:id="1" w:name="_GoBack"/>
       <w:r>
         <w:rPr>
-          <w:rFonts w:ascii="Times New Roman" w:hAnsi="Times New Roman" w:cs="Times New Roman"/>
+          <w:rFonts w:ascii="Arial" w:hAnsi="Arial" w:cs="Arial"/>
+          <w:b/>
         </w:rPr>
-        <w:t>ự</w:t>
-      </w:r>
-      <w:r>
-        <w:t>) __b</w:t>
-      </w:r>
-      <w:r>
-        <w:rPr>
-          <w:rFonts w:ascii="Times New Roman" w:hAnsi="Times New Roman" w:cs="Times New Roman"/>
-        </w:rPr>
-        <w:t>ắ</w:t>
-      </w:r>
-      <w:r>
-        <w:t>t bu</w:t>
-      </w:r>
-      <w:r>
-        <w:rPr>
-          <w:rFonts w:ascii="Times New Roman" w:hAnsi="Times New Roman" w:cs="Times New Roman"/>
-        </w:rPr>
-        <w:t>ộ</w:t>
-      </w:r>
-      <w:r>
-        <w:t>c ph</w:t>
-      </w:r>
-      <w:r>
-        <w:rPr>
-          <w:rFonts w:ascii="Times New Roman" w:hAnsi="Times New Roman" w:cs="Times New Roman"/>
-        </w:rPr>
-        <w:t>ả</w:t>
-      </w:r>
-      <w:r>
-        <w:t>i có đ</w:t>
-      </w:r>
-      <w:r>
-        <w:rPr>
-          <w:rFonts w:ascii="Times New Roman" w:hAnsi="Times New Roman" w:cs="Times New Roman"/>
-        </w:rPr>
-        <w:t>ủ</w:t>
-      </w:r>
-      <w:r>
-        <w:t xml:space="preserve"> 1 hoa, 1 th</w:t>
-      </w:r>
-      <w:r>
-        <w:rPr>
-          <w:rFonts w:ascii="Times New Roman" w:hAnsi="Times New Roman" w:cs="Times New Roman"/>
-        </w:rPr>
-        <w:t>ườ</w:t>
-      </w:r>
-      <w:r>
-        <w:t>ng, 1 s</w:t>
-      </w:r>
-      <w:r>
-        <w:rPr>
-          <w:rFonts w:ascii="Times New Roman" w:hAnsi="Times New Roman" w:cs="Times New Roman"/>
-        </w:rPr>
-        <w:t>ố</w:t>
-      </w:r>
-      <w:r>
-        <w:t>, 1 ký t</w:t>
-      </w:r>
-      <w:r>
-        <w:rPr>
-          <w:rFonts w:ascii="Times New Roman" w:hAnsi="Times New Roman" w:cs="Times New Roman"/>
-        </w:rPr>
-        <w:t>ự</w:t>
-      </w:r>
-      <w:r>
-        <w:t xml:space="preserve"> đ</w:t>
-      </w:r>
-      <w:r>
-        <w:rPr>
-          <w:rFonts w:ascii="Times New Roman" w:hAnsi="Times New Roman" w:cs="Times New Roman"/>
-        </w:rPr>
-        <w:t>ặ</w:t>
-      </w:r>
-      <w:r>
-        <w:t>c bi</w:t>
-      </w:r>
-      <w:r>
-        <w:rPr>
-          <w:rFonts w:ascii="Times New Roman" w:hAnsi="Times New Roman" w:cs="Times New Roman"/>
-        </w:rPr>
-        <w:t>ệ</w:t>
-      </w:r>
-      <w:r>
-        <w:t>t__. Nh</w:t>
-      </w:r>
-      <w:r>
-        <w:rPr>
-          <w:rFonts w:ascii="Times New Roman" w:hAnsi="Times New Roman" w:cs="Times New Roman"/>
-        </w:rPr>
-        <w:t>ờ</w:t>
-      </w:r>
-      <w:r>
-        <w:t xml:space="preserve"> đó, n</w:t>
-      </w:r>
-      <w:r>
-        <w:rPr>
-          <w:rFonts w:ascii="Times New Roman" w:hAnsi="Times New Roman" w:cs="Times New Roman"/>
-        </w:rPr>
-        <w:t>ế</w:t>
-      </w:r>
-      <w:r>
-        <w:t>u h</w:t>
-      </w:r>
-      <w:r>
-        <w:rPr>
-          <w:rFonts w:ascii="Times New Roman" w:hAnsi="Times New Roman" w:cs="Times New Roman"/>
-        </w:rPr>
-        <w:t>ệ</w:t>
-      </w:r>
-      <w:r>
-        <w:t xml:space="preserve"> th</w:t>
-      </w:r>
-      <w:r>
-        <w:rPr>
-          <w:rFonts w:ascii="Times New Roman" w:hAnsi="Times New Roman" w:cs="Times New Roman"/>
-        </w:rPr>
-        <w:t>ố</w:t>
-      </w:r>
-      <w:r>
-        <w:t>ng t</w:t>
-      </w:r>
-      <w:r>
-        <w:rPr>
-          <w:rFonts w:ascii="Times New Roman" w:hAnsi="Times New Roman" w:cs="Times New Roman"/>
-        </w:rPr>
-        <w:t>ừ</w:t>
-      </w:r>
-      <w:r>
-        <w:t xml:space="preserve"> ch</w:t>
-      </w:r>
-      <w:r>
-        <w:rPr>
-          <w:rFonts w:ascii="Times New Roman" w:hAnsi="Times New Roman" w:cs="Times New Roman"/>
-        </w:rPr>
-        <w:t>ố</w:t>
-      </w:r>
-      <w:r>
-        <w:t>i, ta bi</w:t>
-      </w:r>
-      <w:r>
-        <w:rPr>
-          <w:rFonts w:ascii="Times New Roman" w:hAnsi="Times New Roman" w:cs="Times New Roman"/>
-        </w:rPr>
-        <w:t>ế</w:t>
-      </w:r>
-      <w:r>
-        <w:t>t ch</w:t>
-      </w:r>
-      <w:r>
-        <w:rPr>
-          <w:rFonts w:ascii="Times New Roman" w:hAnsi="Times New Roman" w:cs="Times New Roman"/>
-        </w:rPr>
-        <w:t>ắ</w:t>
-      </w:r>
-      <w:r>
-        <w:t>c ch</w:t>
-      </w:r>
-      <w:r>
-        <w:rPr>
-          <w:rFonts w:ascii="Times New Roman" w:hAnsi="Times New Roman" w:cs="Times New Roman"/>
-        </w:rPr>
-        <w:t>ắ</w:t>
-      </w:r>
-      <w:r>
-        <w:t>n nguyên nhân là do đ</w:t>
-      </w:r>
-      <w:r>
-        <w:rPr>
-          <w:rFonts w:ascii="Times New Roman" w:hAnsi="Times New Roman" w:cs="Times New Roman"/>
-        </w:rPr>
-        <w:t>ộ</w:t>
-      </w:r>
-      <w:r>
-        <w:t xml:space="preserve"> dài ch</w:t>
-      </w:r>
-      <w:r>
-        <w:rPr>
-          <w:rFonts w:ascii="Times New Roman" w:hAnsi="Times New Roman" w:cs="Times New Roman"/>
-        </w:rPr>
-        <w:t>ứ</w:t>
-      </w:r>
-      <w:r>
-        <w:t xml:space="preserve"> không ph</w:t>
-      </w:r>
-      <w:r>
-        <w:rPr>
-          <w:rFonts w:ascii="Times New Roman" w:hAnsi="Times New Roman" w:cs="Times New Roman"/>
-        </w:rPr>
-        <w:t>ả</w:t>
-      </w:r>
-      <w:r>
-        <w:t>i do thi</w:t>
-      </w:r>
-      <w:r>
-        <w:rPr>
-          <w:rFonts w:ascii="Times New Roman" w:hAnsi="Times New Roman" w:cs="Times New Roman"/>
-        </w:rPr>
-        <w:t>ế</w:t>
-      </w:r>
-      <w:r>
-        <w:t>u lo</w:t>
-      </w:r>
-      <w:r>
-        <w:rPr>
-          <w:rFonts w:ascii="Times New Roman" w:hAnsi="Times New Roman" w:cs="Times New Roman"/>
-        </w:rPr>
-        <w:t>ạ</w:t>
-      </w:r>
-      <w:r>
-        <w:t>i ký t</w:t>
-      </w:r>
-      <w:r>
-        <w:rPr>
-          <w:rFonts w:ascii="Times New Roman" w:hAnsi="Times New Roman" w:cs="Times New Roman"/>
-        </w:rPr>
-        <w:t>ự</w:t>
-      </w:r>
-      <w:r>
-        <w:t>.</w:t>
+        <w:t>Explaination</w:t>
       </w:r>
     </w:p>
+    <w:bookmarkEnd w:id="1" w:displacedByCustomXml="next"/>
     <w:sdt>
       <w:sdtPr>
         <w:rPr>
@@ -9919,6 +11302,7 @@
         <w:rPr>
           <w:rFonts w:ascii="Arial" w:hAnsi="Arial" w:cs="Arial"/>
         </w:rPr>
+        <w:lastRenderedPageBreak/>
         <w:t>Self-assessment</w:t>
       </w:r>
       <w:bookmarkEnd w:id="3"/>
@@ -15865,7 +17249,7 @@
   <w:abstractNum w:abstractNumId="45" w15:restartNumberingAfterBreak="0">
     <w:nsid w:val="6AD127E2"/>
     <w:multiLevelType w:val="hybridMultilevel"/>
-    <w:tmpl w:val="44F4AAC4"/>
+    <w:tmpl w:val="139EEE1A"/>
     <w:lvl w:ilvl="0" w:tplc="04090001">
       <w:start w:val="1"/>
       <w:numFmt w:val="bullet"/>
@@ -28580,7 +29964,7 @@
 </file>
 
 <file path=customXml/itemProps1.xml><?xml version="1.0" encoding="utf-8"?>
-<ds:datastoreItem xmlns:ds="http://schemas.openxmlformats.org/officeDocument/2006/customXml" ds:itemID="{B0037C54-1F9E-4D1F-860B-B03DCB6E8C11}">
+<ds:datastoreItem xmlns:ds="http://schemas.openxmlformats.org/officeDocument/2006/customXml" ds:itemID="{413497EB-62E1-4EC8-9351-5C634C793561}">
   <ds:schemaRefs>
     <ds:schemaRef ds:uri="http://schemas.openxmlformats.org/officeDocument/2006/bibliography"/>
   </ds:schemaRefs>

--- a/MainReport.docx
+++ b/MainReport.docx
@@ -10433,7 +10433,6 @@
           <w:b/>
         </w:rPr>
       </w:pPr>
-      <w:bookmarkStart w:id="1" w:name="_GoBack"/>
       <w:r>
         <w:rPr>
           <w:rFonts w:ascii="Arial" w:hAnsi="Arial" w:cs="Arial"/>
@@ -10442,7 +10441,655 @@
         <w:t>Explaination</w:t>
       </w:r>
     </w:p>
-    <w:bookmarkEnd w:id="1" w:displacedByCustomXml="next"/>
+    <w:p>
+      <w:pPr>
+        <w:ind w:left="360"/>
+        <w:rPr>
+          <w:rFonts w:ascii="Arial" w:hAnsi="Arial" w:cs="Arial"/>
+          <w:b/>
+        </w:rPr>
+      </w:pPr>
+      <w:r>
+        <w:rPr>
+          <w:rFonts w:ascii="Arial" w:hAnsi="Arial" w:cs="Arial"/>
+          <w:b/>
+        </w:rPr>
+        <w:t>Bướ</w:t>
+      </w:r>
+      <w:r>
+        <w:rPr>
+          <w:rFonts w:ascii="Arial" w:hAnsi="Arial" w:cs="Arial"/>
+          <w:b/>
+        </w:rPr>
+        <w:t>c 1</w:t>
+      </w:r>
+      <w:r>
+        <w:rPr>
+          <w:rFonts w:ascii="Arial" w:hAnsi="Arial" w:cs="Arial"/>
+          <w:b/>
+        </w:rPr>
+        <w:t>: Equivalence Partitioning</w:t>
+      </w:r>
+    </w:p>
+    <w:p>
+      <w:pPr>
+        <w:spacing w:line="240" w:lineRule="auto"/>
+        <w:ind w:left="360"/>
+        <w:rPr>
+          <w:rFonts w:ascii="Arial" w:hAnsi="Arial" w:cs="Arial"/>
+          <w:sz w:val="20"/>
+          <w:szCs w:val="20"/>
+        </w:rPr>
+      </w:pPr>
+      <w:r>
+        <w:rPr>
+          <w:rFonts w:ascii="Arial" w:hAnsi="Arial" w:cs="Arial"/>
+          <w:sz w:val="20"/>
+          <w:szCs w:val="20"/>
+        </w:rPr>
+        <w:t xml:space="preserve">- </w:t>
+      </w:r>
+      <w:r>
+        <w:rPr>
+          <w:rFonts w:ascii="Arial" w:hAnsi="Arial" w:cs="Arial"/>
+          <w:sz w:val="20"/>
+          <w:szCs w:val="20"/>
+        </w:rPr>
+        <w:t xml:space="preserve">Xác </w:t>
+      </w:r>
+      <w:r>
+        <w:rPr>
+          <w:rFonts w:ascii="Arial" w:hAnsi="Arial" w:cs="Arial"/>
+          <w:sz w:val="20"/>
+          <w:szCs w:val="20"/>
+        </w:rPr>
+        <w:t>định 7 biến đầu vào chính: Quantity, Cart State, Product, Duplicate, Remove Action, Login State, Price.</w:t>
+      </w:r>
+    </w:p>
+    <w:p>
+      <w:pPr>
+        <w:spacing w:line="240" w:lineRule="auto"/>
+        <w:ind w:left="360"/>
+        <w:rPr>
+          <w:rFonts w:ascii="Arial" w:hAnsi="Arial" w:cs="Arial"/>
+          <w:sz w:val="20"/>
+          <w:szCs w:val="20"/>
+        </w:rPr>
+      </w:pPr>
+      <w:r>
+        <w:rPr>
+          <w:rFonts w:ascii="Arial" w:hAnsi="Arial" w:cs="Arial"/>
+          <w:sz w:val="20"/>
+          <w:szCs w:val="20"/>
+        </w:rPr>
+        <w:t xml:space="preserve">- </w:t>
+      </w:r>
+      <w:r>
+        <w:rPr>
+          <w:rFonts w:ascii="Arial" w:hAnsi="Arial" w:cs="Arial"/>
+          <w:sz w:val="20"/>
+          <w:szCs w:val="20"/>
+        </w:rPr>
+        <w:t>Phân vùng mỗi biế</w:t>
+      </w:r>
+      <w:r>
+        <w:rPr>
+          <w:rFonts w:ascii="Arial" w:hAnsi="Arial" w:cs="Arial"/>
+          <w:sz w:val="20"/>
+          <w:szCs w:val="20"/>
+        </w:rPr>
+        <w:t>n:</w:t>
+      </w:r>
+    </w:p>
+    <w:p>
+      <w:pPr>
+        <w:spacing w:line="240" w:lineRule="auto"/>
+        <w:ind w:left="360"/>
+        <w:rPr>
+          <w:rFonts w:ascii="Arial" w:hAnsi="Arial" w:cs="Arial"/>
+          <w:sz w:val="20"/>
+          <w:szCs w:val="20"/>
+        </w:rPr>
+      </w:pPr>
+      <w:r>
+        <w:rPr>
+          <w:rFonts w:ascii="Arial" w:hAnsi="Arial" w:cs="Arial"/>
+          <w:sz w:val="20"/>
+          <w:szCs w:val="20"/>
+        </w:rPr>
+        <w:t xml:space="preserve">  - Quantity:</w:t>
+      </w:r>
+      <w:r>
+        <w:rPr>
+          <w:rFonts w:ascii="Arial" w:hAnsi="Arial" w:cs="Arial"/>
+          <w:sz w:val="20"/>
+          <w:szCs w:val="20"/>
+        </w:rPr>
+        <w:t xml:space="preserve"> Chia thành 6 phân vùng: hợp lệ (≥1), bằng 0, âm, thập phân, chuỗi ký tự, số rất lớn</w:t>
+      </w:r>
+    </w:p>
+    <w:p>
+      <w:pPr>
+        <w:spacing w:line="240" w:lineRule="auto"/>
+        <w:ind w:left="360"/>
+        <w:rPr>
+          <w:rFonts w:ascii="Arial" w:hAnsi="Arial" w:cs="Arial"/>
+          <w:sz w:val="20"/>
+          <w:szCs w:val="20"/>
+        </w:rPr>
+      </w:pPr>
+      <w:r>
+        <w:rPr>
+          <w:rFonts w:ascii="Arial" w:hAnsi="Arial" w:cs="Arial"/>
+          <w:sz w:val="20"/>
+          <w:szCs w:val="20"/>
+        </w:rPr>
+        <w:t xml:space="preserve">  - Cart State:</w:t>
+      </w:r>
+      <w:r>
+        <w:rPr>
+          <w:rFonts w:ascii="Arial" w:hAnsi="Arial" w:cs="Arial"/>
+          <w:sz w:val="20"/>
+          <w:szCs w:val="20"/>
+        </w:rPr>
+        <w:t xml:space="preserve"> 3 phân vùng: trống, 1 SP, nhiều SP</w:t>
+      </w:r>
+    </w:p>
+    <w:p>
+      <w:pPr>
+        <w:spacing w:line="240" w:lineRule="auto"/>
+        <w:ind w:left="360"/>
+        <w:rPr>
+          <w:rFonts w:ascii="Arial" w:hAnsi="Arial" w:cs="Arial"/>
+          <w:sz w:val="20"/>
+          <w:szCs w:val="20"/>
+        </w:rPr>
+      </w:pPr>
+      <w:r>
+        <w:rPr>
+          <w:rFonts w:ascii="Arial" w:hAnsi="Arial" w:cs="Arial"/>
+          <w:sz w:val="20"/>
+          <w:szCs w:val="20"/>
+        </w:rPr>
+        <w:t xml:space="preserve">  - Product:</w:t>
+      </w:r>
+      <w:r>
+        <w:rPr>
+          <w:rFonts w:ascii="Arial" w:hAnsi="Arial" w:cs="Arial"/>
+          <w:sz w:val="20"/>
+          <w:szCs w:val="20"/>
+        </w:rPr>
+        <w:t xml:space="preserve"> 4 phân vùng: hợp lệ, thiếu id, price=0, price không phải số</w:t>
+      </w:r>
+    </w:p>
+    <w:p>
+      <w:pPr>
+        <w:spacing w:line="240" w:lineRule="auto"/>
+        <w:ind w:left="360"/>
+        <w:rPr>
+          <w:rFonts w:ascii="Arial" w:hAnsi="Arial" w:cs="Arial"/>
+          <w:sz w:val="20"/>
+          <w:szCs w:val="20"/>
+        </w:rPr>
+      </w:pPr>
+      <w:r>
+        <w:rPr>
+          <w:rFonts w:ascii="Arial" w:hAnsi="Arial" w:cs="Arial"/>
+          <w:sz w:val="20"/>
+          <w:szCs w:val="20"/>
+        </w:rPr>
+        <w:t xml:space="preserve"> </w:t>
+      </w:r>
+      <w:r>
+        <w:rPr>
+          <w:rFonts w:ascii="Arial" w:hAnsi="Arial" w:cs="Arial"/>
+          <w:sz w:val="20"/>
+          <w:szCs w:val="20"/>
+        </w:rPr>
+        <w:t xml:space="preserve"> - Duplicate:</w:t>
+      </w:r>
+      <w:r>
+        <w:rPr>
+          <w:rFonts w:ascii="Arial" w:hAnsi="Arial" w:cs="Arial"/>
+          <w:sz w:val="20"/>
+          <w:szCs w:val="20"/>
+        </w:rPr>
+        <w:t xml:space="preserve"> 2 phân vùng: SP mới, SP đã tồn tại</w:t>
+      </w:r>
+    </w:p>
+    <w:p>
+      <w:pPr>
+        <w:spacing w:line="240" w:lineRule="auto"/>
+        <w:ind w:left="360"/>
+        <w:rPr>
+          <w:rFonts w:ascii="Arial" w:hAnsi="Arial" w:cs="Arial"/>
+          <w:sz w:val="20"/>
+          <w:szCs w:val="20"/>
+        </w:rPr>
+      </w:pPr>
+      <w:r>
+        <w:rPr>
+          <w:rFonts w:ascii="Arial" w:hAnsi="Arial" w:cs="Arial"/>
+          <w:sz w:val="20"/>
+          <w:szCs w:val="20"/>
+        </w:rPr>
+        <w:t xml:space="preserve">  - Remove:</w:t>
+      </w:r>
+      <w:r>
+        <w:rPr>
+          <w:rFonts w:ascii="Arial" w:hAnsi="Arial" w:cs="Arial"/>
+          <w:sz w:val="20"/>
+          <w:szCs w:val="20"/>
+        </w:rPr>
+        <w:t xml:space="preserve"> 3 phân vùng: xác nhận OK, xác nhận Cancel, không có dialog</w:t>
+      </w:r>
+    </w:p>
+    <w:p>
+      <w:pPr>
+        <w:spacing w:line="240" w:lineRule="auto"/>
+        <w:ind w:left="360"/>
+        <w:rPr>
+          <w:rFonts w:ascii="Arial" w:hAnsi="Arial" w:cs="Arial"/>
+          <w:sz w:val="20"/>
+          <w:szCs w:val="20"/>
+        </w:rPr>
+      </w:pPr>
+      <w:r>
+        <w:rPr>
+          <w:rFonts w:ascii="Arial" w:hAnsi="Arial" w:cs="Arial"/>
+          <w:sz w:val="20"/>
+          <w:szCs w:val="20"/>
+        </w:rPr>
+        <w:t xml:space="preserve">  - Login:</w:t>
+      </w:r>
+      <w:r>
+        <w:rPr>
+          <w:rFonts w:ascii="Arial" w:hAnsi="Arial" w:cs="Arial"/>
+          <w:sz w:val="20"/>
+          <w:szCs w:val="20"/>
+        </w:rPr>
+        <w:t xml:space="preserve"> 3 phân vùng: đã đăng nhập, ch</w:t>
+      </w:r>
+      <w:r>
+        <w:rPr>
+          <w:rFonts w:ascii="Arial" w:hAnsi="Arial" w:cs="Arial" w:hint="cs"/>
+          <w:sz w:val="20"/>
+          <w:szCs w:val="20"/>
+        </w:rPr>
+        <w:t>ư</w:t>
+      </w:r>
+      <w:r>
+        <w:rPr>
+          <w:rFonts w:ascii="Arial" w:hAnsi="Arial" w:cs="Arial"/>
+          <w:sz w:val="20"/>
+          <w:szCs w:val="20"/>
+        </w:rPr>
+        <w:t>a đăng nhập, token hết hạn</w:t>
+      </w:r>
+    </w:p>
+    <w:p>
+      <w:pPr>
+        <w:spacing w:line="240" w:lineRule="auto"/>
+        <w:ind w:left="360"/>
+        <w:rPr>
+          <w:rFonts w:ascii="Arial" w:hAnsi="Arial" w:cs="Arial"/>
+          <w:sz w:val="20"/>
+          <w:szCs w:val="20"/>
+        </w:rPr>
+      </w:pPr>
+      <w:r>
+        <w:rPr>
+          <w:rFonts w:ascii="Arial" w:hAnsi="Arial" w:cs="Arial"/>
+          <w:sz w:val="20"/>
+          <w:szCs w:val="20"/>
+        </w:rPr>
+        <w:t xml:space="preserve">  - Price:</w:t>
+      </w:r>
+      <w:r>
+        <w:rPr>
+          <w:rFonts w:ascii="Arial" w:hAnsi="Arial" w:cs="Arial"/>
+          <w:sz w:val="20"/>
+          <w:szCs w:val="20"/>
+        </w:rPr>
+        <w:t xml:space="preserve"> 3 phân vùng: d</w:t>
+      </w:r>
+      <w:r>
+        <w:rPr>
+          <w:rFonts w:ascii="Arial" w:hAnsi="Arial" w:cs="Arial" w:hint="cs"/>
+          <w:sz w:val="20"/>
+          <w:szCs w:val="20"/>
+        </w:rPr>
+        <w:t>ươ</w:t>
+      </w:r>
+      <w:r>
+        <w:rPr>
+          <w:rFonts w:ascii="Arial" w:hAnsi="Arial" w:cs="Arial"/>
+          <w:sz w:val="20"/>
+          <w:szCs w:val="20"/>
+        </w:rPr>
+        <w:t>ng, 0, âm</w:t>
+      </w:r>
+    </w:p>
+    <w:p>
+      <w:pPr>
+        <w:spacing w:line="240" w:lineRule="auto"/>
+        <w:ind w:left="360"/>
+        <w:rPr>
+          <w:rFonts w:ascii="Arial" w:hAnsi="Arial" w:cs="Arial"/>
+          <w:sz w:val="20"/>
+          <w:szCs w:val="20"/>
+        </w:rPr>
+      </w:pPr>
+      <w:r>
+        <w:rPr>
+          <w:rFonts w:ascii="Arial" w:hAnsi="Arial" w:cs="Arial"/>
+          <w:sz w:val="20"/>
+          <w:szCs w:val="20"/>
+        </w:rPr>
+        <w:t xml:space="preserve">- </w:t>
+      </w:r>
+      <w:r>
+        <w:rPr>
+          <w:rFonts w:ascii="Arial" w:hAnsi="Arial" w:cs="Arial"/>
+          <w:sz w:val="20"/>
+          <w:szCs w:val="20"/>
+        </w:rPr>
+        <w:t>Chọn đại diệ</w:t>
+      </w:r>
+      <w:r>
+        <w:rPr>
+          <w:rFonts w:ascii="Arial" w:hAnsi="Arial" w:cs="Arial"/>
+          <w:sz w:val="20"/>
+          <w:szCs w:val="20"/>
+        </w:rPr>
+        <w:t>n:</w:t>
+      </w:r>
+      <w:r>
+        <w:rPr>
+          <w:rFonts w:ascii="Arial" w:hAnsi="Arial" w:cs="Arial"/>
+          <w:sz w:val="20"/>
+          <w:szCs w:val="20"/>
+        </w:rPr>
+        <w:t xml:space="preserve"> Với mỗi phân vùng, chọn 1 giá trị đại diện để kiểm thử (ví dụ: quantity=5 đại diện cho phân vùng "số nguyên d</w:t>
+      </w:r>
+      <w:r>
+        <w:rPr>
+          <w:rFonts w:ascii="Arial" w:hAnsi="Arial" w:cs="Arial" w:hint="cs"/>
+          <w:sz w:val="20"/>
+          <w:szCs w:val="20"/>
+        </w:rPr>
+        <w:t>ươ</w:t>
+      </w:r>
+      <w:r>
+        <w:rPr>
+          <w:rFonts w:ascii="Arial" w:hAnsi="Arial" w:cs="Arial"/>
+          <w:sz w:val="20"/>
+          <w:szCs w:val="20"/>
+        </w:rPr>
+        <w:t>ng hợp lệ").</w:t>
+      </w:r>
+    </w:p>
+    <w:p>
+      <w:pPr>
+        <w:ind w:left="360"/>
+        <w:rPr>
+          <w:rFonts w:ascii="Arial" w:hAnsi="Arial" w:cs="Arial"/>
+          <w:b/>
+        </w:rPr>
+      </w:pPr>
+      <w:r>
+        <w:rPr>
+          <w:rFonts w:ascii="Arial" w:hAnsi="Arial" w:cs="Arial"/>
+          <w:b/>
+        </w:rPr>
+        <w:t>Bướ</w:t>
+      </w:r>
+      <w:r>
+        <w:rPr>
+          <w:rFonts w:ascii="Arial" w:hAnsi="Arial" w:cs="Arial"/>
+          <w:b/>
+        </w:rPr>
+        <w:t>c 2</w:t>
+      </w:r>
+      <w:r>
+        <w:rPr>
+          <w:rFonts w:ascii="Arial" w:hAnsi="Arial" w:cs="Arial"/>
+          <w:b/>
+        </w:rPr>
+        <w:t xml:space="preserve">: </w:t>
+      </w:r>
+      <w:r>
+        <w:rPr>
+          <w:rFonts w:ascii="Arial" w:hAnsi="Arial" w:cs="Arial"/>
+          <w:b/>
+        </w:rPr>
+        <w:t>Combinatorial Design</w:t>
+      </w:r>
+    </w:p>
+    <w:p>
+      <w:pPr>
+        <w:spacing w:after="0" w:line="240" w:lineRule="auto"/>
+        <w:rPr>
+          <w:rFonts w:ascii="Arial" w:eastAsia="Times New Roman" w:hAnsi="Arial" w:cs="Arial"/>
+          <w:color w:val="000000" w:themeColor="text1"/>
+          <w:sz w:val="20"/>
+          <w:szCs w:val="20"/>
+        </w:rPr>
+      </w:pPr>
+      <w:r>
+        <w:rPr>
+          <w:rFonts w:ascii="Arial" w:eastAsia="Times New Roman" w:hAnsi="Arial" w:cs="Arial"/>
+          <w:b/>
+          <w:bCs/>
+          <w:color w:val="000000" w:themeColor="text1"/>
+          <w:sz w:val="20"/>
+          <w:szCs w:val="20"/>
+        </w:rPr>
+        <w:t>Nguyên tắc:</w:t>
+      </w:r>
+      <w:r>
+        <w:rPr>
+          <w:rFonts w:ascii="Arial" w:eastAsia="Times New Roman" w:hAnsi="Arial" w:cs="Arial"/>
+          <w:color w:val="000000" w:themeColor="text1"/>
+          <w:sz w:val="20"/>
+          <w:szCs w:val="20"/>
+        </w:rPr>
+        <w:t> Sử dụng </w:t>
+      </w:r>
+      <w:r>
+        <w:rPr>
+          <w:rFonts w:ascii="Arial" w:eastAsia="Times New Roman" w:hAnsi="Arial" w:cs="Arial"/>
+          <w:b/>
+          <w:bCs/>
+          <w:color w:val="000000" w:themeColor="text1"/>
+          <w:sz w:val="20"/>
+          <w:szCs w:val="20"/>
+        </w:rPr>
+        <w:t xml:space="preserve">Base Choice </w:t>
+      </w:r>
+      <w:proofErr w:type="gramStart"/>
+      <w:r>
+        <w:rPr>
+          <w:rFonts w:ascii="Arial" w:eastAsia="Times New Roman" w:hAnsi="Arial" w:cs="Arial"/>
+          <w:b/>
+          <w:bCs/>
+          <w:color w:val="000000" w:themeColor="text1"/>
+          <w:sz w:val="20"/>
+          <w:szCs w:val="20"/>
+        </w:rPr>
+        <w:t>Coverage</w:t>
+      </w:r>
+      <w:r>
+        <w:rPr>
+          <w:rFonts w:ascii="Arial" w:eastAsia="Times New Roman" w:hAnsi="Arial" w:cs="Arial"/>
+          <w:color w:val="000000" w:themeColor="text1"/>
+          <w:sz w:val="20"/>
+          <w:szCs w:val="20"/>
+        </w:rPr>
+        <w:t> </w:t>
+      </w:r>
+      <w:r>
+        <w:rPr>
+          <w:rFonts w:ascii="Arial" w:eastAsia="Times New Roman" w:hAnsi="Arial" w:cs="Arial"/>
+          <w:color w:val="000000" w:themeColor="text1"/>
+          <w:sz w:val="20"/>
+          <w:szCs w:val="20"/>
+        </w:rPr>
+        <w:t xml:space="preserve"> chọn</w:t>
+      </w:r>
+      <w:proofErr w:type="gramEnd"/>
+      <w:r>
+        <w:rPr>
+          <w:rFonts w:ascii="Arial" w:eastAsia="Times New Roman" w:hAnsi="Arial" w:cs="Arial"/>
+          <w:color w:val="000000" w:themeColor="text1"/>
+          <w:sz w:val="20"/>
+          <w:szCs w:val="20"/>
+        </w:rPr>
+        <w:t xml:space="preserve"> 1 tổ hợp base (tất cả Valid) rồi lần lượt thay đổi từng biến sang Invalid, giữ các biến còn lại ở giá trị base.</w:t>
+      </w:r>
+    </w:p>
+    <w:p>
+      <w:pPr>
+        <w:spacing w:after="0" w:line="240" w:lineRule="auto"/>
+        <w:rPr>
+          <w:rFonts w:ascii="Arial" w:eastAsia="Times New Roman" w:hAnsi="Arial" w:cs="Arial"/>
+          <w:color w:val="000000" w:themeColor="text1"/>
+          <w:sz w:val="20"/>
+          <w:szCs w:val="20"/>
+        </w:rPr>
+      </w:pPr>
+      <w:r>
+        <w:rPr>
+          <w:rFonts w:ascii="Arial" w:eastAsia="Times New Roman" w:hAnsi="Arial" w:cs="Arial"/>
+          <w:b/>
+          <w:bCs/>
+          <w:color w:val="000000" w:themeColor="text1"/>
+          <w:sz w:val="20"/>
+          <w:szCs w:val="20"/>
+        </w:rPr>
+        <w:t>Áp dụng:</w:t>
+      </w:r>
+    </w:p>
+    <w:p>
+      <w:pPr>
+        <w:numPr>
+          <w:ilvl w:val="0"/>
+          <w:numId w:val="52"/>
+        </w:numPr>
+        <w:spacing w:after="0" w:line="240" w:lineRule="auto"/>
+        <w:ind w:left="244"/>
+        <w:rPr>
+          <w:rFonts w:ascii="Arial" w:eastAsia="Times New Roman" w:hAnsi="Arial" w:cs="Arial"/>
+          <w:color w:val="000000" w:themeColor="text1"/>
+          <w:sz w:val="20"/>
+          <w:szCs w:val="20"/>
+        </w:rPr>
+      </w:pPr>
+      <w:r>
+        <w:rPr>
+          <w:rFonts w:ascii="Arial" w:eastAsia="Times New Roman" w:hAnsi="Arial" w:cs="Arial"/>
+          <w:b/>
+          <w:bCs/>
+          <w:color w:val="000000" w:themeColor="text1"/>
+          <w:sz w:val="20"/>
+          <w:szCs w:val="20"/>
+        </w:rPr>
+        <w:lastRenderedPageBreak/>
+        <w:t>Base case (TC-FR07-001):</w:t>
+      </w:r>
+      <w:r>
+        <w:rPr>
+          <w:rFonts w:ascii="Arial" w:eastAsia="Times New Roman" w:hAnsi="Arial" w:cs="Arial"/>
+          <w:color w:val="000000" w:themeColor="text1"/>
+          <w:sz w:val="20"/>
+          <w:szCs w:val="20"/>
+        </w:rPr>
+        <w:t> Tất cả biến đều Valid: quantity=1 hợp lệ, SP hợp lệ, đã đăng nhập, price&gt;0</w:t>
+      </w:r>
+    </w:p>
+    <w:p>
+      <w:pPr>
+        <w:numPr>
+          <w:ilvl w:val="0"/>
+          <w:numId w:val="52"/>
+        </w:numPr>
+        <w:spacing w:after="0" w:line="240" w:lineRule="auto"/>
+        <w:ind w:left="244"/>
+        <w:rPr>
+          <w:rFonts w:ascii="Arial" w:eastAsia="Times New Roman" w:hAnsi="Arial" w:cs="Arial"/>
+          <w:color w:val="000000" w:themeColor="text1"/>
+          <w:sz w:val="20"/>
+          <w:szCs w:val="20"/>
+        </w:rPr>
+      </w:pPr>
+      <w:bookmarkStart w:id="1" w:name="_GoBack"/>
+      <w:r>
+        <w:rPr>
+          <w:rFonts w:ascii="Arial" w:eastAsia="Times New Roman" w:hAnsi="Arial" w:cs="Arial"/>
+          <w:b/>
+          <w:bCs/>
+          <w:color w:val="000000" w:themeColor="text1"/>
+          <w:sz w:val="20"/>
+          <w:szCs w:val="20"/>
+        </w:rPr>
+        <w:t>Variation:</w:t>
+      </w:r>
+      <w:r>
+        <w:rPr>
+          <w:rFonts w:ascii="Arial" w:eastAsia="Times New Roman" w:hAnsi="Arial" w:cs="Arial"/>
+          <w:color w:val="000000" w:themeColor="text1"/>
+          <w:sz w:val="20"/>
+          <w:szCs w:val="20"/>
+        </w:rPr>
+        <w:t> Mỗi test case tiếp theo thay 1 biến thành Invalid/Edge (ví dụ: TC-007 đổi quantity=0, TC-016 đổi sang chưa đăng nhập)</w:t>
+      </w:r>
+      <w:bookmarkEnd w:id="1"/>
+    </w:p>
+    <w:p>
+      <w:pPr>
+        <w:numPr>
+          <w:ilvl w:val="0"/>
+          <w:numId w:val="52"/>
+        </w:numPr>
+        <w:spacing w:after="0" w:line="240" w:lineRule="auto"/>
+        <w:ind w:left="244"/>
+        <w:rPr>
+          <w:rFonts w:ascii="Arial" w:eastAsia="Times New Roman" w:hAnsi="Arial" w:cs="Arial"/>
+          <w:color w:val="000000" w:themeColor="text1"/>
+          <w:sz w:val="20"/>
+          <w:szCs w:val="20"/>
+        </w:rPr>
+      </w:pPr>
+      <w:r>
+        <w:rPr>
+          <w:rFonts w:ascii="Arial" w:eastAsia="Times New Roman" w:hAnsi="Arial" w:cs="Arial"/>
+          <w:b/>
+          <w:bCs/>
+          <w:color w:val="000000" w:themeColor="text1"/>
+          <w:sz w:val="20"/>
+          <w:szCs w:val="20"/>
+        </w:rPr>
+        <w:t>Bổ sung:</w:t>
+      </w:r>
+      <w:r>
+        <w:rPr>
+          <w:rFonts w:ascii="Arial" w:eastAsia="Times New Roman" w:hAnsi="Arial" w:cs="Arial"/>
+          <w:color w:val="000000" w:themeColor="text1"/>
+          <w:sz w:val="20"/>
+          <w:szCs w:val="20"/>
+        </w:rPr>
+        <w:t> Các test case kiểm tra nghiệp vụ đặc thù (gộp SP trùng, dialog xác nhận, nhãn UI, hình minh họa)</w:t>
+      </w:r>
+    </w:p>
+    <w:p>
+      <w:pPr>
+        <w:ind w:left="360"/>
+        <w:rPr>
+          <w:rFonts w:ascii="Arial" w:hAnsi="Arial" w:cs="Arial"/>
+          <w:b/>
+        </w:rPr>
+      </w:pPr>
+    </w:p>
     <w:sdt>
       <w:sdtPr>
         <w:rPr>
@@ -11302,7 +11949,6 @@
         <w:rPr>
           <w:rFonts w:ascii="Arial" w:hAnsi="Arial" w:cs="Arial"/>
         </w:rPr>
-        <w:lastRenderedPageBreak/>
         <w:t>Self-assessment</w:t>
       </w:r>
       <w:bookmarkEnd w:id="3"/>
@@ -14776,6 +15422,155 @@
     </w:lvl>
   </w:abstractNum>
   <w:abstractNum w:abstractNumId="26" w15:restartNumberingAfterBreak="0">
+    <w:nsid w:val="31B81F62"/>
+    <w:multiLevelType w:val="multilevel"/>
+    <w:tmpl w:val="5DBECC34"/>
+    <w:lvl w:ilvl="0">
+      <w:start w:val="1"/>
+      <w:numFmt w:val="bullet"/>
+      <w:lvlText w:val=""/>
+      <w:lvlJc w:val="left"/>
+      <w:pPr>
+        <w:tabs>
+          <w:tab w:val="num" w:pos="720"/>
+        </w:tabs>
+        <w:ind w:left="720" w:hanging="360"/>
+      </w:pPr>
+      <w:rPr>
+        <w:rFonts w:ascii="Symbol" w:hAnsi="Symbol" w:hint="default"/>
+        <w:sz w:val="20"/>
+      </w:rPr>
+    </w:lvl>
+    <w:lvl w:ilvl="1" w:tentative="1">
+      <w:start w:val="1"/>
+      <w:numFmt w:val="bullet"/>
+      <w:lvlText w:val=""/>
+      <w:lvlJc w:val="left"/>
+      <w:pPr>
+        <w:tabs>
+          <w:tab w:val="num" w:pos="1440"/>
+        </w:tabs>
+        <w:ind w:left="1440" w:hanging="360"/>
+      </w:pPr>
+      <w:rPr>
+        <w:rFonts w:ascii="Symbol" w:hAnsi="Symbol" w:hint="default"/>
+        <w:sz w:val="20"/>
+      </w:rPr>
+    </w:lvl>
+    <w:lvl w:ilvl="2" w:tentative="1">
+      <w:start w:val="1"/>
+      <w:numFmt w:val="bullet"/>
+      <w:lvlText w:val=""/>
+      <w:lvlJc w:val="left"/>
+      <w:pPr>
+        <w:tabs>
+          <w:tab w:val="num" w:pos="2160"/>
+        </w:tabs>
+        <w:ind w:left="2160" w:hanging="360"/>
+      </w:pPr>
+      <w:rPr>
+        <w:rFonts w:ascii="Symbol" w:hAnsi="Symbol" w:hint="default"/>
+        <w:sz w:val="20"/>
+      </w:rPr>
+    </w:lvl>
+    <w:lvl w:ilvl="3" w:tentative="1">
+      <w:start w:val="1"/>
+      <w:numFmt w:val="bullet"/>
+      <w:lvlText w:val=""/>
+      <w:lvlJc w:val="left"/>
+      <w:pPr>
+        <w:tabs>
+          <w:tab w:val="num" w:pos="2880"/>
+        </w:tabs>
+        <w:ind w:left="2880" w:hanging="360"/>
+      </w:pPr>
+      <w:rPr>
+        <w:rFonts w:ascii="Symbol" w:hAnsi="Symbol" w:hint="default"/>
+        <w:sz w:val="20"/>
+      </w:rPr>
+    </w:lvl>
+    <w:lvl w:ilvl="4" w:tentative="1">
+      <w:start w:val="1"/>
+      <w:numFmt w:val="bullet"/>
+      <w:lvlText w:val=""/>
+      <w:lvlJc w:val="left"/>
+      <w:pPr>
+        <w:tabs>
+          <w:tab w:val="num" w:pos="3600"/>
+        </w:tabs>
+        <w:ind w:left="3600" w:hanging="360"/>
+      </w:pPr>
+      <w:rPr>
+        <w:rFonts w:ascii="Symbol" w:hAnsi="Symbol" w:hint="default"/>
+        <w:sz w:val="20"/>
+      </w:rPr>
+    </w:lvl>
+    <w:lvl w:ilvl="5" w:tentative="1">
+      <w:start w:val="1"/>
+      <w:numFmt w:val="bullet"/>
+      <w:lvlText w:val=""/>
+      <w:lvlJc w:val="left"/>
+      <w:pPr>
+        <w:tabs>
+          <w:tab w:val="num" w:pos="4320"/>
+        </w:tabs>
+        <w:ind w:left="4320" w:hanging="360"/>
+      </w:pPr>
+      <w:rPr>
+        <w:rFonts w:ascii="Symbol" w:hAnsi="Symbol" w:hint="default"/>
+        <w:sz w:val="20"/>
+      </w:rPr>
+    </w:lvl>
+    <w:lvl w:ilvl="6" w:tentative="1">
+      <w:start w:val="1"/>
+      <w:numFmt w:val="bullet"/>
+      <w:lvlText w:val=""/>
+      <w:lvlJc w:val="left"/>
+      <w:pPr>
+        <w:tabs>
+          <w:tab w:val="num" w:pos="5040"/>
+        </w:tabs>
+        <w:ind w:left="5040" w:hanging="360"/>
+      </w:pPr>
+      <w:rPr>
+        <w:rFonts w:ascii="Symbol" w:hAnsi="Symbol" w:hint="default"/>
+        <w:sz w:val="20"/>
+      </w:rPr>
+    </w:lvl>
+    <w:lvl w:ilvl="7" w:tentative="1">
+      <w:start w:val="1"/>
+      <w:numFmt w:val="bullet"/>
+      <w:lvlText w:val=""/>
+      <w:lvlJc w:val="left"/>
+      <w:pPr>
+        <w:tabs>
+          <w:tab w:val="num" w:pos="5760"/>
+        </w:tabs>
+        <w:ind w:left="5760" w:hanging="360"/>
+      </w:pPr>
+      <w:rPr>
+        <w:rFonts w:ascii="Symbol" w:hAnsi="Symbol" w:hint="default"/>
+        <w:sz w:val="20"/>
+      </w:rPr>
+    </w:lvl>
+    <w:lvl w:ilvl="8" w:tentative="1">
+      <w:start w:val="1"/>
+      <w:numFmt w:val="bullet"/>
+      <w:lvlText w:val=""/>
+      <w:lvlJc w:val="left"/>
+      <w:pPr>
+        <w:tabs>
+          <w:tab w:val="num" w:pos="6480"/>
+        </w:tabs>
+        <w:ind w:left="6480" w:hanging="360"/>
+      </w:pPr>
+      <w:rPr>
+        <w:rFonts w:ascii="Symbol" w:hAnsi="Symbol" w:hint="default"/>
+        <w:sz w:val="20"/>
+      </w:rPr>
+    </w:lvl>
+  </w:abstractNum>
+  <w:abstractNum w:abstractNumId="27" w15:restartNumberingAfterBreak="0">
     <w:nsid w:val="3238531A"/>
     <w:multiLevelType w:val="multilevel"/>
     <w:tmpl w:val="BD9A436A"/>
@@ -14924,7 +15719,7 @@
       </w:rPr>
     </w:lvl>
   </w:abstractNum>
-  <w:abstractNum w:abstractNumId="27" w15:restartNumberingAfterBreak="0">
+  <w:abstractNum w:abstractNumId="28" w15:restartNumberingAfterBreak="0">
     <w:nsid w:val="335D3C3E"/>
     <w:multiLevelType w:val="multilevel"/>
     <w:tmpl w:val="CC289B14"/>
@@ -15037,7 +15832,7 @@
       </w:pPr>
     </w:lvl>
   </w:abstractNum>
-  <w:abstractNum w:abstractNumId="28" w15:restartNumberingAfterBreak="0">
+  <w:abstractNum w:abstractNumId="29" w15:restartNumberingAfterBreak="0">
     <w:nsid w:val="35897870"/>
     <w:multiLevelType w:val="multilevel"/>
     <w:tmpl w:val="49046F6C"/>
@@ -15186,7 +15981,7 @@
       </w:rPr>
     </w:lvl>
   </w:abstractNum>
-  <w:abstractNum w:abstractNumId="29" w15:restartNumberingAfterBreak="0">
+  <w:abstractNum w:abstractNumId="30" w15:restartNumberingAfterBreak="0">
     <w:nsid w:val="3A494F19"/>
     <w:multiLevelType w:val="multilevel"/>
     <w:tmpl w:val="67660F38"/>
@@ -15335,7 +16130,7 @@
       </w:rPr>
     </w:lvl>
   </w:abstractNum>
-  <w:abstractNum w:abstractNumId="30" w15:restartNumberingAfterBreak="0">
+  <w:abstractNum w:abstractNumId="31" w15:restartNumberingAfterBreak="0">
     <w:nsid w:val="3D9300C7"/>
     <w:multiLevelType w:val="multilevel"/>
     <w:tmpl w:val="DFA674A0"/>
@@ -15484,7 +16279,7 @@
       </w:rPr>
     </w:lvl>
   </w:abstractNum>
-  <w:abstractNum w:abstractNumId="31" w15:restartNumberingAfterBreak="0">
+  <w:abstractNum w:abstractNumId="32" w15:restartNumberingAfterBreak="0">
     <w:nsid w:val="40180C53"/>
     <w:multiLevelType w:val="multilevel"/>
     <w:tmpl w:val="21B6C67C"/>
@@ -15633,7 +16428,7 @@
       </w:rPr>
     </w:lvl>
   </w:abstractNum>
-  <w:abstractNum w:abstractNumId="32" w15:restartNumberingAfterBreak="0">
+  <w:abstractNum w:abstractNumId="33" w15:restartNumberingAfterBreak="0">
     <w:nsid w:val="410F2FD0"/>
     <w:multiLevelType w:val="multilevel"/>
     <w:tmpl w:val="F24C0008"/>
@@ -15746,7 +16541,7 @@
       </w:pPr>
     </w:lvl>
   </w:abstractNum>
-  <w:abstractNum w:abstractNumId="33" w15:restartNumberingAfterBreak="0">
+  <w:abstractNum w:abstractNumId="34" w15:restartNumberingAfterBreak="0">
     <w:nsid w:val="422847C6"/>
     <w:multiLevelType w:val="multilevel"/>
     <w:tmpl w:val="69DA3BB8"/>
@@ -15895,7 +16690,7 @@
       </w:rPr>
     </w:lvl>
   </w:abstractNum>
-  <w:abstractNum w:abstractNumId="34" w15:restartNumberingAfterBreak="0">
+  <w:abstractNum w:abstractNumId="35" w15:restartNumberingAfterBreak="0">
     <w:nsid w:val="4372395A"/>
     <w:multiLevelType w:val="multilevel"/>
     <w:tmpl w:val="E62A7526"/>
@@ -16008,7 +16803,7 @@
       </w:pPr>
     </w:lvl>
   </w:abstractNum>
-  <w:abstractNum w:abstractNumId="35" w15:restartNumberingAfterBreak="0">
+  <w:abstractNum w:abstractNumId="36" w15:restartNumberingAfterBreak="0">
     <w:nsid w:val="47B76E04"/>
     <w:multiLevelType w:val="multilevel"/>
     <w:tmpl w:val="C21656B2"/>
@@ -16121,7 +16916,7 @@
       </w:pPr>
     </w:lvl>
   </w:abstractNum>
-  <w:abstractNum w:abstractNumId="36" w15:restartNumberingAfterBreak="0">
+  <w:abstractNum w:abstractNumId="37" w15:restartNumberingAfterBreak="0">
     <w:nsid w:val="499B77C8"/>
     <w:multiLevelType w:val="multilevel"/>
     <w:tmpl w:val="08C6F076"/>
@@ -16234,7 +17029,7 @@
       </w:pPr>
     </w:lvl>
   </w:abstractNum>
-  <w:abstractNum w:abstractNumId="37" w15:restartNumberingAfterBreak="0">
+  <w:abstractNum w:abstractNumId="38" w15:restartNumberingAfterBreak="0">
     <w:nsid w:val="4D934FCB"/>
     <w:multiLevelType w:val="multilevel"/>
     <w:tmpl w:val="DD9E8BBE"/>
@@ -16383,7 +17178,7 @@
       </w:rPr>
     </w:lvl>
   </w:abstractNum>
-  <w:abstractNum w:abstractNumId="38" w15:restartNumberingAfterBreak="0">
+  <w:abstractNum w:abstractNumId="39" w15:restartNumberingAfterBreak="0">
     <w:nsid w:val="4FEC5D46"/>
     <w:multiLevelType w:val="multilevel"/>
     <w:tmpl w:val="2B78F738"/>
@@ -16532,7 +17327,7 @@
       </w:rPr>
     </w:lvl>
   </w:abstractNum>
-  <w:abstractNum w:abstractNumId="39" w15:restartNumberingAfterBreak="0">
+  <w:abstractNum w:abstractNumId="40" w15:restartNumberingAfterBreak="0">
     <w:nsid w:val="513E03A7"/>
     <w:multiLevelType w:val="multilevel"/>
     <w:tmpl w:val="BC188678"/>
@@ -16645,7 +17440,7 @@
       </w:pPr>
     </w:lvl>
   </w:abstractNum>
-  <w:abstractNum w:abstractNumId="40" w15:restartNumberingAfterBreak="0">
+  <w:abstractNum w:abstractNumId="41" w15:restartNumberingAfterBreak="0">
     <w:nsid w:val="534C4A2F"/>
     <w:multiLevelType w:val="multilevel"/>
     <w:tmpl w:val="8660958E"/>
@@ -16758,7 +17553,7 @@
       </w:pPr>
     </w:lvl>
   </w:abstractNum>
-  <w:abstractNum w:abstractNumId="41" w15:restartNumberingAfterBreak="0">
+  <w:abstractNum w:abstractNumId="42" w15:restartNumberingAfterBreak="0">
     <w:nsid w:val="552D71D1"/>
     <w:multiLevelType w:val="multilevel"/>
     <w:tmpl w:val="7A68758A"/>
@@ -16871,7 +17666,7 @@
       </w:pPr>
     </w:lvl>
   </w:abstractNum>
-  <w:abstractNum w:abstractNumId="42" w15:restartNumberingAfterBreak="0">
+  <w:abstractNum w:abstractNumId="43" w15:restartNumberingAfterBreak="0">
     <w:nsid w:val="5E367E69"/>
     <w:multiLevelType w:val="multilevel"/>
     <w:tmpl w:val="A83EEE42"/>
@@ -17020,7 +17815,7 @@
       </w:rPr>
     </w:lvl>
   </w:abstractNum>
-  <w:abstractNum w:abstractNumId="43" w15:restartNumberingAfterBreak="0">
+  <w:abstractNum w:abstractNumId="44" w15:restartNumberingAfterBreak="0">
     <w:nsid w:val="644E4D24"/>
     <w:multiLevelType w:val="hybridMultilevel"/>
     <w:tmpl w:val="339EBBC4"/>
@@ -17133,7 +17928,7 @@
       </w:rPr>
     </w:lvl>
   </w:abstractNum>
-  <w:abstractNum w:abstractNumId="44" w15:restartNumberingAfterBreak="0">
+  <w:abstractNum w:abstractNumId="45" w15:restartNumberingAfterBreak="0">
     <w:nsid w:val="677013A8"/>
     <w:multiLevelType w:val="multilevel"/>
     <w:tmpl w:val="6BBCA6D4"/>
@@ -17246,7 +18041,7 @@
       </w:pPr>
     </w:lvl>
   </w:abstractNum>
-  <w:abstractNum w:abstractNumId="45" w15:restartNumberingAfterBreak="0">
+  <w:abstractNum w:abstractNumId="46" w15:restartNumberingAfterBreak="0">
     <w:nsid w:val="6AD127E2"/>
     <w:multiLevelType w:val="hybridMultilevel"/>
     <w:tmpl w:val="139EEE1A"/>
@@ -17359,7 +18154,7 @@
       </w:rPr>
     </w:lvl>
   </w:abstractNum>
-  <w:abstractNum w:abstractNumId="46" w15:restartNumberingAfterBreak="0">
+  <w:abstractNum w:abstractNumId="47" w15:restartNumberingAfterBreak="0">
     <w:nsid w:val="6B7C3983"/>
     <w:multiLevelType w:val="multilevel"/>
     <w:tmpl w:val="3960A000"/>
@@ -17508,7 +18303,7 @@
       </w:rPr>
     </w:lvl>
   </w:abstractNum>
-  <w:abstractNum w:abstractNumId="47" w15:restartNumberingAfterBreak="0">
+  <w:abstractNum w:abstractNumId="48" w15:restartNumberingAfterBreak="0">
     <w:nsid w:val="6BB439FF"/>
     <w:multiLevelType w:val="multilevel"/>
     <w:tmpl w:val="6E2AA7F8"/>
@@ -17621,7 +18416,7 @@
       </w:pPr>
     </w:lvl>
   </w:abstractNum>
-  <w:abstractNum w:abstractNumId="48" w15:restartNumberingAfterBreak="0">
+  <w:abstractNum w:abstractNumId="49" w15:restartNumberingAfterBreak="0">
     <w:nsid w:val="6BCD7020"/>
     <w:multiLevelType w:val="multilevel"/>
     <w:tmpl w:val="80C0E87C"/>
@@ -17770,7 +18565,7 @@
       </w:rPr>
     </w:lvl>
   </w:abstractNum>
-  <w:abstractNum w:abstractNumId="49" w15:restartNumberingAfterBreak="0">
+  <w:abstractNum w:abstractNumId="50" w15:restartNumberingAfterBreak="0">
     <w:nsid w:val="6BE73B8D"/>
     <w:multiLevelType w:val="multilevel"/>
     <w:tmpl w:val="BDBA3786"/>
@@ -17883,7 +18678,7 @@
       </w:pPr>
     </w:lvl>
   </w:abstractNum>
-  <w:abstractNum w:abstractNumId="50" w15:restartNumberingAfterBreak="0">
+  <w:abstractNum w:abstractNumId="51" w15:restartNumberingAfterBreak="0">
     <w:nsid w:val="77764322"/>
     <w:multiLevelType w:val="multilevel"/>
     <w:tmpl w:val="5562088C"/>
@@ -18063,25 +18858,25 @@
     <w:abstractNumId w:val="11"/>
   </w:num>
   <w:num w:numId="11">
-    <w:abstractNumId w:val="47"/>
+    <w:abstractNumId w:val="48"/>
   </w:num>
   <w:num w:numId="12">
-    <w:abstractNumId w:val="26"/>
+    <w:abstractNumId w:val="27"/>
   </w:num>
   <w:num w:numId="13">
-    <w:abstractNumId w:val="39"/>
+    <w:abstractNumId w:val="40"/>
   </w:num>
   <w:num w:numId="14">
     <w:abstractNumId w:val="12"/>
   </w:num>
   <w:num w:numId="15">
-    <w:abstractNumId w:val="44"/>
+    <w:abstractNumId w:val="45"/>
   </w:num>
   <w:num w:numId="16">
-    <w:abstractNumId w:val="30"/>
+    <w:abstractNumId w:val="31"/>
   </w:num>
   <w:num w:numId="17">
-    <w:abstractNumId w:val="35"/>
+    <w:abstractNumId w:val="36"/>
   </w:num>
   <w:num w:numId="18">
     <w:abstractNumId w:val="22"/>
@@ -18090,7 +18885,7 @@
     <w:abstractNumId w:val="19"/>
   </w:num>
   <w:num w:numId="20">
-    <w:abstractNumId w:val="31"/>
+    <w:abstractNumId w:val="32"/>
   </w:num>
   <w:num w:numId="21">
     <w:abstractNumId w:val="18"/>
@@ -18099,34 +18894,34 @@
     <w:abstractNumId w:val="17"/>
   </w:num>
   <w:num w:numId="23">
-    <w:abstractNumId w:val="49"/>
+    <w:abstractNumId w:val="50"/>
   </w:num>
   <w:num w:numId="24">
-    <w:abstractNumId w:val="38"/>
+    <w:abstractNumId w:val="39"/>
   </w:num>
   <w:num w:numId="25">
-    <w:abstractNumId w:val="41"/>
+    <w:abstractNumId w:val="42"/>
   </w:num>
   <w:num w:numId="26">
-    <w:abstractNumId w:val="42"/>
+    <w:abstractNumId w:val="43"/>
   </w:num>
   <w:num w:numId="27">
     <w:abstractNumId w:val="9"/>
   </w:num>
   <w:num w:numId="28">
-    <w:abstractNumId w:val="28"/>
+    <w:abstractNumId w:val="29"/>
   </w:num>
   <w:num w:numId="29">
     <w:abstractNumId w:val="16"/>
   </w:num>
   <w:num w:numId="30">
-    <w:abstractNumId w:val="46"/>
+    <w:abstractNumId w:val="47"/>
   </w:num>
   <w:num w:numId="31">
-    <w:abstractNumId w:val="40"/>
+    <w:abstractNumId w:val="41"/>
   </w:num>
   <w:num w:numId="32">
-    <w:abstractNumId w:val="50"/>
+    <w:abstractNumId w:val="51"/>
   </w:num>
   <w:num w:numId="33">
     <w:abstractNumId w:val="20"/>
@@ -18135,22 +18930,22 @@
     <w:abstractNumId w:val="21"/>
   </w:num>
   <w:num w:numId="35">
-    <w:abstractNumId w:val="34"/>
+    <w:abstractNumId w:val="35"/>
   </w:num>
   <w:num w:numId="36">
+    <w:abstractNumId w:val="38"/>
+  </w:num>
+  <w:num w:numId="37">
+    <w:abstractNumId w:val="28"/>
+  </w:num>
+  <w:num w:numId="38">
+    <w:abstractNumId w:val="49"/>
+  </w:num>
+  <w:num w:numId="39">
     <w:abstractNumId w:val="37"/>
   </w:num>
-  <w:num w:numId="37">
-    <w:abstractNumId w:val="27"/>
-  </w:num>
-  <w:num w:numId="38">
-    <w:abstractNumId w:val="48"/>
-  </w:num>
-  <w:num w:numId="39">
-    <w:abstractNumId w:val="36"/>
-  </w:num>
   <w:num w:numId="40">
-    <w:abstractNumId w:val="29"/>
+    <w:abstractNumId w:val="30"/>
   </w:num>
   <w:num w:numId="41">
     <w:abstractNumId w:val="15"/>
@@ -18159,10 +18954,10 @@
     <w:abstractNumId w:val="14"/>
   </w:num>
   <w:num w:numId="43">
-    <w:abstractNumId w:val="32"/>
+    <w:abstractNumId w:val="33"/>
   </w:num>
   <w:num w:numId="44">
-    <w:abstractNumId w:val="33"/>
+    <w:abstractNumId w:val="34"/>
   </w:num>
   <w:num w:numId="45">
     <w:abstractNumId w:val="23"/>
@@ -18180,10 +18975,13 @@
     <w:abstractNumId w:val="0"/>
   </w:num>
   <w:num w:numId="50">
-    <w:abstractNumId w:val="45"/>
+    <w:abstractNumId w:val="46"/>
   </w:num>
   <w:num w:numId="51">
-    <w:abstractNumId w:val="43"/>
+    <w:abstractNumId w:val="44"/>
+  </w:num>
+  <w:num w:numId="52">
+    <w:abstractNumId w:val="26"/>
   </w:num>
   <w:numIdMacAtCleanup w:val="46"/>
 </w:numbering>
@@ -29964,7 +30762,7 @@
 </file>
 
 <file path=customXml/itemProps1.xml><?xml version="1.0" encoding="utf-8"?>
-<ds:datastoreItem xmlns:ds="http://schemas.openxmlformats.org/officeDocument/2006/customXml" ds:itemID="{413497EB-62E1-4EC8-9351-5C634C793561}">
+<ds:datastoreItem xmlns:ds="http://schemas.openxmlformats.org/officeDocument/2006/customXml" ds:itemID="{79897380-7FB4-42AC-B554-40CCC1F55875}">
   <ds:schemaRefs>
     <ds:schemaRef ds:uri="http://schemas.openxmlformats.org/officeDocument/2006/bibliography"/>
   </ds:schemaRefs>

--- a/MainReport.docx
+++ b/MainReport.docx
@@ -387,7 +387,7 @@
                 <w:sz w:val="16"/>
                 <w:szCs w:val="16"/>
               </w:rPr>
-              <w:t>- Họ Tên: Tran Thi B&lt;br&gt;- Email: newuser02@eshop.com&lt;br&gt;- Mật khẩu: Secure$Password2026&lt;br&gt;- Xác nhận MK: Secure$Password2026</w:t>
+              <w:t>- Họ Tên: Tran Thi B&lt;br&gt;- Email: newuser02@eshop.com&lt;br&gt;- Mật khẩu: SecurePassword2026&lt;br&gt;- Xác nhận MK: SecurePassword2026</w:t>
             </w:r>
           </w:p>
         </w:tc>
@@ -1927,7 +1927,7 @@
                 <w:sz w:val="16"/>
                 <w:szCs w:val="16"/>
               </w:rPr>
-              <w:t>Hệ thống từ chối đăng ký, báo lỗi: *"Mật khẩu phải chứa ít nhất 1 ký tự đặc biệt (@, $, !, %, , ?, &amp;)".</w:t>
+              <w:t>Hệ thống từ chối đăng ký, báo lỗi: *"Mật khẩu phải chứa ít nhất 1 ký tự đặc biệt (@, , !, %, , ?, &amp;)".</w:t>
             </w:r>
           </w:p>
         </w:tc>
@@ -2028,7 +2028,7 @@
                 <w:sz w:val="16"/>
                 <w:szCs w:val="16"/>
               </w:rPr>
-              <w:t>Hệ thống từ chối đăng ký, báo lỗi: *"Ký tự đặc biệt chỉ được thuộc nhóm: @, $, !, %, , ?, &amp;".</w:t>
+              <w:t>Hệ thống từ chối đăng ký, báo lỗi: *"Ký tự đặc biệt chỉ được thuộc nhóm: @, , !, %, , ?, &amp;".</w:t>
             </w:r>
           </w:p>
         </w:tc>
@@ -2455,25 +2455,24 @@
           <w:sz w:val="20"/>
           <w:szCs w:val="20"/>
         </w:rPr>
-        <w:t>- __Valid Partitions (Miền hợp lệ - VP</w:t>
+        <w:t>- Valid Partitions (Miền hợp lệ - VP): Tập hợp các giá trị đáp ứng hoàn toàn mọi quy tắc nghiệp vụ. Hệ thống bắt buộc phải xử lý thành công (Happy Path).</w:t>
       </w:r>
-      <w:proofErr w:type="gramStart"/>
+    </w:p>
+    <w:p>
+      <w:pPr>
+        <w:rPr>
+          <w:rFonts w:ascii="Arial" w:hAnsi="Arial" w:cs="Arial"/>
+          <w:sz w:val="20"/>
+          <w:szCs w:val="20"/>
+        </w:rPr>
+      </w:pPr>
       <w:r>
         <w:rPr>
           <w:rFonts w:ascii="Arial" w:hAnsi="Arial" w:cs="Arial"/>
           <w:sz w:val="20"/>
           <w:szCs w:val="20"/>
         </w:rPr>
-        <w:t>):_</w:t>
-      </w:r>
-      <w:proofErr w:type="gramEnd"/>
-      <w:r>
-        <w:rPr>
-          <w:rFonts w:ascii="Arial" w:hAnsi="Arial" w:cs="Arial"/>
-          <w:sz w:val="20"/>
-          <w:szCs w:val="20"/>
-        </w:rPr>
-        <w:t>_ Tập hợp các giá trị đáp ứng hoàn toàn mọi quy tắc nghiệp vụ. Hệ thống bắt buộc phải xử lý thành công (Happy Path).</w:t>
+        <w:t>- Invalid Partitions (Miền bất hợp lệ - IP): Tập hợp các giá trị vi phạm ít nhất một điều kiện nghiệp vụ. Hệ thống bắt buộc phải chặn lại và hiển thị thông báo lỗi tương ứng.</w:t>
       </w:r>
     </w:p>
     <w:p>
@@ -2491,41 +2490,6 @@
           <w:szCs w:val="20"/>
         </w:rPr>
         <w:lastRenderedPageBreak/>
-        <w:t>- __Invalid Partitions (Miền bất hợp lệ - IP</w:t>
-      </w:r>
-      <w:proofErr w:type="gramStart"/>
-      <w:r>
-        <w:rPr>
-          <w:rFonts w:ascii="Arial" w:hAnsi="Arial" w:cs="Arial"/>
-          <w:sz w:val="20"/>
-          <w:szCs w:val="20"/>
-        </w:rPr>
-        <w:t>):_</w:t>
-      </w:r>
-      <w:proofErr w:type="gramEnd"/>
-      <w:r>
-        <w:rPr>
-          <w:rFonts w:ascii="Arial" w:hAnsi="Arial" w:cs="Arial"/>
-          <w:sz w:val="20"/>
-          <w:szCs w:val="20"/>
-        </w:rPr>
-        <w:t>_ Tập hợp các giá trị vi phạm ít nhất một điều kiện nghiệp vụ. Hệ thống bắt buộc phải chặn lại và hiển thị thông báo lỗi tương ứng.</w:t>
-      </w:r>
-    </w:p>
-    <w:p>
-      <w:pPr>
-        <w:rPr>
-          <w:rFonts w:ascii="Arial" w:hAnsi="Arial" w:cs="Arial"/>
-          <w:sz w:val="20"/>
-          <w:szCs w:val="20"/>
-        </w:rPr>
-      </w:pPr>
-      <w:r>
-        <w:rPr>
-          <w:rFonts w:ascii="Arial" w:hAnsi="Arial" w:cs="Arial"/>
-          <w:sz w:val="20"/>
-          <w:szCs w:val="20"/>
-        </w:rPr>
         <w:t>- *Nguyên tắc chia nhỏ (Granularity</w:t>
       </w:r>
       <w:proofErr w:type="gramStart"/>
@@ -2580,95 +2544,41 @@
           <w:sz w:val="20"/>
           <w:szCs w:val="20"/>
         </w:rPr>
-        <w:t xml:space="preserve">Khi kết hợp các phân vùng của nhiều biến vào một kịch bản kiểm thử, sai lầm phổ biến nhất là đưa nhiều giá trị lỗi vào cùng một test case. Điều này dẫn đến __Fault Masking (Hiện tượng lỗi che khuất </w:t>
+        <w:t>Khi kết hợp các phân vùng của nhiều biến vào một kịch bản kiểm thử, sai lầm phổ biến nhất là đưa nhiều giá trị lỗi vào cùng một test case. Điều này dẫn đến Fault Masking (Hiện tượng lỗi che khuất lỗi) — tức là nếu Email sai, hệ thống báo lỗi Email và dừng lại ngay, ta sẽ không thể biết logic kiểm tra Password có hoạt động hay không.</w:t>
       </w:r>
-      <w:proofErr w:type="gramStart"/>
+    </w:p>
+    <w:p>
+      <w:pPr>
+        <w:rPr>
+          <w:rFonts w:ascii="Arial" w:hAnsi="Arial" w:cs="Arial"/>
+          <w:sz w:val="20"/>
+          <w:szCs w:val="20"/>
+        </w:rPr>
+      </w:pPr>
       <w:r>
         <w:rPr>
           <w:rFonts w:ascii="Arial" w:hAnsi="Arial" w:cs="Arial"/>
           <w:sz w:val="20"/>
           <w:szCs w:val="20"/>
         </w:rPr>
-        <w:t>lỗi)_</w:t>
+        <w:t>- Quy tắc giải quyết:</w:t>
       </w:r>
-      <w:proofErr w:type="gramEnd"/>
+    </w:p>
+    <w:p>
+      <w:pPr>
+        <w:rPr>
+          <w:rFonts w:ascii="Arial" w:hAnsi="Arial" w:cs="Arial"/>
+          <w:sz w:val="20"/>
+          <w:szCs w:val="20"/>
+        </w:rPr>
+      </w:pPr>
       <w:r>
         <w:rPr>
           <w:rFonts w:ascii="Arial" w:hAnsi="Arial" w:cs="Arial"/>
           <w:sz w:val="20"/>
           <w:szCs w:val="20"/>
         </w:rPr>
-        <w:t>_ — tức là nếu Email sai, hệ thống báo lỗi Email và dừng lại ngay, ta sẽ không thể biết logic kiểm tra Password có hoạt động hay không.</w:t>
-      </w:r>
-    </w:p>
-    <w:p>
-      <w:pPr>
-        <w:rPr>
-          <w:rFonts w:ascii="Arial" w:hAnsi="Arial" w:cs="Arial"/>
-          <w:sz w:val="20"/>
-          <w:szCs w:val="20"/>
-        </w:rPr>
-      </w:pPr>
-      <w:r>
-        <w:rPr>
-          <w:rFonts w:ascii="Arial" w:hAnsi="Arial" w:cs="Arial"/>
-          <w:sz w:val="20"/>
-          <w:szCs w:val="20"/>
-        </w:rPr>
-        <w:t xml:space="preserve">- __Quy tắc giải </w:t>
-      </w:r>
-      <w:proofErr w:type="gramStart"/>
-      <w:r>
-        <w:rPr>
-          <w:rFonts w:ascii="Arial" w:hAnsi="Arial" w:cs="Arial"/>
-          <w:sz w:val="20"/>
-          <w:szCs w:val="20"/>
-        </w:rPr>
-        <w:t>quyết:_</w:t>
-      </w:r>
-      <w:proofErr w:type="gramEnd"/>
-      <w:r>
-        <w:rPr>
-          <w:rFonts w:ascii="Arial" w:hAnsi="Arial" w:cs="Arial"/>
-          <w:sz w:val="20"/>
-          <w:szCs w:val="20"/>
-        </w:rPr>
-        <w:t>_</w:t>
-      </w:r>
-    </w:p>
-    <w:p>
-      <w:pPr>
-        <w:rPr>
-          <w:rFonts w:ascii="Arial" w:hAnsi="Arial" w:cs="Arial"/>
-          <w:sz w:val="20"/>
-          <w:szCs w:val="20"/>
-        </w:rPr>
-      </w:pPr>
-      <w:r>
-        <w:rPr>
-          <w:rFonts w:ascii="Arial" w:hAnsi="Arial" w:cs="Arial"/>
-          <w:sz w:val="20"/>
-          <w:szCs w:val="20"/>
-        </w:rPr>
-        <w:t xml:space="preserve">  - __Test Case hợp </w:t>
-      </w:r>
-      <w:proofErr w:type="gramStart"/>
-      <w:r>
-        <w:rPr>
-          <w:rFonts w:ascii="Arial" w:hAnsi="Arial" w:cs="Arial"/>
-          <w:sz w:val="20"/>
-          <w:szCs w:val="20"/>
-        </w:rPr>
-        <w:t>lệ:_</w:t>
-      </w:r>
-      <w:proofErr w:type="gramEnd"/>
-      <w:r>
-        <w:rPr>
-          <w:rFonts w:ascii="Arial" w:hAnsi="Arial" w:cs="Arial"/>
-          <w:sz w:val="20"/>
-          <w:szCs w:val="20"/>
-        </w:rPr>
-        <w:t>_ Kết hợp các phân vùng hợp lệ của __tất cả__ các biế</w:t>
+        <w:t xml:space="preserve">  - Test Case hợp lệ: Kết hợp các phân vùng hợp lệ của tất cả các biế</w:t>
       </w:r>
       <w:r>
         <w:rPr>
@@ -2693,25 +2603,7 @@
           <w:sz w:val="20"/>
           <w:szCs w:val="20"/>
         </w:rPr>
-        <w:t xml:space="preserve">  - __Test Case không hợp </w:t>
-      </w:r>
-      <w:proofErr w:type="gramStart"/>
-      <w:r>
-        <w:rPr>
-          <w:rFonts w:ascii="Arial" w:hAnsi="Arial" w:cs="Arial"/>
-          <w:sz w:val="20"/>
-          <w:szCs w:val="20"/>
-        </w:rPr>
-        <w:t>lệ:_</w:t>
-      </w:r>
-      <w:proofErr w:type="gramEnd"/>
-      <w:r>
-        <w:rPr>
-          <w:rFonts w:ascii="Arial" w:hAnsi="Arial" w:cs="Arial"/>
-          <w:sz w:val="20"/>
-          <w:szCs w:val="20"/>
-        </w:rPr>
-        <w:t>_ Tại mỗi thời điểm, __chỉ cho phép DUY NHẤT 1 biến mang giá trị Invalid__, toàn bộ các biến còn lại phải giữ ở giá trị Valid chuẩn (Baseline Values</w:t>
+        <w:t xml:space="preserve">  - Test Case không hợp lệ: Tại mỗi thời điểm, chỉ cho phép DUY NHẤT 1 biến mang giá trị Invalid, toàn bộ các biến còn lại phải giữ ở giá trị Valid chuẩn (Baseline Values</w:t>
       </w:r>
     </w:p>
     <w:p>
@@ -2808,12 +2700,12 @@
         <w:tblLook w:val="04A0" w:firstRow="1" w:lastRow="0" w:firstColumn="1" w:lastColumn="0" w:noHBand="0" w:noVBand="1"/>
       </w:tblPr>
       <w:tblGrid>
-        <w:gridCol w:w="1423"/>
-        <w:gridCol w:w="1450"/>
+        <w:gridCol w:w="1424"/>
+        <w:gridCol w:w="1451"/>
+        <w:gridCol w:w="1393"/>
+        <w:gridCol w:w="1829"/>
         <w:gridCol w:w="1397"/>
-        <w:gridCol w:w="1829"/>
-        <w:gridCol w:w="1396"/>
-        <w:gridCol w:w="1361"/>
+        <w:gridCol w:w="1362"/>
       </w:tblGrid>
       <w:tr>
         <w:tc>
@@ -3021,7 +2913,7 @@
                 <w:sz w:val="16"/>
                 <w:szCs w:val="16"/>
               </w:rPr>
-              <w:t>$Min - 1$ (7 ký tự)</w:t>
+              <w:t>Min - 1 (7 ký tự)</w:t>
             </w:r>
           </w:p>
         </w:tc>
@@ -3161,7 +3053,7 @@
                 <w:sz w:val="16"/>
                 <w:szCs w:val="16"/>
               </w:rPr>
-              <w:t>$Min$ (8 ký tự)</w:t>
+              <w:t>Min (8 ký tự)</w:t>
             </w:r>
           </w:p>
         </w:tc>
@@ -3301,7 +3193,7 @@
                 <w:sz w:val="16"/>
                 <w:szCs w:val="16"/>
               </w:rPr>
-              <w:t>$Min + 1$ (9 ký tự)</w:t>
+              <w:t>Min + 1 (9 ký tự)</w:t>
             </w:r>
           </w:p>
         </w:tc>
@@ -3441,7 +3333,7 @@
                 <w:sz w:val="16"/>
                 <w:szCs w:val="16"/>
               </w:rPr>
-              <w:t>$Max - 1$ (254 ký tự)</w:t>
+              <w:t>Max - 1 (254 ký tự)</w:t>
             </w:r>
           </w:p>
         </w:tc>
@@ -3581,7 +3473,7 @@
                 <w:sz w:val="16"/>
                 <w:szCs w:val="16"/>
               </w:rPr>
-              <w:t>$Max$ (255 ký tự)</w:t>
+              <w:t>Max (255 ký tự)</w:t>
             </w:r>
           </w:p>
         </w:tc>
@@ -3721,7 +3613,7 @@
                 <w:sz w:val="16"/>
                 <w:szCs w:val="16"/>
               </w:rPr>
-              <w:t>$Max + 1$ (256 ký tự)</w:t>
+              <w:t>Max + 1 (256 ký tự)</w:t>
             </w:r>
           </w:p>
         </w:tc>
@@ -3767,7 +3659,147 @@
                 <w:sz w:val="16"/>
                 <w:szCs w:val="16"/>
               </w:rPr>
-              <w:t xml:space="preserve">Hệ thống từ chối hoặc cắt chuỗi, báo lỗi: "Mật khẩu không được </w:t>
+              <w:t>Hệ thống từ chối hoặc cắt chuỗi, báo lỗi: "Mật khẩu không được vượt quá 255 ký tự".</w:t>
+            </w:r>
+          </w:p>
+        </w:tc>
+        <w:tc>
+          <w:tcPr>
+            <w:tcW w:w="1442" w:type="dxa"/>
+            <w:vAlign w:val="center"/>
+          </w:tcPr>
+          <w:p>
+            <w:pPr>
+              <w:rPr>
+                <w:rFonts w:ascii="Arial" w:hAnsi="Arial" w:cs="Arial"/>
+                <w:sz w:val="16"/>
+                <w:szCs w:val="16"/>
+              </w:rPr>
+            </w:pPr>
+            <w:r>
+              <w:rPr>
+                <w:rFonts w:ascii="Arial" w:hAnsi="Arial" w:cs="Arial"/>
+                <w:sz w:val="16"/>
+                <w:szCs w:val="16"/>
+              </w:rPr>
+              <w:t>Invalid</w:t>
+            </w:r>
+          </w:p>
+        </w:tc>
+      </w:tr>
+      <w:tr>
+        <w:tc>
+          <w:tcPr>
+            <w:tcW w:w="1461" w:type="dxa"/>
+            <w:vAlign w:val="center"/>
+          </w:tcPr>
+          <w:p>
+            <w:pPr>
+              <w:rPr>
+                <w:rFonts w:ascii="Arial" w:hAnsi="Arial" w:cs="Arial"/>
+                <w:sz w:val="16"/>
+                <w:szCs w:val="16"/>
+              </w:rPr>
+            </w:pPr>
+            <w:r>
+              <w:rPr>
+                <w:rFonts w:ascii="Arial" w:hAnsi="Arial" w:cs="Arial"/>
+                <w:sz w:val="16"/>
+                <w:szCs w:val="16"/>
+              </w:rPr>
+              <w:t>TC_BVA_07</w:t>
+            </w:r>
+          </w:p>
+        </w:tc>
+        <w:tc>
+          <w:tcPr>
+            <w:tcW w:w="1515" w:type="dxa"/>
+            <w:vAlign w:val="center"/>
+          </w:tcPr>
+          <w:p>
+            <w:pPr>
+              <w:rPr>
+                <w:rFonts w:ascii="Arial" w:hAnsi="Arial" w:cs="Arial"/>
+                <w:sz w:val="16"/>
+                <w:szCs w:val="16"/>
+              </w:rPr>
+            </w:pPr>
+            <w:r>
+              <w:rPr>
+                <w:rFonts w:ascii="Arial" w:hAnsi="Arial" w:cs="Arial"/>
+                <w:sz w:val="16"/>
+                <w:szCs w:val="16"/>
+              </w:rPr>
+              <w:t>password</w:t>
+            </w:r>
+          </w:p>
+        </w:tc>
+        <w:tc>
+          <w:tcPr>
+            <w:tcW w:w="1451" w:type="dxa"/>
+            <w:vAlign w:val="center"/>
+          </w:tcPr>
+          <w:p>
+            <w:pPr>
+              <w:rPr>
+                <w:rFonts w:ascii="Arial" w:hAnsi="Arial" w:cs="Arial"/>
+                <w:sz w:val="16"/>
+                <w:szCs w:val="16"/>
+              </w:rPr>
+            </w:pPr>
+            <w:r>
+              <w:rPr>
+                <w:rFonts w:ascii="Arial" w:hAnsi="Arial" w:cs="Arial"/>
+                <w:sz w:val="16"/>
+                <w:szCs w:val="16"/>
+              </w:rPr>
+              <w:t>Chữ hoa = 0 (Min-1)</w:t>
+            </w:r>
+          </w:p>
+        </w:tc>
+        <w:tc>
+          <w:tcPr>
+            <w:tcW w:w="1535" w:type="dxa"/>
+            <w:vAlign w:val="center"/>
+          </w:tcPr>
+          <w:p>
+            <w:pPr>
+              <w:rPr>
+                <w:rFonts w:ascii="Arial" w:hAnsi="Arial" w:cs="Arial"/>
+                <w:sz w:val="16"/>
+                <w:szCs w:val="16"/>
+              </w:rPr>
+            </w:pPr>
+            <w:r>
+              <w:rPr>
+                <w:rFonts w:ascii="Arial" w:hAnsi="Arial" w:cs="Arial"/>
+                <w:sz w:val="16"/>
+                <w:szCs w:val="16"/>
+              </w:rPr>
+              <w:t>password123! (0 chữ hoa)</w:t>
+            </w:r>
+          </w:p>
+        </w:tc>
+        <w:tc>
+          <w:tcPr>
+            <w:tcW w:w="1452" w:type="dxa"/>
+            <w:vAlign w:val="center"/>
+          </w:tcPr>
+          <w:p>
+            <w:pPr>
+              <w:rPr>
+                <w:rFonts w:ascii="Arial" w:hAnsi="Arial" w:cs="Arial"/>
+                <w:sz w:val="16"/>
+                <w:szCs w:val="16"/>
+              </w:rPr>
+            </w:pPr>
+            <w:r>
+              <w:rPr>
+                <w:rFonts w:ascii="Arial" w:hAnsi="Arial" w:cs="Arial"/>
+                <w:sz w:val="16"/>
+                <w:szCs w:val="16"/>
+              </w:rPr>
+              <w:t xml:space="preserve">Hệ thống từ chối, báo </w:t>
             </w:r>
             <w:r>
               <w:rPr>
@@ -3776,7 +3808,7 @@
                 <w:szCs w:val="16"/>
               </w:rPr>
               <w:lastRenderedPageBreak/>
-              <w:t>vượt quá 255 ký tự".</w:t>
+              <w:t>lỗi: "Mật khẩu phải chứa ít nhất 1 chữ in hoa".</w:t>
             </w:r>
           </w:p>
         </w:tc>
@@ -3826,7 +3858,7 @@
                 <w:szCs w:val="16"/>
               </w:rPr>
               <w:lastRenderedPageBreak/>
-              <w:t>TC_BVA_07</w:t>
+              <w:t>TC_BVA_08</w:t>
             </w:r>
           </w:p>
         </w:tc>
@@ -3872,7 +3904,7 @@
                 <w:sz w:val="16"/>
                 <w:szCs w:val="16"/>
               </w:rPr>
-              <w:t>Chữ hoa = 0 ($Min-1$)</w:t>
+              <w:t>Chữ hoa = 1 (Min)</w:t>
             </w:r>
           </w:p>
         </w:tc>
@@ -3895,7 +3927,7 @@
                 <w:sz w:val="16"/>
                 <w:szCs w:val="16"/>
               </w:rPr>
-              <w:t>password123! (0 chữ hoa)</w:t>
+              <w:t>Password123! (Đúng 1 chữ hoa 'P')</w:t>
             </w:r>
           </w:p>
         </w:tc>
@@ -3918,7 +3950,7 @@
                 <w:sz w:val="16"/>
                 <w:szCs w:val="16"/>
               </w:rPr>
-              <w:t>Hệ thống từ chối, báo lỗi: "Mật khẩu phải chứa ít nhất 1 chữ in hoa".</w:t>
+              <w:t>Hệ thống chấp nhận, đăng ký tài khoản thành công.</w:t>
             </w:r>
           </w:p>
         </w:tc>
@@ -3941,7 +3973,7 @@
                 <w:sz w:val="16"/>
                 <w:szCs w:val="16"/>
               </w:rPr>
-              <w:t>Invalid</w:t>
+              <w:t>Valid</w:t>
             </w:r>
           </w:p>
         </w:tc>
@@ -3966,7 +3998,7 @@
                 <w:sz w:val="16"/>
                 <w:szCs w:val="16"/>
               </w:rPr>
-              <w:t>TC_BVA_08</w:t>
+              <w:t>TC_BVA_09</w:t>
             </w:r>
           </w:p>
         </w:tc>
@@ -4012,7 +4044,7 @@
                 <w:sz w:val="16"/>
                 <w:szCs w:val="16"/>
               </w:rPr>
-              <w:t>Chữ hoa = 1 ($Min$)</w:t>
+              <w:t>Chữ hoa = 2 (Min+1)</w:t>
             </w:r>
           </w:p>
         </w:tc>
@@ -4035,7 +4067,7 @@
                 <w:sz w:val="16"/>
                 <w:szCs w:val="16"/>
               </w:rPr>
-              <w:t>Password123! (Đúng 1 chữ hoa 'P')</w:t>
+              <w:t>PASsword123! (Có 2 chữ hoa 'P', 'A')</w:t>
             </w:r>
           </w:p>
         </w:tc>
@@ -4106,7 +4138,7 @@
                 <w:sz w:val="16"/>
                 <w:szCs w:val="16"/>
               </w:rPr>
-              <w:t>TC_BVA_09</w:t>
+              <w:t>TC_BVA_10</w:t>
             </w:r>
           </w:p>
         </w:tc>
@@ -4152,7 +4184,7 @@
                 <w:sz w:val="16"/>
                 <w:szCs w:val="16"/>
               </w:rPr>
-              <w:t>Chữ hoa = 2 ($Min+1$)</w:t>
+              <w:t>Chữ thường = 0 (Min-1)</w:t>
             </w:r>
           </w:p>
         </w:tc>
@@ -4175,7 +4207,7 @@
                 <w:sz w:val="16"/>
                 <w:szCs w:val="16"/>
               </w:rPr>
-              <w:t>PASsword123! (Có 2 chữ hoa 'P', 'A')</w:t>
+              <w:t>PASS1234! (0 chữ thường)</w:t>
             </w:r>
           </w:p>
         </w:tc>
@@ -4198,7 +4230,7 @@
                 <w:sz w:val="16"/>
                 <w:szCs w:val="16"/>
               </w:rPr>
-              <w:t>Hệ thống chấp nhận, đăng ký tài khoản thành công.</w:t>
+              <w:t>Hệ thống từ chối, báo lỗi: "Mật khẩu phải chứa ít nhất 1 chữ in thường".</w:t>
             </w:r>
           </w:p>
         </w:tc>
@@ -4221,7 +4253,7 @@
                 <w:sz w:val="16"/>
                 <w:szCs w:val="16"/>
               </w:rPr>
-              <w:t>Valid</w:t>
+              <w:t>Invalid</w:t>
             </w:r>
           </w:p>
         </w:tc>
@@ -4246,7 +4278,7 @@
                 <w:sz w:val="16"/>
                 <w:szCs w:val="16"/>
               </w:rPr>
-              <w:t>TC_BVA_10</w:t>
+              <w:t>TC_BVA_11</w:t>
             </w:r>
           </w:p>
         </w:tc>
@@ -4292,7 +4324,7 @@
                 <w:sz w:val="16"/>
                 <w:szCs w:val="16"/>
               </w:rPr>
-              <w:t>Chữ thường = 0 ($Min-1$)</w:t>
+              <w:t>Chữ thường = 1 (Min)</w:t>
             </w:r>
           </w:p>
         </w:tc>
@@ -4315,7 +4347,7 @@
                 <w:sz w:val="16"/>
                 <w:szCs w:val="16"/>
               </w:rPr>
-              <w:t>PASS1234! (0 chữ thường)</w:t>
+              <w:t>PASSa123! (Đúng 1 chữ thường 'a')</w:t>
             </w:r>
           </w:p>
         </w:tc>
@@ -4338,7 +4370,7 @@
                 <w:sz w:val="16"/>
                 <w:szCs w:val="16"/>
               </w:rPr>
-              <w:t>Hệ thống từ chối, báo lỗi: "Mật khẩu phải chứa ít nhất 1 chữ in thường".</w:t>
+              <w:t>Hệ thống chấp nhận, đăng ký tài khoản thành công.</w:t>
             </w:r>
           </w:p>
         </w:tc>
@@ -4361,7 +4393,7 @@
                 <w:sz w:val="16"/>
                 <w:szCs w:val="16"/>
               </w:rPr>
-              <w:t>Invalid</w:t>
+              <w:t>Valid</w:t>
             </w:r>
           </w:p>
         </w:tc>
@@ -4386,7 +4418,7 @@
                 <w:sz w:val="16"/>
                 <w:szCs w:val="16"/>
               </w:rPr>
-              <w:t>TC_BVA_11</w:t>
+              <w:t>TC_BVA_12</w:t>
             </w:r>
           </w:p>
         </w:tc>
@@ -4432,7 +4464,7 @@
                 <w:sz w:val="16"/>
                 <w:szCs w:val="16"/>
               </w:rPr>
-              <w:t>Chữ thường = 1 ($Min$)</w:t>
+              <w:t>Chữ số = 0 (Min-1)</w:t>
             </w:r>
           </w:p>
         </w:tc>
@@ -4455,7 +4487,7 @@
                 <w:sz w:val="16"/>
                 <w:szCs w:val="16"/>
               </w:rPr>
-              <w:t>PASSa123! (Đúng 1 chữ thường 'a')</w:t>
+              <w:t>Password@! (0 chữ số)</w:t>
             </w:r>
           </w:p>
         </w:tc>
@@ -4478,7 +4510,7 @@
                 <w:sz w:val="16"/>
                 <w:szCs w:val="16"/>
               </w:rPr>
-              <w:t>Hệ thống chấp nhận, đăng ký tài khoản thành công.</w:t>
+              <w:t>Hệ thống từ chối, báo lỗi: "Mật khẩu phải chứa ít nhất 1 chữ số".</w:t>
             </w:r>
           </w:p>
         </w:tc>
@@ -4501,7 +4533,7 @@
                 <w:sz w:val="16"/>
                 <w:szCs w:val="16"/>
               </w:rPr>
-              <w:t>Valid</w:t>
+              <w:t>Invalid</w:t>
             </w:r>
           </w:p>
         </w:tc>
@@ -4526,7 +4558,7 @@
                 <w:sz w:val="16"/>
                 <w:szCs w:val="16"/>
               </w:rPr>
-              <w:t>TC_BVA_12</w:t>
+              <w:t>TC_BVA_13</w:t>
             </w:r>
           </w:p>
         </w:tc>
@@ -4572,7 +4604,7 @@
                 <w:sz w:val="16"/>
                 <w:szCs w:val="16"/>
               </w:rPr>
-              <w:t>Chữ số = 0 ($Min-1$)</w:t>
+              <w:t>Chữ số = 1 (Min)</w:t>
             </w:r>
           </w:p>
         </w:tc>
@@ -4595,7 +4627,7 @@
                 <w:sz w:val="16"/>
                 <w:szCs w:val="16"/>
               </w:rPr>
-              <w:t>Password@! (0 chữ số)</w:t>
+              <w:t>Password@1 (Đúng 1 chữ số '1')</w:t>
             </w:r>
           </w:p>
         </w:tc>
@@ -4618,7 +4650,7 @@
                 <w:sz w:val="16"/>
                 <w:szCs w:val="16"/>
               </w:rPr>
-              <w:t>Hệ thống từ chối, báo lỗi: "Mật khẩu phải chứa ít nhất 1 chữ số".</w:t>
+              <w:t>Hệ thống chấp nhận, đăng ký tài khoản thành công.</w:t>
             </w:r>
           </w:p>
         </w:tc>
@@ -4641,7 +4673,7 @@
                 <w:sz w:val="16"/>
                 <w:szCs w:val="16"/>
               </w:rPr>
-              <w:t>Invalid</w:t>
+              <w:t>Valid</w:t>
             </w:r>
           </w:p>
         </w:tc>
@@ -4666,7 +4698,7 @@
                 <w:sz w:val="16"/>
                 <w:szCs w:val="16"/>
               </w:rPr>
-              <w:t>TC_BVA_13</w:t>
+              <w:t>TC_BVA_14</w:t>
             </w:r>
           </w:p>
         </w:tc>
@@ -4712,7 +4744,7 @@
                 <w:sz w:val="16"/>
                 <w:szCs w:val="16"/>
               </w:rPr>
-              <w:t>Chữ số = 1 ($Min$)</w:t>
+              <w:t>Ký tự đặc biệt = 0 (Min-1)</w:t>
             </w:r>
           </w:p>
         </w:tc>
@@ -4735,7 +4767,7 @@
                 <w:sz w:val="16"/>
                 <w:szCs w:val="16"/>
               </w:rPr>
-              <w:t>Password@1 (Đúng 1 chữ số '1')</w:t>
+              <w:t>Password123 (0 ký tự đặc biệt)</w:t>
             </w:r>
           </w:p>
         </w:tc>
@@ -4758,7 +4790,7 @@
                 <w:sz w:val="16"/>
                 <w:szCs w:val="16"/>
               </w:rPr>
-              <w:t>Hệ thống chấp nhận, đăng ký tài khoản thành công.</w:t>
+              <w:t>Hệ thống từ chối, báo lỗi: *"Mật khẩu phải chứa ít nhất 1 ký tự đặc biệt (@, , !, %, , ?, &amp;)".</w:t>
             </w:r>
           </w:p>
         </w:tc>
@@ -4781,7 +4813,7 @@
                 <w:sz w:val="16"/>
                 <w:szCs w:val="16"/>
               </w:rPr>
-              <w:t>Valid</w:t>
+              <w:t>Invalid</w:t>
             </w:r>
           </w:p>
         </w:tc>
@@ -4806,7 +4838,7 @@
                 <w:sz w:val="16"/>
                 <w:szCs w:val="16"/>
               </w:rPr>
-              <w:t>TC_BVA_14</w:t>
+              <w:t>TC_BVA_15</w:t>
             </w:r>
           </w:p>
         </w:tc>
@@ -4852,7 +4884,7 @@
                 <w:sz w:val="16"/>
                 <w:szCs w:val="16"/>
               </w:rPr>
-              <w:t>Ký tự đặc biệt = 0 ($Min-1$)</w:t>
+              <w:t>Ký tự đặc biệt = 1 (Min)</w:t>
             </w:r>
           </w:p>
         </w:tc>
@@ -4875,7 +4907,7 @@
                 <w:sz w:val="16"/>
                 <w:szCs w:val="16"/>
               </w:rPr>
-              <w:t>Password123 (0 ký tự đặc biệt)</w:t>
+              <w:t>Password123@ (Đúng 1 ký tự '@')</w:t>
             </w:r>
           </w:p>
         </w:tc>
@@ -4898,7 +4930,7 @@
                 <w:sz w:val="16"/>
                 <w:szCs w:val="16"/>
               </w:rPr>
-              <w:t>Hệ thống từ chối, báo lỗi: *"Mật khẩu phải chứa ít nhất 1 ký tự đặc biệt (@, $, !, %, , ?, &amp;)".</w:t>
+              <w:t>Hệ thống chấp nhận, đăng ký tài khoản thành công.</w:t>
             </w:r>
           </w:p>
         </w:tc>
@@ -4921,7 +4953,7 @@
                 <w:sz w:val="16"/>
                 <w:szCs w:val="16"/>
               </w:rPr>
-              <w:t>Invalid</w:t>
+              <w:t>Valid</w:t>
             </w:r>
           </w:p>
         </w:tc>
@@ -4946,7 +4978,7 @@
                 <w:sz w:val="16"/>
                 <w:szCs w:val="16"/>
               </w:rPr>
-              <w:t>TC_BVA_15</w:t>
+              <w:t>TC_BVA_16</w:t>
             </w:r>
           </w:p>
         </w:tc>
@@ -4969,7 +5001,7 @@
                 <w:sz w:val="16"/>
                 <w:szCs w:val="16"/>
               </w:rPr>
-              <w:t>password</w:t>
+              <w:t>name</w:t>
             </w:r>
           </w:p>
         </w:tc>
@@ -4992,7 +5024,7 @@
                 <w:sz w:val="16"/>
                 <w:szCs w:val="16"/>
               </w:rPr>
-              <w:t>Ký tự đặc biệt = 1 ($Min$)</w:t>
+              <w:t>Min - 1 (0 ký tự)</w:t>
             </w:r>
           </w:p>
         </w:tc>
@@ -5015,7 +5047,7 @@
                 <w:sz w:val="16"/>
                 <w:szCs w:val="16"/>
               </w:rPr>
-              <w:t>Password123@ (Đúng 1 ký tự '@')</w:t>
+              <w:t>"" (Chuỗi rỗng)</w:t>
             </w:r>
           </w:p>
         </w:tc>
@@ -5038,7 +5070,7 @@
                 <w:sz w:val="16"/>
                 <w:szCs w:val="16"/>
               </w:rPr>
-              <w:t>Hệ thống chấp nhận, đăng ký tài khoản thành công.</w:t>
+              <w:t>Hệ thống từ chối, báo lỗi: "Họ Tên không được để trống".</w:t>
             </w:r>
           </w:p>
         </w:tc>
@@ -5061,7 +5093,7 @@
                 <w:sz w:val="16"/>
                 <w:szCs w:val="16"/>
               </w:rPr>
-              <w:t>Valid</w:t>
+              <w:t>Invalid</w:t>
             </w:r>
           </w:p>
         </w:tc>
@@ -5086,7 +5118,7 @@
                 <w:sz w:val="16"/>
                 <w:szCs w:val="16"/>
               </w:rPr>
-              <w:t>TC_BVA_16</w:t>
+              <w:t>TC_BVA_17</w:t>
             </w:r>
           </w:p>
         </w:tc>
@@ -5132,7 +5164,7 @@
                 <w:sz w:val="16"/>
                 <w:szCs w:val="16"/>
               </w:rPr>
-              <w:t>$Min - 1$ (0 ký tự)</w:t>
+              <w:t>Min (1 ký tự)</w:t>
             </w:r>
           </w:p>
         </w:tc>
@@ -5155,7 +5187,7 @@
                 <w:sz w:val="16"/>
                 <w:szCs w:val="16"/>
               </w:rPr>
-              <w:t>"" (Chuỗi rỗng)</w:t>
+              <w:t>"A"</w:t>
             </w:r>
           </w:p>
         </w:tc>
@@ -5178,7 +5210,7 @@
                 <w:sz w:val="16"/>
                 <w:szCs w:val="16"/>
               </w:rPr>
-              <w:t>Hệ thống từ chối, báo lỗi: "Họ Tên không được để trống".</w:t>
+              <w:t>Hệ thống chấp nhận, đăng ký tài khoản thành công.</w:t>
             </w:r>
           </w:p>
         </w:tc>
@@ -5201,7 +5233,7 @@
                 <w:sz w:val="16"/>
                 <w:szCs w:val="16"/>
               </w:rPr>
-              <w:t>Invalid</w:t>
+              <w:t>Valid</w:t>
             </w:r>
           </w:p>
         </w:tc>
@@ -5226,7 +5258,7 @@
                 <w:sz w:val="16"/>
                 <w:szCs w:val="16"/>
               </w:rPr>
-              <w:t>TC_BVA_17</w:t>
+              <w:t>TC_BVA_18</w:t>
             </w:r>
           </w:p>
         </w:tc>
@@ -5272,7 +5304,7 @@
                 <w:sz w:val="16"/>
                 <w:szCs w:val="16"/>
               </w:rPr>
-              <w:t>$Min$ (1 ký tự)</w:t>
+              <w:t>Min + 1 (2 ký tự)</w:t>
             </w:r>
           </w:p>
         </w:tc>
@@ -5295,7 +5327,7 @@
                 <w:sz w:val="16"/>
                 <w:szCs w:val="16"/>
               </w:rPr>
-              <w:t>"A"</w:t>
+              <w:t>"An"</w:t>
             </w:r>
           </w:p>
         </w:tc>
@@ -5366,7 +5398,7 @@
                 <w:sz w:val="16"/>
                 <w:szCs w:val="16"/>
               </w:rPr>
-              <w:t>TC_BVA_18</w:t>
+              <w:t>TC_BVA_19</w:t>
             </w:r>
           </w:p>
         </w:tc>
@@ -5412,7 +5444,7 @@
                 <w:sz w:val="16"/>
                 <w:szCs w:val="16"/>
               </w:rPr>
-              <w:t>$Min + 1$ (2 ký tự)</w:t>
+              <w:t>Max - 1 (254 ký tự)</w:t>
             </w:r>
           </w:p>
         </w:tc>
@@ -5435,7 +5467,7 @@
                 <w:sz w:val="16"/>
                 <w:szCs w:val="16"/>
               </w:rPr>
-              <w:t>"An"</w:t>
+              <w:t>Chuỗi 254 ký tự "A"*254</w:t>
             </w:r>
           </w:p>
         </w:tc>
@@ -5506,7 +5538,7 @@
                 <w:sz w:val="16"/>
                 <w:szCs w:val="16"/>
               </w:rPr>
-              <w:t>TC_BVA_19</w:t>
+              <w:t>TC_BVA_20</w:t>
             </w:r>
           </w:p>
         </w:tc>
@@ -5552,7 +5584,7 @@
                 <w:sz w:val="16"/>
                 <w:szCs w:val="16"/>
               </w:rPr>
-              <w:t>$Max - 1$ (254 ký tự)</w:t>
+              <w:t>Max (255 ký tự)</w:t>
             </w:r>
           </w:p>
         </w:tc>
@@ -5575,7 +5607,7 @@
                 <w:sz w:val="16"/>
                 <w:szCs w:val="16"/>
               </w:rPr>
-              <w:t>Chuỗi 254 ký tự "A"*254</w:t>
+              <w:t>Chuỗi 255 ký tự "A"*255</w:t>
             </w:r>
           </w:p>
         </w:tc>
@@ -5646,7 +5678,7 @@
                 <w:sz w:val="16"/>
                 <w:szCs w:val="16"/>
               </w:rPr>
-              <w:t>TC_BVA_20</w:t>
+              <w:t>TC_BVA_21</w:t>
             </w:r>
           </w:p>
         </w:tc>
@@ -5692,7 +5724,7 @@
                 <w:sz w:val="16"/>
                 <w:szCs w:val="16"/>
               </w:rPr>
-              <w:t>$Max$ (255 ký tự)</w:t>
+              <w:t>Max + 1 (256 ký tự)</w:t>
             </w:r>
           </w:p>
         </w:tc>
@@ -5715,7 +5747,7 @@
                 <w:sz w:val="16"/>
                 <w:szCs w:val="16"/>
               </w:rPr>
-              <w:t>Chuỗi 255 ký tự "A"*255</w:t>
+              <w:t>Chuỗi 256 ký tự "A"*256</w:t>
             </w:r>
           </w:p>
         </w:tc>
@@ -5738,7 +5770,7 @@
                 <w:sz w:val="16"/>
                 <w:szCs w:val="16"/>
               </w:rPr>
-              <w:t>Hệ thống chấp nhận, đăng ký tài khoản thành công.</w:t>
+              <w:t>Hệ thống từ chối, báo lỗi: "Họ Tên không được vượt quá 255 ký tự".</w:t>
             </w:r>
           </w:p>
         </w:tc>
@@ -5761,7 +5793,7 @@
                 <w:sz w:val="16"/>
                 <w:szCs w:val="16"/>
               </w:rPr>
-              <w:t>Valid</w:t>
+              <w:t>Invalid</w:t>
             </w:r>
           </w:p>
         </w:tc>
@@ -5786,7 +5818,8 @@
                 <w:sz w:val="16"/>
                 <w:szCs w:val="16"/>
               </w:rPr>
-              <w:t>TC_BVA_21</w:t>
+              <w:lastRenderedPageBreak/>
+              <w:t>TC_BVA_22</w:t>
             </w:r>
           </w:p>
         </w:tc>
@@ -5809,7 +5842,7 @@
                 <w:sz w:val="16"/>
                 <w:szCs w:val="16"/>
               </w:rPr>
-              <w:t>name</w:t>
+              <w:t>email</w:t>
             </w:r>
           </w:p>
         </w:tc>
@@ -5832,7 +5865,7 @@
                 <w:sz w:val="16"/>
                 <w:szCs w:val="16"/>
               </w:rPr>
-              <w:t>$Max + 1$ (256 ký tự)</w:t>
+              <w:t>Local-part: Max (64 ký tự)</w:t>
             </w:r>
           </w:p>
         </w:tc>
@@ -5855,7 +5888,7 @@
                 <w:sz w:val="16"/>
                 <w:szCs w:val="16"/>
               </w:rPr>
-              <w:t>Chuỗi 256 ký tự "A"*256</w:t>
+              <w:t>Local 64 ký tự: "a"*64 + "@eshop.com"</w:t>
             </w:r>
           </w:p>
         </w:tc>
@@ -5878,16 +5911,7 @@
                 <w:sz w:val="16"/>
                 <w:szCs w:val="16"/>
               </w:rPr>
-              <w:t xml:space="preserve">Hệ thống từ chối, báo </w:t>
-            </w:r>
-            <w:r>
-              <w:rPr>
-                <w:rFonts w:ascii="Arial" w:hAnsi="Arial" w:cs="Arial"/>
-                <w:sz w:val="16"/>
-                <w:szCs w:val="16"/>
-              </w:rPr>
-              <w:lastRenderedPageBreak/>
-              <w:t>lỗi: "Họ Tên không được vượt quá 255 ký tự".</w:t>
+              <w:t>Hệ thống chấp nhận, đăng ký tài khoản thành công.</w:t>
             </w:r>
           </w:p>
         </w:tc>
@@ -5910,8 +5934,7 @@
                 <w:sz w:val="16"/>
                 <w:szCs w:val="16"/>
               </w:rPr>
-              <w:lastRenderedPageBreak/>
-              <w:t>Invalid</w:t>
+              <w:t>Valid</w:t>
             </w:r>
           </w:p>
         </w:tc>
@@ -5936,8 +5959,7 @@
                 <w:sz w:val="16"/>
                 <w:szCs w:val="16"/>
               </w:rPr>
-              <w:lastRenderedPageBreak/>
-              <w:t>TC_BVA_22</w:t>
+              <w:t>TC_BVA_23</w:t>
             </w:r>
           </w:p>
         </w:tc>
@@ -5983,7 +6005,7 @@
                 <w:sz w:val="16"/>
                 <w:szCs w:val="16"/>
               </w:rPr>
-              <w:t>Local-part: $Max$ (64 ký tự)</w:t>
+              <w:t>Local-part: Max+1 (65 ký tự)</w:t>
             </w:r>
           </w:p>
         </w:tc>
@@ -6006,7 +6028,7 @@
                 <w:sz w:val="16"/>
                 <w:szCs w:val="16"/>
               </w:rPr>
-              <w:t>Local 64 ký tự: "a"*64 + "@eshop.com"</w:t>
+              <w:t>Local 65 ký tự: "a"*65 + "@eshop.com"</w:t>
             </w:r>
           </w:p>
         </w:tc>
@@ -6029,7 +6051,7 @@
                 <w:sz w:val="16"/>
                 <w:szCs w:val="16"/>
               </w:rPr>
-              <w:t>Hệ thống chấp nhận, đăng ký tài khoản thành công.</w:t>
+              <w:t>Hệ thống từ chối, báo lỗi: "Email vượt quá độ dài quy định".</w:t>
             </w:r>
           </w:p>
         </w:tc>
@@ -6052,7 +6074,7 @@
                 <w:sz w:val="16"/>
                 <w:szCs w:val="16"/>
               </w:rPr>
-              <w:t>Valid</w:t>
+              <w:t>Invalid</w:t>
             </w:r>
           </w:p>
         </w:tc>
@@ -6077,7 +6099,7 @@
                 <w:sz w:val="16"/>
                 <w:szCs w:val="16"/>
               </w:rPr>
-              <w:t>TC_BVA_23</w:t>
+              <w:t>TC_BVA_24</w:t>
             </w:r>
           </w:p>
         </w:tc>
@@ -6123,7 +6145,7 @@
                 <w:sz w:val="16"/>
                 <w:szCs w:val="16"/>
               </w:rPr>
-              <w:t>Local-part: $Max+1$ (65 ký tự)</w:t>
+              <w:t>Tổng email: Max (254 ký tự)</w:t>
             </w:r>
           </w:p>
         </w:tc>
@@ -6146,7 +6168,7 @@
                 <w:sz w:val="16"/>
                 <w:szCs w:val="16"/>
               </w:rPr>
-              <w:t>Local 65 ký tự: "a"*65 + "@eshop.com"</w:t>
+              <w:t>Chuỗi 254 ký tự hợp lệ dạng: "a"*64 + "@" + "b"*185 + ".com"</w:t>
             </w:r>
           </w:p>
         </w:tc>
@@ -6169,7 +6191,7 @@
                 <w:sz w:val="16"/>
                 <w:szCs w:val="16"/>
               </w:rPr>
-              <w:t>Hệ thống từ chối, báo lỗi: "Email vượt quá độ dài quy định".</w:t>
+              <w:t>Hệ thống chấp nhận, đăng ký tài khoản thành công.</w:t>
             </w:r>
           </w:p>
         </w:tc>
@@ -6192,7 +6214,7 @@
                 <w:sz w:val="16"/>
                 <w:szCs w:val="16"/>
               </w:rPr>
-              <w:t>Invalid</w:t>
+              <w:t>Valid</w:t>
             </w:r>
           </w:p>
         </w:tc>
@@ -6217,7 +6239,7 @@
                 <w:sz w:val="16"/>
                 <w:szCs w:val="16"/>
               </w:rPr>
-              <w:t>TC_BVA_24</w:t>
+              <w:t>TC_BVA_25</w:t>
             </w:r>
           </w:p>
         </w:tc>
@@ -6263,147 +6285,7 @@
                 <w:sz w:val="16"/>
                 <w:szCs w:val="16"/>
               </w:rPr>
-              <w:t>Tổng email: $Max$ (254 ký tự)</w:t>
-            </w:r>
-          </w:p>
-        </w:tc>
-        <w:tc>
-          <w:tcPr>
-            <w:tcW w:w="1535" w:type="dxa"/>
-            <w:vAlign w:val="center"/>
-          </w:tcPr>
-          <w:p>
-            <w:pPr>
-              <w:rPr>
-                <w:rFonts w:ascii="Arial" w:hAnsi="Arial" w:cs="Arial"/>
-                <w:sz w:val="16"/>
-                <w:szCs w:val="16"/>
-              </w:rPr>
-            </w:pPr>
-            <w:r>
-              <w:rPr>
-                <w:rFonts w:ascii="Arial" w:hAnsi="Arial" w:cs="Arial"/>
-                <w:sz w:val="16"/>
-                <w:szCs w:val="16"/>
-              </w:rPr>
-              <w:t>Chuỗi 254 ký tự hợp lệ dạng: "a"*64 + "@" + "b"*185 + ".com"</w:t>
-            </w:r>
-          </w:p>
-        </w:tc>
-        <w:tc>
-          <w:tcPr>
-            <w:tcW w:w="1452" w:type="dxa"/>
-            <w:vAlign w:val="center"/>
-          </w:tcPr>
-          <w:p>
-            <w:pPr>
-              <w:rPr>
-                <w:rFonts w:ascii="Arial" w:hAnsi="Arial" w:cs="Arial"/>
-                <w:sz w:val="16"/>
-                <w:szCs w:val="16"/>
-              </w:rPr>
-            </w:pPr>
-            <w:r>
-              <w:rPr>
-                <w:rFonts w:ascii="Arial" w:hAnsi="Arial" w:cs="Arial"/>
-                <w:sz w:val="16"/>
-                <w:szCs w:val="16"/>
-              </w:rPr>
-              <w:t>Hệ thống chấp nhận, đăng ký tài khoản thành công.</w:t>
-            </w:r>
-          </w:p>
-        </w:tc>
-        <w:tc>
-          <w:tcPr>
-            <w:tcW w:w="1442" w:type="dxa"/>
-            <w:vAlign w:val="center"/>
-          </w:tcPr>
-          <w:p>
-            <w:pPr>
-              <w:rPr>
-                <w:rFonts w:ascii="Arial" w:hAnsi="Arial" w:cs="Arial"/>
-                <w:sz w:val="16"/>
-                <w:szCs w:val="16"/>
-              </w:rPr>
-            </w:pPr>
-            <w:r>
-              <w:rPr>
-                <w:rFonts w:ascii="Arial" w:hAnsi="Arial" w:cs="Arial"/>
-                <w:sz w:val="16"/>
-                <w:szCs w:val="16"/>
-              </w:rPr>
-              <w:t>Valid</w:t>
-            </w:r>
-          </w:p>
-        </w:tc>
-      </w:tr>
-      <w:tr>
-        <w:tc>
-          <w:tcPr>
-            <w:tcW w:w="1461" w:type="dxa"/>
-            <w:vAlign w:val="center"/>
-          </w:tcPr>
-          <w:p>
-            <w:pPr>
-              <w:rPr>
-                <w:rFonts w:ascii="Arial" w:hAnsi="Arial" w:cs="Arial"/>
-                <w:sz w:val="16"/>
-                <w:szCs w:val="16"/>
-              </w:rPr>
-            </w:pPr>
-            <w:r>
-              <w:rPr>
-                <w:rFonts w:ascii="Arial" w:hAnsi="Arial" w:cs="Arial"/>
-                <w:sz w:val="16"/>
-                <w:szCs w:val="16"/>
-              </w:rPr>
-              <w:t>TC_BVA_25</w:t>
-            </w:r>
-          </w:p>
-        </w:tc>
-        <w:tc>
-          <w:tcPr>
-            <w:tcW w:w="1515" w:type="dxa"/>
-            <w:vAlign w:val="center"/>
-          </w:tcPr>
-          <w:p>
-            <w:pPr>
-              <w:rPr>
-                <w:rFonts w:ascii="Arial" w:hAnsi="Arial" w:cs="Arial"/>
-                <w:sz w:val="16"/>
-                <w:szCs w:val="16"/>
-              </w:rPr>
-            </w:pPr>
-            <w:r>
-              <w:rPr>
-                <w:rFonts w:ascii="Arial" w:hAnsi="Arial" w:cs="Arial"/>
-                <w:sz w:val="16"/>
-                <w:szCs w:val="16"/>
-              </w:rPr>
-              <w:t>email</w:t>
-            </w:r>
-          </w:p>
-        </w:tc>
-        <w:tc>
-          <w:tcPr>
-            <w:tcW w:w="1451" w:type="dxa"/>
-            <w:vAlign w:val="center"/>
-          </w:tcPr>
-          <w:p>
-            <w:pPr>
-              <w:rPr>
-                <w:rFonts w:ascii="Arial" w:hAnsi="Arial" w:cs="Arial"/>
-                <w:sz w:val="16"/>
-                <w:szCs w:val="16"/>
-              </w:rPr>
-            </w:pPr>
-            <w:r>
-              <w:rPr>
-                <w:rFonts w:ascii="Arial" w:hAnsi="Arial" w:cs="Arial"/>
-                <w:sz w:val="16"/>
-                <w:szCs w:val="16"/>
-              </w:rPr>
-              <w:t>Tổng email: $Max+1$ (255 ký tự)</w:t>
+              <w:t>Tổng email: Max+1 (255 ký tự)</w:t>
             </w:r>
           </w:p>
         </w:tc>
@@ -6721,7 +6603,6 @@
         <w:rPr>
           <w:rFonts w:ascii="Arial" w:hAnsi="Arial" w:cs="Arial"/>
         </w:rPr>
-        <w:lastRenderedPageBreak/>
         <w:t xml:space="preserve">   - Ví dụ với điều kiện Length &gt;= 8</w:t>
       </w:r>
     </w:p>
@@ -6750,6 +6631,7 @@
         <w:rPr>
           <w:rFonts w:ascii="Arial" w:hAnsi="Arial" w:cs="Arial"/>
         </w:rPr>
+        <w:lastRenderedPageBreak/>
         <w:t xml:space="preserve">     - Off-point = `7` (Invalid)</w:t>
       </w:r>
     </w:p>
@@ -6792,35 +6674,21 @@
         <w:rPr>
           <w:rFonts w:ascii="Arial" w:hAnsi="Arial" w:cs="Arial"/>
         </w:rPr>
-        <w:t>2. __Chuẩn 3-value BVA (Phương pháp chúng ta đã áp dụng</w:t>
+        <w:t>2. Chuẩn 3-value BVA (Phương pháp chúng ta đã áp dụng):</w:t>
       </w:r>
-      <w:proofErr w:type="gramStart"/>
+    </w:p>
+    <w:p>
+      <w:pPr>
+        <w:ind w:left="360"/>
+        <w:rPr>
+          <w:rFonts w:ascii="Arial" w:hAnsi="Arial" w:cs="Arial"/>
+        </w:rPr>
+      </w:pPr>
       <w:r>
         <w:rPr>
           <w:rFonts w:ascii="Arial" w:hAnsi="Arial" w:cs="Arial"/>
         </w:rPr>
-        <w:t>):_</w:t>
-      </w:r>
-      <w:proofErr w:type="gramEnd"/>
-      <w:r>
-        <w:rPr>
-          <w:rFonts w:ascii="Arial" w:hAnsi="Arial" w:cs="Arial"/>
-        </w:rPr>
-        <w:t>_</w:t>
-      </w:r>
-    </w:p>
-    <w:p>
-      <w:pPr>
-        <w:ind w:left="360"/>
-        <w:rPr>
-          <w:rFonts w:ascii="Arial" w:hAnsi="Arial" w:cs="Arial"/>
-        </w:rPr>
-      </w:pPr>
-      <w:r>
-        <w:rPr>
-          <w:rFonts w:ascii="Arial" w:hAnsi="Arial" w:cs="Arial"/>
-        </w:rPr>
-        <w:t xml:space="preserve">   - Gồm 3 điểm liên tiếp: __$Boundary - 1$, $Boundary$, $Boundary + 1$__.</w:t>
+        <w:t xml:space="preserve">   - Gồm 3 điểm liên tiếp: Boundary - 1, Boundary, Boundary + 1.</w:t>
       </w:r>
     </w:p>
     <w:p>
@@ -7317,7 +7185,6 @@
                 <w:sz w:val="16"/>
                 <w:szCs w:val="16"/>
               </w:rPr>
-              <w:lastRenderedPageBreak/>
               <w:t>TC-FR07-001</w:t>
             </w:r>
           </w:p>
@@ -7390,7 +7257,16 @@
                 <w:sz w:val="16"/>
                 <w:szCs w:val="16"/>
               </w:rPr>
-              <w:t>Giỏ hàng hiển thị 1 dòng: Sản phẩm="iPhone 15 Pro Max", Đơn giá=30.000.000₫, Số lượng=1, Thành tiền=30.000.000₫. Nhãn Tổng cộng = 30.000.000₫</w:t>
+              <w:t xml:space="preserve">Giỏ hàng hiển thị 1 dòng: Sản phẩm="iPhone 15 Pro Max", Đơn giá=30.000.000₫, Số lượng=1, Thành </w:t>
+            </w:r>
+            <w:r>
+              <w:rPr>
+                <w:rFonts w:ascii="Arial" w:hAnsi="Arial" w:cs="Arial"/>
+                <w:sz w:val="16"/>
+                <w:szCs w:val="16"/>
+              </w:rPr>
+              <w:lastRenderedPageBreak/>
+              <w:t>tiền=30.000.000₫. Nhãn Tổng cộng = 30.000.000₫</w:t>
             </w:r>
           </w:p>
         </w:tc>
@@ -7414,6 +7290,7 @@
                 <w:sz w:val="16"/>
                 <w:szCs w:val="16"/>
               </w:rPr>
+              <w:lastRenderedPageBreak/>
               <w:t>Valid</w:t>
             </w:r>
           </w:p>
@@ -7443,6 +7320,7 @@
                 <w:sz w:val="16"/>
                 <w:szCs w:val="16"/>
               </w:rPr>
+              <w:lastRenderedPageBreak/>
               <w:t>TC-FR07-002</w:t>
             </w:r>
           </w:p>
@@ -9443,7 +9321,6 @@
                 <w:sz w:val="16"/>
                 <w:szCs w:val="16"/>
               </w:rPr>
-              <w:lastRenderedPageBreak/>
               <w:t>TC-FR07-018</w:t>
             </w:r>
           </w:p>
@@ -9569,6 +9446,7 @@
                 <w:sz w:val="16"/>
                 <w:szCs w:val="16"/>
               </w:rPr>
+              <w:lastRenderedPageBreak/>
               <w:t>TC-FR07-019</w:t>
             </w:r>
           </w:p>
@@ -10994,7 +10872,6 @@
           <w:sz w:val="20"/>
           <w:szCs w:val="20"/>
         </w:rPr>
-        <w:lastRenderedPageBreak/>
         <w:t>Base case (TC-FR07-001):</w:t>
       </w:r>
       <w:r>
@@ -11022,7 +10899,6 @@
           <w:szCs w:val="20"/>
         </w:rPr>
       </w:pPr>
-      <w:bookmarkStart w:id="1" w:name="_GoBack"/>
       <w:r>
         <w:rPr>
           <w:rFonts w:ascii="Arial" w:eastAsia="Times New Roman" w:hAnsi="Arial" w:cs="Arial"/>
@@ -11043,7 +10919,6 @@
         </w:rPr>
         <w:t> Mỗi test case tiếp theo thay 1 biến thành Invalid/Edge (ví dụ: TC-007 đổi quantity=0, TC-016 đổi sang chưa đăng nhập)</w:t>
       </w:r>
-      <w:bookmarkEnd w:id="1"/>
     </w:p>
     <w:p>
       <w:pPr>
@@ -11069,6 +10944,7 @@
           <w:sz w:val="20"/>
           <w:szCs w:val="20"/>
         </w:rPr>
+        <w:lastRenderedPageBreak/>
         <w:t>Bổ sung:</w:t>
       </w:r>
       <w:r>
@@ -11083,12 +10959,2167 @@
     </w:p>
     <w:p>
       <w:pPr>
+        <w:pStyle w:val="Heading5"/>
+        <w:rPr>
+          <w:rFonts w:ascii="Arial" w:hAnsi="Arial" w:cs="Arial"/>
+          <w:b/>
+          <w:i/>
+        </w:rPr>
+      </w:pPr>
+      <w:r>
+        <w:rPr>
+          <w:rFonts w:ascii="Arial" w:hAnsi="Arial" w:cs="Arial"/>
+          <w:b/>
+          <w:i/>
+        </w:rPr>
+        <w:t>Boundary Value Analysis</w:t>
+      </w:r>
+    </w:p>
+    <w:p>
+      <w:pPr>
+        <w:pStyle w:val="ListParagraph"/>
+        <w:numPr>
+          <w:ilvl w:val="0"/>
+          <w:numId w:val="50"/>
+        </w:numPr>
+        <w:rPr>
+          <w:rFonts w:ascii="Arial" w:hAnsi="Arial" w:cs="Arial"/>
+          <w:sz w:val="20"/>
+          <w:szCs w:val="20"/>
+        </w:rPr>
+      </w:pPr>
+      <w:r>
+        <w:rPr>
+          <w:rFonts w:ascii="Arial" w:hAnsi="Arial" w:cs="Arial"/>
+          <w:b/>
+          <w:sz w:val="20"/>
+          <w:szCs w:val="20"/>
+        </w:rPr>
+        <w:t>Test cases</w:t>
+      </w:r>
+    </w:p>
+    <w:tbl>
+      <w:tblPr>
+        <w:tblStyle w:val="TableGrid"/>
+        <w:tblW w:w="0" w:type="auto"/>
+        <w:tblInd w:w="360" w:type="dxa"/>
+        <w:tblLook w:val="04A0" w:firstRow="1" w:lastRow="0" w:firstColumn="1" w:lastColumn="0" w:noHBand="0" w:noVBand="1"/>
+      </w:tblPr>
+      <w:tblGrid>
+        <w:gridCol w:w="1416"/>
+        <w:gridCol w:w="1416"/>
+        <w:gridCol w:w="1416"/>
+        <w:gridCol w:w="1416"/>
+        <w:gridCol w:w="1416"/>
+        <w:gridCol w:w="1416"/>
+      </w:tblGrid>
+      <w:tr>
+        <w:tc>
+          <w:tcPr>
+            <w:tcW w:w="1416" w:type="dxa"/>
+            <w:vAlign w:val="center"/>
+          </w:tcPr>
+          <w:p>
+            <w:pPr>
+              <w:rPr>
+                <w:rFonts w:ascii="Arial" w:hAnsi="Arial" w:cs="Arial"/>
+                <w:sz w:val="16"/>
+                <w:szCs w:val="16"/>
+              </w:rPr>
+            </w:pPr>
+            <w:r>
+              <w:rPr>
+                <w:rFonts w:ascii="Arial" w:hAnsi="Arial" w:cs="Arial"/>
+                <w:sz w:val="16"/>
+                <w:szCs w:val="16"/>
+              </w:rPr>
+              <w:t>Test ID</w:t>
+            </w:r>
+          </w:p>
+        </w:tc>
+        <w:tc>
+          <w:tcPr>
+            <w:tcW w:w="1416" w:type="dxa"/>
+            <w:vAlign w:val="center"/>
+          </w:tcPr>
+          <w:p>
+            <w:pPr>
+              <w:rPr>
+                <w:rFonts w:ascii="Arial" w:hAnsi="Arial" w:cs="Arial"/>
+                <w:sz w:val="16"/>
+                <w:szCs w:val="16"/>
+              </w:rPr>
+            </w:pPr>
+            <w:r>
+              <w:rPr>
+                <w:rFonts w:ascii="Arial" w:hAnsi="Arial" w:cs="Arial"/>
+                <w:sz w:val="16"/>
+                <w:szCs w:val="16"/>
+              </w:rPr>
+              <w:t>Field / Biến</w:t>
+            </w:r>
+          </w:p>
+        </w:tc>
+        <w:tc>
+          <w:tcPr>
+            <w:tcW w:w="1416" w:type="dxa"/>
+            <w:vAlign w:val="center"/>
+          </w:tcPr>
+          <w:p>
+            <w:pPr>
+              <w:rPr>
+                <w:rFonts w:ascii="Arial" w:hAnsi="Arial" w:cs="Arial"/>
+                <w:sz w:val="16"/>
+                <w:szCs w:val="16"/>
+              </w:rPr>
+            </w:pPr>
+            <w:r>
+              <w:rPr>
+                <w:rFonts w:ascii="Arial" w:hAnsi="Arial" w:cs="Arial"/>
+                <w:sz w:val="16"/>
+                <w:szCs w:val="16"/>
+              </w:rPr>
+              <w:t>Mốc biên (Boundary Point)</w:t>
+            </w:r>
+          </w:p>
+        </w:tc>
+        <w:tc>
+          <w:tcPr>
+            <w:tcW w:w="1416" w:type="dxa"/>
+            <w:vAlign w:val="center"/>
+          </w:tcPr>
+          <w:p>
+            <w:pPr>
+              <w:rPr>
+                <w:rFonts w:ascii="Arial" w:hAnsi="Arial" w:cs="Arial"/>
+                <w:sz w:val="16"/>
+                <w:szCs w:val="16"/>
+              </w:rPr>
+            </w:pPr>
+            <w:r>
+              <w:rPr>
+                <w:rFonts w:ascii="Arial" w:hAnsi="Arial" w:cs="Arial"/>
+                <w:sz w:val="16"/>
+                <w:szCs w:val="16"/>
+              </w:rPr>
+              <w:t>Giá trị kiểm thử (Input Data)</w:t>
+            </w:r>
+          </w:p>
+        </w:tc>
+        <w:tc>
+          <w:tcPr>
+            <w:tcW w:w="1416" w:type="dxa"/>
+            <w:vAlign w:val="center"/>
+          </w:tcPr>
+          <w:p>
+            <w:pPr>
+              <w:rPr>
+                <w:rFonts w:ascii="Arial" w:hAnsi="Arial" w:cs="Arial"/>
+                <w:sz w:val="16"/>
+                <w:szCs w:val="16"/>
+              </w:rPr>
+            </w:pPr>
+            <w:r>
+              <w:rPr>
+                <w:rFonts w:ascii="Arial" w:hAnsi="Arial" w:cs="Arial"/>
+                <w:sz w:val="16"/>
+                <w:szCs w:val="16"/>
+              </w:rPr>
+              <w:t>Kết quả mong đợi (Expected Result)</w:t>
+            </w:r>
+          </w:p>
+        </w:tc>
+        <w:tc>
+          <w:tcPr>
+            <w:tcW w:w="1416" w:type="dxa"/>
+            <w:vAlign w:val="center"/>
+          </w:tcPr>
+          <w:p>
+            <w:pPr>
+              <w:rPr>
+                <w:rFonts w:ascii="Arial" w:hAnsi="Arial" w:cs="Arial"/>
+                <w:sz w:val="16"/>
+                <w:szCs w:val="16"/>
+              </w:rPr>
+            </w:pPr>
+            <w:r>
+              <w:rPr>
+                <w:rFonts w:ascii="Arial" w:hAnsi="Arial" w:cs="Arial"/>
+                <w:sz w:val="16"/>
+                <w:szCs w:val="16"/>
+              </w:rPr>
+              <w:t>Loại (Type)</w:t>
+            </w:r>
+          </w:p>
+        </w:tc>
+      </w:tr>
+      <w:tr>
+        <w:tc>
+          <w:tcPr>
+            <w:tcW w:w="1416" w:type="dxa"/>
+            <w:vAlign w:val="center"/>
+          </w:tcPr>
+          <w:p>
+            <w:pPr>
+              <w:rPr>
+                <w:rFonts w:ascii="Arial" w:hAnsi="Arial" w:cs="Arial"/>
+                <w:sz w:val="16"/>
+                <w:szCs w:val="16"/>
+              </w:rPr>
+            </w:pPr>
+            <w:r>
+              <w:rPr>
+                <w:rFonts w:ascii="Arial" w:hAnsi="Arial" w:cs="Arial"/>
+                <w:sz w:val="16"/>
+                <w:szCs w:val="16"/>
+              </w:rPr>
+              <w:t>BVA-01</w:t>
+            </w:r>
+          </w:p>
+        </w:tc>
+        <w:tc>
+          <w:tcPr>
+            <w:tcW w:w="1416" w:type="dxa"/>
+            <w:vAlign w:val="center"/>
+          </w:tcPr>
+          <w:p>
+            <w:pPr>
+              <w:rPr>
+                <w:rFonts w:ascii="Arial" w:hAnsi="Arial" w:cs="Arial"/>
+                <w:sz w:val="16"/>
+                <w:szCs w:val="16"/>
+              </w:rPr>
+            </w:pPr>
+            <w:r>
+              <w:rPr>
+                <w:rFonts w:ascii="Arial" w:hAnsi="Arial" w:cs="Arial"/>
+                <w:sz w:val="16"/>
+                <w:szCs w:val="16"/>
+              </w:rPr>
+              <w:t>quantity</w:t>
+            </w:r>
+          </w:p>
+        </w:tc>
+        <w:tc>
+          <w:tcPr>
+            <w:tcW w:w="1416" w:type="dxa"/>
+            <w:vAlign w:val="center"/>
+          </w:tcPr>
+          <w:p>
+            <w:pPr>
+              <w:rPr>
+                <w:rFonts w:ascii="Arial" w:hAnsi="Arial" w:cs="Arial"/>
+                <w:sz w:val="16"/>
+                <w:szCs w:val="16"/>
+              </w:rPr>
+            </w:pPr>
+            <w:r>
+              <w:rPr>
+                <w:rFonts w:ascii="Arial" w:hAnsi="Arial" w:cs="Arial"/>
+                <w:sz w:val="16"/>
+                <w:szCs w:val="16"/>
+              </w:rPr>
+              <w:t>Min</w:t>
+            </w:r>
+            <w:r>
+              <w:rPr>
+                <w:rFonts w:ascii="Arial" w:hAnsi="Arial" w:cs="Arial"/>
+                <w:sz w:val="16"/>
+                <w:szCs w:val="16"/>
+              </w:rPr>
+              <w:t xml:space="preserve"> - 1 (0)</w:t>
+            </w:r>
+          </w:p>
+        </w:tc>
+        <w:tc>
+          <w:tcPr>
+            <w:tcW w:w="1416" w:type="dxa"/>
+            <w:vAlign w:val="center"/>
+          </w:tcPr>
+          <w:p>
+            <w:pPr>
+              <w:rPr>
+                <w:rFonts w:ascii="Arial" w:hAnsi="Arial" w:cs="Arial"/>
+                <w:sz w:val="16"/>
+                <w:szCs w:val="16"/>
+              </w:rPr>
+            </w:pPr>
+            <w:r>
+              <w:rPr>
+                <w:rFonts w:ascii="Arial" w:hAnsi="Arial" w:cs="Arial"/>
+                <w:sz w:val="16"/>
+                <w:szCs w:val="16"/>
+              </w:rPr>
+              <w:t>Thêm sản phẩm "iPhone 15" với quantity = 0</w:t>
+            </w:r>
+          </w:p>
+        </w:tc>
+        <w:tc>
+          <w:tcPr>
+            <w:tcW w:w="1416" w:type="dxa"/>
+            <w:vAlign w:val="center"/>
+          </w:tcPr>
+          <w:p>
+            <w:pPr>
+              <w:rPr>
+                <w:rFonts w:ascii="Arial" w:hAnsi="Arial" w:cs="Arial"/>
+                <w:sz w:val="16"/>
+                <w:szCs w:val="16"/>
+              </w:rPr>
+            </w:pPr>
+            <w:r>
+              <w:rPr>
+                <w:rFonts w:ascii="Arial" w:hAnsi="Arial" w:cs="Arial"/>
+                <w:sz w:val="16"/>
+                <w:szCs w:val="16"/>
+              </w:rPr>
+              <w:t>Hệ thống từ chối hoặc tự điều chỉnh về 1, không thêm sản phẩm với số lượng 0.</w:t>
+            </w:r>
+          </w:p>
+        </w:tc>
+        <w:tc>
+          <w:tcPr>
+            <w:tcW w:w="1416" w:type="dxa"/>
+            <w:vAlign w:val="center"/>
+          </w:tcPr>
+          <w:p>
+            <w:pPr>
+              <w:rPr>
+                <w:rFonts w:ascii="Arial" w:hAnsi="Arial" w:cs="Arial"/>
+                <w:sz w:val="16"/>
+                <w:szCs w:val="16"/>
+              </w:rPr>
+            </w:pPr>
+            <w:r>
+              <w:rPr>
+                <w:rFonts w:ascii="Arial" w:hAnsi="Arial" w:cs="Arial"/>
+                <w:sz w:val="16"/>
+                <w:szCs w:val="16"/>
+              </w:rPr>
+              <w:t>Invalid</w:t>
+            </w:r>
+          </w:p>
+        </w:tc>
+      </w:tr>
+      <w:tr>
+        <w:tc>
+          <w:tcPr>
+            <w:tcW w:w="1416" w:type="dxa"/>
+            <w:vAlign w:val="center"/>
+          </w:tcPr>
+          <w:p>
+            <w:pPr>
+              <w:rPr>
+                <w:rFonts w:ascii="Arial" w:hAnsi="Arial" w:cs="Arial"/>
+                <w:sz w:val="16"/>
+                <w:szCs w:val="16"/>
+              </w:rPr>
+            </w:pPr>
+            <w:r>
+              <w:rPr>
+                <w:rFonts w:ascii="Arial" w:hAnsi="Arial" w:cs="Arial"/>
+                <w:sz w:val="16"/>
+                <w:szCs w:val="16"/>
+              </w:rPr>
+              <w:t>BVA-02</w:t>
+            </w:r>
+          </w:p>
+        </w:tc>
+        <w:tc>
+          <w:tcPr>
+            <w:tcW w:w="1416" w:type="dxa"/>
+            <w:vAlign w:val="center"/>
+          </w:tcPr>
+          <w:p>
+            <w:pPr>
+              <w:rPr>
+                <w:rFonts w:ascii="Arial" w:hAnsi="Arial" w:cs="Arial"/>
+                <w:sz w:val="16"/>
+                <w:szCs w:val="16"/>
+              </w:rPr>
+            </w:pPr>
+            <w:r>
+              <w:rPr>
+                <w:rFonts w:ascii="Arial" w:hAnsi="Arial" w:cs="Arial"/>
+                <w:sz w:val="16"/>
+                <w:szCs w:val="16"/>
+              </w:rPr>
+              <w:t>quantity</w:t>
+            </w:r>
+          </w:p>
+        </w:tc>
+        <w:tc>
+          <w:tcPr>
+            <w:tcW w:w="1416" w:type="dxa"/>
+            <w:vAlign w:val="center"/>
+          </w:tcPr>
+          <w:p>
+            <w:pPr>
+              <w:rPr>
+                <w:rFonts w:ascii="Arial" w:hAnsi="Arial" w:cs="Arial"/>
+                <w:sz w:val="16"/>
+                <w:szCs w:val="16"/>
+              </w:rPr>
+            </w:pPr>
+            <w:r>
+              <w:rPr>
+                <w:rFonts w:ascii="Arial" w:hAnsi="Arial" w:cs="Arial"/>
+                <w:sz w:val="16"/>
+                <w:szCs w:val="16"/>
+              </w:rPr>
+              <w:t>Min</w:t>
+            </w:r>
+            <w:r>
+              <w:rPr>
+                <w:rFonts w:ascii="Arial" w:hAnsi="Arial" w:cs="Arial"/>
+                <w:sz w:val="16"/>
+                <w:szCs w:val="16"/>
+              </w:rPr>
+              <w:t xml:space="preserve"> (1)</w:t>
+            </w:r>
+          </w:p>
+        </w:tc>
+        <w:tc>
+          <w:tcPr>
+            <w:tcW w:w="1416" w:type="dxa"/>
+            <w:vAlign w:val="center"/>
+          </w:tcPr>
+          <w:p>
+            <w:pPr>
+              <w:rPr>
+                <w:rFonts w:ascii="Arial" w:hAnsi="Arial" w:cs="Arial"/>
+                <w:sz w:val="16"/>
+                <w:szCs w:val="16"/>
+              </w:rPr>
+            </w:pPr>
+            <w:r>
+              <w:rPr>
+                <w:rFonts w:ascii="Arial" w:hAnsi="Arial" w:cs="Arial"/>
+                <w:sz w:val="16"/>
+                <w:szCs w:val="16"/>
+              </w:rPr>
+              <w:t>Thêm sản phẩm "iPhone 15" với quantity = 1</w:t>
+            </w:r>
+          </w:p>
+        </w:tc>
+        <w:tc>
+          <w:tcPr>
+            <w:tcW w:w="1416" w:type="dxa"/>
+            <w:vAlign w:val="center"/>
+          </w:tcPr>
+          <w:p>
+            <w:pPr>
+              <w:rPr>
+                <w:rFonts w:ascii="Arial" w:hAnsi="Arial" w:cs="Arial"/>
+                <w:sz w:val="16"/>
+                <w:szCs w:val="16"/>
+              </w:rPr>
+            </w:pPr>
+            <w:r>
+              <w:rPr>
+                <w:rFonts w:ascii="Arial" w:hAnsi="Arial" w:cs="Arial"/>
+                <w:sz w:val="16"/>
+                <w:szCs w:val="16"/>
+              </w:rPr>
+              <w:t>Thêm thành công vào giỏ, hiển thị đúng 1 sản phẩm, số lượng = 1.</w:t>
+            </w:r>
+          </w:p>
+        </w:tc>
+        <w:tc>
+          <w:tcPr>
+            <w:tcW w:w="1416" w:type="dxa"/>
+            <w:vAlign w:val="center"/>
+          </w:tcPr>
+          <w:p>
+            <w:pPr>
+              <w:rPr>
+                <w:rFonts w:ascii="Arial" w:hAnsi="Arial" w:cs="Arial"/>
+                <w:sz w:val="16"/>
+                <w:szCs w:val="16"/>
+              </w:rPr>
+            </w:pPr>
+            <w:r>
+              <w:rPr>
+                <w:rFonts w:ascii="Arial" w:hAnsi="Arial" w:cs="Arial"/>
+                <w:sz w:val="16"/>
+                <w:szCs w:val="16"/>
+              </w:rPr>
+              <w:t>Valid</w:t>
+            </w:r>
+          </w:p>
+        </w:tc>
+      </w:tr>
+      <w:tr>
+        <w:tc>
+          <w:tcPr>
+            <w:tcW w:w="1416" w:type="dxa"/>
+            <w:vAlign w:val="center"/>
+          </w:tcPr>
+          <w:p>
+            <w:pPr>
+              <w:rPr>
+                <w:rFonts w:ascii="Arial" w:hAnsi="Arial" w:cs="Arial"/>
+                <w:sz w:val="16"/>
+                <w:szCs w:val="16"/>
+              </w:rPr>
+            </w:pPr>
+            <w:r>
+              <w:rPr>
+                <w:rFonts w:ascii="Arial" w:hAnsi="Arial" w:cs="Arial"/>
+                <w:sz w:val="16"/>
+                <w:szCs w:val="16"/>
+              </w:rPr>
+              <w:t>BVA-03</w:t>
+            </w:r>
+          </w:p>
+        </w:tc>
+        <w:tc>
+          <w:tcPr>
+            <w:tcW w:w="1416" w:type="dxa"/>
+            <w:vAlign w:val="center"/>
+          </w:tcPr>
+          <w:p>
+            <w:pPr>
+              <w:rPr>
+                <w:rFonts w:ascii="Arial" w:hAnsi="Arial" w:cs="Arial"/>
+                <w:sz w:val="16"/>
+                <w:szCs w:val="16"/>
+              </w:rPr>
+            </w:pPr>
+            <w:r>
+              <w:rPr>
+                <w:rFonts w:ascii="Arial" w:hAnsi="Arial" w:cs="Arial"/>
+                <w:sz w:val="16"/>
+                <w:szCs w:val="16"/>
+              </w:rPr>
+              <w:t>quantity</w:t>
+            </w:r>
+          </w:p>
+        </w:tc>
+        <w:tc>
+          <w:tcPr>
+            <w:tcW w:w="1416" w:type="dxa"/>
+            <w:vAlign w:val="center"/>
+          </w:tcPr>
+          <w:p>
+            <w:pPr>
+              <w:rPr>
+                <w:rFonts w:ascii="Arial" w:hAnsi="Arial" w:cs="Arial"/>
+                <w:sz w:val="16"/>
+                <w:szCs w:val="16"/>
+              </w:rPr>
+            </w:pPr>
+            <w:r>
+              <w:rPr>
+                <w:rFonts w:ascii="Arial" w:hAnsi="Arial" w:cs="Arial"/>
+                <w:sz w:val="16"/>
+                <w:szCs w:val="16"/>
+              </w:rPr>
+              <w:t>Min</w:t>
+            </w:r>
+            <w:r>
+              <w:rPr>
+                <w:rFonts w:ascii="Arial" w:hAnsi="Arial" w:cs="Arial"/>
+                <w:sz w:val="16"/>
+                <w:szCs w:val="16"/>
+              </w:rPr>
+              <w:t xml:space="preserve"> + 1 (2)</w:t>
+            </w:r>
+          </w:p>
+        </w:tc>
+        <w:tc>
+          <w:tcPr>
+            <w:tcW w:w="1416" w:type="dxa"/>
+            <w:vAlign w:val="center"/>
+          </w:tcPr>
+          <w:p>
+            <w:pPr>
+              <w:rPr>
+                <w:rFonts w:ascii="Arial" w:hAnsi="Arial" w:cs="Arial"/>
+                <w:sz w:val="16"/>
+                <w:szCs w:val="16"/>
+              </w:rPr>
+            </w:pPr>
+            <w:r>
+              <w:rPr>
+                <w:rFonts w:ascii="Arial" w:hAnsi="Arial" w:cs="Arial"/>
+                <w:sz w:val="16"/>
+                <w:szCs w:val="16"/>
+              </w:rPr>
+              <w:t>Thêm sản phẩm "iPhone 15" với quantity = 2</w:t>
+            </w:r>
+          </w:p>
+        </w:tc>
+        <w:tc>
+          <w:tcPr>
+            <w:tcW w:w="1416" w:type="dxa"/>
+            <w:vAlign w:val="center"/>
+          </w:tcPr>
+          <w:p>
+            <w:pPr>
+              <w:rPr>
+                <w:rFonts w:ascii="Arial" w:hAnsi="Arial" w:cs="Arial"/>
+                <w:sz w:val="16"/>
+                <w:szCs w:val="16"/>
+              </w:rPr>
+            </w:pPr>
+            <w:r>
+              <w:rPr>
+                <w:rFonts w:ascii="Arial" w:hAnsi="Arial" w:cs="Arial"/>
+                <w:sz w:val="16"/>
+                <w:szCs w:val="16"/>
+              </w:rPr>
+              <w:t>Thêm thành công vào giỏ, hiển thị đúng 1 sản phẩm, số lượng = 2, thành tiền nhân đôi.</w:t>
+            </w:r>
+          </w:p>
+        </w:tc>
+        <w:tc>
+          <w:tcPr>
+            <w:tcW w:w="1416" w:type="dxa"/>
+            <w:vAlign w:val="center"/>
+          </w:tcPr>
+          <w:p>
+            <w:pPr>
+              <w:rPr>
+                <w:rFonts w:ascii="Arial" w:hAnsi="Arial" w:cs="Arial"/>
+                <w:sz w:val="16"/>
+                <w:szCs w:val="16"/>
+              </w:rPr>
+            </w:pPr>
+            <w:r>
+              <w:rPr>
+                <w:rFonts w:ascii="Arial" w:hAnsi="Arial" w:cs="Arial"/>
+                <w:sz w:val="16"/>
+                <w:szCs w:val="16"/>
+              </w:rPr>
+              <w:t>Valid</w:t>
+            </w:r>
+          </w:p>
+        </w:tc>
+      </w:tr>
+      <w:tr>
+        <w:tc>
+          <w:tcPr>
+            <w:tcW w:w="1416" w:type="dxa"/>
+            <w:vAlign w:val="center"/>
+          </w:tcPr>
+          <w:p>
+            <w:pPr>
+              <w:rPr>
+                <w:rFonts w:ascii="Arial" w:hAnsi="Arial" w:cs="Arial"/>
+                <w:sz w:val="16"/>
+                <w:szCs w:val="16"/>
+              </w:rPr>
+            </w:pPr>
+            <w:r>
+              <w:rPr>
+                <w:rFonts w:ascii="Arial" w:hAnsi="Arial" w:cs="Arial"/>
+                <w:sz w:val="16"/>
+                <w:szCs w:val="16"/>
+              </w:rPr>
+              <w:t>BVA-04</w:t>
+            </w:r>
+          </w:p>
+        </w:tc>
+        <w:tc>
+          <w:tcPr>
+            <w:tcW w:w="1416" w:type="dxa"/>
+            <w:vAlign w:val="center"/>
+          </w:tcPr>
+          <w:p>
+            <w:pPr>
+              <w:rPr>
+                <w:rFonts w:ascii="Arial" w:hAnsi="Arial" w:cs="Arial"/>
+                <w:sz w:val="16"/>
+                <w:szCs w:val="16"/>
+              </w:rPr>
+            </w:pPr>
+            <w:r>
+              <w:rPr>
+                <w:rFonts w:ascii="Arial" w:hAnsi="Arial" w:cs="Arial"/>
+                <w:sz w:val="16"/>
+                <w:szCs w:val="16"/>
+              </w:rPr>
+              <w:t>quantity</w:t>
+            </w:r>
+          </w:p>
+        </w:tc>
+        <w:tc>
+          <w:tcPr>
+            <w:tcW w:w="1416" w:type="dxa"/>
+            <w:vAlign w:val="center"/>
+          </w:tcPr>
+          <w:p>
+            <w:pPr>
+              <w:rPr>
+                <w:rFonts w:ascii="Arial" w:hAnsi="Arial" w:cs="Arial"/>
+                <w:sz w:val="16"/>
+                <w:szCs w:val="16"/>
+              </w:rPr>
+            </w:pPr>
+            <w:r>
+              <w:rPr>
+                <w:rFonts w:ascii="Arial" w:hAnsi="Arial" w:cs="Arial"/>
+                <w:sz w:val="16"/>
+                <w:szCs w:val="16"/>
+              </w:rPr>
+              <w:t>Giá trị âm ( -1 )</w:t>
+            </w:r>
+          </w:p>
+        </w:tc>
+        <w:tc>
+          <w:tcPr>
+            <w:tcW w:w="1416" w:type="dxa"/>
+            <w:vAlign w:val="center"/>
+          </w:tcPr>
+          <w:p>
+            <w:pPr>
+              <w:rPr>
+                <w:rFonts w:ascii="Arial" w:hAnsi="Arial" w:cs="Arial"/>
+                <w:sz w:val="16"/>
+                <w:szCs w:val="16"/>
+              </w:rPr>
+            </w:pPr>
+            <w:r>
+              <w:rPr>
+                <w:rFonts w:ascii="Arial" w:hAnsi="Arial" w:cs="Arial"/>
+                <w:sz w:val="16"/>
+                <w:szCs w:val="16"/>
+              </w:rPr>
+              <w:t>Thêm sản phẩm "iPhone 15" với quantity = -1</w:t>
+            </w:r>
+          </w:p>
+        </w:tc>
+        <w:tc>
+          <w:tcPr>
+            <w:tcW w:w="1416" w:type="dxa"/>
+            <w:vAlign w:val="center"/>
+          </w:tcPr>
+          <w:p>
+            <w:pPr>
+              <w:rPr>
+                <w:rFonts w:ascii="Arial" w:hAnsi="Arial" w:cs="Arial"/>
+                <w:sz w:val="16"/>
+                <w:szCs w:val="16"/>
+              </w:rPr>
+            </w:pPr>
+            <w:r>
+              <w:rPr>
+                <w:rFonts w:ascii="Arial" w:hAnsi="Arial" w:cs="Arial"/>
+                <w:sz w:val="16"/>
+                <w:szCs w:val="16"/>
+              </w:rPr>
+              <w:t>Hệ thống chặn, báo lỗi hoặc ép về 1. Không cho phép số lượng âm.</w:t>
+            </w:r>
+          </w:p>
+        </w:tc>
+        <w:tc>
+          <w:tcPr>
+            <w:tcW w:w="1416" w:type="dxa"/>
+            <w:vAlign w:val="center"/>
+          </w:tcPr>
+          <w:p>
+            <w:pPr>
+              <w:rPr>
+                <w:rFonts w:ascii="Arial" w:hAnsi="Arial" w:cs="Arial"/>
+                <w:sz w:val="16"/>
+                <w:szCs w:val="16"/>
+              </w:rPr>
+            </w:pPr>
+            <w:r>
+              <w:rPr>
+                <w:rFonts w:ascii="Arial" w:hAnsi="Arial" w:cs="Arial"/>
+                <w:sz w:val="16"/>
+                <w:szCs w:val="16"/>
+              </w:rPr>
+              <w:t>Invalid</w:t>
+            </w:r>
+          </w:p>
+        </w:tc>
+      </w:tr>
+      <w:tr>
+        <w:tc>
+          <w:tcPr>
+            <w:tcW w:w="1416" w:type="dxa"/>
+            <w:vAlign w:val="center"/>
+          </w:tcPr>
+          <w:p>
+            <w:pPr>
+              <w:rPr>
+                <w:rFonts w:ascii="Arial" w:hAnsi="Arial" w:cs="Arial"/>
+                <w:sz w:val="16"/>
+                <w:szCs w:val="16"/>
+              </w:rPr>
+            </w:pPr>
+            <w:r>
+              <w:rPr>
+                <w:rFonts w:ascii="Arial" w:hAnsi="Arial" w:cs="Arial"/>
+                <w:sz w:val="16"/>
+                <w:szCs w:val="16"/>
+              </w:rPr>
+              <w:t>BVA-05</w:t>
+            </w:r>
+          </w:p>
+        </w:tc>
+        <w:tc>
+          <w:tcPr>
+            <w:tcW w:w="1416" w:type="dxa"/>
+            <w:vAlign w:val="center"/>
+          </w:tcPr>
+          <w:p>
+            <w:pPr>
+              <w:rPr>
+                <w:rFonts w:ascii="Arial" w:hAnsi="Arial" w:cs="Arial"/>
+                <w:sz w:val="16"/>
+                <w:szCs w:val="16"/>
+              </w:rPr>
+            </w:pPr>
+            <w:r>
+              <w:rPr>
+                <w:rFonts w:ascii="Arial" w:hAnsi="Arial" w:cs="Arial"/>
+                <w:sz w:val="16"/>
+                <w:szCs w:val="16"/>
+              </w:rPr>
+              <w:t>quantity</w:t>
+            </w:r>
+          </w:p>
+        </w:tc>
+        <w:tc>
+          <w:tcPr>
+            <w:tcW w:w="1416" w:type="dxa"/>
+            <w:vAlign w:val="center"/>
+          </w:tcPr>
+          <w:p>
+            <w:pPr>
+              <w:rPr>
+                <w:rFonts w:ascii="Arial" w:hAnsi="Arial" w:cs="Arial"/>
+                <w:sz w:val="16"/>
+                <w:szCs w:val="16"/>
+              </w:rPr>
+            </w:pPr>
+            <w:r>
+              <w:rPr>
+                <w:rFonts w:ascii="Arial" w:hAnsi="Arial" w:cs="Arial"/>
+                <w:sz w:val="16"/>
+                <w:szCs w:val="16"/>
+              </w:rPr>
+              <w:t>Ký tự sát biên dưới (Thập phân)</w:t>
+            </w:r>
+          </w:p>
+        </w:tc>
+        <w:tc>
+          <w:tcPr>
+            <w:tcW w:w="1416" w:type="dxa"/>
+            <w:vAlign w:val="center"/>
+          </w:tcPr>
+          <w:p>
+            <w:pPr>
+              <w:rPr>
+                <w:rFonts w:ascii="Arial" w:hAnsi="Arial" w:cs="Arial"/>
+                <w:sz w:val="16"/>
+                <w:szCs w:val="16"/>
+              </w:rPr>
+            </w:pPr>
+            <w:r>
+              <w:rPr>
+                <w:rFonts w:ascii="Arial" w:hAnsi="Arial" w:cs="Arial"/>
+                <w:sz w:val="16"/>
+                <w:szCs w:val="16"/>
+              </w:rPr>
+              <w:t>Thêm sản phẩm "iPhone 15" với quantity = 0.5</w:t>
+            </w:r>
+          </w:p>
+        </w:tc>
+        <w:tc>
+          <w:tcPr>
+            <w:tcW w:w="1416" w:type="dxa"/>
+            <w:vAlign w:val="center"/>
+          </w:tcPr>
+          <w:p>
+            <w:pPr>
+              <w:rPr>
+                <w:rFonts w:ascii="Arial" w:hAnsi="Arial" w:cs="Arial"/>
+                <w:sz w:val="16"/>
+                <w:szCs w:val="16"/>
+              </w:rPr>
+            </w:pPr>
+            <w:r>
+              <w:rPr>
+                <w:rFonts w:ascii="Arial" w:hAnsi="Arial" w:cs="Arial"/>
+                <w:sz w:val="16"/>
+                <w:szCs w:val="16"/>
+              </w:rPr>
+              <w:t>Hệ thống ép kiểu (làm tròn) hoặc báo lỗi yêu cầu số nguyên dương.</w:t>
+            </w:r>
+          </w:p>
+        </w:tc>
+        <w:tc>
+          <w:tcPr>
+            <w:tcW w:w="1416" w:type="dxa"/>
+            <w:vAlign w:val="center"/>
+          </w:tcPr>
+          <w:p>
+            <w:pPr>
+              <w:rPr>
+                <w:rFonts w:ascii="Arial" w:hAnsi="Arial" w:cs="Arial"/>
+                <w:sz w:val="16"/>
+                <w:szCs w:val="16"/>
+              </w:rPr>
+            </w:pPr>
+            <w:r>
+              <w:rPr>
+                <w:rFonts w:ascii="Arial" w:hAnsi="Arial" w:cs="Arial"/>
+                <w:sz w:val="16"/>
+                <w:szCs w:val="16"/>
+              </w:rPr>
+              <w:t>Invalid</w:t>
+            </w:r>
+          </w:p>
+        </w:tc>
+      </w:tr>
+      <w:tr>
+        <w:tc>
+          <w:tcPr>
+            <w:tcW w:w="1416" w:type="dxa"/>
+            <w:vAlign w:val="center"/>
+          </w:tcPr>
+          <w:p>
+            <w:pPr>
+              <w:rPr>
+                <w:rFonts w:ascii="Arial" w:hAnsi="Arial" w:cs="Arial"/>
+                <w:sz w:val="16"/>
+                <w:szCs w:val="16"/>
+              </w:rPr>
+            </w:pPr>
+            <w:r>
+              <w:rPr>
+                <w:rFonts w:ascii="Arial" w:hAnsi="Arial" w:cs="Arial"/>
+                <w:sz w:val="16"/>
+                <w:szCs w:val="16"/>
+              </w:rPr>
+              <w:t>BVA-06</w:t>
+            </w:r>
+          </w:p>
+        </w:tc>
+        <w:tc>
+          <w:tcPr>
+            <w:tcW w:w="1416" w:type="dxa"/>
+            <w:vAlign w:val="center"/>
+          </w:tcPr>
+          <w:p>
+            <w:pPr>
+              <w:rPr>
+                <w:rFonts w:ascii="Arial" w:hAnsi="Arial" w:cs="Arial"/>
+                <w:sz w:val="16"/>
+                <w:szCs w:val="16"/>
+              </w:rPr>
+            </w:pPr>
+            <w:r>
+              <w:rPr>
+                <w:rFonts w:ascii="Arial" w:hAnsi="Arial" w:cs="Arial"/>
+                <w:sz w:val="16"/>
+                <w:szCs w:val="16"/>
+              </w:rPr>
+              <w:t>quantity</w:t>
+            </w:r>
+          </w:p>
+        </w:tc>
+        <w:tc>
+          <w:tcPr>
+            <w:tcW w:w="1416" w:type="dxa"/>
+            <w:vAlign w:val="center"/>
+          </w:tcPr>
+          <w:p>
+            <w:pPr>
+              <w:rPr>
+                <w:rFonts w:ascii="Arial" w:hAnsi="Arial" w:cs="Arial"/>
+                <w:sz w:val="16"/>
+                <w:szCs w:val="16"/>
+              </w:rPr>
+            </w:pPr>
+            <w:r>
+              <w:rPr>
+                <w:rFonts w:ascii="Arial" w:hAnsi="Arial" w:cs="Arial"/>
+                <w:sz w:val="16"/>
+                <w:szCs w:val="16"/>
+              </w:rPr>
+              <w:t>Min</w:t>
+            </w:r>
+            <w:r>
+              <w:rPr>
+                <w:rFonts w:ascii="Arial" w:hAnsi="Arial" w:cs="Arial"/>
+                <w:sz w:val="16"/>
+                <w:szCs w:val="16"/>
+              </w:rPr>
+              <w:t xml:space="preserve"> - 1 (9998)</w:t>
+            </w:r>
+          </w:p>
+        </w:tc>
+        <w:tc>
+          <w:tcPr>
+            <w:tcW w:w="1416" w:type="dxa"/>
+            <w:vAlign w:val="center"/>
+          </w:tcPr>
+          <w:p>
+            <w:pPr>
+              <w:rPr>
+                <w:rFonts w:ascii="Arial" w:hAnsi="Arial" w:cs="Arial"/>
+                <w:sz w:val="16"/>
+                <w:szCs w:val="16"/>
+              </w:rPr>
+            </w:pPr>
+            <w:r>
+              <w:rPr>
+                <w:rFonts w:ascii="Arial" w:hAnsi="Arial" w:cs="Arial"/>
+                <w:sz w:val="16"/>
+                <w:szCs w:val="16"/>
+              </w:rPr>
+              <w:t>Thêm sản phẩm với quantity = 9998</w:t>
+            </w:r>
+          </w:p>
+        </w:tc>
+        <w:tc>
+          <w:tcPr>
+            <w:tcW w:w="1416" w:type="dxa"/>
+            <w:vAlign w:val="center"/>
+          </w:tcPr>
+          <w:p>
+            <w:pPr>
+              <w:rPr>
+                <w:rFonts w:ascii="Arial" w:hAnsi="Arial" w:cs="Arial"/>
+                <w:sz w:val="16"/>
+                <w:szCs w:val="16"/>
+              </w:rPr>
+            </w:pPr>
+            <w:r>
+              <w:rPr>
+                <w:rFonts w:ascii="Arial" w:hAnsi="Arial" w:cs="Arial"/>
+                <w:sz w:val="16"/>
+                <w:szCs w:val="16"/>
+              </w:rPr>
+              <w:t>Chấp nhận, tính toán thành tiền chính xác không bị tràn số (Overflow).</w:t>
+            </w:r>
+          </w:p>
+        </w:tc>
+        <w:tc>
+          <w:tcPr>
+            <w:tcW w:w="1416" w:type="dxa"/>
+            <w:vAlign w:val="center"/>
+          </w:tcPr>
+          <w:p>
+            <w:pPr>
+              <w:rPr>
+                <w:rFonts w:ascii="Arial" w:hAnsi="Arial" w:cs="Arial"/>
+                <w:sz w:val="16"/>
+                <w:szCs w:val="16"/>
+              </w:rPr>
+            </w:pPr>
+            <w:r>
+              <w:rPr>
+                <w:rFonts w:ascii="Arial" w:hAnsi="Arial" w:cs="Arial"/>
+                <w:sz w:val="16"/>
+                <w:szCs w:val="16"/>
+              </w:rPr>
+              <w:t>Valid</w:t>
+            </w:r>
+          </w:p>
+        </w:tc>
+      </w:tr>
+      <w:tr>
+        <w:tc>
+          <w:tcPr>
+            <w:tcW w:w="1416" w:type="dxa"/>
+            <w:vAlign w:val="center"/>
+          </w:tcPr>
+          <w:p>
+            <w:pPr>
+              <w:rPr>
+                <w:rFonts w:ascii="Arial" w:hAnsi="Arial" w:cs="Arial"/>
+                <w:sz w:val="16"/>
+                <w:szCs w:val="16"/>
+              </w:rPr>
+            </w:pPr>
+            <w:r>
+              <w:rPr>
+                <w:rFonts w:ascii="Arial" w:hAnsi="Arial" w:cs="Arial"/>
+                <w:sz w:val="16"/>
+                <w:szCs w:val="16"/>
+              </w:rPr>
+              <w:t>BVA-07</w:t>
+            </w:r>
+          </w:p>
+        </w:tc>
+        <w:tc>
+          <w:tcPr>
+            <w:tcW w:w="1416" w:type="dxa"/>
+            <w:vAlign w:val="center"/>
+          </w:tcPr>
+          <w:p>
+            <w:pPr>
+              <w:rPr>
+                <w:rFonts w:ascii="Arial" w:hAnsi="Arial" w:cs="Arial"/>
+                <w:sz w:val="16"/>
+                <w:szCs w:val="16"/>
+              </w:rPr>
+            </w:pPr>
+            <w:r>
+              <w:rPr>
+                <w:rFonts w:ascii="Arial" w:hAnsi="Arial" w:cs="Arial"/>
+                <w:sz w:val="16"/>
+                <w:szCs w:val="16"/>
+              </w:rPr>
+              <w:t>quantity</w:t>
+            </w:r>
+          </w:p>
+        </w:tc>
+        <w:tc>
+          <w:tcPr>
+            <w:tcW w:w="1416" w:type="dxa"/>
+            <w:vAlign w:val="center"/>
+          </w:tcPr>
+          <w:p>
+            <w:pPr>
+              <w:rPr>
+                <w:rFonts w:ascii="Arial" w:hAnsi="Arial" w:cs="Arial"/>
+                <w:sz w:val="16"/>
+                <w:szCs w:val="16"/>
+              </w:rPr>
+            </w:pPr>
+            <w:r>
+              <w:rPr>
+                <w:rFonts w:ascii="Arial" w:hAnsi="Arial" w:cs="Arial"/>
+                <w:sz w:val="16"/>
+                <w:szCs w:val="16"/>
+              </w:rPr>
+              <w:t>Min</w:t>
+            </w:r>
+            <w:r>
+              <w:rPr>
+                <w:rFonts w:ascii="Arial" w:hAnsi="Arial" w:cs="Arial"/>
+                <w:sz w:val="16"/>
+                <w:szCs w:val="16"/>
+              </w:rPr>
+              <w:t xml:space="preserve"> (9999)</w:t>
+            </w:r>
+          </w:p>
+        </w:tc>
+        <w:tc>
+          <w:tcPr>
+            <w:tcW w:w="1416" w:type="dxa"/>
+            <w:vAlign w:val="center"/>
+          </w:tcPr>
+          <w:p>
+            <w:pPr>
+              <w:rPr>
+                <w:rFonts w:ascii="Arial" w:hAnsi="Arial" w:cs="Arial"/>
+                <w:sz w:val="16"/>
+                <w:szCs w:val="16"/>
+              </w:rPr>
+            </w:pPr>
+            <w:r>
+              <w:rPr>
+                <w:rFonts w:ascii="Arial" w:hAnsi="Arial" w:cs="Arial"/>
+                <w:sz w:val="16"/>
+                <w:szCs w:val="16"/>
+              </w:rPr>
+              <w:t>Thêm sản phẩm với quantity = 9999</w:t>
+            </w:r>
+          </w:p>
+        </w:tc>
+        <w:tc>
+          <w:tcPr>
+            <w:tcW w:w="1416" w:type="dxa"/>
+            <w:vAlign w:val="center"/>
+          </w:tcPr>
+          <w:p>
+            <w:pPr>
+              <w:rPr>
+                <w:rFonts w:ascii="Arial" w:hAnsi="Arial" w:cs="Arial"/>
+                <w:sz w:val="16"/>
+                <w:szCs w:val="16"/>
+              </w:rPr>
+            </w:pPr>
+            <w:r>
+              <w:rPr>
+                <w:rFonts w:ascii="Arial" w:hAnsi="Arial" w:cs="Arial"/>
+                <w:sz w:val="16"/>
+                <w:szCs w:val="16"/>
+              </w:rPr>
+              <w:t>Chấp nhận tối đa, hiển thị đúng trong giỏ hàng.</w:t>
+            </w:r>
+          </w:p>
+        </w:tc>
+        <w:tc>
+          <w:tcPr>
+            <w:tcW w:w="1416" w:type="dxa"/>
+            <w:vAlign w:val="center"/>
+          </w:tcPr>
+          <w:p>
+            <w:pPr>
+              <w:rPr>
+                <w:rFonts w:ascii="Arial" w:hAnsi="Arial" w:cs="Arial"/>
+                <w:sz w:val="16"/>
+                <w:szCs w:val="16"/>
+              </w:rPr>
+            </w:pPr>
+            <w:r>
+              <w:rPr>
+                <w:rFonts w:ascii="Arial" w:hAnsi="Arial" w:cs="Arial"/>
+                <w:sz w:val="16"/>
+                <w:szCs w:val="16"/>
+              </w:rPr>
+              <w:t>Valid</w:t>
+            </w:r>
+          </w:p>
+        </w:tc>
+      </w:tr>
+      <w:tr>
+        <w:tc>
+          <w:tcPr>
+            <w:tcW w:w="1416" w:type="dxa"/>
+            <w:vAlign w:val="center"/>
+          </w:tcPr>
+          <w:p>
+            <w:pPr>
+              <w:rPr>
+                <w:rFonts w:ascii="Arial" w:hAnsi="Arial" w:cs="Arial"/>
+                <w:sz w:val="16"/>
+                <w:szCs w:val="16"/>
+              </w:rPr>
+            </w:pPr>
+            <w:r>
+              <w:rPr>
+                <w:rFonts w:ascii="Arial" w:hAnsi="Arial" w:cs="Arial"/>
+                <w:sz w:val="16"/>
+                <w:szCs w:val="16"/>
+              </w:rPr>
+              <w:t>BVA-08</w:t>
+            </w:r>
+          </w:p>
+        </w:tc>
+        <w:tc>
+          <w:tcPr>
+            <w:tcW w:w="1416" w:type="dxa"/>
+            <w:vAlign w:val="center"/>
+          </w:tcPr>
+          <w:p>
+            <w:pPr>
+              <w:rPr>
+                <w:rFonts w:ascii="Arial" w:hAnsi="Arial" w:cs="Arial"/>
+                <w:sz w:val="16"/>
+                <w:szCs w:val="16"/>
+              </w:rPr>
+            </w:pPr>
+            <w:r>
+              <w:rPr>
+                <w:rFonts w:ascii="Arial" w:hAnsi="Arial" w:cs="Arial"/>
+                <w:sz w:val="16"/>
+                <w:szCs w:val="16"/>
+              </w:rPr>
+              <w:t>quantity</w:t>
+            </w:r>
+          </w:p>
+        </w:tc>
+        <w:tc>
+          <w:tcPr>
+            <w:tcW w:w="1416" w:type="dxa"/>
+            <w:vAlign w:val="center"/>
+          </w:tcPr>
+          <w:p>
+            <w:pPr>
+              <w:rPr>
+                <w:rFonts w:ascii="Arial" w:hAnsi="Arial" w:cs="Arial"/>
+                <w:sz w:val="16"/>
+                <w:szCs w:val="16"/>
+              </w:rPr>
+            </w:pPr>
+            <w:r>
+              <w:rPr>
+                <w:rFonts w:ascii="Arial" w:hAnsi="Arial" w:cs="Arial"/>
+                <w:sz w:val="16"/>
+                <w:szCs w:val="16"/>
+              </w:rPr>
+              <w:t>Min</w:t>
+            </w:r>
+            <w:r>
+              <w:rPr>
+                <w:rFonts w:ascii="Arial" w:hAnsi="Arial" w:cs="Arial"/>
+                <w:sz w:val="16"/>
+                <w:szCs w:val="16"/>
+              </w:rPr>
+              <w:t xml:space="preserve"> + 1 (10000)</w:t>
+            </w:r>
+          </w:p>
+        </w:tc>
+        <w:tc>
+          <w:tcPr>
+            <w:tcW w:w="1416" w:type="dxa"/>
+            <w:vAlign w:val="center"/>
+          </w:tcPr>
+          <w:p>
+            <w:pPr>
+              <w:rPr>
+                <w:rFonts w:ascii="Arial" w:hAnsi="Arial" w:cs="Arial"/>
+                <w:sz w:val="16"/>
+                <w:szCs w:val="16"/>
+              </w:rPr>
+            </w:pPr>
+            <w:r>
+              <w:rPr>
+                <w:rFonts w:ascii="Arial" w:hAnsi="Arial" w:cs="Arial"/>
+                <w:sz w:val="16"/>
+                <w:szCs w:val="16"/>
+              </w:rPr>
+              <w:t>Thêm sản phẩm với quantity = 10000</w:t>
+            </w:r>
+          </w:p>
+        </w:tc>
+        <w:tc>
+          <w:tcPr>
+            <w:tcW w:w="1416" w:type="dxa"/>
+            <w:vAlign w:val="center"/>
+          </w:tcPr>
+          <w:p>
+            <w:pPr>
+              <w:rPr>
+                <w:rFonts w:ascii="Arial" w:hAnsi="Arial" w:cs="Arial"/>
+                <w:sz w:val="16"/>
+                <w:szCs w:val="16"/>
+              </w:rPr>
+            </w:pPr>
+            <w:r>
+              <w:rPr>
+                <w:rFonts w:ascii="Arial" w:hAnsi="Arial" w:cs="Arial"/>
+                <w:sz w:val="16"/>
+                <w:szCs w:val="16"/>
+              </w:rPr>
+              <w:t>Hệ thống cảnh báo vượt quá giới hạn cho phép hoặc chặn lại.</w:t>
+            </w:r>
+          </w:p>
+        </w:tc>
+        <w:tc>
+          <w:tcPr>
+            <w:tcW w:w="1416" w:type="dxa"/>
+            <w:vAlign w:val="center"/>
+          </w:tcPr>
+          <w:p>
+            <w:pPr>
+              <w:rPr>
+                <w:rFonts w:ascii="Arial" w:hAnsi="Arial" w:cs="Arial"/>
+                <w:sz w:val="16"/>
+                <w:szCs w:val="16"/>
+              </w:rPr>
+            </w:pPr>
+            <w:r>
+              <w:rPr>
+                <w:rFonts w:ascii="Arial" w:hAnsi="Arial" w:cs="Arial"/>
+                <w:sz w:val="16"/>
+                <w:szCs w:val="16"/>
+              </w:rPr>
+              <w:t>Invalid</w:t>
+            </w:r>
+          </w:p>
+        </w:tc>
+      </w:tr>
+      <w:tr>
+        <w:tc>
+          <w:tcPr>
+            <w:tcW w:w="1416" w:type="dxa"/>
+            <w:vAlign w:val="center"/>
+          </w:tcPr>
+          <w:p>
+            <w:pPr>
+              <w:rPr>
+                <w:rFonts w:ascii="Arial" w:hAnsi="Arial" w:cs="Arial"/>
+                <w:sz w:val="16"/>
+                <w:szCs w:val="16"/>
+              </w:rPr>
+            </w:pPr>
+            <w:r>
+              <w:rPr>
+                <w:rFonts w:ascii="Arial" w:hAnsi="Arial" w:cs="Arial"/>
+                <w:sz w:val="16"/>
+                <w:szCs w:val="16"/>
+              </w:rPr>
+              <w:t>BVA-09</w:t>
+            </w:r>
+          </w:p>
+        </w:tc>
+        <w:tc>
+          <w:tcPr>
+            <w:tcW w:w="1416" w:type="dxa"/>
+            <w:vAlign w:val="center"/>
+          </w:tcPr>
+          <w:p>
+            <w:pPr>
+              <w:rPr>
+                <w:rFonts w:ascii="Arial" w:hAnsi="Arial" w:cs="Arial"/>
+                <w:sz w:val="16"/>
+                <w:szCs w:val="16"/>
+              </w:rPr>
+            </w:pPr>
+            <w:r>
+              <w:rPr>
+                <w:rFonts w:ascii="Arial" w:hAnsi="Arial" w:cs="Arial"/>
+                <w:sz w:val="16"/>
+                <w:szCs w:val="16"/>
+              </w:rPr>
+              <w:t>cart.length</w:t>
+            </w:r>
+          </w:p>
+        </w:tc>
+        <w:tc>
+          <w:tcPr>
+            <w:tcW w:w="1416" w:type="dxa"/>
+            <w:vAlign w:val="center"/>
+          </w:tcPr>
+          <w:p>
+            <w:pPr>
+              <w:rPr>
+                <w:rFonts w:ascii="Arial" w:hAnsi="Arial" w:cs="Arial"/>
+                <w:sz w:val="16"/>
+                <w:szCs w:val="16"/>
+              </w:rPr>
+            </w:pPr>
+            <w:r>
+              <w:rPr>
+                <w:rFonts w:ascii="Arial" w:hAnsi="Arial" w:cs="Arial"/>
+                <w:sz w:val="16"/>
+                <w:szCs w:val="16"/>
+              </w:rPr>
+              <w:t>Min</w:t>
+            </w:r>
+            <w:r>
+              <w:rPr>
+                <w:rFonts w:ascii="Arial" w:hAnsi="Arial" w:cs="Arial"/>
+                <w:sz w:val="16"/>
+                <w:szCs w:val="16"/>
+              </w:rPr>
+              <w:t xml:space="preserve"> (0)</w:t>
+            </w:r>
+          </w:p>
+        </w:tc>
+        <w:tc>
+          <w:tcPr>
+            <w:tcW w:w="1416" w:type="dxa"/>
+            <w:vAlign w:val="center"/>
+          </w:tcPr>
+          <w:p>
+            <w:pPr>
+              <w:rPr>
+                <w:rFonts w:ascii="Arial" w:hAnsi="Arial" w:cs="Arial"/>
+                <w:sz w:val="16"/>
+                <w:szCs w:val="16"/>
+              </w:rPr>
+            </w:pPr>
+            <w:r>
+              <w:rPr>
+                <w:rFonts w:ascii="Arial" w:hAnsi="Arial" w:cs="Arial"/>
+                <w:sz w:val="16"/>
+                <w:szCs w:val="16"/>
+              </w:rPr>
+              <w:t>Mở trang giỏ hàng khi giỏ chưa có sản phẩm (cart = [])</w:t>
+            </w:r>
+          </w:p>
+        </w:tc>
+        <w:tc>
+          <w:tcPr>
+            <w:tcW w:w="1416" w:type="dxa"/>
+            <w:vAlign w:val="center"/>
+          </w:tcPr>
+          <w:p>
+            <w:pPr>
+              <w:rPr>
+                <w:rFonts w:ascii="Arial" w:hAnsi="Arial" w:cs="Arial"/>
+                <w:sz w:val="16"/>
+                <w:szCs w:val="16"/>
+              </w:rPr>
+            </w:pPr>
+            <w:r>
+              <w:rPr>
+                <w:rFonts w:ascii="Arial" w:hAnsi="Arial" w:cs="Arial"/>
+                <w:sz w:val="16"/>
+                <w:szCs w:val="16"/>
+              </w:rPr>
+              <w:t>Hiển thị giao diện giỏ hàng trống: Có hình minh họa (illustration) + thông báo + nút "Tiếp tục mua sắm".</w:t>
+            </w:r>
+          </w:p>
+        </w:tc>
+        <w:tc>
+          <w:tcPr>
+            <w:tcW w:w="1416" w:type="dxa"/>
+            <w:vAlign w:val="center"/>
+          </w:tcPr>
+          <w:p>
+            <w:pPr>
+              <w:rPr>
+                <w:rFonts w:ascii="Arial" w:hAnsi="Arial" w:cs="Arial"/>
+                <w:sz w:val="16"/>
+                <w:szCs w:val="16"/>
+              </w:rPr>
+            </w:pPr>
+            <w:r>
+              <w:rPr>
+                <w:rFonts w:ascii="Arial" w:hAnsi="Arial" w:cs="Arial"/>
+                <w:sz w:val="16"/>
+                <w:szCs w:val="16"/>
+              </w:rPr>
+              <w:t>Valid</w:t>
+            </w:r>
+          </w:p>
+        </w:tc>
+      </w:tr>
+      <w:tr>
+        <w:tc>
+          <w:tcPr>
+            <w:tcW w:w="1416" w:type="dxa"/>
+            <w:vAlign w:val="center"/>
+          </w:tcPr>
+          <w:p>
+            <w:pPr>
+              <w:rPr>
+                <w:rFonts w:ascii="Arial" w:hAnsi="Arial" w:cs="Arial"/>
+                <w:sz w:val="16"/>
+                <w:szCs w:val="16"/>
+              </w:rPr>
+            </w:pPr>
+            <w:r>
+              <w:rPr>
+                <w:rFonts w:ascii="Arial" w:hAnsi="Arial" w:cs="Arial"/>
+                <w:sz w:val="16"/>
+                <w:szCs w:val="16"/>
+              </w:rPr>
+              <w:t>BVA-10</w:t>
+            </w:r>
+          </w:p>
+        </w:tc>
+        <w:tc>
+          <w:tcPr>
+            <w:tcW w:w="1416" w:type="dxa"/>
+            <w:vAlign w:val="center"/>
+          </w:tcPr>
+          <w:p>
+            <w:pPr>
+              <w:rPr>
+                <w:rFonts w:ascii="Arial" w:hAnsi="Arial" w:cs="Arial"/>
+                <w:sz w:val="16"/>
+                <w:szCs w:val="16"/>
+              </w:rPr>
+            </w:pPr>
+            <w:r>
+              <w:rPr>
+                <w:rFonts w:ascii="Arial" w:hAnsi="Arial" w:cs="Arial"/>
+                <w:sz w:val="16"/>
+                <w:szCs w:val="16"/>
+              </w:rPr>
+              <w:t>cart.length</w:t>
+            </w:r>
+          </w:p>
+        </w:tc>
+        <w:tc>
+          <w:tcPr>
+            <w:tcW w:w="1416" w:type="dxa"/>
+            <w:vAlign w:val="center"/>
+          </w:tcPr>
+          <w:p>
+            <w:pPr>
+              <w:rPr>
+                <w:rFonts w:ascii="Arial" w:hAnsi="Arial" w:cs="Arial"/>
+                <w:sz w:val="16"/>
+                <w:szCs w:val="16"/>
+              </w:rPr>
+            </w:pPr>
+            <w:r>
+              <w:rPr>
+                <w:rFonts w:ascii="Arial" w:hAnsi="Arial" w:cs="Arial"/>
+                <w:sz w:val="16"/>
+                <w:szCs w:val="16"/>
+              </w:rPr>
+              <w:t>Min</w:t>
+            </w:r>
+            <w:r>
+              <w:rPr>
+                <w:rFonts w:ascii="Arial" w:hAnsi="Arial" w:cs="Arial"/>
+                <w:sz w:val="16"/>
+                <w:szCs w:val="16"/>
+              </w:rPr>
+              <w:t xml:space="preserve"> + 1 (1)</w:t>
+            </w:r>
+          </w:p>
+        </w:tc>
+        <w:tc>
+          <w:tcPr>
+            <w:tcW w:w="1416" w:type="dxa"/>
+            <w:vAlign w:val="center"/>
+          </w:tcPr>
+          <w:p>
+            <w:pPr>
+              <w:rPr>
+                <w:rFonts w:ascii="Arial" w:hAnsi="Arial" w:cs="Arial"/>
+                <w:sz w:val="16"/>
+                <w:szCs w:val="16"/>
+              </w:rPr>
+            </w:pPr>
+            <w:r>
+              <w:rPr>
+                <w:rFonts w:ascii="Arial" w:hAnsi="Arial" w:cs="Arial"/>
+                <w:sz w:val="16"/>
+                <w:szCs w:val="16"/>
+              </w:rPr>
+              <w:t>Thêm 1 sản phẩm vào giỏ (cart.length = 1)</w:t>
+            </w:r>
+          </w:p>
+        </w:tc>
+        <w:tc>
+          <w:tcPr>
+            <w:tcW w:w="1416" w:type="dxa"/>
+            <w:vAlign w:val="center"/>
+          </w:tcPr>
+          <w:p>
+            <w:pPr>
+              <w:rPr>
+                <w:rFonts w:ascii="Arial" w:hAnsi="Arial" w:cs="Arial"/>
+                <w:sz w:val="16"/>
+                <w:szCs w:val="16"/>
+              </w:rPr>
+            </w:pPr>
+            <w:r>
+              <w:rPr>
+                <w:rFonts w:ascii="Arial" w:hAnsi="Arial" w:cs="Arial"/>
+                <w:sz w:val="16"/>
+                <w:szCs w:val="16"/>
+              </w:rPr>
+              <w:t>Hiển thị bảng danh sách gồm đúng 1 dòng sản phẩm, nhãn tổng tiền là "Tổng cộng".</w:t>
+            </w:r>
+          </w:p>
+        </w:tc>
+        <w:tc>
+          <w:tcPr>
+            <w:tcW w:w="1416" w:type="dxa"/>
+            <w:vAlign w:val="center"/>
+          </w:tcPr>
+          <w:p>
+            <w:pPr>
+              <w:rPr>
+                <w:rFonts w:ascii="Arial" w:hAnsi="Arial" w:cs="Arial"/>
+                <w:sz w:val="16"/>
+                <w:szCs w:val="16"/>
+              </w:rPr>
+            </w:pPr>
+            <w:r>
+              <w:rPr>
+                <w:rFonts w:ascii="Arial" w:hAnsi="Arial" w:cs="Arial"/>
+                <w:sz w:val="16"/>
+                <w:szCs w:val="16"/>
+              </w:rPr>
+              <w:t>Valid</w:t>
+            </w:r>
+          </w:p>
+        </w:tc>
+      </w:tr>
+    </w:tbl>
+    <w:p>
+      <w:pPr>
         <w:ind w:left="360"/>
         <w:rPr>
           <w:rFonts w:ascii="Arial" w:hAnsi="Arial" w:cs="Arial"/>
+          <w:sz w:val="20"/>
+          <w:szCs w:val="20"/>
+        </w:rPr>
+      </w:pPr>
+    </w:p>
+    <w:p>
+      <w:pPr>
+        <w:ind w:left="360"/>
+        <w:rPr>
+          <w:rFonts w:ascii="Arial" w:hAnsi="Arial" w:cs="Arial"/>
+          <w:sz w:val="20"/>
+          <w:szCs w:val="20"/>
+        </w:rPr>
+      </w:pPr>
+    </w:p>
+    <w:p>
+      <w:pPr>
+        <w:pStyle w:val="ListParagraph"/>
+        <w:numPr>
+          <w:ilvl w:val="0"/>
+          <w:numId w:val="50"/>
+        </w:numPr>
+        <w:rPr>
+          <w:rFonts w:ascii="Arial" w:hAnsi="Arial" w:cs="Arial"/>
           <w:b/>
+          <w:sz w:val="20"/>
+          <w:szCs w:val="20"/>
         </w:rPr>
       </w:pPr>
+      <w:r>
+        <w:rPr>
+          <w:rFonts w:ascii="Arial" w:hAnsi="Arial" w:cs="Arial"/>
+          <w:b/>
+          <w:sz w:val="20"/>
+          <w:szCs w:val="20"/>
+        </w:rPr>
+        <w:lastRenderedPageBreak/>
+        <w:t>Explaination</w:t>
+      </w:r>
+    </w:p>
+    <w:p>
+      <w:pPr>
+        <w:rPr>
+          <w:rFonts w:ascii="Arial" w:hAnsi="Arial" w:cs="Arial"/>
+          <w:sz w:val="20"/>
+          <w:szCs w:val="20"/>
+        </w:rPr>
+      </w:pPr>
+      <w:r>
+        <w:rPr>
+          <w:rFonts w:ascii="Arial" w:hAnsi="Arial" w:cs="Arial"/>
+          <w:b/>
+          <w:sz w:val="20"/>
+          <w:szCs w:val="20"/>
+        </w:rPr>
+        <w:t xml:space="preserve">- </w:t>
+      </w:r>
+      <w:r>
+        <w:rPr>
+          <w:rFonts w:ascii="Arial" w:hAnsi="Arial" w:cs="Arial"/>
+          <w:b/>
+          <w:sz w:val="20"/>
+          <w:szCs w:val="20"/>
+        </w:rPr>
+        <w:t xml:space="preserve">Bước 1. </w:t>
+      </w:r>
+      <w:r>
+        <w:rPr>
+          <w:rFonts w:ascii="Arial" w:hAnsi="Arial" w:cs="Arial"/>
+          <w:b/>
+          <w:sz w:val="20"/>
+          <w:szCs w:val="20"/>
+        </w:rPr>
+        <w:t>Nhận diện đúng thuộc tính có biên:</w:t>
+      </w:r>
+      <w:r>
+        <w:rPr>
+          <w:rFonts w:ascii="Arial" w:hAnsi="Arial" w:cs="Arial"/>
+          <w:sz w:val="20"/>
+          <w:szCs w:val="20"/>
+        </w:rPr>
+        <w:t xml:space="preserve"> Trong FR-07 và FR-06, biến số l</w:t>
+      </w:r>
+      <w:r>
+        <w:rPr>
+          <w:rFonts w:ascii="Arial" w:hAnsi="Arial" w:cs="Arial" w:hint="cs"/>
+          <w:sz w:val="20"/>
+          <w:szCs w:val="20"/>
+        </w:rPr>
+        <w:t>ư</w:t>
+      </w:r>
+      <w:r>
+        <w:rPr>
+          <w:rFonts w:ascii="Arial" w:hAnsi="Arial" w:cs="Arial"/>
+          <w:sz w:val="20"/>
+          <w:szCs w:val="20"/>
+        </w:rPr>
+        <w:t>ợng (`quantity`) và số l</w:t>
+      </w:r>
+      <w:r>
+        <w:rPr>
+          <w:rFonts w:ascii="Arial" w:hAnsi="Arial" w:cs="Arial" w:hint="cs"/>
+          <w:sz w:val="20"/>
+          <w:szCs w:val="20"/>
+        </w:rPr>
+        <w:t>ư</w:t>
+      </w:r>
+      <w:r>
+        <w:rPr>
+          <w:rFonts w:ascii="Arial" w:hAnsi="Arial" w:cs="Arial"/>
+          <w:sz w:val="20"/>
+          <w:szCs w:val="20"/>
+        </w:rPr>
+        <w:t>ợng phần tử giỏ hàng (`</w:t>
+      </w:r>
+      <w:proofErr w:type="gramStart"/>
+      <w:r>
+        <w:rPr>
+          <w:rFonts w:ascii="Arial" w:hAnsi="Arial" w:cs="Arial"/>
+          <w:sz w:val="20"/>
+          <w:szCs w:val="20"/>
+        </w:rPr>
+        <w:t>cart.length</w:t>
+      </w:r>
+      <w:proofErr w:type="gramEnd"/>
+      <w:r>
+        <w:rPr>
+          <w:rFonts w:ascii="Arial" w:hAnsi="Arial" w:cs="Arial"/>
+          <w:sz w:val="20"/>
+          <w:szCs w:val="20"/>
+        </w:rPr>
+        <w:t>`) là các đại l</w:t>
+      </w:r>
+      <w:r>
+        <w:rPr>
+          <w:rFonts w:ascii="Arial" w:hAnsi="Arial" w:cs="Arial" w:hint="cs"/>
+          <w:sz w:val="20"/>
+          <w:szCs w:val="20"/>
+        </w:rPr>
+        <w:t>ư</w:t>
+      </w:r>
+      <w:r>
+        <w:rPr>
+          <w:rFonts w:ascii="Arial" w:hAnsi="Arial" w:cs="Arial"/>
+          <w:sz w:val="20"/>
+          <w:szCs w:val="20"/>
+        </w:rPr>
+        <w:t xml:space="preserve">ợng rời rạc có thứ tự rõ ràng (số nguyên), rất nhạy cảm với các lỗi lập trình </w:t>
+      </w:r>
+      <w:r>
+        <w:rPr>
+          <w:rFonts w:ascii="Arial" w:hAnsi="Arial" w:cs="Arial"/>
+          <w:sz w:val="20"/>
+          <w:szCs w:val="20"/>
+        </w:rPr>
+        <w:t>so sán</w:t>
+      </w:r>
+      <w:bookmarkStart w:id="1" w:name="_GoBack"/>
+      <w:bookmarkEnd w:id="1"/>
+      <w:r>
+        <w:rPr>
+          <w:rFonts w:ascii="Arial" w:hAnsi="Arial" w:cs="Arial"/>
+          <w:sz w:val="20"/>
+          <w:szCs w:val="20"/>
+        </w:rPr>
+        <w:t>h (`&gt;`, `&lt;`, `&gt;=`, `&lt;=`).</w:t>
+      </w:r>
+    </w:p>
+    <w:p>
+      <w:pPr>
+        <w:rPr>
+          <w:rFonts w:ascii="Arial" w:hAnsi="Arial" w:cs="Arial"/>
+          <w:b/>
+          <w:sz w:val="20"/>
+          <w:szCs w:val="20"/>
+        </w:rPr>
+      </w:pPr>
+      <w:r>
+        <w:rPr>
+          <w:rFonts w:ascii="Arial" w:hAnsi="Arial" w:cs="Arial"/>
+          <w:b/>
+          <w:sz w:val="20"/>
+          <w:szCs w:val="20"/>
+        </w:rPr>
+        <w:t>-</w:t>
+      </w:r>
+      <w:r>
+        <w:rPr>
+          <w:rFonts w:ascii="Arial" w:hAnsi="Arial" w:cs="Arial"/>
+          <w:sz w:val="20"/>
+          <w:szCs w:val="20"/>
+        </w:rPr>
+        <w:t xml:space="preserve"> </w:t>
+      </w:r>
+      <w:r>
+        <w:rPr>
+          <w:rFonts w:ascii="Arial" w:hAnsi="Arial" w:cs="Arial"/>
+          <w:b/>
+          <w:sz w:val="20"/>
+          <w:szCs w:val="20"/>
+        </w:rPr>
+        <w:t xml:space="preserve">Bước 2. </w:t>
+      </w:r>
+      <w:r>
+        <w:rPr>
+          <w:rFonts w:ascii="Arial" w:hAnsi="Arial" w:cs="Arial"/>
+          <w:b/>
+          <w:sz w:val="20"/>
+          <w:szCs w:val="20"/>
+        </w:rPr>
+        <w:t>Khai thác biên t</w:t>
+      </w:r>
+      <w:r>
+        <w:rPr>
+          <w:rFonts w:ascii="Arial" w:hAnsi="Arial" w:cs="Arial" w:hint="cs"/>
+          <w:b/>
+          <w:sz w:val="20"/>
+          <w:szCs w:val="20"/>
+        </w:rPr>
+        <w:t>ư</w:t>
+      </w:r>
+      <w:r>
+        <w:rPr>
+          <w:rFonts w:ascii="Arial" w:hAnsi="Arial" w:cs="Arial"/>
+          <w:b/>
+          <w:sz w:val="20"/>
+          <w:szCs w:val="20"/>
+        </w:rPr>
+        <w:t>ờng minh &amp; ngầm đị</w:t>
+      </w:r>
+      <w:r>
+        <w:rPr>
+          <w:rFonts w:ascii="Arial" w:hAnsi="Arial" w:cs="Arial"/>
+          <w:b/>
+          <w:sz w:val="20"/>
+          <w:szCs w:val="20"/>
+        </w:rPr>
+        <w:t>nh:</w:t>
+      </w:r>
+    </w:p>
+    <w:p>
+      <w:pPr>
+        <w:rPr>
+          <w:rFonts w:ascii="Arial" w:hAnsi="Arial" w:cs="Arial"/>
+          <w:sz w:val="20"/>
+          <w:szCs w:val="20"/>
+        </w:rPr>
+      </w:pPr>
+      <w:r>
+        <w:rPr>
+          <w:rFonts w:ascii="Arial" w:hAnsi="Arial" w:cs="Arial"/>
+          <w:sz w:val="20"/>
+          <w:szCs w:val="20"/>
+        </w:rPr>
+        <w:t xml:space="preserve">  - Biên t</w:t>
+      </w:r>
+      <w:r>
+        <w:rPr>
+          <w:rFonts w:ascii="Arial" w:hAnsi="Arial" w:cs="Arial" w:hint="cs"/>
+          <w:sz w:val="20"/>
+          <w:szCs w:val="20"/>
+        </w:rPr>
+        <w:t>ư</w:t>
+      </w:r>
+      <w:r>
+        <w:rPr>
+          <w:rFonts w:ascii="Arial" w:hAnsi="Arial" w:cs="Arial"/>
+          <w:sz w:val="20"/>
+          <w:szCs w:val="20"/>
+        </w:rPr>
+        <w:t xml:space="preserve">ờng </w:t>
+      </w:r>
+      <w:proofErr w:type="gramStart"/>
+      <w:r>
+        <w:rPr>
+          <w:rFonts w:ascii="Arial" w:hAnsi="Arial" w:cs="Arial"/>
+          <w:sz w:val="20"/>
+          <w:szCs w:val="20"/>
+        </w:rPr>
+        <w:t>minh  =</w:t>
+      </w:r>
+      <w:proofErr w:type="gramEnd"/>
+      <w:r>
+        <w:rPr>
+          <w:rFonts w:ascii="Arial" w:hAnsi="Arial" w:cs="Arial"/>
+          <w:sz w:val="20"/>
+          <w:szCs w:val="20"/>
+        </w:rPr>
+        <w:t xml:space="preserve"> 1 lấy trực tiếp từ yêu cầu FR-06 ("tối thiểu là 1").</w:t>
+      </w:r>
+    </w:p>
+    <w:p>
+      <w:pPr>
+        <w:rPr>
+          <w:rFonts w:ascii="Arial" w:hAnsi="Arial" w:cs="Arial"/>
+          <w:sz w:val="20"/>
+          <w:szCs w:val="20"/>
+        </w:rPr>
+      </w:pPr>
+      <w:r>
+        <w:rPr>
+          <w:rFonts w:ascii="Arial" w:hAnsi="Arial" w:cs="Arial"/>
+          <w:sz w:val="20"/>
+          <w:szCs w:val="20"/>
+        </w:rPr>
+        <w:t xml:space="preserve">  - Biên ngầm </w:t>
+      </w:r>
+      <w:proofErr w:type="gramStart"/>
+      <w:r>
+        <w:rPr>
+          <w:rFonts w:ascii="Arial" w:hAnsi="Arial" w:cs="Arial"/>
+          <w:sz w:val="20"/>
+          <w:szCs w:val="20"/>
+        </w:rPr>
+        <w:t>định  =</w:t>
+      </w:r>
+      <w:proofErr w:type="gramEnd"/>
+      <w:r>
+        <w:rPr>
+          <w:rFonts w:ascii="Arial" w:hAnsi="Arial" w:cs="Arial"/>
+          <w:sz w:val="20"/>
+          <w:szCs w:val="20"/>
+        </w:rPr>
+        <w:t xml:space="preserve"> 0 (giỏ trống) và biên Max (giới hạn hệ thống/số nguyên an toàn) đ</w:t>
+      </w:r>
+      <w:r>
+        <w:rPr>
+          <w:rFonts w:ascii="Arial" w:hAnsi="Arial" w:cs="Arial" w:hint="cs"/>
+          <w:sz w:val="20"/>
+          <w:szCs w:val="20"/>
+        </w:rPr>
+        <w:t>ư</w:t>
+      </w:r>
+      <w:r>
+        <w:rPr>
+          <w:rFonts w:ascii="Arial" w:hAnsi="Arial" w:cs="Arial"/>
+          <w:sz w:val="20"/>
+          <w:szCs w:val="20"/>
+        </w:rPr>
+        <w:t>ợc bổ sung để kiểm tra độ bền vững của ứng dụ</w:t>
+      </w:r>
+      <w:r>
+        <w:rPr>
+          <w:rFonts w:ascii="Arial" w:hAnsi="Arial" w:cs="Arial"/>
+          <w:sz w:val="20"/>
+          <w:szCs w:val="20"/>
+        </w:rPr>
+        <w:t>ng.</w:t>
+      </w:r>
+    </w:p>
+    <w:p>
+      <w:pPr>
+        <w:rPr>
+          <w:rFonts w:ascii="Arial" w:hAnsi="Arial" w:cs="Arial"/>
+          <w:sz w:val="20"/>
+          <w:szCs w:val="20"/>
+        </w:rPr>
+      </w:pPr>
+      <w:r>
+        <w:rPr>
+          <w:rFonts w:ascii="Arial" w:hAnsi="Arial" w:cs="Arial"/>
+          <w:b/>
+          <w:sz w:val="20"/>
+          <w:szCs w:val="20"/>
+        </w:rPr>
+        <w:t xml:space="preserve">- </w:t>
+      </w:r>
+      <w:r>
+        <w:rPr>
+          <w:rFonts w:ascii="Arial" w:hAnsi="Arial" w:cs="Arial"/>
+          <w:b/>
+          <w:sz w:val="20"/>
+          <w:szCs w:val="20"/>
+        </w:rPr>
+        <w:t xml:space="preserve">Bước 3. </w:t>
+      </w:r>
+      <w:r>
+        <w:rPr>
+          <w:rFonts w:ascii="Arial" w:hAnsi="Arial" w:cs="Arial"/>
+          <w:b/>
+          <w:sz w:val="20"/>
+          <w:szCs w:val="20"/>
+        </w:rPr>
+        <w:t>Ứng dụng chuẩn 3-value BVA</w:t>
+      </w:r>
+      <w:r>
+        <w:rPr>
+          <w:rFonts w:ascii="Arial" w:hAnsi="Arial" w:cs="Arial"/>
+          <w:sz w:val="20"/>
+          <w:szCs w:val="20"/>
+        </w:rPr>
+        <w:t>: Mô hình 3 giá trị (-1</w:t>
+      </w:r>
+      <w:proofErr w:type="gramStart"/>
+      <w:r>
+        <w:rPr>
+          <w:rFonts w:ascii="Arial" w:hAnsi="Arial" w:cs="Arial"/>
+          <w:sz w:val="20"/>
+          <w:szCs w:val="20"/>
+        </w:rPr>
+        <w:t>, ,</w:t>
+      </w:r>
+      <w:proofErr w:type="gramEnd"/>
+      <w:r>
+        <w:rPr>
+          <w:rFonts w:ascii="Arial" w:hAnsi="Arial" w:cs="Arial"/>
+          <w:sz w:val="20"/>
+          <w:szCs w:val="20"/>
+        </w:rPr>
+        <w:t xml:space="preserve"> +1 và -1, , +1) giúp phát hiện triệt để các lỗi `Off-by-one` kinh điển của lập trình viên (ví dụ: viết nhầm điều kiện `quantity</w:t>
+      </w:r>
+      <w:r>
+        <w:rPr>
+          <w:rFonts w:ascii="Arial" w:hAnsi="Arial" w:cs="Arial"/>
+          <w:sz w:val="20"/>
+          <w:szCs w:val="20"/>
+        </w:rPr>
+        <w:t xml:space="preserve"> &gt; 1` thay vì `quantity &gt;= 1`).</w:t>
+      </w:r>
+    </w:p>
+    <w:p>
+      <w:pPr>
+        <w:rPr>
+          <w:rFonts w:ascii="Arial" w:hAnsi="Arial" w:cs="Arial"/>
+          <w:sz w:val="20"/>
+          <w:szCs w:val="20"/>
+        </w:rPr>
+      </w:pPr>
+      <w:r>
+        <w:rPr>
+          <w:rFonts w:ascii="Arial" w:hAnsi="Arial" w:cs="Arial"/>
+          <w:b/>
+          <w:sz w:val="20"/>
+          <w:szCs w:val="20"/>
+        </w:rPr>
+        <w:t xml:space="preserve">- </w:t>
+      </w:r>
+      <w:r>
+        <w:rPr>
+          <w:rFonts w:ascii="Arial" w:hAnsi="Arial" w:cs="Arial"/>
+          <w:b/>
+          <w:sz w:val="20"/>
+          <w:szCs w:val="20"/>
+        </w:rPr>
+        <w:t xml:space="preserve">Bước 4. </w:t>
+      </w:r>
+      <w:r>
+        <w:rPr>
+          <w:rFonts w:ascii="Arial" w:hAnsi="Arial" w:cs="Arial"/>
+          <w:b/>
+          <w:sz w:val="20"/>
+          <w:szCs w:val="20"/>
+        </w:rPr>
+        <w:t>Cô lập biến (Isolate variables):</w:t>
+      </w:r>
+      <w:r>
+        <w:rPr>
+          <w:rFonts w:ascii="Arial" w:hAnsi="Arial" w:cs="Arial"/>
+          <w:sz w:val="20"/>
+          <w:szCs w:val="20"/>
+        </w:rPr>
+        <w:t xml:space="preserve"> Các test case biên đ</w:t>
+      </w:r>
+      <w:r>
+        <w:rPr>
+          <w:rFonts w:ascii="Arial" w:hAnsi="Arial" w:cs="Arial" w:hint="cs"/>
+          <w:sz w:val="20"/>
+          <w:szCs w:val="20"/>
+        </w:rPr>
+        <w:t>ư</w:t>
+      </w:r>
+      <w:r>
+        <w:rPr>
+          <w:rFonts w:ascii="Arial" w:hAnsi="Arial" w:cs="Arial"/>
+          <w:sz w:val="20"/>
+          <w:szCs w:val="20"/>
+        </w:rPr>
+        <w:t>ợc thiết kế độc lập, chỉ thay đổi duy nhất giá trị của `quantity` hoặc `</w:t>
+      </w:r>
+      <w:proofErr w:type="gramStart"/>
+      <w:r>
+        <w:rPr>
+          <w:rFonts w:ascii="Arial" w:hAnsi="Arial" w:cs="Arial"/>
+          <w:sz w:val="20"/>
+          <w:szCs w:val="20"/>
+        </w:rPr>
+        <w:t>cart.length</w:t>
+      </w:r>
+      <w:proofErr w:type="gramEnd"/>
+      <w:r>
+        <w:rPr>
+          <w:rFonts w:ascii="Arial" w:hAnsi="Arial" w:cs="Arial"/>
+          <w:sz w:val="20"/>
+          <w:szCs w:val="20"/>
+        </w:rPr>
+        <w:t>` trong khi giữ nguyên các thông tin sản phẩm và trạng thái đăng nhập hợp lệ, giúp việc xác định nguyên nhân lỗi (nếu xảy ra) trở nên chính xác tuyệt đối.</w:t>
+      </w:r>
     </w:p>
     <w:sdt>
       <w:sdtPr>
@@ -11949,6 +13980,7 @@
         <w:rPr>
           <w:rFonts w:ascii="Arial" w:hAnsi="Arial" w:cs="Arial"/>
         </w:rPr>
+        <w:lastRenderedPageBreak/>
         <w:t>Self-assessment</w:t>
       </w:r>
       <w:bookmarkEnd w:id="3"/>
@@ -18044,7 +20076,7 @@
   <w:abstractNum w:abstractNumId="46" w15:restartNumberingAfterBreak="0">
     <w:nsid w:val="6AD127E2"/>
     <w:multiLevelType w:val="hybridMultilevel"/>
-    <w:tmpl w:val="139EEE1A"/>
+    <w:tmpl w:val="8278994E"/>
     <w:lvl w:ilvl="0" w:tplc="04090001">
       <w:start w:val="1"/>
       <w:numFmt w:val="bullet"/>
@@ -30762,7 +32794,7 @@
 </file>
 
 <file path=customXml/itemProps1.xml><?xml version="1.0" encoding="utf-8"?>
-<ds:datastoreItem xmlns:ds="http://schemas.openxmlformats.org/officeDocument/2006/customXml" ds:itemID="{79897380-7FB4-42AC-B554-40CCC1F55875}">
+<ds:datastoreItem xmlns:ds="http://schemas.openxmlformats.org/officeDocument/2006/customXml" ds:itemID="{0FF09095-FB12-4BB6-B522-DEA7C99F175B}">
   <ds:schemaRefs>
     <ds:schemaRef ds:uri="http://schemas.openxmlformats.org/officeDocument/2006/bibliography"/>
   </ds:schemaRefs>

--- a/MainReport.docx
+++ b/MainReport.docx
@@ -387,7 +387,55 @@
                 <w:sz w:val="16"/>
                 <w:szCs w:val="16"/>
               </w:rPr>
-              <w:t>- Họ Tên: Tran Thi B&lt;br&gt;- Email: newuser02@eshop.com&lt;br&gt;- Mật khẩu: SecurePassword2026&lt;br&gt;- Xác nhận MK: SecurePassword2026</w:t>
+              <w:t>- Họ Tên: Tran Thi B</w:t>
+            </w:r>
+            <w:r>
+              <w:rPr>
+                <w:rFonts w:ascii="Arial" w:hAnsi="Arial" w:cs="Arial"/>
+                <w:sz w:val="16"/>
+                <w:szCs w:val="16"/>
+              </w:rPr>
+              <w:t xml:space="preserve"> </w:t>
+            </w:r>
+            <w:r>
+              <w:rPr>
+                <w:rFonts w:ascii="Arial" w:hAnsi="Arial" w:cs="Arial"/>
+                <w:sz w:val="16"/>
+                <w:szCs w:val="16"/>
+              </w:rPr>
+              <w:t>- Email: newuser02@eshop.com</w:t>
+            </w:r>
+            <w:r>
+              <w:rPr>
+                <w:rFonts w:ascii="Arial" w:hAnsi="Arial" w:cs="Arial"/>
+                <w:sz w:val="16"/>
+                <w:szCs w:val="16"/>
+              </w:rPr>
+              <w:t xml:space="preserve"> </w:t>
+            </w:r>
+            <w:r>
+              <w:rPr>
+                <w:rFonts w:ascii="Arial" w:hAnsi="Arial" w:cs="Arial"/>
+                <w:sz w:val="16"/>
+                <w:szCs w:val="16"/>
+              </w:rPr>
+              <w:t>- Mật khẩu: SecurePassword2026</w:t>
+            </w:r>
+            <w:r>
+              <w:rPr>
+                <w:rFonts w:ascii="Arial" w:hAnsi="Arial" w:cs="Arial"/>
+                <w:sz w:val="16"/>
+                <w:szCs w:val="16"/>
+              </w:rPr>
+              <w:t xml:space="preserve"> </w:t>
+            </w:r>
+            <w:r>
+              <w:rPr>
+                <w:rFonts w:ascii="Arial" w:hAnsi="Arial" w:cs="Arial"/>
+                <w:sz w:val="16"/>
+                <w:szCs w:val="16"/>
+              </w:rPr>
+              <w:t>- Xác nhận MK: SecurePassword2026</w:t>
             </w:r>
           </w:p>
         </w:tc>
@@ -488,7 +536,55 @@
                 <w:sz w:val="16"/>
                 <w:szCs w:val="16"/>
               </w:rPr>
-              <w:t>- Họ Tên: "" (Để trống)&lt;br&gt;- Email: user03@eshop.com&lt;br&gt;- Mật khẩu: Test@1234&lt;br&gt;- Xác nhận MK: Test@1234</w:t>
+              <w:t>- Họ Tên: "" (Để trống)</w:t>
+            </w:r>
+            <w:r>
+              <w:rPr>
+                <w:rFonts w:ascii="Arial" w:hAnsi="Arial" w:cs="Arial"/>
+                <w:sz w:val="16"/>
+                <w:szCs w:val="16"/>
+              </w:rPr>
+              <w:t xml:space="preserve"> </w:t>
+            </w:r>
+            <w:r>
+              <w:rPr>
+                <w:rFonts w:ascii="Arial" w:hAnsi="Arial" w:cs="Arial"/>
+                <w:sz w:val="16"/>
+                <w:szCs w:val="16"/>
+              </w:rPr>
+              <w:t>- Email: user03@eshop.com</w:t>
+            </w:r>
+            <w:r>
+              <w:rPr>
+                <w:rFonts w:ascii="Arial" w:hAnsi="Arial" w:cs="Arial"/>
+                <w:sz w:val="16"/>
+                <w:szCs w:val="16"/>
+              </w:rPr>
+              <w:t xml:space="preserve"> </w:t>
+            </w:r>
+            <w:r>
+              <w:rPr>
+                <w:rFonts w:ascii="Arial" w:hAnsi="Arial" w:cs="Arial"/>
+                <w:sz w:val="16"/>
+                <w:szCs w:val="16"/>
+              </w:rPr>
+              <w:t>- Mật khẩu: Test@1234</w:t>
+            </w:r>
+            <w:r>
+              <w:rPr>
+                <w:rFonts w:ascii="Arial" w:hAnsi="Arial" w:cs="Arial"/>
+                <w:sz w:val="16"/>
+                <w:szCs w:val="16"/>
+              </w:rPr>
+              <w:t xml:space="preserve"> </w:t>
+            </w:r>
+            <w:r>
+              <w:rPr>
+                <w:rFonts w:ascii="Arial" w:hAnsi="Arial" w:cs="Arial"/>
+                <w:sz w:val="16"/>
+                <w:szCs w:val="16"/>
+              </w:rPr>
+              <w:t>- Xác nhận MK: Test@1234</w:t>
             </w:r>
           </w:p>
         </w:tc>
@@ -589,7 +685,55 @@
                 <w:sz w:val="16"/>
                 <w:szCs w:val="16"/>
               </w:rPr>
-              <w:t>- Họ Tên: " " (Khoảng trắng)&lt;br&gt;- Email: user04@eshop.com&lt;br&gt;- Mật khẩu: Test@1234&lt;br&gt;- Xác nhận MK: Test@1234</w:t>
+              <w:t>- Họ Tên: " " (Khoảng trắng)</w:t>
+            </w:r>
+            <w:r>
+              <w:rPr>
+                <w:rFonts w:ascii="Arial" w:hAnsi="Arial" w:cs="Arial"/>
+                <w:sz w:val="16"/>
+                <w:szCs w:val="16"/>
+              </w:rPr>
+              <w:t xml:space="preserve"> </w:t>
+            </w:r>
+            <w:r>
+              <w:rPr>
+                <w:rFonts w:ascii="Arial" w:hAnsi="Arial" w:cs="Arial"/>
+                <w:sz w:val="16"/>
+                <w:szCs w:val="16"/>
+              </w:rPr>
+              <w:t>- Email: user04@eshop.com</w:t>
+            </w:r>
+            <w:r>
+              <w:rPr>
+                <w:rFonts w:ascii="Arial" w:hAnsi="Arial" w:cs="Arial"/>
+                <w:sz w:val="16"/>
+                <w:szCs w:val="16"/>
+              </w:rPr>
+              <w:t xml:space="preserve"> </w:t>
+            </w:r>
+            <w:r>
+              <w:rPr>
+                <w:rFonts w:ascii="Arial" w:hAnsi="Arial" w:cs="Arial"/>
+                <w:sz w:val="16"/>
+                <w:szCs w:val="16"/>
+              </w:rPr>
+              <w:t>- Mật khẩu: Test@1234</w:t>
+            </w:r>
+            <w:r>
+              <w:rPr>
+                <w:rFonts w:ascii="Arial" w:hAnsi="Arial" w:cs="Arial"/>
+                <w:sz w:val="16"/>
+                <w:szCs w:val="16"/>
+              </w:rPr>
+              <w:t xml:space="preserve"> </w:t>
+            </w:r>
+            <w:r>
+              <w:rPr>
+                <w:rFonts w:ascii="Arial" w:hAnsi="Arial" w:cs="Arial"/>
+                <w:sz w:val="16"/>
+                <w:szCs w:val="16"/>
+              </w:rPr>
+              <w:t>- Xác nhận MK: Test@1234</w:t>
             </w:r>
           </w:p>
         </w:tc>
@@ -690,7 +834,55 @@
                 <w:sz w:val="16"/>
                 <w:szCs w:val="16"/>
               </w:rPr>
-              <w:t>- Họ Tên: Nguyen Van A&lt;br&gt;- Email: "" (Để trống)&lt;br&gt;- Mật khẩu: Test@1234&lt;br&gt;- Xác nhận MK: Test@1234</w:t>
+              <w:t>- Họ Tên: Nguyen Van A</w:t>
+            </w:r>
+            <w:r>
+              <w:rPr>
+                <w:rFonts w:ascii="Arial" w:hAnsi="Arial" w:cs="Arial"/>
+                <w:sz w:val="16"/>
+                <w:szCs w:val="16"/>
+              </w:rPr>
+              <w:t xml:space="preserve"> </w:t>
+            </w:r>
+            <w:r>
+              <w:rPr>
+                <w:rFonts w:ascii="Arial" w:hAnsi="Arial" w:cs="Arial"/>
+                <w:sz w:val="16"/>
+                <w:szCs w:val="16"/>
+              </w:rPr>
+              <w:t>- Email: "" (Để trống)</w:t>
+            </w:r>
+            <w:r>
+              <w:rPr>
+                <w:rFonts w:ascii="Arial" w:hAnsi="Arial" w:cs="Arial"/>
+                <w:sz w:val="16"/>
+                <w:szCs w:val="16"/>
+              </w:rPr>
+              <w:t xml:space="preserve"> </w:t>
+            </w:r>
+            <w:r>
+              <w:rPr>
+                <w:rFonts w:ascii="Arial" w:hAnsi="Arial" w:cs="Arial"/>
+                <w:sz w:val="16"/>
+                <w:szCs w:val="16"/>
+              </w:rPr>
+              <w:t>- Mật khẩu: Test@1234</w:t>
+            </w:r>
+            <w:r>
+              <w:rPr>
+                <w:rFonts w:ascii="Arial" w:hAnsi="Arial" w:cs="Arial"/>
+                <w:sz w:val="16"/>
+                <w:szCs w:val="16"/>
+              </w:rPr>
+              <w:t xml:space="preserve"> </w:t>
+            </w:r>
+            <w:r>
+              <w:rPr>
+                <w:rFonts w:ascii="Arial" w:hAnsi="Arial" w:cs="Arial"/>
+                <w:sz w:val="16"/>
+                <w:szCs w:val="16"/>
+              </w:rPr>
+              <w:t>- Xác nhận MK: Test@1234</w:t>
             </w:r>
           </w:p>
         </w:tc>
@@ -791,7 +983,55 @@
                 <w:sz w:val="16"/>
                 <w:szCs w:val="16"/>
               </w:rPr>
-              <w:t>- Họ Tên: Nguyen Van A&lt;br&gt;- Email: usereshop.com (Thiếu @)&lt;br&gt;- Mật khẩu: Test@1234&lt;br&gt;- Xác nhận MK: Test@1234</w:t>
+              <w:t>- Họ Tên: Nguyen Van A</w:t>
+            </w:r>
+            <w:r>
+              <w:rPr>
+                <w:rFonts w:ascii="Arial" w:hAnsi="Arial" w:cs="Arial"/>
+                <w:sz w:val="16"/>
+                <w:szCs w:val="16"/>
+              </w:rPr>
+              <w:t xml:space="preserve"> </w:t>
+            </w:r>
+            <w:r>
+              <w:rPr>
+                <w:rFonts w:ascii="Arial" w:hAnsi="Arial" w:cs="Arial"/>
+                <w:sz w:val="16"/>
+                <w:szCs w:val="16"/>
+              </w:rPr>
+              <w:t>- Email: usereshop.com (Thiếu @)</w:t>
+            </w:r>
+            <w:r>
+              <w:rPr>
+                <w:rFonts w:ascii="Arial" w:hAnsi="Arial" w:cs="Arial"/>
+                <w:sz w:val="16"/>
+                <w:szCs w:val="16"/>
+              </w:rPr>
+              <w:t xml:space="preserve"> </w:t>
+            </w:r>
+            <w:r>
+              <w:rPr>
+                <w:rFonts w:ascii="Arial" w:hAnsi="Arial" w:cs="Arial"/>
+                <w:sz w:val="16"/>
+                <w:szCs w:val="16"/>
+              </w:rPr>
+              <w:t>- Mật khẩu: Test@1234</w:t>
+            </w:r>
+            <w:r>
+              <w:rPr>
+                <w:rFonts w:ascii="Arial" w:hAnsi="Arial" w:cs="Arial"/>
+                <w:sz w:val="16"/>
+                <w:szCs w:val="16"/>
+              </w:rPr>
+              <w:t xml:space="preserve"> </w:t>
+            </w:r>
+            <w:r>
+              <w:rPr>
+                <w:rFonts w:ascii="Arial" w:hAnsi="Arial" w:cs="Arial"/>
+                <w:sz w:val="16"/>
+                <w:szCs w:val="16"/>
+              </w:rPr>
+              <w:t>- Xác nhận MK: Test@1234</w:t>
             </w:r>
           </w:p>
         </w:tc>
@@ -892,7 +1132,55 @@
                 <w:sz w:val="16"/>
                 <w:szCs w:val="16"/>
               </w:rPr>
-              <w:t>- Họ Tên: Nguyen Van A&lt;br&gt;- Email: user@ (Thiếu domain)&lt;br&gt;- Mật khẩu: Test@1234&lt;br&gt;- Xác nhận MK: Test@1234</w:t>
+              <w:t>- Họ Tên: Nguyen Van A</w:t>
+            </w:r>
+            <w:r>
+              <w:rPr>
+                <w:rFonts w:ascii="Arial" w:hAnsi="Arial" w:cs="Arial"/>
+                <w:sz w:val="16"/>
+                <w:szCs w:val="16"/>
+              </w:rPr>
+              <w:t xml:space="preserve"> </w:t>
+            </w:r>
+            <w:r>
+              <w:rPr>
+                <w:rFonts w:ascii="Arial" w:hAnsi="Arial" w:cs="Arial"/>
+                <w:sz w:val="16"/>
+                <w:szCs w:val="16"/>
+              </w:rPr>
+              <w:t>- Email: user@ (Thiếu domain)</w:t>
+            </w:r>
+            <w:r>
+              <w:rPr>
+                <w:rFonts w:ascii="Arial" w:hAnsi="Arial" w:cs="Arial"/>
+                <w:sz w:val="16"/>
+                <w:szCs w:val="16"/>
+              </w:rPr>
+              <w:t xml:space="preserve"> </w:t>
+            </w:r>
+            <w:r>
+              <w:rPr>
+                <w:rFonts w:ascii="Arial" w:hAnsi="Arial" w:cs="Arial"/>
+                <w:sz w:val="16"/>
+                <w:szCs w:val="16"/>
+              </w:rPr>
+              <w:t>- Mật khẩu: Test@1234</w:t>
+            </w:r>
+            <w:r>
+              <w:rPr>
+                <w:rFonts w:ascii="Arial" w:hAnsi="Arial" w:cs="Arial"/>
+                <w:sz w:val="16"/>
+                <w:szCs w:val="16"/>
+              </w:rPr>
+              <w:t xml:space="preserve"> </w:t>
+            </w:r>
+            <w:r>
+              <w:rPr>
+                <w:rFonts w:ascii="Arial" w:hAnsi="Arial" w:cs="Arial"/>
+                <w:sz w:val="16"/>
+                <w:szCs w:val="16"/>
+              </w:rPr>
+              <w:t>- Xác nhận MK: Test@1234</w:t>
             </w:r>
           </w:p>
         </w:tc>
@@ -993,7 +1281,55 @@
                 <w:sz w:val="16"/>
                 <w:szCs w:val="16"/>
               </w:rPr>
-              <w:t>- Họ Tên: Nguyen Van A&lt;br&gt;- Email: @eshop.com (Thiếu local-part)&lt;br&gt;- Mật khẩu: Test@1234&lt;br&gt;- Xác nhận MK: Test@1234</w:t>
+              <w:t>- Họ Tên: Nguyen Van A</w:t>
+            </w:r>
+            <w:r>
+              <w:rPr>
+                <w:rFonts w:ascii="Arial" w:hAnsi="Arial" w:cs="Arial"/>
+                <w:sz w:val="16"/>
+                <w:szCs w:val="16"/>
+              </w:rPr>
+              <w:t xml:space="preserve"> </w:t>
+            </w:r>
+            <w:r>
+              <w:rPr>
+                <w:rFonts w:ascii="Arial" w:hAnsi="Arial" w:cs="Arial"/>
+                <w:sz w:val="16"/>
+                <w:szCs w:val="16"/>
+              </w:rPr>
+              <w:t>- Email: @eshop.com (Thiếu local-part)</w:t>
+            </w:r>
+            <w:r>
+              <w:rPr>
+                <w:rFonts w:ascii="Arial" w:hAnsi="Arial" w:cs="Arial"/>
+                <w:sz w:val="16"/>
+                <w:szCs w:val="16"/>
+              </w:rPr>
+              <w:t xml:space="preserve"> </w:t>
+            </w:r>
+            <w:r>
+              <w:rPr>
+                <w:rFonts w:ascii="Arial" w:hAnsi="Arial" w:cs="Arial"/>
+                <w:sz w:val="16"/>
+                <w:szCs w:val="16"/>
+              </w:rPr>
+              <w:t>- Mật khẩu: Test@1234</w:t>
+            </w:r>
+            <w:r>
+              <w:rPr>
+                <w:rFonts w:ascii="Arial" w:hAnsi="Arial" w:cs="Arial"/>
+                <w:sz w:val="16"/>
+                <w:szCs w:val="16"/>
+              </w:rPr>
+              <w:t xml:space="preserve"> </w:t>
+            </w:r>
+            <w:r>
+              <w:rPr>
+                <w:rFonts w:ascii="Arial" w:hAnsi="Arial" w:cs="Arial"/>
+                <w:sz w:val="16"/>
+                <w:szCs w:val="16"/>
+              </w:rPr>
+              <w:t>- Xác nhận MK: Test@1234</w:t>
             </w:r>
           </w:p>
         </w:tc>
@@ -1094,7 +1430,55 @@
                 <w:sz w:val="16"/>
                 <w:szCs w:val="16"/>
               </w:rPr>
-              <w:t>- Họ Tên: Nguyen Van A&lt;br&gt;- Email: user@eshop (Thiếu TLD)&lt;br&gt;- Mật khẩu: Test@1234&lt;br&gt;- Xác nhận MK: Test@1234</w:t>
+              <w:t>- Họ Tên: Nguyen Van A</w:t>
+            </w:r>
+            <w:r>
+              <w:rPr>
+                <w:rFonts w:ascii="Arial" w:hAnsi="Arial" w:cs="Arial"/>
+                <w:sz w:val="16"/>
+                <w:szCs w:val="16"/>
+              </w:rPr>
+              <w:t xml:space="preserve"> </w:t>
+            </w:r>
+            <w:r>
+              <w:rPr>
+                <w:rFonts w:ascii="Arial" w:hAnsi="Arial" w:cs="Arial"/>
+                <w:sz w:val="16"/>
+                <w:szCs w:val="16"/>
+              </w:rPr>
+              <w:t>- Email: user@eshop (Thiếu TLD)</w:t>
+            </w:r>
+            <w:r>
+              <w:rPr>
+                <w:rFonts w:ascii="Arial" w:hAnsi="Arial" w:cs="Arial"/>
+                <w:sz w:val="16"/>
+                <w:szCs w:val="16"/>
+              </w:rPr>
+              <w:t xml:space="preserve"> </w:t>
+            </w:r>
+            <w:r>
+              <w:rPr>
+                <w:rFonts w:ascii="Arial" w:hAnsi="Arial" w:cs="Arial"/>
+                <w:sz w:val="16"/>
+                <w:szCs w:val="16"/>
+              </w:rPr>
+              <w:t>- Mật khẩu: Test@1234</w:t>
+            </w:r>
+            <w:r>
+              <w:rPr>
+                <w:rFonts w:ascii="Arial" w:hAnsi="Arial" w:cs="Arial"/>
+                <w:sz w:val="16"/>
+                <w:szCs w:val="16"/>
+              </w:rPr>
+              <w:t xml:space="preserve"> </w:t>
+            </w:r>
+            <w:r>
+              <w:rPr>
+                <w:rFonts w:ascii="Arial" w:hAnsi="Arial" w:cs="Arial"/>
+                <w:sz w:val="16"/>
+                <w:szCs w:val="16"/>
+              </w:rPr>
+              <w:t>- Xác nhận MK: Test@1234</w:t>
             </w:r>
           </w:p>
         </w:tc>
@@ -1195,7 +1579,55 @@
                 <w:sz w:val="16"/>
                 <w:szCs w:val="16"/>
               </w:rPr>
-              <w:t>- Họ Tên: Nguyen Van A&lt;br&gt;- Email: user name@eshop.com (Có space)&lt;br&gt;- Mật khẩu: Test@1234&lt;br&gt;- Xác nhận MK: Test@1234</w:t>
+              <w:t>- Họ Tên: Nguyen Van A</w:t>
+            </w:r>
+            <w:r>
+              <w:rPr>
+                <w:rFonts w:ascii="Arial" w:hAnsi="Arial" w:cs="Arial"/>
+                <w:sz w:val="16"/>
+                <w:szCs w:val="16"/>
+              </w:rPr>
+              <w:t xml:space="preserve"> </w:t>
+            </w:r>
+            <w:r>
+              <w:rPr>
+                <w:rFonts w:ascii="Arial" w:hAnsi="Arial" w:cs="Arial"/>
+                <w:sz w:val="16"/>
+                <w:szCs w:val="16"/>
+              </w:rPr>
+              <w:t>- Email: user name@eshop.com (Có space)</w:t>
+            </w:r>
+            <w:r>
+              <w:rPr>
+                <w:rFonts w:ascii="Arial" w:hAnsi="Arial" w:cs="Arial"/>
+                <w:sz w:val="16"/>
+                <w:szCs w:val="16"/>
+              </w:rPr>
+              <w:t xml:space="preserve"> </w:t>
+            </w:r>
+            <w:r>
+              <w:rPr>
+                <w:rFonts w:ascii="Arial" w:hAnsi="Arial" w:cs="Arial"/>
+                <w:sz w:val="16"/>
+                <w:szCs w:val="16"/>
+              </w:rPr>
+              <w:t>- Mật khẩu: Test@1234</w:t>
+            </w:r>
+            <w:r>
+              <w:rPr>
+                <w:rFonts w:ascii="Arial" w:hAnsi="Arial" w:cs="Arial"/>
+                <w:sz w:val="16"/>
+                <w:szCs w:val="16"/>
+              </w:rPr>
+              <w:t xml:space="preserve"> </w:t>
+            </w:r>
+            <w:r>
+              <w:rPr>
+                <w:rFonts w:ascii="Arial" w:hAnsi="Arial" w:cs="Arial"/>
+                <w:sz w:val="16"/>
+                <w:szCs w:val="16"/>
+              </w:rPr>
+              <w:t>- Xác nhận MK: Test@1234</w:t>
             </w:r>
           </w:p>
         </w:tc>
@@ -1296,7 +1728,55 @@
                 <w:sz w:val="16"/>
                 <w:szCs w:val="16"/>
               </w:rPr>
-              <w:t>- Họ Tên: Nguyen Van A&lt;br&gt;- Email: existing_user@eshop.com&lt;br&gt;- Mật khẩu: Test@1234&lt;br&gt;- Xác nhận MK: Test@1234</w:t>
+              <w:t>- Họ Tên: Nguyen Van A</w:t>
+            </w:r>
+            <w:r>
+              <w:rPr>
+                <w:rFonts w:ascii="Arial" w:hAnsi="Arial" w:cs="Arial"/>
+                <w:sz w:val="16"/>
+                <w:szCs w:val="16"/>
+              </w:rPr>
+              <w:t xml:space="preserve"> </w:t>
+            </w:r>
+            <w:r>
+              <w:rPr>
+                <w:rFonts w:ascii="Arial" w:hAnsi="Arial" w:cs="Arial"/>
+                <w:sz w:val="16"/>
+                <w:szCs w:val="16"/>
+              </w:rPr>
+              <w:t>- Email: existing_user@eshop.com</w:t>
+            </w:r>
+            <w:r>
+              <w:rPr>
+                <w:rFonts w:ascii="Arial" w:hAnsi="Arial" w:cs="Arial"/>
+                <w:sz w:val="16"/>
+                <w:szCs w:val="16"/>
+              </w:rPr>
+              <w:t xml:space="preserve"> </w:t>
+            </w:r>
+            <w:r>
+              <w:rPr>
+                <w:rFonts w:ascii="Arial" w:hAnsi="Arial" w:cs="Arial"/>
+                <w:sz w:val="16"/>
+                <w:szCs w:val="16"/>
+              </w:rPr>
+              <w:t>- Mật khẩu: Test@1234</w:t>
+            </w:r>
+            <w:r>
+              <w:rPr>
+                <w:rFonts w:ascii="Arial" w:hAnsi="Arial" w:cs="Arial"/>
+                <w:sz w:val="16"/>
+                <w:szCs w:val="16"/>
+              </w:rPr>
+              <w:t xml:space="preserve"> </w:t>
+            </w:r>
+            <w:r>
+              <w:rPr>
+                <w:rFonts w:ascii="Arial" w:hAnsi="Arial" w:cs="Arial"/>
+                <w:sz w:val="16"/>
+                <w:szCs w:val="16"/>
+              </w:rPr>
+              <w:t>- Xác nhận MK: Test@1234</w:t>
             </w:r>
           </w:p>
         </w:tc>
@@ -1398,7 +1878,55 @@
                 <w:sz w:val="16"/>
                 <w:szCs w:val="16"/>
               </w:rPr>
-              <w:t>- Họ Tên: Nguyen Van A&lt;br&gt;- Email: user12@eshop.com&lt;br&gt;- Mật khẩu: "" (Để trống)&lt;br&gt;- Xác nhận MK: ""</w:t>
+              <w:t>- Họ Tên: Nguyen Van A</w:t>
+            </w:r>
+            <w:r>
+              <w:rPr>
+                <w:rFonts w:ascii="Arial" w:hAnsi="Arial" w:cs="Arial"/>
+                <w:sz w:val="16"/>
+                <w:szCs w:val="16"/>
+              </w:rPr>
+              <w:t xml:space="preserve"> </w:t>
+            </w:r>
+            <w:r>
+              <w:rPr>
+                <w:rFonts w:ascii="Arial" w:hAnsi="Arial" w:cs="Arial"/>
+                <w:sz w:val="16"/>
+                <w:szCs w:val="16"/>
+              </w:rPr>
+              <w:t>- Email: user12@eshop.com</w:t>
+            </w:r>
+            <w:r>
+              <w:rPr>
+                <w:rFonts w:ascii="Arial" w:hAnsi="Arial" w:cs="Arial"/>
+                <w:sz w:val="16"/>
+                <w:szCs w:val="16"/>
+              </w:rPr>
+              <w:t xml:space="preserve"> </w:t>
+            </w:r>
+            <w:r>
+              <w:rPr>
+                <w:rFonts w:ascii="Arial" w:hAnsi="Arial" w:cs="Arial"/>
+                <w:sz w:val="16"/>
+                <w:szCs w:val="16"/>
+              </w:rPr>
+              <w:t>- Mật khẩu: "" (Để trống)</w:t>
+            </w:r>
+            <w:r>
+              <w:rPr>
+                <w:rFonts w:ascii="Arial" w:hAnsi="Arial" w:cs="Arial"/>
+                <w:sz w:val="16"/>
+                <w:szCs w:val="16"/>
+              </w:rPr>
+              <w:t xml:space="preserve"> </w:t>
+            </w:r>
+            <w:r>
+              <w:rPr>
+                <w:rFonts w:ascii="Arial" w:hAnsi="Arial" w:cs="Arial"/>
+                <w:sz w:val="16"/>
+                <w:szCs w:val="16"/>
+              </w:rPr>
+              <w:t>- Xác nhận MK: ""</w:t>
             </w:r>
           </w:p>
         </w:tc>
@@ -1499,7 +2027,55 @@
                 <w:sz w:val="16"/>
                 <w:szCs w:val="16"/>
               </w:rPr>
-              <w:t>- Họ Tên: Nguyen Van A&lt;br&gt;- Email: user13@eshop.com&lt;br&gt;- Mật khẩu: Pass1@a (7 ký tự - Biên dưới)&lt;br&gt;- Xác nhận MK: Pass1@a</w:t>
+              <w:t>- Họ Tên: Nguyen Van A</w:t>
+            </w:r>
+            <w:r>
+              <w:rPr>
+                <w:rFonts w:ascii="Arial" w:hAnsi="Arial" w:cs="Arial"/>
+                <w:sz w:val="16"/>
+                <w:szCs w:val="16"/>
+              </w:rPr>
+              <w:t xml:space="preserve"> </w:t>
+            </w:r>
+            <w:r>
+              <w:rPr>
+                <w:rFonts w:ascii="Arial" w:hAnsi="Arial" w:cs="Arial"/>
+                <w:sz w:val="16"/>
+                <w:szCs w:val="16"/>
+              </w:rPr>
+              <w:t>- Email: user13@eshop.com</w:t>
+            </w:r>
+            <w:r>
+              <w:rPr>
+                <w:rFonts w:ascii="Arial" w:hAnsi="Arial" w:cs="Arial"/>
+                <w:sz w:val="16"/>
+                <w:szCs w:val="16"/>
+              </w:rPr>
+              <w:t xml:space="preserve"> </w:t>
+            </w:r>
+            <w:r>
+              <w:rPr>
+                <w:rFonts w:ascii="Arial" w:hAnsi="Arial" w:cs="Arial"/>
+                <w:sz w:val="16"/>
+                <w:szCs w:val="16"/>
+              </w:rPr>
+              <w:t>- Mật khẩu: Pass1@a (7 ký tự - Biên dưới)</w:t>
+            </w:r>
+            <w:r>
+              <w:rPr>
+                <w:rFonts w:ascii="Arial" w:hAnsi="Arial" w:cs="Arial"/>
+                <w:sz w:val="16"/>
+                <w:szCs w:val="16"/>
+              </w:rPr>
+              <w:t xml:space="preserve"> </w:t>
+            </w:r>
+            <w:r>
+              <w:rPr>
+                <w:rFonts w:ascii="Arial" w:hAnsi="Arial" w:cs="Arial"/>
+                <w:sz w:val="16"/>
+                <w:szCs w:val="16"/>
+              </w:rPr>
+              <w:t>- Xác nhận MK: Pass1@a</w:t>
             </w:r>
           </w:p>
         </w:tc>
@@ -1600,7 +2176,55 @@
                 <w:sz w:val="16"/>
                 <w:szCs w:val="16"/>
               </w:rPr>
-              <w:t>- Họ Tên: Nguyen Van A&lt;br&gt;- Email: user14@eshop.com&lt;br&gt;- Mật khẩu: pass@1234 (Thiếu chữ hoa)&lt;br&gt;- Xác nhận MK: pass@1234</w:t>
+              <w:t>- Họ Tên: Nguyen Van A</w:t>
+            </w:r>
+            <w:r>
+              <w:rPr>
+                <w:rFonts w:ascii="Arial" w:hAnsi="Arial" w:cs="Arial"/>
+                <w:sz w:val="16"/>
+                <w:szCs w:val="16"/>
+              </w:rPr>
+              <w:t xml:space="preserve"> </w:t>
+            </w:r>
+            <w:r>
+              <w:rPr>
+                <w:rFonts w:ascii="Arial" w:hAnsi="Arial" w:cs="Arial"/>
+                <w:sz w:val="16"/>
+                <w:szCs w:val="16"/>
+              </w:rPr>
+              <w:t>- Email: user14@eshop.com</w:t>
+            </w:r>
+            <w:r>
+              <w:rPr>
+                <w:rFonts w:ascii="Arial" w:hAnsi="Arial" w:cs="Arial"/>
+                <w:sz w:val="16"/>
+                <w:szCs w:val="16"/>
+              </w:rPr>
+              <w:t xml:space="preserve"> </w:t>
+            </w:r>
+            <w:r>
+              <w:rPr>
+                <w:rFonts w:ascii="Arial" w:hAnsi="Arial" w:cs="Arial"/>
+                <w:sz w:val="16"/>
+                <w:szCs w:val="16"/>
+              </w:rPr>
+              <w:t>- Mật khẩu: pass@1234 (Thiếu chữ hoa)</w:t>
+            </w:r>
+            <w:r>
+              <w:rPr>
+                <w:rFonts w:ascii="Arial" w:hAnsi="Arial" w:cs="Arial"/>
+                <w:sz w:val="16"/>
+                <w:szCs w:val="16"/>
+              </w:rPr>
+              <w:t xml:space="preserve"> </w:t>
+            </w:r>
+            <w:r>
+              <w:rPr>
+                <w:rFonts w:ascii="Arial" w:hAnsi="Arial" w:cs="Arial"/>
+                <w:sz w:val="16"/>
+                <w:szCs w:val="16"/>
+              </w:rPr>
+              <w:t>- Xác nhận MK: pass@1234</w:t>
             </w:r>
           </w:p>
         </w:tc>
@@ -1701,7 +2325,55 @@
                 <w:sz w:val="16"/>
                 <w:szCs w:val="16"/>
               </w:rPr>
-              <w:t>- Họ Tên: Nguyen Van A&lt;br&gt;- Email: user15@eshop.com&lt;br&gt;- Mật khẩu: PASS@1234 (Thiếu chữ thường)&lt;br&gt;- Xác nhận MK: PASS@1234</w:t>
+              <w:t>- Họ Tên: Nguyen Van A</w:t>
+            </w:r>
+            <w:r>
+              <w:rPr>
+                <w:rFonts w:ascii="Arial" w:hAnsi="Arial" w:cs="Arial"/>
+                <w:sz w:val="16"/>
+                <w:szCs w:val="16"/>
+              </w:rPr>
+              <w:t xml:space="preserve"> </w:t>
+            </w:r>
+            <w:r>
+              <w:rPr>
+                <w:rFonts w:ascii="Arial" w:hAnsi="Arial" w:cs="Arial"/>
+                <w:sz w:val="16"/>
+                <w:szCs w:val="16"/>
+              </w:rPr>
+              <w:t>- Email: user15@eshop.com</w:t>
+            </w:r>
+            <w:r>
+              <w:rPr>
+                <w:rFonts w:ascii="Arial" w:hAnsi="Arial" w:cs="Arial"/>
+                <w:sz w:val="16"/>
+                <w:szCs w:val="16"/>
+              </w:rPr>
+              <w:t xml:space="preserve"> </w:t>
+            </w:r>
+            <w:r>
+              <w:rPr>
+                <w:rFonts w:ascii="Arial" w:hAnsi="Arial" w:cs="Arial"/>
+                <w:sz w:val="16"/>
+                <w:szCs w:val="16"/>
+              </w:rPr>
+              <w:t>- Mật khẩu: PASS@1234 (Thiếu chữ thường)</w:t>
+            </w:r>
+            <w:r>
+              <w:rPr>
+                <w:rFonts w:ascii="Arial" w:hAnsi="Arial" w:cs="Arial"/>
+                <w:sz w:val="16"/>
+                <w:szCs w:val="16"/>
+              </w:rPr>
+              <w:t xml:space="preserve"> </w:t>
+            </w:r>
+            <w:r>
+              <w:rPr>
+                <w:rFonts w:ascii="Arial" w:hAnsi="Arial" w:cs="Arial"/>
+                <w:sz w:val="16"/>
+                <w:szCs w:val="16"/>
+              </w:rPr>
+              <w:t>- Xác nhận MK: PASS@1234</w:t>
             </w:r>
           </w:p>
         </w:tc>
@@ -1802,7 +2474,55 @@
                 <w:sz w:val="16"/>
                 <w:szCs w:val="16"/>
               </w:rPr>
-              <w:t>- Họ Tên: Nguyen Van A&lt;br&gt;- Email: user16@eshop.com&lt;br&gt;- Mật khẩu: Password@! (Thiếu số)&lt;br&gt;- Xác nhận MK: Password@!</w:t>
+              <w:t>- Họ Tên: Nguyen Van A</w:t>
+            </w:r>
+            <w:r>
+              <w:rPr>
+                <w:rFonts w:ascii="Arial" w:hAnsi="Arial" w:cs="Arial"/>
+                <w:sz w:val="16"/>
+                <w:szCs w:val="16"/>
+              </w:rPr>
+              <w:t xml:space="preserve"> </w:t>
+            </w:r>
+            <w:r>
+              <w:rPr>
+                <w:rFonts w:ascii="Arial" w:hAnsi="Arial" w:cs="Arial"/>
+                <w:sz w:val="16"/>
+                <w:szCs w:val="16"/>
+              </w:rPr>
+              <w:t>- Email: user16@eshop.com</w:t>
+            </w:r>
+            <w:r>
+              <w:rPr>
+                <w:rFonts w:ascii="Arial" w:hAnsi="Arial" w:cs="Arial"/>
+                <w:sz w:val="16"/>
+                <w:szCs w:val="16"/>
+              </w:rPr>
+              <w:t xml:space="preserve"> </w:t>
+            </w:r>
+            <w:r>
+              <w:rPr>
+                <w:rFonts w:ascii="Arial" w:hAnsi="Arial" w:cs="Arial"/>
+                <w:sz w:val="16"/>
+                <w:szCs w:val="16"/>
+              </w:rPr>
+              <w:t>- Mật khẩu: Password@! (Thiếu số)</w:t>
+            </w:r>
+            <w:r>
+              <w:rPr>
+                <w:rFonts w:ascii="Arial" w:hAnsi="Arial" w:cs="Arial"/>
+                <w:sz w:val="16"/>
+                <w:szCs w:val="16"/>
+              </w:rPr>
+              <w:t xml:space="preserve"> </w:t>
+            </w:r>
+            <w:r>
+              <w:rPr>
+                <w:rFonts w:ascii="Arial" w:hAnsi="Arial" w:cs="Arial"/>
+                <w:sz w:val="16"/>
+                <w:szCs w:val="16"/>
+              </w:rPr>
+              <w:t>- Xác nhận MK: Password@!</w:t>
             </w:r>
           </w:p>
         </w:tc>
@@ -1903,7 +2623,55 @@
                 <w:sz w:val="16"/>
                 <w:szCs w:val="16"/>
               </w:rPr>
-              <w:t>- Họ Tên: Nguyen Van A&lt;br&gt;- Email: user17@eshop.com&lt;br&gt;- Mật khẩu: Password123 (Thiếu ký tự đặc biệt)&lt;br&gt;- Xác nhận MK: Password123</w:t>
+              <w:t>- Họ Tên: Nguyen Van A</w:t>
+            </w:r>
+            <w:r>
+              <w:rPr>
+                <w:rFonts w:ascii="Arial" w:hAnsi="Arial" w:cs="Arial"/>
+                <w:sz w:val="16"/>
+                <w:szCs w:val="16"/>
+              </w:rPr>
+              <w:t xml:space="preserve"> </w:t>
+            </w:r>
+            <w:r>
+              <w:rPr>
+                <w:rFonts w:ascii="Arial" w:hAnsi="Arial" w:cs="Arial"/>
+                <w:sz w:val="16"/>
+                <w:szCs w:val="16"/>
+              </w:rPr>
+              <w:t>- Email: user17@eshop.com</w:t>
+            </w:r>
+            <w:r>
+              <w:rPr>
+                <w:rFonts w:ascii="Arial" w:hAnsi="Arial" w:cs="Arial"/>
+                <w:sz w:val="16"/>
+                <w:szCs w:val="16"/>
+              </w:rPr>
+              <w:t xml:space="preserve"> </w:t>
+            </w:r>
+            <w:r>
+              <w:rPr>
+                <w:rFonts w:ascii="Arial" w:hAnsi="Arial" w:cs="Arial"/>
+                <w:sz w:val="16"/>
+                <w:szCs w:val="16"/>
+              </w:rPr>
+              <w:t>- Mật khẩu: Password123 (Thiếu ký tự đặc biệt)</w:t>
+            </w:r>
+            <w:r>
+              <w:rPr>
+                <w:rFonts w:ascii="Arial" w:hAnsi="Arial" w:cs="Arial"/>
+                <w:sz w:val="16"/>
+                <w:szCs w:val="16"/>
+              </w:rPr>
+              <w:t xml:space="preserve"> </w:t>
+            </w:r>
+            <w:r>
+              <w:rPr>
+                <w:rFonts w:ascii="Arial" w:hAnsi="Arial" w:cs="Arial"/>
+                <w:sz w:val="16"/>
+                <w:szCs w:val="16"/>
+              </w:rPr>
+              <w:t>- Xác nhận MK: Password123</w:t>
             </w:r>
           </w:p>
         </w:tc>
@@ -2004,7 +2772,55 @@
                 <w:sz w:val="16"/>
                 <w:szCs w:val="16"/>
               </w:rPr>
-              <w:t>- Họ Tên: Nguyen Van A&lt;br&gt;- Email: user18@eshop.com&lt;br&gt;- Mật khẩu: Password#123 (Dùng ký tự # ngoài nhóm)&lt;br&gt;- Xác nhận MK: Password#123</w:t>
+              <w:t>- Họ Tên: Nguyen Van A</w:t>
+            </w:r>
+            <w:r>
+              <w:rPr>
+                <w:rFonts w:ascii="Arial" w:hAnsi="Arial" w:cs="Arial"/>
+                <w:sz w:val="16"/>
+                <w:szCs w:val="16"/>
+              </w:rPr>
+              <w:t xml:space="preserve"> </w:t>
+            </w:r>
+            <w:r>
+              <w:rPr>
+                <w:rFonts w:ascii="Arial" w:hAnsi="Arial" w:cs="Arial"/>
+                <w:sz w:val="16"/>
+                <w:szCs w:val="16"/>
+              </w:rPr>
+              <w:t>- Email: user18@eshop.com</w:t>
+            </w:r>
+            <w:r>
+              <w:rPr>
+                <w:rFonts w:ascii="Arial" w:hAnsi="Arial" w:cs="Arial"/>
+                <w:sz w:val="16"/>
+                <w:szCs w:val="16"/>
+              </w:rPr>
+              <w:t xml:space="preserve"> </w:t>
+            </w:r>
+            <w:r>
+              <w:rPr>
+                <w:rFonts w:ascii="Arial" w:hAnsi="Arial" w:cs="Arial"/>
+                <w:sz w:val="16"/>
+                <w:szCs w:val="16"/>
+              </w:rPr>
+              <w:t>- Mật khẩu: Password#123 (Dùng ký tự # ngoài nhóm)</w:t>
+            </w:r>
+            <w:r>
+              <w:rPr>
+                <w:rFonts w:ascii="Arial" w:hAnsi="Arial" w:cs="Arial"/>
+                <w:sz w:val="16"/>
+                <w:szCs w:val="16"/>
+              </w:rPr>
+              <w:t xml:space="preserve"> </w:t>
+            </w:r>
+            <w:r>
+              <w:rPr>
+                <w:rFonts w:ascii="Arial" w:hAnsi="Arial" w:cs="Arial"/>
+                <w:sz w:val="16"/>
+                <w:szCs w:val="16"/>
+              </w:rPr>
+              <w:t>- Xác nhận MK: Password#123</w:t>
             </w:r>
           </w:p>
         </w:tc>
@@ -2105,7 +2921,55 @@
                 <w:sz w:val="16"/>
                 <w:szCs w:val="16"/>
               </w:rPr>
-              <w:t>- Họ Tên: Nguyen Van A&lt;br&gt;- Email: user19@eshop.com&lt;br&gt;- Mật khẩu: Test@1234&lt;br&gt;- Xác nhận MK: "" (Để trống)</w:t>
+              <w:t>- Họ Tên: Nguyen Van A</w:t>
+            </w:r>
+            <w:r>
+              <w:rPr>
+                <w:rFonts w:ascii="Arial" w:hAnsi="Arial" w:cs="Arial"/>
+                <w:sz w:val="16"/>
+                <w:szCs w:val="16"/>
+              </w:rPr>
+              <w:t xml:space="preserve"> </w:t>
+            </w:r>
+            <w:r>
+              <w:rPr>
+                <w:rFonts w:ascii="Arial" w:hAnsi="Arial" w:cs="Arial"/>
+                <w:sz w:val="16"/>
+                <w:szCs w:val="16"/>
+              </w:rPr>
+              <w:t>- Email: user19@eshop.com</w:t>
+            </w:r>
+            <w:r>
+              <w:rPr>
+                <w:rFonts w:ascii="Arial" w:hAnsi="Arial" w:cs="Arial"/>
+                <w:sz w:val="16"/>
+                <w:szCs w:val="16"/>
+              </w:rPr>
+              <w:t xml:space="preserve"> </w:t>
+            </w:r>
+            <w:r>
+              <w:rPr>
+                <w:rFonts w:ascii="Arial" w:hAnsi="Arial" w:cs="Arial"/>
+                <w:sz w:val="16"/>
+                <w:szCs w:val="16"/>
+              </w:rPr>
+              <w:t>- Mật khẩu: Test@1234</w:t>
+            </w:r>
+            <w:r>
+              <w:rPr>
+                <w:rFonts w:ascii="Arial" w:hAnsi="Arial" w:cs="Arial"/>
+                <w:sz w:val="16"/>
+                <w:szCs w:val="16"/>
+              </w:rPr>
+              <w:t xml:space="preserve"> </w:t>
+            </w:r>
+            <w:r>
+              <w:rPr>
+                <w:rFonts w:ascii="Arial" w:hAnsi="Arial" w:cs="Arial"/>
+                <w:sz w:val="16"/>
+                <w:szCs w:val="16"/>
+              </w:rPr>
+              <w:t>- Xác nhận MK: "" (Để trống)</w:t>
             </w:r>
           </w:p>
         </w:tc>
@@ -2206,7 +3070,55 @@
                 <w:sz w:val="16"/>
                 <w:szCs w:val="16"/>
               </w:rPr>
-              <w:t>- Họ Tên: Nguyen Van A&lt;br&gt;- Email: user20@eshop.com&lt;br&gt;- Mật khẩu: Test@1234&lt;br&gt;- Xác nhận MK: Test@12345 (Không khớp)</w:t>
+              <w:t>- Họ Tên: Nguyen Van A</w:t>
+            </w:r>
+            <w:r>
+              <w:rPr>
+                <w:rFonts w:ascii="Arial" w:hAnsi="Arial" w:cs="Arial"/>
+                <w:sz w:val="16"/>
+                <w:szCs w:val="16"/>
+              </w:rPr>
+              <w:t xml:space="preserve"> </w:t>
+            </w:r>
+            <w:r>
+              <w:rPr>
+                <w:rFonts w:ascii="Arial" w:hAnsi="Arial" w:cs="Arial"/>
+                <w:sz w:val="16"/>
+                <w:szCs w:val="16"/>
+              </w:rPr>
+              <w:t>- Email: user20@eshop.com</w:t>
+            </w:r>
+            <w:r>
+              <w:rPr>
+                <w:rFonts w:ascii="Arial" w:hAnsi="Arial" w:cs="Arial"/>
+                <w:sz w:val="16"/>
+                <w:szCs w:val="16"/>
+              </w:rPr>
+              <w:t xml:space="preserve"> </w:t>
+            </w:r>
+            <w:r>
+              <w:rPr>
+                <w:rFonts w:ascii="Arial" w:hAnsi="Arial" w:cs="Arial"/>
+                <w:sz w:val="16"/>
+                <w:szCs w:val="16"/>
+              </w:rPr>
+              <w:t>- Mật khẩu: Test@1234</w:t>
+            </w:r>
+            <w:r>
+              <w:rPr>
+                <w:rFonts w:ascii="Arial" w:hAnsi="Arial" w:cs="Arial"/>
+                <w:sz w:val="16"/>
+                <w:szCs w:val="16"/>
+              </w:rPr>
+              <w:t xml:space="preserve"> </w:t>
+            </w:r>
+            <w:r>
+              <w:rPr>
+                <w:rFonts w:ascii="Arial" w:hAnsi="Arial" w:cs="Arial"/>
+                <w:sz w:val="16"/>
+                <w:szCs w:val="16"/>
+              </w:rPr>
+              <w:t>- Xác nhận MK: Test@12345 (Không khớp)</w:t>
             </w:r>
           </w:p>
         </w:tc>
@@ -12778,17 +13690,7 @@
           <w:sz w:val="20"/>
           <w:szCs w:val="20"/>
         </w:rPr>
-        <w:t>so sán</w:t>
-      </w:r>
-      <w:bookmarkStart w:id="1" w:name="_GoBack"/>
-      <w:bookmarkEnd w:id="1"/>
-      <w:r>
-        <w:rPr>
-          <w:rFonts w:ascii="Arial" w:hAnsi="Arial" w:cs="Arial"/>
-          <w:sz w:val="20"/>
-          <w:szCs w:val="20"/>
-        </w:rPr>
-        <w:t>h (`&gt;`, `&lt;`, `&gt;=`, `&lt;=`).</w:t>
+        <w:t>so sánh (`&gt;`, `&lt;`, `&gt;=`, `&lt;=`).</w:t>
       </w:r>
     </w:p>
     <w:p>
@@ -13120,6 +14022,2070 @@
         </w:rPr>
         <w:t>` trong khi giữ nguyên các thông tin sản phẩm và trạng thái đăng nhập hợp lệ, giúp việc xác định nguyên nhân lỗi (nếu xảy ra) trở nên chính xác tuyệt đối.</w:t>
       </w:r>
+    </w:p>
+    <w:p>
+      <w:pPr>
+        <w:pStyle w:val="Heading4"/>
+        <w:rPr>
+          <w:rFonts w:ascii="Arial" w:hAnsi="Arial" w:cs="Arial"/>
+        </w:rPr>
+      </w:pPr>
+      <w:r>
+        <w:rPr>
+          <w:rFonts w:ascii="Arial" w:hAnsi="Arial" w:cs="Arial"/>
+        </w:rPr>
+        <w:t>FR</w:t>
+      </w:r>
+      <w:r>
+        <w:rPr>
+          <w:rFonts w:ascii="Arial" w:hAnsi="Arial" w:cs="Arial"/>
+        </w:rPr>
+        <w:t>15 – Quản lý sản phẩm</w:t>
+      </w:r>
+    </w:p>
+    <w:p>
+      <w:pPr>
+        <w:pStyle w:val="Heading5"/>
+        <w:rPr>
+          <w:rFonts w:ascii="Arial" w:hAnsi="Arial" w:cs="Arial"/>
+          <w:b/>
+          <w:i/>
+        </w:rPr>
+      </w:pPr>
+      <w:r>
+        <w:rPr>
+          <w:rFonts w:ascii="Arial" w:hAnsi="Arial" w:cs="Arial"/>
+          <w:b/>
+          <w:i/>
+        </w:rPr>
+        <w:t>Domain Testing</w:t>
+      </w:r>
+    </w:p>
+    <w:tbl>
+      <w:tblPr>
+        <w:tblStyle w:val="TableGrid"/>
+        <w:tblW w:w="0" w:type="auto"/>
+        <w:tblLook w:val="04A0" w:firstRow="1" w:lastRow="0" w:firstColumn="1" w:lastColumn="0" w:noHBand="0" w:noVBand="1"/>
+      </w:tblPr>
+      <w:tblGrid>
+        <w:gridCol w:w="2159"/>
+        <w:gridCol w:w="2322"/>
+        <w:gridCol w:w="2197"/>
+        <w:gridCol w:w="2178"/>
+      </w:tblGrid>
+      <w:tr>
+        <w:tc>
+          <w:tcPr>
+            <w:tcW w:w="2214" w:type="dxa"/>
+            <w:vAlign w:val="center"/>
+          </w:tcPr>
+          <w:p>
+            <w:pPr>
+              <w:rPr>
+                <w:rFonts w:ascii="Arial" w:hAnsi="Arial" w:cs="Arial"/>
+                <w:sz w:val="16"/>
+                <w:szCs w:val="16"/>
+              </w:rPr>
+            </w:pPr>
+            <w:r>
+              <w:rPr>
+                <w:rFonts w:ascii="Arial" w:hAnsi="Arial" w:cs="Arial"/>
+                <w:sz w:val="16"/>
+                <w:szCs w:val="16"/>
+              </w:rPr>
+              <w:t>Test ID</w:t>
+            </w:r>
+          </w:p>
+        </w:tc>
+        <w:tc>
+          <w:tcPr>
+            <w:tcW w:w="2214" w:type="dxa"/>
+            <w:vAlign w:val="center"/>
+          </w:tcPr>
+          <w:p>
+            <w:pPr>
+              <w:rPr>
+                <w:rFonts w:ascii="Arial" w:hAnsi="Arial" w:cs="Arial"/>
+                <w:sz w:val="16"/>
+                <w:szCs w:val="16"/>
+              </w:rPr>
+            </w:pPr>
+            <w:r>
+              <w:rPr>
+                <w:rFonts w:ascii="Arial" w:hAnsi="Arial" w:cs="Arial"/>
+                <w:sz w:val="16"/>
+                <w:szCs w:val="16"/>
+              </w:rPr>
+              <w:t>Input Data</w:t>
+            </w:r>
+          </w:p>
+        </w:tc>
+        <w:tc>
+          <w:tcPr>
+            <w:tcW w:w="2214" w:type="dxa"/>
+            <w:vAlign w:val="center"/>
+          </w:tcPr>
+          <w:p>
+            <w:pPr>
+              <w:rPr>
+                <w:rFonts w:ascii="Arial" w:hAnsi="Arial" w:cs="Arial"/>
+                <w:sz w:val="16"/>
+                <w:szCs w:val="16"/>
+              </w:rPr>
+            </w:pPr>
+            <w:r>
+              <w:rPr>
+                <w:rFonts w:ascii="Arial" w:hAnsi="Arial" w:cs="Arial"/>
+                <w:sz w:val="16"/>
+                <w:szCs w:val="16"/>
+              </w:rPr>
+              <w:t>Expected Output</w:t>
+            </w:r>
+          </w:p>
+        </w:tc>
+        <w:tc>
+          <w:tcPr>
+            <w:tcW w:w="2214" w:type="dxa"/>
+            <w:vAlign w:val="center"/>
+          </w:tcPr>
+          <w:p>
+            <w:pPr>
+              <w:rPr>
+                <w:rFonts w:ascii="Arial" w:hAnsi="Arial" w:cs="Arial"/>
+                <w:sz w:val="16"/>
+                <w:szCs w:val="16"/>
+              </w:rPr>
+            </w:pPr>
+            <w:r>
+              <w:rPr>
+                <w:rFonts w:ascii="Arial" w:hAnsi="Arial" w:cs="Arial"/>
+                <w:sz w:val="16"/>
+                <w:szCs w:val="16"/>
+              </w:rPr>
+              <w:t>Type (Valid/Invalid)</w:t>
+            </w:r>
+          </w:p>
+        </w:tc>
+      </w:tr>
+      <w:tr>
+        <w:tc>
+          <w:tcPr>
+            <w:tcW w:w="2214" w:type="dxa"/>
+            <w:vAlign w:val="center"/>
+          </w:tcPr>
+          <w:p>
+            <w:pPr>
+              <w:rPr>
+                <w:rFonts w:ascii="Arial" w:hAnsi="Arial" w:cs="Arial"/>
+                <w:sz w:val="16"/>
+                <w:szCs w:val="16"/>
+              </w:rPr>
+            </w:pPr>
+            <w:r>
+              <w:rPr>
+                <w:rFonts w:ascii="Arial" w:hAnsi="Arial" w:cs="Arial"/>
+                <w:sz w:val="16"/>
+                <w:szCs w:val="16"/>
+              </w:rPr>
+              <w:t>TC-FR15-001</w:t>
+            </w:r>
+          </w:p>
+        </w:tc>
+        <w:tc>
+          <w:tcPr>
+            <w:tcW w:w="2214" w:type="dxa"/>
+            <w:vAlign w:val="center"/>
+          </w:tcPr>
+          <w:p>
+            <w:pPr>
+              <w:rPr>
+                <w:rFonts w:ascii="Arial" w:hAnsi="Arial" w:cs="Arial"/>
+                <w:sz w:val="16"/>
+                <w:szCs w:val="16"/>
+              </w:rPr>
+            </w:pPr>
+            <w:r>
+              <w:rPr>
+                <w:rFonts w:ascii="Arial" w:hAnsi="Arial" w:cs="Arial"/>
+                <w:sz w:val="16"/>
+                <w:szCs w:val="16"/>
+              </w:rPr>
+              <w:t>Thêm sản phẩm mới hợp lệ:</w:t>
+            </w:r>
+            <w:r>
+              <w:rPr>
+                <w:rFonts w:ascii="Arial" w:hAnsi="Arial" w:cs="Arial"/>
+                <w:sz w:val="16"/>
+                <w:szCs w:val="16"/>
+              </w:rPr>
+              <w:t xml:space="preserve"> </w:t>
+            </w:r>
+            <w:r>
+              <w:rPr>
+                <w:rFonts w:ascii="Arial" w:hAnsi="Arial" w:cs="Arial"/>
+                <w:sz w:val="16"/>
+                <w:szCs w:val="16"/>
+              </w:rPr>
+              <w:t>name: "MacBook Air M3"</w:t>
+            </w:r>
+            <w:r>
+              <w:rPr>
+                <w:rFonts w:ascii="Arial" w:hAnsi="Arial" w:cs="Arial"/>
+                <w:sz w:val="16"/>
+                <w:szCs w:val="16"/>
+              </w:rPr>
+              <w:t xml:space="preserve"> </w:t>
+            </w:r>
+            <w:r>
+              <w:rPr>
+                <w:rFonts w:ascii="Arial" w:hAnsi="Arial" w:cs="Arial"/>
+                <w:sz w:val="16"/>
+                <w:szCs w:val="16"/>
+              </w:rPr>
+              <w:t>price: 30000000</w:t>
+            </w:r>
+            <w:r>
+              <w:rPr>
+                <w:rFonts w:ascii="Arial" w:hAnsi="Arial" w:cs="Arial"/>
+                <w:sz w:val="16"/>
+                <w:szCs w:val="16"/>
+              </w:rPr>
+              <w:t xml:space="preserve"> </w:t>
+            </w:r>
+            <w:r>
+              <w:rPr>
+                <w:rFonts w:ascii="Arial" w:hAnsi="Arial" w:cs="Arial"/>
+                <w:sz w:val="16"/>
+                <w:szCs w:val="16"/>
+              </w:rPr>
+              <w:t>description: "Laptop mỏng nhẹ"</w:t>
+            </w:r>
+            <w:r>
+              <w:rPr>
+                <w:rFonts w:ascii="Arial" w:hAnsi="Arial" w:cs="Arial"/>
+                <w:sz w:val="16"/>
+                <w:szCs w:val="16"/>
+              </w:rPr>
+              <w:t xml:space="preserve"> </w:t>
+            </w:r>
+            <w:r>
+              <w:rPr>
+                <w:rFonts w:ascii="Arial" w:hAnsi="Arial" w:cs="Arial"/>
+                <w:sz w:val="16"/>
+                <w:szCs w:val="16"/>
+              </w:rPr>
+              <w:t>imageUrl: "</w:t>
+            </w:r>
+            <w:hyperlink r:id="rId6" w:history="1">
+              <w:r>
+                <w:rPr>
+                  <w:rStyle w:val="Hyperlink"/>
+                  <w:rFonts w:ascii="Arial" w:hAnsi="Arial" w:cs="Arial"/>
+                  <w:sz w:val="16"/>
+                  <w:szCs w:val="16"/>
+                </w:rPr>
+                <w:t>https://example.com/img.jpg</w:t>
+              </w:r>
+            </w:hyperlink>
+            <w:r>
+              <w:rPr>
+                <w:rFonts w:ascii="Arial" w:hAnsi="Arial" w:cs="Arial"/>
+                <w:sz w:val="16"/>
+                <w:szCs w:val="16"/>
+              </w:rPr>
+              <w:t>"</w:t>
+            </w:r>
+            <w:r>
+              <w:rPr>
+                <w:rFonts w:ascii="Arial" w:hAnsi="Arial" w:cs="Arial"/>
+                <w:sz w:val="16"/>
+                <w:szCs w:val="16"/>
+              </w:rPr>
+              <w:t xml:space="preserve"> </w:t>
+            </w:r>
+            <w:r>
+              <w:rPr>
+                <w:rFonts w:ascii="Arial" w:hAnsi="Arial" w:cs="Arial"/>
+                <w:sz w:val="16"/>
+                <w:szCs w:val="16"/>
+              </w:rPr>
+              <w:t>category_id: 2 (Laptop)</w:t>
+            </w:r>
+            <w:r>
+              <w:rPr>
+                <w:rFonts w:ascii="Arial" w:hAnsi="Arial" w:cs="Arial"/>
+                <w:sz w:val="16"/>
+                <w:szCs w:val="16"/>
+              </w:rPr>
+              <w:t xml:space="preserve"> </w:t>
+            </w:r>
+            <w:r>
+              <w:rPr>
+                <w:rFonts w:ascii="Arial" w:hAnsi="Arial" w:cs="Arial"/>
+                <w:sz w:val="16"/>
+                <w:szCs w:val="16"/>
+              </w:rPr>
+              <w:t>Role: Admin</w:t>
+            </w:r>
+          </w:p>
+        </w:tc>
+        <w:tc>
+          <w:tcPr>
+            <w:tcW w:w="2214" w:type="dxa"/>
+            <w:vAlign w:val="center"/>
+          </w:tcPr>
+          <w:p>
+            <w:pPr>
+              <w:rPr>
+                <w:rFonts w:ascii="Arial" w:hAnsi="Arial" w:cs="Arial"/>
+                <w:sz w:val="16"/>
+                <w:szCs w:val="16"/>
+              </w:rPr>
+            </w:pPr>
+            <w:r>
+              <w:rPr>
+                <w:rFonts w:ascii="Arial" w:hAnsi="Arial" w:cs="Arial"/>
+                <w:sz w:val="16"/>
+                <w:szCs w:val="16"/>
+              </w:rPr>
+              <w:t>Hệ thống thêm sản phẩm thành công vào CSDL. Trả về thông báo thành công hoặc ID sản phẩm mới. Sản phẩm xuất hiện trên trang chủ.</w:t>
+            </w:r>
+          </w:p>
+        </w:tc>
+        <w:tc>
+          <w:tcPr>
+            <w:tcW w:w="2214" w:type="dxa"/>
+            <w:vAlign w:val="center"/>
+          </w:tcPr>
+          <w:p>
+            <w:pPr>
+              <w:rPr>
+                <w:rFonts w:ascii="Arial" w:hAnsi="Arial" w:cs="Arial"/>
+                <w:sz w:val="16"/>
+                <w:szCs w:val="16"/>
+              </w:rPr>
+            </w:pPr>
+            <w:r>
+              <w:rPr>
+                <w:rFonts w:ascii="Arial" w:hAnsi="Arial" w:cs="Arial"/>
+                <w:sz w:val="16"/>
+                <w:szCs w:val="16"/>
+              </w:rPr>
+              <w:t>Valid</w:t>
+            </w:r>
+          </w:p>
+        </w:tc>
+      </w:tr>
+      <w:tr>
+        <w:tc>
+          <w:tcPr>
+            <w:tcW w:w="2214" w:type="dxa"/>
+            <w:vAlign w:val="center"/>
+          </w:tcPr>
+          <w:p>
+            <w:pPr>
+              <w:rPr>
+                <w:rFonts w:ascii="Arial" w:hAnsi="Arial" w:cs="Arial"/>
+                <w:sz w:val="16"/>
+                <w:szCs w:val="16"/>
+              </w:rPr>
+            </w:pPr>
+            <w:r>
+              <w:rPr>
+                <w:rFonts w:ascii="Arial" w:hAnsi="Arial" w:cs="Arial"/>
+                <w:sz w:val="16"/>
+                <w:szCs w:val="16"/>
+              </w:rPr>
+              <w:t>TC-FR15-002</w:t>
+            </w:r>
+          </w:p>
+        </w:tc>
+        <w:tc>
+          <w:tcPr>
+            <w:tcW w:w="2214" w:type="dxa"/>
+            <w:vAlign w:val="center"/>
+          </w:tcPr>
+          <w:p>
+            <w:pPr>
+              <w:rPr>
+                <w:rFonts w:ascii="Arial" w:hAnsi="Arial" w:cs="Arial"/>
+                <w:sz w:val="16"/>
+                <w:szCs w:val="16"/>
+              </w:rPr>
+            </w:pPr>
+            <w:r>
+              <w:rPr>
+                <w:rFonts w:ascii="Arial" w:hAnsi="Arial" w:cs="Arial"/>
+                <w:sz w:val="16"/>
+                <w:szCs w:val="16"/>
+              </w:rPr>
+              <w:t>Thêm sản phẩm với tên để trống:</w:t>
+            </w:r>
+            <w:r>
+              <w:rPr>
+                <w:rFonts w:ascii="Arial" w:hAnsi="Arial" w:cs="Arial"/>
+                <w:sz w:val="16"/>
+                <w:szCs w:val="16"/>
+              </w:rPr>
+              <w:t xml:space="preserve"> </w:t>
+            </w:r>
+            <w:r>
+              <w:rPr>
+                <w:rFonts w:ascii="Arial" w:hAnsi="Arial" w:cs="Arial"/>
+                <w:sz w:val="16"/>
+                <w:szCs w:val="16"/>
+              </w:rPr>
+              <w:t>name: ""</w:t>
+            </w:r>
+            <w:r>
+              <w:rPr>
+                <w:rFonts w:ascii="Arial" w:hAnsi="Arial" w:cs="Arial"/>
+                <w:sz w:val="16"/>
+                <w:szCs w:val="16"/>
+              </w:rPr>
+              <w:t xml:space="preserve"> </w:t>
+            </w:r>
+            <w:r>
+              <w:rPr>
+                <w:rFonts w:ascii="Arial" w:hAnsi="Arial" w:cs="Arial"/>
+                <w:sz w:val="16"/>
+                <w:szCs w:val="16"/>
+              </w:rPr>
+              <w:t>price: 1500000</w:t>
+            </w:r>
+            <w:r>
+              <w:rPr>
+                <w:rFonts w:ascii="Arial" w:hAnsi="Arial" w:cs="Arial"/>
+                <w:sz w:val="16"/>
+                <w:szCs w:val="16"/>
+              </w:rPr>
+              <w:t xml:space="preserve"> </w:t>
+            </w:r>
+            <w:r>
+              <w:rPr>
+                <w:rFonts w:ascii="Arial" w:hAnsi="Arial" w:cs="Arial"/>
+                <w:sz w:val="16"/>
+                <w:szCs w:val="16"/>
+              </w:rPr>
+              <w:t>category_id: 3</w:t>
+            </w:r>
+            <w:r>
+              <w:rPr>
+                <w:rFonts w:ascii="Arial" w:hAnsi="Arial" w:cs="Arial"/>
+                <w:sz w:val="16"/>
+                <w:szCs w:val="16"/>
+              </w:rPr>
+              <w:t xml:space="preserve"> </w:t>
+            </w:r>
+            <w:r>
+              <w:rPr>
+                <w:rFonts w:ascii="Arial" w:hAnsi="Arial" w:cs="Arial"/>
+                <w:sz w:val="16"/>
+                <w:szCs w:val="16"/>
+              </w:rPr>
+              <w:t>Role: Admin</w:t>
+            </w:r>
+          </w:p>
+        </w:tc>
+        <w:tc>
+          <w:tcPr>
+            <w:tcW w:w="2214" w:type="dxa"/>
+            <w:vAlign w:val="center"/>
+          </w:tcPr>
+          <w:p>
+            <w:pPr>
+              <w:rPr>
+                <w:rFonts w:ascii="Arial" w:hAnsi="Arial" w:cs="Arial"/>
+                <w:sz w:val="16"/>
+                <w:szCs w:val="16"/>
+              </w:rPr>
+            </w:pPr>
+            <w:r>
+              <w:rPr>
+                <w:rFonts w:ascii="Arial" w:hAnsi="Arial" w:cs="Arial"/>
+                <w:sz w:val="16"/>
+                <w:szCs w:val="16"/>
+              </w:rPr>
+              <w:t>Hệ thống từ chối yêu cầu, trả về lỗi validation (400 Bad Request) do tên sản phẩm bắt buộc.</w:t>
+            </w:r>
+          </w:p>
+        </w:tc>
+        <w:tc>
+          <w:tcPr>
+            <w:tcW w:w="2214" w:type="dxa"/>
+            <w:vAlign w:val="center"/>
+          </w:tcPr>
+          <w:p>
+            <w:pPr>
+              <w:rPr>
+                <w:rFonts w:ascii="Arial" w:hAnsi="Arial" w:cs="Arial"/>
+                <w:sz w:val="16"/>
+                <w:szCs w:val="16"/>
+              </w:rPr>
+            </w:pPr>
+            <w:r>
+              <w:rPr>
+                <w:rFonts w:ascii="Arial" w:hAnsi="Arial" w:cs="Arial"/>
+                <w:sz w:val="16"/>
+                <w:szCs w:val="16"/>
+              </w:rPr>
+              <w:t>Invalid</w:t>
+            </w:r>
+          </w:p>
+        </w:tc>
+      </w:tr>
+      <w:tr>
+        <w:tc>
+          <w:tcPr>
+            <w:tcW w:w="2214" w:type="dxa"/>
+            <w:vAlign w:val="center"/>
+          </w:tcPr>
+          <w:p>
+            <w:pPr>
+              <w:rPr>
+                <w:rFonts w:ascii="Arial" w:hAnsi="Arial" w:cs="Arial"/>
+                <w:sz w:val="16"/>
+                <w:szCs w:val="16"/>
+              </w:rPr>
+            </w:pPr>
+            <w:r>
+              <w:rPr>
+                <w:rFonts w:ascii="Arial" w:hAnsi="Arial" w:cs="Arial"/>
+                <w:sz w:val="16"/>
+                <w:szCs w:val="16"/>
+              </w:rPr>
+              <w:t>TC-FR15-003</w:t>
+            </w:r>
+          </w:p>
+        </w:tc>
+        <w:tc>
+          <w:tcPr>
+            <w:tcW w:w="2214" w:type="dxa"/>
+            <w:vAlign w:val="center"/>
+          </w:tcPr>
+          <w:p>
+            <w:pPr>
+              <w:rPr>
+                <w:rFonts w:ascii="Arial" w:hAnsi="Arial" w:cs="Arial"/>
+                <w:sz w:val="16"/>
+                <w:szCs w:val="16"/>
+              </w:rPr>
+            </w:pPr>
+            <w:r>
+              <w:rPr>
+                <w:rFonts w:ascii="Arial" w:hAnsi="Arial" w:cs="Arial"/>
+                <w:sz w:val="16"/>
+                <w:szCs w:val="16"/>
+              </w:rPr>
+              <w:t>Thêm sản phẩm với tên vượt 255 ký tự:</w:t>
+            </w:r>
+            <w:r>
+              <w:rPr>
+                <w:rFonts w:ascii="Arial" w:hAnsi="Arial" w:cs="Arial"/>
+                <w:sz w:val="16"/>
+                <w:szCs w:val="16"/>
+              </w:rPr>
+              <w:t xml:space="preserve"> </w:t>
+            </w:r>
+            <w:r>
+              <w:rPr>
+                <w:rFonts w:ascii="Arial" w:hAnsi="Arial" w:cs="Arial"/>
+                <w:sz w:val="16"/>
+                <w:szCs w:val="16"/>
+              </w:rPr>
+              <w:t>name: Chuỗi ký tự có độ dài = 256 ký tự</w:t>
+            </w:r>
+            <w:r>
+              <w:rPr>
+                <w:rFonts w:ascii="Arial" w:hAnsi="Arial" w:cs="Arial"/>
+                <w:sz w:val="16"/>
+                <w:szCs w:val="16"/>
+              </w:rPr>
+              <w:t xml:space="preserve"> </w:t>
+            </w:r>
+            <w:r>
+              <w:rPr>
+                <w:rFonts w:ascii="Arial" w:hAnsi="Arial" w:cs="Arial"/>
+                <w:sz w:val="16"/>
+                <w:szCs w:val="16"/>
+              </w:rPr>
+              <w:t>price: 500000</w:t>
+            </w:r>
+            <w:r>
+              <w:rPr>
+                <w:rFonts w:ascii="Arial" w:hAnsi="Arial" w:cs="Arial"/>
+                <w:sz w:val="16"/>
+                <w:szCs w:val="16"/>
+              </w:rPr>
+              <w:t xml:space="preserve"> </w:t>
+            </w:r>
+            <w:r>
+              <w:rPr>
+                <w:rFonts w:ascii="Arial" w:hAnsi="Arial" w:cs="Arial"/>
+                <w:sz w:val="16"/>
+                <w:szCs w:val="16"/>
+              </w:rPr>
+              <w:t>category_id: 1</w:t>
+            </w:r>
+            <w:r>
+              <w:rPr>
+                <w:rFonts w:ascii="Arial" w:hAnsi="Arial" w:cs="Arial"/>
+                <w:sz w:val="16"/>
+                <w:szCs w:val="16"/>
+              </w:rPr>
+              <w:t xml:space="preserve"> </w:t>
+            </w:r>
+            <w:r>
+              <w:rPr>
+                <w:rFonts w:ascii="Arial" w:hAnsi="Arial" w:cs="Arial"/>
+                <w:sz w:val="16"/>
+                <w:szCs w:val="16"/>
+              </w:rPr>
+              <w:t>Role: Admin</w:t>
+            </w:r>
+          </w:p>
+        </w:tc>
+        <w:tc>
+          <w:tcPr>
+            <w:tcW w:w="2214" w:type="dxa"/>
+            <w:vAlign w:val="center"/>
+          </w:tcPr>
+          <w:p>
+            <w:pPr>
+              <w:rPr>
+                <w:rFonts w:ascii="Arial" w:hAnsi="Arial" w:cs="Arial"/>
+                <w:sz w:val="16"/>
+                <w:szCs w:val="16"/>
+              </w:rPr>
+            </w:pPr>
+            <w:r>
+              <w:rPr>
+                <w:rFonts w:ascii="Arial" w:hAnsi="Arial" w:cs="Arial"/>
+                <w:sz w:val="16"/>
+                <w:szCs w:val="16"/>
+              </w:rPr>
+              <w:t>Hệ thống chặn hoặc báo lỗi do vượt quá giới hạn tối đa 255 ký tự của trường name.</w:t>
+            </w:r>
+          </w:p>
+        </w:tc>
+        <w:tc>
+          <w:tcPr>
+            <w:tcW w:w="2214" w:type="dxa"/>
+            <w:vAlign w:val="center"/>
+          </w:tcPr>
+          <w:p>
+            <w:pPr>
+              <w:rPr>
+                <w:rFonts w:ascii="Arial" w:hAnsi="Arial" w:cs="Arial"/>
+                <w:sz w:val="16"/>
+                <w:szCs w:val="16"/>
+              </w:rPr>
+            </w:pPr>
+            <w:r>
+              <w:rPr>
+                <w:rFonts w:ascii="Arial" w:hAnsi="Arial" w:cs="Arial"/>
+                <w:sz w:val="16"/>
+                <w:szCs w:val="16"/>
+              </w:rPr>
+              <w:t>Invalid</w:t>
+            </w:r>
+          </w:p>
+        </w:tc>
+      </w:tr>
+      <w:tr>
+        <w:tc>
+          <w:tcPr>
+            <w:tcW w:w="2214" w:type="dxa"/>
+            <w:vAlign w:val="center"/>
+          </w:tcPr>
+          <w:p>
+            <w:pPr>
+              <w:rPr>
+                <w:rFonts w:ascii="Arial" w:hAnsi="Arial" w:cs="Arial"/>
+                <w:sz w:val="16"/>
+                <w:szCs w:val="16"/>
+              </w:rPr>
+            </w:pPr>
+            <w:r>
+              <w:rPr>
+                <w:rFonts w:ascii="Arial" w:hAnsi="Arial" w:cs="Arial"/>
+                <w:sz w:val="16"/>
+                <w:szCs w:val="16"/>
+              </w:rPr>
+              <w:t>TC-FR15-004</w:t>
+            </w:r>
+          </w:p>
+        </w:tc>
+        <w:tc>
+          <w:tcPr>
+            <w:tcW w:w="2214" w:type="dxa"/>
+            <w:vAlign w:val="center"/>
+          </w:tcPr>
+          <w:p>
+            <w:pPr>
+              <w:rPr>
+                <w:rFonts w:ascii="Arial" w:hAnsi="Arial" w:cs="Arial"/>
+                <w:sz w:val="16"/>
+                <w:szCs w:val="16"/>
+              </w:rPr>
+            </w:pPr>
+            <w:r>
+              <w:rPr>
+                <w:rFonts w:ascii="Arial" w:hAnsi="Arial" w:cs="Arial"/>
+                <w:sz w:val="16"/>
+                <w:szCs w:val="16"/>
+              </w:rPr>
+              <w:t>Thêm sản phẩm với giá bằng 0:</w:t>
+            </w:r>
+            <w:r>
+              <w:rPr>
+                <w:rFonts w:ascii="Arial" w:hAnsi="Arial" w:cs="Arial"/>
+                <w:sz w:val="16"/>
+                <w:szCs w:val="16"/>
+              </w:rPr>
+              <w:t xml:space="preserve"> </w:t>
+            </w:r>
+            <w:r>
+              <w:rPr>
+                <w:rFonts w:ascii="Arial" w:hAnsi="Arial" w:cs="Arial"/>
+                <w:sz w:val="16"/>
+                <w:szCs w:val="16"/>
+              </w:rPr>
+              <w:t>name: "Sản phẩm 0 đồng"</w:t>
+            </w:r>
+            <w:r>
+              <w:rPr>
+                <w:rFonts w:ascii="Arial" w:hAnsi="Arial" w:cs="Arial"/>
+                <w:sz w:val="16"/>
+                <w:szCs w:val="16"/>
+              </w:rPr>
+              <w:t xml:space="preserve"> </w:t>
+            </w:r>
+            <w:r>
+              <w:rPr>
+                <w:rFonts w:ascii="Arial" w:hAnsi="Arial" w:cs="Arial"/>
+                <w:sz w:val="16"/>
+                <w:szCs w:val="16"/>
+              </w:rPr>
+              <w:t>price: 0</w:t>
+            </w:r>
+            <w:r>
+              <w:rPr>
+                <w:rFonts w:ascii="Arial" w:hAnsi="Arial" w:cs="Arial"/>
+                <w:sz w:val="16"/>
+                <w:szCs w:val="16"/>
+              </w:rPr>
+              <w:t xml:space="preserve"> </w:t>
+            </w:r>
+            <w:r>
+              <w:rPr>
+                <w:rFonts w:ascii="Arial" w:hAnsi="Arial" w:cs="Arial"/>
+                <w:sz w:val="16"/>
+                <w:szCs w:val="16"/>
+              </w:rPr>
+              <w:t>category_id: 3</w:t>
+            </w:r>
+            <w:r>
+              <w:rPr>
+                <w:rFonts w:ascii="Arial" w:hAnsi="Arial" w:cs="Arial"/>
+                <w:sz w:val="16"/>
+                <w:szCs w:val="16"/>
+              </w:rPr>
+              <w:t xml:space="preserve"> </w:t>
+            </w:r>
+            <w:r>
+              <w:rPr>
+                <w:rFonts w:ascii="Arial" w:hAnsi="Arial" w:cs="Arial"/>
+                <w:sz w:val="16"/>
+                <w:szCs w:val="16"/>
+              </w:rPr>
+              <w:t>Role: Admin</w:t>
+            </w:r>
+          </w:p>
+        </w:tc>
+        <w:tc>
+          <w:tcPr>
+            <w:tcW w:w="2214" w:type="dxa"/>
+            <w:vAlign w:val="center"/>
+          </w:tcPr>
+          <w:p>
+            <w:pPr>
+              <w:rPr>
+                <w:rFonts w:ascii="Arial" w:hAnsi="Arial" w:cs="Arial"/>
+                <w:sz w:val="16"/>
+                <w:szCs w:val="16"/>
+              </w:rPr>
+            </w:pPr>
+            <w:r>
+              <w:rPr>
+                <w:rFonts w:ascii="Arial" w:hAnsi="Arial" w:cs="Arial"/>
+                <w:sz w:val="16"/>
+                <w:szCs w:val="16"/>
+              </w:rPr>
+              <w:t>Hệ thống từ chối, trả về lỗi do giá sản phẩm phải là số dương lớn hơn 0 ($\text{price} &gt; 0$).</w:t>
+            </w:r>
+          </w:p>
+        </w:tc>
+        <w:tc>
+          <w:tcPr>
+            <w:tcW w:w="2214" w:type="dxa"/>
+            <w:vAlign w:val="center"/>
+          </w:tcPr>
+          <w:p>
+            <w:pPr>
+              <w:rPr>
+                <w:rFonts w:ascii="Arial" w:hAnsi="Arial" w:cs="Arial"/>
+                <w:sz w:val="16"/>
+                <w:szCs w:val="16"/>
+              </w:rPr>
+            </w:pPr>
+            <w:r>
+              <w:rPr>
+                <w:rFonts w:ascii="Arial" w:hAnsi="Arial" w:cs="Arial"/>
+                <w:sz w:val="16"/>
+                <w:szCs w:val="16"/>
+              </w:rPr>
+              <w:t>Invalid</w:t>
+            </w:r>
+          </w:p>
+        </w:tc>
+      </w:tr>
+      <w:tr>
+        <w:tc>
+          <w:tcPr>
+            <w:tcW w:w="2214" w:type="dxa"/>
+            <w:vAlign w:val="center"/>
+          </w:tcPr>
+          <w:p>
+            <w:pPr>
+              <w:rPr>
+                <w:rFonts w:ascii="Arial" w:hAnsi="Arial" w:cs="Arial"/>
+                <w:sz w:val="16"/>
+                <w:szCs w:val="16"/>
+              </w:rPr>
+            </w:pPr>
+            <w:r>
+              <w:rPr>
+                <w:rFonts w:ascii="Arial" w:hAnsi="Arial" w:cs="Arial"/>
+                <w:sz w:val="16"/>
+                <w:szCs w:val="16"/>
+              </w:rPr>
+              <w:t>TC-FR15-005</w:t>
+            </w:r>
+          </w:p>
+        </w:tc>
+        <w:tc>
+          <w:tcPr>
+            <w:tcW w:w="2214" w:type="dxa"/>
+            <w:vAlign w:val="center"/>
+          </w:tcPr>
+          <w:p>
+            <w:pPr>
+              <w:rPr>
+                <w:rFonts w:ascii="Arial" w:hAnsi="Arial" w:cs="Arial"/>
+                <w:sz w:val="16"/>
+                <w:szCs w:val="16"/>
+              </w:rPr>
+            </w:pPr>
+            <w:r>
+              <w:rPr>
+                <w:rFonts w:ascii="Arial" w:hAnsi="Arial" w:cs="Arial"/>
+                <w:sz w:val="16"/>
+                <w:szCs w:val="16"/>
+              </w:rPr>
+              <w:t>Thêm sản phẩm với giá âm:</w:t>
+            </w:r>
+            <w:r>
+              <w:rPr>
+                <w:rFonts w:ascii="Arial" w:hAnsi="Arial" w:cs="Arial"/>
+                <w:sz w:val="16"/>
+                <w:szCs w:val="16"/>
+              </w:rPr>
+              <w:t xml:space="preserve"> </w:t>
+            </w:r>
+            <w:r>
+              <w:rPr>
+                <w:rFonts w:ascii="Arial" w:hAnsi="Arial" w:cs="Arial"/>
+                <w:sz w:val="16"/>
+                <w:szCs w:val="16"/>
+              </w:rPr>
+              <w:t>name: "Sản phẩm âm"</w:t>
+            </w:r>
+            <w:r>
+              <w:rPr>
+                <w:rFonts w:ascii="Arial" w:hAnsi="Arial" w:cs="Arial"/>
+                <w:sz w:val="16"/>
+                <w:szCs w:val="16"/>
+              </w:rPr>
+              <w:t xml:space="preserve"> </w:t>
+            </w:r>
+            <w:r>
+              <w:rPr>
+                <w:rFonts w:ascii="Arial" w:hAnsi="Arial" w:cs="Arial"/>
+                <w:sz w:val="16"/>
+                <w:szCs w:val="16"/>
+              </w:rPr>
+              <w:t>price: -100000</w:t>
+            </w:r>
+            <w:r>
+              <w:rPr>
+                <w:rFonts w:ascii="Arial" w:hAnsi="Arial" w:cs="Arial"/>
+                <w:sz w:val="16"/>
+                <w:szCs w:val="16"/>
+              </w:rPr>
+              <w:t xml:space="preserve"> </w:t>
+            </w:r>
+            <w:r>
+              <w:rPr>
+                <w:rFonts w:ascii="Arial" w:hAnsi="Arial" w:cs="Arial"/>
+                <w:sz w:val="16"/>
+                <w:szCs w:val="16"/>
+              </w:rPr>
+              <w:t>category_id: 3</w:t>
+            </w:r>
+            <w:r>
+              <w:rPr>
+                <w:rFonts w:ascii="Arial" w:hAnsi="Arial" w:cs="Arial"/>
+                <w:sz w:val="16"/>
+                <w:szCs w:val="16"/>
+              </w:rPr>
+              <w:t xml:space="preserve"> </w:t>
+            </w:r>
+            <w:r>
+              <w:rPr>
+                <w:rFonts w:ascii="Arial" w:hAnsi="Arial" w:cs="Arial"/>
+                <w:sz w:val="16"/>
+                <w:szCs w:val="16"/>
+              </w:rPr>
+              <w:t>Role: Admin</w:t>
+            </w:r>
+          </w:p>
+        </w:tc>
+        <w:tc>
+          <w:tcPr>
+            <w:tcW w:w="2214" w:type="dxa"/>
+            <w:vAlign w:val="center"/>
+          </w:tcPr>
+          <w:p>
+            <w:pPr>
+              <w:rPr>
+                <w:rFonts w:ascii="Arial" w:hAnsi="Arial" w:cs="Arial"/>
+                <w:sz w:val="16"/>
+                <w:szCs w:val="16"/>
+              </w:rPr>
+            </w:pPr>
+            <w:r>
+              <w:rPr>
+                <w:rFonts w:ascii="Arial" w:hAnsi="Arial" w:cs="Arial"/>
+                <w:sz w:val="16"/>
+                <w:szCs w:val="16"/>
+              </w:rPr>
+              <w:t>Hệ thống từ chối, trả về lỗi do giá không được phép là số âm.</w:t>
+            </w:r>
+          </w:p>
+        </w:tc>
+        <w:tc>
+          <w:tcPr>
+            <w:tcW w:w="2214" w:type="dxa"/>
+            <w:vAlign w:val="center"/>
+          </w:tcPr>
+          <w:p>
+            <w:pPr>
+              <w:rPr>
+                <w:rFonts w:ascii="Arial" w:hAnsi="Arial" w:cs="Arial"/>
+                <w:sz w:val="16"/>
+                <w:szCs w:val="16"/>
+              </w:rPr>
+            </w:pPr>
+            <w:r>
+              <w:rPr>
+                <w:rFonts w:ascii="Arial" w:hAnsi="Arial" w:cs="Arial"/>
+                <w:sz w:val="16"/>
+                <w:szCs w:val="16"/>
+              </w:rPr>
+              <w:t>Invalid</w:t>
+            </w:r>
+          </w:p>
+        </w:tc>
+      </w:tr>
+      <w:tr>
+        <w:tc>
+          <w:tcPr>
+            <w:tcW w:w="2214" w:type="dxa"/>
+            <w:vAlign w:val="center"/>
+          </w:tcPr>
+          <w:p>
+            <w:pPr>
+              <w:rPr>
+                <w:rFonts w:ascii="Arial" w:hAnsi="Arial" w:cs="Arial"/>
+                <w:sz w:val="16"/>
+                <w:szCs w:val="16"/>
+              </w:rPr>
+            </w:pPr>
+            <w:r>
+              <w:rPr>
+                <w:rFonts w:ascii="Arial" w:hAnsi="Arial" w:cs="Arial"/>
+                <w:sz w:val="16"/>
+                <w:szCs w:val="16"/>
+              </w:rPr>
+              <w:t>TC-FR15-006</w:t>
+            </w:r>
+          </w:p>
+        </w:tc>
+        <w:tc>
+          <w:tcPr>
+            <w:tcW w:w="2214" w:type="dxa"/>
+            <w:vAlign w:val="center"/>
+          </w:tcPr>
+          <w:p>
+            <w:pPr>
+              <w:rPr>
+                <w:rFonts w:ascii="Arial" w:hAnsi="Arial" w:cs="Arial"/>
+                <w:sz w:val="16"/>
+                <w:szCs w:val="16"/>
+              </w:rPr>
+            </w:pPr>
+            <w:r>
+              <w:rPr>
+                <w:rFonts w:ascii="Arial" w:hAnsi="Arial" w:cs="Arial"/>
+                <w:sz w:val="16"/>
+                <w:szCs w:val="16"/>
+              </w:rPr>
+              <w:t>Thêm sản phẩm với giá không phải là số:</w:t>
+            </w:r>
+            <w:r>
+              <w:rPr>
+                <w:rFonts w:ascii="Arial" w:hAnsi="Arial" w:cs="Arial"/>
+                <w:sz w:val="16"/>
+                <w:szCs w:val="16"/>
+              </w:rPr>
+              <w:t xml:space="preserve"> </w:t>
+            </w:r>
+            <w:r>
+              <w:rPr>
+                <w:rFonts w:ascii="Arial" w:hAnsi="Arial" w:cs="Arial"/>
+                <w:sz w:val="16"/>
+                <w:szCs w:val="16"/>
+              </w:rPr>
+              <w:t>name: "Sản phẩm chữ"</w:t>
+            </w:r>
+            <w:r>
+              <w:rPr>
+                <w:rFonts w:ascii="Arial" w:hAnsi="Arial" w:cs="Arial"/>
+                <w:sz w:val="16"/>
+                <w:szCs w:val="16"/>
+              </w:rPr>
+              <w:t xml:space="preserve"> </w:t>
+            </w:r>
+            <w:r>
+              <w:rPr>
+                <w:rFonts w:ascii="Arial" w:hAnsi="Arial" w:cs="Arial"/>
+                <w:sz w:val="16"/>
+                <w:szCs w:val="16"/>
+              </w:rPr>
+              <w:t>price: "abc"</w:t>
+            </w:r>
+            <w:r>
+              <w:rPr>
+                <w:rFonts w:ascii="Arial" w:hAnsi="Arial" w:cs="Arial"/>
+                <w:sz w:val="16"/>
+                <w:szCs w:val="16"/>
+              </w:rPr>
+              <w:t xml:space="preserve"> </w:t>
+            </w:r>
+            <w:r>
+              <w:rPr>
+                <w:rFonts w:ascii="Arial" w:hAnsi="Arial" w:cs="Arial"/>
+                <w:sz w:val="16"/>
+                <w:szCs w:val="16"/>
+              </w:rPr>
+              <w:t>category_id: 3</w:t>
+            </w:r>
+            <w:r>
+              <w:rPr>
+                <w:rFonts w:ascii="Arial" w:hAnsi="Arial" w:cs="Arial"/>
+                <w:sz w:val="16"/>
+                <w:szCs w:val="16"/>
+              </w:rPr>
+              <w:t xml:space="preserve"> </w:t>
+            </w:r>
+            <w:r>
+              <w:rPr>
+                <w:rFonts w:ascii="Arial" w:hAnsi="Arial" w:cs="Arial"/>
+                <w:sz w:val="16"/>
+                <w:szCs w:val="16"/>
+              </w:rPr>
+              <w:t>Role: Admin</w:t>
+            </w:r>
+          </w:p>
+        </w:tc>
+        <w:tc>
+          <w:tcPr>
+            <w:tcW w:w="2214" w:type="dxa"/>
+            <w:vAlign w:val="center"/>
+          </w:tcPr>
+          <w:p>
+            <w:pPr>
+              <w:rPr>
+                <w:rFonts w:ascii="Arial" w:hAnsi="Arial" w:cs="Arial"/>
+                <w:sz w:val="16"/>
+                <w:szCs w:val="16"/>
+              </w:rPr>
+            </w:pPr>
+            <w:r>
+              <w:rPr>
+                <w:rFonts w:ascii="Arial" w:hAnsi="Arial" w:cs="Arial"/>
+                <w:sz w:val="16"/>
+                <w:szCs w:val="16"/>
+              </w:rPr>
+              <w:t>Hệ thống báo lỗi ép kiểu / validation, từ chối lưu vào CSDL.</w:t>
+            </w:r>
+          </w:p>
+        </w:tc>
+        <w:tc>
+          <w:tcPr>
+            <w:tcW w:w="2214" w:type="dxa"/>
+            <w:vAlign w:val="center"/>
+          </w:tcPr>
+          <w:p>
+            <w:pPr>
+              <w:rPr>
+                <w:rFonts w:ascii="Arial" w:hAnsi="Arial" w:cs="Arial"/>
+                <w:sz w:val="16"/>
+                <w:szCs w:val="16"/>
+              </w:rPr>
+            </w:pPr>
+            <w:r>
+              <w:rPr>
+                <w:rFonts w:ascii="Arial" w:hAnsi="Arial" w:cs="Arial"/>
+                <w:sz w:val="16"/>
+                <w:szCs w:val="16"/>
+              </w:rPr>
+              <w:t>Invalid</w:t>
+            </w:r>
+            <w:bookmarkStart w:id="1" w:name="_GoBack"/>
+            <w:bookmarkEnd w:id="1"/>
+          </w:p>
+        </w:tc>
+      </w:tr>
+      <w:tr>
+        <w:tc>
+          <w:tcPr>
+            <w:tcW w:w="2214" w:type="dxa"/>
+            <w:vAlign w:val="center"/>
+          </w:tcPr>
+          <w:p>
+            <w:pPr>
+              <w:rPr>
+                <w:rFonts w:ascii="Arial" w:hAnsi="Arial" w:cs="Arial"/>
+                <w:sz w:val="16"/>
+                <w:szCs w:val="16"/>
+              </w:rPr>
+            </w:pPr>
+            <w:r>
+              <w:rPr>
+                <w:rFonts w:ascii="Arial" w:hAnsi="Arial" w:cs="Arial"/>
+                <w:sz w:val="16"/>
+                <w:szCs w:val="16"/>
+              </w:rPr>
+              <w:t>TC-FR15-007</w:t>
+            </w:r>
+          </w:p>
+        </w:tc>
+        <w:tc>
+          <w:tcPr>
+            <w:tcW w:w="2214" w:type="dxa"/>
+            <w:vAlign w:val="center"/>
+          </w:tcPr>
+          <w:p>
+            <w:pPr>
+              <w:rPr>
+                <w:rFonts w:ascii="Arial" w:hAnsi="Arial" w:cs="Arial"/>
+                <w:sz w:val="16"/>
+                <w:szCs w:val="16"/>
+              </w:rPr>
+            </w:pPr>
+            <w:r>
+              <w:rPr>
+                <w:rFonts w:ascii="Arial" w:hAnsi="Arial" w:cs="Arial"/>
+                <w:sz w:val="16"/>
+                <w:szCs w:val="16"/>
+              </w:rPr>
+              <w:t>Thêm sản phẩm với danh mục không tồn tại:</w:t>
+            </w:r>
+            <w:r>
+              <w:rPr>
+                <w:rFonts w:ascii="Arial" w:hAnsi="Arial" w:cs="Arial"/>
+                <w:sz w:val="16"/>
+                <w:szCs w:val="16"/>
+              </w:rPr>
+              <w:t xml:space="preserve"> </w:t>
+            </w:r>
+            <w:r>
+              <w:rPr>
+                <w:rFonts w:ascii="Arial" w:hAnsi="Arial" w:cs="Arial"/>
+                <w:sz w:val="16"/>
+                <w:szCs w:val="16"/>
+              </w:rPr>
+              <w:t>name: "Test Product"</w:t>
+            </w:r>
+            <w:r>
+              <w:rPr>
+                <w:rFonts w:ascii="Arial" w:hAnsi="Arial" w:cs="Arial"/>
+                <w:sz w:val="16"/>
+                <w:szCs w:val="16"/>
+              </w:rPr>
+              <w:t xml:space="preserve"> </w:t>
+            </w:r>
+            <w:r>
+              <w:rPr>
+                <w:rFonts w:ascii="Arial" w:hAnsi="Arial" w:cs="Arial"/>
+                <w:sz w:val="16"/>
+                <w:szCs w:val="16"/>
+              </w:rPr>
+              <w:t>price: 200000</w:t>
+            </w:r>
+            <w:r>
+              <w:rPr>
+                <w:rFonts w:ascii="Arial" w:hAnsi="Arial" w:cs="Arial"/>
+                <w:sz w:val="16"/>
+                <w:szCs w:val="16"/>
+              </w:rPr>
+              <w:t xml:space="preserve"> </w:t>
+            </w:r>
+            <w:r>
+              <w:rPr>
+                <w:rFonts w:ascii="Arial" w:hAnsi="Arial" w:cs="Arial"/>
+                <w:sz w:val="16"/>
+                <w:szCs w:val="16"/>
+              </w:rPr>
+              <w:t>category_id: 9999</w:t>
+            </w:r>
+            <w:r>
+              <w:rPr>
+                <w:rFonts w:ascii="Arial" w:hAnsi="Arial" w:cs="Arial"/>
+                <w:sz w:val="16"/>
+                <w:szCs w:val="16"/>
+              </w:rPr>
+              <w:t xml:space="preserve"> </w:t>
+            </w:r>
+            <w:r>
+              <w:rPr>
+                <w:rFonts w:ascii="Arial" w:hAnsi="Arial" w:cs="Arial"/>
+                <w:sz w:val="16"/>
+                <w:szCs w:val="16"/>
+              </w:rPr>
+              <w:t>Role: Admin</w:t>
+            </w:r>
+          </w:p>
+        </w:tc>
+        <w:tc>
+          <w:tcPr>
+            <w:tcW w:w="2214" w:type="dxa"/>
+            <w:vAlign w:val="center"/>
+          </w:tcPr>
+          <w:p>
+            <w:pPr>
+              <w:rPr>
+                <w:rFonts w:ascii="Arial" w:hAnsi="Arial" w:cs="Arial"/>
+                <w:sz w:val="16"/>
+                <w:szCs w:val="16"/>
+              </w:rPr>
+            </w:pPr>
+            <w:r>
+              <w:rPr>
+                <w:rFonts w:ascii="Arial" w:hAnsi="Arial" w:cs="Arial"/>
+                <w:sz w:val="16"/>
+                <w:szCs w:val="16"/>
+              </w:rPr>
+              <w:t>Hệ thống từ chối do category_id không khớp với bất kỳ danh mục hợp lệ nào trong CSDL.</w:t>
+            </w:r>
+          </w:p>
+        </w:tc>
+        <w:tc>
+          <w:tcPr>
+            <w:tcW w:w="2214" w:type="dxa"/>
+            <w:vAlign w:val="center"/>
+          </w:tcPr>
+          <w:p>
+            <w:pPr>
+              <w:rPr>
+                <w:rFonts w:ascii="Arial" w:hAnsi="Arial" w:cs="Arial"/>
+                <w:sz w:val="16"/>
+                <w:szCs w:val="16"/>
+              </w:rPr>
+            </w:pPr>
+            <w:r>
+              <w:rPr>
+                <w:rFonts w:ascii="Arial" w:hAnsi="Arial" w:cs="Arial"/>
+                <w:sz w:val="16"/>
+                <w:szCs w:val="16"/>
+              </w:rPr>
+              <w:t>Invalid</w:t>
+            </w:r>
+          </w:p>
+        </w:tc>
+      </w:tr>
+      <w:tr>
+        <w:tc>
+          <w:tcPr>
+            <w:tcW w:w="2214" w:type="dxa"/>
+            <w:vAlign w:val="center"/>
+          </w:tcPr>
+          <w:p>
+            <w:pPr>
+              <w:rPr>
+                <w:rFonts w:ascii="Arial" w:hAnsi="Arial" w:cs="Arial"/>
+                <w:sz w:val="16"/>
+                <w:szCs w:val="16"/>
+              </w:rPr>
+            </w:pPr>
+            <w:r>
+              <w:rPr>
+                <w:rFonts w:ascii="Arial" w:hAnsi="Arial" w:cs="Arial"/>
+                <w:sz w:val="16"/>
+                <w:szCs w:val="16"/>
+              </w:rPr>
+              <w:t>TC-FR15-008</w:t>
+            </w:r>
+          </w:p>
+        </w:tc>
+        <w:tc>
+          <w:tcPr>
+            <w:tcW w:w="2214" w:type="dxa"/>
+            <w:vAlign w:val="center"/>
+          </w:tcPr>
+          <w:p>
+            <w:pPr>
+              <w:rPr>
+                <w:rFonts w:ascii="Arial" w:hAnsi="Arial" w:cs="Arial"/>
+                <w:sz w:val="16"/>
+                <w:szCs w:val="16"/>
+              </w:rPr>
+            </w:pPr>
+            <w:r>
+              <w:rPr>
+                <w:rFonts w:ascii="Arial" w:hAnsi="Arial" w:cs="Arial"/>
+                <w:sz w:val="16"/>
+                <w:szCs w:val="16"/>
+              </w:rPr>
+              <w:t>Thêm sản phẩm để trống danh mục:</w:t>
+            </w:r>
+            <w:r>
+              <w:rPr>
+                <w:rFonts w:ascii="Arial" w:hAnsi="Arial" w:cs="Arial"/>
+                <w:sz w:val="16"/>
+                <w:szCs w:val="16"/>
+              </w:rPr>
+              <w:t xml:space="preserve"> </w:t>
+            </w:r>
+            <w:r>
+              <w:rPr>
+                <w:rFonts w:ascii="Arial" w:hAnsi="Arial" w:cs="Arial"/>
+                <w:sz w:val="16"/>
+                <w:szCs w:val="16"/>
+              </w:rPr>
+              <w:t xml:space="preserve">name: "Test </w:t>
+            </w:r>
+            <w:r>
+              <w:rPr>
+                <w:rFonts w:ascii="Arial" w:hAnsi="Arial" w:cs="Arial"/>
+                <w:sz w:val="16"/>
+                <w:szCs w:val="16"/>
+              </w:rPr>
+              <w:lastRenderedPageBreak/>
+              <w:t>Product"</w:t>
+            </w:r>
+            <w:r>
+              <w:rPr>
+                <w:rFonts w:ascii="Arial" w:hAnsi="Arial" w:cs="Arial"/>
+                <w:sz w:val="16"/>
+                <w:szCs w:val="16"/>
+              </w:rPr>
+              <w:t xml:space="preserve"> </w:t>
+            </w:r>
+            <w:r>
+              <w:rPr>
+                <w:rFonts w:ascii="Arial" w:hAnsi="Arial" w:cs="Arial"/>
+                <w:sz w:val="16"/>
+                <w:szCs w:val="16"/>
+              </w:rPr>
+              <w:t>price: 200000</w:t>
+            </w:r>
+            <w:r>
+              <w:rPr>
+                <w:rFonts w:ascii="Arial" w:hAnsi="Arial" w:cs="Arial"/>
+                <w:sz w:val="16"/>
+                <w:szCs w:val="16"/>
+              </w:rPr>
+              <w:t xml:space="preserve"> </w:t>
+            </w:r>
+            <w:r>
+              <w:rPr>
+                <w:rFonts w:ascii="Arial" w:hAnsi="Arial" w:cs="Arial"/>
+                <w:sz w:val="16"/>
+                <w:szCs w:val="16"/>
+              </w:rPr>
+              <w:t>category_id: null</w:t>
+            </w:r>
+            <w:r>
+              <w:rPr>
+                <w:rFonts w:ascii="Arial" w:hAnsi="Arial" w:cs="Arial"/>
+                <w:sz w:val="16"/>
+                <w:szCs w:val="16"/>
+              </w:rPr>
+              <w:t xml:space="preserve"> </w:t>
+            </w:r>
+            <w:r>
+              <w:rPr>
+                <w:rFonts w:ascii="Arial" w:hAnsi="Arial" w:cs="Arial"/>
+                <w:sz w:val="16"/>
+                <w:szCs w:val="16"/>
+              </w:rPr>
+              <w:t>Role: Admin</w:t>
+            </w:r>
+          </w:p>
+        </w:tc>
+        <w:tc>
+          <w:tcPr>
+            <w:tcW w:w="2214" w:type="dxa"/>
+            <w:vAlign w:val="center"/>
+          </w:tcPr>
+          <w:p>
+            <w:pPr>
+              <w:rPr>
+                <w:rFonts w:ascii="Arial" w:hAnsi="Arial" w:cs="Arial"/>
+                <w:sz w:val="16"/>
+                <w:szCs w:val="16"/>
+              </w:rPr>
+            </w:pPr>
+            <w:r>
+              <w:rPr>
+                <w:rFonts w:ascii="Arial" w:hAnsi="Arial" w:cs="Arial"/>
+                <w:sz w:val="16"/>
+                <w:szCs w:val="16"/>
+              </w:rPr>
+              <w:lastRenderedPageBreak/>
+              <w:t xml:space="preserve">Hệ thống báo lỗi do danh mục là trường bắt buộc </w:t>
+            </w:r>
+            <w:r>
+              <w:rPr>
+                <w:rFonts w:ascii="Arial" w:hAnsi="Arial" w:cs="Arial"/>
+                <w:sz w:val="16"/>
+                <w:szCs w:val="16"/>
+              </w:rPr>
+              <w:lastRenderedPageBreak/>
+              <w:t>phải chọn.</w:t>
+            </w:r>
+          </w:p>
+        </w:tc>
+        <w:tc>
+          <w:tcPr>
+            <w:tcW w:w="2214" w:type="dxa"/>
+            <w:vAlign w:val="center"/>
+          </w:tcPr>
+          <w:p>
+            <w:pPr>
+              <w:rPr>
+                <w:rFonts w:ascii="Arial" w:hAnsi="Arial" w:cs="Arial"/>
+                <w:sz w:val="16"/>
+                <w:szCs w:val="16"/>
+              </w:rPr>
+            </w:pPr>
+            <w:r>
+              <w:rPr>
+                <w:rFonts w:ascii="Arial" w:hAnsi="Arial" w:cs="Arial"/>
+                <w:sz w:val="16"/>
+                <w:szCs w:val="16"/>
+              </w:rPr>
+              <w:lastRenderedPageBreak/>
+              <w:t>Invalid</w:t>
+            </w:r>
+          </w:p>
+        </w:tc>
+      </w:tr>
+      <w:tr>
+        <w:tc>
+          <w:tcPr>
+            <w:tcW w:w="2214" w:type="dxa"/>
+            <w:vAlign w:val="center"/>
+          </w:tcPr>
+          <w:p>
+            <w:pPr>
+              <w:rPr>
+                <w:rFonts w:ascii="Arial" w:hAnsi="Arial" w:cs="Arial"/>
+                <w:sz w:val="16"/>
+                <w:szCs w:val="16"/>
+              </w:rPr>
+            </w:pPr>
+            <w:r>
+              <w:rPr>
+                <w:rFonts w:ascii="Arial" w:hAnsi="Arial" w:cs="Arial"/>
+                <w:sz w:val="16"/>
+                <w:szCs w:val="16"/>
+              </w:rPr>
+              <w:lastRenderedPageBreak/>
+              <w:t>TC-FR15-009</w:t>
+            </w:r>
+          </w:p>
+        </w:tc>
+        <w:tc>
+          <w:tcPr>
+            <w:tcW w:w="2214" w:type="dxa"/>
+            <w:vAlign w:val="center"/>
+          </w:tcPr>
+          <w:p>
+            <w:pPr>
+              <w:rPr>
+                <w:rFonts w:ascii="Arial" w:hAnsi="Arial" w:cs="Arial"/>
+                <w:sz w:val="16"/>
+                <w:szCs w:val="16"/>
+              </w:rPr>
+            </w:pPr>
+            <w:r>
+              <w:rPr>
+                <w:rFonts w:ascii="Arial" w:hAnsi="Arial" w:cs="Arial"/>
+                <w:sz w:val="16"/>
+                <w:szCs w:val="16"/>
+              </w:rPr>
+              <w:t>Thêm sản phẩm bằng tài khoản User thường:</w:t>
+            </w:r>
+            <w:r>
+              <w:rPr>
+                <w:rFonts w:ascii="Arial" w:hAnsi="Arial" w:cs="Arial"/>
+                <w:sz w:val="16"/>
+                <w:szCs w:val="16"/>
+              </w:rPr>
+              <w:t xml:space="preserve"> </w:t>
+            </w:r>
+            <w:r>
+              <w:rPr>
+                <w:rFonts w:ascii="Arial" w:hAnsi="Arial" w:cs="Arial"/>
+                <w:sz w:val="16"/>
+                <w:szCs w:val="16"/>
+              </w:rPr>
+              <w:t>name: "Hacker Product"</w:t>
+            </w:r>
+            <w:r>
+              <w:rPr>
+                <w:rFonts w:ascii="Arial" w:hAnsi="Arial" w:cs="Arial"/>
+                <w:sz w:val="16"/>
+                <w:szCs w:val="16"/>
+              </w:rPr>
+              <w:t xml:space="preserve"> </w:t>
+            </w:r>
+            <w:r>
+              <w:rPr>
+                <w:rFonts w:ascii="Arial" w:hAnsi="Arial" w:cs="Arial"/>
+                <w:sz w:val="16"/>
+                <w:szCs w:val="16"/>
+              </w:rPr>
+              <w:t>price: 100000</w:t>
+            </w:r>
+            <w:r>
+              <w:rPr>
+                <w:rFonts w:ascii="Arial" w:hAnsi="Arial" w:cs="Arial"/>
+                <w:sz w:val="16"/>
+                <w:szCs w:val="16"/>
+              </w:rPr>
+              <w:t xml:space="preserve"> </w:t>
+            </w:r>
+            <w:r>
+              <w:rPr>
+                <w:rFonts w:ascii="Arial" w:hAnsi="Arial" w:cs="Arial"/>
+                <w:sz w:val="16"/>
+                <w:szCs w:val="16"/>
+              </w:rPr>
+              <w:t>category_id: 1</w:t>
+            </w:r>
+            <w:r>
+              <w:rPr>
+                <w:rFonts w:ascii="Arial" w:hAnsi="Arial" w:cs="Arial"/>
+                <w:sz w:val="16"/>
+                <w:szCs w:val="16"/>
+              </w:rPr>
+              <w:t xml:space="preserve"> </w:t>
+            </w:r>
+            <w:r>
+              <w:rPr>
+                <w:rFonts w:ascii="Arial" w:hAnsi="Arial" w:cs="Arial"/>
+                <w:sz w:val="16"/>
+                <w:szCs w:val="16"/>
+              </w:rPr>
+              <w:t>Role: User (role = 'user')</w:t>
+            </w:r>
+          </w:p>
+        </w:tc>
+        <w:tc>
+          <w:tcPr>
+            <w:tcW w:w="2214" w:type="dxa"/>
+            <w:vAlign w:val="center"/>
+          </w:tcPr>
+          <w:p>
+            <w:pPr>
+              <w:rPr>
+                <w:rFonts w:ascii="Arial" w:hAnsi="Arial" w:cs="Arial"/>
+                <w:sz w:val="16"/>
+                <w:szCs w:val="16"/>
+              </w:rPr>
+            </w:pPr>
+            <w:r>
+              <w:rPr>
+                <w:rFonts w:ascii="Arial" w:hAnsi="Arial" w:cs="Arial"/>
+                <w:sz w:val="16"/>
+                <w:szCs w:val="16"/>
+              </w:rPr>
+              <w:t>Hệ thống từ chối truy cập (Trả về lỗi 403 Forbidden / Unauthorized), bảo vệ phân hệ Admin.</w:t>
+            </w:r>
+          </w:p>
+        </w:tc>
+        <w:tc>
+          <w:tcPr>
+            <w:tcW w:w="2214" w:type="dxa"/>
+            <w:vAlign w:val="center"/>
+          </w:tcPr>
+          <w:p>
+            <w:pPr>
+              <w:rPr>
+                <w:rFonts w:ascii="Arial" w:hAnsi="Arial" w:cs="Arial"/>
+                <w:sz w:val="16"/>
+                <w:szCs w:val="16"/>
+              </w:rPr>
+            </w:pPr>
+            <w:r>
+              <w:rPr>
+                <w:rFonts w:ascii="Arial" w:hAnsi="Arial" w:cs="Arial"/>
+                <w:sz w:val="16"/>
+                <w:szCs w:val="16"/>
+              </w:rPr>
+              <w:t>Invalid</w:t>
+            </w:r>
+          </w:p>
+        </w:tc>
+      </w:tr>
+      <w:tr>
+        <w:tc>
+          <w:tcPr>
+            <w:tcW w:w="2214" w:type="dxa"/>
+            <w:vAlign w:val="center"/>
+          </w:tcPr>
+          <w:p>
+            <w:pPr>
+              <w:rPr>
+                <w:rFonts w:ascii="Arial" w:hAnsi="Arial" w:cs="Arial"/>
+                <w:sz w:val="16"/>
+                <w:szCs w:val="16"/>
+              </w:rPr>
+            </w:pPr>
+            <w:r>
+              <w:rPr>
+                <w:rFonts w:ascii="Arial" w:hAnsi="Arial" w:cs="Arial"/>
+                <w:sz w:val="16"/>
+                <w:szCs w:val="16"/>
+              </w:rPr>
+              <w:t>TC-FR15-010</w:t>
+            </w:r>
+          </w:p>
+        </w:tc>
+        <w:tc>
+          <w:tcPr>
+            <w:tcW w:w="2214" w:type="dxa"/>
+            <w:vAlign w:val="center"/>
+          </w:tcPr>
+          <w:p>
+            <w:pPr>
+              <w:rPr>
+                <w:rFonts w:ascii="Arial" w:hAnsi="Arial" w:cs="Arial"/>
+                <w:sz w:val="16"/>
+                <w:szCs w:val="16"/>
+              </w:rPr>
+            </w:pPr>
+            <w:r>
+              <w:rPr>
+                <w:rFonts w:ascii="Arial" w:hAnsi="Arial" w:cs="Arial"/>
+                <w:sz w:val="16"/>
+                <w:szCs w:val="16"/>
+              </w:rPr>
+              <w:t>Thêm sản phẩm khi chưa đăng nhập:</w:t>
+            </w:r>
+            <w:r>
+              <w:rPr>
+                <w:rFonts w:ascii="Arial" w:hAnsi="Arial" w:cs="Arial"/>
+                <w:sz w:val="16"/>
+                <w:szCs w:val="16"/>
+              </w:rPr>
+              <w:t xml:space="preserve"> </w:t>
+            </w:r>
+            <w:r>
+              <w:rPr>
+                <w:rFonts w:ascii="Arial" w:hAnsi="Arial" w:cs="Arial"/>
+                <w:sz w:val="16"/>
+                <w:szCs w:val="16"/>
+              </w:rPr>
+              <w:t>name: "No Auth Product"</w:t>
+            </w:r>
+            <w:r>
+              <w:rPr>
+                <w:rFonts w:ascii="Arial" w:hAnsi="Arial" w:cs="Arial"/>
+                <w:sz w:val="16"/>
+                <w:szCs w:val="16"/>
+              </w:rPr>
+              <w:t xml:space="preserve"> </w:t>
+            </w:r>
+            <w:r>
+              <w:rPr>
+                <w:rFonts w:ascii="Arial" w:hAnsi="Arial" w:cs="Arial"/>
+                <w:sz w:val="16"/>
+                <w:szCs w:val="16"/>
+              </w:rPr>
+              <w:t>price: 100000</w:t>
+            </w:r>
+            <w:r>
+              <w:rPr>
+                <w:rFonts w:ascii="Arial" w:hAnsi="Arial" w:cs="Arial"/>
+                <w:sz w:val="16"/>
+                <w:szCs w:val="16"/>
+              </w:rPr>
+              <w:t xml:space="preserve"> </w:t>
+            </w:r>
+            <w:r>
+              <w:rPr>
+                <w:rFonts w:ascii="Arial" w:hAnsi="Arial" w:cs="Arial"/>
+                <w:sz w:val="16"/>
+                <w:szCs w:val="16"/>
+              </w:rPr>
+              <w:t>category_id: 1</w:t>
+            </w:r>
+            <w:r>
+              <w:rPr>
+                <w:rFonts w:ascii="Arial" w:hAnsi="Arial" w:cs="Arial"/>
+                <w:sz w:val="16"/>
+                <w:szCs w:val="16"/>
+              </w:rPr>
+              <w:t xml:space="preserve"> </w:t>
+            </w:r>
+            <w:r>
+              <w:rPr>
+                <w:rFonts w:ascii="Arial" w:hAnsi="Arial" w:cs="Arial"/>
+                <w:sz w:val="16"/>
+                <w:szCs w:val="16"/>
+              </w:rPr>
+              <w:t>Không gửi Token Authorization</w:t>
+            </w:r>
+          </w:p>
+        </w:tc>
+        <w:tc>
+          <w:tcPr>
+            <w:tcW w:w="2214" w:type="dxa"/>
+            <w:vAlign w:val="center"/>
+          </w:tcPr>
+          <w:p>
+            <w:pPr>
+              <w:rPr>
+                <w:rFonts w:ascii="Arial" w:hAnsi="Arial" w:cs="Arial"/>
+                <w:sz w:val="16"/>
+                <w:szCs w:val="16"/>
+              </w:rPr>
+            </w:pPr>
+            <w:r>
+              <w:rPr>
+                <w:rFonts w:ascii="Arial" w:hAnsi="Arial" w:cs="Arial"/>
+                <w:sz w:val="16"/>
+                <w:szCs w:val="16"/>
+              </w:rPr>
+              <w:t>Hệ thống từ chối yêu cầu (401 Unauthorized).</w:t>
+            </w:r>
+          </w:p>
+        </w:tc>
+        <w:tc>
+          <w:tcPr>
+            <w:tcW w:w="2214" w:type="dxa"/>
+            <w:vAlign w:val="center"/>
+          </w:tcPr>
+          <w:p>
+            <w:pPr>
+              <w:rPr>
+                <w:rFonts w:ascii="Arial" w:hAnsi="Arial" w:cs="Arial"/>
+                <w:sz w:val="16"/>
+                <w:szCs w:val="16"/>
+              </w:rPr>
+            </w:pPr>
+            <w:r>
+              <w:rPr>
+                <w:rFonts w:ascii="Arial" w:hAnsi="Arial" w:cs="Arial"/>
+                <w:sz w:val="16"/>
+                <w:szCs w:val="16"/>
+              </w:rPr>
+              <w:t>Invalid</w:t>
+            </w:r>
+          </w:p>
+        </w:tc>
+      </w:tr>
+      <w:tr>
+        <w:tc>
+          <w:tcPr>
+            <w:tcW w:w="2214" w:type="dxa"/>
+            <w:vAlign w:val="center"/>
+          </w:tcPr>
+          <w:p>
+            <w:pPr>
+              <w:rPr>
+                <w:rFonts w:ascii="Arial" w:hAnsi="Arial" w:cs="Arial"/>
+                <w:sz w:val="16"/>
+                <w:szCs w:val="16"/>
+              </w:rPr>
+            </w:pPr>
+            <w:r>
+              <w:rPr>
+                <w:rFonts w:ascii="Arial" w:hAnsi="Arial" w:cs="Arial"/>
+                <w:sz w:val="16"/>
+                <w:szCs w:val="16"/>
+              </w:rPr>
+              <w:t>TC-FR15-011</w:t>
+            </w:r>
+          </w:p>
+        </w:tc>
+        <w:tc>
+          <w:tcPr>
+            <w:tcW w:w="2214" w:type="dxa"/>
+            <w:vAlign w:val="center"/>
+          </w:tcPr>
+          <w:p>
+            <w:pPr>
+              <w:rPr>
+                <w:rFonts w:ascii="Arial" w:hAnsi="Arial" w:cs="Arial"/>
+                <w:sz w:val="16"/>
+                <w:szCs w:val="16"/>
+              </w:rPr>
+            </w:pPr>
+            <w:r>
+              <w:rPr>
+                <w:rFonts w:ascii="Arial" w:hAnsi="Arial" w:cs="Arial"/>
+                <w:sz w:val="16"/>
+                <w:szCs w:val="16"/>
+              </w:rPr>
+              <w:t>Cập nhật sản phẩm hợp lệ (PUT /api/products/1):</w:t>
+            </w:r>
+            <w:r>
+              <w:rPr>
+                <w:rFonts w:ascii="Arial" w:hAnsi="Arial" w:cs="Arial"/>
+                <w:sz w:val="16"/>
+                <w:szCs w:val="16"/>
+              </w:rPr>
+              <w:t xml:space="preserve"> </w:t>
+            </w:r>
+            <w:r>
+              <w:rPr>
+                <w:rFonts w:ascii="Arial" w:hAnsi="Arial" w:cs="Arial"/>
+                <w:sz w:val="16"/>
+                <w:szCs w:val="16"/>
+              </w:rPr>
+              <w:t>Đổi tên thành "iPhone 15 Pro Max (Updated)"</w:t>
+            </w:r>
+            <w:r>
+              <w:rPr>
+                <w:rFonts w:ascii="Arial" w:hAnsi="Arial" w:cs="Arial"/>
+                <w:sz w:val="16"/>
+                <w:szCs w:val="16"/>
+              </w:rPr>
+              <w:t xml:space="preserve"> </w:t>
+            </w:r>
+            <w:r>
+              <w:rPr>
+                <w:rFonts w:ascii="Arial" w:hAnsi="Arial" w:cs="Arial"/>
+                <w:sz w:val="16"/>
+                <w:szCs w:val="16"/>
+              </w:rPr>
+              <w:t>Role: Admin</w:t>
+            </w:r>
+          </w:p>
+        </w:tc>
+        <w:tc>
+          <w:tcPr>
+            <w:tcW w:w="2214" w:type="dxa"/>
+            <w:vAlign w:val="center"/>
+          </w:tcPr>
+          <w:p>
+            <w:pPr>
+              <w:rPr>
+                <w:rFonts w:ascii="Arial" w:hAnsi="Arial" w:cs="Arial"/>
+                <w:sz w:val="16"/>
+                <w:szCs w:val="16"/>
+              </w:rPr>
+            </w:pPr>
+            <w:r>
+              <w:rPr>
+                <w:rFonts w:ascii="Arial" w:hAnsi="Arial" w:cs="Arial"/>
+                <w:sz w:val="16"/>
+                <w:szCs w:val="16"/>
+              </w:rPr>
+              <w:t>Cập nhật thành công. Chỉ sản phẩm có id = 1 bị thay đổi thông tin, các sản phẩm khác (id &gt; 1) giữ nguyên trạng thái cũ.</w:t>
+            </w:r>
+          </w:p>
+        </w:tc>
+        <w:tc>
+          <w:tcPr>
+            <w:tcW w:w="2214" w:type="dxa"/>
+            <w:vAlign w:val="center"/>
+          </w:tcPr>
+          <w:p>
+            <w:pPr>
+              <w:rPr>
+                <w:rFonts w:ascii="Arial" w:hAnsi="Arial" w:cs="Arial"/>
+                <w:sz w:val="16"/>
+                <w:szCs w:val="16"/>
+              </w:rPr>
+            </w:pPr>
+            <w:r>
+              <w:rPr>
+                <w:rFonts w:ascii="Arial" w:hAnsi="Arial" w:cs="Arial"/>
+                <w:sz w:val="16"/>
+                <w:szCs w:val="16"/>
+              </w:rPr>
+              <w:t>Valid</w:t>
+            </w:r>
+          </w:p>
+        </w:tc>
+      </w:tr>
+      <w:tr>
+        <w:tc>
+          <w:tcPr>
+            <w:tcW w:w="2214" w:type="dxa"/>
+            <w:vAlign w:val="center"/>
+          </w:tcPr>
+          <w:p>
+            <w:pPr>
+              <w:rPr>
+                <w:rFonts w:ascii="Arial" w:hAnsi="Arial" w:cs="Arial"/>
+                <w:sz w:val="16"/>
+                <w:szCs w:val="16"/>
+              </w:rPr>
+            </w:pPr>
+            <w:r>
+              <w:rPr>
+                <w:rFonts w:ascii="Arial" w:hAnsi="Arial" w:cs="Arial"/>
+                <w:sz w:val="16"/>
+                <w:szCs w:val="16"/>
+              </w:rPr>
+              <w:t>TC-FR15-012</w:t>
+            </w:r>
+          </w:p>
+        </w:tc>
+        <w:tc>
+          <w:tcPr>
+            <w:tcW w:w="2214" w:type="dxa"/>
+            <w:vAlign w:val="center"/>
+          </w:tcPr>
+          <w:p>
+            <w:pPr>
+              <w:rPr>
+                <w:rFonts w:ascii="Arial" w:hAnsi="Arial" w:cs="Arial"/>
+                <w:sz w:val="16"/>
+                <w:szCs w:val="16"/>
+              </w:rPr>
+            </w:pPr>
+            <w:r>
+              <w:rPr>
+                <w:rFonts w:ascii="Arial" w:hAnsi="Arial" w:cs="Arial"/>
+                <w:sz w:val="16"/>
+                <w:szCs w:val="16"/>
+              </w:rPr>
+              <w:t>Cập nhật sản phẩm với id không tồn tại (PUT /api/products/99999):</w:t>
+            </w:r>
+            <w:r>
+              <w:rPr>
+                <w:rFonts w:ascii="Arial" w:hAnsi="Arial" w:cs="Arial"/>
+                <w:sz w:val="16"/>
+                <w:szCs w:val="16"/>
+              </w:rPr>
+              <w:t xml:space="preserve"> </w:t>
+            </w:r>
+            <w:r>
+              <w:rPr>
+                <w:rFonts w:ascii="Arial" w:hAnsi="Arial" w:cs="Arial"/>
+                <w:sz w:val="16"/>
+                <w:szCs w:val="16"/>
+              </w:rPr>
+              <w:t>Role: Admin</w:t>
+            </w:r>
+          </w:p>
+        </w:tc>
+        <w:tc>
+          <w:tcPr>
+            <w:tcW w:w="2214" w:type="dxa"/>
+            <w:vAlign w:val="center"/>
+          </w:tcPr>
+          <w:p>
+            <w:pPr>
+              <w:rPr>
+                <w:rFonts w:ascii="Arial" w:hAnsi="Arial" w:cs="Arial"/>
+                <w:sz w:val="16"/>
+                <w:szCs w:val="16"/>
+              </w:rPr>
+            </w:pPr>
+            <w:r>
+              <w:rPr>
+                <w:rFonts w:ascii="Arial" w:hAnsi="Arial" w:cs="Arial"/>
+                <w:sz w:val="16"/>
+                <w:szCs w:val="16"/>
+              </w:rPr>
+              <w:t>Hệ thống trả về lỗi 404 Not Found hoặc thông báo sản phẩm không tồn tại.</w:t>
+            </w:r>
+          </w:p>
+        </w:tc>
+        <w:tc>
+          <w:tcPr>
+            <w:tcW w:w="2214" w:type="dxa"/>
+            <w:vAlign w:val="center"/>
+          </w:tcPr>
+          <w:p>
+            <w:pPr>
+              <w:rPr>
+                <w:rFonts w:ascii="Arial" w:hAnsi="Arial" w:cs="Arial"/>
+                <w:sz w:val="16"/>
+                <w:szCs w:val="16"/>
+              </w:rPr>
+            </w:pPr>
+            <w:r>
+              <w:rPr>
+                <w:rFonts w:ascii="Arial" w:hAnsi="Arial" w:cs="Arial"/>
+                <w:sz w:val="16"/>
+                <w:szCs w:val="16"/>
+              </w:rPr>
+              <w:t>Invalid</w:t>
+            </w:r>
+          </w:p>
+        </w:tc>
+      </w:tr>
+    </w:tbl>
+    <w:p/>
+    <w:p>
+      <w:pPr>
+        <w:pStyle w:val="Heading5"/>
+        <w:rPr>
+          <w:rFonts w:ascii="Arial" w:hAnsi="Arial" w:cs="Arial"/>
+          <w:b/>
+          <w:i/>
+        </w:rPr>
+      </w:pPr>
+      <w:r>
+        <w:rPr>
+          <w:rFonts w:ascii="Arial" w:hAnsi="Arial" w:cs="Arial"/>
+          <w:b/>
+          <w:i/>
+        </w:rPr>
+        <w:t>Boundary Value Analysis</w:t>
+      </w:r>
+    </w:p>
+    <w:p/>
+    <w:p>
+      <w:pPr>
+        <w:rPr>
+          <w:rFonts w:ascii="Arial" w:hAnsi="Arial" w:cs="Arial"/>
+          <w:sz w:val="20"/>
+          <w:szCs w:val="20"/>
+        </w:rPr>
+      </w:pPr>
     </w:p>
     <w:sdt>
       <w:sdtPr>
@@ -32794,7 +35760,7 @@
 </file>
 
 <file path=customXml/itemProps1.xml><?xml version="1.0" encoding="utf-8"?>
-<ds:datastoreItem xmlns:ds="http://schemas.openxmlformats.org/officeDocument/2006/customXml" ds:itemID="{0FF09095-FB12-4BB6-B522-DEA7C99F175B}">
+<ds:datastoreItem xmlns:ds="http://schemas.openxmlformats.org/officeDocument/2006/customXml" ds:itemID="{06922364-1D40-4D4C-83D6-21BAEA3D983C}">
   <ds:schemaRefs>
     <ds:schemaRef ds:uri="http://schemas.openxmlformats.org/officeDocument/2006/bibliography"/>
   </ds:schemaRefs>

--- a/MainReport.docx
+++ b/MainReport.docx
@@ -13590,25 +13590,7 @@
           <w:sz w:val="20"/>
           <w:szCs w:val="20"/>
         </w:rPr>
-        <w:t xml:space="preserve">- </w:t>
-      </w:r>
-      <w:r>
-        <w:rPr>
-          <w:rFonts w:ascii="Arial" w:hAnsi="Arial" w:cs="Arial"/>
-          <w:b/>
-          <w:sz w:val="20"/>
-          <w:szCs w:val="20"/>
-        </w:rPr>
-        <w:t xml:space="preserve">Bước 1. </w:t>
-      </w:r>
-      <w:r>
-        <w:rPr>
-          <w:rFonts w:ascii="Arial" w:hAnsi="Arial" w:cs="Arial"/>
-          <w:b/>
-          <w:sz w:val="20"/>
-          <w:szCs w:val="20"/>
-        </w:rPr>
-        <w:t>Nhận diện đúng thuộc tính có biên:</w:t>
+        <w:t>- Bước 1. Nhận diện đúng thuộc tính có biên:</w:t>
       </w:r>
       <w:r>
         <w:rPr>
@@ -13682,15 +13664,7 @@
           <w:sz w:val="20"/>
           <w:szCs w:val="20"/>
         </w:rPr>
-        <w:t xml:space="preserve">ợng rời rạc có thứ tự rõ ràng (số nguyên), rất nhạy cảm với các lỗi lập trình </w:t>
-      </w:r>
-      <w:r>
-        <w:rPr>
-          <w:rFonts w:ascii="Arial" w:hAnsi="Arial" w:cs="Arial"/>
-          <w:sz w:val="20"/>
-          <w:szCs w:val="20"/>
-        </w:rPr>
-        <w:t>so sánh (`&gt;`, `&lt;`, `&gt;=`, `&lt;=`).</w:t>
+        <w:t>ợng rời rạc có thứ tự rõ ràng (số nguyên), rất nhạy cảm với các lỗi lập trình so sánh (`&gt;`, `&lt;`, `&gt;=`, `&lt;=`).</w:t>
       </w:r>
     </w:p>
     <w:p>
@@ -13726,16 +13700,7 @@
           <w:sz w:val="20"/>
           <w:szCs w:val="20"/>
         </w:rPr>
-        <w:t xml:space="preserve">Bước 2. </w:t>
-      </w:r>
-      <w:r>
-        <w:rPr>
-          <w:rFonts w:ascii="Arial" w:hAnsi="Arial" w:cs="Arial"/>
-          <w:b/>
-          <w:sz w:val="20"/>
-          <w:szCs w:val="20"/>
-        </w:rPr>
-        <w:t>Khai thác biên t</w:t>
+        <w:t>Bước 2. Khai thác biên t</w:t>
       </w:r>
       <w:r>
         <w:rPr>
@@ -13753,16 +13718,7 @@
           <w:sz w:val="20"/>
           <w:szCs w:val="20"/>
         </w:rPr>
-        <w:t>ờng minh &amp; ngầm đị</w:t>
-      </w:r>
-      <w:r>
-        <w:rPr>
-          <w:rFonts w:ascii="Arial" w:hAnsi="Arial" w:cs="Arial"/>
-          <w:b/>
-          <w:sz w:val="20"/>
-          <w:szCs w:val="20"/>
-        </w:rPr>
-        <w:t>nh:</w:t>
+        <w:t>ờng minh &amp; ngầm định:</w:t>
       </w:r>
     </w:p>
     <w:p>
@@ -13864,15 +13820,7 @@
           <w:sz w:val="20"/>
           <w:szCs w:val="20"/>
         </w:rPr>
-        <w:t>ợc bổ sung để kiểm tra độ bền vững của ứng dụ</w:t>
-      </w:r>
-      <w:r>
-        <w:rPr>
-          <w:rFonts w:ascii="Arial" w:hAnsi="Arial" w:cs="Arial"/>
-          <w:sz w:val="20"/>
-          <w:szCs w:val="20"/>
-        </w:rPr>
-        <w:t>ng.</w:t>
+        <w:t>ợc bổ sung để kiểm tra độ bền vững của ứng dụng.</w:t>
       </w:r>
     </w:p>
     <w:p>
@@ -13890,25 +13838,7 @@
           <w:sz w:val="20"/>
           <w:szCs w:val="20"/>
         </w:rPr>
-        <w:t xml:space="preserve">- </w:t>
-      </w:r>
-      <w:r>
-        <w:rPr>
-          <w:rFonts w:ascii="Arial" w:hAnsi="Arial" w:cs="Arial"/>
-          <w:b/>
-          <w:sz w:val="20"/>
-          <w:szCs w:val="20"/>
-        </w:rPr>
-        <w:t xml:space="preserve">Bước 3. </w:t>
-      </w:r>
-      <w:r>
-        <w:rPr>
-          <w:rFonts w:ascii="Arial" w:hAnsi="Arial" w:cs="Arial"/>
-          <w:b/>
-          <w:sz w:val="20"/>
-          <w:szCs w:val="20"/>
-        </w:rPr>
-        <w:t>Ứng dụng chuẩn 3-value BVA</w:t>
+        <w:t>- Bước 3. Ứng dụng chuẩn 3-value BVA</w:t>
       </w:r>
       <w:r>
         <w:rPr>
@@ -13934,15 +13864,7 @@
           <w:sz w:val="20"/>
           <w:szCs w:val="20"/>
         </w:rPr>
-        <w:t xml:space="preserve"> +1 và -1, , +1) giúp phát hiện triệt để các lỗi `Off-by-one` kinh điển của lập trình viên (ví dụ: viết nhầm điều kiện `quantity</w:t>
-      </w:r>
-      <w:r>
-        <w:rPr>
-          <w:rFonts w:ascii="Arial" w:hAnsi="Arial" w:cs="Arial"/>
-          <w:sz w:val="20"/>
-          <w:szCs w:val="20"/>
-        </w:rPr>
-        <w:t xml:space="preserve"> &gt; 1` thay vì `quantity &gt;= 1`).</w:t>
+        <w:t xml:space="preserve"> +1 và -1, , +1) giúp phát hiện triệt để các lỗi `Off-by-one` kinh điển của lập trình viên (ví dụ: viết nhầm điều kiện `quantity &gt; 1` thay vì `quantity &gt;= 1`).</w:t>
       </w:r>
     </w:p>
     <w:p>
@@ -13960,25 +13882,7 @@
           <w:sz w:val="20"/>
           <w:szCs w:val="20"/>
         </w:rPr>
-        <w:t xml:space="preserve">- </w:t>
-      </w:r>
-      <w:r>
-        <w:rPr>
-          <w:rFonts w:ascii="Arial" w:hAnsi="Arial" w:cs="Arial"/>
-          <w:b/>
-          <w:sz w:val="20"/>
-          <w:szCs w:val="20"/>
-        </w:rPr>
-        <w:t xml:space="preserve">Bước 4. </w:t>
-      </w:r>
-      <w:r>
-        <w:rPr>
-          <w:rFonts w:ascii="Arial" w:hAnsi="Arial" w:cs="Arial"/>
-          <w:b/>
-          <w:sz w:val="20"/>
-          <w:szCs w:val="20"/>
-        </w:rPr>
-        <w:t>Cô lập biến (Isolate variables):</w:t>
+        <w:t>- Bước 4. Cô lập biến (Isolate variables):</w:t>
       </w:r>
       <w:r>
         <w:rPr>
@@ -14061,6 +13965,26 @@
         <w:t>Domain Testing</w:t>
       </w:r>
     </w:p>
+    <w:p>
+      <w:pPr>
+        <w:pStyle w:val="ListParagraph"/>
+        <w:numPr>
+          <w:ilvl w:val="0"/>
+          <w:numId w:val="50"/>
+        </w:numPr>
+        <w:rPr>
+          <w:rFonts w:ascii="Arial" w:hAnsi="Arial" w:cs="Arial"/>
+          <w:b/>
+        </w:rPr>
+      </w:pPr>
+      <w:r>
+        <w:rPr>
+          <w:rFonts w:ascii="Arial" w:hAnsi="Arial" w:cs="Arial"/>
+          <w:b/>
+        </w:rPr>
+        <w:t>Test cases</w:t>
+      </w:r>
+    </w:p>
     <w:tbl>
       <w:tblPr>
         <w:tblStyle w:val="TableGrid"/>
@@ -14822,7 +14746,7 @@
                 <w:sz w:val="16"/>
                 <w:szCs w:val="16"/>
               </w:rPr>
-              <w:t>Hệ thống từ chối, trả về lỗi do giá sản phẩm phải là số dương lớn hơn 0 ($\text{price} &gt; 0$).</w:t>
+              <w:t>Hệ thống từ chối, trả về lỗi do giá sản phẩm phải là số dương lớn hơn 0 ({price} &gt; 0).</w:t>
             </w:r>
           </w:p>
         </w:tc>
@@ -15163,8 +15087,6 @@
               </w:rPr>
               <w:t>Invalid</w:t>
             </w:r>
-            <w:bookmarkStart w:id="1" w:name="_GoBack"/>
-            <w:bookmarkEnd w:id="1"/>
           </w:p>
         </w:tc>
       </w:tr>
@@ -15275,7 +15197,16 @@
                 <w:sz w:val="16"/>
                 <w:szCs w:val="16"/>
               </w:rPr>
-              <w:t>Role: Admin</w:t>
+              <w:t xml:space="preserve">Role: </w:t>
+            </w:r>
+            <w:r>
+              <w:rPr>
+                <w:rFonts w:ascii="Arial" w:hAnsi="Arial" w:cs="Arial"/>
+                <w:sz w:val="16"/>
+                <w:szCs w:val="16"/>
+              </w:rPr>
+              <w:lastRenderedPageBreak/>
+              <w:t>Admin</w:t>
             </w:r>
           </w:p>
         </w:tc>
@@ -15298,6 +15229,7 @@
                 <w:sz w:val="16"/>
                 <w:szCs w:val="16"/>
               </w:rPr>
+              <w:lastRenderedPageBreak/>
               <w:t>Hệ thống từ chối do category_id không khớp với bất kỳ danh mục hợp lệ nào trong CSDL.</w:t>
             </w:r>
           </w:p>
@@ -15346,6 +15278,7 @@
                 <w:sz w:val="16"/>
                 <w:szCs w:val="16"/>
               </w:rPr>
+              <w:lastRenderedPageBreak/>
               <w:t>TC-FR15-008</w:t>
             </w:r>
           </w:p>
@@ -15385,16 +15318,7 @@
                 <w:sz w:val="16"/>
                 <w:szCs w:val="16"/>
               </w:rPr>
-              <w:t xml:space="preserve">name: "Test </w:t>
-            </w:r>
-            <w:r>
-              <w:rPr>
-                <w:rFonts w:ascii="Arial" w:hAnsi="Arial" w:cs="Arial"/>
-                <w:sz w:val="16"/>
-                <w:szCs w:val="16"/>
-              </w:rPr>
-              <w:lastRenderedPageBreak/>
-              <w:t>Product"</w:t>
+              <w:t>name: "Test Product"</w:t>
             </w:r>
             <w:r>
               <w:rPr>
@@ -15465,17 +15389,7 @@
                 <w:sz w:val="16"/>
                 <w:szCs w:val="16"/>
               </w:rPr>
-              <w:lastRenderedPageBreak/>
-              <w:t xml:space="preserve">Hệ thống báo lỗi do danh mục là trường bắt buộc </w:t>
-            </w:r>
-            <w:r>
-              <w:rPr>
-                <w:rFonts w:ascii="Arial" w:hAnsi="Arial" w:cs="Arial"/>
-                <w:sz w:val="16"/>
-                <w:szCs w:val="16"/>
-              </w:rPr>
-              <w:lastRenderedPageBreak/>
-              <w:t>phải chọn.</w:t>
+              <w:t>Hệ thống báo lỗi do danh mục là trường bắt buộc phải chọn.</w:t>
             </w:r>
           </w:p>
         </w:tc>
@@ -15498,7 +15412,6 @@
                 <w:sz w:val="16"/>
                 <w:szCs w:val="16"/>
               </w:rPr>
-              <w:lastRenderedPageBreak/>
               <w:t>Invalid</w:t>
             </w:r>
           </w:p>
@@ -15524,7 +15437,6 @@
                 <w:sz w:val="16"/>
                 <w:szCs w:val="16"/>
               </w:rPr>
-              <w:lastRenderedPageBreak/>
               <w:t>TC-FR15-009</w:t>
             </w:r>
           </w:p>
@@ -16058,7 +15970,565 @@
         </w:tc>
       </w:tr>
     </w:tbl>
-    <w:p/>
+    <w:p>
+      <w:pPr>
+        <w:pStyle w:val="ListParagraph"/>
+        <w:numPr>
+          <w:ilvl w:val="0"/>
+          <w:numId w:val="50"/>
+        </w:numPr>
+        <w:rPr>
+          <w:rFonts w:ascii="Arial" w:hAnsi="Arial" w:cs="Arial"/>
+          <w:b/>
+        </w:rPr>
+      </w:pPr>
+      <w:r>
+        <w:rPr>
+          <w:rFonts w:ascii="Arial" w:hAnsi="Arial" w:cs="Arial"/>
+          <w:b/>
+        </w:rPr>
+        <w:t>Explaination</w:t>
+      </w:r>
+    </w:p>
+    <w:p>
+      <w:pPr>
+        <w:ind w:left="360"/>
+        <w:rPr>
+          <w:rFonts w:ascii="Arial" w:hAnsi="Arial" w:cs="Arial"/>
+          <w:b/>
+          <w:sz w:val="20"/>
+          <w:szCs w:val="20"/>
+        </w:rPr>
+      </w:pPr>
+      <w:r>
+        <w:rPr>
+          <w:rFonts w:ascii="Arial" w:hAnsi="Arial" w:cs="Arial"/>
+          <w:b/>
+          <w:sz w:val="20"/>
+          <w:szCs w:val="20"/>
+        </w:rPr>
+        <w:t>B</w:t>
+      </w:r>
+      <w:r>
+        <w:rPr>
+          <w:rFonts w:ascii="Arial" w:hAnsi="Arial" w:cs="Arial" w:hint="cs"/>
+          <w:b/>
+          <w:sz w:val="20"/>
+          <w:szCs w:val="20"/>
+        </w:rPr>
+        <w:t>ư</w:t>
+      </w:r>
+      <w:r>
+        <w:rPr>
+          <w:rFonts w:ascii="Arial" w:hAnsi="Arial" w:cs="Arial"/>
+          <w:b/>
+          <w:sz w:val="20"/>
+          <w:szCs w:val="20"/>
+        </w:rPr>
+        <w:t>ớc 1 (Xác định biến đầu vào &amp; Phân vùng t</w:t>
+      </w:r>
+      <w:r>
+        <w:rPr>
+          <w:rFonts w:ascii="Arial" w:hAnsi="Arial" w:cs="Arial" w:hint="cs"/>
+          <w:b/>
+          <w:sz w:val="20"/>
+          <w:szCs w:val="20"/>
+        </w:rPr>
+        <w:t>ươ</w:t>
+      </w:r>
+      <w:r>
+        <w:rPr>
+          <w:rFonts w:ascii="Arial" w:hAnsi="Arial" w:cs="Arial"/>
+          <w:b/>
+          <w:sz w:val="20"/>
+          <w:szCs w:val="20"/>
+        </w:rPr>
+        <w:t>ng đ</w:t>
+      </w:r>
+      <w:r>
+        <w:rPr>
+          <w:rFonts w:ascii="Arial" w:hAnsi="Arial" w:cs="Arial" w:hint="cs"/>
+          <w:b/>
+          <w:sz w:val="20"/>
+          <w:szCs w:val="20"/>
+        </w:rPr>
+        <w:t>ươ</w:t>
+      </w:r>
+      <w:r>
+        <w:rPr>
+          <w:rFonts w:ascii="Arial" w:hAnsi="Arial" w:cs="Arial"/>
+          <w:b/>
+          <w:sz w:val="20"/>
+          <w:szCs w:val="20"/>
+        </w:rPr>
+        <w:t>ng):</w:t>
+      </w:r>
+    </w:p>
+    <w:p>
+      <w:pPr>
+        <w:rPr>
+          <w:rFonts w:ascii="Arial" w:hAnsi="Arial" w:cs="Arial"/>
+          <w:sz w:val="20"/>
+          <w:szCs w:val="20"/>
+        </w:rPr>
+      </w:pPr>
+      <w:r>
+        <w:rPr>
+          <w:rFonts w:ascii="Arial" w:hAnsi="Arial" w:cs="Arial"/>
+          <w:sz w:val="20"/>
+          <w:szCs w:val="20"/>
+        </w:rPr>
+        <w:t>Tôi đã phân tích kỹ đặc tả FR-15 để tách bạch các tr</w:t>
+      </w:r>
+      <w:r>
+        <w:rPr>
+          <w:rFonts w:ascii="Arial" w:hAnsi="Arial" w:cs="Arial" w:hint="cs"/>
+          <w:sz w:val="20"/>
+          <w:szCs w:val="20"/>
+        </w:rPr>
+        <w:t>ư</w:t>
+      </w:r>
+      <w:r>
+        <w:rPr>
+          <w:rFonts w:ascii="Arial" w:hAnsi="Arial" w:cs="Arial"/>
+          <w:sz w:val="20"/>
+          <w:szCs w:val="20"/>
+        </w:rPr>
+        <w:t>ờng dữ liệu đầu vào của tính năng Quản lý Sản phẩm (`name`, `price`, `category_id`), cùng với các điều kiện môi tr</w:t>
+      </w:r>
+      <w:r>
+        <w:rPr>
+          <w:rFonts w:ascii="Arial" w:hAnsi="Arial" w:cs="Arial" w:hint="cs"/>
+          <w:sz w:val="20"/>
+          <w:szCs w:val="20"/>
+        </w:rPr>
+        <w:t>ư</w:t>
+      </w:r>
+      <w:r>
+        <w:rPr>
+          <w:rFonts w:ascii="Arial" w:hAnsi="Arial" w:cs="Arial"/>
+          <w:sz w:val="20"/>
+          <w:szCs w:val="20"/>
+        </w:rPr>
+        <w:t>ờng/hệ thống quan trọng nh</w:t>
+      </w:r>
+      <w:r>
+        <w:rPr>
+          <w:rFonts w:ascii="Arial" w:hAnsi="Arial" w:cs="Arial" w:hint="cs"/>
+          <w:sz w:val="20"/>
+          <w:szCs w:val="20"/>
+        </w:rPr>
+        <w:t>ư</w:t>
+      </w:r>
+      <w:r>
+        <w:rPr>
+          <w:rFonts w:ascii="Arial" w:hAnsi="Arial" w:cs="Arial"/>
+          <w:sz w:val="20"/>
+          <w:szCs w:val="20"/>
+        </w:rPr>
+        <w:t xml:space="preserve"> Phân quyền Admin (Role) và ID sản phẩm khi cập nhật (Update Target).</w:t>
+      </w:r>
+    </w:p>
+    <w:p>
+      <w:pPr>
+        <w:rPr>
+          <w:rFonts w:ascii="Arial" w:hAnsi="Arial" w:cs="Arial"/>
+          <w:sz w:val="20"/>
+          <w:szCs w:val="20"/>
+        </w:rPr>
+      </w:pPr>
+      <w:r>
+        <w:rPr>
+          <w:rFonts w:ascii="Arial" w:hAnsi="Arial" w:cs="Arial"/>
+          <w:sz w:val="20"/>
+          <w:szCs w:val="20"/>
+        </w:rPr>
+        <w:t>Mỗi biến đ</w:t>
+      </w:r>
+      <w:r>
+        <w:rPr>
+          <w:rFonts w:ascii="Arial" w:hAnsi="Arial" w:cs="Arial" w:hint="cs"/>
+          <w:sz w:val="20"/>
+          <w:szCs w:val="20"/>
+        </w:rPr>
+        <w:t>ư</w:t>
+      </w:r>
+      <w:r>
+        <w:rPr>
+          <w:rFonts w:ascii="Arial" w:hAnsi="Arial" w:cs="Arial"/>
+          <w:sz w:val="20"/>
+          <w:szCs w:val="20"/>
+        </w:rPr>
+        <w:t>ợc chia rõ thành các phân vùng Valid (hợp lệ theo đúng đặc tả) và Invalid (vi phạm ràng buộc về khoảng giá trị, kiểu dữ liệu, rỗng, hoặc không tồn tạ</w:t>
+      </w:r>
+      <w:r>
+        <w:rPr>
+          <w:rFonts w:ascii="Arial" w:hAnsi="Arial" w:cs="Arial"/>
+          <w:sz w:val="20"/>
+          <w:szCs w:val="20"/>
+        </w:rPr>
+        <w:t>i trong CSDL).</w:t>
+      </w:r>
+    </w:p>
+    <w:p>
+      <w:pPr>
+        <w:ind w:left="360"/>
+        <w:rPr>
+          <w:rFonts w:ascii="Arial" w:hAnsi="Arial" w:cs="Arial"/>
+          <w:b/>
+          <w:sz w:val="20"/>
+          <w:szCs w:val="20"/>
+        </w:rPr>
+      </w:pPr>
+      <w:r>
+        <w:rPr>
+          <w:rFonts w:ascii="Arial" w:hAnsi="Arial" w:cs="Arial"/>
+          <w:b/>
+          <w:sz w:val="20"/>
+          <w:szCs w:val="20"/>
+        </w:rPr>
+        <w:t>B</w:t>
+      </w:r>
+      <w:r>
+        <w:rPr>
+          <w:rFonts w:ascii="Arial" w:hAnsi="Arial" w:cs="Arial" w:hint="cs"/>
+          <w:b/>
+          <w:sz w:val="20"/>
+          <w:szCs w:val="20"/>
+        </w:rPr>
+        <w:t>ư</w:t>
+      </w:r>
+      <w:r>
+        <w:rPr>
+          <w:rFonts w:ascii="Arial" w:hAnsi="Arial" w:cs="Arial"/>
+          <w:b/>
+          <w:sz w:val="20"/>
+          <w:szCs w:val="20"/>
+        </w:rPr>
+        <w:t>ớc 2 (Ma trận kết hợ</w:t>
+      </w:r>
+      <w:r>
+        <w:rPr>
+          <w:rFonts w:ascii="Arial" w:hAnsi="Arial" w:cs="Arial"/>
+          <w:b/>
+          <w:sz w:val="20"/>
+          <w:szCs w:val="20"/>
+        </w:rPr>
+        <w:t>p phân vùng):</w:t>
+      </w:r>
+    </w:p>
+    <w:p>
+      <w:pPr>
+        <w:rPr>
+          <w:rFonts w:ascii="Arial" w:hAnsi="Arial" w:cs="Arial"/>
+          <w:sz w:val="20"/>
+          <w:szCs w:val="20"/>
+        </w:rPr>
+      </w:pPr>
+      <w:r>
+        <w:rPr>
+          <w:rFonts w:ascii="Arial" w:hAnsi="Arial" w:cs="Arial"/>
+          <w:sz w:val="20"/>
+          <w:szCs w:val="20"/>
+        </w:rPr>
+        <w:t>Áp dụng chiến l</w:t>
+      </w:r>
+      <w:r>
+        <w:rPr>
+          <w:rFonts w:ascii="Arial" w:hAnsi="Arial" w:cs="Arial" w:hint="cs"/>
+          <w:sz w:val="20"/>
+          <w:szCs w:val="20"/>
+        </w:rPr>
+        <w:t>ư</w:t>
+      </w:r>
+      <w:r>
+        <w:rPr>
+          <w:rFonts w:ascii="Arial" w:hAnsi="Arial" w:cs="Arial"/>
+          <w:sz w:val="20"/>
+          <w:szCs w:val="20"/>
+        </w:rPr>
+        <w:t>ợc Base Choice Coverage: Lấy ca kiểm thử `M-01` làm gốc hoàn toàn hợp lệ (Valid Base). Sau đó, tiến hành xoay vòng thay đổi đ</w:t>
+      </w:r>
+      <w:r>
+        <w:rPr>
+          <w:rFonts w:ascii="Arial" w:hAnsi="Arial" w:cs="Arial" w:hint="cs"/>
+          <w:sz w:val="20"/>
+          <w:szCs w:val="20"/>
+        </w:rPr>
+        <w:t>ơ</w:t>
+      </w:r>
+      <w:r>
+        <w:rPr>
+          <w:rFonts w:ascii="Arial" w:hAnsi="Arial" w:cs="Arial"/>
+          <w:sz w:val="20"/>
+          <w:szCs w:val="20"/>
+        </w:rPr>
+        <w:t>n lẻ từng biến sang các trạng thái Invalid t</w:t>
+      </w:r>
+      <w:r>
+        <w:rPr>
+          <w:rFonts w:ascii="Arial" w:hAnsi="Arial" w:cs="Arial" w:hint="cs"/>
+          <w:sz w:val="20"/>
+          <w:szCs w:val="20"/>
+        </w:rPr>
+        <w:t>ươ</w:t>
+      </w:r>
+      <w:r>
+        <w:rPr>
+          <w:rFonts w:ascii="Arial" w:hAnsi="Arial" w:cs="Arial"/>
+          <w:sz w:val="20"/>
+          <w:szCs w:val="20"/>
+        </w:rPr>
+        <w:t xml:space="preserve">ng ứng (`M-02` đến `M-11`). Cách tiếp cận này giúp tối </w:t>
+      </w:r>
+      <w:r>
+        <w:rPr>
+          <w:rFonts w:ascii="Arial" w:hAnsi="Arial" w:cs="Arial" w:hint="cs"/>
+          <w:sz w:val="20"/>
+          <w:szCs w:val="20"/>
+        </w:rPr>
+        <w:t>ư</w:t>
+      </w:r>
+      <w:r>
+        <w:rPr>
+          <w:rFonts w:ascii="Arial" w:hAnsi="Arial" w:cs="Arial"/>
+          <w:sz w:val="20"/>
+          <w:szCs w:val="20"/>
+        </w:rPr>
+        <w:t>u số l</w:t>
+      </w:r>
+      <w:r>
+        <w:rPr>
+          <w:rFonts w:ascii="Arial" w:hAnsi="Arial" w:cs="Arial" w:hint="cs"/>
+          <w:sz w:val="20"/>
+          <w:szCs w:val="20"/>
+        </w:rPr>
+        <w:t>ư</w:t>
+      </w:r>
+      <w:r>
+        <w:rPr>
+          <w:rFonts w:ascii="Arial" w:hAnsi="Arial" w:cs="Arial"/>
+          <w:sz w:val="20"/>
+          <w:szCs w:val="20"/>
+        </w:rPr>
+        <w:t>ợng test case nh</w:t>
+      </w:r>
+      <w:r>
+        <w:rPr>
+          <w:rFonts w:ascii="Arial" w:hAnsi="Arial" w:cs="Arial" w:hint="cs"/>
+          <w:sz w:val="20"/>
+          <w:szCs w:val="20"/>
+        </w:rPr>
+        <w:t>ư</w:t>
+      </w:r>
+      <w:r>
+        <w:rPr>
+          <w:rFonts w:ascii="Arial" w:hAnsi="Arial" w:cs="Arial"/>
+          <w:sz w:val="20"/>
+          <w:szCs w:val="20"/>
+        </w:rPr>
+        <w:t>ng vẫn đảm bảo phủ kín toàn bộ các rủi ro nghiệp vụ của tính năng CRUD sản phẩ</w:t>
+      </w:r>
+      <w:r>
+        <w:rPr>
+          <w:rFonts w:ascii="Arial" w:hAnsi="Arial" w:cs="Arial"/>
+          <w:sz w:val="20"/>
+          <w:szCs w:val="20"/>
+        </w:rPr>
+        <w:t>m.</w:t>
+      </w:r>
+    </w:p>
+    <w:p>
+      <w:pPr>
+        <w:ind w:left="360"/>
+        <w:rPr>
+          <w:rFonts w:ascii="Arial" w:hAnsi="Arial" w:cs="Arial"/>
+          <w:b/>
+          <w:sz w:val="20"/>
+          <w:szCs w:val="20"/>
+        </w:rPr>
+      </w:pPr>
+      <w:r>
+        <w:rPr>
+          <w:rFonts w:ascii="Arial" w:hAnsi="Arial" w:cs="Arial"/>
+          <w:b/>
+          <w:sz w:val="20"/>
+          <w:szCs w:val="20"/>
+        </w:rPr>
+        <w:t>B</w:t>
+      </w:r>
+      <w:r>
+        <w:rPr>
+          <w:rFonts w:ascii="Arial" w:hAnsi="Arial" w:cs="Arial" w:hint="cs"/>
+          <w:b/>
+          <w:sz w:val="20"/>
+          <w:szCs w:val="20"/>
+        </w:rPr>
+        <w:t>ư</w:t>
+      </w:r>
+      <w:r>
+        <w:rPr>
+          <w:rFonts w:ascii="Arial" w:hAnsi="Arial" w:cs="Arial"/>
+          <w:b/>
+          <w:sz w:val="20"/>
+          <w:szCs w:val="20"/>
+        </w:rPr>
+        <w:t>ớc 3 (Xuấ</w:t>
+      </w:r>
+      <w:r>
+        <w:rPr>
+          <w:rFonts w:ascii="Arial" w:hAnsi="Arial" w:cs="Arial"/>
+          <w:b/>
+          <w:sz w:val="20"/>
+          <w:szCs w:val="20"/>
+        </w:rPr>
+        <w:t>t danh sách Test Case):</w:t>
+      </w:r>
+    </w:p>
+    <w:p>
+      <w:pPr>
+        <w:rPr>
+          <w:rFonts w:ascii="Arial" w:hAnsi="Arial" w:cs="Arial"/>
+          <w:sz w:val="20"/>
+          <w:szCs w:val="20"/>
+        </w:rPr>
+      </w:pPr>
+      <w:r>
+        <w:rPr>
+          <w:rFonts w:ascii="Arial" w:hAnsi="Arial" w:cs="Arial"/>
+          <w:sz w:val="20"/>
+          <w:szCs w:val="20"/>
+        </w:rPr>
+        <w:t>Danh sách 12 test cases đ</w:t>
+      </w:r>
+      <w:r>
+        <w:rPr>
+          <w:rFonts w:ascii="Arial" w:hAnsi="Arial" w:cs="Arial" w:hint="cs"/>
+          <w:sz w:val="20"/>
+          <w:szCs w:val="20"/>
+        </w:rPr>
+        <w:t>ư</w:t>
+      </w:r>
+      <w:r>
+        <w:rPr>
+          <w:rFonts w:ascii="Arial" w:hAnsi="Arial" w:cs="Arial"/>
+          <w:sz w:val="20"/>
+          <w:szCs w:val="20"/>
+        </w:rPr>
+        <w:t>ợc mô tả cụ thể với dữ liệu đầu vào (`Input Data`) và kết quả mong đợi (`Expected Output`) rõ ràng, bao gồm cả các kiểm tra về bảo mật phân quyền (Admin vs. User) và tính nguyên vẹn dữ liệu khi cập nhậ</w:t>
+      </w:r>
+      <w:r>
+        <w:rPr>
+          <w:rFonts w:ascii="Arial" w:hAnsi="Arial" w:cs="Arial"/>
+          <w:sz w:val="20"/>
+          <w:szCs w:val="20"/>
+        </w:rPr>
+        <w:t>t (`PUT`).</w:t>
+      </w:r>
+    </w:p>
+    <w:p>
+      <w:pPr>
+        <w:ind w:left="360"/>
+        <w:rPr>
+          <w:rFonts w:ascii="Arial" w:hAnsi="Arial" w:cs="Arial"/>
+          <w:b/>
+          <w:sz w:val="20"/>
+          <w:szCs w:val="20"/>
+        </w:rPr>
+      </w:pPr>
+      <w:r>
+        <w:rPr>
+          <w:rFonts w:ascii="Arial" w:hAnsi="Arial" w:cs="Arial"/>
+          <w:b/>
+          <w:sz w:val="20"/>
+          <w:szCs w:val="20"/>
+        </w:rPr>
+        <w:t>B</w:t>
+      </w:r>
+      <w:r>
+        <w:rPr>
+          <w:rFonts w:ascii="Arial" w:hAnsi="Arial" w:cs="Arial" w:hint="cs"/>
+          <w:b/>
+          <w:sz w:val="20"/>
+          <w:szCs w:val="20"/>
+        </w:rPr>
+        <w:t>ư</w:t>
+      </w:r>
+      <w:r>
+        <w:rPr>
+          <w:rFonts w:ascii="Arial" w:hAnsi="Arial" w:cs="Arial"/>
+          <w:b/>
+          <w:sz w:val="20"/>
+          <w:szCs w:val="20"/>
+        </w:rPr>
+        <w:t>ớc 4 (Đảm bảo tính toàn vẹn hệ thống):</w:t>
+      </w:r>
+    </w:p>
+    <w:p>
+      <w:pPr>
+        <w:rPr>
+          <w:rFonts w:ascii="Arial" w:hAnsi="Arial" w:cs="Arial"/>
+          <w:sz w:val="20"/>
+          <w:szCs w:val="20"/>
+        </w:rPr>
+      </w:pPr>
+      <w:r>
+        <w:rPr>
+          <w:rFonts w:ascii="Arial" w:hAnsi="Arial" w:cs="Arial"/>
+          <w:sz w:val="20"/>
+          <w:szCs w:val="20"/>
+        </w:rPr>
+        <w:t>Các tr</w:t>
+      </w:r>
+      <w:r>
+        <w:rPr>
+          <w:rFonts w:ascii="Arial" w:hAnsi="Arial" w:cs="Arial" w:hint="cs"/>
+          <w:sz w:val="20"/>
+          <w:szCs w:val="20"/>
+        </w:rPr>
+        <w:t>ư</w:t>
+      </w:r>
+      <w:r>
+        <w:rPr>
+          <w:rFonts w:ascii="Arial" w:hAnsi="Arial" w:cs="Arial"/>
+          <w:sz w:val="20"/>
+          <w:szCs w:val="20"/>
+        </w:rPr>
+        <w:t>ờng hợp kiểm thử không chỉ kiểm tra tính hợp lệ của dữ liệu đầu vào đ</w:t>
+      </w:r>
+      <w:r>
+        <w:rPr>
+          <w:rFonts w:ascii="Arial" w:hAnsi="Arial" w:cs="Arial" w:hint="cs"/>
+          <w:sz w:val="20"/>
+          <w:szCs w:val="20"/>
+        </w:rPr>
+        <w:t>ơ</w:t>
+      </w:r>
+      <w:r>
+        <w:rPr>
+          <w:rFonts w:ascii="Arial" w:hAnsi="Arial" w:cs="Arial"/>
+          <w:sz w:val="20"/>
+          <w:szCs w:val="20"/>
+        </w:rPr>
+        <w:t>n lẻ mà còn kiểm tra các ràng buộc quan hệ c</w:t>
+      </w:r>
+      <w:r>
+        <w:rPr>
+          <w:rFonts w:ascii="Arial" w:hAnsi="Arial" w:cs="Arial" w:hint="cs"/>
+          <w:sz w:val="20"/>
+          <w:szCs w:val="20"/>
+        </w:rPr>
+        <w:t>ơ</w:t>
+      </w:r>
+      <w:r>
+        <w:rPr>
+          <w:rFonts w:ascii="Arial" w:hAnsi="Arial" w:cs="Arial"/>
+          <w:sz w:val="20"/>
+          <w:szCs w:val="20"/>
+        </w:rPr>
+        <w:t xml:space="preserve"> sở dữ liệu (`category_id` phải tồn tại) và bảo mật API (`/api/products` yêu cầu role admin theo FR-12).</w:t>
+      </w:r>
+    </w:p>
     <w:p>
       <w:pPr>
         <w:pStyle w:val="Heading5"/>
@@ -16075,6 +16545,2161 @@
           <w:i/>
         </w:rPr>
         <w:t>Boundary Value Analysis</w:t>
+      </w:r>
+    </w:p>
+    <w:p>
+      <w:pPr>
+        <w:pStyle w:val="ListParagraph"/>
+        <w:numPr>
+          <w:ilvl w:val="0"/>
+          <w:numId w:val="50"/>
+        </w:numPr>
+        <w:rPr>
+          <w:rFonts w:ascii="Arial" w:hAnsi="Arial" w:cs="Arial"/>
+          <w:b/>
+          <w:sz w:val="20"/>
+          <w:szCs w:val="20"/>
+        </w:rPr>
+      </w:pPr>
+      <w:r>
+        <w:rPr>
+          <w:rFonts w:ascii="Arial" w:hAnsi="Arial" w:cs="Arial"/>
+          <w:b/>
+          <w:sz w:val="20"/>
+          <w:szCs w:val="20"/>
+        </w:rPr>
+        <w:t>Test cases</w:t>
+      </w:r>
+      <w:bookmarkStart w:id="1" w:name="_GoBack"/>
+      <w:bookmarkEnd w:id="1"/>
+    </w:p>
+    <w:tbl>
+      <w:tblPr>
+        <w:tblStyle w:val="TableGrid"/>
+        <w:tblW w:w="0" w:type="auto"/>
+        <w:tblInd w:w="360" w:type="dxa"/>
+        <w:tblLook w:val="04A0" w:firstRow="1" w:lastRow="0" w:firstColumn="1" w:lastColumn="0" w:noHBand="0" w:noVBand="1"/>
+      </w:tblPr>
+      <w:tblGrid>
+        <w:gridCol w:w="996"/>
+        <w:gridCol w:w="1238"/>
+        <w:gridCol w:w="1159"/>
+        <w:gridCol w:w="2485"/>
+        <w:gridCol w:w="1613"/>
+        <w:gridCol w:w="1005"/>
+      </w:tblGrid>
+      <w:tr>
+        <w:tc>
+          <w:tcPr>
+            <w:tcW w:w="1416" w:type="dxa"/>
+            <w:vAlign w:val="center"/>
+          </w:tcPr>
+          <w:p>
+            <w:pPr>
+              <w:rPr>
+                <w:rFonts w:ascii="Arial" w:hAnsi="Arial" w:cs="Arial"/>
+                <w:sz w:val="16"/>
+                <w:szCs w:val="16"/>
+              </w:rPr>
+            </w:pPr>
+            <w:r>
+              <w:rPr>
+                <w:rFonts w:ascii="Arial" w:hAnsi="Arial" w:cs="Arial"/>
+                <w:sz w:val="16"/>
+                <w:szCs w:val="16"/>
+              </w:rPr>
+              <w:t>Test ID</w:t>
+            </w:r>
+          </w:p>
+        </w:tc>
+        <w:tc>
+          <w:tcPr>
+            <w:tcW w:w="1416" w:type="dxa"/>
+            <w:vAlign w:val="center"/>
+          </w:tcPr>
+          <w:p>
+            <w:pPr>
+              <w:rPr>
+                <w:rFonts w:ascii="Arial" w:hAnsi="Arial" w:cs="Arial"/>
+                <w:sz w:val="16"/>
+                <w:szCs w:val="16"/>
+              </w:rPr>
+            </w:pPr>
+            <w:r>
+              <w:rPr>
+                <w:rFonts w:ascii="Arial" w:hAnsi="Arial" w:cs="Arial"/>
+                <w:sz w:val="16"/>
+                <w:szCs w:val="16"/>
+              </w:rPr>
+              <w:t>Field / Biến</w:t>
+            </w:r>
+          </w:p>
+        </w:tc>
+        <w:tc>
+          <w:tcPr>
+            <w:tcW w:w="1416" w:type="dxa"/>
+            <w:vAlign w:val="center"/>
+          </w:tcPr>
+          <w:p>
+            <w:pPr>
+              <w:rPr>
+                <w:rFonts w:ascii="Arial" w:hAnsi="Arial" w:cs="Arial"/>
+                <w:sz w:val="16"/>
+                <w:szCs w:val="16"/>
+              </w:rPr>
+            </w:pPr>
+            <w:r>
+              <w:rPr>
+                <w:rFonts w:ascii="Arial" w:hAnsi="Arial" w:cs="Arial"/>
+                <w:sz w:val="16"/>
+                <w:szCs w:val="16"/>
+              </w:rPr>
+              <w:t xml:space="preserve">Mốc biên </w:t>
+            </w:r>
+            <w:r>
+              <w:rPr>
+                <w:rFonts w:ascii="Arial" w:hAnsi="Arial" w:cs="Arial"/>
+                <w:sz w:val="16"/>
+                <w:szCs w:val="16"/>
+              </w:rPr>
+              <w:lastRenderedPageBreak/>
+              <w:t>(Boundary Point)</w:t>
+            </w:r>
+          </w:p>
+        </w:tc>
+        <w:tc>
+          <w:tcPr>
+            <w:tcW w:w="1416" w:type="dxa"/>
+            <w:vAlign w:val="center"/>
+          </w:tcPr>
+          <w:p>
+            <w:pPr>
+              <w:rPr>
+                <w:rFonts w:ascii="Arial" w:hAnsi="Arial" w:cs="Arial"/>
+                <w:sz w:val="16"/>
+                <w:szCs w:val="16"/>
+              </w:rPr>
+            </w:pPr>
+            <w:r>
+              <w:rPr>
+                <w:rFonts w:ascii="Arial" w:hAnsi="Arial" w:cs="Arial"/>
+                <w:sz w:val="16"/>
+                <w:szCs w:val="16"/>
+              </w:rPr>
+              <w:lastRenderedPageBreak/>
+              <w:t>Dữ liệu đầu vào (Input Data)</w:t>
+            </w:r>
+          </w:p>
+        </w:tc>
+        <w:tc>
+          <w:tcPr>
+            <w:tcW w:w="1416" w:type="dxa"/>
+            <w:vAlign w:val="center"/>
+          </w:tcPr>
+          <w:p>
+            <w:pPr>
+              <w:rPr>
+                <w:rFonts w:ascii="Arial" w:hAnsi="Arial" w:cs="Arial"/>
+                <w:sz w:val="16"/>
+                <w:szCs w:val="16"/>
+              </w:rPr>
+            </w:pPr>
+            <w:r>
+              <w:rPr>
+                <w:rFonts w:ascii="Arial" w:hAnsi="Arial" w:cs="Arial"/>
+                <w:sz w:val="16"/>
+                <w:szCs w:val="16"/>
+              </w:rPr>
+              <w:t xml:space="preserve">Kết quả mong đợi </w:t>
+            </w:r>
+            <w:r>
+              <w:rPr>
+                <w:rFonts w:ascii="Arial" w:hAnsi="Arial" w:cs="Arial"/>
+                <w:sz w:val="16"/>
+                <w:szCs w:val="16"/>
+              </w:rPr>
+              <w:lastRenderedPageBreak/>
+              <w:t>(Expected Result)</w:t>
+            </w:r>
+          </w:p>
+        </w:tc>
+        <w:tc>
+          <w:tcPr>
+            <w:tcW w:w="1416" w:type="dxa"/>
+            <w:vAlign w:val="center"/>
+          </w:tcPr>
+          <w:p>
+            <w:pPr>
+              <w:rPr>
+                <w:rFonts w:ascii="Arial" w:hAnsi="Arial" w:cs="Arial"/>
+                <w:sz w:val="16"/>
+                <w:szCs w:val="16"/>
+              </w:rPr>
+            </w:pPr>
+            <w:r>
+              <w:rPr>
+                <w:rFonts w:ascii="Arial" w:hAnsi="Arial" w:cs="Arial"/>
+                <w:sz w:val="16"/>
+                <w:szCs w:val="16"/>
+              </w:rPr>
+              <w:lastRenderedPageBreak/>
+              <w:t xml:space="preserve">Loại </w:t>
+            </w:r>
+            <w:r>
+              <w:rPr>
+                <w:rFonts w:ascii="Arial" w:hAnsi="Arial" w:cs="Arial"/>
+                <w:sz w:val="16"/>
+                <w:szCs w:val="16"/>
+              </w:rPr>
+              <w:lastRenderedPageBreak/>
+              <w:t>(Type)</w:t>
+            </w:r>
+          </w:p>
+        </w:tc>
+      </w:tr>
+      <w:tr>
+        <w:tc>
+          <w:tcPr>
+            <w:tcW w:w="1416" w:type="dxa"/>
+            <w:vAlign w:val="center"/>
+          </w:tcPr>
+          <w:p>
+            <w:pPr>
+              <w:rPr>
+                <w:rFonts w:ascii="Arial" w:hAnsi="Arial" w:cs="Arial"/>
+                <w:sz w:val="16"/>
+                <w:szCs w:val="16"/>
+              </w:rPr>
+            </w:pPr>
+            <w:r>
+              <w:rPr>
+                <w:rFonts w:ascii="Arial" w:hAnsi="Arial" w:cs="Arial"/>
+                <w:sz w:val="16"/>
+                <w:szCs w:val="16"/>
+              </w:rPr>
+              <w:lastRenderedPageBreak/>
+              <w:t>BVA-FR15-01</w:t>
+            </w:r>
+          </w:p>
+        </w:tc>
+        <w:tc>
+          <w:tcPr>
+            <w:tcW w:w="1416" w:type="dxa"/>
+            <w:vAlign w:val="center"/>
+          </w:tcPr>
+          <w:p>
+            <w:pPr>
+              <w:rPr>
+                <w:rFonts w:ascii="Arial" w:hAnsi="Arial" w:cs="Arial"/>
+                <w:sz w:val="16"/>
+                <w:szCs w:val="16"/>
+              </w:rPr>
+            </w:pPr>
+            <w:r>
+              <w:rPr>
+                <w:rFonts w:ascii="Arial" w:hAnsi="Arial" w:cs="Arial"/>
+                <w:sz w:val="16"/>
+                <w:szCs w:val="16"/>
+              </w:rPr>
+              <w:t>name.length</w:t>
+            </w:r>
+          </w:p>
+        </w:tc>
+        <w:tc>
+          <w:tcPr>
+            <w:tcW w:w="1416" w:type="dxa"/>
+            <w:vAlign w:val="center"/>
+          </w:tcPr>
+          <w:p>
+            <w:pPr>
+              <w:rPr>
+                <w:rFonts w:ascii="Arial" w:hAnsi="Arial" w:cs="Arial"/>
+                <w:sz w:val="16"/>
+                <w:szCs w:val="16"/>
+              </w:rPr>
+            </w:pPr>
+            <w:r>
+              <w:rPr>
+                <w:rFonts w:ascii="Arial" w:hAnsi="Arial" w:cs="Arial"/>
+                <w:sz w:val="16"/>
+                <w:szCs w:val="16"/>
+              </w:rPr>
+              <w:t>Min</w:t>
+            </w:r>
+            <w:r>
+              <w:rPr>
+                <w:rFonts w:ascii="Arial" w:hAnsi="Arial" w:cs="Arial"/>
+                <w:sz w:val="16"/>
+                <w:szCs w:val="16"/>
+              </w:rPr>
+              <w:t xml:space="preserve"> - 1 (0 ký tự)</w:t>
+            </w:r>
+          </w:p>
+        </w:tc>
+        <w:tc>
+          <w:tcPr>
+            <w:tcW w:w="1416" w:type="dxa"/>
+            <w:vAlign w:val="center"/>
+          </w:tcPr>
+          <w:p>
+            <w:pPr>
+              <w:rPr>
+                <w:rFonts w:ascii="Arial" w:hAnsi="Arial" w:cs="Arial"/>
+                <w:sz w:val="16"/>
+                <w:szCs w:val="16"/>
+              </w:rPr>
+            </w:pPr>
+            <w:r>
+              <w:rPr>
+                <w:rFonts w:ascii="Arial" w:hAnsi="Arial" w:cs="Arial"/>
+                <w:sz w:val="16"/>
+                <w:szCs w:val="16"/>
+              </w:rPr>
+              <w:t>name: "" (Chuỗi rỗng), price: 100000, category_id: 1</w:t>
+            </w:r>
+          </w:p>
+        </w:tc>
+        <w:tc>
+          <w:tcPr>
+            <w:tcW w:w="1416" w:type="dxa"/>
+            <w:vAlign w:val="center"/>
+          </w:tcPr>
+          <w:p>
+            <w:pPr>
+              <w:rPr>
+                <w:rFonts w:ascii="Arial" w:hAnsi="Arial" w:cs="Arial"/>
+                <w:sz w:val="16"/>
+                <w:szCs w:val="16"/>
+              </w:rPr>
+            </w:pPr>
+            <w:r>
+              <w:rPr>
+                <w:rFonts w:ascii="Arial" w:hAnsi="Arial" w:cs="Arial"/>
+                <w:sz w:val="16"/>
+                <w:szCs w:val="16"/>
+              </w:rPr>
+              <w:t>Hệ thống từ chối, trả về lỗi validation do tên sản phẩm không được để trống.</w:t>
+            </w:r>
+          </w:p>
+        </w:tc>
+        <w:tc>
+          <w:tcPr>
+            <w:tcW w:w="1416" w:type="dxa"/>
+            <w:vAlign w:val="center"/>
+          </w:tcPr>
+          <w:p>
+            <w:pPr>
+              <w:rPr>
+                <w:rFonts w:ascii="Arial" w:hAnsi="Arial" w:cs="Arial"/>
+                <w:sz w:val="16"/>
+                <w:szCs w:val="16"/>
+              </w:rPr>
+            </w:pPr>
+            <w:r>
+              <w:rPr>
+                <w:rFonts w:ascii="Arial" w:hAnsi="Arial" w:cs="Arial"/>
+                <w:sz w:val="16"/>
+                <w:szCs w:val="16"/>
+              </w:rPr>
+              <w:t>Invalid</w:t>
+            </w:r>
+          </w:p>
+        </w:tc>
+      </w:tr>
+      <w:tr>
+        <w:tc>
+          <w:tcPr>
+            <w:tcW w:w="1416" w:type="dxa"/>
+            <w:vAlign w:val="center"/>
+          </w:tcPr>
+          <w:p>
+            <w:pPr>
+              <w:rPr>
+                <w:rFonts w:ascii="Arial" w:hAnsi="Arial" w:cs="Arial"/>
+                <w:sz w:val="16"/>
+                <w:szCs w:val="16"/>
+              </w:rPr>
+            </w:pPr>
+            <w:r>
+              <w:rPr>
+                <w:rFonts w:ascii="Arial" w:hAnsi="Arial" w:cs="Arial"/>
+                <w:sz w:val="16"/>
+                <w:szCs w:val="16"/>
+              </w:rPr>
+              <w:t>BVA-FR15-02</w:t>
+            </w:r>
+          </w:p>
+        </w:tc>
+        <w:tc>
+          <w:tcPr>
+            <w:tcW w:w="1416" w:type="dxa"/>
+            <w:vAlign w:val="center"/>
+          </w:tcPr>
+          <w:p>
+            <w:pPr>
+              <w:rPr>
+                <w:rFonts w:ascii="Arial" w:hAnsi="Arial" w:cs="Arial"/>
+                <w:sz w:val="16"/>
+                <w:szCs w:val="16"/>
+              </w:rPr>
+            </w:pPr>
+            <w:r>
+              <w:rPr>
+                <w:rFonts w:ascii="Arial" w:hAnsi="Arial" w:cs="Arial"/>
+                <w:sz w:val="16"/>
+                <w:szCs w:val="16"/>
+              </w:rPr>
+              <w:t>name.length</w:t>
+            </w:r>
+          </w:p>
+        </w:tc>
+        <w:tc>
+          <w:tcPr>
+            <w:tcW w:w="1416" w:type="dxa"/>
+            <w:vAlign w:val="center"/>
+          </w:tcPr>
+          <w:p>
+            <w:pPr>
+              <w:rPr>
+                <w:rFonts w:ascii="Arial" w:hAnsi="Arial" w:cs="Arial"/>
+                <w:sz w:val="16"/>
+                <w:szCs w:val="16"/>
+              </w:rPr>
+            </w:pPr>
+            <w:r>
+              <w:rPr>
+                <w:rFonts w:ascii="Arial" w:hAnsi="Arial" w:cs="Arial"/>
+                <w:sz w:val="16"/>
+                <w:szCs w:val="16"/>
+              </w:rPr>
+              <w:t>Min</w:t>
+            </w:r>
+            <w:r>
+              <w:rPr>
+                <w:rFonts w:ascii="Arial" w:hAnsi="Arial" w:cs="Arial"/>
+                <w:sz w:val="16"/>
+                <w:szCs w:val="16"/>
+              </w:rPr>
+              <w:t xml:space="preserve"> (1 ký tự)</w:t>
+            </w:r>
+          </w:p>
+        </w:tc>
+        <w:tc>
+          <w:tcPr>
+            <w:tcW w:w="1416" w:type="dxa"/>
+            <w:vAlign w:val="center"/>
+          </w:tcPr>
+          <w:p>
+            <w:pPr>
+              <w:rPr>
+                <w:rFonts w:ascii="Arial" w:hAnsi="Arial" w:cs="Arial"/>
+                <w:sz w:val="16"/>
+                <w:szCs w:val="16"/>
+              </w:rPr>
+            </w:pPr>
+            <w:r>
+              <w:rPr>
+                <w:rFonts w:ascii="Arial" w:hAnsi="Arial" w:cs="Arial"/>
+                <w:sz w:val="16"/>
+                <w:szCs w:val="16"/>
+              </w:rPr>
+              <w:t>name: "A", price: 100000, category_id: 1</w:t>
+            </w:r>
+          </w:p>
+        </w:tc>
+        <w:tc>
+          <w:tcPr>
+            <w:tcW w:w="1416" w:type="dxa"/>
+            <w:vAlign w:val="center"/>
+          </w:tcPr>
+          <w:p>
+            <w:pPr>
+              <w:rPr>
+                <w:rFonts w:ascii="Arial" w:hAnsi="Arial" w:cs="Arial"/>
+                <w:sz w:val="16"/>
+                <w:szCs w:val="16"/>
+              </w:rPr>
+            </w:pPr>
+            <w:r>
+              <w:rPr>
+                <w:rFonts w:ascii="Arial" w:hAnsi="Arial" w:cs="Arial"/>
+                <w:sz w:val="16"/>
+                <w:szCs w:val="16"/>
+              </w:rPr>
+              <w:t>Thêm sản phẩm thành công với tên đúng 1 ký tự.</w:t>
+            </w:r>
+          </w:p>
+        </w:tc>
+        <w:tc>
+          <w:tcPr>
+            <w:tcW w:w="1416" w:type="dxa"/>
+            <w:vAlign w:val="center"/>
+          </w:tcPr>
+          <w:p>
+            <w:pPr>
+              <w:rPr>
+                <w:rFonts w:ascii="Arial" w:hAnsi="Arial" w:cs="Arial"/>
+                <w:sz w:val="16"/>
+                <w:szCs w:val="16"/>
+              </w:rPr>
+            </w:pPr>
+            <w:r>
+              <w:rPr>
+                <w:rFonts w:ascii="Arial" w:hAnsi="Arial" w:cs="Arial"/>
+                <w:sz w:val="16"/>
+                <w:szCs w:val="16"/>
+              </w:rPr>
+              <w:t>Valid</w:t>
+            </w:r>
+          </w:p>
+        </w:tc>
+      </w:tr>
+      <w:tr>
+        <w:tc>
+          <w:tcPr>
+            <w:tcW w:w="1416" w:type="dxa"/>
+            <w:vAlign w:val="center"/>
+          </w:tcPr>
+          <w:p>
+            <w:pPr>
+              <w:rPr>
+                <w:rFonts w:ascii="Arial" w:hAnsi="Arial" w:cs="Arial"/>
+                <w:sz w:val="16"/>
+                <w:szCs w:val="16"/>
+              </w:rPr>
+            </w:pPr>
+            <w:r>
+              <w:rPr>
+                <w:rFonts w:ascii="Arial" w:hAnsi="Arial" w:cs="Arial"/>
+                <w:sz w:val="16"/>
+                <w:szCs w:val="16"/>
+              </w:rPr>
+              <w:t>BVA-FR15-03</w:t>
+            </w:r>
+          </w:p>
+        </w:tc>
+        <w:tc>
+          <w:tcPr>
+            <w:tcW w:w="1416" w:type="dxa"/>
+            <w:vAlign w:val="center"/>
+          </w:tcPr>
+          <w:p>
+            <w:pPr>
+              <w:rPr>
+                <w:rFonts w:ascii="Arial" w:hAnsi="Arial" w:cs="Arial"/>
+                <w:sz w:val="16"/>
+                <w:szCs w:val="16"/>
+              </w:rPr>
+            </w:pPr>
+            <w:r>
+              <w:rPr>
+                <w:rFonts w:ascii="Arial" w:hAnsi="Arial" w:cs="Arial"/>
+                <w:sz w:val="16"/>
+                <w:szCs w:val="16"/>
+              </w:rPr>
+              <w:t>name.length</w:t>
+            </w:r>
+          </w:p>
+        </w:tc>
+        <w:tc>
+          <w:tcPr>
+            <w:tcW w:w="1416" w:type="dxa"/>
+            <w:vAlign w:val="center"/>
+          </w:tcPr>
+          <w:p>
+            <w:pPr>
+              <w:rPr>
+                <w:rFonts w:ascii="Arial" w:hAnsi="Arial" w:cs="Arial"/>
+                <w:sz w:val="16"/>
+                <w:szCs w:val="16"/>
+              </w:rPr>
+            </w:pPr>
+            <w:r>
+              <w:rPr>
+                <w:rFonts w:ascii="Arial" w:hAnsi="Arial" w:cs="Arial"/>
+                <w:sz w:val="16"/>
+                <w:szCs w:val="16"/>
+              </w:rPr>
+              <w:t>Min</w:t>
+            </w:r>
+            <w:r>
+              <w:rPr>
+                <w:rFonts w:ascii="Arial" w:hAnsi="Arial" w:cs="Arial"/>
+                <w:sz w:val="16"/>
+                <w:szCs w:val="16"/>
+              </w:rPr>
+              <w:t xml:space="preserve"> + 1 (2 ký tự)</w:t>
+            </w:r>
+          </w:p>
+        </w:tc>
+        <w:tc>
+          <w:tcPr>
+            <w:tcW w:w="1416" w:type="dxa"/>
+            <w:vAlign w:val="center"/>
+          </w:tcPr>
+          <w:p>
+            <w:pPr>
+              <w:rPr>
+                <w:rFonts w:ascii="Arial" w:hAnsi="Arial" w:cs="Arial"/>
+                <w:sz w:val="16"/>
+                <w:szCs w:val="16"/>
+              </w:rPr>
+            </w:pPr>
+            <w:r>
+              <w:rPr>
+                <w:rFonts w:ascii="Arial" w:hAnsi="Arial" w:cs="Arial"/>
+                <w:sz w:val="16"/>
+                <w:szCs w:val="16"/>
+              </w:rPr>
+              <w:t>name: "Ab", price: 100000, category_id: 1</w:t>
+            </w:r>
+          </w:p>
+        </w:tc>
+        <w:tc>
+          <w:tcPr>
+            <w:tcW w:w="1416" w:type="dxa"/>
+            <w:vAlign w:val="center"/>
+          </w:tcPr>
+          <w:p>
+            <w:pPr>
+              <w:rPr>
+                <w:rFonts w:ascii="Arial" w:hAnsi="Arial" w:cs="Arial"/>
+                <w:sz w:val="16"/>
+                <w:szCs w:val="16"/>
+              </w:rPr>
+            </w:pPr>
+            <w:r>
+              <w:rPr>
+                <w:rFonts w:ascii="Arial" w:hAnsi="Arial" w:cs="Arial"/>
+                <w:sz w:val="16"/>
+                <w:szCs w:val="16"/>
+              </w:rPr>
+              <w:t>Thêm sản phẩm thành công với tên 2 ký tự.</w:t>
+            </w:r>
+          </w:p>
+        </w:tc>
+        <w:tc>
+          <w:tcPr>
+            <w:tcW w:w="1416" w:type="dxa"/>
+            <w:vAlign w:val="center"/>
+          </w:tcPr>
+          <w:p>
+            <w:pPr>
+              <w:rPr>
+                <w:rFonts w:ascii="Arial" w:hAnsi="Arial" w:cs="Arial"/>
+                <w:sz w:val="16"/>
+                <w:szCs w:val="16"/>
+              </w:rPr>
+            </w:pPr>
+            <w:r>
+              <w:rPr>
+                <w:rFonts w:ascii="Arial" w:hAnsi="Arial" w:cs="Arial"/>
+                <w:sz w:val="16"/>
+                <w:szCs w:val="16"/>
+              </w:rPr>
+              <w:t>Valid</w:t>
+            </w:r>
+          </w:p>
+        </w:tc>
+      </w:tr>
+      <w:tr>
+        <w:tc>
+          <w:tcPr>
+            <w:tcW w:w="1416" w:type="dxa"/>
+            <w:vAlign w:val="center"/>
+          </w:tcPr>
+          <w:p>
+            <w:pPr>
+              <w:rPr>
+                <w:rFonts w:ascii="Arial" w:hAnsi="Arial" w:cs="Arial"/>
+                <w:sz w:val="16"/>
+                <w:szCs w:val="16"/>
+              </w:rPr>
+            </w:pPr>
+            <w:r>
+              <w:rPr>
+                <w:rFonts w:ascii="Arial" w:hAnsi="Arial" w:cs="Arial"/>
+                <w:sz w:val="16"/>
+                <w:szCs w:val="16"/>
+              </w:rPr>
+              <w:t>BVA-FR15-04</w:t>
+            </w:r>
+          </w:p>
+        </w:tc>
+        <w:tc>
+          <w:tcPr>
+            <w:tcW w:w="1416" w:type="dxa"/>
+            <w:vAlign w:val="center"/>
+          </w:tcPr>
+          <w:p>
+            <w:pPr>
+              <w:rPr>
+                <w:rFonts w:ascii="Arial" w:hAnsi="Arial" w:cs="Arial"/>
+                <w:sz w:val="16"/>
+                <w:szCs w:val="16"/>
+              </w:rPr>
+            </w:pPr>
+            <w:r>
+              <w:rPr>
+                <w:rFonts w:ascii="Arial" w:hAnsi="Arial" w:cs="Arial"/>
+                <w:sz w:val="16"/>
+                <w:szCs w:val="16"/>
+              </w:rPr>
+              <w:t>name.length</w:t>
+            </w:r>
+          </w:p>
+        </w:tc>
+        <w:tc>
+          <w:tcPr>
+            <w:tcW w:w="1416" w:type="dxa"/>
+            <w:vAlign w:val="center"/>
+          </w:tcPr>
+          <w:p>
+            <w:pPr>
+              <w:rPr>
+                <w:rFonts w:ascii="Arial" w:hAnsi="Arial" w:cs="Arial"/>
+                <w:sz w:val="16"/>
+                <w:szCs w:val="16"/>
+              </w:rPr>
+            </w:pPr>
+            <w:r>
+              <w:rPr>
+                <w:rFonts w:ascii="Arial" w:hAnsi="Arial" w:cs="Arial"/>
+                <w:sz w:val="16"/>
+                <w:szCs w:val="16"/>
+              </w:rPr>
+              <w:t>Max</w:t>
+            </w:r>
+            <w:r>
+              <w:rPr>
+                <w:rFonts w:ascii="Arial" w:hAnsi="Arial" w:cs="Arial"/>
+                <w:sz w:val="16"/>
+                <w:szCs w:val="16"/>
+              </w:rPr>
+              <w:t xml:space="preserve"> - 1 (254 ký tự)</w:t>
+            </w:r>
+          </w:p>
+        </w:tc>
+        <w:tc>
+          <w:tcPr>
+            <w:tcW w:w="1416" w:type="dxa"/>
+            <w:vAlign w:val="center"/>
+          </w:tcPr>
+          <w:p>
+            <w:pPr>
+              <w:rPr>
+                <w:rFonts w:ascii="Arial" w:hAnsi="Arial" w:cs="Arial"/>
+                <w:sz w:val="16"/>
+                <w:szCs w:val="16"/>
+              </w:rPr>
+            </w:pPr>
+            <w:r>
+              <w:rPr>
+                <w:rFonts w:ascii="Arial" w:hAnsi="Arial" w:cs="Arial"/>
+                <w:sz w:val="16"/>
+                <w:szCs w:val="16"/>
+              </w:rPr>
+              <w:t>name: Chuỗi ký tự gồm đúng 254 chữ 'A', price: 100000, category_id: 1</w:t>
+            </w:r>
+          </w:p>
+        </w:tc>
+        <w:tc>
+          <w:tcPr>
+            <w:tcW w:w="1416" w:type="dxa"/>
+            <w:vAlign w:val="center"/>
+          </w:tcPr>
+          <w:p>
+            <w:pPr>
+              <w:rPr>
+                <w:rFonts w:ascii="Arial" w:hAnsi="Arial" w:cs="Arial"/>
+                <w:sz w:val="16"/>
+                <w:szCs w:val="16"/>
+              </w:rPr>
+            </w:pPr>
+            <w:r>
+              <w:rPr>
+                <w:rFonts w:ascii="Arial" w:hAnsi="Arial" w:cs="Arial"/>
+                <w:sz w:val="16"/>
+                <w:szCs w:val="16"/>
+              </w:rPr>
+              <w:t>Thêm sản phẩm thành công (dưới ngưỡng tối đa 1 ký tự).</w:t>
+            </w:r>
+          </w:p>
+        </w:tc>
+        <w:tc>
+          <w:tcPr>
+            <w:tcW w:w="1416" w:type="dxa"/>
+            <w:vAlign w:val="center"/>
+          </w:tcPr>
+          <w:p>
+            <w:pPr>
+              <w:rPr>
+                <w:rFonts w:ascii="Arial" w:hAnsi="Arial" w:cs="Arial"/>
+                <w:sz w:val="16"/>
+                <w:szCs w:val="16"/>
+              </w:rPr>
+            </w:pPr>
+            <w:r>
+              <w:rPr>
+                <w:rFonts w:ascii="Arial" w:hAnsi="Arial" w:cs="Arial"/>
+                <w:sz w:val="16"/>
+                <w:szCs w:val="16"/>
+              </w:rPr>
+              <w:t>Valid</w:t>
+            </w:r>
+          </w:p>
+        </w:tc>
+      </w:tr>
+      <w:tr>
+        <w:tc>
+          <w:tcPr>
+            <w:tcW w:w="1416" w:type="dxa"/>
+            <w:vAlign w:val="center"/>
+          </w:tcPr>
+          <w:p>
+            <w:pPr>
+              <w:rPr>
+                <w:rFonts w:ascii="Arial" w:hAnsi="Arial" w:cs="Arial"/>
+                <w:sz w:val="16"/>
+                <w:szCs w:val="16"/>
+              </w:rPr>
+            </w:pPr>
+            <w:r>
+              <w:rPr>
+                <w:rFonts w:ascii="Arial" w:hAnsi="Arial" w:cs="Arial"/>
+                <w:sz w:val="16"/>
+                <w:szCs w:val="16"/>
+              </w:rPr>
+              <w:t>BVA-FR15-05</w:t>
+            </w:r>
+          </w:p>
+        </w:tc>
+        <w:tc>
+          <w:tcPr>
+            <w:tcW w:w="1416" w:type="dxa"/>
+            <w:vAlign w:val="center"/>
+          </w:tcPr>
+          <w:p>
+            <w:pPr>
+              <w:rPr>
+                <w:rFonts w:ascii="Arial" w:hAnsi="Arial" w:cs="Arial"/>
+                <w:sz w:val="16"/>
+                <w:szCs w:val="16"/>
+              </w:rPr>
+            </w:pPr>
+            <w:r>
+              <w:rPr>
+                <w:rFonts w:ascii="Arial" w:hAnsi="Arial" w:cs="Arial"/>
+                <w:sz w:val="16"/>
+                <w:szCs w:val="16"/>
+              </w:rPr>
+              <w:t>name.length</w:t>
+            </w:r>
+          </w:p>
+        </w:tc>
+        <w:tc>
+          <w:tcPr>
+            <w:tcW w:w="1416" w:type="dxa"/>
+            <w:vAlign w:val="center"/>
+          </w:tcPr>
+          <w:p>
+            <w:pPr>
+              <w:rPr>
+                <w:rFonts w:ascii="Arial" w:hAnsi="Arial" w:cs="Arial"/>
+                <w:sz w:val="16"/>
+                <w:szCs w:val="16"/>
+              </w:rPr>
+            </w:pPr>
+            <w:r>
+              <w:rPr>
+                <w:rFonts w:ascii="Arial" w:hAnsi="Arial" w:cs="Arial"/>
+                <w:sz w:val="16"/>
+                <w:szCs w:val="16"/>
+              </w:rPr>
+              <w:t>Max</w:t>
+            </w:r>
+            <w:r>
+              <w:rPr>
+                <w:rFonts w:ascii="Arial" w:hAnsi="Arial" w:cs="Arial"/>
+                <w:sz w:val="16"/>
+                <w:szCs w:val="16"/>
+              </w:rPr>
+              <w:t xml:space="preserve"> (255 ký tự)</w:t>
+            </w:r>
+          </w:p>
+        </w:tc>
+        <w:tc>
+          <w:tcPr>
+            <w:tcW w:w="1416" w:type="dxa"/>
+            <w:vAlign w:val="center"/>
+          </w:tcPr>
+          <w:p>
+            <w:pPr>
+              <w:rPr>
+                <w:rFonts w:ascii="Arial" w:hAnsi="Arial" w:cs="Arial"/>
+                <w:sz w:val="16"/>
+                <w:szCs w:val="16"/>
+              </w:rPr>
+            </w:pPr>
+            <w:r>
+              <w:rPr>
+                <w:rFonts w:ascii="Arial" w:hAnsi="Arial" w:cs="Arial"/>
+                <w:sz w:val="16"/>
+                <w:szCs w:val="16"/>
+              </w:rPr>
+              <w:t>name: Chuỗi ký tự gồm đúng 255 chữ 'A', price: 100000, category_id: 1</w:t>
+            </w:r>
+          </w:p>
+        </w:tc>
+        <w:tc>
+          <w:tcPr>
+            <w:tcW w:w="1416" w:type="dxa"/>
+            <w:vAlign w:val="center"/>
+          </w:tcPr>
+          <w:p>
+            <w:pPr>
+              <w:rPr>
+                <w:rFonts w:ascii="Arial" w:hAnsi="Arial" w:cs="Arial"/>
+                <w:sz w:val="16"/>
+                <w:szCs w:val="16"/>
+              </w:rPr>
+            </w:pPr>
+            <w:r>
+              <w:rPr>
+                <w:rFonts w:ascii="Arial" w:hAnsi="Arial" w:cs="Arial"/>
+                <w:sz w:val="16"/>
+                <w:szCs w:val="16"/>
+              </w:rPr>
+              <w:t>Thêm sản phẩm thành công với độ dài tối đa cho phép.</w:t>
+            </w:r>
+          </w:p>
+        </w:tc>
+        <w:tc>
+          <w:tcPr>
+            <w:tcW w:w="1416" w:type="dxa"/>
+            <w:vAlign w:val="center"/>
+          </w:tcPr>
+          <w:p>
+            <w:pPr>
+              <w:rPr>
+                <w:rFonts w:ascii="Arial" w:hAnsi="Arial" w:cs="Arial"/>
+                <w:sz w:val="16"/>
+                <w:szCs w:val="16"/>
+              </w:rPr>
+            </w:pPr>
+            <w:r>
+              <w:rPr>
+                <w:rFonts w:ascii="Arial" w:hAnsi="Arial" w:cs="Arial"/>
+                <w:sz w:val="16"/>
+                <w:szCs w:val="16"/>
+              </w:rPr>
+              <w:t>Valid</w:t>
+            </w:r>
+          </w:p>
+        </w:tc>
+      </w:tr>
+      <w:tr>
+        <w:tc>
+          <w:tcPr>
+            <w:tcW w:w="1416" w:type="dxa"/>
+            <w:vAlign w:val="center"/>
+          </w:tcPr>
+          <w:p>
+            <w:pPr>
+              <w:rPr>
+                <w:rFonts w:ascii="Arial" w:hAnsi="Arial" w:cs="Arial"/>
+                <w:sz w:val="16"/>
+                <w:szCs w:val="16"/>
+              </w:rPr>
+            </w:pPr>
+            <w:r>
+              <w:rPr>
+                <w:rFonts w:ascii="Arial" w:hAnsi="Arial" w:cs="Arial"/>
+                <w:sz w:val="16"/>
+                <w:szCs w:val="16"/>
+              </w:rPr>
+              <w:t>BVA-FR15-06</w:t>
+            </w:r>
+          </w:p>
+        </w:tc>
+        <w:tc>
+          <w:tcPr>
+            <w:tcW w:w="1416" w:type="dxa"/>
+            <w:vAlign w:val="center"/>
+          </w:tcPr>
+          <w:p>
+            <w:pPr>
+              <w:rPr>
+                <w:rFonts w:ascii="Arial" w:hAnsi="Arial" w:cs="Arial"/>
+                <w:sz w:val="16"/>
+                <w:szCs w:val="16"/>
+              </w:rPr>
+            </w:pPr>
+            <w:r>
+              <w:rPr>
+                <w:rFonts w:ascii="Arial" w:hAnsi="Arial" w:cs="Arial"/>
+                <w:sz w:val="16"/>
+                <w:szCs w:val="16"/>
+              </w:rPr>
+              <w:t>name.length</w:t>
+            </w:r>
+          </w:p>
+        </w:tc>
+        <w:tc>
+          <w:tcPr>
+            <w:tcW w:w="1416" w:type="dxa"/>
+            <w:vAlign w:val="center"/>
+          </w:tcPr>
+          <w:p>
+            <w:pPr>
+              <w:rPr>
+                <w:rFonts w:ascii="Arial" w:hAnsi="Arial" w:cs="Arial"/>
+                <w:sz w:val="16"/>
+                <w:szCs w:val="16"/>
+              </w:rPr>
+            </w:pPr>
+            <w:r>
+              <w:rPr>
+                <w:rFonts w:ascii="Arial" w:hAnsi="Arial" w:cs="Arial"/>
+                <w:sz w:val="16"/>
+                <w:szCs w:val="16"/>
+              </w:rPr>
+              <w:t>Max</w:t>
+            </w:r>
+            <w:r>
+              <w:rPr>
+                <w:rFonts w:ascii="Arial" w:hAnsi="Arial" w:cs="Arial"/>
+                <w:sz w:val="16"/>
+                <w:szCs w:val="16"/>
+              </w:rPr>
+              <w:t xml:space="preserve"> + 1 (256 ký tự)</w:t>
+            </w:r>
+          </w:p>
+        </w:tc>
+        <w:tc>
+          <w:tcPr>
+            <w:tcW w:w="1416" w:type="dxa"/>
+            <w:vAlign w:val="center"/>
+          </w:tcPr>
+          <w:p>
+            <w:pPr>
+              <w:rPr>
+                <w:rFonts w:ascii="Arial" w:hAnsi="Arial" w:cs="Arial"/>
+                <w:sz w:val="16"/>
+                <w:szCs w:val="16"/>
+              </w:rPr>
+            </w:pPr>
+            <w:r>
+              <w:rPr>
+                <w:rFonts w:ascii="Arial" w:hAnsi="Arial" w:cs="Arial"/>
+                <w:sz w:val="16"/>
+                <w:szCs w:val="16"/>
+              </w:rPr>
+              <w:t>name: Chuỗi ký tự gồm đúng 256 chữ 'A', price: 100000, category_id: 1</w:t>
+            </w:r>
+          </w:p>
+        </w:tc>
+        <w:tc>
+          <w:tcPr>
+            <w:tcW w:w="1416" w:type="dxa"/>
+            <w:vAlign w:val="center"/>
+          </w:tcPr>
+          <w:p>
+            <w:pPr>
+              <w:rPr>
+                <w:rFonts w:ascii="Arial" w:hAnsi="Arial" w:cs="Arial"/>
+                <w:sz w:val="16"/>
+                <w:szCs w:val="16"/>
+              </w:rPr>
+            </w:pPr>
+            <w:r>
+              <w:rPr>
+                <w:rFonts w:ascii="Arial" w:hAnsi="Arial" w:cs="Arial"/>
+                <w:sz w:val="16"/>
+                <w:szCs w:val="16"/>
+              </w:rPr>
+              <w:t>Hệ thống từ chối hoặc cắt chuỗi (truncate) do vượt quá giới hạn 255 ký tự.</w:t>
+            </w:r>
+          </w:p>
+        </w:tc>
+        <w:tc>
+          <w:tcPr>
+            <w:tcW w:w="1416" w:type="dxa"/>
+            <w:vAlign w:val="center"/>
+          </w:tcPr>
+          <w:p>
+            <w:pPr>
+              <w:rPr>
+                <w:rFonts w:ascii="Arial" w:hAnsi="Arial" w:cs="Arial"/>
+                <w:sz w:val="16"/>
+                <w:szCs w:val="16"/>
+              </w:rPr>
+            </w:pPr>
+            <w:r>
+              <w:rPr>
+                <w:rFonts w:ascii="Arial" w:hAnsi="Arial" w:cs="Arial"/>
+                <w:sz w:val="16"/>
+                <w:szCs w:val="16"/>
+              </w:rPr>
+              <w:t>Invalid</w:t>
+            </w:r>
+          </w:p>
+        </w:tc>
+      </w:tr>
+      <w:tr>
+        <w:tc>
+          <w:tcPr>
+            <w:tcW w:w="1416" w:type="dxa"/>
+            <w:vAlign w:val="center"/>
+          </w:tcPr>
+          <w:p>
+            <w:pPr>
+              <w:rPr>
+                <w:rFonts w:ascii="Arial" w:hAnsi="Arial" w:cs="Arial"/>
+                <w:sz w:val="16"/>
+                <w:szCs w:val="16"/>
+              </w:rPr>
+            </w:pPr>
+            <w:r>
+              <w:rPr>
+                <w:rFonts w:ascii="Arial" w:hAnsi="Arial" w:cs="Arial"/>
+                <w:sz w:val="16"/>
+                <w:szCs w:val="16"/>
+              </w:rPr>
+              <w:t>BVA-FR15-07</w:t>
+            </w:r>
+          </w:p>
+        </w:tc>
+        <w:tc>
+          <w:tcPr>
+            <w:tcW w:w="1416" w:type="dxa"/>
+            <w:vAlign w:val="center"/>
+          </w:tcPr>
+          <w:p>
+            <w:pPr>
+              <w:rPr>
+                <w:rFonts w:ascii="Arial" w:hAnsi="Arial" w:cs="Arial"/>
+                <w:sz w:val="16"/>
+                <w:szCs w:val="16"/>
+              </w:rPr>
+            </w:pPr>
+            <w:r>
+              <w:rPr>
+                <w:rFonts w:ascii="Arial" w:hAnsi="Arial" w:cs="Arial"/>
+                <w:sz w:val="16"/>
+                <w:szCs w:val="16"/>
+              </w:rPr>
+              <w:t>price</w:t>
+            </w:r>
+          </w:p>
+        </w:tc>
+        <w:tc>
+          <w:tcPr>
+            <w:tcW w:w="1416" w:type="dxa"/>
+            <w:vAlign w:val="center"/>
+          </w:tcPr>
+          <w:p>
+            <w:pPr>
+              <w:rPr>
+                <w:rFonts w:ascii="Arial" w:hAnsi="Arial" w:cs="Arial"/>
+                <w:sz w:val="16"/>
+                <w:szCs w:val="16"/>
+              </w:rPr>
+            </w:pPr>
+            <w:r>
+              <w:rPr>
+                <w:rFonts w:ascii="Arial" w:hAnsi="Arial" w:cs="Arial"/>
+                <w:sz w:val="16"/>
+                <w:szCs w:val="16"/>
+              </w:rPr>
+              <w:t>Giá trị âm (-1)</w:t>
+            </w:r>
+          </w:p>
+        </w:tc>
+        <w:tc>
+          <w:tcPr>
+            <w:tcW w:w="1416" w:type="dxa"/>
+            <w:vAlign w:val="center"/>
+          </w:tcPr>
+          <w:p>
+            <w:pPr>
+              <w:rPr>
+                <w:rFonts w:ascii="Arial" w:hAnsi="Arial" w:cs="Arial"/>
+                <w:sz w:val="16"/>
+                <w:szCs w:val="16"/>
+              </w:rPr>
+            </w:pPr>
+            <w:r>
+              <w:rPr>
+                <w:rFonts w:ascii="Arial" w:hAnsi="Arial" w:cs="Arial"/>
+                <w:sz w:val="16"/>
+                <w:szCs w:val="16"/>
+              </w:rPr>
+              <w:t>name: "Test", price: -1, category_id: 1</w:t>
+            </w:r>
+          </w:p>
+        </w:tc>
+        <w:tc>
+          <w:tcPr>
+            <w:tcW w:w="1416" w:type="dxa"/>
+            <w:vAlign w:val="center"/>
+          </w:tcPr>
+          <w:p>
+            <w:pPr>
+              <w:rPr>
+                <w:rFonts w:ascii="Arial" w:hAnsi="Arial" w:cs="Arial"/>
+                <w:sz w:val="16"/>
+                <w:szCs w:val="16"/>
+              </w:rPr>
+            </w:pPr>
+            <w:r>
+              <w:rPr>
+                <w:rFonts w:ascii="Arial" w:hAnsi="Arial" w:cs="Arial"/>
+                <w:sz w:val="16"/>
+                <w:szCs w:val="16"/>
+              </w:rPr>
+              <w:t>Hệ thống từ chối do giá sản phẩm không được là số âm.</w:t>
+            </w:r>
+          </w:p>
+        </w:tc>
+        <w:tc>
+          <w:tcPr>
+            <w:tcW w:w="1416" w:type="dxa"/>
+            <w:vAlign w:val="center"/>
+          </w:tcPr>
+          <w:p>
+            <w:pPr>
+              <w:rPr>
+                <w:rFonts w:ascii="Arial" w:hAnsi="Arial" w:cs="Arial"/>
+                <w:sz w:val="16"/>
+                <w:szCs w:val="16"/>
+              </w:rPr>
+            </w:pPr>
+            <w:r>
+              <w:rPr>
+                <w:rFonts w:ascii="Arial" w:hAnsi="Arial" w:cs="Arial"/>
+                <w:sz w:val="16"/>
+                <w:szCs w:val="16"/>
+              </w:rPr>
+              <w:t>Invalid</w:t>
+            </w:r>
+          </w:p>
+        </w:tc>
+      </w:tr>
+      <w:tr>
+        <w:tc>
+          <w:tcPr>
+            <w:tcW w:w="1416" w:type="dxa"/>
+            <w:vAlign w:val="center"/>
+          </w:tcPr>
+          <w:p>
+            <w:pPr>
+              <w:rPr>
+                <w:rFonts w:ascii="Arial" w:hAnsi="Arial" w:cs="Arial"/>
+                <w:sz w:val="16"/>
+                <w:szCs w:val="16"/>
+              </w:rPr>
+            </w:pPr>
+            <w:r>
+              <w:rPr>
+                <w:rFonts w:ascii="Arial" w:hAnsi="Arial" w:cs="Arial"/>
+                <w:sz w:val="16"/>
+                <w:szCs w:val="16"/>
+              </w:rPr>
+              <w:t>BVA-FR15-08</w:t>
+            </w:r>
+          </w:p>
+        </w:tc>
+        <w:tc>
+          <w:tcPr>
+            <w:tcW w:w="1416" w:type="dxa"/>
+            <w:vAlign w:val="center"/>
+          </w:tcPr>
+          <w:p>
+            <w:pPr>
+              <w:rPr>
+                <w:rFonts w:ascii="Arial" w:hAnsi="Arial" w:cs="Arial"/>
+                <w:sz w:val="16"/>
+                <w:szCs w:val="16"/>
+              </w:rPr>
+            </w:pPr>
+            <w:r>
+              <w:rPr>
+                <w:rFonts w:ascii="Arial" w:hAnsi="Arial" w:cs="Arial"/>
+                <w:sz w:val="16"/>
+                <w:szCs w:val="16"/>
+              </w:rPr>
+              <w:t>price</w:t>
+            </w:r>
+          </w:p>
+        </w:tc>
+        <w:tc>
+          <w:tcPr>
+            <w:tcW w:w="1416" w:type="dxa"/>
+            <w:vAlign w:val="center"/>
+          </w:tcPr>
+          <w:p>
+            <w:pPr>
+              <w:rPr>
+                <w:rFonts w:ascii="Arial" w:hAnsi="Arial" w:cs="Arial"/>
+                <w:sz w:val="16"/>
+                <w:szCs w:val="16"/>
+              </w:rPr>
+            </w:pPr>
+            <w:r>
+              <w:rPr>
+                <w:rFonts w:ascii="Arial" w:hAnsi="Arial" w:cs="Arial"/>
+                <w:sz w:val="16"/>
+                <w:szCs w:val="16"/>
+              </w:rPr>
+              <w:t>Biên giá trị 0</w:t>
+            </w:r>
+          </w:p>
+        </w:tc>
+        <w:tc>
+          <w:tcPr>
+            <w:tcW w:w="1416" w:type="dxa"/>
+            <w:vAlign w:val="center"/>
+          </w:tcPr>
+          <w:p>
+            <w:pPr>
+              <w:rPr>
+                <w:rFonts w:ascii="Arial" w:hAnsi="Arial" w:cs="Arial"/>
+                <w:sz w:val="16"/>
+                <w:szCs w:val="16"/>
+              </w:rPr>
+            </w:pPr>
+            <w:r>
+              <w:rPr>
+                <w:rFonts w:ascii="Arial" w:hAnsi="Arial" w:cs="Arial"/>
+                <w:sz w:val="16"/>
+                <w:szCs w:val="16"/>
+              </w:rPr>
+              <w:t>name: "Test", price: 0, category_id: 1</w:t>
+            </w:r>
+          </w:p>
+        </w:tc>
+        <w:tc>
+          <w:tcPr>
+            <w:tcW w:w="1416" w:type="dxa"/>
+            <w:vAlign w:val="center"/>
+          </w:tcPr>
+          <w:p>
+            <w:pPr>
+              <w:rPr>
+                <w:rFonts w:ascii="Arial" w:hAnsi="Arial" w:cs="Arial"/>
+                <w:sz w:val="16"/>
+                <w:szCs w:val="16"/>
+              </w:rPr>
+            </w:pPr>
+            <w:r>
+              <w:rPr>
+                <w:rFonts w:ascii="Arial" w:hAnsi="Arial" w:cs="Arial"/>
+                <w:sz w:val="16"/>
+                <w:szCs w:val="16"/>
+              </w:rPr>
+              <w:t>Hệ thống từ chối do giá phải là số dương lớn hơn 0 ({price} &gt; 0).</w:t>
+            </w:r>
+          </w:p>
+        </w:tc>
+        <w:tc>
+          <w:tcPr>
+            <w:tcW w:w="1416" w:type="dxa"/>
+            <w:vAlign w:val="center"/>
+          </w:tcPr>
+          <w:p>
+            <w:pPr>
+              <w:rPr>
+                <w:rFonts w:ascii="Arial" w:hAnsi="Arial" w:cs="Arial"/>
+                <w:sz w:val="16"/>
+                <w:szCs w:val="16"/>
+              </w:rPr>
+            </w:pPr>
+            <w:r>
+              <w:rPr>
+                <w:rFonts w:ascii="Arial" w:hAnsi="Arial" w:cs="Arial"/>
+                <w:sz w:val="16"/>
+                <w:szCs w:val="16"/>
+              </w:rPr>
+              <w:t>Invalid</w:t>
+            </w:r>
+          </w:p>
+        </w:tc>
+      </w:tr>
+      <w:tr>
+        <w:tc>
+          <w:tcPr>
+            <w:tcW w:w="1416" w:type="dxa"/>
+            <w:vAlign w:val="center"/>
+          </w:tcPr>
+          <w:p>
+            <w:pPr>
+              <w:rPr>
+                <w:rFonts w:ascii="Arial" w:hAnsi="Arial" w:cs="Arial"/>
+                <w:sz w:val="16"/>
+                <w:szCs w:val="16"/>
+              </w:rPr>
+            </w:pPr>
+            <w:r>
+              <w:rPr>
+                <w:rFonts w:ascii="Arial" w:hAnsi="Arial" w:cs="Arial"/>
+                <w:sz w:val="16"/>
+                <w:szCs w:val="16"/>
+              </w:rPr>
+              <w:t>BVA-FR15-09</w:t>
+            </w:r>
+          </w:p>
+        </w:tc>
+        <w:tc>
+          <w:tcPr>
+            <w:tcW w:w="1416" w:type="dxa"/>
+            <w:vAlign w:val="center"/>
+          </w:tcPr>
+          <w:p>
+            <w:pPr>
+              <w:rPr>
+                <w:rFonts w:ascii="Arial" w:hAnsi="Arial" w:cs="Arial"/>
+                <w:sz w:val="16"/>
+                <w:szCs w:val="16"/>
+              </w:rPr>
+            </w:pPr>
+            <w:r>
+              <w:rPr>
+                <w:rFonts w:ascii="Arial" w:hAnsi="Arial" w:cs="Arial"/>
+                <w:sz w:val="16"/>
+                <w:szCs w:val="16"/>
+              </w:rPr>
+              <w:t>price</w:t>
+            </w:r>
+          </w:p>
+        </w:tc>
+        <w:tc>
+          <w:tcPr>
+            <w:tcW w:w="1416" w:type="dxa"/>
+            <w:vAlign w:val="center"/>
+          </w:tcPr>
+          <w:p>
+            <w:pPr>
+              <w:rPr>
+                <w:rFonts w:ascii="Arial" w:hAnsi="Arial" w:cs="Arial"/>
+                <w:sz w:val="16"/>
+                <w:szCs w:val="16"/>
+              </w:rPr>
+            </w:pPr>
+            <w:r>
+              <w:rPr>
+                <w:rFonts w:ascii="Arial" w:hAnsi="Arial" w:cs="Arial"/>
+                <w:sz w:val="16"/>
+                <w:szCs w:val="16"/>
+              </w:rPr>
+              <w:t>Min</w:t>
+            </w:r>
+            <w:r>
+              <w:rPr>
+                <w:rFonts w:ascii="Arial" w:hAnsi="Arial" w:cs="Arial"/>
+                <w:sz w:val="16"/>
+                <w:szCs w:val="16"/>
+              </w:rPr>
+              <w:t xml:space="preserve"> tối thiểu (1)</w:t>
+            </w:r>
+          </w:p>
+        </w:tc>
+        <w:tc>
+          <w:tcPr>
+            <w:tcW w:w="1416" w:type="dxa"/>
+            <w:vAlign w:val="center"/>
+          </w:tcPr>
+          <w:p>
+            <w:pPr>
+              <w:rPr>
+                <w:rFonts w:ascii="Arial" w:hAnsi="Arial" w:cs="Arial"/>
+                <w:sz w:val="16"/>
+                <w:szCs w:val="16"/>
+              </w:rPr>
+            </w:pPr>
+            <w:r>
+              <w:rPr>
+                <w:rFonts w:ascii="Arial" w:hAnsi="Arial" w:cs="Arial"/>
+                <w:sz w:val="16"/>
+                <w:szCs w:val="16"/>
+              </w:rPr>
+              <w:t>name: "Test", price: 1, category_id: 1</w:t>
+            </w:r>
+          </w:p>
+        </w:tc>
+        <w:tc>
+          <w:tcPr>
+            <w:tcW w:w="1416" w:type="dxa"/>
+            <w:vAlign w:val="center"/>
+          </w:tcPr>
+          <w:p>
+            <w:pPr>
+              <w:rPr>
+                <w:rFonts w:ascii="Arial" w:hAnsi="Arial" w:cs="Arial"/>
+                <w:sz w:val="16"/>
+                <w:szCs w:val="16"/>
+              </w:rPr>
+            </w:pPr>
+            <w:r>
+              <w:rPr>
+                <w:rFonts w:ascii="Arial" w:hAnsi="Arial" w:cs="Arial"/>
+                <w:sz w:val="16"/>
+                <w:szCs w:val="16"/>
+              </w:rPr>
+              <w:t>Thêm sản phẩm thành công với giá nhỏ nhất hợp lệ (1 ₫).</w:t>
+            </w:r>
+          </w:p>
+        </w:tc>
+        <w:tc>
+          <w:tcPr>
+            <w:tcW w:w="1416" w:type="dxa"/>
+            <w:vAlign w:val="center"/>
+          </w:tcPr>
+          <w:p>
+            <w:pPr>
+              <w:rPr>
+                <w:rFonts w:ascii="Arial" w:hAnsi="Arial" w:cs="Arial"/>
+                <w:sz w:val="16"/>
+                <w:szCs w:val="16"/>
+              </w:rPr>
+            </w:pPr>
+            <w:r>
+              <w:rPr>
+                <w:rFonts w:ascii="Arial" w:hAnsi="Arial" w:cs="Arial"/>
+                <w:sz w:val="16"/>
+                <w:szCs w:val="16"/>
+              </w:rPr>
+              <w:t>Valid</w:t>
+            </w:r>
+          </w:p>
+        </w:tc>
+      </w:tr>
+      <w:tr>
+        <w:tc>
+          <w:tcPr>
+            <w:tcW w:w="1416" w:type="dxa"/>
+            <w:vAlign w:val="center"/>
+          </w:tcPr>
+          <w:p>
+            <w:pPr>
+              <w:rPr>
+                <w:rFonts w:ascii="Arial" w:hAnsi="Arial" w:cs="Arial"/>
+                <w:sz w:val="16"/>
+                <w:szCs w:val="16"/>
+              </w:rPr>
+            </w:pPr>
+            <w:r>
+              <w:rPr>
+                <w:rFonts w:ascii="Arial" w:hAnsi="Arial" w:cs="Arial"/>
+                <w:sz w:val="16"/>
+                <w:szCs w:val="16"/>
+              </w:rPr>
+              <w:t>BVA-FR15-10</w:t>
+            </w:r>
+          </w:p>
+        </w:tc>
+        <w:tc>
+          <w:tcPr>
+            <w:tcW w:w="1416" w:type="dxa"/>
+            <w:vAlign w:val="center"/>
+          </w:tcPr>
+          <w:p>
+            <w:pPr>
+              <w:rPr>
+                <w:rFonts w:ascii="Arial" w:hAnsi="Arial" w:cs="Arial"/>
+                <w:sz w:val="16"/>
+                <w:szCs w:val="16"/>
+              </w:rPr>
+            </w:pPr>
+            <w:r>
+              <w:rPr>
+                <w:rFonts w:ascii="Arial" w:hAnsi="Arial" w:cs="Arial"/>
+                <w:sz w:val="16"/>
+                <w:szCs w:val="16"/>
+              </w:rPr>
+              <w:t>price</w:t>
+            </w:r>
+          </w:p>
+        </w:tc>
+        <w:tc>
+          <w:tcPr>
+            <w:tcW w:w="1416" w:type="dxa"/>
+            <w:vAlign w:val="center"/>
+          </w:tcPr>
+          <w:p>
+            <w:pPr>
+              <w:rPr>
+                <w:rFonts w:ascii="Arial" w:hAnsi="Arial" w:cs="Arial"/>
+                <w:sz w:val="16"/>
+                <w:szCs w:val="16"/>
+              </w:rPr>
+            </w:pPr>
+            <w:r>
+              <w:rPr>
+                <w:rFonts w:ascii="Arial" w:hAnsi="Arial" w:cs="Arial"/>
+                <w:sz w:val="16"/>
+                <w:szCs w:val="16"/>
+              </w:rPr>
+              <w:t>Min</w:t>
+            </w:r>
+            <w:r>
+              <w:rPr>
+                <w:rFonts w:ascii="Arial" w:hAnsi="Arial" w:cs="Arial"/>
+                <w:sz w:val="16"/>
+                <w:szCs w:val="16"/>
+              </w:rPr>
+              <w:t xml:space="preserve"> + 1 (2)</w:t>
+            </w:r>
+          </w:p>
+        </w:tc>
+        <w:tc>
+          <w:tcPr>
+            <w:tcW w:w="1416" w:type="dxa"/>
+            <w:vAlign w:val="center"/>
+          </w:tcPr>
+          <w:p>
+            <w:pPr>
+              <w:rPr>
+                <w:rFonts w:ascii="Arial" w:hAnsi="Arial" w:cs="Arial"/>
+                <w:sz w:val="16"/>
+                <w:szCs w:val="16"/>
+              </w:rPr>
+            </w:pPr>
+            <w:r>
+              <w:rPr>
+                <w:rFonts w:ascii="Arial" w:hAnsi="Arial" w:cs="Arial"/>
+                <w:sz w:val="16"/>
+                <w:szCs w:val="16"/>
+              </w:rPr>
+              <w:t>name: "Test", price: 2, category_id: 1</w:t>
+            </w:r>
+          </w:p>
+        </w:tc>
+        <w:tc>
+          <w:tcPr>
+            <w:tcW w:w="1416" w:type="dxa"/>
+            <w:vAlign w:val="center"/>
+          </w:tcPr>
+          <w:p>
+            <w:pPr>
+              <w:rPr>
+                <w:rFonts w:ascii="Arial" w:hAnsi="Arial" w:cs="Arial"/>
+                <w:sz w:val="16"/>
+                <w:szCs w:val="16"/>
+              </w:rPr>
+            </w:pPr>
+            <w:r>
+              <w:rPr>
+                <w:rFonts w:ascii="Arial" w:hAnsi="Arial" w:cs="Arial"/>
+                <w:sz w:val="16"/>
+                <w:szCs w:val="16"/>
+              </w:rPr>
+              <w:t>Thêm sản phẩm thành công với giá 2 ₫.</w:t>
+            </w:r>
+          </w:p>
+        </w:tc>
+        <w:tc>
+          <w:tcPr>
+            <w:tcW w:w="1416" w:type="dxa"/>
+            <w:vAlign w:val="center"/>
+          </w:tcPr>
+          <w:p>
+            <w:pPr>
+              <w:rPr>
+                <w:rFonts w:ascii="Arial" w:hAnsi="Arial" w:cs="Arial"/>
+                <w:sz w:val="16"/>
+                <w:szCs w:val="16"/>
+              </w:rPr>
+            </w:pPr>
+            <w:r>
+              <w:rPr>
+                <w:rFonts w:ascii="Arial" w:hAnsi="Arial" w:cs="Arial"/>
+                <w:sz w:val="16"/>
+                <w:szCs w:val="16"/>
+              </w:rPr>
+              <w:t>Valid</w:t>
+            </w:r>
+          </w:p>
+        </w:tc>
+      </w:tr>
+      <w:tr>
+        <w:tc>
+          <w:tcPr>
+            <w:tcW w:w="1416" w:type="dxa"/>
+            <w:vAlign w:val="center"/>
+          </w:tcPr>
+          <w:p>
+            <w:pPr>
+              <w:rPr>
+                <w:rFonts w:ascii="Arial" w:hAnsi="Arial" w:cs="Arial"/>
+                <w:sz w:val="16"/>
+                <w:szCs w:val="16"/>
+              </w:rPr>
+            </w:pPr>
+            <w:r>
+              <w:rPr>
+                <w:rFonts w:ascii="Arial" w:hAnsi="Arial" w:cs="Arial"/>
+                <w:sz w:val="16"/>
+                <w:szCs w:val="16"/>
+              </w:rPr>
+              <w:t>BVA-FR15-11</w:t>
+            </w:r>
+          </w:p>
+        </w:tc>
+        <w:tc>
+          <w:tcPr>
+            <w:tcW w:w="1416" w:type="dxa"/>
+            <w:vAlign w:val="center"/>
+          </w:tcPr>
+          <w:p>
+            <w:pPr>
+              <w:rPr>
+                <w:rFonts w:ascii="Arial" w:hAnsi="Arial" w:cs="Arial"/>
+                <w:sz w:val="16"/>
+                <w:szCs w:val="16"/>
+              </w:rPr>
+            </w:pPr>
+            <w:r>
+              <w:rPr>
+                <w:rFonts w:ascii="Arial" w:hAnsi="Arial" w:cs="Arial"/>
+                <w:sz w:val="16"/>
+                <w:szCs w:val="16"/>
+              </w:rPr>
+              <w:t>category_id</w:t>
+            </w:r>
+          </w:p>
+        </w:tc>
+        <w:tc>
+          <w:tcPr>
+            <w:tcW w:w="1416" w:type="dxa"/>
+            <w:vAlign w:val="center"/>
+          </w:tcPr>
+          <w:p>
+            <w:pPr>
+              <w:rPr>
+                <w:rFonts w:ascii="Arial" w:hAnsi="Arial" w:cs="Arial"/>
+                <w:sz w:val="16"/>
+                <w:szCs w:val="16"/>
+              </w:rPr>
+            </w:pPr>
+            <w:r>
+              <w:rPr>
+                <w:rFonts w:ascii="Arial" w:hAnsi="Arial" w:cs="Arial"/>
+                <w:sz w:val="16"/>
+                <w:szCs w:val="16"/>
+              </w:rPr>
+              <w:t>Min</w:t>
+            </w:r>
+            <w:r>
+              <w:rPr>
+                <w:rFonts w:ascii="Arial" w:hAnsi="Arial" w:cs="Arial"/>
+                <w:sz w:val="16"/>
+                <w:szCs w:val="16"/>
+              </w:rPr>
+              <w:t xml:space="preserve"> - 1 (0)</w:t>
+            </w:r>
+          </w:p>
+        </w:tc>
+        <w:tc>
+          <w:tcPr>
+            <w:tcW w:w="1416" w:type="dxa"/>
+            <w:vAlign w:val="center"/>
+          </w:tcPr>
+          <w:p>
+            <w:pPr>
+              <w:rPr>
+                <w:rFonts w:ascii="Arial" w:hAnsi="Arial" w:cs="Arial"/>
+                <w:sz w:val="16"/>
+                <w:szCs w:val="16"/>
+              </w:rPr>
+            </w:pPr>
+            <w:r>
+              <w:rPr>
+                <w:rFonts w:ascii="Arial" w:hAnsi="Arial" w:cs="Arial"/>
+                <w:sz w:val="16"/>
+                <w:szCs w:val="16"/>
+              </w:rPr>
+              <w:t>name: "Test", price: 100000, category_id: 0</w:t>
+            </w:r>
+          </w:p>
+        </w:tc>
+        <w:tc>
+          <w:tcPr>
+            <w:tcW w:w="1416" w:type="dxa"/>
+            <w:vAlign w:val="center"/>
+          </w:tcPr>
+          <w:p>
+            <w:pPr>
+              <w:rPr>
+                <w:rFonts w:ascii="Arial" w:hAnsi="Arial" w:cs="Arial"/>
+                <w:sz w:val="16"/>
+                <w:szCs w:val="16"/>
+              </w:rPr>
+            </w:pPr>
+            <w:r>
+              <w:rPr>
+                <w:rFonts w:ascii="Arial" w:hAnsi="Arial" w:cs="Arial"/>
+                <w:sz w:val="16"/>
+                <w:szCs w:val="16"/>
+              </w:rPr>
+              <w:t>Hệ thống từ chối do category_id phải \ge 1 và tồn tại trong CSDL.</w:t>
+            </w:r>
+          </w:p>
+        </w:tc>
+        <w:tc>
+          <w:tcPr>
+            <w:tcW w:w="1416" w:type="dxa"/>
+            <w:vAlign w:val="center"/>
+          </w:tcPr>
+          <w:p>
+            <w:pPr>
+              <w:rPr>
+                <w:rFonts w:ascii="Arial" w:hAnsi="Arial" w:cs="Arial"/>
+                <w:sz w:val="16"/>
+                <w:szCs w:val="16"/>
+              </w:rPr>
+            </w:pPr>
+            <w:r>
+              <w:rPr>
+                <w:rFonts w:ascii="Arial" w:hAnsi="Arial" w:cs="Arial"/>
+                <w:sz w:val="16"/>
+                <w:szCs w:val="16"/>
+              </w:rPr>
+              <w:t>Invalid</w:t>
+            </w:r>
+          </w:p>
+        </w:tc>
+      </w:tr>
+      <w:tr>
+        <w:tc>
+          <w:tcPr>
+            <w:tcW w:w="1416" w:type="dxa"/>
+            <w:vAlign w:val="center"/>
+          </w:tcPr>
+          <w:p>
+            <w:pPr>
+              <w:rPr>
+                <w:rFonts w:ascii="Arial" w:hAnsi="Arial" w:cs="Arial"/>
+                <w:sz w:val="16"/>
+                <w:szCs w:val="16"/>
+              </w:rPr>
+            </w:pPr>
+            <w:r>
+              <w:rPr>
+                <w:rFonts w:ascii="Arial" w:hAnsi="Arial" w:cs="Arial"/>
+                <w:sz w:val="16"/>
+                <w:szCs w:val="16"/>
+              </w:rPr>
+              <w:t>BVA-FR15-12</w:t>
+            </w:r>
+          </w:p>
+        </w:tc>
+        <w:tc>
+          <w:tcPr>
+            <w:tcW w:w="1416" w:type="dxa"/>
+            <w:vAlign w:val="center"/>
+          </w:tcPr>
+          <w:p>
+            <w:pPr>
+              <w:rPr>
+                <w:rFonts w:ascii="Arial" w:hAnsi="Arial" w:cs="Arial"/>
+                <w:sz w:val="16"/>
+                <w:szCs w:val="16"/>
+              </w:rPr>
+            </w:pPr>
+            <w:r>
+              <w:rPr>
+                <w:rFonts w:ascii="Arial" w:hAnsi="Arial" w:cs="Arial"/>
+                <w:sz w:val="16"/>
+                <w:szCs w:val="16"/>
+              </w:rPr>
+              <w:t>category_id</w:t>
+            </w:r>
+          </w:p>
+        </w:tc>
+        <w:tc>
+          <w:tcPr>
+            <w:tcW w:w="1416" w:type="dxa"/>
+            <w:vAlign w:val="center"/>
+          </w:tcPr>
+          <w:p>
+            <w:pPr>
+              <w:rPr>
+                <w:rFonts w:ascii="Arial" w:hAnsi="Arial" w:cs="Arial"/>
+                <w:sz w:val="16"/>
+                <w:szCs w:val="16"/>
+              </w:rPr>
+            </w:pPr>
+            <w:r>
+              <w:rPr>
+                <w:rFonts w:ascii="Arial" w:hAnsi="Arial" w:cs="Arial"/>
+                <w:sz w:val="16"/>
+                <w:szCs w:val="16"/>
+              </w:rPr>
+              <w:t>Min</w:t>
+            </w:r>
+            <w:r>
+              <w:rPr>
+                <w:rFonts w:ascii="Arial" w:hAnsi="Arial" w:cs="Arial"/>
+                <w:sz w:val="16"/>
+                <w:szCs w:val="16"/>
+              </w:rPr>
+              <w:t xml:space="preserve"> (1)</w:t>
+            </w:r>
+          </w:p>
+        </w:tc>
+        <w:tc>
+          <w:tcPr>
+            <w:tcW w:w="1416" w:type="dxa"/>
+            <w:vAlign w:val="center"/>
+          </w:tcPr>
+          <w:p>
+            <w:pPr>
+              <w:rPr>
+                <w:rFonts w:ascii="Arial" w:hAnsi="Arial" w:cs="Arial"/>
+                <w:sz w:val="16"/>
+                <w:szCs w:val="16"/>
+              </w:rPr>
+            </w:pPr>
+            <w:r>
+              <w:rPr>
+                <w:rFonts w:ascii="Arial" w:hAnsi="Arial" w:cs="Arial"/>
+                <w:sz w:val="16"/>
+                <w:szCs w:val="16"/>
+              </w:rPr>
+              <w:t>name: "Test", price: 100000, category_id: 1 (Điện thoại)</w:t>
+            </w:r>
+          </w:p>
+        </w:tc>
+        <w:tc>
+          <w:tcPr>
+            <w:tcW w:w="1416" w:type="dxa"/>
+            <w:vAlign w:val="center"/>
+          </w:tcPr>
+          <w:p>
+            <w:pPr>
+              <w:rPr>
+                <w:rFonts w:ascii="Arial" w:hAnsi="Arial" w:cs="Arial"/>
+                <w:sz w:val="16"/>
+                <w:szCs w:val="16"/>
+              </w:rPr>
+            </w:pPr>
+            <w:r>
+              <w:rPr>
+                <w:rFonts w:ascii="Arial" w:hAnsi="Arial" w:cs="Arial"/>
+                <w:sz w:val="16"/>
+                <w:szCs w:val="16"/>
+              </w:rPr>
+              <w:t>Thêm sản phẩm thành công vào danh mục có ID = 1.</w:t>
+            </w:r>
+          </w:p>
+        </w:tc>
+        <w:tc>
+          <w:tcPr>
+            <w:tcW w:w="1416" w:type="dxa"/>
+            <w:vAlign w:val="center"/>
+          </w:tcPr>
+          <w:p>
+            <w:pPr>
+              <w:rPr>
+                <w:rFonts w:ascii="Arial" w:hAnsi="Arial" w:cs="Arial"/>
+                <w:sz w:val="16"/>
+                <w:szCs w:val="16"/>
+              </w:rPr>
+            </w:pPr>
+            <w:r>
+              <w:rPr>
+                <w:rFonts w:ascii="Arial" w:hAnsi="Arial" w:cs="Arial"/>
+                <w:sz w:val="16"/>
+                <w:szCs w:val="16"/>
+              </w:rPr>
+              <w:t>Valid</w:t>
+            </w:r>
+          </w:p>
+        </w:tc>
+      </w:tr>
+      <w:tr>
+        <w:tc>
+          <w:tcPr>
+            <w:tcW w:w="1416" w:type="dxa"/>
+            <w:vAlign w:val="center"/>
+          </w:tcPr>
+          <w:p>
+            <w:pPr>
+              <w:rPr>
+                <w:rFonts w:ascii="Arial" w:hAnsi="Arial" w:cs="Arial"/>
+                <w:sz w:val="16"/>
+                <w:szCs w:val="16"/>
+              </w:rPr>
+            </w:pPr>
+            <w:r>
+              <w:rPr>
+                <w:rFonts w:ascii="Arial" w:hAnsi="Arial" w:cs="Arial"/>
+                <w:sz w:val="16"/>
+                <w:szCs w:val="16"/>
+              </w:rPr>
+              <w:t>BVA-FR15-13</w:t>
+            </w:r>
+          </w:p>
+        </w:tc>
+        <w:tc>
+          <w:tcPr>
+            <w:tcW w:w="1416" w:type="dxa"/>
+            <w:vAlign w:val="center"/>
+          </w:tcPr>
+          <w:p>
+            <w:pPr>
+              <w:rPr>
+                <w:rFonts w:ascii="Arial" w:hAnsi="Arial" w:cs="Arial"/>
+                <w:sz w:val="16"/>
+                <w:szCs w:val="16"/>
+              </w:rPr>
+            </w:pPr>
+            <w:r>
+              <w:rPr>
+                <w:rFonts w:ascii="Arial" w:hAnsi="Arial" w:cs="Arial"/>
+                <w:sz w:val="16"/>
+                <w:szCs w:val="16"/>
+              </w:rPr>
+              <w:t>category_id</w:t>
+            </w:r>
+          </w:p>
+        </w:tc>
+        <w:tc>
+          <w:tcPr>
+            <w:tcW w:w="1416" w:type="dxa"/>
+            <w:vAlign w:val="center"/>
+          </w:tcPr>
+          <w:p>
+            <w:pPr>
+              <w:rPr>
+                <w:rFonts w:ascii="Arial" w:hAnsi="Arial" w:cs="Arial"/>
+                <w:sz w:val="16"/>
+                <w:szCs w:val="16"/>
+              </w:rPr>
+            </w:pPr>
+            <w:r>
+              <w:rPr>
+                <w:rFonts w:ascii="Arial" w:hAnsi="Arial" w:cs="Arial"/>
+                <w:sz w:val="16"/>
+                <w:szCs w:val="16"/>
+              </w:rPr>
+              <w:t>Min</w:t>
+            </w:r>
+            <w:r>
+              <w:rPr>
+                <w:rFonts w:ascii="Arial" w:hAnsi="Arial" w:cs="Arial"/>
+                <w:sz w:val="16"/>
+                <w:szCs w:val="16"/>
+              </w:rPr>
+              <w:t xml:space="preserve"> + 1 (2)</w:t>
+            </w:r>
+          </w:p>
+        </w:tc>
+        <w:tc>
+          <w:tcPr>
+            <w:tcW w:w="1416" w:type="dxa"/>
+            <w:vAlign w:val="center"/>
+          </w:tcPr>
+          <w:p>
+            <w:pPr>
+              <w:rPr>
+                <w:rFonts w:ascii="Arial" w:hAnsi="Arial" w:cs="Arial"/>
+                <w:sz w:val="16"/>
+                <w:szCs w:val="16"/>
+              </w:rPr>
+            </w:pPr>
+            <w:r>
+              <w:rPr>
+                <w:rFonts w:ascii="Arial" w:hAnsi="Arial" w:cs="Arial"/>
+                <w:sz w:val="16"/>
+                <w:szCs w:val="16"/>
+              </w:rPr>
+              <w:t>name: "Test", price: 100000, category_id: 2 (Laptop)</w:t>
+            </w:r>
+          </w:p>
+        </w:tc>
+        <w:tc>
+          <w:tcPr>
+            <w:tcW w:w="1416" w:type="dxa"/>
+            <w:vAlign w:val="center"/>
+          </w:tcPr>
+          <w:p>
+            <w:pPr>
+              <w:rPr>
+                <w:rFonts w:ascii="Arial" w:hAnsi="Arial" w:cs="Arial"/>
+                <w:sz w:val="16"/>
+                <w:szCs w:val="16"/>
+              </w:rPr>
+            </w:pPr>
+            <w:r>
+              <w:rPr>
+                <w:rFonts w:ascii="Arial" w:hAnsi="Arial" w:cs="Arial"/>
+                <w:sz w:val="16"/>
+                <w:szCs w:val="16"/>
+              </w:rPr>
+              <w:t>Thêm sản phẩm thành công vào danh mục có ID = 2.</w:t>
+            </w:r>
+          </w:p>
+        </w:tc>
+        <w:tc>
+          <w:tcPr>
+            <w:tcW w:w="1416" w:type="dxa"/>
+            <w:vAlign w:val="center"/>
+          </w:tcPr>
+          <w:p>
+            <w:pPr>
+              <w:rPr>
+                <w:rFonts w:ascii="Arial" w:hAnsi="Arial" w:cs="Arial"/>
+                <w:sz w:val="16"/>
+                <w:szCs w:val="16"/>
+              </w:rPr>
+            </w:pPr>
+            <w:r>
+              <w:rPr>
+                <w:rFonts w:ascii="Arial" w:hAnsi="Arial" w:cs="Arial"/>
+                <w:sz w:val="16"/>
+                <w:szCs w:val="16"/>
+              </w:rPr>
+              <w:t>Valid</w:t>
+            </w:r>
+          </w:p>
+        </w:tc>
+      </w:tr>
+    </w:tbl>
+    <w:p>
+      <w:pPr>
+        <w:ind w:left="360"/>
+        <w:rPr>
+          <w:rFonts w:ascii="Arial" w:hAnsi="Arial" w:cs="Arial"/>
+          <w:b/>
+          <w:sz w:val="20"/>
+          <w:szCs w:val="20"/>
+        </w:rPr>
+      </w:pPr>
+    </w:p>
+    <w:p>
+      <w:pPr>
+        <w:pStyle w:val="ListParagraph"/>
+        <w:numPr>
+          <w:ilvl w:val="0"/>
+          <w:numId w:val="50"/>
+        </w:numPr>
+        <w:rPr>
+          <w:rFonts w:ascii="Arial" w:hAnsi="Arial" w:cs="Arial"/>
+          <w:b/>
+          <w:sz w:val="20"/>
+          <w:szCs w:val="20"/>
+        </w:rPr>
+      </w:pPr>
+      <w:r>
+        <w:rPr>
+          <w:rFonts w:ascii="Arial" w:hAnsi="Arial" w:cs="Arial"/>
+          <w:b/>
+          <w:sz w:val="20"/>
+          <w:szCs w:val="20"/>
+        </w:rPr>
+        <w:t>Explaination</w:t>
       </w:r>
     </w:p>
     <w:p/>
@@ -16946,7 +19571,6 @@
         <w:rPr>
           <w:rFonts w:ascii="Arial" w:hAnsi="Arial" w:cs="Arial"/>
         </w:rPr>
-        <w:lastRenderedPageBreak/>
         <w:t>Self-assessment</w:t>
       </w:r>
       <w:bookmarkEnd w:id="3"/>
@@ -23042,7 +25666,7 @@
   <w:abstractNum w:abstractNumId="46" w15:restartNumberingAfterBreak="0">
     <w:nsid w:val="6AD127E2"/>
     <w:multiLevelType w:val="hybridMultilevel"/>
-    <w:tmpl w:val="8278994E"/>
+    <w:tmpl w:val="1D74476C"/>
     <w:lvl w:ilvl="0" w:tplc="04090001">
       <w:start w:val="1"/>
       <w:numFmt w:val="bullet"/>
@@ -35760,7 +38384,7 @@
 </file>
 
 <file path=customXml/itemProps1.xml><?xml version="1.0" encoding="utf-8"?>
-<ds:datastoreItem xmlns:ds="http://schemas.openxmlformats.org/officeDocument/2006/customXml" ds:itemID="{06922364-1D40-4D4C-83D6-21BAEA3D983C}">
+<ds:datastoreItem xmlns:ds="http://schemas.openxmlformats.org/officeDocument/2006/customXml" ds:itemID="{53E0F124-857E-46BF-873C-B561BB4CD634}">
   <ds:schemaRefs>
     <ds:schemaRef ds:uri="http://schemas.openxmlformats.org/officeDocument/2006/bibliography"/>
   </ds:schemaRefs>

--- a/MainReport.docx
+++ b/MainReport.docx
@@ -16159,15 +16159,7 @@
           <w:sz w:val="20"/>
           <w:szCs w:val="20"/>
         </w:rPr>
-        <w:t>ợc chia rõ thành các phân vùng Valid (hợp lệ theo đúng đặc tả) và Invalid (vi phạm ràng buộc về khoảng giá trị, kiểu dữ liệu, rỗng, hoặc không tồn tạ</w:t>
-      </w:r>
-      <w:r>
-        <w:rPr>
-          <w:rFonts w:ascii="Arial" w:hAnsi="Arial" w:cs="Arial"/>
-          <w:sz w:val="20"/>
-          <w:szCs w:val="20"/>
-        </w:rPr>
-        <w:t>i trong CSDL).</w:t>
+        <w:t>ợc chia rõ thành các phân vùng Valid (hợp lệ theo đúng đặc tả) và Invalid (vi phạm ràng buộc về khoảng giá trị, kiểu dữ liệu, rỗng, hoặc không tồn tại trong CSDL).</w:t>
       </w:r>
     </w:p>
     <w:p>
@@ -16205,149 +16197,150 @@
           <w:sz w:val="20"/>
           <w:szCs w:val="20"/>
         </w:rPr>
-        <w:t>ớc 2 (Ma trận kết hợ</w:t>
+        <w:t>ớc 2 (Ma trận kết hợp phân vùng):</w:t>
+      </w:r>
+    </w:p>
+    <w:p>
+      <w:pPr>
+        <w:rPr>
+          <w:rFonts w:ascii="Arial" w:hAnsi="Arial" w:cs="Arial"/>
+          <w:sz w:val="20"/>
+          <w:szCs w:val="20"/>
+        </w:rPr>
+      </w:pPr>
+      <w:r>
+        <w:rPr>
+          <w:rFonts w:ascii="Arial" w:hAnsi="Arial" w:cs="Arial"/>
+          <w:sz w:val="20"/>
+          <w:szCs w:val="20"/>
+        </w:rPr>
+        <w:t>Áp dụng chiến l</w:t>
       </w:r>
       <w:r>
+        <w:rPr>
+          <w:rFonts w:ascii="Arial" w:hAnsi="Arial" w:cs="Arial" w:hint="cs"/>
+          <w:sz w:val="20"/>
+          <w:szCs w:val="20"/>
+        </w:rPr>
+        <w:t>ư</w:t>
+      </w:r>
+      <w:r>
+        <w:rPr>
+          <w:rFonts w:ascii="Arial" w:hAnsi="Arial" w:cs="Arial"/>
+          <w:sz w:val="20"/>
+          <w:szCs w:val="20"/>
+        </w:rPr>
+        <w:t>ợc Base Choice Coverage: Lấy ca kiểm thử `M-01` làm gốc hoàn toàn hợp lệ (Valid Base). Sau đó, tiến hành xoay vòng thay đổi đ</w:t>
+      </w:r>
+      <w:r>
+        <w:rPr>
+          <w:rFonts w:ascii="Arial" w:hAnsi="Arial" w:cs="Arial" w:hint="cs"/>
+          <w:sz w:val="20"/>
+          <w:szCs w:val="20"/>
+        </w:rPr>
+        <w:t>ơ</w:t>
+      </w:r>
+      <w:r>
+        <w:rPr>
+          <w:rFonts w:ascii="Arial" w:hAnsi="Arial" w:cs="Arial"/>
+          <w:sz w:val="20"/>
+          <w:szCs w:val="20"/>
+        </w:rPr>
+        <w:t>n lẻ từng biến sang các trạng thái Invalid t</w:t>
+      </w:r>
+      <w:r>
+        <w:rPr>
+          <w:rFonts w:ascii="Arial" w:hAnsi="Arial" w:cs="Arial" w:hint="cs"/>
+          <w:sz w:val="20"/>
+          <w:szCs w:val="20"/>
+        </w:rPr>
+        <w:t>ươ</w:t>
+      </w:r>
+      <w:r>
+        <w:rPr>
+          <w:rFonts w:ascii="Arial" w:hAnsi="Arial" w:cs="Arial"/>
+          <w:sz w:val="20"/>
+          <w:szCs w:val="20"/>
+        </w:rPr>
+        <w:t xml:space="preserve">ng ứng (`M-02` đến `M-11`). Cách tiếp cận này giúp tối </w:t>
+      </w:r>
+      <w:r>
+        <w:rPr>
+          <w:rFonts w:ascii="Arial" w:hAnsi="Arial" w:cs="Arial" w:hint="cs"/>
+          <w:sz w:val="20"/>
+          <w:szCs w:val="20"/>
+        </w:rPr>
+        <w:t>ư</w:t>
+      </w:r>
+      <w:r>
+        <w:rPr>
+          <w:rFonts w:ascii="Arial" w:hAnsi="Arial" w:cs="Arial"/>
+          <w:sz w:val="20"/>
+          <w:szCs w:val="20"/>
+        </w:rPr>
+        <w:t>u số l</w:t>
+      </w:r>
+      <w:r>
+        <w:rPr>
+          <w:rFonts w:ascii="Arial" w:hAnsi="Arial" w:cs="Arial" w:hint="cs"/>
+          <w:sz w:val="20"/>
+          <w:szCs w:val="20"/>
+        </w:rPr>
+        <w:t>ư</w:t>
+      </w:r>
+      <w:r>
+        <w:rPr>
+          <w:rFonts w:ascii="Arial" w:hAnsi="Arial" w:cs="Arial"/>
+          <w:sz w:val="20"/>
+          <w:szCs w:val="20"/>
+        </w:rPr>
+        <w:t>ợng test case nh</w:t>
+      </w:r>
+      <w:r>
+        <w:rPr>
+          <w:rFonts w:ascii="Arial" w:hAnsi="Arial" w:cs="Arial" w:hint="cs"/>
+          <w:sz w:val="20"/>
+          <w:szCs w:val="20"/>
+        </w:rPr>
+        <w:t>ư</w:t>
+      </w:r>
+      <w:r>
+        <w:rPr>
+          <w:rFonts w:ascii="Arial" w:hAnsi="Arial" w:cs="Arial"/>
+          <w:sz w:val="20"/>
+          <w:szCs w:val="20"/>
+        </w:rPr>
+        <w:t>ng vẫn đảm bảo phủ kín toàn bộ các rủi ro nghiệp vụ của tính năng CRUD sản phẩm.</w:t>
+      </w:r>
+    </w:p>
+    <w:p>
+      <w:pPr>
+        <w:ind w:left="360"/>
         <w:rPr>
           <w:rFonts w:ascii="Arial" w:hAnsi="Arial" w:cs="Arial"/>
           <w:b/>
           <w:sz w:val="20"/>
           <w:szCs w:val="20"/>
         </w:rPr>
-        <w:t>p phân vùng):</w:t>
-      </w:r>
-    </w:p>
-    <w:p>
-      <w:pPr>
-        <w:rPr>
-          <w:rFonts w:ascii="Arial" w:hAnsi="Arial" w:cs="Arial"/>
-          <w:sz w:val="20"/>
-          <w:szCs w:val="20"/>
-        </w:rPr>
       </w:pPr>
       <w:r>
-        <w:rPr>
-          <w:rFonts w:ascii="Arial" w:hAnsi="Arial" w:cs="Arial"/>
-          <w:sz w:val="20"/>
-          <w:szCs w:val="20"/>
-        </w:rPr>
-        <w:t>Áp dụng chiến l</w:t>
-      </w:r>
-      <w:r>
-        <w:rPr>
-          <w:rFonts w:ascii="Arial" w:hAnsi="Arial" w:cs="Arial" w:hint="cs"/>
-          <w:sz w:val="20"/>
-          <w:szCs w:val="20"/>
-        </w:rPr>
-        <w:t>ư</w:t>
-      </w:r>
-      <w:r>
-        <w:rPr>
-          <w:rFonts w:ascii="Arial" w:hAnsi="Arial" w:cs="Arial"/>
-          <w:sz w:val="20"/>
-          <w:szCs w:val="20"/>
-        </w:rPr>
-        <w:t>ợc Base Choice Coverage: Lấy ca kiểm thử `M-01` làm gốc hoàn toàn hợp lệ (Valid Base). Sau đó, tiến hành xoay vòng thay đổi đ</w:t>
-      </w:r>
-      <w:r>
-        <w:rPr>
-          <w:rFonts w:ascii="Arial" w:hAnsi="Arial" w:cs="Arial" w:hint="cs"/>
-          <w:sz w:val="20"/>
-          <w:szCs w:val="20"/>
-        </w:rPr>
-        <w:t>ơ</w:t>
-      </w:r>
-      <w:r>
-        <w:rPr>
-          <w:rFonts w:ascii="Arial" w:hAnsi="Arial" w:cs="Arial"/>
-          <w:sz w:val="20"/>
-          <w:szCs w:val="20"/>
-        </w:rPr>
-        <w:t>n lẻ từng biến sang các trạng thái Invalid t</w:t>
-      </w:r>
-      <w:r>
-        <w:rPr>
-          <w:rFonts w:ascii="Arial" w:hAnsi="Arial" w:cs="Arial" w:hint="cs"/>
-          <w:sz w:val="20"/>
-          <w:szCs w:val="20"/>
-        </w:rPr>
-        <w:t>ươ</w:t>
-      </w:r>
-      <w:r>
-        <w:rPr>
-          <w:rFonts w:ascii="Arial" w:hAnsi="Arial" w:cs="Arial"/>
-          <w:sz w:val="20"/>
-          <w:szCs w:val="20"/>
-        </w:rPr>
-        <w:t xml:space="preserve">ng ứng (`M-02` đến `M-11`). Cách tiếp cận này giúp tối </w:t>
-      </w:r>
-      <w:r>
-        <w:rPr>
-          <w:rFonts w:ascii="Arial" w:hAnsi="Arial" w:cs="Arial" w:hint="cs"/>
-          <w:sz w:val="20"/>
-          <w:szCs w:val="20"/>
-        </w:rPr>
-        <w:t>ư</w:t>
-      </w:r>
-      <w:r>
-        <w:rPr>
-          <w:rFonts w:ascii="Arial" w:hAnsi="Arial" w:cs="Arial"/>
-          <w:sz w:val="20"/>
-          <w:szCs w:val="20"/>
-        </w:rPr>
-        <w:t>u số l</w:t>
-      </w:r>
-      <w:r>
-        <w:rPr>
-          <w:rFonts w:ascii="Arial" w:hAnsi="Arial" w:cs="Arial" w:hint="cs"/>
-          <w:sz w:val="20"/>
-          <w:szCs w:val="20"/>
-        </w:rPr>
-        <w:t>ư</w:t>
-      </w:r>
-      <w:r>
-        <w:rPr>
-          <w:rFonts w:ascii="Arial" w:hAnsi="Arial" w:cs="Arial"/>
-          <w:sz w:val="20"/>
-          <w:szCs w:val="20"/>
-        </w:rPr>
-        <w:t>ợng test case nh</w:t>
-      </w:r>
-      <w:r>
-        <w:rPr>
-          <w:rFonts w:ascii="Arial" w:hAnsi="Arial" w:cs="Arial" w:hint="cs"/>
-          <w:sz w:val="20"/>
-          <w:szCs w:val="20"/>
-        </w:rPr>
-        <w:t>ư</w:t>
-      </w:r>
-      <w:r>
-        <w:rPr>
-          <w:rFonts w:ascii="Arial" w:hAnsi="Arial" w:cs="Arial"/>
-          <w:sz w:val="20"/>
-          <w:szCs w:val="20"/>
-        </w:rPr>
-        <w:t>ng vẫn đảm bảo phủ kín toàn bộ các rủi ro nghiệp vụ của tính năng CRUD sản phẩ</w:t>
-      </w:r>
-      <w:r>
-        <w:rPr>
-          <w:rFonts w:ascii="Arial" w:hAnsi="Arial" w:cs="Arial"/>
-          <w:sz w:val="20"/>
-          <w:szCs w:val="20"/>
-        </w:rPr>
-        <w:t>m.</w:t>
-      </w:r>
-    </w:p>
-    <w:p>
-      <w:pPr>
-        <w:ind w:left="360"/>
         <w:rPr>
           <w:rFonts w:ascii="Arial" w:hAnsi="Arial" w:cs="Arial"/>
           <w:b/>
           <w:sz w:val="20"/>
           <w:szCs w:val="20"/>
         </w:rPr>
-      </w:pPr>
+        <w:t>B</w:t>
+      </w:r>
+      <w:r>
+        <w:rPr>
+          <w:rFonts w:ascii="Arial" w:hAnsi="Arial" w:cs="Arial" w:hint="cs"/>
+          <w:b/>
+          <w:sz w:val="20"/>
+          <w:szCs w:val="20"/>
+        </w:rPr>
+        <w:t>ư</w:t>
+      </w:r>
       <w:r>
         <w:rPr>
           <w:rFonts w:ascii="Arial" w:hAnsi="Arial" w:cs="Arial"/>
@@ -16355,12 +16348,28 @@
           <w:sz w:val="20"/>
           <w:szCs w:val="20"/>
         </w:rPr>
-        <w:t>B</w:t>
+        <w:t>ớc 3 (Xuất danh sách Test Case):</w:t>
+      </w:r>
+    </w:p>
+    <w:p>
+      <w:pPr>
+        <w:rPr>
+          <w:rFonts w:ascii="Arial" w:hAnsi="Arial" w:cs="Arial"/>
+          <w:sz w:val="20"/>
+          <w:szCs w:val="20"/>
+        </w:rPr>
+      </w:pPr>
+      <w:r>
+        <w:rPr>
+          <w:rFonts w:ascii="Arial" w:hAnsi="Arial" w:cs="Arial"/>
+          <w:sz w:val="20"/>
+          <w:szCs w:val="20"/>
+        </w:rPr>
+        <w:t>Danh sách 12 test cases đ</w:t>
       </w:r>
       <w:r>
         <w:rPr>
           <w:rFonts w:ascii="Arial" w:hAnsi="Arial" w:cs="Arial" w:hint="cs"/>
-          <w:b/>
           <w:sz w:val="20"/>
           <w:szCs w:val="20"/>
         </w:rPr>
@@ -16369,61 +16378,10 @@
       <w:r>
         <w:rPr>
           <w:rFonts w:ascii="Arial" w:hAnsi="Arial" w:cs="Arial"/>
-          <w:b/>
           <w:sz w:val="20"/>
           <w:szCs w:val="20"/>
         </w:rPr>
-        <w:t>ớc 3 (Xuấ</w:t>
-      </w:r>
-      <w:r>
-        <w:rPr>
-          <w:rFonts w:ascii="Arial" w:hAnsi="Arial" w:cs="Arial"/>
-          <w:b/>
-          <w:sz w:val="20"/>
-          <w:szCs w:val="20"/>
-        </w:rPr>
-        <w:t>t danh sách Test Case):</w:t>
-      </w:r>
-    </w:p>
-    <w:p>
-      <w:pPr>
-        <w:rPr>
-          <w:rFonts w:ascii="Arial" w:hAnsi="Arial" w:cs="Arial"/>
-          <w:sz w:val="20"/>
-          <w:szCs w:val="20"/>
-        </w:rPr>
-      </w:pPr>
-      <w:r>
-        <w:rPr>
-          <w:rFonts w:ascii="Arial" w:hAnsi="Arial" w:cs="Arial"/>
-          <w:sz w:val="20"/>
-          <w:szCs w:val="20"/>
-        </w:rPr>
-        <w:t>Danh sách 12 test cases đ</w:t>
-      </w:r>
-      <w:r>
-        <w:rPr>
-          <w:rFonts w:ascii="Arial" w:hAnsi="Arial" w:cs="Arial" w:hint="cs"/>
-          <w:sz w:val="20"/>
-          <w:szCs w:val="20"/>
-        </w:rPr>
-        <w:t>ư</w:t>
-      </w:r>
-      <w:r>
-        <w:rPr>
-          <w:rFonts w:ascii="Arial" w:hAnsi="Arial" w:cs="Arial"/>
-          <w:sz w:val="20"/>
-          <w:szCs w:val="20"/>
-        </w:rPr>
-        <w:t>ợc mô tả cụ thể với dữ liệu đầu vào (`Input Data`) và kết quả mong đợi (`Expected Output`) rõ ràng, bao gồm cả các kiểm tra về bảo mật phân quyền (Admin vs. User) và tính nguyên vẹn dữ liệu khi cập nhậ</w:t>
-      </w:r>
-      <w:r>
-        <w:rPr>
-          <w:rFonts w:ascii="Arial" w:hAnsi="Arial" w:cs="Arial"/>
-          <w:sz w:val="20"/>
-          <w:szCs w:val="20"/>
-        </w:rPr>
-        <w:t>t (`PUT`).</w:t>
+        <w:t>ợc mô tả cụ thể với dữ liệu đầu vào (`Input Data`) và kết quả mong đợi (`Expected Output`) rõ ràng, bao gồm cả các kiểm tra về bảo mật phân quyền (Admin vs. User) và tính nguyên vẹn dữ liệu khi cập nhật (`PUT`).</w:t>
       </w:r>
     </w:p>
     <w:p>
@@ -16570,8 +16528,6 @@
         </w:rPr>
         <w:t>Test cases</w:t>
       </w:r>
-      <w:bookmarkStart w:id="1" w:name="_GoBack"/>
-      <w:bookmarkEnd w:id="1"/>
     </w:p>
     <w:tbl>
       <w:tblPr>
@@ -18702,7 +18658,251 @@
         <w:t>Explaination</w:t>
       </w:r>
     </w:p>
-    <w:p/>
+    <w:p>
+      <w:pPr>
+        <w:rPr>
+          <w:rFonts w:ascii="Arial" w:hAnsi="Arial" w:cs="Arial"/>
+          <w:b/>
+          <w:sz w:val="20"/>
+          <w:szCs w:val="20"/>
+        </w:rPr>
+      </w:pPr>
+      <w:r>
+        <w:rPr>
+          <w:rFonts w:ascii="Arial" w:hAnsi="Arial" w:cs="Arial"/>
+          <w:b/>
+          <w:sz w:val="20"/>
+          <w:szCs w:val="20"/>
+        </w:rPr>
+        <w:t>Nhận diện chính xác thuộc tính có biên:</w:t>
+      </w:r>
+    </w:p>
+    <w:p>
+      <w:pPr>
+        <w:rPr>
+          <w:rFonts w:ascii="Arial" w:hAnsi="Arial" w:cs="Arial"/>
+          <w:sz w:val="20"/>
+          <w:szCs w:val="20"/>
+        </w:rPr>
+      </w:pPr>
+      <w:r>
+        <w:rPr>
+          <w:rFonts w:ascii="Arial" w:hAnsi="Arial" w:cs="Arial"/>
+          <w:sz w:val="20"/>
+          <w:szCs w:val="20"/>
+        </w:rPr>
+        <w:t xml:space="preserve">  - Trường `name` có biên độ dài ký tự</w:t>
+      </w:r>
+      <w:r>
+        <w:rPr>
+          <w:rFonts w:ascii="Arial" w:hAnsi="Arial" w:cs="Arial"/>
+          <w:sz w:val="20"/>
+          <w:szCs w:val="20"/>
+        </w:rPr>
+        <w:t xml:space="preserve"> rõ ràng (1 &lt; length &lt;</w:t>
+      </w:r>
+      <w:r>
+        <w:rPr>
+          <w:rFonts w:ascii="Arial" w:hAnsi="Arial" w:cs="Arial"/>
+          <w:sz w:val="20"/>
+          <w:szCs w:val="20"/>
+        </w:rPr>
+        <w:t xml:space="preserve"> 255$).</w:t>
+      </w:r>
+    </w:p>
+    <w:p>
+      <w:pPr>
+        <w:rPr>
+          <w:rFonts w:ascii="Arial" w:hAnsi="Arial" w:cs="Arial"/>
+          <w:sz w:val="20"/>
+          <w:szCs w:val="20"/>
+        </w:rPr>
+      </w:pPr>
+      <w:r>
+        <w:rPr>
+          <w:rFonts w:ascii="Arial" w:hAnsi="Arial" w:cs="Arial"/>
+          <w:sz w:val="20"/>
+          <w:szCs w:val="20"/>
+        </w:rPr>
+        <w:t xml:space="preserve">  - Trường `price` có biên giá trị dương </w:t>
+      </w:r>
+      <w:r>
+        <w:rPr>
+          <w:rFonts w:ascii="Arial" w:hAnsi="Arial" w:cs="Arial"/>
+          <w:sz w:val="20"/>
+          <w:szCs w:val="20"/>
+        </w:rPr>
+        <w:t>(price &gt; 0</w:t>
+      </w:r>
+      <w:bookmarkStart w:id="1" w:name="_GoBack"/>
+      <w:bookmarkEnd w:id="1"/>
+      <w:r>
+        <w:rPr>
+          <w:rFonts w:ascii="Arial" w:hAnsi="Arial" w:cs="Arial"/>
+          <w:sz w:val="20"/>
+          <w:szCs w:val="20"/>
+        </w:rPr>
+        <w:t>, ngăn cách bởi mốc 0).</w:t>
+      </w:r>
+    </w:p>
+    <w:p>
+      <w:pPr>
+        <w:rPr>
+          <w:rFonts w:ascii="Arial" w:hAnsi="Arial" w:cs="Arial"/>
+          <w:sz w:val="20"/>
+          <w:szCs w:val="20"/>
+        </w:rPr>
+      </w:pPr>
+      <w:r>
+        <w:rPr>
+          <w:rFonts w:ascii="Arial" w:hAnsi="Arial" w:cs="Arial"/>
+          <w:sz w:val="20"/>
+          <w:szCs w:val="20"/>
+        </w:rPr>
+        <w:t xml:space="preserve">  - Trường `category_id` có biên dưới bắt đầu từ 1 (dựa trên cấu trúc khóa chính SQLite AUTOINCREMENT).</w:t>
+      </w:r>
+    </w:p>
+    <w:p>
+      <w:pPr>
+        <w:rPr>
+          <w:rFonts w:ascii="Arial" w:hAnsi="Arial" w:cs="Arial"/>
+          <w:sz w:val="20"/>
+          <w:szCs w:val="20"/>
+        </w:rPr>
+      </w:pPr>
+    </w:p>
+    <w:p>
+      <w:pPr>
+        <w:rPr>
+          <w:rFonts w:ascii="Arial" w:hAnsi="Arial" w:cs="Arial"/>
+          <w:b/>
+          <w:sz w:val="20"/>
+          <w:szCs w:val="20"/>
+        </w:rPr>
+      </w:pPr>
+      <w:r>
+        <w:rPr>
+          <w:rFonts w:ascii="Arial" w:hAnsi="Arial" w:cs="Arial"/>
+          <w:b/>
+          <w:sz w:val="20"/>
+          <w:szCs w:val="20"/>
+        </w:rPr>
+        <w:t>Khai thác biên tường minh &amp; ngầm định:</w:t>
+      </w:r>
+    </w:p>
+    <w:p>
+      <w:pPr>
+        <w:rPr>
+          <w:rFonts w:ascii="Arial" w:hAnsi="Arial" w:cs="Arial"/>
+          <w:sz w:val="20"/>
+          <w:szCs w:val="20"/>
+        </w:rPr>
+      </w:pPr>
+      <w:r>
+        <w:rPr>
+          <w:rFonts w:ascii="Arial" w:hAnsi="Arial" w:cs="Arial"/>
+          <w:sz w:val="20"/>
+          <w:szCs w:val="20"/>
+        </w:rPr>
+        <w:t xml:space="preserve">  - Biên tường minh lấy từ đặc tả FR-15 (`max 255 ký tự`, `price &gt; 0`).</w:t>
+      </w:r>
+    </w:p>
+    <w:p>
+      <w:pPr>
+        <w:rPr>
+          <w:rFonts w:ascii="Arial" w:hAnsi="Arial" w:cs="Arial"/>
+          <w:sz w:val="20"/>
+          <w:szCs w:val="20"/>
+        </w:rPr>
+      </w:pPr>
+      <w:r>
+        <w:rPr>
+          <w:rFonts w:ascii="Arial" w:hAnsi="Arial" w:cs="Arial"/>
+          <w:sz w:val="20"/>
+          <w:szCs w:val="20"/>
+        </w:rPr>
+        <w:t xml:space="preserve">  - Biên ngầm định lấy từ kiến trúc cơ sở dữ liệu (`id &gt;= 1`).</w:t>
+      </w:r>
+    </w:p>
+    <w:p>
+      <w:pPr>
+        <w:rPr>
+          <w:rFonts w:ascii="Arial" w:hAnsi="Arial" w:cs="Arial"/>
+          <w:b/>
+          <w:sz w:val="20"/>
+          <w:szCs w:val="20"/>
+        </w:rPr>
+      </w:pPr>
+      <w:r>
+        <w:rPr>
+          <w:rFonts w:ascii="Arial" w:hAnsi="Arial" w:cs="Arial"/>
+          <w:b/>
+          <w:sz w:val="20"/>
+          <w:szCs w:val="20"/>
+        </w:rPr>
+        <w:t>Ứng dụng chuẩn 3-value BVA:</w:t>
+      </w:r>
+    </w:p>
+    <w:p>
+      <w:pPr>
+        <w:rPr>
+          <w:rFonts w:ascii="Arial" w:hAnsi="Arial" w:cs="Arial"/>
+          <w:sz w:val="20"/>
+          <w:szCs w:val="20"/>
+        </w:rPr>
+      </w:pPr>
+      <w:r>
+        <w:rPr>
+          <w:rFonts w:ascii="Arial" w:hAnsi="Arial" w:cs="Arial"/>
+          <w:sz w:val="20"/>
+          <w:szCs w:val="20"/>
+        </w:rPr>
+        <w:t xml:space="preserve">  - Với độ dài tên sản phẩm, bộ test cases kiểm tra kỹ lưỡng từ 0 ký tự (`Min-1`), 1 ký tự (`Min`), 2 ký tự (`Min+1`), đến cận trên 254 (`Max-1`), 255 (`Max`), và 256 (`Max+1`). Điều này giúp phát hiện chính xác nếu lập trình viên viết nhầm `length &lt; 255` thay vì `length &lt;= 255`.</w:t>
+      </w:r>
+    </w:p>
+    <w:p>
+      <w:pPr>
+        <w:rPr>
+          <w:rFonts w:ascii="Arial" w:hAnsi="Arial" w:cs="Arial"/>
+          <w:sz w:val="20"/>
+          <w:szCs w:val="20"/>
+        </w:rPr>
+      </w:pPr>
+      <w:r>
+        <w:rPr>
+          <w:rFonts w:ascii="Arial" w:hAnsi="Arial" w:cs="Arial"/>
+          <w:sz w:val="20"/>
+          <w:szCs w:val="20"/>
+        </w:rPr>
+        <w:t xml:space="preserve">  - Với giá sản phẩm, kiểm tra mốc nguy hiểm nhất là `0` và `-1` để đảm bảo hệ thống chặn đứng các sản phẩm giá 0 đồng hoặc âm.</w:t>
+      </w:r>
+    </w:p>
+    <w:p>
+      <w:pPr>
+        <w:rPr>
+          <w:rFonts w:ascii="Arial" w:hAnsi="Arial" w:cs="Arial"/>
+          <w:sz w:val="20"/>
+          <w:szCs w:val="20"/>
+        </w:rPr>
+      </w:pPr>
+      <w:r>
+        <w:rPr>
+          <w:rFonts w:ascii="Arial" w:hAnsi="Arial" w:cs="Arial"/>
+          <w:b/>
+          <w:sz w:val="20"/>
+          <w:szCs w:val="20"/>
+        </w:rPr>
+        <w:t>Cô lập biến:</w:t>
+      </w:r>
+      <w:r>
+        <w:rPr>
+          <w:rFonts w:ascii="Arial" w:hAnsi="Arial" w:cs="Arial"/>
+          <w:sz w:val="20"/>
+          <w:szCs w:val="20"/>
+        </w:rPr>
+        <w:t xml:space="preserve"> Mỗi test case chỉ thay đổi một biến số duy nhất tại giá trị biên tương ứng, giữ các trường thông tin khác ở trạng thái hợp lệ, giúp kết quả kiểm thử mang tính khách quan và chính xác tuyệt đối.</w:t>
+      </w:r>
+    </w:p>
     <w:p>
       <w:pPr>
         <w:rPr>
@@ -19571,6 +19771,7 @@
         <w:rPr>
           <w:rFonts w:ascii="Arial" w:hAnsi="Arial" w:cs="Arial"/>
         </w:rPr>
+        <w:lastRenderedPageBreak/>
         <w:t>Self-assessment</w:t>
       </w:r>
       <w:bookmarkEnd w:id="3"/>
@@ -38384,7 +38585,7 @@
 </file>
 
 <file path=customXml/itemProps1.xml><?xml version="1.0" encoding="utf-8"?>
-<ds:datastoreItem xmlns:ds="http://schemas.openxmlformats.org/officeDocument/2006/customXml" ds:itemID="{53E0F124-857E-46BF-873C-B561BB4CD634}">
+<ds:datastoreItem xmlns:ds="http://schemas.openxmlformats.org/officeDocument/2006/customXml" ds:itemID="{1E868D61-E99C-4FA7-9D3B-6275C07950F3}">
   <ds:schemaRefs>
     <ds:schemaRef ds:uri="http://schemas.openxmlformats.org/officeDocument/2006/bibliography"/>
   </ds:schemaRefs>

--- a/MainReport.docx
+++ b/MainReport.docx
@@ -18734,8 +18734,6 @@
         </w:rPr>
         <w:t>(price &gt; 0</w:t>
       </w:r>
-      <w:bookmarkStart w:id="1" w:name="_GoBack"/>
-      <w:bookmarkEnd w:id="1"/>
       <w:r>
         <w:rPr>
           <w:rFonts w:ascii="Arial" w:hAnsi="Arial" w:cs="Arial"/>
@@ -18902,6 +18900,3096 @@
         </w:rPr>
         <w:t xml:space="preserve"> Mỗi test case chỉ thay đổi một biến số duy nhất tại giá trị biên tương ứng, giữ các trường thông tin khác ở trạng thái hợp lệ, giúp kết quả kiểm thử mang tính khách quan và chính xác tuyệt đối.</w:t>
       </w:r>
+    </w:p>
+    <w:p>
+      <w:pPr>
+        <w:pStyle w:val="Heading4"/>
+        <w:rPr>
+          <w:rFonts w:ascii="Arial" w:hAnsi="Arial" w:cs="Arial"/>
+        </w:rPr>
+      </w:pPr>
+      <w:r>
+        <w:rPr>
+          <w:rFonts w:ascii="Arial" w:hAnsi="Arial" w:cs="Arial"/>
+        </w:rPr>
+        <w:t>FR</w:t>
+      </w:r>
+      <w:r>
+        <w:rPr>
+          <w:rFonts w:ascii="Arial" w:hAnsi="Arial" w:cs="Arial"/>
+        </w:rPr>
+        <w:t>01 – Mobile App</w:t>
+      </w:r>
+      <w:r>
+        <w:rPr>
+          <w:rFonts w:ascii="Arial" w:hAnsi="Arial" w:cs="Arial"/>
+        </w:rPr>
+        <w:t xml:space="preserve"> – </w:t>
+      </w:r>
+      <w:r>
+        <w:rPr>
+          <w:rFonts w:ascii="Arial" w:hAnsi="Arial" w:cs="Arial"/>
+        </w:rPr>
+        <w:t>Account registration</w:t>
+      </w:r>
+    </w:p>
+    <w:p>
+      <w:pPr>
+        <w:pStyle w:val="Heading5"/>
+        <w:rPr>
+          <w:rFonts w:ascii="Arial" w:hAnsi="Arial" w:cs="Arial"/>
+          <w:b/>
+          <w:i/>
+        </w:rPr>
+      </w:pPr>
+      <w:r>
+        <w:rPr>
+          <w:rFonts w:ascii="Arial" w:hAnsi="Arial" w:cs="Arial"/>
+          <w:b/>
+          <w:i/>
+        </w:rPr>
+        <w:t>Domain Testing</w:t>
+      </w:r>
+    </w:p>
+    <w:p>
+      <w:pPr>
+        <w:pStyle w:val="ListParagraph"/>
+        <w:numPr>
+          <w:ilvl w:val="0"/>
+          <w:numId w:val="50"/>
+        </w:numPr>
+        <w:rPr>
+          <w:rFonts w:ascii="Arial" w:hAnsi="Arial" w:cs="Arial"/>
+          <w:b/>
+        </w:rPr>
+      </w:pPr>
+      <w:r>
+        <w:rPr>
+          <w:rFonts w:ascii="Arial" w:hAnsi="Arial" w:cs="Arial"/>
+          <w:b/>
+        </w:rPr>
+        <w:t>Test cases</w:t>
+      </w:r>
+    </w:p>
+    <w:tbl>
+      <w:tblPr>
+        <w:tblStyle w:val="TableGrid"/>
+        <w:tblW w:w="9039" w:type="dxa"/>
+        <w:tblLayout w:type="fixed"/>
+        <w:tblLook w:val="04A0" w:firstRow="1" w:lastRow="0" w:firstColumn="1" w:lastColumn="0" w:noHBand="0" w:noVBand="1"/>
+      </w:tblPr>
+      <w:tblGrid>
+        <w:gridCol w:w="1526"/>
+        <w:gridCol w:w="4535"/>
+        <w:gridCol w:w="2197"/>
+        <w:gridCol w:w="781"/>
+      </w:tblGrid>
+      <w:tr>
+        <w:tc>
+          <w:tcPr>
+            <w:tcW w:w="1526" w:type="dxa"/>
+            <w:vAlign w:val="center"/>
+          </w:tcPr>
+          <w:p>
+            <w:pPr>
+              <w:rPr>
+                <w:rFonts w:ascii="Arial" w:hAnsi="Arial" w:cs="Arial"/>
+                <w:sz w:val="16"/>
+                <w:szCs w:val="16"/>
+              </w:rPr>
+            </w:pPr>
+            <w:r>
+              <w:rPr>
+                <w:rFonts w:ascii="Arial" w:hAnsi="Arial" w:cs="Arial"/>
+                <w:sz w:val="16"/>
+                <w:szCs w:val="16"/>
+              </w:rPr>
+              <w:t>Test ID</w:t>
+            </w:r>
+          </w:p>
+        </w:tc>
+        <w:tc>
+          <w:tcPr>
+            <w:tcW w:w="4535" w:type="dxa"/>
+            <w:vAlign w:val="center"/>
+          </w:tcPr>
+          <w:p>
+            <w:pPr>
+              <w:rPr>
+                <w:rFonts w:ascii="Arial" w:hAnsi="Arial" w:cs="Arial"/>
+                <w:sz w:val="16"/>
+                <w:szCs w:val="16"/>
+              </w:rPr>
+            </w:pPr>
+            <w:r>
+              <w:rPr>
+                <w:rFonts w:ascii="Arial" w:hAnsi="Arial" w:cs="Arial"/>
+                <w:sz w:val="16"/>
+                <w:szCs w:val="16"/>
+              </w:rPr>
+              <w:t>Input Data</w:t>
+            </w:r>
+          </w:p>
+        </w:tc>
+        <w:tc>
+          <w:tcPr>
+            <w:tcW w:w="2197" w:type="dxa"/>
+            <w:vAlign w:val="center"/>
+          </w:tcPr>
+          <w:p>
+            <w:pPr>
+              <w:rPr>
+                <w:rFonts w:ascii="Arial" w:hAnsi="Arial" w:cs="Arial"/>
+                <w:sz w:val="16"/>
+                <w:szCs w:val="16"/>
+              </w:rPr>
+            </w:pPr>
+            <w:r>
+              <w:rPr>
+                <w:rFonts w:ascii="Arial" w:hAnsi="Arial" w:cs="Arial"/>
+                <w:sz w:val="16"/>
+                <w:szCs w:val="16"/>
+              </w:rPr>
+              <w:t>Expected Output (Mobile App)</w:t>
+            </w:r>
+          </w:p>
+        </w:tc>
+        <w:tc>
+          <w:tcPr>
+            <w:tcW w:w="781" w:type="dxa"/>
+            <w:vAlign w:val="center"/>
+          </w:tcPr>
+          <w:p>
+            <w:pPr>
+              <w:rPr>
+                <w:rFonts w:ascii="Arial" w:hAnsi="Arial" w:cs="Arial"/>
+                <w:sz w:val="16"/>
+                <w:szCs w:val="16"/>
+              </w:rPr>
+            </w:pPr>
+            <w:r>
+              <w:rPr>
+                <w:rFonts w:ascii="Arial" w:hAnsi="Arial" w:cs="Arial"/>
+                <w:sz w:val="16"/>
+                <w:szCs w:val="16"/>
+              </w:rPr>
+              <w:t>Type</w:t>
+            </w:r>
+          </w:p>
+        </w:tc>
+      </w:tr>
+      <w:tr>
+        <w:tc>
+          <w:tcPr>
+            <w:tcW w:w="1526" w:type="dxa"/>
+            <w:vAlign w:val="center"/>
+          </w:tcPr>
+          <w:p>
+            <w:pPr>
+              <w:rPr>
+                <w:rFonts w:ascii="Arial" w:hAnsi="Arial" w:cs="Arial"/>
+                <w:sz w:val="16"/>
+                <w:szCs w:val="16"/>
+              </w:rPr>
+            </w:pPr>
+            <w:r>
+              <w:rPr>
+                <w:rFonts w:ascii="Arial" w:hAnsi="Arial" w:cs="Arial"/>
+                <w:sz w:val="16"/>
+                <w:szCs w:val="16"/>
+              </w:rPr>
+              <w:t>TC-MOB-REG-01</w:t>
+            </w:r>
+          </w:p>
+        </w:tc>
+        <w:tc>
+          <w:tcPr>
+            <w:tcW w:w="4535" w:type="dxa"/>
+            <w:vAlign w:val="center"/>
+          </w:tcPr>
+          <w:p>
+            <w:pPr>
+              <w:rPr>
+                <w:rFonts w:ascii="Arial" w:hAnsi="Arial" w:cs="Arial"/>
+                <w:sz w:val="16"/>
+                <w:szCs w:val="16"/>
+              </w:rPr>
+            </w:pPr>
+            <w:r>
+              <w:rPr>
+                <w:rFonts w:ascii="Arial" w:hAnsi="Arial" w:cs="Arial"/>
+                <w:sz w:val="16"/>
+                <w:szCs w:val="16"/>
+              </w:rPr>
+              <w:t>name: "Nguyễn Văn A"</w:t>
+            </w:r>
+            <w:r>
+              <w:rPr>
+                <w:rFonts w:ascii="Arial" w:hAnsi="Arial" w:cs="Arial"/>
+                <w:sz w:val="16"/>
+                <w:szCs w:val="16"/>
+              </w:rPr>
+              <w:t xml:space="preserve"> </w:t>
+            </w:r>
+            <w:r>
+              <w:rPr>
+                <w:rFonts w:ascii="Arial" w:hAnsi="Arial" w:cs="Arial"/>
+                <w:sz w:val="16"/>
+                <w:szCs w:val="16"/>
+              </w:rPr>
+              <w:t>email: "</w:t>
+            </w:r>
+            <w:hyperlink r:id="rId7" w:history="1">
+              <w:r>
+                <w:rPr>
+                  <w:rStyle w:val="Hyperlink"/>
+                  <w:rFonts w:ascii="Arial" w:hAnsi="Arial" w:cs="Arial"/>
+                  <w:sz w:val="16"/>
+                  <w:szCs w:val="16"/>
+                </w:rPr>
+                <w:t>valid_user_01@eshop.com</w:t>
+              </w:r>
+            </w:hyperlink>
+            <w:r>
+              <w:rPr>
+                <w:rFonts w:ascii="Arial" w:hAnsi="Arial" w:cs="Arial"/>
+                <w:sz w:val="16"/>
+                <w:szCs w:val="16"/>
+              </w:rPr>
+              <w:t>"</w:t>
+            </w:r>
+            <w:r>
+              <w:rPr>
+                <w:rFonts w:ascii="Arial" w:hAnsi="Arial" w:cs="Arial"/>
+                <w:sz w:val="16"/>
+                <w:szCs w:val="16"/>
+              </w:rPr>
+              <w:t xml:space="preserve"> </w:t>
+            </w:r>
+            <w:r>
+              <w:rPr>
+                <w:rFonts w:ascii="Arial" w:hAnsi="Arial" w:cs="Arial"/>
+                <w:sz w:val="16"/>
+                <w:szCs w:val="16"/>
+              </w:rPr>
+              <w:t>password: "Admin123!"</w:t>
+            </w:r>
+            <w:r>
+              <w:rPr>
+                <w:rFonts w:ascii="Arial" w:hAnsi="Arial" w:cs="Arial"/>
+                <w:sz w:val="16"/>
+                <w:szCs w:val="16"/>
+              </w:rPr>
+              <w:t xml:space="preserve"> </w:t>
+            </w:r>
+            <w:r>
+              <w:rPr>
+                <w:rFonts w:ascii="Arial" w:hAnsi="Arial" w:cs="Arial"/>
+                <w:sz w:val="16"/>
+                <w:szCs w:val="16"/>
+              </w:rPr>
+              <w:t>confirmPassword: "Admin123!"</w:t>
+            </w:r>
+          </w:p>
+        </w:tc>
+        <w:tc>
+          <w:tcPr>
+            <w:tcW w:w="2197" w:type="dxa"/>
+            <w:vAlign w:val="center"/>
+          </w:tcPr>
+          <w:p>
+            <w:pPr>
+              <w:rPr>
+                <w:rFonts w:ascii="Arial" w:hAnsi="Arial" w:cs="Arial"/>
+                <w:sz w:val="16"/>
+                <w:szCs w:val="16"/>
+              </w:rPr>
+            </w:pPr>
+            <w:r>
+              <w:rPr>
+                <w:rFonts w:ascii="Arial" w:hAnsi="Arial" w:cs="Arial"/>
+                <w:sz w:val="16"/>
+                <w:szCs w:val="16"/>
+              </w:rPr>
+              <w:t>Ứng dụng bật popup thông báo: "Đăng ký tài khoản thành công.", nhấn OK thì tự động chuyển sang màn hình Đăng nhập, ô Email trên màn hình Đăng nhập được điền sẵn "valid_user_01@eshop.com".</w:t>
+            </w:r>
+          </w:p>
+        </w:tc>
+        <w:tc>
+          <w:tcPr>
+            <w:tcW w:w="781" w:type="dxa"/>
+            <w:vAlign w:val="center"/>
+          </w:tcPr>
+          <w:p>
+            <w:pPr>
+              <w:rPr>
+                <w:rFonts w:ascii="Arial" w:hAnsi="Arial" w:cs="Arial"/>
+                <w:sz w:val="16"/>
+                <w:szCs w:val="16"/>
+              </w:rPr>
+            </w:pPr>
+            <w:r>
+              <w:rPr>
+                <w:rFonts w:ascii="Arial" w:hAnsi="Arial" w:cs="Arial"/>
+                <w:sz w:val="16"/>
+                <w:szCs w:val="16"/>
+              </w:rPr>
+              <w:t>Valid</w:t>
+            </w:r>
+          </w:p>
+        </w:tc>
+      </w:tr>
+      <w:tr>
+        <w:tc>
+          <w:tcPr>
+            <w:tcW w:w="1526" w:type="dxa"/>
+            <w:vAlign w:val="center"/>
+          </w:tcPr>
+          <w:p>
+            <w:pPr>
+              <w:rPr>
+                <w:rFonts w:ascii="Arial" w:hAnsi="Arial" w:cs="Arial"/>
+                <w:sz w:val="16"/>
+                <w:szCs w:val="16"/>
+              </w:rPr>
+            </w:pPr>
+            <w:r>
+              <w:rPr>
+                <w:rFonts w:ascii="Arial" w:hAnsi="Arial" w:cs="Arial"/>
+                <w:sz w:val="16"/>
+                <w:szCs w:val="16"/>
+              </w:rPr>
+              <w:t>TC-MOB-REG-02</w:t>
+            </w:r>
+          </w:p>
+        </w:tc>
+        <w:tc>
+          <w:tcPr>
+            <w:tcW w:w="4535" w:type="dxa"/>
+            <w:vAlign w:val="center"/>
+          </w:tcPr>
+          <w:p>
+            <w:pPr>
+              <w:rPr>
+                <w:rFonts w:ascii="Arial" w:hAnsi="Arial" w:cs="Arial"/>
+                <w:sz w:val="16"/>
+                <w:szCs w:val="16"/>
+              </w:rPr>
+            </w:pPr>
+            <w:r>
+              <w:rPr>
+                <w:rFonts w:ascii="Arial" w:hAnsi="Arial" w:cs="Arial"/>
+                <w:sz w:val="16"/>
+                <w:szCs w:val="16"/>
+              </w:rPr>
+              <w:t>name: "" (Bỏ trống)</w:t>
+            </w:r>
+            <w:r>
+              <w:rPr>
+                <w:rFonts w:ascii="Arial" w:hAnsi="Arial" w:cs="Arial"/>
+                <w:sz w:val="16"/>
+                <w:szCs w:val="16"/>
+              </w:rPr>
+              <w:t xml:space="preserve"> </w:t>
+            </w:r>
+            <w:r>
+              <w:rPr>
+                <w:rFonts w:ascii="Arial" w:hAnsi="Arial" w:cs="Arial"/>
+                <w:sz w:val="16"/>
+                <w:szCs w:val="16"/>
+              </w:rPr>
+              <w:t>email: "</w:t>
+            </w:r>
+            <w:hyperlink r:id="rId8" w:history="1">
+              <w:r>
+                <w:rPr>
+                  <w:rStyle w:val="Hyperlink"/>
+                  <w:rFonts w:ascii="Arial" w:hAnsi="Arial" w:cs="Arial"/>
+                  <w:sz w:val="16"/>
+                  <w:szCs w:val="16"/>
+                </w:rPr>
+                <w:t>user02@eshop.com</w:t>
+              </w:r>
+            </w:hyperlink>
+            <w:r>
+              <w:rPr>
+                <w:rFonts w:ascii="Arial" w:hAnsi="Arial" w:cs="Arial"/>
+                <w:sz w:val="16"/>
+                <w:szCs w:val="16"/>
+              </w:rPr>
+              <w:t>"</w:t>
+            </w:r>
+            <w:r>
+              <w:rPr>
+                <w:rFonts w:ascii="Arial" w:hAnsi="Arial" w:cs="Arial"/>
+                <w:sz w:val="16"/>
+                <w:szCs w:val="16"/>
+              </w:rPr>
+              <w:t xml:space="preserve"> </w:t>
+            </w:r>
+            <w:r>
+              <w:rPr>
+                <w:rFonts w:ascii="Arial" w:hAnsi="Arial" w:cs="Arial"/>
+                <w:sz w:val="16"/>
+                <w:szCs w:val="16"/>
+              </w:rPr>
+              <w:t>password: "Admin123!"</w:t>
+            </w:r>
+            <w:r>
+              <w:rPr>
+                <w:rFonts w:ascii="Arial" w:hAnsi="Arial" w:cs="Arial"/>
+                <w:sz w:val="16"/>
+                <w:szCs w:val="16"/>
+              </w:rPr>
+              <w:t xml:space="preserve"> </w:t>
+            </w:r>
+            <w:r>
+              <w:rPr>
+                <w:rFonts w:ascii="Arial" w:hAnsi="Arial" w:cs="Arial"/>
+                <w:sz w:val="16"/>
+                <w:szCs w:val="16"/>
+              </w:rPr>
+              <w:t>confirmPassword: "Admin123!"</w:t>
+            </w:r>
+          </w:p>
+        </w:tc>
+        <w:tc>
+          <w:tcPr>
+            <w:tcW w:w="2197" w:type="dxa"/>
+            <w:vAlign w:val="center"/>
+          </w:tcPr>
+          <w:p>
+            <w:pPr>
+              <w:rPr>
+                <w:rFonts w:ascii="Arial" w:hAnsi="Arial" w:cs="Arial"/>
+                <w:sz w:val="16"/>
+                <w:szCs w:val="16"/>
+              </w:rPr>
+            </w:pPr>
+            <w:r>
+              <w:rPr>
+                <w:rFonts w:ascii="Arial" w:hAnsi="Arial" w:cs="Arial"/>
+                <w:sz w:val="16"/>
+                <w:szCs w:val="16"/>
+              </w:rPr>
+              <w:t>Hệ thống chặn submit, hiển thị thông báo lỗi yêu cầu nhập Họ Tên, không gửi request đăng ký không hợp lệ lên backend.</w:t>
+            </w:r>
+          </w:p>
+        </w:tc>
+        <w:tc>
+          <w:tcPr>
+            <w:tcW w:w="781" w:type="dxa"/>
+            <w:vAlign w:val="center"/>
+          </w:tcPr>
+          <w:p>
+            <w:pPr>
+              <w:rPr>
+                <w:rFonts w:ascii="Arial" w:hAnsi="Arial" w:cs="Arial"/>
+                <w:sz w:val="16"/>
+                <w:szCs w:val="16"/>
+              </w:rPr>
+            </w:pPr>
+            <w:r>
+              <w:rPr>
+                <w:rFonts w:ascii="Arial" w:hAnsi="Arial" w:cs="Arial"/>
+                <w:sz w:val="16"/>
+                <w:szCs w:val="16"/>
+              </w:rPr>
+              <w:t>Invalid</w:t>
+            </w:r>
+          </w:p>
+        </w:tc>
+      </w:tr>
+      <w:tr>
+        <w:tc>
+          <w:tcPr>
+            <w:tcW w:w="1526" w:type="dxa"/>
+            <w:vAlign w:val="center"/>
+          </w:tcPr>
+          <w:p>
+            <w:pPr>
+              <w:rPr>
+                <w:rFonts w:ascii="Arial" w:hAnsi="Arial" w:cs="Arial"/>
+                <w:sz w:val="16"/>
+                <w:szCs w:val="16"/>
+              </w:rPr>
+            </w:pPr>
+            <w:r>
+              <w:rPr>
+                <w:rFonts w:ascii="Arial" w:hAnsi="Arial" w:cs="Arial"/>
+                <w:sz w:val="16"/>
+                <w:szCs w:val="16"/>
+              </w:rPr>
+              <w:t>TC-MOB-REG-03</w:t>
+            </w:r>
+          </w:p>
+        </w:tc>
+        <w:tc>
+          <w:tcPr>
+            <w:tcW w:w="4535" w:type="dxa"/>
+            <w:vAlign w:val="center"/>
+          </w:tcPr>
+          <w:p>
+            <w:pPr>
+              <w:rPr>
+                <w:rFonts w:ascii="Arial" w:hAnsi="Arial" w:cs="Arial"/>
+                <w:sz w:val="16"/>
+                <w:szCs w:val="16"/>
+              </w:rPr>
+            </w:pPr>
+            <w:r>
+              <w:rPr>
+                <w:rFonts w:ascii="Arial" w:hAnsi="Arial" w:cs="Arial"/>
+                <w:sz w:val="16"/>
+                <w:szCs w:val="16"/>
+              </w:rPr>
+              <w:t>name: "&lt;script&gt;alert(1)&lt;/script&gt;"</w:t>
+            </w:r>
+            <w:r>
+              <w:rPr>
+                <w:rFonts w:ascii="Arial" w:hAnsi="Arial" w:cs="Arial"/>
+                <w:sz w:val="16"/>
+                <w:szCs w:val="16"/>
+              </w:rPr>
+              <w:t xml:space="preserve"> </w:t>
+            </w:r>
+            <w:r>
+              <w:rPr>
+                <w:rFonts w:ascii="Arial" w:hAnsi="Arial" w:cs="Arial"/>
+                <w:sz w:val="16"/>
+                <w:szCs w:val="16"/>
+              </w:rPr>
+              <w:t>email: "</w:t>
+            </w:r>
+            <w:hyperlink r:id="rId9" w:history="1">
+              <w:r>
+                <w:rPr>
+                  <w:rStyle w:val="Hyperlink"/>
+                  <w:rFonts w:ascii="Arial" w:hAnsi="Arial" w:cs="Arial"/>
+                  <w:sz w:val="16"/>
+                  <w:szCs w:val="16"/>
+                </w:rPr>
+                <w:t>user03@eshop.com</w:t>
+              </w:r>
+            </w:hyperlink>
+            <w:r>
+              <w:rPr>
+                <w:rFonts w:ascii="Arial" w:hAnsi="Arial" w:cs="Arial"/>
+                <w:sz w:val="16"/>
+                <w:szCs w:val="16"/>
+              </w:rPr>
+              <w:t>"</w:t>
+            </w:r>
+            <w:r>
+              <w:rPr>
+                <w:rFonts w:ascii="Arial" w:hAnsi="Arial" w:cs="Arial"/>
+                <w:sz w:val="16"/>
+                <w:szCs w:val="16"/>
+              </w:rPr>
+              <w:t xml:space="preserve"> </w:t>
+            </w:r>
+            <w:r>
+              <w:rPr>
+                <w:rFonts w:ascii="Arial" w:hAnsi="Arial" w:cs="Arial"/>
+                <w:sz w:val="16"/>
+                <w:szCs w:val="16"/>
+              </w:rPr>
+              <w:t>password: "Admin123!"</w:t>
+            </w:r>
+            <w:r>
+              <w:rPr>
+                <w:rFonts w:ascii="Arial" w:hAnsi="Arial" w:cs="Arial"/>
+                <w:sz w:val="16"/>
+                <w:szCs w:val="16"/>
+              </w:rPr>
+              <w:t xml:space="preserve"> </w:t>
+            </w:r>
+            <w:r>
+              <w:rPr>
+                <w:rFonts w:ascii="Arial" w:hAnsi="Arial" w:cs="Arial"/>
+                <w:sz w:val="16"/>
+                <w:szCs w:val="16"/>
+              </w:rPr>
+              <w:t>confirmPassword: "Admin123!"</w:t>
+            </w:r>
+          </w:p>
+        </w:tc>
+        <w:tc>
+          <w:tcPr>
+            <w:tcW w:w="2197" w:type="dxa"/>
+            <w:vAlign w:val="center"/>
+          </w:tcPr>
+          <w:p>
+            <w:pPr>
+              <w:rPr>
+                <w:rFonts w:ascii="Arial" w:hAnsi="Arial" w:cs="Arial"/>
+                <w:sz w:val="16"/>
+                <w:szCs w:val="16"/>
+              </w:rPr>
+            </w:pPr>
+            <w:r>
+              <w:rPr>
+                <w:rFonts w:ascii="Arial" w:hAnsi="Arial" w:cs="Arial"/>
+                <w:sz w:val="16"/>
+                <w:szCs w:val="16"/>
+              </w:rPr>
+              <w:t>Hệ thống tự động escape / sanitize chuỗi Họ tên khi render lên giao diện Mobile Profile, không làm vỡ giao diện.</w:t>
+            </w:r>
+          </w:p>
+        </w:tc>
+        <w:tc>
+          <w:tcPr>
+            <w:tcW w:w="781" w:type="dxa"/>
+            <w:vAlign w:val="center"/>
+          </w:tcPr>
+          <w:p>
+            <w:pPr>
+              <w:rPr>
+                <w:rFonts w:ascii="Arial" w:hAnsi="Arial" w:cs="Arial"/>
+                <w:sz w:val="16"/>
+                <w:szCs w:val="16"/>
+              </w:rPr>
+            </w:pPr>
+            <w:r>
+              <w:rPr>
+                <w:rFonts w:ascii="Arial" w:hAnsi="Arial" w:cs="Arial"/>
+                <w:sz w:val="16"/>
+                <w:szCs w:val="16"/>
+              </w:rPr>
+              <w:t>Invalid</w:t>
+            </w:r>
+          </w:p>
+        </w:tc>
+      </w:tr>
+      <w:tr>
+        <w:tc>
+          <w:tcPr>
+            <w:tcW w:w="1526" w:type="dxa"/>
+            <w:vAlign w:val="center"/>
+          </w:tcPr>
+          <w:p>
+            <w:pPr>
+              <w:rPr>
+                <w:rFonts w:ascii="Arial" w:hAnsi="Arial" w:cs="Arial"/>
+                <w:sz w:val="16"/>
+                <w:szCs w:val="16"/>
+              </w:rPr>
+            </w:pPr>
+            <w:r>
+              <w:rPr>
+                <w:rFonts w:ascii="Arial" w:hAnsi="Arial" w:cs="Arial"/>
+                <w:sz w:val="16"/>
+                <w:szCs w:val="16"/>
+              </w:rPr>
+              <w:t>TC-MOB-REG-04</w:t>
+            </w:r>
+          </w:p>
+        </w:tc>
+        <w:tc>
+          <w:tcPr>
+            <w:tcW w:w="4535" w:type="dxa"/>
+            <w:vAlign w:val="center"/>
+          </w:tcPr>
+          <w:p>
+            <w:pPr>
+              <w:rPr>
+                <w:rFonts w:ascii="Arial" w:hAnsi="Arial" w:cs="Arial"/>
+                <w:sz w:val="16"/>
+                <w:szCs w:val="16"/>
+              </w:rPr>
+            </w:pPr>
+            <w:r>
+              <w:rPr>
+                <w:rFonts w:ascii="Arial" w:hAnsi="Arial" w:cs="Arial"/>
+                <w:sz w:val="16"/>
+                <w:szCs w:val="16"/>
+              </w:rPr>
+              <w:t>name: "Trần B"</w:t>
+            </w:r>
+            <w:r>
+              <w:rPr>
+                <w:rFonts w:ascii="Arial" w:hAnsi="Arial" w:cs="Arial"/>
+                <w:sz w:val="16"/>
+                <w:szCs w:val="16"/>
+              </w:rPr>
+              <w:t xml:space="preserve"> </w:t>
+            </w:r>
+            <w:r>
+              <w:rPr>
+                <w:rFonts w:ascii="Arial" w:hAnsi="Arial" w:cs="Arial"/>
+                <w:sz w:val="16"/>
+                <w:szCs w:val="16"/>
+              </w:rPr>
+              <w:t>email: "" (Bỏ trống)</w:t>
+            </w:r>
+            <w:r>
+              <w:rPr>
+                <w:rFonts w:ascii="Arial" w:hAnsi="Arial" w:cs="Arial"/>
+                <w:sz w:val="16"/>
+                <w:szCs w:val="16"/>
+              </w:rPr>
+              <w:t xml:space="preserve"> </w:t>
+            </w:r>
+            <w:r>
+              <w:rPr>
+                <w:rFonts w:ascii="Arial" w:hAnsi="Arial" w:cs="Arial"/>
+                <w:sz w:val="16"/>
+                <w:szCs w:val="16"/>
+              </w:rPr>
+              <w:t>password: "Admin123!"</w:t>
+            </w:r>
+            <w:r>
+              <w:rPr>
+                <w:rFonts w:ascii="Arial" w:hAnsi="Arial" w:cs="Arial"/>
+                <w:sz w:val="16"/>
+                <w:szCs w:val="16"/>
+              </w:rPr>
+              <w:t xml:space="preserve"> </w:t>
+            </w:r>
+            <w:r>
+              <w:rPr>
+                <w:rFonts w:ascii="Arial" w:hAnsi="Arial" w:cs="Arial"/>
+                <w:sz w:val="16"/>
+                <w:szCs w:val="16"/>
+              </w:rPr>
+              <w:t>confirmPassword: "Admin123!"</w:t>
+            </w:r>
+          </w:p>
+        </w:tc>
+        <w:tc>
+          <w:tcPr>
+            <w:tcW w:w="2197" w:type="dxa"/>
+            <w:vAlign w:val="center"/>
+          </w:tcPr>
+          <w:p>
+            <w:pPr>
+              <w:rPr>
+                <w:rFonts w:ascii="Arial" w:hAnsi="Arial" w:cs="Arial"/>
+                <w:sz w:val="16"/>
+                <w:szCs w:val="16"/>
+              </w:rPr>
+            </w:pPr>
+            <w:r>
+              <w:rPr>
+                <w:rFonts w:ascii="Arial" w:hAnsi="Arial" w:cs="Arial"/>
+                <w:sz w:val="16"/>
+                <w:szCs w:val="16"/>
+              </w:rPr>
+              <w:t>Hiển thị lỗi yêu cầu nhập địa chỉ Email, không cho phép gửi request.</w:t>
+            </w:r>
+          </w:p>
+        </w:tc>
+        <w:tc>
+          <w:tcPr>
+            <w:tcW w:w="781" w:type="dxa"/>
+            <w:vAlign w:val="center"/>
+          </w:tcPr>
+          <w:p>
+            <w:pPr>
+              <w:rPr>
+                <w:rFonts w:ascii="Arial" w:hAnsi="Arial" w:cs="Arial"/>
+                <w:sz w:val="16"/>
+                <w:szCs w:val="16"/>
+              </w:rPr>
+            </w:pPr>
+            <w:r>
+              <w:rPr>
+                <w:rFonts w:ascii="Arial" w:hAnsi="Arial" w:cs="Arial"/>
+                <w:sz w:val="16"/>
+                <w:szCs w:val="16"/>
+              </w:rPr>
+              <w:t>Invalid</w:t>
+            </w:r>
+          </w:p>
+        </w:tc>
+      </w:tr>
+      <w:tr>
+        <w:tc>
+          <w:tcPr>
+            <w:tcW w:w="1526" w:type="dxa"/>
+            <w:vAlign w:val="center"/>
+          </w:tcPr>
+          <w:p>
+            <w:pPr>
+              <w:rPr>
+                <w:rFonts w:ascii="Arial" w:hAnsi="Arial" w:cs="Arial"/>
+                <w:sz w:val="16"/>
+                <w:szCs w:val="16"/>
+              </w:rPr>
+            </w:pPr>
+            <w:r>
+              <w:rPr>
+                <w:rFonts w:ascii="Arial" w:hAnsi="Arial" w:cs="Arial"/>
+                <w:sz w:val="16"/>
+                <w:szCs w:val="16"/>
+              </w:rPr>
+              <w:t>TC-MOB-REG-05</w:t>
+            </w:r>
+          </w:p>
+        </w:tc>
+        <w:tc>
+          <w:tcPr>
+            <w:tcW w:w="4535" w:type="dxa"/>
+            <w:vAlign w:val="center"/>
+          </w:tcPr>
+          <w:p>
+            <w:pPr>
+              <w:rPr>
+                <w:rFonts w:ascii="Arial" w:hAnsi="Arial" w:cs="Arial"/>
+                <w:sz w:val="16"/>
+                <w:szCs w:val="16"/>
+              </w:rPr>
+            </w:pPr>
+            <w:r>
+              <w:rPr>
+                <w:rFonts w:ascii="Arial" w:hAnsi="Arial" w:cs="Arial"/>
+                <w:sz w:val="16"/>
+                <w:szCs w:val="16"/>
+              </w:rPr>
+              <w:t>name: "Trần B"</w:t>
+            </w:r>
+            <w:r>
+              <w:rPr>
+                <w:rFonts w:ascii="Arial" w:hAnsi="Arial" w:cs="Arial"/>
+                <w:sz w:val="16"/>
+                <w:szCs w:val="16"/>
+              </w:rPr>
+              <w:t xml:space="preserve"> </w:t>
+            </w:r>
+            <w:r>
+              <w:rPr>
+                <w:rFonts w:ascii="Arial" w:hAnsi="Arial" w:cs="Arial"/>
+                <w:sz w:val="16"/>
+                <w:szCs w:val="16"/>
+              </w:rPr>
+              <w:t>email: "invalid-email-format"</w:t>
+            </w:r>
+            <w:r>
+              <w:rPr>
+                <w:rFonts w:ascii="Arial" w:hAnsi="Arial" w:cs="Arial"/>
+                <w:sz w:val="16"/>
+                <w:szCs w:val="16"/>
+              </w:rPr>
+              <w:t xml:space="preserve"> </w:t>
+            </w:r>
+            <w:r>
+              <w:rPr>
+                <w:rFonts w:ascii="Arial" w:hAnsi="Arial" w:cs="Arial"/>
+                <w:sz w:val="16"/>
+                <w:szCs w:val="16"/>
+              </w:rPr>
+              <w:t>password: "Admin123!"</w:t>
+            </w:r>
+            <w:r>
+              <w:rPr>
+                <w:rFonts w:ascii="Arial" w:hAnsi="Arial" w:cs="Arial"/>
+                <w:sz w:val="16"/>
+                <w:szCs w:val="16"/>
+              </w:rPr>
+              <w:t xml:space="preserve"> </w:t>
+            </w:r>
+            <w:r>
+              <w:rPr>
+                <w:rFonts w:ascii="Arial" w:hAnsi="Arial" w:cs="Arial"/>
+                <w:sz w:val="16"/>
+                <w:szCs w:val="16"/>
+              </w:rPr>
+              <w:t>confirmPassword: "Admin123!"</w:t>
+            </w:r>
+          </w:p>
+        </w:tc>
+        <w:tc>
+          <w:tcPr>
+            <w:tcW w:w="2197" w:type="dxa"/>
+            <w:vAlign w:val="center"/>
+          </w:tcPr>
+          <w:p>
+            <w:pPr>
+              <w:rPr>
+                <w:rFonts w:ascii="Arial" w:hAnsi="Arial" w:cs="Arial"/>
+                <w:sz w:val="16"/>
+                <w:szCs w:val="16"/>
+              </w:rPr>
+            </w:pPr>
+            <w:r>
+              <w:rPr>
+                <w:rFonts w:ascii="Arial" w:hAnsi="Arial" w:cs="Arial"/>
+                <w:sz w:val="16"/>
+                <w:szCs w:val="16"/>
+              </w:rPr>
+              <w:t>Hiển thị lỗi: Email không đúng định dạng.</w:t>
+            </w:r>
+          </w:p>
+        </w:tc>
+        <w:tc>
+          <w:tcPr>
+            <w:tcW w:w="781" w:type="dxa"/>
+            <w:vAlign w:val="center"/>
+          </w:tcPr>
+          <w:p>
+            <w:pPr>
+              <w:rPr>
+                <w:rFonts w:ascii="Arial" w:hAnsi="Arial" w:cs="Arial"/>
+                <w:sz w:val="16"/>
+                <w:szCs w:val="16"/>
+              </w:rPr>
+            </w:pPr>
+            <w:r>
+              <w:rPr>
+                <w:rFonts w:ascii="Arial" w:hAnsi="Arial" w:cs="Arial"/>
+                <w:sz w:val="16"/>
+                <w:szCs w:val="16"/>
+              </w:rPr>
+              <w:t>Invalid</w:t>
+            </w:r>
+          </w:p>
+        </w:tc>
+      </w:tr>
+      <w:tr>
+        <w:tc>
+          <w:tcPr>
+            <w:tcW w:w="1526" w:type="dxa"/>
+            <w:vAlign w:val="center"/>
+          </w:tcPr>
+          <w:p>
+            <w:pPr>
+              <w:rPr>
+                <w:rFonts w:ascii="Arial" w:hAnsi="Arial" w:cs="Arial"/>
+                <w:sz w:val="16"/>
+                <w:szCs w:val="16"/>
+              </w:rPr>
+            </w:pPr>
+            <w:r>
+              <w:rPr>
+                <w:rFonts w:ascii="Arial" w:hAnsi="Arial" w:cs="Arial"/>
+                <w:sz w:val="16"/>
+                <w:szCs w:val="16"/>
+              </w:rPr>
+              <w:t>TC-MOB-REG-06</w:t>
+            </w:r>
+          </w:p>
+        </w:tc>
+        <w:tc>
+          <w:tcPr>
+            <w:tcW w:w="4535" w:type="dxa"/>
+            <w:vAlign w:val="center"/>
+          </w:tcPr>
+          <w:p>
+            <w:pPr>
+              <w:rPr>
+                <w:rFonts w:ascii="Arial" w:hAnsi="Arial" w:cs="Arial"/>
+                <w:sz w:val="16"/>
+                <w:szCs w:val="16"/>
+              </w:rPr>
+            </w:pPr>
+            <w:r>
+              <w:rPr>
+                <w:rFonts w:ascii="Arial" w:hAnsi="Arial" w:cs="Arial"/>
+                <w:sz w:val="16"/>
+                <w:szCs w:val="16"/>
+              </w:rPr>
+              <w:t>name: "Trần B"</w:t>
+            </w:r>
+            <w:r>
+              <w:rPr>
+                <w:rFonts w:ascii="Arial" w:hAnsi="Arial" w:cs="Arial"/>
+                <w:sz w:val="16"/>
+                <w:szCs w:val="16"/>
+              </w:rPr>
+              <w:t xml:space="preserve"> </w:t>
+            </w:r>
+            <w:r>
+              <w:rPr>
+                <w:rFonts w:ascii="Arial" w:hAnsi="Arial" w:cs="Arial"/>
+                <w:sz w:val="16"/>
+                <w:szCs w:val="16"/>
+              </w:rPr>
+              <w:t>email: "test@eshop.com" (Email đã tồn tại)</w:t>
+            </w:r>
+            <w:r>
+              <w:rPr>
+                <w:rFonts w:ascii="Arial" w:hAnsi="Arial" w:cs="Arial"/>
+                <w:sz w:val="16"/>
+                <w:szCs w:val="16"/>
+              </w:rPr>
+              <w:t xml:space="preserve"> </w:t>
+            </w:r>
+            <w:r>
+              <w:rPr>
+                <w:rFonts w:ascii="Arial" w:hAnsi="Arial" w:cs="Arial"/>
+                <w:sz w:val="16"/>
+                <w:szCs w:val="16"/>
+              </w:rPr>
+              <w:t>password: "Admin123!"</w:t>
+            </w:r>
+            <w:r>
+              <w:rPr>
+                <w:rFonts w:ascii="Arial" w:hAnsi="Arial" w:cs="Arial"/>
+                <w:sz w:val="16"/>
+                <w:szCs w:val="16"/>
+              </w:rPr>
+              <w:t xml:space="preserve"> </w:t>
+            </w:r>
+            <w:r>
+              <w:rPr>
+                <w:rFonts w:ascii="Arial" w:hAnsi="Arial" w:cs="Arial"/>
+                <w:sz w:val="16"/>
+                <w:szCs w:val="16"/>
+              </w:rPr>
+              <w:t>confirmPassword: "Admin123!"</w:t>
+            </w:r>
+          </w:p>
+        </w:tc>
+        <w:tc>
+          <w:tcPr>
+            <w:tcW w:w="2197" w:type="dxa"/>
+            <w:vAlign w:val="center"/>
+          </w:tcPr>
+          <w:p>
+            <w:pPr>
+              <w:rPr>
+                <w:rFonts w:ascii="Arial" w:hAnsi="Arial" w:cs="Arial"/>
+                <w:sz w:val="16"/>
+                <w:szCs w:val="16"/>
+              </w:rPr>
+            </w:pPr>
+            <w:r>
+              <w:rPr>
+                <w:rFonts w:ascii="Arial" w:hAnsi="Arial" w:cs="Arial"/>
+                <w:sz w:val="16"/>
+                <w:szCs w:val="16"/>
+              </w:rPr>
+              <w:t>Hệ thống báo lỗi: Email đã được sử dụng / Đăng ký thất bại. Giữ nguyên màn hình đăng ký và dữ liệu đã nhập.</w:t>
+            </w:r>
+          </w:p>
+        </w:tc>
+        <w:tc>
+          <w:tcPr>
+            <w:tcW w:w="781" w:type="dxa"/>
+            <w:vAlign w:val="center"/>
+          </w:tcPr>
+          <w:p>
+            <w:pPr>
+              <w:rPr>
+                <w:rFonts w:ascii="Arial" w:hAnsi="Arial" w:cs="Arial"/>
+                <w:sz w:val="16"/>
+                <w:szCs w:val="16"/>
+              </w:rPr>
+            </w:pPr>
+            <w:r>
+              <w:rPr>
+                <w:rFonts w:ascii="Arial" w:hAnsi="Arial" w:cs="Arial"/>
+                <w:sz w:val="16"/>
+                <w:szCs w:val="16"/>
+              </w:rPr>
+              <w:t>Invalid</w:t>
+            </w:r>
+          </w:p>
+        </w:tc>
+      </w:tr>
+      <w:tr>
+        <w:tc>
+          <w:tcPr>
+            <w:tcW w:w="1526" w:type="dxa"/>
+            <w:vAlign w:val="center"/>
+          </w:tcPr>
+          <w:p>
+            <w:pPr>
+              <w:rPr>
+                <w:rFonts w:ascii="Arial" w:hAnsi="Arial" w:cs="Arial"/>
+                <w:sz w:val="16"/>
+                <w:szCs w:val="16"/>
+              </w:rPr>
+            </w:pPr>
+            <w:r>
+              <w:rPr>
+                <w:rFonts w:ascii="Arial" w:hAnsi="Arial" w:cs="Arial"/>
+                <w:sz w:val="16"/>
+                <w:szCs w:val="16"/>
+              </w:rPr>
+              <w:t>TC-MOB-REG-07</w:t>
+            </w:r>
+          </w:p>
+        </w:tc>
+        <w:tc>
+          <w:tcPr>
+            <w:tcW w:w="4535" w:type="dxa"/>
+            <w:vAlign w:val="center"/>
+          </w:tcPr>
+          <w:p>
+            <w:pPr>
+              <w:rPr>
+                <w:rFonts w:ascii="Arial" w:hAnsi="Arial" w:cs="Arial"/>
+                <w:sz w:val="16"/>
+                <w:szCs w:val="16"/>
+              </w:rPr>
+            </w:pPr>
+            <w:r>
+              <w:rPr>
+                <w:rFonts w:ascii="Arial" w:hAnsi="Arial" w:cs="Arial"/>
+                <w:sz w:val="16"/>
+                <w:szCs w:val="16"/>
+              </w:rPr>
+              <w:t>name: "Lê C"</w:t>
+            </w:r>
+            <w:r>
+              <w:rPr>
+                <w:rFonts w:ascii="Arial" w:hAnsi="Arial" w:cs="Arial"/>
+                <w:sz w:val="16"/>
+                <w:szCs w:val="16"/>
+              </w:rPr>
+              <w:t xml:space="preserve"> </w:t>
+            </w:r>
+            <w:r>
+              <w:rPr>
+                <w:rFonts w:ascii="Arial" w:hAnsi="Arial" w:cs="Arial"/>
+                <w:sz w:val="16"/>
+                <w:szCs w:val="16"/>
+              </w:rPr>
+              <w:t>email: "</w:t>
+            </w:r>
+            <w:hyperlink r:id="rId10" w:history="1">
+              <w:r>
+                <w:rPr>
+                  <w:rStyle w:val="Hyperlink"/>
+                  <w:rFonts w:ascii="Arial" w:hAnsi="Arial" w:cs="Arial"/>
+                  <w:sz w:val="16"/>
+                  <w:szCs w:val="16"/>
+                </w:rPr>
+                <w:t>user07@eshop.com</w:t>
+              </w:r>
+            </w:hyperlink>
+            <w:r>
+              <w:rPr>
+                <w:rFonts w:ascii="Arial" w:hAnsi="Arial" w:cs="Arial"/>
+                <w:sz w:val="16"/>
+                <w:szCs w:val="16"/>
+              </w:rPr>
+              <w:t>"</w:t>
+            </w:r>
+            <w:r>
+              <w:rPr>
+                <w:rFonts w:ascii="Arial" w:hAnsi="Arial" w:cs="Arial"/>
+                <w:sz w:val="16"/>
+                <w:szCs w:val="16"/>
+              </w:rPr>
+              <w:t xml:space="preserve"> </w:t>
+            </w:r>
+            <w:r>
+              <w:rPr>
+                <w:rFonts w:ascii="Arial" w:hAnsi="Arial" w:cs="Arial"/>
+                <w:sz w:val="16"/>
+                <w:szCs w:val="16"/>
+              </w:rPr>
+              <w:t>password: "Aa1@xyz" (7 ký tự)</w:t>
+            </w:r>
+            <w:r>
+              <w:rPr>
+                <w:rFonts w:ascii="Arial" w:hAnsi="Arial" w:cs="Arial"/>
+                <w:sz w:val="16"/>
+                <w:szCs w:val="16"/>
+              </w:rPr>
+              <w:t xml:space="preserve"> </w:t>
+            </w:r>
+            <w:r>
+              <w:rPr>
+                <w:rFonts w:ascii="Arial" w:hAnsi="Arial" w:cs="Arial"/>
+                <w:sz w:val="16"/>
+                <w:szCs w:val="16"/>
+              </w:rPr>
+              <w:t>confirmPassword: "Aa1@xyz"</w:t>
+            </w:r>
+          </w:p>
+        </w:tc>
+        <w:tc>
+          <w:tcPr>
+            <w:tcW w:w="2197" w:type="dxa"/>
+            <w:vAlign w:val="center"/>
+          </w:tcPr>
+          <w:p>
+            <w:pPr>
+              <w:rPr>
+                <w:rFonts w:ascii="Arial" w:hAnsi="Arial" w:cs="Arial"/>
+                <w:sz w:val="16"/>
+                <w:szCs w:val="16"/>
+              </w:rPr>
+            </w:pPr>
+            <w:r>
+              <w:rPr>
+                <w:rFonts w:ascii="Arial" w:hAnsi="Arial" w:cs="Arial"/>
+                <w:sz w:val="16"/>
+                <w:szCs w:val="16"/>
+              </w:rPr>
+              <w:t>Báo lỗi ngay tại khung đỏ: "Mật khẩu quá yếu! Phải dài tối thiểu 8 ký tự...". Không gửi API.</w:t>
+            </w:r>
+          </w:p>
+        </w:tc>
+        <w:tc>
+          <w:tcPr>
+            <w:tcW w:w="781" w:type="dxa"/>
+            <w:vAlign w:val="center"/>
+          </w:tcPr>
+          <w:p>
+            <w:pPr>
+              <w:rPr>
+                <w:rFonts w:ascii="Arial" w:hAnsi="Arial" w:cs="Arial"/>
+                <w:sz w:val="16"/>
+                <w:szCs w:val="16"/>
+              </w:rPr>
+            </w:pPr>
+            <w:r>
+              <w:rPr>
+                <w:rFonts w:ascii="Arial" w:hAnsi="Arial" w:cs="Arial"/>
+                <w:sz w:val="16"/>
+                <w:szCs w:val="16"/>
+              </w:rPr>
+              <w:t>Invalid</w:t>
+            </w:r>
+          </w:p>
+        </w:tc>
+      </w:tr>
+      <w:tr>
+        <w:tc>
+          <w:tcPr>
+            <w:tcW w:w="1526" w:type="dxa"/>
+            <w:vAlign w:val="center"/>
+          </w:tcPr>
+          <w:p>
+            <w:pPr>
+              <w:rPr>
+                <w:rFonts w:ascii="Arial" w:hAnsi="Arial" w:cs="Arial"/>
+                <w:sz w:val="16"/>
+                <w:szCs w:val="16"/>
+              </w:rPr>
+            </w:pPr>
+            <w:r>
+              <w:rPr>
+                <w:rFonts w:ascii="Arial" w:hAnsi="Arial" w:cs="Arial"/>
+                <w:sz w:val="16"/>
+                <w:szCs w:val="16"/>
+              </w:rPr>
+              <w:lastRenderedPageBreak/>
+              <w:t>TC-MOB-REG-08</w:t>
+            </w:r>
+          </w:p>
+        </w:tc>
+        <w:tc>
+          <w:tcPr>
+            <w:tcW w:w="4535" w:type="dxa"/>
+            <w:vAlign w:val="center"/>
+          </w:tcPr>
+          <w:p>
+            <w:pPr>
+              <w:rPr>
+                <w:rFonts w:ascii="Arial" w:hAnsi="Arial" w:cs="Arial"/>
+                <w:sz w:val="16"/>
+                <w:szCs w:val="16"/>
+              </w:rPr>
+            </w:pPr>
+            <w:r>
+              <w:rPr>
+                <w:rFonts w:ascii="Arial" w:hAnsi="Arial" w:cs="Arial"/>
+                <w:sz w:val="16"/>
+                <w:szCs w:val="16"/>
+              </w:rPr>
+              <w:t>name: "Lê C"</w:t>
+            </w:r>
+            <w:r>
+              <w:rPr>
+                <w:rFonts w:ascii="Arial" w:hAnsi="Arial" w:cs="Arial"/>
+                <w:sz w:val="16"/>
+                <w:szCs w:val="16"/>
+              </w:rPr>
+              <w:t xml:space="preserve"> </w:t>
+            </w:r>
+            <w:r>
+              <w:rPr>
+                <w:rFonts w:ascii="Arial" w:hAnsi="Arial" w:cs="Arial"/>
+                <w:sz w:val="16"/>
+                <w:szCs w:val="16"/>
+              </w:rPr>
+              <w:t>email: "</w:t>
+            </w:r>
+            <w:hyperlink r:id="rId11" w:history="1">
+              <w:r>
+                <w:rPr>
+                  <w:rStyle w:val="Hyperlink"/>
+                  <w:rFonts w:ascii="Arial" w:hAnsi="Arial" w:cs="Arial"/>
+                  <w:sz w:val="16"/>
+                  <w:szCs w:val="16"/>
+                </w:rPr>
+                <w:t>user08@eshop.com</w:t>
+              </w:r>
+            </w:hyperlink>
+            <w:r>
+              <w:rPr>
+                <w:rFonts w:ascii="Arial" w:hAnsi="Arial" w:cs="Arial"/>
+                <w:sz w:val="16"/>
+                <w:szCs w:val="16"/>
+              </w:rPr>
+              <w:t>"</w:t>
+            </w:r>
+            <w:r>
+              <w:rPr>
+                <w:rFonts w:ascii="Arial" w:hAnsi="Arial" w:cs="Arial"/>
+                <w:sz w:val="16"/>
+                <w:szCs w:val="16"/>
+              </w:rPr>
+              <w:t xml:space="preserve"> </w:t>
+            </w:r>
+            <w:r>
+              <w:rPr>
+                <w:rFonts w:ascii="Arial" w:hAnsi="Arial" w:cs="Arial"/>
+                <w:sz w:val="16"/>
+                <w:szCs w:val="16"/>
+              </w:rPr>
+              <w:t>password: "admin123!" (Toàn chữ thường)</w:t>
+            </w:r>
+            <w:r>
+              <w:rPr>
+                <w:rFonts w:ascii="Arial" w:hAnsi="Arial" w:cs="Arial"/>
+                <w:sz w:val="16"/>
+                <w:szCs w:val="16"/>
+              </w:rPr>
+              <w:t xml:space="preserve"> </w:t>
+            </w:r>
+            <w:r>
+              <w:rPr>
+                <w:rFonts w:ascii="Arial" w:hAnsi="Arial" w:cs="Arial"/>
+                <w:sz w:val="16"/>
+                <w:szCs w:val="16"/>
+              </w:rPr>
+              <w:t>confirmPassword: "admin123!"</w:t>
+            </w:r>
+          </w:p>
+        </w:tc>
+        <w:tc>
+          <w:tcPr>
+            <w:tcW w:w="2197" w:type="dxa"/>
+            <w:vAlign w:val="center"/>
+          </w:tcPr>
+          <w:p>
+            <w:pPr>
+              <w:rPr>
+                <w:rFonts w:ascii="Arial" w:hAnsi="Arial" w:cs="Arial"/>
+                <w:sz w:val="16"/>
+                <w:szCs w:val="16"/>
+              </w:rPr>
+            </w:pPr>
+            <w:r>
+              <w:rPr>
+                <w:rFonts w:ascii="Arial" w:hAnsi="Arial" w:cs="Arial"/>
+                <w:sz w:val="16"/>
+                <w:szCs w:val="16"/>
+              </w:rPr>
+              <w:t>Báo lỗi mật khẩu thiếu chữ in HOA.</w:t>
+            </w:r>
+          </w:p>
+        </w:tc>
+        <w:tc>
+          <w:tcPr>
+            <w:tcW w:w="781" w:type="dxa"/>
+            <w:vAlign w:val="center"/>
+          </w:tcPr>
+          <w:p>
+            <w:pPr>
+              <w:rPr>
+                <w:rFonts w:ascii="Arial" w:hAnsi="Arial" w:cs="Arial"/>
+                <w:sz w:val="16"/>
+                <w:szCs w:val="16"/>
+              </w:rPr>
+            </w:pPr>
+            <w:r>
+              <w:rPr>
+                <w:rFonts w:ascii="Arial" w:hAnsi="Arial" w:cs="Arial"/>
+                <w:sz w:val="16"/>
+                <w:szCs w:val="16"/>
+              </w:rPr>
+              <w:t>Invalid</w:t>
+            </w:r>
+          </w:p>
+        </w:tc>
+      </w:tr>
+      <w:tr>
+        <w:tc>
+          <w:tcPr>
+            <w:tcW w:w="1526" w:type="dxa"/>
+            <w:vAlign w:val="center"/>
+          </w:tcPr>
+          <w:p>
+            <w:pPr>
+              <w:rPr>
+                <w:rFonts w:ascii="Arial" w:hAnsi="Arial" w:cs="Arial"/>
+                <w:sz w:val="16"/>
+                <w:szCs w:val="16"/>
+              </w:rPr>
+            </w:pPr>
+            <w:r>
+              <w:rPr>
+                <w:rFonts w:ascii="Arial" w:hAnsi="Arial" w:cs="Arial"/>
+                <w:sz w:val="16"/>
+                <w:szCs w:val="16"/>
+              </w:rPr>
+              <w:t>TC-MOB-REG-09</w:t>
+            </w:r>
+          </w:p>
+        </w:tc>
+        <w:tc>
+          <w:tcPr>
+            <w:tcW w:w="4535" w:type="dxa"/>
+            <w:vAlign w:val="center"/>
+          </w:tcPr>
+          <w:p>
+            <w:pPr>
+              <w:rPr>
+                <w:rFonts w:ascii="Arial" w:hAnsi="Arial" w:cs="Arial"/>
+                <w:sz w:val="16"/>
+                <w:szCs w:val="16"/>
+              </w:rPr>
+            </w:pPr>
+            <w:r>
+              <w:rPr>
+                <w:rFonts w:ascii="Arial" w:hAnsi="Arial" w:cs="Arial"/>
+                <w:sz w:val="16"/>
+                <w:szCs w:val="16"/>
+              </w:rPr>
+              <w:t>name: "Lê C"</w:t>
+            </w:r>
+            <w:r>
+              <w:rPr>
+                <w:rFonts w:ascii="Arial" w:hAnsi="Arial" w:cs="Arial"/>
+                <w:sz w:val="16"/>
+                <w:szCs w:val="16"/>
+              </w:rPr>
+              <w:t xml:space="preserve"> </w:t>
+            </w:r>
+            <w:r>
+              <w:rPr>
+                <w:rFonts w:ascii="Arial" w:hAnsi="Arial" w:cs="Arial"/>
+                <w:sz w:val="16"/>
+                <w:szCs w:val="16"/>
+              </w:rPr>
+              <w:t>email: "</w:t>
+            </w:r>
+            <w:hyperlink r:id="rId12" w:history="1">
+              <w:r>
+                <w:rPr>
+                  <w:rStyle w:val="Hyperlink"/>
+                  <w:rFonts w:ascii="Arial" w:hAnsi="Arial" w:cs="Arial"/>
+                  <w:sz w:val="16"/>
+                  <w:szCs w:val="16"/>
+                </w:rPr>
+                <w:t>user09@eshop.com</w:t>
+              </w:r>
+            </w:hyperlink>
+            <w:r>
+              <w:rPr>
+                <w:rFonts w:ascii="Arial" w:hAnsi="Arial" w:cs="Arial"/>
+                <w:sz w:val="16"/>
+                <w:szCs w:val="16"/>
+              </w:rPr>
+              <w:t>"</w:t>
+            </w:r>
+            <w:r>
+              <w:rPr>
+                <w:rFonts w:ascii="Arial" w:hAnsi="Arial" w:cs="Arial"/>
+                <w:sz w:val="16"/>
+                <w:szCs w:val="16"/>
+              </w:rPr>
+              <w:t xml:space="preserve"> </w:t>
+            </w:r>
+            <w:r>
+              <w:rPr>
+                <w:rFonts w:ascii="Arial" w:hAnsi="Arial" w:cs="Arial"/>
+                <w:sz w:val="16"/>
+                <w:szCs w:val="16"/>
+              </w:rPr>
+              <w:t>password: "ADMIN123!" (Toàn chữ hoa)</w:t>
+            </w:r>
+            <w:r>
+              <w:rPr>
+                <w:rFonts w:ascii="Arial" w:hAnsi="Arial" w:cs="Arial"/>
+                <w:sz w:val="16"/>
+                <w:szCs w:val="16"/>
+              </w:rPr>
+              <w:t xml:space="preserve"> </w:t>
+            </w:r>
+            <w:r>
+              <w:rPr>
+                <w:rFonts w:ascii="Arial" w:hAnsi="Arial" w:cs="Arial"/>
+                <w:sz w:val="16"/>
+                <w:szCs w:val="16"/>
+              </w:rPr>
+              <w:t>confirmPassword: "ADMIN123!"</w:t>
+            </w:r>
+          </w:p>
+        </w:tc>
+        <w:tc>
+          <w:tcPr>
+            <w:tcW w:w="2197" w:type="dxa"/>
+            <w:vAlign w:val="center"/>
+          </w:tcPr>
+          <w:p>
+            <w:pPr>
+              <w:rPr>
+                <w:rFonts w:ascii="Arial" w:hAnsi="Arial" w:cs="Arial"/>
+                <w:sz w:val="16"/>
+                <w:szCs w:val="16"/>
+              </w:rPr>
+            </w:pPr>
+            <w:r>
+              <w:rPr>
+                <w:rFonts w:ascii="Arial" w:hAnsi="Arial" w:cs="Arial"/>
+                <w:sz w:val="16"/>
+                <w:szCs w:val="16"/>
+              </w:rPr>
+              <w:t>Báo lỗi mật khẩu thiếu chữ in THƯỜNG.</w:t>
+            </w:r>
+          </w:p>
+        </w:tc>
+        <w:tc>
+          <w:tcPr>
+            <w:tcW w:w="781" w:type="dxa"/>
+            <w:vAlign w:val="center"/>
+          </w:tcPr>
+          <w:p>
+            <w:pPr>
+              <w:rPr>
+                <w:rFonts w:ascii="Arial" w:hAnsi="Arial" w:cs="Arial"/>
+                <w:sz w:val="16"/>
+                <w:szCs w:val="16"/>
+              </w:rPr>
+            </w:pPr>
+            <w:r>
+              <w:rPr>
+                <w:rFonts w:ascii="Arial" w:hAnsi="Arial" w:cs="Arial"/>
+                <w:sz w:val="16"/>
+                <w:szCs w:val="16"/>
+              </w:rPr>
+              <w:t>Invalid</w:t>
+            </w:r>
+          </w:p>
+        </w:tc>
+      </w:tr>
+      <w:tr>
+        <w:tc>
+          <w:tcPr>
+            <w:tcW w:w="1526" w:type="dxa"/>
+            <w:vAlign w:val="center"/>
+          </w:tcPr>
+          <w:p>
+            <w:pPr>
+              <w:rPr>
+                <w:rFonts w:ascii="Arial" w:hAnsi="Arial" w:cs="Arial"/>
+                <w:sz w:val="16"/>
+                <w:szCs w:val="16"/>
+              </w:rPr>
+            </w:pPr>
+            <w:r>
+              <w:rPr>
+                <w:rFonts w:ascii="Arial" w:hAnsi="Arial" w:cs="Arial"/>
+                <w:sz w:val="16"/>
+                <w:szCs w:val="16"/>
+              </w:rPr>
+              <w:t>TC-MOB-REG-10</w:t>
+            </w:r>
+          </w:p>
+        </w:tc>
+        <w:tc>
+          <w:tcPr>
+            <w:tcW w:w="4535" w:type="dxa"/>
+            <w:vAlign w:val="center"/>
+          </w:tcPr>
+          <w:p>
+            <w:pPr>
+              <w:rPr>
+                <w:rFonts w:ascii="Arial" w:hAnsi="Arial" w:cs="Arial"/>
+                <w:sz w:val="16"/>
+                <w:szCs w:val="16"/>
+              </w:rPr>
+            </w:pPr>
+            <w:r>
+              <w:rPr>
+                <w:rFonts w:ascii="Arial" w:hAnsi="Arial" w:cs="Arial"/>
+                <w:sz w:val="16"/>
+                <w:szCs w:val="16"/>
+              </w:rPr>
+              <w:t>name: "Lê C"</w:t>
+            </w:r>
+            <w:r>
+              <w:rPr>
+                <w:rFonts w:ascii="Arial" w:hAnsi="Arial" w:cs="Arial"/>
+                <w:sz w:val="16"/>
+                <w:szCs w:val="16"/>
+              </w:rPr>
+              <w:t xml:space="preserve"> </w:t>
+            </w:r>
+            <w:r>
+              <w:rPr>
+                <w:rFonts w:ascii="Arial" w:hAnsi="Arial" w:cs="Arial"/>
+                <w:sz w:val="16"/>
+                <w:szCs w:val="16"/>
+              </w:rPr>
+              <w:t>email: "</w:t>
+            </w:r>
+            <w:hyperlink r:id="rId13" w:history="1">
+              <w:r>
+                <w:rPr>
+                  <w:rStyle w:val="Hyperlink"/>
+                  <w:rFonts w:ascii="Arial" w:hAnsi="Arial" w:cs="Arial"/>
+                  <w:sz w:val="16"/>
+                  <w:szCs w:val="16"/>
+                </w:rPr>
+                <w:t>user10@eshop.com</w:t>
+              </w:r>
+            </w:hyperlink>
+            <w:r>
+              <w:rPr>
+                <w:rFonts w:ascii="Arial" w:hAnsi="Arial" w:cs="Arial"/>
+                <w:sz w:val="16"/>
+                <w:szCs w:val="16"/>
+              </w:rPr>
+              <w:t>"</w:t>
+            </w:r>
+            <w:r>
+              <w:rPr>
+                <w:rFonts w:ascii="Arial" w:hAnsi="Arial" w:cs="Arial"/>
+                <w:sz w:val="16"/>
+                <w:szCs w:val="16"/>
+              </w:rPr>
+              <w:t xml:space="preserve"> </w:t>
+            </w:r>
+            <w:r>
+              <w:rPr>
+                <w:rFonts w:ascii="Arial" w:hAnsi="Arial" w:cs="Arial"/>
+                <w:sz w:val="16"/>
+                <w:szCs w:val="16"/>
+              </w:rPr>
+              <w:t>password: "Adminpass!" (Không có số)</w:t>
+            </w:r>
+            <w:r>
+              <w:rPr>
+                <w:rFonts w:ascii="Arial" w:hAnsi="Arial" w:cs="Arial"/>
+                <w:sz w:val="16"/>
+                <w:szCs w:val="16"/>
+              </w:rPr>
+              <w:t xml:space="preserve"> </w:t>
+            </w:r>
+            <w:r>
+              <w:rPr>
+                <w:rFonts w:ascii="Arial" w:hAnsi="Arial" w:cs="Arial"/>
+                <w:sz w:val="16"/>
+                <w:szCs w:val="16"/>
+              </w:rPr>
+              <w:t>confirmPassword: "Adminpass!"</w:t>
+            </w:r>
+          </w:p>
+        </w:tc>
+        <w:tc>
+          <w:tcPr>
+            <w:tcW w:w="2197" w:type="dxa"/>
+            <w:vAlign w:val="center"/>
+          </w:tcPr>
+          <w:p>
+            <w:pPr>
+              <w:rPr>
+                <w:rFonts w:ascii="Arial" w:hAnsi="Arial" w:cs="Arial"/>
+                <w:sz w:val="16"/>
+                <w:szCs w:val="16"/>
+              </w:rPr>
+            </w:pPr>
+            <w:r>
+              <w:rPr>
+                <w:rFonts w:ascii="Arial" w:hAnsi="Arial" w:cs="Arial"/>
+                <w:sz w:val="16"/>
+                <w:szCs w:val="16"/>
+              </w:rPr>
+              <w:t>Báo lỗi mật khẩu thiếu CHỮ SỐ.</w:t>
+            </w:r>
+          </w:p>
+        </w:tc>
+        <w:tc>
+          <w:tcPr>
+            <w:tcW w:w="781" w:type="dxa"/>
+            <w:vAlign w:val="center"/>
+          </w:tcPr>
+          <w:p>
+            <w:pPr>
+              <w:rPr>
+                <w:rFonts w:ascii="Arial" w:hAnsi="Arial" w:cs="Arial"/>
+                <w:sz w:val="16"/>
+                <w:szCs w:val="16"/>
+              </w:rPr>
+            </w:pPr>
+            <w:r>
+              <w:rPr>
+                <w:rFonts w:ascii="Arial" w:hAnsi="Arial" w:cs="Arial"/>
+                <w:sz w:val="16"/>
+                <w:szCs w:val="16"/>
+              </w:rPr>
+              <w:t>Invalid</w:t>
+            </w:r>
+          </w:p>
+        </w:tc>
+      </w:tr>
+      <w:tr>
+        <w:tc>
+          <w:tcPr>
+            <w:tcW w:w="1526" w:type="dxa"/>
+            <w:vAlign w:val="center"/>
+          </w:tcPr>
+          <w:p>
+            <w:pPr>
+              <w:rPr>
+                <w:rFonts w:ascii="Arial" w:hAnsi="Arial" w:cs="Arial"/>
+                <w:sz w:val="16"/>
+                <w:szCs w:val="16"/>
+              </w:rPr>
+            </w:pPr>
+            <w:r>
+              <w:rPr>
+                <w:rFonts w:ascii="Arial" w:hAnsi="Arial" w:cs="Arial"/>
+                <w:sz w:val="16"/>
+                <w:szCs w:val="16"/>
+              </w:rPr>
+              <w:t>TC-MOB-REG-11</w:t>
+            </w:r>
+          </w:p>
+        </w:tc>
+        <w:tc>
+          <w:tcPr>
+            <w:tcW w:w="4535" w:type="dxa"/>
+            <w:vAlign w:val="center"/>
+          </w:tcPr>
+          <w:p>
+            <w:pPr>
+              <w:rPr>
+                <w:rFonts w:ascii="Arial" w:hAnsi="Arial" w:cs="Arial"/>
+                <w:sz w:val="16"/>
+                <w:szCs w:val="16"/>
+              </w:rPr>
+            </w:pPr>
+            <w:r>
+              <w:rPr>
+                <w:rFonts w:ascii="Arial" w:hAnsi="Arial" w:cs="Arial"/>
+                <w:sz w:val="16"/>
+                <w:szCs w:val="16"/>
+              </w:rPr>
+              <w:t>name: "Lê C"</w:t>
+            </w:r>
+            <w:r>
+              <w:rPr>
+                <w:rFonts w:ascii="Arial" w:hAnsi="Arial" w:cs="Arial"/>
+                <w:sz w:val="16"/>
+                <w:szCs w:val="16"/>
+              </w:rPr>
+              <w:t xml:space="preserve"> </w:t>
+            </w:r>
+            <w:r>
+              <w:rPr>
+                <w:rFonts w:ascii="Arial" w:hAnsi="Arial" w:cs="Arial"/>
+                <w:sz w:val="16"/>
+                <w:szCs w:val="16"/>
+              </w:rPr>
+              <w:t>email: "</w:t>
+            </w:r>
+            <w:hyperlink r:id="rId14" w:history="1">
+              <w:r>
+                <w:rPr>
+                  <w:rStyle w:val="Hyperlink"/>
+                  <w:rFonts w:ascii="Arial" w:hAnsi="Arial" w:cs="Arial"/>
+                  <w:sz w:val="16"/>
+                  <w:szCs w:val="16"/>
+                </w:rPr>
+                <w:t>user11@eshop.com</w:t>
+              </w:r>
+            </w:hyperlink>
+            <w:r>
+              <w:rPr>
+                <w:rFonts w:ascii="Arial" w:hAnsi="Arial" w:cs="Arial"/>
+                <w:sz w:val="16"/>
+                <w:szCs w:val="16"/>
+              </w:rPr>
+              <w:t>"</w:t>
+            </w:r>
+            <w:r>
+              <w:rPr>
+                <w:rFonts w:ascii="Arial" w:hAnsi="Arial" w:cs="Arial"/>
+                <w:sz w:val="16"/>
+                <w:szCs w:val="16"/>
+              </w:rPr>
+              <w:t xml:space="preserve"> </w:t>
+            </w:r>
+            <w:r>
+              <w:rPr>
+                <w:rFonts w:ascii="Arial" w:hAnsi="Arial" w:cs="Arial"/>
+                <w:sz w:val="16"/>
+                <w:szCs w:val="16"/>
+              </w:rPr>
+              <w:t>password: "Admin1234" (Không có ký tự đặc biệt)</w:t>
+            </w:r>
+            <w:r>
+              <w:rPr>
+                <w:rFonts w:ascii="Arial" w:hAnsi="Arial" w:cs="Arial"/>
+                <w:sz w:val="16"/>
+                <w:szCs w:val="16"/>
+              </w:rPr>
+              <w:t xml:space="preserve"> </w:t>
+            </w:r>
+            <w:r>
+              <w:rPr>
+                <w:rFonts w:ascii="Arial" w:hAnsi="Arial" w:cs="Arial"/>
+                <w:sz w:val="16"/>
+                <w:szCs w:val="16"/>
+              </w:rPr>
+              <w:t>confirmPassword: "Admin1234"</w:t>
+            </w:r>
+          </w:p>
+        </w:tc>
+        <w:tc>
+          <w:tcPr>
+            <w:tcW w:w="2197" w:type="dxa"/>
+            <w:vAlign w:val="center"/>
+          </w:tcPr>
+          <w:p>
+            <w:pPr>
+              <w:rPr>
+                <w:rFonts w:ascii="Arial" w:hAnsi="Arial" w:cs="Arial"/>
+                <w:sz w:val="16"/>
+                <w:szCs w:val="16"/>
+              </w:rPr>
+            </w:pPr>
+            <w:r>
+              <w:rPr>
+                <w:rFonts w:ascii="Arial" w:hAnsi="Arial" w:cs="Arial"/>
+                <w:sz w:val="16"/>
+                <w:szCs w:val="16"/>
+              </w:rPr>
+              <w:t>Báo lỗi mật khẩu thiếu KÝ TỰ ĐẶC BIỆT trong nhóm @, $, !, %, *, ?, &amp;.</w:t>
+            </w:r>
+          </w:p>
+        </w:tc>
+        <w:tc>
+          <w:tcPr>
+            <w:tcW w:w="781" w:type="dxa"/>
+            <w:vAlign w:val="center"/>
+          </w:tcPr>
+          <w:p>
+            <w:pPr>
+              <w:rPr>
+                <w:rFonts w:ascii="Arial" w:hAnsi="Arial" w:cs="Arial"/>
+                <w:sz w:val="16"/>
+                <w:szCs w:val="16"/>
+              </w:rPr>
+            </w:pPr>
+            <w:r>
+              <w:rPr>
+                <w:rFonts w:ascii="Arial" w:hAnsi="Arial" w:cs="Arial"/>
+                <w:sz w:val="16"/>
+                <w:szCs w:val="16"/>
+              </w:rPr>
+              <w:t>Invalid</w:t>
+            </w:r>
+          </w:p>
+        </w:tc>
+      </w:tr>
+      <w:tr>
+        <w:tc>
+          <w:tcPr>
+            <w:tcW w:w="1526" w:type="dxa"/>
+            <w:vAlign w:val="center"/>
+          </w:tcPr>
+          <w:p>
+            <w:pPr>
+              <w:rPr>
+                <w:rFonts w:ascii="Arial" w:hAnsi="Arial" w:cs="Arial"/>
+                <w:sz w:val="16"/>
+                <w:szCs w:val="16"/>
+              </w:rPr>
+            </w:pPr>
+            <w:r>
+              <w:rPr>
+                <w:rFonts w:ascii="Arial" w:hAnsi="Arial" w:cs="Arial"/>
+                <w:sz w:val="16"/>
+                <w:szCs w:val="16"/>
+              </w:rPr>
+              <w:t>TC-MOB-REG-12</w:t>
+            </w:r>
+          </w:p>
+        </w:tc>
+        <w:tc>
+          <w:tcPr>
+            <w:tcW w:w="4535" w:type="dxa"/>
+            <w:vAlign w:val="center"/>
+          </w:tcPr>
+          <w:p>
+            <w:pPr>
+              <w:rPr>
+                <w:rFonts w:ascii="Arial" w:hAnsi="Arial" w:cs="Arial"/>
+                <w:sz w:val="16"/>
+                <w:szCs w:val="16"/>
+              </w:rPr>
+            </w:pPr>
+            <w:r>
+              <w:rPr>
+                <w:rFonts w:ascii="Arial" w:hAnsi="Arial" w:cs="Arial"/>
+                <w:sz w:val="16"/>
+                <w:szCs w:val="16"/>
+              </w:rPr>
+              <w:t>name: "Phạm D"</w:t>
+            </w:r>
+            <w:r>
+              <w:rPr>
+                <w:rFonts w:ascii="Arial" w:hAnsi="Arial" w:cs="Arial"/>
+                <w:sz w:val="16"/>
+                <w:szCs w:val="16"/>
+              </w:rPr>
+              <w:t xml:space="preserve"> </w:t>
+            </w:r>
+            <w:r>
+              <w:rPr>
+                <w:rFonts w:ascii="Arial" w:hAnsi="Arial" w:cs="Arial"/>
+                <w:sz w:val="16"/>
+                <w:szCs w:val="16"/>
+              </w:rPr>
+              <w:t>email: "</w:t>
+            </w:r>
+            <w:hyperlink r:id="rId15" w:history="1">
+              <w:r>
+                <w:rPr>
+                  <w:rStyle w:val="Hyperlink"/>
+                  <w:rFonts w:ascii="Arial" w:hAnsi="Arial" w:cs="Arial"/>
+                  <w:sz w:val="16"/>
+                  <w:szCs w:val="16"/>
+                </w:rPr>
+                <w:t>user12@eshop.com</w:t>
+              </w:r>
+            </w:hyperlink>
+            <w:r>
+              <w:rPr>
+                <w:rFonts w:ascii="Arial" w:hAnsi="Arial" w:cs="Arial"/>
+                <w:sz w:val="16"/>
+                <w:szCs w:val="16"/>
+              </w:rPr>
+              <w:t>"</w:t>
+            </w:r>
+            <w:r>
+              <w:rPr>
+                <w:rFonts w:ascii="Arial" w:hAnsi="Arial" w:cs="Arial"/>
+                <w:sz w:val="16"/>
+                <w:szCs w:val="16"/>
+              </w:rPr>
+              <w:t xml:space="preserve"> </w:t>
+            </w:r>
+            <w:r>
+              <w:rPr>
+                <w:rFonts w:ascii="Arial" w:hAnsi="Arial" w:cs="Arial"/>
+                <w:sz w:val="16"/>
+                <w:szCs w:val="16"/>
+              </w:rPr>
+              <w:t>password: "Admin123!"</w:t>
+            </w:r>
+            <w:r>
+              <w:rPr>
+                <w:rFonts w:ascii="Arial" w:hAnsi="Arial" w:cs="Arial"/>
+                <w:sz w:val="16"/>
+                <w:szCs w:val="16"/>
+              </w:rPr>
+              <w:t xml:space="preserve"> </w:t>
+            </w:r>
+            <w:r>
+              <w:rPr>
+                <w:rFonts w:ascii="Arial" w:hAnsi="Arial" w:cs="Arial"/>
+                <w:sz w:val="16"/>
+                <w:szCs w:val="16"/>
+              </w:rPr>
+              <w:t>confirmPassword: "Admin123?" (Gõ lệch 1 ký tự)</w:t>
+            </w:r>
+          </w:p>
+        </w:tc>
+        <w:tc>
+          <w:tcPr>
+            <w:tcW w:w="2197" w:type="dxa"/>
+            <w:vAlign w:val="center"/>
+          </w:tcPr>
+          <w:p>
+            <w:pPr>
+              <w:rPr>
+                <w:rFonts w:ascii="Arial" w:hAnsi="Arial" w:cs="Arial"/>
+                <w:sz w:val="16"/>
+                <w:szCs w:val="16"/>
+              </w:rPr>
+            </w:pPr>
+            <w:r>
+              <w:rPr>
+                <w:rFonts w:ascii="Arial" w:hAnsi="Arial" w:cs="Arial"/>
+                <w:sz w:val="16"/>
+                <w:szCs w:val="16"/>
+              </w:rPr>
+              <w:t>Báo lỗi: Mật khẩu xác nhận không khớp. Không cho phép gửi request.</w:t>
+            </w:r>
+          </w:p>
+        </w:tc>
+        <w:tc>
+          <w:tcPr>
+            <w:tcW w:w="781" w:type="dxa"/>
+            <w:vAlign w:val="center"/>
+          </w:tcPr>
+          <w:p>
+            <w:pPr>
+              <w:rPr>
+                <w:rFonts w:ascii="Arial" w:hAnsi="Arial" w:cs="Arial"/>
+                <w:sz w:val="16"/>
+                <w:szCs w:val="16"/>
+              </w:rPr>
+            </w:pPr>
+            <w:r>
+              <w:rPr>
+                <w:rFonts w:ascii="Arial" w:hAnsi="Arial" w:cs="Arial"/>
+                <w:sz w:val="16"/>
+                <w:szCs w:val="16"/>
+              </w:rPr>
+              <w:t>Invalid</w:t>
+            </w:r>
+          </w:p>
+        </w:tc>
+      </w:tr>
+      <w:tr>
+        <w:tc>
+          <w:tcPr>
+            <w:tcW w:w="1526" w:type="dxa"/>
+            <w:vAlign w:val="center"/>
+          </w:tcPr>
+          <w:p>
+            <w:pPr>
+              <w:rPr>
+                <w:rFonts w:ascii="Arial" w:hAnsi="Arial" w:cs="Arial"/>
+                <w:sz w:val="16"/>
+                <w:szCs w:val="16"/>
+              </w:rPr>
+            </w:pPr>
+            <w:r>
+              <w:rPr>
+                <w:rFonts w:ascii="Arial" w:hAnsi="Arial" w:cs="Arial"/>
+                <w:sz w:val="16"/>
+                <w:szCs w:val="16"/>
+              </w:rPr>
+              <w:t>TC-MOB-REG-13</w:t>
+            </w:r>
+          </w:p>
+        </w:tc>
+        <w:tc>
+          <w:tcPr>
+            <w:tcW w:w="4535" w:type="dxa"/>
+            <w:vAlign w:val="center"/>
+          </w:tcPr>
+          <w:p>
+            <w:pPr>
+              <w:rPr>
+                <w:rFonts w:ascii="Arial" w:hAnsi="Arial" w:cs="Arial"/>
+                <w:sz w:val="16"/>
+                <w:szCs w:val="16"/>
+              </w:rPr>
+            </w:pPr>
+            <w:r>
+              <w:rPr>
+                <w:rFonts w:ascii="Arial" w:hAnsi="Arial" w:cs="Arial"/>
+                <w:sz w:val="16"/>
+                <w:szCs w:val="16"/>
+              </w:rPr>
+              <w:t>name: "Phạm D"</w:t>
+            </w:r>
+            <w:r>
+              <w:rPr>
+                <w:rFonts w:ascii="Arial" w:hAnsi="Arial" w:cs="Arial"/>
+                <w:sz w:val="16"/>
+                <w:szCs w:val="16"/>
+              </w:rPr>
+              <w:t xml:space="preserve"> </w:t>
+            </w:r>
+            <w:r>
+              <w:rPr>
+                <w:rFonts w:ascii="Arial" w:hAnsi="Arial" w:cs="Arial"/>
+                <w:sz w:val="16"/>
+                <w:szCs w:val="16"/>
+              </w:rPr>
+              <w:t>email: "</w:t>
+            </w:r>
+            <w:hyperlink r:id="rId16" w:history="1">
+              <w:r>
+                <w:rPr>
+                  <w:rStyle w:val="Hyperlink"/>
+                  <w:rFonts w:ascii="Arial" w:hAnsi="Arial" w:cs="Arial"/>
+                  <w:sz w:val="16"/>
+                  <w:szCs w:val="16"/>
+                </w:rPr>
+                <w:t>user13@eshop.com</w:t>
+              </w:r>
+            </w:hyperlink>
+            <w:r>
+              <w:rPr>
+                <w:rFonts w:ascii="Arial" w:hAnsi="Arial" w:cs="Arial"/>
+                <w:sz w:val="16"/>
+                <w:szCs w:val="16"/>
+              </w:rPr>
+              <w:t>"</w:t>
+            </w:r>
+            <w:r>
+              <w:rPr>
+                <w:rFonts w:ascii="Arial" w:hAnsi="Arial" w:cs="Arial"/>
+                <w:sz w:val="16"/>
+                <w:szCs w:val="16"/>
+              </w:rPr>
+              <w:t xml:space="preserve"> </w:t>
+            </w:r>
+            <w:r>
+              <w:rPr>
+                <w:rFonts w:ascii="Arial" w:hAnsi="Arial" w:cs="Arial"/>
+                <w:sz w:val="16"/>
+                <w:szCs w:val="16"/>
+              </w:rPr>
+              <w:t>password: "Admin123!"</w:t>
+            </w:r>
+            <w:r>
+              <w:rPr>
+                <w:rFonts w:ascii="Arial" w:hAnsi="Arial" w:cs="Arial"/>
+                <w:sz w:val="16"/>
+                <w:szCs w:val="16"/>
+              </w:rPr>
+              <w:t xml:space="preserve"> </w:t>
+            </w:r>
+            <w:r>
+              <w:rPr>
+                <w:rFonts w:ascii="Arial" w:hAnsi="Arial" w:cs="Arial"/>
+                <w:sz w:val="16"/>
+                <w:szCs w:val="16"/>
+              </w:rPr>
+              <w:t>confirmPassword: "" (Bỏ trống)</w:t>
+            </w:r>
+          </w:p>
+        </w:tc>
+        <w:tc>
+          <w:tcPr>
+            <w:tcW w:w="2197" w:type="dxa"/>
+            <w:vAlign w:val="center"/>
+          </w:tcPr>
+          <w:p>
+            <w:pPr>
+              <w:rPr>
+                <w:rFonts w:ascii="Arial" w:hAnsi="Arial" w:cs="Arial"/>
+                <w:sz w:val="16"/>
+                <w:szCs w:val="16"/>
+              </w:rPr>
+            </w:pPr>
+            <w:r>
+              <w:rPr>
+                <w:rFonts w:ascii="Arial" w:hAnsi="Arial" w:cs="Arial"/>
+                <w:sz w:val="16"/>
+                <w:szCs w:val="16"/>
+              </w:rPr>
+              <w:t>Báo lỗi: Vui lòng xác nhận lại mật khẩu.</w:t>
+            </w:r>
+          </w:p>
+        </w:tc>
+        <w:tc>
+          <w:tcPr>
+            <w:tcW w:w="781" w:type="dxa"/>
+            <w:vAlign w:val="center"/>
+          </w:tcPr>
+          <w:p>
+            <w:pPr>
+              <w:rPr>
+                <w:rFonts w:ascii="Arial" w:hAnsi="Arial" w:cs="Arial"/>
+                <w:sz w:val="16"/>
+                <w:szCs w:val="16"/>
+              </w:rPr>
+            </w:pPr>
+            <w:r>
+              <w:rPr>
+                <w:rFonts w:ascii="Arial" w:hAnsi="Arial" w:cs="Arial"/>
+                <w:sz w:val="16"/>
+                <w:szCs w:val="16"/>
+              </w:rPr>
+              <w:t>Invalid</w:t>
+            </w:r>
+          </w:p>
+        </w:tc>
+      </w:tr>
+      <w:tr>
+        <w:tc>
+          <w:tcPr>
+            <w:tcW w:w="1526" w:type="dxa"/>
+            <w:vAlign w:val="center"/>
+          </w:tcPr>
+          <w:p>
+            <w:pPr>
+              <w:rPr>
+                <w:rFonts w:ascii="Arial" w:hAnsi="Arial" w:cs="Arial"/>
+                <w:sz w:val="16"/>
+                <w:szCs w:val="16"/>
+              </w:rPr>
+            </w:pPr>
+            <w:r>
+              <w:rPr>
+                <w:rFonts w:ascii="Arial" w:hAnsi="Arial" w:cs="Arial"/>
+                <w:sz w:val="16"/>
+                <w:szCs w:val="16"/>
+              </w:rPr>
+              <w:t>TC-MOB-REG-14</w:t>
+            </w:r>
+          </w:p>
+        </w:tc>
+        <w:tc>
+          <w:tcPr>
+            <w:tcW w:w="4535" w:type="dxa"/>
+            <w:vAlign w:val="center"/>
+          </w:tcPr>
+          <w:p>
+            <w:pPr>
+              <w:rPr>
+                <w:rFonts w:ascii="Arial" w:hAnsi="Arial" w:cs="Arial"/>
+                <w:sz w:val="16"/>
+                <w:szCs w:val="16"/>
+              </w:rPr>
+            </w:pPr>
+            <w:r>
+              <w:rPr>
+                <w:rFonts w:ascii="Arial" w:hAnsi="Arial" w:cs="Arial"/>
+                <w:sz w:val="16"/>
+                <w:szCs w:val="16"/>
+              </w:rPr>
+              <w:t>Nhập mật khẩu "Admin123!" vào ô TextInput Mật khẩu trên điện thoại</w:t>
+            </w:r>
+          </w:p>
+        </w:tc>
+        <w:tc>
+          <w:tcPr>
+            <w:tcW w:w="2197" w:type="dxa"/>
+            <w:vAlign w:val="center"/>
+          </w:tcPr>
+          <w:p>
+            <w:pPr>
+              <w:rPr>
+                <w:rFonts w:ascii="Arial" w:hAnsi="Arial" w:cs="Arial"/>
+                <w:sz w:val="16"/>
+                <w:szCs w:val="16"/>
+              </w:rPr>
+            </w:pPr>
+            <w:r>
+              <w:rPr>
+                <w:rFonts w:ascii="Arial" w:hAnsi="Arial" w:cs="Arial"/>
+                <w:sz w:val="16"/>
+                <w:szCs w:val="16"/>
+              </w:rPr>
+              <w:t>Ký tự mật khẩu gõ vào được tự động ẩn thành dấu chấm (••••••••) thông qua thuộc tính secureTextEntry.</w:t>
+            </w:r>
+          </w:p>
+        </w:tc>
+        <w:tc>
+          <w:tcPr>
+            <w:tcW w:w="781" w:type="dxa"/>
+            <w:vAlign w:val="center"/>
+          </w:tcPr>
+          <w:p>
+            <w:pPr>
+              <w:rPr>
+                <w:rFonts w:ascii="Arial" w:hAnsi="Arial" w:cs="Arial"/>
+                <w:sz w:val="16"/>
+                <w:szCs w:val="16"/>
+              </w:rPr>
+            </w:pPr>
+            <w:r>
+              <w:rPr>
+                <w:rFonts w:ascii="Arial" w:hAnsi="Arial" w:cs="Arial"/>
+                <w:sz w:val="16"/>
+                <w:szCs w:val="16"/>
+              </w:rPr>
+              <w:t>Valid</w:t>
+            </w:r>
+          </w:p>
+        </w:tc>
+      </w:tr>
+      <w:tr>
+        <w:tc>
+          <w:tcPr>
+            <w:tcW w:w="1526" w:type="dxa"/>
+            <w:vAlign w:val="center"/>
+          </w:tcPr>
+          <w:p>
+            <w:pPr>
+              <w:rPr>
+                <w:rFonts w:ascii="Arial" w:hAnsi="Arial" w:cs="Arial"/>
+                <w:sz w:val="16"/>
+                <w:szCs w:val="16"/>
+              </w:rPr>
+            </w:pPr>
+            <w:r>
+              <w:rPr>
+                <w:rFonts w:ascii="Arial" w:hAnsi="Arial" w:cs="Arial"/>
+                <w:sz w:val="16"/>
+                <w:szCs w:val="16"/>
+              </w:rPr>
+              <w:t>TC-MOB-REG-15</w:t>
+            </w:r>
+          </w:p>
+        </w:tc>
+        <w:tc>
+          <w:tcPr>
+            <w:tcW w:w="4535" w:type="dxa"/>
+            <w:vAlign w:val="center"/>
+          </w:tcPr>
+          <w:p>
+            <w:pPr>
+              <w:rPr>
+                <w:rFonts w:ascii="Arial" w:hAnsi="Arial" w:cs="Arial"/>
+                <w:sz w:val="16"/>
+                <w:szCs w:val="16"/>
+              </w:rPr>
+            </w:pPr>
+            <w:r>
+              <w:rPr>
+                <w:rFonts w:ascii="Arial" w:hAnsi="Arial" w:cs="Arial"/>
+                <w:sz w:val="16"/>
+                <w:szCs w:val="16"/>
+              </w:rPr>
+              <w:t>Nhấn chọn ô Email trên điện thoại</w:t>
+            </w:r>
+          </w:p>
+        </w:tc>
+        <w:tc>
+          <w:tcPr>
+            <w:tcW w:w="2197" w:type="dxa"/>
+            <w:vAlign w:val="center"/>
+          </w:tcPr>
+          <w:p>
+            <w:pPr>
+              <w:rPr>
+                <w:rFonts w:ascii="Arial" w:hAnsi="Arial" w:cs="Arial"/>
+                <w:sz w:val="16"/>
+                <w:szCs w:val="16"/>
+              </w:rPr>
+            </w:pPr>
+            <w:r>
+              <w:rPr>
+                <w:rFonts w:ascii="Arial" w:hAnsi="Arial" w:cs="Arial"/>
+                <w:sz w:val="16"/>
+                <w:szCs w:val="16"/>
+              </w:rPr>
+              <w:t>Bàn phím ảo xuất hiện không tự động viết hoa chữ cái đầu tiên (autoCapitalize="none"), loại bàn phím hiển thị phím @ thuận tiện.</w:t>
+            </w:r>
+          </w:p>
+        </w:tc>
+        <w:tc>
+          <w:tcPr>
+            <w:tcW w:w="781" w:type="dxa"/>
+            <w:vAlign w:val="center"/>
+          </w:tcPr>
+          <w:p>
+            <w:pPr>
+              <w:rPr>
+                <w:rFonts w:ascii="Arial" w:hAnsi="Arial" w:cs="Arial"/>
+                <w:sz w:val="16"/>
+                <w:szCs w:val="16"/>
+              </w:rPr>
+            </w:pPr>
+            <w:r>
+              <w:rPr>
+                <w:rFonts w:ascii="Arial" w:hAnsi="Arial" w:cs="Arial"/>
+                <w:sz w:val="16"/>
+                <w:szCs w:val="16"/>
+              </w:rPr>
+              <w:t>Valid</w:t>
+            </w:r>
+          </w:p>
+        </w:tc>
+      </w:tr>
+    </w:tbl>
+    <w:p>
+      <w:pPr>
+        <w:pStyle w:val="ListParagraph"/>
+        <w:numPr>
+          <w:ilvl w:val="0"/>
+          <w:numId w:val="50"/>
+        </w:numPr>
+        <w:rPr>
+          <w:rFonts w:ascii="Arial" w:hAnsi="Arial" w:cs="Arial"/>
+          <w:b/>
+          <w:sz w:val="20"/>
+          <w:szCs w:val="20"/>
+        </w:rPr>
+      </w:pPr>
+      <w:r>
+        <w:rPr>
+          <w:rFonts w:ascii="Arial" w:hAnsi="Arial" w:cs="Arial"/>
+          <w:b/>
+          <w:sz w:val="20"/>
+          <w:szCs w:val="20"/>
+        </w:rPr>
+        <w:t>Explaination</w:t>
+      </w:r>
+    </w:p>
+    <w:p>
+      <w:pPr>
+        <w:ind w:left="360"/>
+        <w:rPr>
+          <w:rFonts w:ascii="Arial" w:hAnsi="Arial" w:cs="Arial"/>
+          <w:b/>
+          <w:sz w:val="20"/>
+          <w:szCs w:val="20"/>
+        </w:rPr>
+      </w:pPr>
+      <w:r>
+        <w:rPr>
+          <w:rFonts w:ascii="Arial" w:hAnsi="Arial" w:cs="Arial"/>
+          <w:b/>
+          <w:sz w:val="20"/>
+          <w:szCs w:val="20"/>
+        </w:rPr>
+        <w:t xml:space="preserve"> </w:t>
+      </w:r>
+      <w:r>
+        <w:rPr>
+          <w:rFonts w:ascii="Arial" w:hAnsi="Arial" w:cs="Arial"/>
+          <w:b/>
+          <w:sz w:val="20"/>
+          <w:szCs w:val="20"/>
+        </w:rPr>
+        <w:t>1. Phân tích miền giá trị</w:t>
+      </w:r>
+      <w:r>
+        <w:rPr>
+          <w:rFonts w:ascii="Arial" w:hAnsi="Arial" w:cs="Arial"/>
+          <w:b/>
+          <w:sz w:val="20"/>
+          <w:szCs w:val="20"/>
+        </w:rPr>
+        <w:t xml:space="preserve"> riêng cho Mobile:</w:t>
+      </w:r>
+    </w:p>
+    <w:p>
+      <w:pPr>
+        <w:ind w:left="360"/>
+        <w:rPr>
+          <w:rFonts w:ascii="Arial" w:hAnsi="Arial" w:cs="Arial"/>
+          <w:sz w:val="20"/>
+          <w:szCs w:val="20"/>
+        </w:rPr>
+      </w:pPr>
+      <w:r>
+        <w:rPr>
+          <w:rFonts w:ascii="Arial" w:hAnsi="Arial" w:cs="Arial"/>
+          <w:sz w:val="20"/>
+          <w:szCs w:val="20"/>
+        </w:rPr>
+        <w:t xml:space="preserve">- </w:t>
+      </w:r>
+      <w:r>
+        <w:rPr>
+          <w:rFonts w:ascii="Arial" w:hAnsi="Arial" w:cs="Arial"/>
+          <w:sz w:val="20"/>
+          <w:szCs w:val="20"/>
+        </w:rPr>
+        <w:t xml:space="preserve"> </w:t>
+      </w:r>
+      <w:r>
+        <w:rPr>
+          <w:rFonts w:ascii="Arial" w:hAnsi="Arial" w:cs="Arial"/>
+          <w:sz w:val="20"/>
+          <w:szCs w:val="20"/>
+        </w:rPr>
+        <w:t>Khác biệt nền tảng:</w:t>
+      </w:r>
+      <w:r>
+        <w:rPr>
+          <w:rFonts w:ascii="Arial" w:hAnsi="Arial" w:cs="Arial"/>
+          <w:sz w:val="20"/>
+          <w:szCs w:val="20"/>
+        </w:rPr>
+        <w:t xml:space="preserve"> </w:t>
+      </w:r>
+      <w:r>
+        <w:rPr>
+          <w:rFonts w:ascii="Arial" w:hAnsi="Arial" w:cs="Arial"/>
+          <w:sz w:val="20"/>
+          <w:szCs w:val="20"/>
+        </w:rPr>
+        <w:t xml:space="preserve"> Trên Mobile App, các biến không chỉ là kiểu dữ liệu chuỗi mà còn bị chi phối bởi các component Native như `TextInput`, bàn phím ảo (Virtual Keyboard), thuộc tính `secureTextEntry`, và cơ chế xử lý phản hồi qua `Alert.alert` thay vì redirect URL như trên web.</w:t>
+      </w:r>
+    </w:p>
+    <w:p>
+      <w:pPr>
+        <w:ind w:left="360"/>
+        <w:rPr>
+          <w:rFonts w:ascii="Arial" w:hAnsi="Arial" w:cs="Arial"/>
+          <w:sz w:val="20"/>
+          <w:szCs w:val="20"/>
+        </w:rPr>
+      </w:pPr>
+      <w:r>
+        <w:rPr>
+          <w:rFonts w:ascii="Arial" w:hAnsi="Arial" w:cs="Arial"/>
+          <w:sz w:val="20"/>
+          <w:szCs w:val="20"/>
+        </w:rPr>
+        <w:t xml:space="preserve">- </w:t>
+      </w:r>
+      <w:r>
+        <w:rPr>
+          <w:rFonts w:ascii="Arial" w:hAnsi="Arial" w:cs="Arial"/>
+          <w:sz w:val="20"/>
+          <w:szCs w:val="20"/>
+        </w:rPr>
+        <w:t xml:space="preserve"> </w:t>
+      </w:r>
+      <w:r>
+        <w:rPr>
+          <w:rFonts w:ascii="Arial" w:hAnsi="Arial" w:cs="Arial"/>
+          <w:sz w:val="20"/>
+          <w:szCs w:val="20"/>
+        </w:rPr>
+        <w:t>Tập trung vào tính toàn vẹn dữ liệu:</w:t>
+      </w:r>
+      <w:r>
+        <w:rPr>
+          <w:rFonts w:ascii="Arial" w:hAnsi="Arial" w:cs="Arial"/>
+          <w:sz w:val="20"/>
+          <w:szCs w:val="20"/>
+        </w:rPr>
+        <w:t xml:space="preserve"> </w:t>
+      </w:r>
+      <w:r>
+        <w:rPr>
+          <w:rFonts w:ascii="Arial" w:hAnsi="Arial" w:cs="Arial"/>
+          <w:sz w:val="20"/>
+          <w:szCs w:val="20"/>
+        </w:rPr>
+        <w:t xml:space="preserve"> Phân tách mật khẩu thành 5 điều kiện con độc lập để phát hiện lập trình viên thiếu sót điều kiệ</w:t>
+      </w:r>
+      <w:r>
+        <w:rPr>
+          <w:rFonts w:ascii="Arial" w:hAnsi="Arial" w:cs="Arial"/>
+          <w:sz w:val="20"/>
+          <w:szCs w:val="20"/>
+        </w:rPr>
+        <w:t>n Regex nào.</w:t>
+      </w:r>
+    </w:p>
+    <w:p>
+      <w:pPr>
+        <w:ind w:left="360"/>
+        <w:rPr>
+          <w:rFonts w:ascii="Arial" w:hAnsi="Arial" w:cs="Arial"/>
+          <w:b/>
+          <w:sz w:val="20"/>
+          <w:szCs w:val="20"/>
+        </w:rPr>
+      </w:pPr>
+      <w:r>
+        <w:rPr>
+          <w:rFonts w:ascii="Arial" w:hAnsi="Arial" w:cs="Arial"/>
+          <w:b/>
+          <w:sz w:val="20"/>
+          <w:szCs w:val="20"/>
+        </w:rPr>
+        <w:t xml:space="preserve"> </w:t>
+      </w:r>
+      <w:r>
+        <w:rPr>
+          <w:rFonts w:ascii="Arial" w:hAnsi="Arial" w:cs="Arial"/>
+          <w:b/>
+          <w:sz w:val="20"/>
+          <w:szCs w:val="20"/>
+        </w:rPr>
+        <w:t>2. Phát hiện các sai lệch nghiêm trọng giữa Mobile App Code và Đặc tả F</w:t>
+      </w:r>
+      <w:r>
+        <w:rPr>
+          <w:rFonts w:ascii="Arial" w:hAnsi="Arial" w:cs="Arial"/>
+          <w:b/>
+          <w:sz w:val="20"/>
+          <w:szCs w:val="20"/>
+        </w:rPr>
+        <w:t>R-01:</w:t>
+      </w:r>
+    </w:p>
+    <w:p>
+      <w:pPr>
+        <w:ind w:left="360"/>
+        <w:rPr>
+          <w:rFonts w:ascii="Arial" w:hAnsi="Arial" w:cs="Arial"/>
+          <w:sz w:val="20"/>
+          <w:szCs w:val="20"/>
+        </w:rPr>
+      </w:pPr>
+      <w:r>
+        <w:rPr>
+          <w:rFonts w:ascii="Arial" w:hAnsi="Arial" w:cs="Arial"/>
+          <w:sz w:val="20"/>
+          <w:szCs w:val="20"/>
+        </w:rPr>
+        <w:t xml:space="preserve">-  </w:t>
+      </w:r>
+      <w:r>
+        <w:rPr>
+          <w:rFonts w:ascii="Arial" w:hAnsi="Arial" w:cs="Arial"/>
+          <w:sz w:val="20"/>
+          <w:szCs w:val="20"/>
+        </w:rPr>
+        <w:t>THIẾU HOÀN TOÀN TRƯỜNG "XÁC NHẬN MẬT KHẨ</w:t>
+      </w:r>
+      <w:r>
+        <w:rPr>
+          <w:rFonts w:ascii="Arial" w:hAnsi="Arial" w:cs="Arial"/>
+          <w:sz w:val="20"/>
+          <w:szCs w:val="20"/>
+        </w:rPr>
+        <w:t>U":</w:t>
+      </w:r>
+      <w:r>
+        <w:rPr>
+          <w:rFonts w:ascii="Arial" w:hAnsi="Arial" w:cs="Arial"/>
+          <w:sz w:val="20"/>
+          <w:szCs w:val="20"/>
+        </w:rPr>
+        <w:t xml:space="preserve"> </w:t>
+      </w:r>
+    </w:p>
+    <w:p>
+      <w:pPr>
+        <w:ind w:left="360"/>
+        <w:rPr>
+          <w:rFonts w:ascii="Arial" w:hAnsi="Arial" w:cs="Arial"/>
+          <w:sz w:val="20"/>
+          <w:szCs w:val="20"/>
+        </w:rPr>
+      </w:pPr>
+      <w:r>
+        <w:rPr>
+          <w:rFonts w:ascii="Arial" w:hAnsi="Arial" w:cs="Arial"/>
+          <w:sz w:val="20"/>
+          <w:szCs w:val="20"/>
+        </w:rPr>
+        <w:t xml:space="preserve">   - Đặc tả FR-01 quy định rõ: *"Phải có trường Xác nhận mật khẩu — hệ thống từ chối nếu hai trường không khớp."*</w:t>
+      </w:r>
+    </w:p>
+    <w:p>
+      <w:pPr>
+        <w:ind w:left="360"/>
+        <w:rPr>
+          <w:rFonts w:ascii="Arial" w:hAnsi="Arial" w:cs="Arial"/>
+          <w:sz w:val="20"/>
+          <w:szCs w:val="20"/>
+        </w:rPr>
+      </w:pPr>
+      <w:r>
+        <w:rPr>
+          <w:rFonts w:ascii="Arial" w:hAnsi="Arial" w:cs="Arial"/>
+          <w:sz w:val="20"/>
+          <w:szCs w:val="20"/>
+        </w:rPr>
+        <w:t xml:space="preserve">   - Tuy nhiên, trong hàm `</w:t>
+      </w:r>
+      <w:proofErr w:type="gramStart"/>
+      <w:r>
+        <w:rPr>
+          <w:rFonts w:ascii="Arial" w:hAnsi="Arial" w:cs="Arial"/>
+          <w:sz w:val="20"/>
+          <w:szCs w:val="20"/>
+        </w:rPr>
+        <w:t>renderRegister(</w:t>
+      </w:r>
+      <w:proofErr w:type="gramEnd"/>
+      <w:r>
+        <w:rPr>
+          <w:rFonts w:ascii="Arial" w:hAnsi="Arial" w:cs="Arial"/>
+          <w:sz w:val="20"/>
+          <w:szCs w:val="20"/>
+        </w:rPr>
+        <w:t xml:space="preserve">)` của Mobile App chỉ có 3 ô `Họ Tên`, `Email`, `Mật khẩu`. Ô `Xác nhận mật khẩu` hoàn toàn không tồn tại trong giao diện Mobile </w:t>
+      </w:r>
+      <w:r>
+        <w:rPr>
+          <w:rFonts w:ascii="Arial" w:hAnsi="Arial" w:cs="Arial"/>
+          <w:sz w:val="20"/>
+          <w:szCs w:val="20"/>
+        </w:rPr>
+        <w:t>=</w:t>
+      </w:r>
+      <w:proofErr w:type="gramStart"/>
+      <w:r>
+        <w:rPr>
+          <w:rFonts w:ascii="Arial" w:hAnsi="Arial" w:cs="Arial"/>
+          <w:sz w:val="20"/>
+          <w:szCs w:val="20"/>
+        </w:rPr>
+        <w:t>&gt;</w:t>
+      </w:r>
+      <w:r>
+        <w:rPr>
+          <w:rFonts w:ascii="Arial" w:hAnsi="Arial" w:cs="Arial"/>
+          <w:sz w:val="20"/>
+          <w:szCs w:val="20"/>
+        </w:rPr>
+        <w:t xml:space="preserve"> </w:t>
+      </w:r>
+      <w:r>
+        <w:rPr>
+          <w:rFonts w:ascii="Arial" w:hAnsi="Arial" w:cs="Arial"/>
+          <w:sz w:val="20"/>
+          <w:szCs w:val="20"/>
+        </w:rPr>
+        <w:t xml:space="preserve"> </w:t>
+      </w:r>
+      <w:r>
+        <w:rPr>
+          <w:rFonts w:ascii="Arial" w:hAnsi="Arial" w:cs="Arial"/>
+          <w:sz w:val="20"/>
+          <w:szCs w:val="20"/>
+        </w:rPr>
+        <w:t>Các</w:t>
+      </w:r>
+      <w:proofErr w:type="gramEnd"/>
+      <w:r>
+        <w:rPr>
+          <w:rFonts w:ascii="Arial" w:hAnsi="Arial" w:cs="Arial"/>
+          <w:sz w:val="20"/>
+          <w:szCs w:val="20"/>
+        </w:rPr>
+        <w:t xml:space="preserve"> test case `TC-MOB-REG-12` và `TC-MOB-REG-13` sẽ phát hiệ</w:t>
+      </w:r>
+      <w:r>
+        <w:rPr>
+          <w:rFonts w:ascii="Arial" w:hAnsi="Arial" w:cs="Arial"/>
+          <w:sz w:val="20"/>
+          <w:szCs w:val="20"/>
+        </w:rPr>
+        <w:t>n ngay Bug này.</w:t>
+      </w:r>
+      <w:r>
+        <w:rPr>
+          <w:rFonts w:ascii="Arial" w:hAnsi="Arial" w:cs="Arial"/>
+          <w:sz w:val="20"/>
+          <w:szCs w:val="20"/>
+        </w:rPr>
+        <w:t xml:space="preserve"> </w:t>
+      </w:r>
+    </w:p>
+    <w:p>
+      <w:pPr>
+        <w:ind w:left="360"/>
+        <w:rPr>
+          <w:rFonts w:ascii="Arial" w:hAnsi="Arial" w:cs="Arial"/>
+          <w:sz w:val="20"/>
+          <w:szCs w:val="20"/>
+        </w:rPr>
+      </w:pPr>
+      <w:r>
+        <w:rPr>
+          <w:rFonts w:ascii="Arial" w:hAnsi="Arial" w:cs="Arial"/>
+          <w:sz w:val="20"/>
+          <w:szCs w:val="20"/>
+        </w:rPr>
+        <w:t>-</w:t>
+      </w:r>
+      <w:r>
+        <w:rPr>
+          <w:rFonts w:ascii="Arial" w:hAnsi="Arial" w:cs="Arial"/>
+          <w:sz w:val="20"/>
+          <w:szCs w:val="20"/>
+        </w:rPr>
+        <w:t xml:space="preserve"> </w:t>
+      </w:r>
+      <w:r>
+        <w:rPr>
+          <w:rFonts w:ascii="Arial" w:hAnsi="Arial" w:cs="Arial"/>
+          <w:sz w:val="20"/>
+          <w:szCs w:val="20"/>
+        </w:rPr>
+        <w:t xml:space="preserve"> </w:t>
+      </w:r>
+      <w:r>
+        <w:rPr>
+          <w:rFonts w:ascii="Arial" w:hAnsi="Arial" w:cs="Arial"/>
+          <w:sz w:val="20"/>
+          <w:szCs w:val="20"/>
+        </w:rPr>
+        <w:t>KHÔNG VALIDATE HỌ TÊN VÀ EMAIL Ở PHÍA CLIENT:</w:t>
+      </w:r>
+      <w:r>
+        <w:rPr>
+          <w:rFonts w:ascii="Arial" w:hAnsi="Arial" w:cs="Arial"/>
+          <w:sz w:val="20"/>
+          <w:szCs w:val="20"/>
+        </w:rPr>
+        <w:t xml:space="preserve"> </w:t>
+      </w:r>
+    </w:p>
+    <w:p>
+      <w:pPr>
+        <w:ind w:left="360"/>
+        <w:rPr>
+          <w:rFonts w:ascii="Arial" w:hAnsi="Arial" w:cs="Arial"/>
+          <w:sz w:val="20"/>
+          <w:szCs w:val="20"/>
+        </w:rPr>
+      </w:pPr>
+      <w:r>
+        <w:rPr>
+          <w:rFonts w:ascii="Arial" w:hAnsi="Arial" w:cs="Arial"/>
+          <w:sz w:val="20"/>
+          <w:szCs w:val="20"/>
+        </w:rPr>
+        <w:t xml:space="preserve">   - Trong `</w:t>
+      </w:r>
+      <w:proofErr w:type="gramStart"/>
+      <w:r>
+        <w:rPr>
+          <w:rFonts w:ascii="Arial" w:hAnsi="Arial" w:cs="Arial"/>
+          <w:sz w:val="20"/>
+          <w:szCs w:val="20"/>
+        </w:rPr>
+        <w:t>handleRegister(</w:t>
+      </w:r>
+      <w:proofErr w:type="gramEnd"/>
+      <w:r>
+        <w:rPr>
+          <w:rFonts w:ascii="Arial" w:hAnsi="Arial" w:cs="Arial"/>
+          <w:sz w:val="20"/>
+          <w:szCs w:val="20"/>
+        </w:rPr>
+        <w:t>)`, Mobile app chỉ kiểm tra `strongPasswordRegex` mà không kiểm tra `registerName` hoặc `registerEmail` có rỗng hay không, gửi thẳng chuỗi rỗng lên backend.</w:t>
+      </w:r>
+    </w:p>
+    <w:p>
+      <w:pPr>
+        <w:ind w:left="360"/>
+        <w:rPr>
+          <w:rFonts w:ascii="Arial" w:hAnsi="Arial" w:cs="Arial"/>
+          <w:sz w:val="20"/>
+          <w:szCs w:val="20"/>
+        </w:rPr>
+      </w:pPr>
+      <w:r>
+        <w:rPr>
+          <w:rFonts w:ascii="Arial" w:hAnsi="Arial" w:cs="Arial"/>
+          <w:sz w:val="20"/>
+          <w:szCs w:val="20"/>
+        </w:rPr>
+        <w:t xml:space="preserve">3. </w:t>
+      </w:r>
+      <w:r>
+        <w:rPr>
+          <w:rFonts w:ascii="Arial" w:hAnsi="Arial" w:cs="Arial"/>
+          <w:sz w:val="20"/>
+          <w:szCs w:val="20"/>
+        </w:rPr>
+        <w:t>SAI TẬP KÝ TỰ ĐẶC BIỆT CỦA MẬT KHẨ</w:t>
+      </w:r>
+      <w:r>
+        <w:rPr>
+          <w:rFonts w:ascii="Arial" w:hAnsi="Arial" w:cs="Arial"/>
+          <w:sz w:val="20"/>
+          <w:szCs w:val="20"/>
+        </w:rPr>
+        <w:t>U:</w:t>
+      </w:r>
+      <w:r>
+        <w:rPr>
+          <w:rFonts w:ascii="Arial" w:hAnsi="Arial" w:cs="Arial"/>
+          <w:sz w:val="20"/>
+          <w:szCs w:val="20"/>
+        </w:rPr>
+        <w:t xml:space="preserve"> </w:t>
+      </w:r>
+    </w:p>
+    <w:p>
+      <w:pPr>
+        <w:ind w:left="360"/>
+        <w:rPr>
+          <w:rFonts w:ascii="Arial" w:hAnsi="Arial" w:cs="Arial"/>
+          <w:sz w:val="20"/>
+          <w:szCs w:val="20"/>
+        </w:rPr>
+      </w:pPr>
+      <w:r>
+        <w:rPr>
+          <w:rFonts w:ascii="Arial" w:hAnsi="Arial" w:cs="Arial"/>
+          <w:sz w:val="20"/>
+          <w:szCs w:val="20"/>
+        </w:rPr>
+        <w:t xml:space="preserve">   - Đặc tả FR-01 giới hạn: `@, $</w:t>
+      </w:r>
+      <w:proofErr w:type="gramStart"/>
+      <w:r>
+        <w:rPr>
+          <w:rFonts w:ascii="Arial" w:hAnsi="Arial" w:cs="Arial"/>
+          <w:sz w:val="20"/>
+          <w:szCs w:val="20"/>
+        </w:rPr>
+        <w:t>, !</w:t>
+      </w:r>
+      <w:proofErr w:type="gramEnd"/>
+      <w:r>
+        <w:rPr>
+          <w:rFonts w:ascii="Arial" w:hAnsi="Arial" w:cs="Arial"/>
+          <w:sz w:val="20"/>
+          <w:szCs w:val="20"/>
+        </w:rPr>
+        <w:t>, %, *, ?, &amp;`.</w:t>
+      </w:r>
+    </w:p>
+    <w:p>
+      <w:pPr>
+        <w:ind w:left="360"/>
+        <w:rPr>
+          <w:rFonts w:ascii="Arial" w:hAnsi="Arial" w:cs="Arial"/>
+          <w:sz w:val="20"/>
+          <w:szCs w:val="20"/>
+        </w:rPr>
+      </w:pPr>
+      <w:r>
+        <w:rPr>
+          <w:rFonts w:ascii="Arial" w:hAnsi="Arial" w:cs="Arial"/>
+          <w:sz w:val="20"/>
+          <w:szCs w:val="20"/>
+        </w:rPr>
+        <w:lastRenderedPageBreak/>
+        <w:t xml:space="preserve">   - Nhưng mã nguồn Mobile sử dụng Regex `[^A-Za-z\</w:t>
+      </w:r>
+      <w:proofErr w:type="gramStart"/>
+      <w:r>
+        <w:rPr>
+          <w:rFonts w:ascii="Arial" w:hAnsi="Arial" w:cs="Arial"/>
+          <w:sz w:val="20"/>
+          <w:szCs w:val="20"/>
+        </w:rPr>
+        <w:t>d]`</w:t>
+      </w:r>
+      <w:proofErr w:type="gramEnd"/>
+      <w:r>
+        <w:rPr>
+          <w:rFonts w:ascii="Arial" w:hAnsi="Arial" w:cs="Arial"/>
+          <w:sz w:val="20"/>
+          <w:szCs w:val="20"/>
+        </w:rPr>
+        <w:t xml:space="preserve"> (chấp nhận mọi ký tự ngoài chữ và số, kể cả dấu cách, emoji, dấu gạch nố</w:t>
+      </w:r>
+      <w:r>
+        <w:rPr>
+          <w:rFonts w:ascii="Arial" w:hAnsi="Arial" w:cs="Arial"/>
+          <w:sz w:val="20"/>
+          <w:szCs w:val="20"/>
+        </w:rPr>
+        <w:t>i).</w:t>
+      </w:r>
+    </w:p>
+    <w:p>
+      <w:pPr>
+        <w:ind w:left="360"/>
+        <w:rPr>
+          <w:rFonts w:ascii="Arial" w:hAnsi="Arial" w:cs="Arial"/>
+          <w:b/>
+          <w:sz w:val="20"/>
+          <w:szCs w:val="20"/>
+        </w:rPr>
+      </w:pPr>
+      <w:r>
+        <w:rPr>
+          <w:rFonts w:ascii="Arial" w:hAnsi="Arial" w:cs="Arial"/>
+          <w:b/>
+          <w:sz w:val="20"/>
+          <w:szCs w:val="20"/>
+        </w:rPr>
+        <w:t xml:space="preserve"> </w:t>
+      </w:r>
+      <w:r>
+        <w:rPr>
+          <w:rFonts w:ascii="Arial" w:hAnsi="Arial" w:cs="Arial"/>
+          <w:b/>
+          <w:sz w:val="20"/>
+          <w:szCs w:val="20"/>
+        </w:rPr>
+        <w:t>3. Đánh giá tính hữu ích của kỹ thuậ</w:t>
+      </w:r>
+      <w:r>
+        <w:rPr>
+          <w:rFonts w:ascii="Arial" w:hAnsi="Arial" w:cs="Arial"/>
+          <w:b/>
+          <w:sz w:val="20"/>
+          <w:szCs w:val="20"/>
+        </w:rPr>
+        <w:t>t Domain Testing:</w:t>
+      </w:r>
+    </w:p>
+    <w:p>
+      <w:pPr>
+        <w:ind w:left="360"/>
+        <w:rPr>
+          <w:rFonts w:ascii="Arial" w:hAnsi="Arial" w:cs="Arial"/>
+          <w:sz w:val="20"/>
+          <w:szCs w:val="20"/>
+        </w:rPr>
+      </w:pPr>
+      <w:bookmarkStart w:id="1" w:name="_GoBack"/>
+      <w:r>
+        <w:rPr>
+          <w:rFonts w:ascii="Arial" w:hAnsi="Arial" w:cs="Arial"/>
+          <w:sz w:val="20"/>
+          <w:szCs w:val="20"/>
+        </w:rPr>
+        <w:t xml:space="preserve">- Việc lập ma trận kết </w:t>
+      </w:r>
+      <w:proofErr w:type="gramStart"/>
+      <w:r>
+        <w:rPr>
+          <w:rFonts w:ascii="Arial" w:hAnsi="Arial" w:cs="Arial"/>
+          <w:sz w:val="20"/>
+          <w:szCs w:val="20"/>
+        </w:rPr>
+        <w:t xml:space="preserve">hợp </w:t>
+      </w:r>
+      <w:r>
+        <w:rPr>
+          <w:rFonts w:ascii="Arial" w:hAnsi="Arial" w:cs="Arial"/>
+          <w:sz w:val="20"/>
+          <w:szCs w:val="20"/>
+        </w:rPr>
+        <w:t xml:space="preserve"> </w:t>
+      </w:r>
+      <w:r>
+        <w:rPr>
+          <w:rFonts w:ascii="Arial" w:hAnsi="Arial" w:cs="Arial"/>
+          <w:sz w:val="20"/>
+          <w:szCs w:val="20"/>
+        </w:rPr>
+        <w:t>Base</w:t>
+      </w:r>
+      <w:proofErr w:type="gramEnd"/>
+      <w:r>
+        <w:rPr>
+          <w:rFonts w:ascii="Arial" w:hAnsi="Arial" w:cs="Arial"/>
+          <w:sz w:val="20"/>
+          <w:szCs w:val="20"/>
+        </w:rPr>
+        <w:t xml:space="preserve"> Choice</w:t>
+      </w:r>
+      <w:r>
+        <w:rPr>
+          <w:rFonts w:ascii="Arial" w:hAnsi="Arial" w:cs="Arial"/>
+          <w:sz w:val="20"/>
+          <w:szCs w:val="20"/>
+        </w:rPr>
+        <w:t xml:space="preserve"> </w:t>
+      </w:r>
+      <w:r>
+        <w:rPr>
+          <w:rFonts w:ascii="Arial" w:hAnsi="Arial" w:cs="Arial"/>
+          <w:sz w:val="20"/>
+          <w:szCs w:val="20"/>
+        </w:rPr>
+        <w:t xml:space="preserve"> kết hợp với các phân vùng Valid/Invalid giúp đội ngũ QA kiểm thử toàn diện mọi khía cạnh của Mobile App từ logic kiểm tra dữ liệu, bảo mật hiển thị mật khẩu đến luồng điều hướng màn hình (navigation &amp; auto-fill state).</w:t>
+      </w:r>
+      <w:bookmarkEnd w:id="1"/>
     </w:p>
     <w:p>
       <w:pPr>
@@ -19771,7 +22859,6 @@
         <w:rPr>
           <w:rFonts w:ascii="Arial" w:hAnsi="Arial" w:cs="Arial"/>
         </w:rPr>
-        <w:lastRenderedPageBreak/>
         <w:t>Self-assessment</w:t>
       </w:r>
       <w:bookmarkEnd w:id="3"/>
@@ -38585,7 +41672,7 @@
 </file>
 
 <file path=customXml/itemProps1.xml><?xml version="1.0" encoding="utf-8"?>
-<ds:datastoreItem xmlns:ds="http://schemas.openxmlformats.org/officeDocument/2006/customXml" ds:itemID="{1E868D61-E99C-4FA7-9D3B-6275C07950F3}">
+<ds:datastoreItem xmlns:ds="http://schemas.openxmlformats.org/officeDocument/2006/customXml" ds:itemID="{497D179A-FB84-4312-894A-82ADBD6E5DE8}">
   <ds:schemaRefs>
     <ds:schemaRef ds:uri="http://schemas.openxmlformats.org/officeDocument/2006/bibliography"/>
   </ds:schemaRefs>

--- a/MainReport.docx
+++ b/MainReport.docx
@@ -18707,7 +18707,41 @@
           <w:sz w:val="20"/>
           <w:szCs w:val="20"/>
         </w:rPr>
-        <w:t xml:space="preserve"> 255$).</w:t>
+        <w:t xml:space="preserve"> </w:t>
+      </w:r>
+      <w:proofErr w:type="gramStart"/>
+      <w:r>
+        <w:rPr>
+          <w:rFonts w:ascii="Arial" w:hAnsi="Arial" w:cs="Arial"/>
+          <w:sz w:val="20"/>
+          <w:szCs w:val="20"/>
+        </w:rPr>
+        <w:t>255</w:t>
+      </w:r>
+      <w:r>
+        <w:rPr>
+          <w:rFonts w:ascii="Arial" w:hAnsi="Arial" w:cs="Arial"/>
+          <w:sz w:val="20"/>
+          <w:szCs w:val="20"/>
+        </w:rPr>
+        <w:t xml:space="preserve">  </w:t>
+      </w:r>
+      <w:r>
+        <w:rPr>
+          <w:rFonts w:ascii="Arial" w:hAnsi="Arial" w:cs="Arial"/>
+          <w:sz w:val="20"/>
+          <w:szCs w:val="20"/>
+        </w:rPr>
+        <w:t>)</w:t>
+      </w:r>
+      <w:proofErr w:type="gramEnd"/>
+      <w:r>
+        <w:rPr>
+          <w:rFonts w:ascii="Arial" w:hAnsi="Arial" w:cs="Arial"/>
+          <w:sz w:val="20"/>
+          <w:szCs w:val="20"/>
+        </w:rPr>
+        <w:t>.</w:t>
       </w:r>
     </w:p>
     <w:p>
@@ -20765,7 +20799,23 @@
                 <w:sz w:val="16"/>
                 <w:szCs w:val="16"/>
               </w:rPr>
-              <w:t>Báo lỗi mật khẩu thiếu KÝ TỰ ĐẶC BIỆT trong nhóm @, $, !, %, *, ?, &amp;.</w:t>
+              <w:t xml:space="preserve">Báo lỗi mật khẩu thiếu KÝ TỰ ĐẶC BIỆT trong nhóm @, </w:t>
+            </w:r>
+            <w:r>
+              <w:rPr>
+                <w:rFonts w:ascii="Arial" w:hAnsi="Arial" w:cs="Arial"/>
+                <w:sz w:val="16"/>
+                <w:szCs w:val="16"/>
+              </w:rPr>
+              <w:t xml:space="preserve">  </w:t>
+            </w:r>
+            <w:r>
+              <w:rPr>
+                <w:rFonts w:ascii="Arial" w:hAnsi="Arial" w:cs="Arial"/>
+                <w:sz w:val="16"/>
+                <w:szCs w:val="16"/>
+              </w:rPr>
+              <w:t>, !, %, *, ?, &amp;.</w:t>
             </w:r>
           </w:p>
         </w:tc>
@@ -21817,7 +21867,7 @@
           <w:sz w:val="20"/>
           <w:szCs w:val="20"/>
         </w:rPr>
-        <w:t xml:space="preserve">   - Đặc tả FR-01 giới hạn: `@, $</w:t>
+        <w:t xml:space="preserve">   - Đặc tả FR-01 giới hạn: `</w:t>
       </w:r>
       <w:proofErr w:type="gramStart"/>
       <w:r>
@@ -21826,7 +21876,15 @@
           <w:sz w:val="20"/>
           <w:szCs w:val="20"/>
         </w:rPr>
-        <w:t>, !</w:t>
+        <w:t xml:space="preserve">@, </w:t>
+      </w:r>
+      <w:r>
+        <w:rPr>
+          <w:rFonts w:ascii="Arial" w:hAnsi="Arial" w:cs="Arial"/>
+          <w:sz w:val="20"/>
+          <w:szCs w:val="20"/>
+        </w:rPr>
+        <w:t xml:space="preserve">  </w:t>
       </w:r>
       <w:proofErr w:type="gramEnd"/>
       <w:r>
@@ -21835,7 +21893,7 @@
           <w:sz w:val="20"/>
           <w:szCs w:val="20"/>
         </w:rPr>
-        <w:t>, %, *, ?, &amp;`.</w:t>
+        <w:t>, !, %, *, ?, &amp;`.</w:t>
       </w:r>
     </w:p>
     <w:p>
@@ -21930,7 +21988,6 @@
           <w:szCs w:val="20"/>
         </w:rPr>
       </w:pPr>
-      <w:bookmarkStart w:id="1" w:name="_GoBack"/>
       <w:r>
         <w:rPr>
           <w:rFonts w:ascii="Arial" w:hAnsi="Arial" w:cs="Arial"/>
@@ -21989,7 +22046,4117 @@
         </w:rPr>
         <w:t xml:space="preserve"> kết hợp với các phân vùng Valid/Invalid giúp đội ngũ QA kiểm thử toàn diện mọi khía cạnh của Mobile App từ logic kiểm tra dữ liệu, bảo mật hiển thị mật khẩu đến luồng điều hướng màn hình (navigation &amp; auto-fill state).</w:t>
       </w:r>
+    </w:p>
+    <w:p>
+      <w:pPr>
+        <w:pStyle w:val="Heading5"/>
+        <w:rPr>
+          <w:rFonts w:ascii="Arial" w:hAnsi="Arial" w:cs="Arial"/>
+          <w:b/>
+          <w:i/>
+        </w:rPr>
+      </w:pPr>
+      <w:r>
+        <w:rPr>
+          <w:rFonts w:ascii="Arial" w:hAnsi="Arial" w:cs="Arial"/>
+          <w:b/>
+          <w:i/>
+        </w:rPr>
+        <w:t>Boundary Value Analysis</w:t>
+      </w:r>
+    </w:p>
+    <w:p>
+      <w:pPr>
+        <w:pStyle w:val="ListParagraph"/>
+        <w:numPr>
+          <w:ilvl w:val="0"/>
+          <w:numId w:val="50"/>
+        </w:numPr>
+        <w:rPr>
+          <w:rFonts w:ascii="Arial" w:hAnsi="Arial" w:cs="Arial"/>
+          <w:b/>
+          <w:sz w:val="20"/>
+          <w:szCs w:val="20"/>
+        </w:rPr>
+      </w:pPr>
+      <w:r>
+        <w:rPr>
+          <w:rFonts w:ascii="Arial" w:hAnsi="Arial" w:cs="Arial"/>
+          <w:b/>
+          <w:sz w:val="20"/>
+          <w:szCs w:val="20"/>
+        </w:rPr>
+        <w:t>Test cases</w:t>
+      </w:r>
+    </w:p>
+    <w:tbl>
+      <w:tblPr>
+        <w:tblStyle w:val="TableGrid"/>
+        <w:tblW w:w="9639" w:type="dxa"/>
+        <w:tblInd w:w="-459" w:type="dxa"/>
+        <w:tblLook w:val="04A0" w:firstRow="1" w:lastRow="0" w:firstColumn="1" w:lastColumn="0" w:noHBand="0" w:noVBand="1"/>
+      </w:tblPr>
+      <w:tblGrid>
+        <w:gridCol w:w="634"/>
+        <w:gridCol w:w="1382"/>
+        <w:gridCol w:w="1098"/>
+        <w:gridCol w:w="3761"/>
+        <w:gridCol w:w="1767"/>
+        <w:gridCol w:w="997"/>
+      </w:tblGrid>
+      <w:tr>
+        <w:tc>
+          <w:tcPr>
+            <w:tcW w:w="631" w:type="dxa"/>
+            <w:vAlign w:val="center"/>
+          </w:tcPr>
+          <w:p>
+            <w:pPr>
+              <w:rPr>
+                <w:rFonts w:ascii="Arial" w:hAnsi="Arial" w:cs="Arial"/>
+                <w:sz w:val="16"/>
+                <w:szCs w:val="16"/>
+              </w:rPr>
+            </w:pPr>
+            <w:r>
+              <w:rPr>
+                <w:rFonts w:ascii="Arial" w:hAnsi="Arial" w:cs="Arial"/>
+                <w:sz w:val="16"/>
+                <w:szCs w:val="16"/>
+              </w:rPr>
+              <w:t>Test ID</w:t>
+            </w:r>
+          </w:p>
+        </w:tc>
+        <w:tc>
+          <w:tcPr>
+            <w:tcW w:w="1374" w:type="dxa"/>
+            <w:vAlign w:val="center"/>
+          </w:tcPr>
+          <w:p>
+            <w:pPr>
+              <w:rPr>
+                <w:rFonts w:ascii="Arial" w:hAnsi="Arial" w:cs="Arial"/>
+                <w:sz w:val="16"/>
+                <w:szCs w:val="16"/>
+              </w:rPr>
+            </w:pPr>
+            <w:r>
+              <w:rPr>
+                <w:rFonts w:ascii="Arial" w:hAnsi="Arial" w:cs="Arial"/>
+                <w:sz w:val="16"/>
+                <w:szCs w:val="16"/>
+              </w:rPr>
+              <w:t>Field / Biến</w:t>
+            </w:r>
+          </w:p>
+        </w:tc>
+        <w:tc>
+          <w:tcPr>
+            <w:tcW w:w="1100" w:type="dxa"/>
+            <w:vAlign w:val="center"/>
+          </w:tcPr>
+          <w:p>
+            <w:pPr>
+              <w:rPr>
+                <w:rFonts w:ascii="Arial" w:hAnsi="Arial" w:cs="Arial"/>
+                <w:sz w:val="16"/>
+                <w:szCs w:val="16"/>
+              </w:rPr>
+            </w:pPr>
+            <w:r>
+              <w:rPr>
+                <w:rFonts w:ascii="Arial" w:hAnsi="Arial" w:cs="Arial"/>
+                <w:sz w:val="16"/>
+                <w:szCs w:val="16"/>
+              </w:rPr>
+              <w:t>Mốc biên (Boundary Point)</w:t>
+            </w:r>
+          </w:p>
+        </w:tc>
+        <w:tc>
+          <w:tcPr>
+            <w:tcW w:w="3777" w:type="dxa"/>
+            <w:vAlign w:val="center"/>
+          </w:tcPr>
+          <w:p>
+            <w:pPr>
+              <w:rPr>
+                <w:rFonts w:ascii="Arial" w:hAnsi="Arial" w:cs="Arial"/>
+                <w:sz w:val="16"/>
+                <w:szCs w:val="16"/>
+              </w:rPr>
+            </w:pPr>
+            <w:r>
+              <w:rPr>
+                <w:rFonts w:ascii="Arial" w:hAnsi="Arial" w:cs="Arial"/>
+                <w:sz w:val="16"/>
+                <w:szCs w:val="16"/>
+              </w:rPr>
+              <w:t>Dữ liệu đầu vào (Input Data)</w:t>
+            </w:r>
+          </w:p>
+        </w:tc>
+        <w:tc>
+          <w:tcPr>
+            <w:tcW w:w="1757" w:type="dxa"/>
+            <w:vAlign w:val="center"/>
+          </w:tcPr>
+          <w:p>
+            <w:pPr>
+              <w:rPr>
+                <w:rFonts w:ascii="Arial" w:hAnsi="Arial" w:cs="Arial"/>
+                <w:sz w:val="16"/>
+                <w:szCs w:val="16"/>
+              </w:rPr>
+            </w:pPr>
+            <w:r>
+              <w:rPr>
+                <w:rFonts w:ascii="Arial" w:hAnsi="Arial" w:cs="Arial"/>
+                <w:sz w:val="16"/>
+                <w:szCs w:val="16"/>
+              </w:rPr>
+              <w:t>Kết quả mong đợi trên Mobile App</w:t>
+            </w:r>
+          </w:p>
+        </w:tc>
+        <w:tc>
+          <w:tcPr>
+            <w:tcW w:w="1000" w:type="dxa"/>
+            <w:vAlign w:val="center"/>
+          </w:tcPr>
+          <w:p>
+            <w:pPr>
+              <w:rPr>
+                <w:rFonts w:ascii="Arial" w:hAnsi="Arial" w:cs="Arial"/>
+                <w:sz w:val="16"/>
+                <w:szCs w:val="16"/>
+              </w:rPr>
+            </w:pPr>
+            <w:r>
+              <w:rPr>
+                <w:rFonts w:ascii="Arial" w:hAnsi="Arial" w:cs="Arial"/>
+                <w:sz w:val="16"/>
+                <w:szCs w:val="16"/>
+              </w:rPr>
+              <w:t>Loại (Type)</w:t>
+            </w:r>
+          </w:p>
+        </w:tc>
+      </w:tr>
+      <w:tr>
+        <w:tc>
+          <w:tcPr>
+            <w:tcW w:w="631" w:type="dxa"/>
+            <w:vAlign w:val="center"/>
+          </w:tcPr>
+          <w:p>
+            <w:pPr>
+              <w:rPr>
+                <w:rFonts w:ascii="Arial" w:hAnsi="Arial" w:cs="Arial"/>
+                <w:sz w:val="16"/>
+                <w:szCs w:val="16"/>
+              </w:rPr>
+            </w:pPr>
+            <w:r>
+              <w:rPr>
+                <w:rFonts w:ascii="Arial" w:hAnsi="Arial" w:cs="Arial"/>
+                <w:sz w:val="16"/>
+                <w:szCs w:val="16"/>
+              </w:rPr>
+              <w:t>BVA-MOB-01</w:t>
+            </w:r>
+          </w:p>
+        </w:tc>
+        <w:tc>
+          <w:tcPr>
+            <w:tcW w:w="1374" w:type="dxa"/>
+            <w:vAlign w:val="center"/>
+          </w:tcPr>
+          <w:p>
+            <w:pPr>
+              <w:rPr>
+                <w:rFonts w:ascii="Arial" w:hAnsi="Arial" w:cs="Arial"/>
+                <w:sz w:val="16"/>
+                <w:szCs w:val="16"/>
+              </w:rPr>
+            </w:pPr>
+            <w:r>
+              <w:rPr>
+                <w:rFonts w:ascii="Arial" w:hAnsi="Arial" w:cs="Arial"/>
+                <w:sz w:val="16"/>
+                <w:szCs w:val="16"/>
+              </w:rPr>
+              <w:t>password.length</w:t>
+            </w:r>
+          </w:p>
+        </w:tc>
+        <w:tc>
+          <w:tcPr>
+            <w:tcW w:w="1100" w:type="dxa"/>
+            <w:vAlign w:val="center"/>
+          </w:tcPr>
+          <w:p>
+            <w:pPr>
+              <w:rPr>
+                <w:rFonts w:ascii="Arial" w:hAnsi="Arial" w:cs="Arial"/>
+                <w:sz w:val="16"/>
+                <w:szCs w:val="16"/>
+              </w:rPr>
+            </w:pPr>
+            <w:r>
+              <w:rPr>
+                <w:rFonts w:ascii="Arial" w:hAnsi="Arial" w:cs="Arial"/>
+                <w:sz w:val="16"/>
+                <w:szCs w:val="16"/>
+              </w:rPr>
+              <w:t xml:space="preserve">    Min</w:t>
+            </w:r>
+            <w:r>
+              <w:rPr>
+                <w:rFonts w:ascii="Arial" w:hAnsi="Arial" w:cs="Arial"/>
+                <w:sz w:val="16"/>
+                <w:szCs w:val="16"/>
+              </w:rPr>
+              <w:t xml:space="preserve"> - 1</w:t>
+            </w:r>
+            <w:r>
+              <w:rPr>
+                <w:rFonts w:ascii="Arial" w:hAnsi="Arial" w:cs="Arial"/>
+                <w:sz w:val="16"/>
+                <w:szCs w:val="16"/>
+              </w:rPr>
+              <w:t xml:space="preserve">  </w:t>
+            </w:r>
+            <w:r>
+              <w:rPr>
+                <w:rFonts w:ascii="Arial" w:hAnsi="Arial" w:cs="Arial"/>
+                <w:sz w:val="16"/>
+                <w:szCs w:val="16"/>
+              </w:rPr>
+              <w:t xml:space="preserve"> (</w:t>
+            </w:r>
+            <w:r>
+              <w:rPr>
+                <w:rFonts w:ascii="Arial" w:hAnsi="Arial" w:cs="Arial"/>
+                <w:sz w:val="16"/>
+                <w:szCs w:val="16"/>
+              </w:rPr>
+              <w:t xml:space="preserve">  </w:t>
+            </w:r>
+            <w:r>
+              <w:rPr>
+                <w:rFonts w:ascii="Arial" w:hAnsi="Arial" w:cs="Arial"/>
+                <w:sz w:val="16"/>
+                <w:szCs w:val="16"/>
+              </w:rPr>
+              <w:t>7</w:t>
+            </w:r>
+            <w:r>
+              <w:rPr>
+                <w:rFonts w:ascii="Arial" w:hAnsi="Arial" w:cs="Arial"/>
+                <w:sz w:val="16"/>
+                <w:szCs w:val="16"/>
+              </w:rPr>
+              <w:t xml:space="preserve">  </w:t>
+            </w:r>
+            <w:r>
+              <w:rPr>
+                <w:rFonts w:ascii="Arial" w:hAnsi="Arial" w:cs="Arial"/>
+                <w:sz w:val="16"/>
+                <w:szCs w:val="16"/>
+              </w:rPr>
+              <w:t xml:space="preserve"> ký tự)</w:t>
+            </w:r>
+          </w:p>
+        </w:tc>
+        <w:tc>
+          <w:tcPr>
+            <w:tcW w:w="3777" w:type="dxa"/>
+            <w:vAlign w:val="center"/>
+          </w:tcPr>
+          <w:p>
+            <w:pPr>
+              <w:rPr>
+                <w:rFonts w:ascii="Arial" w:hAnsi="Arial" w:cs="Arial"/>
+                <w:sz w:val="16"/>
+                <w:szCs w:val="16"/>
+              </w:rPr>
+            </w:pPr>
+            <w:r>
+              <w:rPr>
+                <w:rFonts w:ascii="Arial" w:hAnsi="Arial" w:cs="Arial"/>
+                <w:sz w:val="16"/>
+                <w:szCs w:val="16"/>
+              </w:rPr>
+              <w:t>name: "Nguyen A"</w:t>
+            </w:r>
+            <w:r>
+              <w:rPr>
+                <w:rFonts w:ascii="Arial" w:hAnsi="Arial" w:cs="Arial"/>
+                <w:sz w:val="16"/>
+                <w:szCs w:val="16"/>
+              </w:rPr>
+              <w:t xml:space="preserve">  </w:t>
+            </w:r>
+            <w:r>
+              <w:rPr>
+                <w:rFonts w:ascii="Arial" w:hAnsi="Arial" w:cs="Arial"/>
+                <w:sz w:val="16"/>
+                <w:szCs w:val="16"/>
+              </w:rPr>
+              <w:t>email: "</w:t>
+            </w:r>
+            <w:hyperlink r:id="rId17" w:history="1">
+              <w:r>
+                <w:rPr>
+                  <w:rStyle w:val="Hyperlink"/>
+                  <w:rFonts w:ascii="Arial" w:hAnsi="Arial" w:cs="Arial"/>
+                  <w:sz w:val="16"/>
+                  <w:szCs w:val="16"/>
+                </w:rPr>
+                <w:t>bva01@eshop.com</w:t>
+              </w:r>
+            </w:hyperlink>
+            <w:r>
+              <w:rPr>
+                <w:rFonts w:ascii="Arial" w:hAnsi="Arial" w:cs="Arial"/>
+                <w:sz w:val="16"/>
+                <w:szCs w:val="16"/>
+              </w:rPr>
+              <w:t>"</w:t>
+            </w:r>
+            <w:r>
+              <w:rPr>
+                <w:rFonts w:ascii="Arial" w:hAnsi="Arial" w:cs="Arial"/>
+                <w:sz w:val="16"/>
+                <w:szCs w:val="16"/>
+              </w:rPr>
+              <w:t xml:space="preserve">  </w:t>
+            </w:r>
+            <w:r>
+              <w:rPr>
+                <w:rFonts w:ascii="Arial" w:hAnsi="Arial" w:cs="Arial"/>
+                <w:sz w:val="16"/>
+                <w:szCs w:val="16"/>
+              </w:rPr>
+              <w:t>password: "Aa1@xyz" (7 kt: 1 hoa, 1 thường, 1 số, 1 đặc biệt)</w:t>
+            </w:r>
+          </w:p>
+        </w:tc>
+        <w:tc>
+          <w:tcPr>
+            <w:tcW w:w="1757" w:type="dxa"/>
+            <w:vAlign w:val="center"/>
+          </w:tcPr>
+          <w:p>
+            <w:pPr>
+              <w:rPr>
+                <w:rFonts w:ascii="Arial" w:hAnsi="Arial" w:cs="Arial"/>
+                <w:sz w:val="16"/>
+                <w:szCs w:val="16"/>
+              </w:rPr>
+            </w:pPr>
+            <w:r>
+              <w:rPr>
+                <w:rFonts w:ascii="Arial" w:hAnsi="Arial" w:cs="Arial"/>
+                <w:sz w:val="16"/>
+                <w:szCs w:val="16"/>
+              </w:rPr>
+              <w:t>Mobile hiển thị lỗi tại errorBoxText: "Mật khẩu quá yếu! Phải dài tối thiểu 8 ký tự...". Không gửi request.</w:t>
+            </w:r>
+          </w:p>
+        </w:tc>
+        <w:tc>
+          <w:tcPr>
+            <w:tcW w:w="1000" w:type="dxa"/>
+            <w:vAlign w:val="center"/>
+          </w:tcPr>
+          <w:p>
+            <w:pPr>
+              <w:rPr>
+                <w:rFonts w:ascii="Arial" w:hAnsi="Arial" w:cs="Arial"/>
+                <w:sz w:val="16"/>
+                <w:szCs w:val="16"/>
+              </w:rPr>
+            </w:pPr>
+            <w:r>
+              <w:rPr>
+                <w:rFonts w:ascii="Arial" w:hAnsi="Arial" w:cs="Arial"/>
+                <w:sz w:val="16"/>
+                <w:szCs w:val="16"/>
+              </w:rPr>
+              <w:t>Invalid</w:t>
+            </w:r>
+          </w:p>
+        </w:tc>
+      </w:tr>
+      <w:tr>
+        <w:tc>
+          <w:tcPr>
+            <w:tcW w:w="631" w:type="dxa"/>
+            <w:vAlign w:val="center"/>
+          </w:tcPr>
+          <w:p>
+            <w:pPr>
+              <w:rPr>
+                <w:rFonts w:ascii="Arial" w:hAnsi="Arial" w:cs="Arial"/>
+                <w:sz w:val="16"/>
+                <w:szCs w:val="16"/>
+              </w:rPr>
+            </w:pPr>
+            <w:r>
+              <w:rPr>
+                <w:rFonts w:ascii="Arial" w:hAnsi="Arial" w:cs="Arial"/>
+                <w:sz w:val="16"/>
+                <w:szCs w:val="16"/>
+              </w:rPr>
+              <w:t>BVA-MOB-02</w:t>
+            </w:r>
+          </w:p>
+        </w:tc>
+        <w:tc>
+          <w:tcPr>
+            <w:tcW w:w="1374" w:type="dxa"/>
+            <w:vAlign w:val="center"/>
+          </w:tcPr>
+          <w:p>
+            <w:pPr>
+              <w:rPr>
+                <w:rFonts w:ascii="Arial" w:hAnsi="Arial" w:cs="Arial"/>
+                <w:sz w:val="16"/>
+                <w:szCs w:val="16"/>
+              </w:rPr>
+            </w:pPr>
+            <w:r>
+              <w:rPr>
+                <w:rFonts w:ascii="Arial" w:hAnsi="Arial" w:cs="Arial"/>
+                <w:sz w:val="16"/>
+                <w:szCs w:val="16"/>
+              </w:rPr>
+              <w:t>password.length</w:t>
+            </w:r>
+          </w:p>
+        </w:tc>
+        <w:tc>
+          <w:tcPr>
+            <w:tcW w:w="1100" w:type="dxa"/>
+            <w:vAlign w:val="center"/>
+          </w:tcPr>
+          <w:p>
+            <w:pPr>
+              <w:rPr>
+                <w:rFonts w:ascii="Arial" w:hAnsi="Arial" w:cs="Arial"/>
+                <w:sz w:val="16"/>
+                <w:szCs w:val="16"/>
+              </w:rPr>
+            </w:pPr>
+            <w:r>
+              <w:rPr>
+                <w:rFonts w:ascii="Arial" w:hAnsi="Arial" w:cs="Arial"/>
+                <w:sz w:val="16"/>
+                <w:szCs w:val="16"/>
+              </w:rPr>
+              <w:t xml:space="preserve">    Min  </w:t>
+            </w:r>
+            <w:r>
+              <w:rPr>
+                <w:rFonts w:ascii="Arial" w:hAnsi="Arial" w:cs="Arial"/>
+                <w:sz w:val="16"/>
+                <w:szCs w:val="16"/>
+              </w:rPr>
+              <w:t xml:space="preserve"> (</w:t>
+            </w:r>
+            <w:r>
+              <w:rPr>
+                <w:rFonts w:ascii="Arial" w:hAnsi="Arial" w:cs="Arial"/>
+                <w:sz w:val="16"/>
+                <w:szCs w:val="16"/>
+              </w:rPr>
+              <w:t xml:space="preserve">  </w:t>
+            </w:r>
+            <w:r>
+              <w:rPr>
+                <w:rFonts w:ascii="Arial" w:hAnsi="Arial" w:cs="Arial"/>
+                <w:sz w:val="16"/>
+                <w:szCs w:val="16"/>
+              </w:rPr>
+              <w:t>8</w:t>
+            </w:r>
+            <w:r>
+              <w:rPr>
+                <w:rFonts w:ascii="Arial" w:hAnsi="Arial" w:cs="Arial"/>
+                <w:sz w:val="16"/>
+                <w:szCs w:val="16"/>
+              </w:rPr>
+              <w:t xml:space="preserve">  </w:t>
+            </w:r>
+            <w:r>
+              <w:rPr>
+                <w:rFonts w:ascii="Arial" w:hAnsi="Arial" w:cs="Arial"/>
+                <w:sz w:val="16"/>
+                <w:szCs w:val="16"/>
+              </w:rPr>
+              <w:t xml:space="preserve"> ký tự)</w:t>
+            </w:r>
+          </w:p>
+        </w:tc>
+        <w:tc>
+          <w:tcPr>
+            <w:tcW w:w="3777" w:type="dxa"/>
+            <w:vAlign w:val="center"/>
+          </w:tcPr>
+          <w:p>
+            <w:pPr>
+              <w:rPr>
+                <w:rFonts w:ascii="Arial" w:hAnsi="Arial" w:cs="Arial"/>
+                <w:sz w:val="16"/>
+                <w:szCs w:val="16"/>
+              </w:rPr>
+            </w:pPr>
+            <w:r>
+              <w:rPr>
+                <w:rFonts w:ascii="Arial" w:hAnsi="Arial" w:cs="Arial"/>
+                <w:sz w:val="16"/>
+                <w:szCs w:val="16"/>
+              </w:rPr>
+              <w:t>password: "Aa1@xyzz" (8 kt: đủ 4 nhóm)</w:t>
+            </w:r>
+          </w:p>
+        </w:tc>
+        <w:tc>
+          <w:tcPr>
+            <w:tcW w:w="1757" w:type="dxa"/>
+            <w:vAlign w:val="center"/>
+          </w:tcPr>
+          <w:p>
+            <w:pPr>
+              <w:rPr>
+                <w:rFonts w:ascii="Arial" w:hAnsi="Arial" w:cs="Arial"/>
+                <w:sz w:val="16"/>
+                <w:szCs w:val="16"/>
+              </w:rPr>
+            </w:pPr>
+            <w:r>
+              <w:rPr>
+                <w:rFonts w:ascii="Arial" w:hAnsi="Arial" w:cs="Arial"/>
+                <w:sz w:val="16"/>
+                <w:szCs w:val="16"/>
+              </w:rPr>
+              <w:t>Mật khẩu được chấp nhận. Đăng ký thành công, hiển thị Alert.alert("Thành công").</w:t>
+            </w:r>
+          </w:p>
+        </w:tc>
+        <w:tc>
+          <w:tcPr>
+            <w:tcW w:w="1000" w:type="dxa"/>
+            <w:vAlign w:val="center"/>
+          </w:tcPr>
+          <w:p>
+            <w:pPr>
+              <w:rPr>
+                <w:rFonts w:ascii="Arial" w:hAnsi="Arial" w:cs="Arial"/>
+                <w:sz w:val="16"/>
+                <w:szCs w:val="16"/>
+              </w:rPr>
+            </w:pPr>
+            <w:r>
+              <w:rPr>
+                <w:rFonts w:ascii="Arial" w:hAnsi="Arial" w:cs="Arial"/>
+                <w:sz w:val="16"/>
+                <w:szCs w:val="16"/>
+              </w:rPr>
+              <w:t>Valid</w:t>
+            </w:r>
+          </w:p>
+        </w:tc>
+      </w:tr>
+      <w:tr>
+        <w:tc>
+          <w:tcPr>
+            <w:tcW w:w="631" w:type="dxa"/>
+            <w:vAlign w:val="center"/>
+          </w:tcPr>
+          <w:p>
+            <w:pPr>
+              <w:rPr>
+                <w:rFonts w:ascii="Arial" w:hAnsi="Arial" w:cs="Arial"/>
+                <w:sz w:val="16"/>
+                <w:szCs w:val="16"/>
+              </w:rPr>
+            </w:pPr>
+            <w:r>
+              <w:rPr>
+                <w:rFonts w:ascii="Arial" w:hAnsi="Arial" w:cs="Arial"/>
+                <w:sz w:val="16"/>
+                <w:szCs w:val="16"/>
+              </w:rPr>
+              <w:t>BVA-MOB-03</w:t>
+            </w:r>
+          </w:p>
+        </w:tc>
+        <w:tc>
+          <w:tcPr>
+            <w:tcW w:w="1374" w:type="dxa"/>
+            <w:vAlign w:val="center"/>
+          </w:tcPr>
+          <w:p>
+            <w:pPr>
+              <w:rPr>
+                <w:rFonts w:ascii="Arial" w:hAnsi="Arial" w:cs="Arial"/>
+                <w:sz w:val="16"/>
+                <w:szCs w:val="16"/>
+              </w:rPr>
+            </w:pPr>
+            <w:r>
+              <w:rPr>
+                <w:rFonts w:ascii="Arial" w:hAnsi="Arial" w:cs="Arial"/>
+                <w:sz w:val="16"/>
+                <w:szCs w:val="16"/>
+              </w:rPr>
+              <w:t>password.length</w:t>
+            </w:r>
+          </w:p>
+        </w:tc>
+        <w:tc>
+          <w:tcPr>
+            <w:tcW w:w="1100" w:type="dxa"/>
+            <w:vAlign w:val="center"/>
+          </w:tcPr>
+          <w:p>
+            <w:pPr>
+              <w:rPr>
+                <w:rFonts w:ascii="Arial" w:hAnsi="Arial" w:cs="Arial"/>
+                <w:sz w:val="16"/>
+                <w:szCs w:val="16"/>
+              </w:rPr>
+            </w:pPr>
+            <w:r>
+              <w:rPr>
+                <w:rFonts w:ascii="Arial" w:hAnsi="Arial" w:cs="Arial"/>
+                <w:sz w:val="16"/>
+                <w:szCs w:val="16"/>
+              </w:rPr>
+              <w:t xml:space="preserve">    Min</w:t>
+            </w:r>
+            <w:r>
+              <w:rPr>
+                <w:rFonts w:ascii="Arial" w:hAnsi="Arial" w:cs="Arial"/>
+                <w:sz w:val="16"/>
+                <w:szCs w:val="16"/>
+              </w:rPr>
+              <w:t xml:space="preserve"> + 1</w:t>
+            </w:r>
+            <w:r>
+              <w:rPr>
+                <w:rFonts w:ascii="Arial" w:hAnsi="Arial" w:cs="Arial"/>
+                <w:sz w:val="16"/>
+                <w:szCs w:val="16"/>
+              </w:rPr>
+              <w:t xml:space="preserve">  </w:t>
+            </w:r>
+            <w:r>
+              <w:rPr>
+                <w:rFonts w:ascii="Arial" w:hAnsi="Arial" w:cs="Arial"/>
+                <w:sz w:val="16"/>
+                <w:szCs w:val="16"/>
+              </w:rPr>
+              <w:t xml:space="preserve"> (</w:t>
+            </w:r>
+            <w:r>
+              <w:rPr>
+                <w:rFonts w:ascii="Arial" w:hAnsi="Arial" w:cs="Arial"/>
+                <w:sz w:val="16"/>
+                <w:szCs w:val="16"/>
+              </w:rPr>
+              <w:t xml:space="preserve">  </w:t>
+            </w:r>
+            <w:r>
+              <w:rPr>
+                <w:rFonts w:ascii="Arial" w:hAnsi="Arial" w:cs="Arial"/>
+                <w:sz w:val="16"/>
+                <w:szCs w:val="16"/>
+              </w:rPr>
+              <w:t>9</w:t>
+            </w:r>
+            <w:r>
+              <w:rPr>
+                <w:rFonts w:ascii="Arial" w:hAnsi="Arial" w:cs="Arial"/>
+                <w:sz w:val="16"/>
+                <w:szCs w:val="16"/>
+              </w:rPr>
+              <w:t xml:space="preserve">  </w:t>
+            </w:r>
+            <w:r>
+              <w:rPr>
+                <w:rFonts w:ascii="Arial" w:hAnsi="Arial" w:cs="Arial"/>
+                <w:sz w:val="16"/>
+                <w:szCs w:val="16"/>
+              </w:rPr>
+              <w:t xml:space="preserve"> ký tự)</w:t>
+            </w:r>
+          </w:p>
+        </w:tc>
+        <w:tc>
+          <w:tcPr>
+            <w:tcW w:w="3777" w:type="dxa"/>
+            <w:vAlign w:val="center"/>
+          </w:tcPr>
+          <w:p>
+            <w:pPr>
+              <w:rPr>
+                <w:rFonts w:ascii="Arial" w:hAnsi="Arial" w:cs="Arial"/>
+                <w:sz w:val="16"/>
+                <w:szCs w:val="16"/>
+              </w:rPr>
+            </w:pPr>
+            <w:r>
+              <w:rPr>
+                <w:rFonts w:ascii="Arial" w:hAnsi="Arial" w:cs="Arial"/>
+                <w:sz w:val="16"/>
+                <w:szCs w:val="16"/>
+              </w:rPr>
+              <w:t>password: "Aa1@xyzzz" (9 kt: đủ 4 nhóm)</w:t>
+            </w:r>
+          </w:p>
+        </w:tc>
+        <w:tc>
+          <w:tcPr>
+            <w:tcW w:w="1757" w:type="dxa"/>
+            <w:vAlign w:val="center"/>
+          </w:tcPr>
+          <w:p>
+            <w:pPr>
+              <w:rPr>
+                <w:rFonts w:ascii="Arial" w:hAnsi="Arial" w:cs="Arial"/>
+                <w:sz w:val="16"/>
+                <w:szCs w:val="16"/>
+              </w:rPr>
+            </w:pPr>
+            <w:r>
+              <w:rPr>
+                <w:rFonts w:ascii="Arial" w:hAnsi="Arial" w:cs="Arial"/>
+                <w:sz w:val="16"/>
+                <w:szCs w:val="16"/>
+              </w:rPr>
+              <w:t>Mật khẩu được chấp nhận. Đăng ký thành công.</w:t>
+            </w:r>
+          </w:p>
+        </w:tc>
+        <w:tc>
+          <w:tcPr>
+            <w:tcW w:w="1000" w:type="dxa"/>
+            <w:vAlign w:val="center"/>
+          </w:tcPr>
+          <w:p>
+            <w:pPr>
+              <w:rPr>
+                <w:rFonts w:ascii="Arial" w:hAnsi="Arial" w:cs="Arial"/>
+                <w:sz w:val="16"/>
+                <w:szCs w:val="16"/>
+              </w:rPr>
+            </w:pPr>
+            <w:r>
+              <w:rPr>
+                <w:rFonts w:ascii="Arial" w:hAnsi="Arial" w:cs="Arial"/>
+                <w:sz w:val="16"/>
+                <w:szCs w:val="16"/>
+              </w:rPr>
+              <w:t>Valid</w:t>
+            </w:r>
+          </w:p>
+        </w:tc>
+      </w:tr>
+      <w:tr>
+        <w:tc>
+          <w:tcPr>
+            <w:tcW w:w="631" w:type="dxa"/>
+            <w:vAlign w:val="center"/>
+          </w:tcPr>
+          <w:p>
+            <w:pPr>
+              <w:rPr>
+                <w:rFonts w:ascii="Arial" w:hAnsi="Arial" w:cs="Arial"/>
+                <w:sz w:val="16"/>
+                <w:szCs w:val="16"/>
+              </w:rPr>
+            </w:pPr>
+            <w:r>
+              <w:rPr>
+                <w:rFonts w:ascii="Arial" w:hAnsi="Arial" w:cs="Arial"/>
+                <w:sz w:val="16"/>
+                <w:szCs w:val="16"/>
+              </w:rPr>
+              <w:t>BVA-MOB-04</w:t>
+            </w:r>
+          </w:p>
+        </w:tc>
+        <w:tc>
+          <w:tcPr>
+            <w:tcW w:w="1374" w:type="dxa"/>
+            <w:vAlign w:val="center"/>
+          </w:tcPr>
+          <w:p>
+            <w:pPr>
+              <w:rPr>
+                <w:rFonts w:ascii="Arial" w:hAnsi="Arial" w:cs="Arial"/>
+                <w:sz w:val="16"/>
+                <w:szCs w:val="16"/>
+              </w:rPr>
+            </w:pPr>
+            <w:r>
+              <w:rPr>
+                <w:rFonts w:ascii="Arial" w:hAnsi="Arial" w:cs="Arial"/>
+                <w:sz w:val="16"/>
+                <w:szCs w:val="16"/>
+              </w:rPr>
+              <w:t>password.length</w:t>
+            </w:r>
+          </w:p>
+        </w:tc>
+        <w:tc>
+          <w:tcPr>
+            <w:tcW w:w="1100" w:type="dxa"/>
+            <w:vAlign w:val="center"/>
+          </w:tcPr>
+          <w:p>
+            <w:pPr>
+              <w:rPr>
+                <w:rFonts w:ascii="Arial" w:hAnsi="Arial" w:cs="Arial"/>
+                <w:sz w:val="16"/>
+                <w:szCs w:val="16"/>
+              </w:rPr>
+            </w:pPr>
+            <w:r>
+              <w:rPr>
+                <w:rFonts w:ascii="Arial" w:hAnsi="Arial" w:cs="Arial"/>
+                <w:sz w:val="16"/>
+                <w:szCs w:val="16"/>
+              </w:rPr>
+              <w:t xml:space="preserve">    Max</w:t>
+            </w:r>
+            <w:r>
+              <w:rPr>
+                <w:rFonts w:ascii="Arial" w:hAnsi="Arial" w:cs="Arial"/>
+                <w:sz w:val="16"/>
+                <w:szCs w:val="16"/>
+              </w:rPr>
+              <w:t xml:space="preserve"> - 1</w:t>
+            </w:r>
+            <w:r>
+              <w:rPr>
+                <w:rFonts w:ascii="Arial" w:hAnsi="Arial" w:cs="Arial"/>
+                <w:sz w:val="16"/>
+                <w:szCs w:val="16"/>
+              </w:rPr>
+              <w:t xml:space="preserve">  </w:t>
+            </w:r>
+            <w:r>
+              <w:rPr>
+                <w:rFonts w:ascii="Arial" w:hAnsi="Arial" w:cs="Arial"/>
+                <w:sz w:val="16"/>
+                <w:szCs w:val="16"/>
+              </w:rPr>
+              <w:t xml:space="preserve"> (</w:t>
+            </w:r>
+            <w:r>
+              <w:rPr>
+                <w:rFonts w:ascii="Arial" w:hAnsi="Arial" w:cs="Arial"/>
+                <w:sz w:val="16"/>
+                <w:szCs w:val="16"/>
+              </w:rPr>
+              <w:t xml:space="preserve">  </w:t>
+            </w:r>
+            <w:r>
+              <w:rPr>
+                <w:rFonts w:ascii="Arial" w:hAnsi="Arial" w:cs="Arial"/>
+                <w:sz w:val="16"/>
+                <w:szCs w:val="16"/>
+              </w:rPr>
+              <w:t>254</w:t>
+            </w:r>
+            <w:r>
+              <w:rPr>
+                <w:rFonts w:ascii="Arial" w:hAnsi="Arial" w:cs="Arial"/>
+                <w:sz w:val="16"/>
+                <w:szCs w:val="16"/>
+              </w:rPr>
+              <w:t xml:space="preserve">  </w:t>
+            </w:r>
+            <w:r>
+              <w:rPr>
+                <w:rFonts w:ascii="Arial" w:hAnsi="Arial" w:cs="Arial"/>
+                <w:sz w:val="16"/>
+                <w:szCs w:val="16"/>
+              </w:rPr>
+              <w:t xml:space="preserve"> ký tự)</w:t>
+            </w:r>
+          </w:p>
+        </w:tc>
+        <w:tc>
+          <w:tcPr>
+            <w:tcW w:w="3777" w:type="dxa"/>
+            <w:vAlign w:val="center"/>
+          </w:tcPr>
+          <w:p>
+            <w:pPr>
+              <w:rPr>
+                <w:rFonts w:ascii="Arial" w:hAnsi="Arial" w:cs="Arial"/>
+                <w:sz w:val="16"/>
+                <w:szCs w:val="16"/>
+              </w:rPr>
+            </w:pPr>
+            <w:r>
+              <w:rPr>
+                <w:rFonts w:ascii="Arial" w:hAnsi="Arial" w:cs="Arial"/>
+                <w:sz w:val="16"/>
+                <w:szCs w:val="16"/>
+              </w:rPr>
+              <w:t>password: Chuỗi 254 ký tự (bắt đầu bằng Aa1@ + 250 chữ x)</w:t>
+            </w:r>
+          </w:p>
+        </w:tc>
+        <w:tc>
+          <w:tcPr>
+            <w:tcW w:w="1757" w:type="dxa"/>
+            <w:vAlign w:val="center"/>
+          </w:tcPr>
+          <w:p>
+            <w:pPr>
+              <w:rPr>
+                <w:rFonts w:ascii="Arial" w:hAnsi="Arial" w:cs="Arial"/>
+                <w:sz w:val="16"/>
+                <w:szCs w:val="16"/>
+              </w:rPr>
+            </w:pPr>
+            <w:r>
+              <w:rPr>
+                <w:rFonts w:ascii="Arial" w:hAnsi="Arial" w:cs="Arial"/>
+                <w:sz w:val="16"/>
+                <w:szCs w:val="16"/>
+              </w:rPr>
+              <w:t>Đăng ký thành công, xử lý mã hóa bình thường.</w:t>
+            </w:r>
+          </w:p>
+        </w:tc>
+        <w:tc>
+          <w:tcPr>
+            <w:tcW w:w="1000" w:type="dxa"/>
+            <w:vAlign w:val="center"/>
+          </w:tcPr>
+          <w:p>
+            <w:pPr>
+              <w:rPr>
+                <w:rFonts w:ascii="Arial" w:hAnsi="Arial" w:cs="Arial"/>
+                <w:sz w:val="16"/>
+                <w:szCs w:val="16"/>
+              </w:rPr>
+            </w:pPr>
+            <w:r>
+              <w:rPr>
+                <w:rFonts w:ascii="Arial" w:hAnsi="Arial" w:cs="Arial"/>
+                <w:sz w:val="16"/>
+                <w:szCs w:val="16"/>
+              </w:rPr>
+              <w:t>Valid</w:t>
+            </w:r>
+          </w:p>
+        </w:tc>
+      </w:tr>
+      <w:tr>
+        <w:tc>
+          <w:tcPr>
+            <w:tcW w:w="631" w:type="dxa"/>
+            <w:vAlign w:val="center"/>
+          </w:tcPr>
+          <w:p>
+            <w:pPr>
+              <w:rPr>
+                <w:rFonts w:ascii="Arial" w:hAnsi="Arial" w:cs="Arial"/>
+                <w:sz w:val="16"/>
+                <w:szCs w:val="16"/>
+              </w:rPr>
+            </w:pPr>
+            <w:r>
+              <w:rPr>
+                <w:rFonts w:ascii="Arial" w:hAnsi="Arial" w:cs="Arial"/>
+                <w:sz w:val="16"/>
+                <w:szCs w:val="16"/>
+              </w:rPr>
+              <w:t>BVA-MOB-05</w:t>
+            </w:r>
+          </w:p>
+        </w:tc>
+        <w:tc>
+          <w:tcPr>
+            <w:tcW w:w="1374" w:type="dxa"/>
+            <w:vAlign w:val="center"/>
+          </w:tcPr>
+          <w:p>
+            <w:pPr>
+              <w:rPr>
+                <w:rFonts w:ascii="Arial" w:hAnsi="Arial" w:cs="Arial"/>
+                <w:sz w:val="16"/>
+                <w:szCs w:val="16"/>
+              </w:rPr>
+            </w:pPr>
+            <w:r>
+              <w:rPr>
+                <w:rFonts w:ascii="Arial" w:hAnsi="Arial" w:cs="Arial"/>
+                <w:sz w:val="16"/>
+                <w:szCs w:val="16"/>
+              </w:rPr>
+              <w:t>password.length</w:t>
+            </w:r>
+          </w:p>
+        </w:tc>
+        <w:tc>
+          <w:tcPr>
+            <w:tcW w:w="1100" w:type="dxa"/>
+            <w:vAlign w:val="center"/>
+          </w:tcPr>
+          <w:p>
+            <w:pPr>
+              <w:rPr>
+                <w:rFonts w:ascii="Arial" w:hAnsi="Arial" w:cs="Arial"/>
+                <w:sz w:val="16"/>
+                <w:szCs w:val="16"/>
+              </w:rPr>
+            </w:pPr>
+            <w:r>
+              <w:rPr>
+                <w:rFonts w:ascii="Arial" w:hAnsi="Arial" w:cs="Arial"/>
+                <w:sz w:val="16"/>
+                <w:szCs w:val="16"/>
+              </w:rPr>
+              <w:t xml:space="preserve">    Max  </w:t>
+            </w:r>
+            <w:r>
+              <w:rPr>
+                <w:rFonts w:ascii="Arial" w:hAnsi="Arial" w:cs="Arial"/>
+                <w:sz w:val="16"/>
+                <w:szCs w:val="16"/>
+              </w:rPr>
+              <w:t xml:space="preserve"> (</w:t>
+            </w:r>
+            <w:r>
+              <w:rPr>
+                <w:rFonts w:ascii="Arial" w:hAnsi="Arial" w:cs="Arial"/>
+                <w:sz w:val="16"/>
+                <w:szCs w:val="16"/>
+              </w:rPr>
+              <w:t xml:space="preserve">  </w:t>
+            </w:r>
+            <w:r>
+              <w:rPr>
+                <w:rFonts w:ascii="Arial" w:hAnsi="Arial" w:cs="Arial"/>
+                <w:sz w:val="16"/>
+                <w:szCs w:val="16"/>
+              </w:rPr>
+              <w:t>255</w:t>
+            </w:r>
+            <w:r>
+              <w:rPr>
+                <w:rFonts w:ascii="Arial" w:hAnsi="Arial" w:cs="Arial"/>
+                <w:sz w:val="16"/>
+                <w:szCs w:val="16"/>
+              </w:rPr>
+              <w:t xml:space="preserve">  </w:t>
+            </w:r>
+            <w:r>
+              <w:rPr>
+                <w:rFonts w:ascii="Arial" w:hAnsi="Arial" w:cs="Arial"/>
+                <w:sz w:val="16"/>
+                <w:szCs w:val="16"/>
+              </w:rPr>
+              <w:t xml:space="preserve"> ký tự)</w:t>
+            </w:r>
+          </w:p>
+        </w:tc>
+        <w:tc>
+          <w:tcPr>
+            <w:tcW w:w="3777" w:type="dxa"/>
+            <w:vAlign w:val="center"/>
+          </w:tcPr>
+          <w:p>
+            <w:pPr>
+              <w:rPr>
+                <w:rFonts w:ascii="Arial" w:hAnsi="Arial" w:cs="Arial"/>
+                <w:sz w:val="16"/>
+                <w:szCs w:val="16"/>
+              </w:rPr>
+            </w:pPr>
+            <w:r>
+              <w:rPr>
+                <w:rFonts w:ascii="Arial" w:hAnsi="Arial" w:cs="Arial"/>
+                <w:sz w:val="16"/>
+                <w:szCs w:val="16"/>
+              </w:rPr>
+              <w:t>password: Chuỗi 255 ký tự (bắt đầu bằng Aa1@ + 251 chữ x)</w:t>
+            </w:r>
+          </w:p>
+        </w:tc>
+        <w:tc>
+          <w:tcPr>
+            <w:tcW w:w="1757" w:type="dxa"/>
+            <w:vAlign w:val="center"/>
+          </w:tcPr>
+          <w:p>
+            <w:pPr>
+              <w:rPr>
+                <w:rFonts w:ascii="Arial" w:hAnsi="Arial" w:cs="Arial"/>
+                <w:sz w:val="16"/>
+                <w:szCs w:val="16"/>
+              </w:rPr>
+            </w:pPr>
+            <w:r>
+              <w:rPr>
+                <w:rFonts w:ascii="Arial" w:hAnsi="Arial" w:cs="Arial"/>
+                <w:sz w:val="16"/>
+                <w:szCs w:val="16"/>
+              </w:rPr>
+              <w:t>Đăng ký thành công với độ dài tối đa cho phép của DB.</w:t>
+            </w:r>
+          </w:p>
+        </w:tc>
+        <w:tc>
+          <w:tcPr>
+            <w:tcW w:w="1000" w:type="dxa"/>
+            <w:vAlign w:val="center"/>
+          </w:tcPr>
+          <w:p>
+            <w:pPr>
+              <w:rPr>
+                <w:rFonts w:ascii="Arial" w:hAnsi="Arial" w:cs="Arial"/>
+                <w:sz w:val="16"/>
+                <w:szCs w:val="16"/>
+              </w:rPr>
+            </w:pPr>
+            <w:r>
+              <w:rPr>
+                <w:rFonts w:ascii="Arial" w:hAnsi="Arial" w:cs="Arial"/>
+                <w:sz w:val="16"/>
+                <w:szCs w:val="16"/>
+              </w:rPr>
+              <w:t>Valid</w:t>
+            </w:r>
+          </w:p>
+        </w:tc>
+      </w:tr>
+      <w:tr>
+        <w:tc>
+          <w:tcPr>
+            <w:tcW w:w="631" w:type="dxa"/>
+            <w:vAlign w:val="center"/>
+          </w:tcPr>
+          <w:p>
+            <w:pPr>
+              <w:rPr>
+                <w:rFonts w:ascii="Arial" w:hAnsi="Arial" w:cs="Arial"/>
+                <w:sz w:val="16"/>
+                <w:szCs w:val="16"/>
+              </w:rPr>
+            </w:pPr>
+            <w:r>
+              <w:rPr>
+                <w:rFonts w:ascii="Arial" w:hAnsi="Arial" w:cs="Arial"/>
+                <w:sz w:val="16"/>
+                <w:szCs w:val="16"/>
+              </w:rPr>
+              <w:t>BVA-MOB-06</w:t>
+            </w:r>
+          </w:p>
+        </w:tc>
+        <w:tc>
+          <w:tcPr>
+            <w:tcW w:w="1374" w:type="dxa"/>
+            <w:vAlign w:val="center"/>
+          </w:tcPr>
+          <w:p>
+            <w:pPr>
+              <w:rPr>
+                <w:rFonts w:ascii="Arial" w:hAnsi="Arial" w:cs="Arial"/>
+                <w:sz w:val="16"/>
+                <w:szCs w:val="16"/>
+              </w:rPr>
+            </w:pPr>
+            <w:r>
+              <w:rPr>
+                <w:rFonts w:ascii="Arial" w:hAnsi="Arial" w:cs="Arial"/>
+                <w:sz w:val="16"/>
+                <w:szCs w:val="16"/>
+              </w:rPr>
+              <w:t>password.length</w:t>
+            </w:r>
+          </w:p>
+        </w:tc>
+        <w:tc>
+          <w:tcPr>
+            <w:tcW w:w="1100" w:type="dxa"/>
+            <w:vAlign w:val="center"/>
+          </w:tcPr>
+          <w:p>
+            <w:pPr>
+              <w:rPr>
+                <w:rFonts w:ascii="Arial" w:hAnsi="Arial" w:cs="Arial"/>
+                <w:sz w:val="16"/>
+                <w:szCs w:val="16"/>
+              </w:rPr>
+            </w:pPr>
+            <w:r>
+              <w:rPr>
+                <w:rFonts w:ascii="Arial" w:hAnsi="Arial" w:cs="Arial"/>
+                <w:sz w:val="16"/>
+                <w:szCs w:val="16"/>
+              </w:rPr>
+              <w:t xml:space="preserve">    Max</w:t>
+            </w:r>
+            <w:r>
+              <w:rPr>
+                <w:rFonts w:ascii="Arial" w:hAnsi="Arial" w:cs="Arial"/>
+                <w:sz w:val="16"/>
+                <w:szCs w:val="16"/>
+              </w:rPr>
+              <w:t xml:space="preserve"> + 1</w:t>
+            </w:r>
+            <w:r>
+              <w:rPr>
+                <w:rFonts w:ascii="Arial" w:hAnsi="Arial" w:cs="Arial"/>
+                <w:sz w:val="16"/>
+                <w:szCs w:val="16"/>
+              </w:rPr>
+              <w:t xml:space="preserve">  </w:t>
+            </w:r>
+            <w:r>
+              <w:rPr>
+                <w:rFonts w:ascii="Arial" w:hAnsi="Arial" w:cs="Arial"/>
+                <w:sz w:val="16"/>
+                <w:szCs w:val="16"/>
+              </w:rPr>
+              <w:t xml:space="preserve"> (</w:t>
+            </w:r>
+            <w:r>
+              <w:rPr>
+                <w:rFonts w:ascii="Arial" w:hAnsi="Arial" w:cs="Arial"/>
+                <w:sz w:val="16"/>
+                <w:szCs w:val="16"/>
+              </w:rPr>
+              <w:t xml:space="preserve">  </w:t>
+            </w:r>
+            <w:r>
+              <w:rPr>
+                <w:rFonts w:ascii="Arial" w:hAnsi="Arial" w:cs="Arial"/>
+                <w:sz w:val="16"/>
+                <w:szCs w:val="16"/>
+              </w:rPr>
+              <w:t>256</w:t>
+            </w:r>
+            <w:r>
+              <w:rPr>
+                <w:rFonts w:ascii="Arial" w:hAnsi="Arial" w:cs="Arial"/>
+                <w:sz w:val="16"/>
+                <w:szCs w:val="16"/>
+              </w:rPr>
+              <w:t xml:space="preserve">  </w:t>
+            </w:r>
+            <w:r>
+              <w:rPr>
+                <w:rFonts w:ascii="Arial" w:hAnsi="Arial" w:cs="Arial"/>
+                <w:sz w:val="16"/>
+                <w:szCs w:val="16"/>
+              </w:rPr>
+              <w:t xml:space="preserve"> ký tự)</w:t>
+            </w:r>
+          </w:p>
+        </w:tc>
+        <w:tc>
+          <w:tcPr>
+            <w:tcW w:w="3777" w:type="dxa"/>
+            <w:vAlign w:val="center"/>
+          </w:tcPr>
+          <w:p>
+            <w:pPr>
+              <w:rPr>
+                <w:rFonts w:ascii="Arial" w:hAnsi="Arial" w:cs="Arial"/>
+                <w:sz w:val="16"/>
+                <w:szCs w:val="16"/>
+              </w:rPr>
+            </w:pPr>
+            <w:r>
+              <w:rPr>
+                <w:rFonts w:ascii="Arial" w:hAnsi="Arial" w:cs="Arial"/>
+                <w:sz w:val="16"/>
+                <w:szCs w:val="16"/>
+              </w:rPr>
+              <w:t>password: Chuỗi 256 ký tự (bắt đầu bằng Aa1@ + 252 chữ x)</w:t>
+            </w:r>
+          </w:p>
+        </w:tc>
+        <w:tc>
+          <w:tcPr>
+            <w:tcW w:w="1757" w:type="dxa"/>
+            <w:vAlign w:val="center"/>
+          </w:tcPr>
+          <w:p>
+            <w:pPr>
+              <w:rPr>
+                <w:rFonts w:ascii="Arial" w:hAnsi="Arial" w:cs="Arial"/>
+                <w:sz w:val="16"/>
+                <w:szCs w:val="16"/>
+              </w:rPr>
+            </w:pPr>
+            <w:r>
+              <w:rPr>
+                <w:rFonts w:ascii="Arial" w:hAnsi="Arial" w:cs="Arial"/>
+                <w:sz w:val="16"/>
+                <w:szCs w:val="16"/>
+              </w:rPr>
+              <w:t>Hệ thống Mobile hoặc Backend từ chối để chống tràn bộ nhớ / buffer overflow.</w:t>
+            </w:r>
+          </w:p>
+        </w:tc>
+        <w:tc>
+          <w:tcPr>
+            <w:tcW w:w="1000" w:type="dxa"/>
+            <w:vAlign w:val="center"/>
+          </w:tcPr>
+          <w:p>
+            <w:pPr>
+              <w:rPr>
+                <w:rFonts w:ascii="Arial" w:hAnsi="Arial" w:cs="Arial"/>
+                <w:sz w:val="16"/>
+                <w:szCs w:val="16"/>
+              </w:rPr>
+            </w:pPr>
+            <w:r>
+              <w:rPr>
+                <w:rFonts w:ascii="Arial" w:hAnsi="Arial" w:cs="Arial"/>
+                <w:sz w:val="16"/>
+                <w:szCs w:val="16"/>
+              </w:rPr>
+              <w:t>Invalid</w:t>
+            </w:r>
+          </w:p>
+        </w:tc>
+      </w:tr>
+      <w:tr>
+        <w:tc>
+          <w:tcPr>
+            <w:tcW w:w="631" w:type="dxa"/>
+            <w:vAlign w:val="center"/>
+          </w:tcPr>
+          <w:p>
+            <w:pPr>
+              <w:rPr>
+                <w:rFonts w:ascii="Arial" w:hAnsi="Arial" w:cs="Arial"/>
+                <w:sz w:val="16"/>
+                <w:szCs w:val="16"/>
+              </w:rPr>
+            </w:pPr>
+            <w:r>
+              <w:rPr>
+                <w:rFonts w:ascii="Arial" w:hAnsi="Arial" w:cs="Arial"/>
+                <w:sz w:val="16"/>
+                <w:szCs w:val="16"/>
+              </w:rPr>
+              <w:t>BVA-MOB-07</w:t>
+            </w:r>
+          </w:p>
+        </w:tc>
+        <w:tc>
+          <w:tcPr>
+            <w:tcW w:w="1374" w:type="dxa"/>
+            <w:vAlign w:val="center"/>
+          </w:tcPr>
+          <w:p>
+            <w:pPr>
+              <w:rPr>
+                <w:rFonts w:ascii="Arial" w:hAnsi="Arial" w:cs="Arial"/>
+                <w:sz w:val="16"/>
+                <w:szCs w:val="16"/>
+              </w:rPr>
+            </w:pPr>
+            <w:r>
+              <w:rPr>
+                <w:rFonts w:ascii="Arial" w:hAnsi="Arial" w:cs="Arial"/>
+                <w:sz w:val="16"/>
+                <w:szCs w:val="16"/>
+              </w:rPr>
+              <w:t>Số chữ hoa (Uppercase)</w:t>
+            </w:r>
+          </w:p>
+        </w:tc>
+        <w:tc>
+          <w:tcPr>
+            <w:tcW w:w="1100" w:type="dxa"/>
+            <w:vAlign w:val="center"/>
+          </w:tcPr>
+          <w:p>
+            <w:pPr>
+              <w:rPr>
+                <w:rFonts w:ascii="Arial" w:hAnsi="Arial" w:cs="Arial"/>
+                <w:sz w:val="16"/>
+                <w:szCs w:val="16"/>
+              </w:rPr>
+            </w:pPr>
+            <w:r>
+              <w:rPr>
+                <w:rFonts w:ascii="Arial" w:hAnsi="Arial" w:cs="Arial"/>
+                <w:sz w:val="16"/>
+                <w:szCs w:val="16"/>
+              </w:rPr>
+              <w:t xml:space="preserve">    Min</w:t>
+            </w:r>
+            <w:r>
+              <w:rPr>
+                <w:rFonts w:ascii="Arial" w:hAnsi="Arial" w:cs="Arial"/>
+                <w:sz w:val="16"/>
+                <w:szCs w:val="16"/>
+              </w:rPr>
+              <w:t xml:space="preserve"> - 1</w:t>
+            </w:r>
+            <w:r>
+              <w:rPr>
+                <w:rFonts w:ascii="Arial" w:hAnsi="Arial" w:cs="Arial"/>
+                <w:sz w:val="16"/>
+                <w:szCs w:val="16"/>
+              </w:rPr>
+              <w:t xml:space="preserve">  </w:t>
+            </w:r>
+            <w:r>
+              <w:rPr>
+                <w:rFonts w:ascii="Arial" w:hAnsi="Arial" w:cs="Arial"/>
+                <w:sz w:val="16"/>
+                <w:szCs w:val="16"/>
+              </w:rPr>
+              <w:t xml:space="preserve"> (</w:t>
+            </w:r>
+            <w:r>
+              <w:rPr>
+                <w:rFonts w:ascii="Arial" w:hAnsi="Arial" w:cs="Arial"/>
+                <w:sz w:val="16"/>
+                <w:szCs w:val="16"/>
+              </w:rPr>
+              <w:t xml:space="preserve">  </w:t>
+            </w:r>
+            <w:r>
+              <w:rPr>
+                <w:rFonts w:ascii="Arial" w:hAnsi="Arial" w:cs="Arial"/>
+                <w:sz w:val="16"/>
+                <w:szCs w:val="16"/>
+              </w:rPr>
+              <w:t>0</w:t>
+            </w:r>
+            <w:r>
+              <w:rPr>
+                <w:rFonts w:ascii="Arial" w:hAnsi="Arial" w:cs="Arial"/>
+                <w:sz w:val="16"/>
+                <w:szCs w:val="16"/>
+              </w:rPr>
+              <w:t xml:space="preserve">  </w:t>
+            </w:r>
+            <w:r>
+              <w:rPr>
+                <w:rFonts w:ascii="Arial" w:hAnsi="Arial" w:cs="Arial"/>
+                <w:sz w:val="16"/>
+                <w:szCs w:val="16"/>
+              </w:rPr>
+              <w:t xml:space="preserve"> chữ hoa)</w:t>
+            </w:r>
+          </w:p>
+        </w:tc>
+        <w:tc>
+          <w:tcPr>
+            <w:tcW w:w="3777" w:type="dxa"/>
+            <w:vAlign w:val="center"/>
+          </w:tcPr>
+          <w:p>
+            <w:pPr>
+              <w:rPr>
+                <w:rFonts w:ascii="Arial" w:hAnsi="Arial" w:cs="Arial"/>
+                <w:sz w:val="16"/>
+                <w:szCs w:val="16"/>
+              </w:rPr>
+            </w:pPr>
+            <w:r>
+              <w:rPr>
+                <w:rFonts w:ascii="Arial" w:hAnsi="Arial" w:cs="Arial"/>
+                <w:sz w:val="16"/>
+                <w:szCs w:val="16"/>
+              </w:rPr>
+              <w:t>password: "admin123!" (</w:t>
+            </w:r>
+            <w:r>
+              <w:rPr>
+                <w:rFonts w:ascii="Arial" w:hAnsi="Arial" w:cs="Arial"/>
+                <w:sz w:val="16"/>
+                <w:szCs w:val="16"/>
+              </w:rPr>
+              <w:t xml:space="preserve">  </w:t>
+            </w:r>
+            <w:r>
+              <w:rPr>
+                <w:rFonts w:ascii="Arial" w:hAnsi="Arial" w:cs="Arial"/>
+                <w:sz w:val="16"/>
+                <w:szCs w:val="16"/>
+              </w:rPr>
+              <w:t>0</w:t>
+            </w:r>
+            <w:r>
+              <w:rPr>
+                <w:rFonts w:ascii="Arial" w:hAnsi="Arial" w:cs="Arial"/>
+                <w:sz w:val="16"/>
+                <w:szCs w:val="16"/>
+              </w:rPr>
+              <w:t xml:space="preserve">  </w:t>
+            </w:r>
+            <w:r>
+              <w:rPr>
+                <w:rFonts w:ascii="Arial" w:hAnsi="Arial" w:cs="Arial"/>
+                <w:sz w:val="16"/>
+                <w:szCs w:val="16"/>
+              </w:rPr>
+              <w:t xml:space="preserve"> chữ hoa, đủ các loại khác)</w:t>
+            </w:r>
+          </w:p>
+        </w:tc>
+        <w:tc>
+          <w:tcPr>
+            <w:tcW w:w="1757" w:type="dxa"/>
+            <w:vAlign w:val="center"/>
+          </w:tcPr>
+          <w:p>
+            <w:pPr>
+              <w:rPr>
+                <w:rFonts w:ascii="Arial" w:hAnsi="Arial" w:cs="Arial"/>
+                <w:sz w:val="16"/>
+                <w:szCs w:val="16"/>
+              </w:rPr>
+            </w:pPr>
+            <w:r>
+              <w:rPr>
+                <w:rFonts w:ascii="Arial" w:hAnsi="Arial" w:cs="Arial"/>
+                <w:sz w:val="16"/>
+                <w:szCs w:val="16"/>
+              </w:rPr>
+              <w:t>Báo lỗi thiếu chữ viết hoa trên Mobile.</w:t>
+            </w:r>
+          </w:p>
+        </w:tc>
+        <w:tc>
+          <w:tcPr>
+            <w:tcW w:w="1000" w:type="dxa"/>
+            <w:vAlign w:val="center"/>
+          </w:tcPr>
+          <w:p>
+            <w:pPr>
+              <w:rPr>
+                <w:rFonts w:ascii="Arial" w:hAnsi="Arial" w:cs="Arial"/>
+                <w:sz w:val="16"/>
+                <w:szCs w:val="16"/>
+              </w:rPr>
+            </w:pPr>
+            <w:r>
+              <w:rPr>
+                <w:rFonts w:ascii="Arial" w:hAnsi="Arial" w:cs="Arial"/>
+                <w:sz w:val="16"/>
+                <w:szCs w:val="16"/>
+              </w:rPr>
+              <w:t>Invalid</w:t>
+            </w:r>
+          </w:p>
+        </w:tc>
+      </w:tr>
+      <w:tr>
+        <w:tc>
+          <w:tcPr>
+            <w:tcW w:w="631" w:type="dxa"/>
+            <w:vAlign w:val="center"/>
+          </w:tcPr>
+          <w:p>
+            <w:pPr>
+              <w:rPr>
+                <w:rFonts w:ascii="Arial" w:hAnsi="Arial" w:cs="Arial"/>
+                <w:sz w:val="16"/>
+                <w:szCs w:val="16"/>
+              </w:rPr>
+            </w:pPr>
+            <w:r>
+              <w:rPr>
+                <w:rFonts w:ascii="Arial" w:hAnsi="Arial" w:cs="Arial"/>
+                <w:sz w:val="16"/>
+                <w:szCs w:val="16"/>
+              </w:rPr>
+              <w:t>BVA-MOB-08</w:t>
+            </w:r>
+          </w:p>
+        </w:tc>
+        <w:tc>
+          <w:tcPr>
+            <w:tcW w:w="1374" w:type="dxa"/>
+            <w:vAlign w:val="center"/>
+          </w:tcPr>
+          <w:p>
+            <w:pPr>
+              <w:rPr>
+                <w:rFonts w:ascii="Arial" w:hAnsi="Arial" w:cs="Arial"/>
+                <w:sz w:val="16"/>
+                <w:szCs w:val="16"/>
+              </w:rPr>
+            </w:pPr>
+            <w:r>
+              <w:rPr>
+                <w:rFonts w:ascii="Arial" w:hAnsi="Arial" w:cs="Arial"/>
+                <w:sz w:val="16"/>
+                <w:szCs w:val="16"/>
+              </w:rPr>
+              <w:t>Số chữ hoa (Uppercase)</w:t>
+            </w:r>
+          </w:p>
+        </w:tc>
+        <w:tc>
+          <w:tcPr>
+            <w:tcW w:w="1100" w:type="dxa"/>
+            <w:vAlign w:val="center"/>
+          </w:tcPr>
+          <w:p>
+            <w:pPr>
+              <w:rPr>
+                <w:rFonts w:ascii="Arial" w:hAnsi="Arial" w:cs="Arial"/>
+                <w:sz w:val="16"/>
+                <w:szCs w:val="16"/>
+              </w:rPr>
+            </w:pPr>
+            <w:r>
+              <w:rPr>
+                <w:rFonts w:ascii="Arial" w:hAnsi="Arial" w:cs="Arial"/>
+                <w:sz w:val="16"/>
+                <w:szCs w:val="16"/>
+              </w:rPr>
+              <w:t xml:space="preserve">    Min  </w:t>
+            </w:r>
+            <w:r>
+              <w:rPr>
+                <w:rFonts w:ascii="Arial" w:hAnsi="Arial" w:cs="Arial"/>
+                <w:sz w:val="16"/>
+                <w:szCs w:val="16"/>
+              </w:rPr>
+              <w:t xml:space="preserve"> (</w:t>
+            </w:r>
+            <w:r>
+              <w:rPr>
+                <w:rFonts w:ascii="Arial" w:hAnsi="Arial" w:cs="Arial"/>
+                <w:sz w:val="16"/>
+                <w:szCs w:val="16"/>
+              </w:rPr>
+              <w:t xml:space="preserve">  </w:t>
+            </w:r>
+            <w:r>
+              <w:rPr>
+                <w:rFonts w:ascii="Arial" w:hAnsi="Arial" w:cs="Arial"/>
+                <w:sz w:val="16"/>
+                <w:szCs w:val="16"/>
+              </w:rPr>
+              <w:t>1</w:t>
+            </w:r>
+            <w:r>
+              <w:rPr>
+                <w:rFonts w:ascii="Arial" w:hAnsi="Arial" w:cs="Arial"/>
+                <w:sz w:val="16"/>
+                <w:szCs w:val="16"/>
+              </w:rPr>
+              <w:t xml:space="preserve">  </w:t>
+            </w:r>
+            <w:r>
+              <w:rPr>
+                <w:rFonts w:ascii="Arial" w:hAnsi="Arial" w:cs="Arial"/>
+                <w:sz w:val="16"/>
+                <w:szCs w:val="16"/>
+              </w:rPr>
+              <w:t xml:space="preserve"> chữ hoa)</w:t>
+            </w:r>
+          </w:p>
+        </w:tc>
+        <w:tc>
+          <w:tcPr>
+            <w:tcW w:w="3777" w:type="dxa"/>
+            <w:vAlign w:val="center"/>
+          </w:tcPr>
+          <w:p>
+            <w:pPr>
+              <w:rPr>
+                <w:rFonts w:ascii="Arial" w:hAnsi="Arial" w:cs="Arial"/>
+                <w:sz w:val="16"/>
+                <w:szCs w:val="16"/>
+              </w:rPr>
+            </w:pPr>
+            <w:r>
+              <w:rPr>
+                <w:rFonts w:ascii="Arial" w:hAnsi="Arial" w:cs="Arial"/>
+                <w:sz w:val="16"/>
+                <w:szCs w:val="16"/>
+              </w:rPr>
+              <w:t>password: "Admin123!" (</w:t>
+            </w:r>
+            <w:r>
+              <w:rPr>
+                <w:rFonts w:ascii="Arial" w:hAnsi="Arial" w:cs="Arial"/>
+                <w:sz w:val="16"/>
+                <w:szCs w:val="16"/>
+              </w:rPr>
+              <w:t xml:space="preserve">  </w:t>
+            </w:r>
+            <w:r>
+              <w:rPr>
+                <w:rFonts w:ascii="Arial" w:hAnsi="Arial" w:cs="Arial"/>
+                <w:sz w:val="16"/>
+                <w:szCs w:val="16"/>
+              </w:rPr>
+              <w:t>1</w:t>
+            </w:r>
+            <w:r>
+              <w:rPr>
+                <w:rFonts w:ascii="Arial" w:hAnsi="Arial" w:cs="Arial"/>
+                <w:sz w:val="16"/>
+                <w:szCs w:val="16"/>
+              </w:rPr>
+              <w:t xml:space="preserve">  </w:t>
+            </w:r>
+            <w:r>
+              <w:rPr>
+                <w:rFonts w:ascii="Arial" w:hAnsi="Arial" w:cs="Arial"/>
+                <w:sz w:val="16"/>
+                <w:szCs w:val="16"/>
+              </w:rPr>
+              <w:t xml:space="preserve"> chữ hoa A)</w:t>
+            </w:r>
+          </w:p>
+        </w:tc>
+        <w:tc>
+          <w:tcPr>
+            <w:tcW w:w="1757" w:type="dxa"/>
+            <w:vAlign w:val="center"/>
+          </w:tcPr>
+          <w:p>
+            <w:pPr>
+              <w:rPr>
+                <w:rFonts w:ascii="Arial" w:hAnsi="Arial" w:cs="Arial"/>
+                <w:sz w:val="16"/>
+                <w:szCs w:val="16"/>
+              </w:rPr>
+            </w:pPr>
+            <w:r>
+              <w:rPr>
+                <w:rFonts w:ascii="Arial" w:hAnsi="Arial" w:cs="Arial"/>
+                <w:sz w:val="16"/>
+                <w:szCs w:val="16"/>
+              </w:rPr>
+              <w:t>Đạt chuẩn, đăng ký thành công.</w:t>
+            </w:r>
+          </w:p>
+        </w:tc>
+        <w:tc>
+          <w:tcPr>
+            <w:tcW w:w="1000" w:type="dxa"/>
+            <w:vAlign w:val="center"/>
+          </w:tcPr>
+          <w:p>
+            <w:pPr>
+              <w:rPr>
+                <w:rFonts w:ascii="Arial" w:hAnsi="Arial" w:cs="Arial"/>
+                <w:sz w:val="16"/>
+                <w:szCs w:val="16"/>
+              </w:rPr>
+            </w:pPr>
+            <w:r>
+              <w:rPr>
+                <w:rFonts w:ascii="Arial" w:hAnsi="Arial" w:cs="Arial"/>
+                <w:sz w:val="16"/>
+                <w:szCs w:val="16"/>
+              </w:rPr>
+              <w:t>Valid</w:t>
+            </w:r>
+          </w:p>
+        </w:tc>
+      </w:tr>
+      <w:tr>
+        <w:tc>
+          <w:tcPr>
+            <w:tcW w:w="631" w:type="dxa"/>
+            <w:vAlign w:val="center"/>
+          </w:tcPr>
+          <w:p>
+            <w:pPr>
+              <w:rPr>
+                <w:rFonts w:ascii="Arial" w:hAnsi="Arial" w:cs="Arial"/>
+                <w:sz w:val="16"/>
+                <w:szCs w:val="16"/>
+              </w:rPr>
+            </w:pPr>
+            <w:r>
+              <w:rPr>
+                <w:rFonts w:ascii="Arial" w:hAnsi="Arial" w:cs="Arial"/>
+                <w:sz w:val="16"/>
+                <w:szCs w:val="16"/>
+              </w:rPr>
+              <w:t>BVA-MOB-09</w:t>
+            </w:r>
+          </w:p>
+        </w:tc>
+        <w:tc>
+          <w:tcPr>
+            <w:tcW w:w="1374" w:type="dxa"/>
+            <w:vAlign w:val="center"/>
+          </w:tcPr>
+          <w:p>
+            <w:pPr>
+              <w:rPr>
+                <w:rFonts w:ascii="Arial" w:hAnsi="Arial" w:cs="Arial"/>
+                <w:sz w:val="16"/>
+                <w:szCs w:val="16"/>
+              </w:rPr>
+            </w:pPr>
+            <w:r>
+              <w:rPr>
+                <w:rFonts w:ascii="Arial" w:hAnsi="Arial" w:cs="Arial"/>
+                <w:sz w:val="16"/>
+                <w:szCs w:val="16"/>
+              </w:rPr>
+              <w:t>Số chữ hoa (Uppercase)</w:t>
+            </w:r>
+          </w:p>
+        </w:tc>
+        <w:tc>
+          <w:tcPr>
+            <w:tcW w:w="1100" w:type="dxa"/>
+            <w:vAlign w:val="center"/>
+          </w:tcPr>
+          <w:p>
+            <w:pPr>
+              <w:rPr>
+                <w:rFonts w:ascii="Arial" w:hAnsi="Arial" w:cs="Arial"/>
+                <w:sz w:val="16"/>
+                <w:szCs w:val="16"/>
+              </w:rPr>
+            </w:pPr>
+            <w:r>
+              <w:rPr>
+                <w:rFonts w:ascii="Arial" w:hAnsi="Arial" w:cs="Arial"/>
+                <w:sz w:val="16"/>
+                <w:szCs w:val="16"/>
+              </w:rPr>
+              <w:t xml:space="preserve">    Min</w:t>
+            </w:r>
+            <w:r>
+              <w:rPr>
+                <w:rFonts w:ascii="Arial" w:hAnsi="Arial" w:cs="Arial"/>
+                <w:sz w:val="16"/>
+                <w:szCs w:val="16"/>
+              </w:rPr>
+              <w:t xml:space="preserve"> + 1</w:t>
+            </w:r>
+            <w:r>
+              <w:rPr>
+                <w:rFonts w:ascii="Arial" w:hAnsi="Arial" w:cs="Arial"/>
+                <w:sz w:val="16"/>
+                <w:szCs w:val="16"/>
+              </w:rPr>
+              <w:t xml:space="preserve">  </w:t>
+            </w:r>
+            <w:r>
+              <w:rPr>
+                <w:rFonts w:ascii="Arial" w:hAnsi="Arial" w:cs="Arial"/>
+                <w:sz w:val="16"/>
+                <w:szCs w:val="16"/>
+              </w:rPr>
+              <w:t xml:space="preserve"> (</w:t>
+            </w:r>
+            <w:r>
+              <w:rPr>
+                <w:rFonts w:ascii="Arial" w:hAnsi="Arial" w:cs="Arial"/>
+                <w:sz w:val="16"/>
+                <w:szCs w:val="16"/>
+              </w:rPr>
+              <w:t xml:space="preserve">  </w:t>
+            </w:r>
+            <w:r>
+              <w:rPr>
+                <w:rFonts w:ascii="Arial" w:hAnsi="Arial" w:cs="Arial"/>
+                <w:sz w:val="16"/>
+                <w:szCs w:val="16"/>
+              </w:rPr>
+              <w:t>2</w:t>
+            </w:r>
+            <w:r>
+              <w:rPr>
+                <w:rFonts w:ascii="Arial" w:hAnsi="Arial" w:cs="Arial"/>
+                <w:sz w:val="16"/>
+                <w:szCs w:val="16"/>
+              </w:rPr>
+              <w:t xml:space="preserve">  </w:t>
+            </w:r>
+            <w:r>
+              <w:rPr>
+                <w:rFonts w:ascii="Arial" w:hAnsi="Arial" w:cs="Arial"/>
+                <w:sz w:val="16"/>
+                <w:szCs w:val="16"/>
+              </w:rPr>
+              <w:t xml:space="preserve"> chữ hoa)</w:t>
+            </w:r>
+          </w:p>
+        </w:tc>
+        <w:tc>
+          <w:tcPr>
+            <w:tcW w:w="3777" w:type="dxa"/>
+            <w:vAlign w:val="center"/>
+          </w:tcPr>
+          <w:p>
+            <w:pPr>
+              <w:rPr>
+                <w:rFonts w:ascii="Arial" w:hAnsi="Arial" w:cs="Arial"/>
+                <w:sz w:val="16"/>
+                <w:szCs w:val="16"/>
+              </w:rPr>
+            </w:pPr>
+            <w:r>
+              <w:rPr>
+                <w:rFonts w:ascii="Arial" w:hAnsi="Arial" w:cs="Arial"/>
+                <w:sz w:val="16"/>
+                <w:szCs w:val="16"/>
+              </w:rPr>
+              <w:t>password: "ADmin123!" (</w:t>
+            </w:r>
+            <w:r>
+              <w:rPr>
+                <w:rFonts w:ascii="Arial" w:hAnsi="Arial" w:cs="Arial"/>
+                <w:sz w:val="16"/>
+                <w:szCs w:val="16"/>
+              </w:rPr>
+              <w:t xml:space="preserve">  </w:t>
+            </w:r>
+            <w:r>
+              <w:rPr>
+                <w:rFonts w:ascii="Arial" w:hAnsi="Arial" w:cs="Arial"/>
+                <w:sz w:val="16"/>
+                <w:szCs w:val="16"/>
+              </w:rPr>
+              <w:t>2</w:t>
+            </w:r>
+            <w:r>
+              <w:rPr>
+                <w:rFonts w:ascii="Arial" w:hAnsi="Arial" w:cs="Arial"/>
+                <w:sz w:val="16"/>
+                <w:szCs w:val="16"/>
+              </w:rPr>
+              <w:t xml:space="preserve">  </w:t>
+            </w:r>
+            <w:r>
+              <w:rPr>
+                <w:rFonts w:ascii="Arial" w:hAnsi="Arial" w:cs="Arial"/>
+                <w:sz w:val="16"/>
+                <w:szCs w:val="16"/>
+              </w:rPr>
+              <w:t xml:space="preserve"> chữ hoa A, D)</w:t>
+            </w:r>
+          </w:p>
+        </w:tc>
+        <w:tc>
+          <w:tcPr>
+            <w:tcW w:w="1757" w:type="dxa"/>
+            <w:vAlign w:val="center"/>
+          </w:tcPr>
+          <w:p>
+            <w:pPr>
+              <w:rPr>
+                <w:rFonts w:ascii="Arial" w:hAnsi="Arial" w:cs="Arial"/>
+                <w:sz w:val="16"/>
+                <w:szCs w:val="16"/>
+              </w:rPr>
+            </w:pPr>
+            <w:r>
+              <w:rPr>
+                <w:rFonts w:ascii="Arial" w:hAnsi="Arial" w:cs="Arial"/>
+                <w:sz w:val="16"/>
+                <w:szCs w:val="16"/>
+              </w:rPr>
+              <w:t>Đạt chuẩn, đăng ký thành công.</w:t>
+            </w:r>
+          </w:p>
+        </w:tc>
+        <w:tc>
+          <w:tcPr>
+            <w:tcW w:w="1000" w:type="dxa"/>
+            <w:vAlign w:val="center"/>
+          </w:tcPr>
+          <w:p>
+            <w:pPr>
+              <w:rPr>
+                <w:rFonts w:ascii="Arial" w:hAnsi="Arial" w:cs="Arial"/>
+                <w:sz w:val="16"/>
+                <w:szCs w:val="16"/>
+              </w:rPr>
+            </w:pPr>
+            <w:r>
+              <w:rPr>
+                <w:rFonts w:ascii="Arial" w:hAnsi="Arial" w:cs="Arial"/>
+                <w:sz w:val="16"/>
+                <w:szCs w:val="16"/>
+              </w:rPr>
+              <w:t>Valid</w:t>
+            </w:r>
+          </w:p>
+        </w:tc>
+      </w:tr>
+      <w:tr>
+        <w:tc>
+          <w:tcPr>
+            <w:tcW w:w="631" w:type="dxa"/>
+            <w:vAlign w:val="center"/>
+          </w:tcPr>
+          <w:p>
+            <w:pPr>
+              <w:rPr>
+                <w:rFonts w:ascii="Arial" w:hAnsi="Arial" w:cs="Arial"/>
+                <w:sz w:val="16"/>
+                <w:szCs w:val="16"/>
+              </w:rPr>
+            </w:pPr>
+            <w:r>
+              <w:rPr>
+                <w:rFonts w:ascii="Arial" w:hAnsi="Arial" w:cs="Arial"/>
+                <w:sz w:val="16"/>
+                <w:szCs w:val="16"/>
+              </w:rPr>
+              <w:t>BVA-MOB-10</w:t>
+            </w:r>
+          </w:p>
+        </w:tc>
+        <w:tc>
+          <w:tcPr>
+            <w:tcW w:w="1374" w:type="dxa"/>
+            <w:vAlign w:val="center"/>
+          </w:tcPr>
+          <w:p>
+            <w:pPr>
+              <w:rPr>
+                <w:rFonts w:ascii="Arial" w:hAnsi="Arial" w:cs="Arial"/>
+                <w:sz w:val="16"/>
+                <w:szCs w:val="16"/>
+              </w:rPr>
+            </w:pPr>
+            <w:r>
+              <w:rPr>
+                <w:rFonts w:ascii="Arial" w:hAnsi="Arial" w:cs="Arial"/>
+                <w:sz w:val="16"/>
+                <w:szCs w:val="16"/>
+              </w:rPr>
+              <w:t>Số ký tự đặc biệt</w:t>
+            </w:r>
+          </w:p>
+        </w:tc>
+        <w:tc>
+          <w:tcPr>
+            <w:tcW w:w="1100" w:type="dxa"/>
+            <w:vAlign w:val="center"/>
+          </w:tcPr>
+          <w:p>
+            <w:pPr>
+              <w:rPr>
+                <w:rFonts w:ascii="Arial" w:hAnsi="Arial" w:cs="Arial"/>
+                <w:sz w:val="16"/>
+                <w:szCs w:val="16"/>
+              </w:rPr>
+            </w:pPr>
+            <w:r>
+              <w:rPr>
+                <w:rFonts w:ascii="Arial" w:hAnsi="Arial" w:cs="Arial"/>
+                <w:sz w:val="16"/>
+                <w:szCs w:val="16"/>
+              </w:rPr>
+              <w:t xml:space="preserve">    Min</w:t>
+            </w:r>
+            <w:r>
+              <w:rPr>
+                <w:rFonts w:ascii="Arial" w:hAnsi="Arial" w:cs="Arial"/>
+                <w:sz w:val="16"/>
+                <w:szCs w:val="16"/>
+              </w:rPr>
+              <w:t xml:space="preserve"> - 1</w:t>
+            </w:r>
+            <w:r>
+              <w:rPr>
+                <w:rFonts w:ascii="Arial" w:hAnsi="Arial" w:cs="Arial"/>
+                <w:sz w:val="16"/>
+                <w:szCs w:val="16"/>
+              </w:rPr>
+              <w:t xml:space="preserve">  </w:t>
+            </w:r>
+            <w:r>
+              <w:rPr>
+                <w:rFonts w:ascii="Arial" w:hAnsi="Arial" w:cs="Arial"/>
+                <w:sz w:val="16"/>
+                <w:szCs w:val="16"/>
+              </w:rPr>
+              <w:t xml:space="preserve"> (</w:t>
+            </w:r>
+            <w:r>
+              <w:rPr>
+                <w:rFonts w:ascii="Arial" w:hAnsi="Arial" w:cs="Arial"/>
+                <w:sz w:val="16"/>
+                <w:szCs w:val="16"/>
+              </w:rPr>
+              <w:t xml:space="preserve">  </w:t>
+            </w:r>
+            <w:r>
+              <w:rPr>
+                <w:rFonts w:ascii="Arial" w:hAnsi="Arial" w:cs="Arial"/>
+                <w:sz w:val="16"/>
+                <w:szCs w:val="16"/>
+              </w:rPr>
+              <w:t>0</w:t>
+            </w:r>
+            <w:r>
+              <w:rPr>
+                <w:rFonts w:ascii="Arial" w:hAnsi="Arial" w:cs="Arial"/>
+                <w:sz w:val="16"/>
+                <w:szCs w:val="16"/>
+              </w:rPr>
+              <w:t xml:space="preserve">  </w:t>
+            </w:r>
+            <w:r>
+              <w:rPr>
+                <w:rFonts w:ascii="Arial" w:hAnsi="Arial" w:cs="Arial"/>
+                <w:sz w:val="16"/>
+                <w:szCs w:val="16"/>
+              </w:rPr>
+              <w:t xml:space="preserve"> ký tự ĐB)</w:t>
+            </w:r>
+          </w:p>
+        </w:tc>
+        <w:tc>
+          <w:tcPr>
+            <w:tcW w:w="3777" w:type="dxa"/>
+            <w:vAlign w:val="center"/>
+          </w:tcPr>
+          <w:p>
+            <w:pPr>
+              <w:rPr>
+                <w:rFonts w:ascii="Arial" w:hAnsi="Arial" w:cs="Arial"/>
+                <w:sz w:val="16"/>
+                <w:szCs w:val="16"/>
+              </w:rPr>
+            </w:pPr>
+            <w:r>
+              <w:rPr>
+                <w:rFonts w:ascii="Arial" w:hAnsi="Arial" w:cs="Arial"/>
+                <w:sz w:val="16"/>
+                <w:szCs w:val="16"/>
+              </w:rPr>
+              <w:t>password: "Admin1234" (</w:t>
+            </w:r>
+            <w:r>
+              <w:rPr>
+                <w:rFonts w:ascii="Arial" w:hAnsi="Arial" w:cs="Arial"/>
+                <w:sz w:val="16"/>
+                <w:szCs w:val="16"/>
+              </w:rPr>
+              <w:t xml:space="preserve">  </w:t>
+            </w:r>
+            <w:r>
+              <w:rPr>
+                <w:rFonts w:ascii="Arial" w:hAnsi="Arial" w:cs="Arial"/>
+                <w:sz w:val="16"/>
+                <w:szCs w:val="16"/>
+              </w:rPr>
+              <w:t>0</w:t>
+            </w:r>
+            <w:r>
+              <w:rPr>
+                <w:rFonts w:ascii="Arial" w:hAnsi="Arial" w:cs="Arial"/>
+                <w:sz w:val="16"/>
+                <w:szCs w:val="16"/>
+              </w:rPr>
+              <w:t xml:space="preserve">  </w:t>
+            </w:r>
+            <w:r>
+              <w:rPr>
+                <w:rFonts w:ascii="Arial" w:hAnsi="Arial" w:cs="Arial"/>
+                <w:sz w:val="16"/>
+                <w:szCs w:val="16"/>
+              </w:rPr>
+              <w:t xml:space="preserve"> ký tự đặc biệt)</w:t>
+            </w:r>
+          </w:p>
+        </w:tc>
+        <w:tc>
+          <w:tcPr>
+            <w:tcW w:w="1757" w:type="dxa"/>
+            <w:vAlign w:val="center"/>
+          </w:tcPr>
+          <w:p>
+            <w:pPr>
+              <w:rPr>
+                <w:rFonts w:ascii="Arial" w:hAnsi="Arial" w:cs="Arial"/>
+                <w:sz w:val="16"/>
+                <w:szCs w:val="16"/>
+              </w:rPr>
+            </w:pPr>
+            <w:r>
+              <w:rPr>
+                <w:rFonts w:ascii="Arial" w:hAnsi="Arial" w:cs="Arial"/>
+                <w:sz w:val="16"/>
+                <w:szCs w:val="16"/>
+              </w:rPr>
+              <w:t>Báo lỗi mật khẩu thiếu ký tự đặc biệt.</w:t>
+            </w:r>
+          </w:p>
+        </w:tc>
+        <w:tc>
+          <w:tcPr>
+            <w:tcW w:w="1000" w:type="dxa"/>
+            <w:vAlign w:val="center"/>
+          </w:tcPr>
+          <w:p>
+            <w:pPr>
+              <w:rPr>
+                <w:rFonts w:ascii="Arial" w:hAnsi="Arial" w:cs="Arial"/>
+                <w:sz w:val="16"/>
+                <w:szCs w:val="16"/>
+              </w:rPr>
+            </w:pPr>
+            <w:r>
+              <w:rPr>
+                <w:rFonts w:ascii="Arial" w:hAnsi="Arial" w:cs="Arial"/>
+                <w:sz w:val="16"/>
+                <w:szCs w:val="16"/>
+              </w:rPr>
+              <w:t>Invalid</w:t>
+            </w:r>
+          </w:p>
+        </w:tc>
+      </w:tr>
+      <w:tr>
+        <w:tc>
+          <w:tcPr>
+            <w:tcW w:w="631" w:type="dxa"/>
+            <w:vAlign w:val="center"/>
+          </w:tcPr>
+          <w:p>
+            <w:pPr>
+              <w:rPr>
+                <w:rFonts w:ascii="Arial" w:hAnsi="Arial" w:cs="Arial"/>
+                <w:sz w:val="16"/>
+                <w:szCs w:val="16"/>
+              </w:rPr>
+            </w:pPr>
+            <w:r>
+              <w:rPr>
+                <w:rFonts w:ascii="Arial" w:hAnsi="Arial" w:cs="Arial"/>
+                <w:sz w:val="16"/>
+                <w:szCs w:val="16"/>
+              </w:rPr>
+              <w:t>BVA-MOB-11</w:t>
+            </w:r>
+          </w:p>
+        </w:tc>
+        <w:tc>
+          <w:tcPr>
+            <w:tcW w:w="1374" w:type="dxa"/>
+            <w:vAlign w:val="center"/>
+          </w:tcPr>
+          <w:p>
+            <w:pPr>
+              <w:rPr>
+                <w:rFonts w:ascii="Arial" w:hAnsi="Arial" w:cs="Arial"/>
+                <w:sz w:val="16"/>
+                <w:szCs w:val="16"/>
+              </w:rPr>
+            </w:pPr>
+            <w:r>
+              <w:rPr>
+                <w:rFonts w:ascii="Arial" w:hAnsi="Arial" w:cs="Arial"/>
+                <w:sz w:val="16"/>
+                <w:szCs w:val="16"/>
+              </w:rPr>
+              <w:t>Số ký tự đặc biệt</w:t>
+            </w:r>
+          </w:p>
+        </w:tc>
+        <w:tc>
+          <w:tcPr>
+            <w:tcW w:w="1100" w:type="dxa"/>
+            <w:vAlign w:val="center"/>
+          </w:tcPr>
+          <w:p>
+            <w:pPr>
+              <w:rPr>
+                <w:rFonts w:ascii="Arial" w:hAnsi="Arial" w:cs="Arial"/>
+                <w:sz w:val="16"/>
+                <w:szCs w:val="16"/>
+              </w:rPr>
+            </w:pPr>
+            <w:r>
+              <w:rPr>
+                <w:rFonts w:ascii="Arial" w:hAnsi="Arial" w:cs="Arial"/>
+                <w:sz w:val="16"/>
+                <w:szCs w:val="16"/>
+              </w:rPr>
+              <w:t xml:space="preserve">    Min  </w:t>
+            </w:r>
+            <w:r>
+              <w:rPr>
+                <w:rFonts w:ascii="Arial" w:hAnsi="Arial" w:cs="Arial"/>
+                <w:sz w:val="16"/>
+                <w:szCs w:val="16"/>
+              </w:rPr>
+              <w:t xml:space="preserve"> (</w:t>
+            </w:r>
+            <w:r>
+              <w:rPr>
+                <w:rFonts w:ascii="Arial" w:hAnsi="Arial" w:cs="Arial"/>
+                <w:sz w:val="16"/>
+                <w:szCs w:val="16"/>
+              </w:rPr>
+              <w:t xml:space="preserve">  </w:t>
+            </w:r>
+            <w:r>
+              <w:rPr>
+                <w:rFonts w:ascii="Arial" w:hAnsi="Arial" w:cs="Arial"/>
+                <w:sz w:val="16"/>
+                <w:szCs w:val="16"/>
+              </w:rPr>
+              <w:t>1</w:t>
+            </w:r>
+            <w:r>
+              <w:rPr>
+                <w:rFonts w:ascii="Arial" w:hAnsi="Arial" w:cs="Arial"/>
+                <w:sz w:val="16"/>
+                <w:szCs w:val="16"/>
+              </w:rPr>
+              <w:t xml:space="preserve">  </w:t>
+            </w:r>
+            <w:r>
+              <w:rPr>
+                <w:rFonts w:ascii="Arial" w:hAnsi="Arial" w:cs="Arial"/>
+                <w:sz w:val="16"/>
+                <w:szCs w:val="16"/>
+              </w:rPr>
+              <w:t xml:space="preserve"> ký tự ĐB)</w:t>
+            </w:r>
+          </w:p>
+        </w:tc>
+        <w:tc>
+          <w:tcPr>
+            <w:tcW w:w="3777" w:type="dxa"/>
+            <w:vAlign w:val="center"/>
+          </w:tcPr>
+          <w:p>
+            <w:pPr>
+              <w:rPr>
+                <w:rFonts w:ascii="Arial" w:hAnsi="Arial" w:cs="Arial"/>
+                <w:sz w:val="16"/>
+                <w:szCs w:val="16"/>
+              </w:rPr>
+            </w:pPr>
+            <w:r>
+              <w:rPr>
+                <w:rFonts w:ascii="Arial" w:hAnsi="Arial" w:cs="Arial"/>
+                <w:sz w:val="16"/>
+                <w:szCs w:val="16"/>
+              </w:rPr>
+              <w:t>password: "Admin123@" (</w:t>
+            </w:r>
+            <w:r>
+              <w:rPr>
+                <w:rFonts w:ascii="Arial" w:hAnsi="Arial" w:cs="Arial"/>
+                <w:sz w:val="16"/>
+                <w:szCs w:val="16"/>
+              </w:rPr>
+              <w:t xml:space="preserve">  </w:t>
+            </w:r>
+            <w:r>
+              <w:rPr>
+                <w:rFonts w:ascii="Arial" w:hAnsi="Arial" w:cs="Arial"/>
+                <w:sz w:val="16"/>
+                <w:szCs w:val="16"/>
+              </w:rPr>
+              <w:t>1</w:t>
+            </w:r>
+            <w:r>
+              <w:rPr>
+                <w:rFonts w:ascii="Arial" w:hAnsi="Arial" w:cs="Arial"/>
+                <w:sz w:val="16"/>
+                <w:szCs w:val="16"/>
+              </w:rPr>
+              <w:t xml:space="preserve">  </w:t>
+            </w:r>
+            <w:r>
+              <w:rPr>
+                <w:rFonts w:ascii="Arial" w:hAnsi="Arial" w:cs="Arial"/>
+                <w:sz w:val="16"/>
+                <w:szCs w:val="16"/>
+              </w:rPr>
+              <w:t xml:space="preserve"> ký tự đặc biệt @)</w:t>
+            </w:r>
+          </w:p>
+        </w:tc>
+        <w:tc>
+          <w:tcPr>
+            <w:tcW w:w="1757" w:type="dxa"/>
+            <w:vAlign w:val="center"/>
+          </w:tcPr>
+          <w:p>
+            <w:pPr>
+              <w:rPr>
+                <w:rFonts w:ascii="Arial" w:hAnsi="Arial" w:cs="Arial"/>
+                <w:sz w:val="16"/>
+                <w:szCs w:val="16"/>
+              </w:rPr>
+            </w:pPr>
+            <w:r>
+              <w:rPr>
+                <w:rFonts w:ascii="Arial" w:hAnsi="Arial" w:cs="Arial"/>
+                <w:sz w:val="16"/>
+                <w:szCs w:val="16"/>
+              </w:rPr>
+              <w:t>Đạt chuẩn biên tối thiểu, đăng ký thành công.</w:t>
+            </w:r>
+          </w:p>
+        </w:tc>
+        <w:tc>
+          <w:tcPr>
+            <w:tcW w:w="1000" w:type="dxa"/>
+            <w:vAlign w:val="center"/>
+          </w:tcPr>
+          <w:p>
+            <w:pPr>
+              <w:rPr>
+                <w:rFonts w:ascii="Arial" w:hAnsi="Arial" w:cs="Arial"/>
+                <w:sz w:val="16"/>
+                <w:szCs w:val="16"/>
+              </w:rPr>
+            </w:pPr>
+            <w:r>
+              <w:rPr>
+                <w:rFonts w:ascii="Arial" w:hAnsi="Arial" w:cs="Arial"/>
+                <w:sz w:val="16"/>
+                <w:szCs w:val="16"/>
+              </w:rPr>
+              <w:t>Valid</w:t>
+            </w:r>
+          </w:p>
+        </w:tc>
+      </w:tr>
+      <w:tr>
+        <w:tc>
+          <w:tcPr>
+            <w:tcW w:w="631" w:type="dxa"/>
+            <w:vAlign w:val="center"/>
+          </w:tcPr>
+          <w:p>
+            <w:pPr>
+              <w:rPr>
+                <w:rFonts w:ascii="Arial" w:hAnsi="Arial" w:cs="Arial"/>
+                <w:sz w:val="16"/>
+                <w:szCs w:val="16"/>
+              </w:rPr>
+            </w:pPr>
+            <w:r>
+              <w:rPr>
+                <w:rFonts w:ascii="Arial" w:hAnsi="Arial" w:cs="Arial"/>
+                <w:sz w:val="16"/>
+                <w:szCs w:val="16"/>
+              </w:rPr>
+              <w:t>BVA-MOB-12</w:t>
+            </w:r>
+          </w:p>
+        </w:tc>
+        <w:tc>
+          <w:tcPr>
+            <w:tcW w:w="1374" w:type="dxa"/>
+            <w:vAlign w:val="center"/>
+          </w:tcPr>
+          <w:p>
+            <w:pPr>
+              <w:rPr>
+                <w:rFonts w:ascii="Arial" w:hAnsi="Arial" w:cs="Arial"/>
+                <w:sz w:val="16"/>
+                <w:szCs w:val="16"/>
+              </w:rPr>
+            </w:pPr>
+            <w:r>
+              <w:rPr>
+                <w:rFonts w:ascii="Arial" w:hAnsi="Arial" w:cs="Arial"/>
+                <w:sz w:val="16"/>
+                <w:szCs w:val="16"/>
+              </w:rPr>
+              <w:t>Số ký tự đặc biệt</w:t>
+            </w:r>
+          </w:p>
+        </w:tc>
+        <w:tc>
+          <w:tcPr>
+            <w:tcW w:w="1100" w:type="dxa"/>
+            <w:vAlign w:val="center"/>
+          </w:tcPr>
+          <w:p>
+            <w:pPr>
+              <w:rPr>
+                <w:rFonts w:ascii="Arial" w:hAnsi="Arial" w:cs="Arial"/>
+                <w:sz w:val="16"/>
+                <w:szCs w:val="16"/>
+              </w:rPr>
+            </w:pPr>
+            <w:r>
+              <w:rPr>
+                <w:rFonts w:ascii="Arial" w:hAnsi="Arial" w:cs="Arial"/>
+                <w:sz w:val="16"/>
+                <w:szCs w:val="16"/>
+              </w:rPr>
+              <w:t xml:space="preserve">    Min</w:t>
+            </w:r>
+            <w:r>
+              <w:rPr>
+                <w:rFonts w:ascii="Arial" w:hAnsi="Arial" w:cs="Arial"/>
+                <w:sz w:val="16"/>
+                <w:szCs w:val="16"/>
+              </w:rPr>
+              <w:t xml:space="preserve"> + 1</w:t>
+            </w:r>
+            <w:r>
+              <w:rPr>
+                <w:rFonts w:ascii="Arial" w:hAnsi="Arial" w:cs="Arial"/>
+                <w:sz w:val="16"/>
+                <w:szCs w:val="16"/>
+              </w:rPr>
+              <w:t xml:space="preserve">  </w:t>
+            </w:r>
+            <w:r>
+              <w:rPr>
+                <w:rFonts w:ascii="Arial" w:hAnsi="Arial" w:cs="Arial"/>
+                <w:sz w:val="16"/>
+                <w:szCs w:val="16"/>
+              </w:rPr>
+              <w:t xml:space="preserve"> (</w:t>
+            </w:r>
+            <w:r>
+              <w:rPr>
+                <w:rFonts w:ascii="Arial" w:hAnsi="Arial" w:cs="Arial"/>
+                <w:sz w:val="16"/>
+                <w:szCs w:val="16"/>
+              </w:rPr>
+              <w:t xml:space="preserve">  </w:t>
+            </w:r>
+            <w:r>
+              <w:rPr>
+                <w:rFonts w:ascii="Arial" w:hAnsi="Arial" w:cs="Arial"/>
+                <w:sz w:val="16"/>
+                <w:szCs w:val="16"/>
+              </w:rPr>
+              <w:t>2</w:t>
+            </w:r>
+            <w:r>
+              <w:rPr>
+                <w:rFonts w:ascii="Arial" w:hAnsi="Arial" w:cs="Arial"/>
+                <w:sz w:val="16"/>
+                <w:szCs w:val="16"/>
+              </w:rPr>
+              <w:t xml:space="preserve">  </w:t>
+            </w:r>
+            <w:r>
+              <w:rPr>
+                <w:rFonts w:ascii="Arial" w:hAnsi="Arial" w:cs="Arial"/>
+                <w:sz w:val="16"/>
+                <w:szCs w:val="16"/>
+              </w:rPr>
+              <w:t xml:space="preserve"> ký tự ĐB)</w:t>
+            </w:r>
+          </w:p>
+        </w:tc>
+        <w:tc>
+          <w:tcPr>
+            <w:tcW w:w="3777" w:type="dxa"/>
+            <w:vAlign w:val="center"/>
+          </w:tcPr>
+          <w:p>
+            <w:pPr>
+              <w:rPr>
+                <w:rFonts w:ascii="Arial" w:hAnsi="Arial" w:cs="Arial"/>
+                <w:sz w:val="16"/>
+                <w:szCs w:val="16"/>
+              </w:rPr>
+            </w:pPr>
+            <w:r>
+              <w:rPr>
+                <w:rFonts w:ascii="Arial" w:hAnsi="Arial" w:cs="Arial"/>
+                <w:sz w:val="16"/>
+                <w:szCs w:val="16"/>
+              </w:rPr>
+              <w:t>password: "Admin123@!" (</w:t>
+            </w:r>
+            <w:r>
+              <w:rPr>
+                <w:rFonts w:ascii="Arial" w:hAnsi="Arial" w:cs="Arial"/>
+                <w:sz w:val="16"/>
+                <w:szCs w:val="16"/>
+              </w:rPr>
+              <w:t xml:space="preserve">  </w:t>
+            </w:r>
+            <w:r>
+              <w:rPr>
+                <w:rFonts w:ascii="Arial" w:hAnsi="Arial" w:cs="Arial"/>
+                <w:sz w:val="16"/>
+                <w:szCs w:val="16"/>
+              </w:rPr>
+              <w:t>2</w:t>
+            </w:r>
+            <w:r>
+              <w:rPr>
+                <w:rFonts w:ascii="Arial" w:hAnsi="Arial" w:cs="Arial"/>
+                <w:sz w:val="16"/>
+                <w:szCs w:val="16"/>
+              </w:rPr>
+              <w:t xml:space="preserve">  </w:t>
+            </w:r>
+            <w:r>
+              <w:rPr>
+                <w:rFonts w:ascii="Arial" w:hAnsi="Arial" w:cs="Arial"/>
+                <w:sz w:val="16"/>
+                <w:szCs w:val="16"/>
+              </w:rPr>
+              <w:t xml:space="preserve"> ký tự đặc biệt @, !)</w:t>
+            </w:r>
+          </w:p>
+        </w:tc>
+        <w:tc>
+          <w:tcPr>
+            <w:tcW w:w="1757" w:type="dxa"/>
+            <w:vAlign w:val="center"/>
+          </w:tcPr>
+          <w:p>
+            <w:pPr>
+              <w:rPr>
+                <w:rFonts w:ascii="Arial" w:hAnsi="Arial" w:cs="Arial"/>
+                <w:sz w:val="16"/>
+                <w:szCs w:val="16"/>
+              </w:rPr>
+            </w:pPr>
+            <w:r>
+              <w:rPr>
+                <w:rFonts w:ascii="Arial" w:hAnsi="Arial" w:cs="Arial"/>
+                <w:sz w:val="16"/>
+                <w:szCs w:val="16"/>
+              </w:rPr>
+              <w:t>Đạt chuẩn an toàn, đăng ký thành công.</w:t>
+            </w:r>
+          </w:p>
+        </w:tc>
+        <w:tc>
+          <w:tcPr>
+            <w:tcW w:w="1000" w:type="dxa"/>
+            <w:vAlign w:val="center"/>
+          </w:tcPr>
+          <w:p>
+            <w:pPr>
+              <w:rPr>
+                <w:rFonts w:ascii="Arial" w:hAnsi="Arial" w:cs="Arial"/>
+                <w:sz w:val="16"/>
+                <w:szCs w:val="16"/>
+              </w:rPr>
+            </w:pPr>
+            <w:r>
+              <w:rPr>
+                <w:rFonts w:ascii="Arial" w:hAnsi="Arial" w:cs="Arial"/>
+                <w:sz w:val="16"/>
+                <w:szCs w:val="16"/>
+              </w:rPr>
+              <w:t>Valid</w:t>
+            </w:r>
+          </w:p>
+        </w:tc>
+      </w:tr>
+      <w:tr>
+        <w:tc>
+          <w:tcPr>
+            <w:tcW w:w="631" w:type="dxa"/>
+            <w:vAlign w:val="center"/>
+          </w:tcPr>
+          <w:p>
+            <w:pPr>
+              <w:rPr>
+                <w:rFonts w:ascii="Arial" w:hAnsi="Arial" w:cs="Arial"/>
+                <w:sz w:val="16"/>
+                <w:szCs w:val="16"/>
+              </w:rPr>
+            </w:pPr>
+            <w:r>
+              <w:rPr>
+                <w:rFonts w:ascii="Arial" w:hAnsi="Arial" w:cs="Arial"/>
+                <w:sz w:val="16"/>
+                <w:szCs w:val="16"/>
+              </w:rPr>
+              <w:t>BVA-MOB-13</w:t>
+            </w:r>
+          </w:p>
+        </w:tc>
+        <w:tc>
+          <w:tcPr>
+            <w:tcW w:w="1374" w:type="dxa"/>
+            <w:vAlign w:val="center"/>
+          </w:tcPr>
+          <w:p>
+            <w:pPr>
+              <w:rPr>
+                <w:rFonts w:ascii="Arial" w:hAnsi="Arial" w:cs="Arial"/>
+                <w:sz w:val="16"/>
+                <w:szCs w:val="16"/>
+              </w:rPr>
+            </w:pPr>
+            <w:r>
+              <w:rPr>
+                <w:rFonts w:ascii="Arial" w:hAnsi="Arial" w:cs="Arial"/>
+                <w:sz w:val="16"/>
+                <w:szCs w:val="16"/>
+              </w:rPr>
+              <w:t>name.length</w:t>
+            </w:r>
+          </w:p>
+        </w:tc>
+        <w:tc>
+          <w:tcPr>
+            <w:tcW w:w="1100" w:type="dxa"/>
+            <w:vAlign w:val="center"/>
+          </w:tcPr>
+          <w:p>
+            <w:pPr>
+              <w:rPr>
+                <w:rFonts w:ascii="Arial" w:hAnsi="Arial" w:cs="Arial"/>
+                <w:sz w:val="16"/>
+                <w:szCs w:val="16"/>
+              </w:rPr>
+            </w:pPr>
+            <w:r>
+              <w:rPr>
+                <w:rFonts w:ascii="Arial" w:hAnsi="Arial" w:cs="Arial"/>
+                <w:sz w:val="16"/>
+                <w:szCs w:val="16"/>
+              </w:rPr>
+              <w:t xml:space="preserve">    Min</w:t>
+            </w:r>
+            <w:r>
+              <w:rPr>
+                <w:rFonts w:ascii="Arial" w:hAnsi="Arial" w:cs="Arial"/>
+                <w:sz w:val="16"/>
+                <w:szCs w:val="16"/>
+              </w:rPr>
+              <w:t xml:space="preserve"> - 1</w:t>
+            </w:r>
+            <w:r>
+              <w:rPr>
+                <w:rFonts w:ascii="Arial" w:hAnsi="Arial" w:cs="Arial"/>
+                <w:sz w:val="16"/>
+                <w:szCs w:val="16"/>
+              </w:rPr>
+              <w:t xml:space="preserve">  </w:t>
+            </w:r>
+            <w:r>
+              <w:rPr>
+                <w:rFonts w:ascii="Arial" w:hAnsi="Arial" w:cs="Arial"/>
+                <w:sz w:val="16"/>
+                <w:szCs w:val="16"/>
+              </w:rPr>
+              <w:t xml:space="preserve"> (</w:t>
+            </w:r>
+            <w:r>
+              <w:rPr>
+                <w:rFonts w:ascii="Arial" w:hAnsi="Arial" w:cs="Arial"/>
+                <w:sz w:val="16"/>
+                <w:szCs w:val="16"/>
+              </w:rPr>
+              <w:t xml:space="preserve">  </w:t>
+            </w:r>
+            <w:r>
+              <w:rPr>
+                <w:rFonts w:ascii="Arial" w:hAnsi="Arial" w:cs="Arial"/>
+                <w:sz w:val="16"/>
+                <w:szCs w:val="16"/>
+              </w:rPr>
+              <w:t>0</w:t>
+            </w:r>
+            <w:r>
+              <w:rPr>
+                <w:rFonts w:ascii="Arial" w:hAnsi="Arial" w:cs="Arial"/>
+                <w:sz w:val="16"/>
+                <w:szCs w:val="16"/>
+              </w:rPr>
+              <w:t xml:space="preserve">  </w:t>
+            </w:r>
+            <w:r>
+              <w:rPr>
+                <w:rFonts w:ascii="Arial" w:hAnsi="Arial" w:cs="Arial"/>
+                <w:sz w:val="16"/>
+                <w:szCs w:val="16"/>
+              </w:rPr>
+              <w:t xml:space="preserve"> ký tự)</w:t>
+            </w:r>
+          </w:p>
+        </w:tc>
+        <w:tc>
+          <w:tcPr>
+            <w:tcW w:w="3777" w:type="dxa"/>
+            <w:vAlign w:val="center"/>
+          </w:tcPr>
+          <w:p>
+            <w:pPr>
+              <w:rPr>
+                <w:rFonts w:ascii="Arial" w:hAnsi="Arial" w:cs="Arial"/>
+                <w:sz w:val="16"/>
+                <w:szCs w:val="16"/>
+              </w:rPr>
+            </w:pPr>
+            <w:r>
+              <w:rPr>
+                <w:rFonts w:ascii="Arial" w:hAnsi="Arial" w:cs="Arial"/>
+                <w:sz w:val="16"/>
+                <w:szCs w:val="16"/>
+              </w:rPr>
+              <w:t>name: "" (Rỗng, focus vào ô rồi bấm Đăng ký)</w:t>
+            </w:r>
+          </w:p>
+        </w:tc>
+        <w:tc>
+          <w:tcPr>
+            <w:tcW w:w="1757" w:type="dxa"/>
+            <w:vAlign w:val="center"/>
+          </w:tcPr>
+          <w:p>
+            <w:pPr>
+              <w:rPr>
+                <w:rFonts w:ascii="Arial" w:hAnsi="Arial" w:cs="Arial"/>
+                <w:sz w:val="16"/>
+                <w:szCs w:val="16"/>
+              </w:rPr>
+            </w:pPr>
+            <w:r>
+              <w:rPr>
+                <w:rFonts w:ascii="Arial" w:hAnsi="Arial" w:cs="Arial"/>
+                <w:sz w:val="16"/>
+                <w:szCs w:val="16"/>
+              </w:rPr>
+              <w:t>Mobile hiển thị lỗi cảnh báo không được để trống Họ Tên.</w:t>
+            </w:r>
+          </w:p>
+        </w:tc>
+        <w:tc>
+          <w:tcPr>
+            <w:tcW w:w="1000" w:type="dxa"/>
+            <w:vAlign w:val="center"/>
+          </w:tcPr>
+          <w:p>
+            <w:pPr>
+              <w:rPr>
+                <w:rFonts w:ascii="Arial" w:hAnsi="Arial" w:cs="Arial"/>
+                <w:sz w:val="16"/>
+                <w:szCs w:val="16"/>
+              </w:rPr>
+            </w:pPr>
+            <w:r>
+              <w:rPr>
+                <w:rFonts w:ascii="Arial" w:hAnsi="Arial" w:cs="Arial"/>
+                <w:sz w:val="16"/>
+                <w:szCs w:val="16"/>
+              </w:rPr>
+              <w:t>Invalid</w:t>
+            </w:r>
+          </w:p>
+        </w:tc>
+      </w:tr>
+      <w:tr>
+        <w:tc>
+          <w:tcPr>
+            <w:tcW w:w="631" w:type="dxa"/>
+            <w:vAlign w:val="center"/>
+          </w:tcPr>
+          <w:p>
+            <w:pPr>
+              <w:rPr>
+                <w:rFonts w:ascii="Arial" w:hAnsi="Arial" w:cs="Arial"/>
+                <w:sz w:val="16"/>
+                <w:szCs w:val="16"/>
+              </w:rPr>
+            </w:pPr>
+            <w:r>
+              <w:rPr>
+                <w:rFonts w:ascii="Arial" w:hAnsi="Arial" w:cs="Arial"/>
+                <w:sz w:val="16"/>
+                <w:szCs w:val="16"/>
+              </w:rPr>
+              <w:t>BVA-MOB-14</w:t>
+            </w:r>
+          </w:p>
+        </w:tc>
+        <w:tc>
+          <w:tcPr>
+            <w:tcW w:w="1374" w:type="dxa"/>
+            <w:vAlign w:val="center"/>
+          </w:tcPr>
+          <w:p>
+            <w:pPr>
+              <w:rPr>
+                <w:rFonts w:ascii="Arial" w:hAnsi="Arial" w:cs="Arial"/>
+                <w:sz w:val="16"/>
+                <w:szCs w:val="16"/>
+              </w:rPr>
+            </w:pPr>
+            <w:r>
+              <w:rPr>
+                <w:rFonts w:ascii="Arial" w:hAnsi="Arial" w:cs="Arial"/>
+                <w:sz w:val="16"/>
+                <w:szCs w:val="16"/>
+              </w:rPr>
+              <w:t>name.length</w:t>
+            </w:r>
+          </w:p>
+        </w:tc>
+        <w:tc>
+          <w:tcPr>
+            <w:tcW w:w="1100" w:type="dxa"/>
+            <w:vAlign w:val="center"/>
+          </w:tcPr>
+          <w:p>
+            <w:pPr>
+              <w:rPr>
+                <w:rFonts w:ascii="Arial" w:hAnsi="Arial" w:cs="Arial"/>
+                <w:sz w:val="16"/>
+                <w:szCs w:val="16"/>
+              </w:rPr>
+            </w:pPr>
+            <w:r>
+              <w:rPr>
+                <w:rFonts w:ascii="Arial" w:hAnsi="Arial" w:cs="Arial"/>
+                <w:sz w:val="16"/>
+                <w:szCs w:val="16"/>
+              </w:rPr>
+              <w:t xml:space="preserve">    Min  </w:t>
+            </w:r>
+            <w:r>
+              <w:rPr>
+                <w:rFonts w:ascii="Arial" w:hAnsi="Arial" w:cs="Arial"/>
+                <w:sz w:val="16"/>
+                <w:szCs w:val="16"/>
+              </w:rPr>
+              <w:t xml:space="preserve"> (</w:t>
+            </w:r>
+            <w:r>
+              <w:rPr>
+                <w:rFonts w:ascii="Arial" w:hAnsi="Arial" w:cs="Arial"/>
+                <w:sz w:val="16"/>
+                <w:szCs w:val="16"/>
+              </w:rPr>
+              <w:t xml:space="preserve">  </w:t>
+            </w:r>
+            <w:r>
+              <w:rPr>
+                <w:rFonts w:ascii="Arial" w:hAnsi="Arial" w:cs="Arial"/>
+                <w:sz w:val="16"/>
+                <w:szCs w:val="16"/>
+              </w:rPr>
+              <w:t>1</w:t>
+            </w:r>
+            <w:r>
+              <w:rPr>
+                <w:rFonts w:ascii="Arial" w:hAnsi="Arial" w:cs="Arial"/>
+                <w:sz w:val="16"/>
+                <w:szCs w:val="16"/>
+              </w:rPr>
+              <w:t xml:space="preserve">  </w:t>
+            </w:r>
+            <w:r>
+              <w:rPr>
+                <w:rFonts w:ascii="Arial" w:hAnsi="Arial" w:cs="Arial"/>
+                <w:sz w:val="16"/>
+                <w:szCs w:val="16"/>
+              </w:rPr>
+              <w:t xml:space="preserve"> ký tự)</w:t>
+            </w:r>
+          </w:p>
+        </w:tc>
+        <w:tc>
+          <w:tcPr>
+            <w:tcW w:w="3777" w:type="dxa"/>
+            <w:vAlign w:val="center"/>
+          </w:tcPr>
+          <w:p>
+            <w:pPr>
+              <w:rPr>
+                <w:rFonts w:ascii="Arial" w:hAnsi="Arial" w:cs="Arial"/>
+                <w:sz w:val="16"/>
+                <w:szCs w:val="16"/>
+              </w:rPr>
+            </w:pPr>
+            <w:r>
+              <w:rPr>
+                <w:rFonts w:ascii="Arial" w:hAnsi="Arial" w:cs="Arial"/>
+                <w:sz w:val="16"/>
+                <w:szCs w:val="16"/>
+              </w:rPr>
+              <w:t>name: "A"</w:t>
+            </w:r>
+          </w:p>
+        </w:tc>
+        <w:tc>
+          <w:tcPr>
+            <w:tcW w:w="1757" w:type="dxa"/>
+            <w:vAlign w:val="center"/>
+          </w:tcPr>
+          <w:p>
+            <w:pPr>
+              <w:rPr>
+                <w:rFonts w:ascii="Arial" w:hAnsi="Arial" w:cs="Arial"/>
+                <w:sz w:val="16"/>
+                <w:szCs w:val="16"/>
+              </w:rPr>
+            </w:pPr>
+            <w:r>
+              <w:rPr>
+                <w:rFonts w:ascii="Arial" w:hAnsi="Arial" w:cs="Arial"/>
+                <w:sz w:val="16"/>
+                <w:szCs w:val="16"/>
+              </w:rPr>
+              <w:t>Đăng ký thành công với tên 1 ký tự.</w:t>
+            </w:r>
+          </w:p>
+        </w:tc>
+        <w:tc>
+          <w:tcPr>
+            <w:tcW w:w="1000" w:type="dxa"/>
+            <w:vAlign w:val="center"/>
+          </w:tcPr>
+          <w:p>
+            <w:pPr>
+              <w:rPr>
+                <w:rFonts w:ascii="Arial" w:hAnsi="Arial" w:cs="Arial"/>
+                <w:sz w:val="16"/>
+                <w:szCs w:val="16"/>
+              </w:rPr>
+            </w:pPr>
+            <w:r>
+              <w:rPr>
+                <w:rFonts w:ascii="Arial" w:hAnsi="Arial" w:cs="Arial"/>
+                <w:sz w:val="16"/>
+                <w:szCs w:val="16"/>
+              </w:rPr>
+              <w:t>Valid</w:t>
+            </w:r>
+          </w:p>
+        </w:tc>
+      </w:tr>
+      <w:tr>
+        <w:tc>
+          <w:tcPr>
+            <w:tcW w:w="631" w:type="dxa"/>
+            <w:vAlign w:val="center"/>
+          </w:tcPr>
+          <w:p>
+            <w:pPr>
+              <w:rPr>
+                <w:rFonts w:ascii="Arial" w:hAnsi="Arial" w:cs="Arial"/>
+                <w:sz w:val="16"/>
+                <w:szCs w:val="16"/>
+              </w:rPr>
+            </w:pPr>
+            <w:r>
+              <w:rPr>
+                <w:rFonts w:ascii="Arial" w:hAnsi="Arial" w:cs="Arial"/>
+                <w:sz w:val="16"/>
+                <w:szCs w:val="16"/>
+              </w:rPr>
+              <w:t>BVA-</w:t>
+            </w:r>
+            <w:r>
+              <w:rPr>
+                <w:rFonts w:ascii="Arial" w:hAnsi="Arial" w:cs="Arial"/>
+                <w:sz w:val="16"/>
+                <w:szCs w:val="16"/>
+              </w:rPr>
+              <w:lastRenderedPageBreak/>
+              <w:t>MOB-15</w:t>
+            </w:r>
+          </w:p>
+        </w:tc>
+        <w:tc>
+          <w:tcPr>
+            <w:tcW w:w="1374" w:type="dxa"/>
+            <w:vAlign w:val="center"/>
+          </w:tcPr>
+          <w:p>
+            <w:pPr>
+              <w:rPr>
+                <w:rFonts w:ascii="Arial" w:hAnsi="Arial" w:cs="Arial"/>
+                <w:sz w:val="16"/>
+                <w:szCs w:val="16"/>
+              </w:rPr>
+            </w:pPr>
+            <w:r>
+              <w:rPr>
+                <w:rFonts w:ascii="Arial" w:hAnsi="Arial" w:cs="Arial"/>
+                <w:sz w:val="16"/>
+                <w:szCs w:val="16"/>
+              </w:rPr>
+              <w:lastRenderedPageBreak/>
+              <w:t>name.length</w:t>
+            </w:r>
+          </w:p>
+        </w:tc>
+        <w:tc>
+          <w:tcPr>
+            <w:tcW w:w="1100" w:type="dxa"/>
+            <w:vAlign w:val="center"/>
+          </w:tcPr>
+          <w:p>
+            <w:pPr>
+              <w:rPr>
+                <w:rFonts w:ascii="Arial" w:hAnsi="Arial" w:cs="Arial"/>
+                <w:sz w:val="16"/>
+                <w:szCs w:val="16"/>
+              </w:rPr>
+            </w:pPr>
+            <w:r>
+              <w:rPr>
+                <w:rFonts w:ascii="Arial" w:hAnsi="Arial" w:cs="Arial"/>
+                <w:sz w:val="16"/>
+                <w:szCs w:val="16"/>
+              </w:rPr>
+              <w:t xml:space="preserve">    Min</w:t>
+            </w:r>
+            <w:r>
+              <w:rPr>
+                <w:rFonts w:ascii="Arial" w:hAnsi="Arial" w:cs="Arial"/>
+                <w:sz w:val="16"/>
+                <w:szCs w:val="16"/>
+              </w:rPr>
+              <w:t xml:space="preserve"> + 1</w:t>
+            </w:r>
+            <w:r>
+              <w:rPr>
+                <w:rFonts w:ascii="Arial" w:hAnsi="Arial" w:cs="Arial"/>
+                <w:sz w:val="16"/>
+                <w:szCs w:val="16"/>
+              </w:rPr>
+              <w:t xml:space="preserve">  </w:t>
+            </w:r>
+            <w:r>
+              <w:rPr>
+                <w:rFonts w:ascii="Arial" w:hAnsi="Arial" w:cs="Arial"/>
+                <w:sz w:val="16"/>
+                <w:szCs w:val="16"/>
+              </w:rPr>
+              <w:t xml:space="preserve"> </w:t>
+            </w:r>
+            <w:r>
+              <w:rPr>
+                <w:rFonts w:ascii="Arial" w:hAnsi="Arial" w:cs="Arial"/>
+                <w:sz w:val="16"/>
+                <w:szCs w:val="16"/>
+              </w:rPr>
+              <w:lastRenderedPageBreak/>
+              <w:t>(</w:t>
+            </w:r>
+            <w:r>
+              <w:rPr>
+                <w:rFonts w:ascii="Arial" w:hAnsi="Arial" w:cs="Arial"/>
+                <w:sz w:val="16"/>
+                <w:szCs w:val="16"/>
+              </w:rPr>
+              <w:t xml:space="preserve">  </w:t>
+            </w:r>
+            <w:r>
+              <w:rPr>
+                <w:rFonts w:ascii="Arial" w:hAnsi="Arial" w:cs="Arial"/>
+                <w:sz w:val="16"/>
+                <w:szCs w:val="16"/>
+              </w:rPr>
+              <w:t>2</w:t>
+            </w:r>
+            <w:r>
+              <w:rPr>
+                <w:rFonts w:ascii="Arial" w:hAnsi="Arial" w:cs="Arial"/>
+                <w:sz w:val="16"/>
+                <w:szCs w:val="16"/>
+              </w:rPr>
+              <w:t xml:space="preserve">  </w:t>
+            </w:r>
+            <w:r>
+              <w:rPr>
+                <w:rFonts w:ascii="Arial" w:hAnsi="Arial" w:cs="Arial"/>
+                <w:sz w:val="16"/>
+                <w:szCs w:val="16"/>
+              </w:rPr>
+              <w:t xml:space="preserve"> ký tự)</w:t>
+            </w:r>
+          </w:p>
+        </w:tc>
+        <w:tc>
+          <w:tcPr>
+            <w:tcW w:w="3777" w:type="dxa"/>
+            <w:vAlign w:val="center"/>
+          </w:tcPr>
+          <w:p>
+            <w:pPr>
+              <w:rPr>
+                <w:rFonts w:ascii="Arial" w:hAnsi="Arial" w:cs="Arial"/>
+                <w:sz w:val="16"/>
+                <w:szCs w:val="16"/>
+              </w:rPr>
+            </w:pPr>
+            <w:r>
+              <w:rPr>
+                <w:rFonts w:ascii="Arial" w:hAnsi="Arial" w:cs="Arial"/>
+                <w:sz w:val="16"/>
+                <w:szCs w:val="16"/>
+              </w:rPr>
+              <w:lastRenderedPageBreak/>
+              <w:t>name: "An"</w:t>
+            </w:r>
+          </w:p>
+        </w:tc>
+        <w:tc>
+          <w:tcPr>
+            <w:tcW w:w="1757" w:type="dxa"/>
+            <w:vAlign w:val="center"/>
+          </w:tcPr>
+          <w:p>
+            <w:pPr>
+              <w:rPr>
+                <w:rFonts w:ascii="Arial" w:hAnsi="Arial" w:cs="Arial"/>
+                <w:sz w:val="16"/>
+                <w:szCs w:val="16"/>
+              </w:rPr>
+            </w:pPr>
+            <w:r>
+              <w:rPr>
+                <w:rFonts w:ascii="Arial" w:hAnsi="Arial" w:cs="Arial"/>
+                <w:sz w:val="16"/>
+                <w:szCs w:val="16"/>
+              </w:rPr>
+              <w:t xml:space="preserve">Đăng ký thành công </w:t>
+            </w:r>
+            <w:r>
+              <w:rPr>
+                <w:rFonts w:ascii="Arial" w:hAnsi="Arial" w:cs="Arial"/>
+                <w:sz w:val="16"/>
+                <w:szCs w:val="16"/>
+              </w:rPr>
+              <w:lastRenderedPageBreak/>
+              <w:t>với tên 2 ký tự thông thường.</w:t>
+            </w:r>
+          </w:p>
+        </w:tc>
+        <w:tc>
+          <w:tcPr>
+            <w:tcW w:w="1000" w:type="dxa"/>
+            <w:vAlign w:val="center"/>
+          </w:tcPr>
+          <w:p>
+            <w:pPr>
+              <w:rPr>
+                <w:rFonts w:ascii="Arial" w:hAnsi="Arial" w:cs="Arial"/>
+                <w:sz w:val="16"/>
+                <w:szCs w:val="16"/>
+              </w:rPr>
+            </w:pPr>
+            <w:r>
+              <w:rPr>
+                <w:rFonts w:ascii="Arial" w:hAnsi="Arial" w:cs="Arial"/>
+                <w:sz w:val="16"/>
+                <w:szCs w:val="16"/>
+              </w:rPr>
+              <w:lastRenderedPageBreak/>
+              <w:t>Valid</w:t>
+            </w:r>
+          </w:p>
+        </w:tc>
+      </w:tr>
+      <w:tr>
+        <w:tc>
+          <w:tcPr>
+            <w:tcW w:w="631" w:type="dxa"/>
+            <w:vAlign w:val="center"/>
+          </w:tcPr>
+          <w:p>
+            <w:pPr>
+              <w:rPr>
+                <w:rFonts w:ascii="Arial" w:hAnsi="Arial" w:cs="Arial"/>
+                <w:sz w:val="16"/>
+                <w:szCs w:val="16"/>
+              </w:rPr>
+            </w:pPr>
+            <w:r>
+              <w:rPr>
+                <w:rFonts w:ascii="Arial" w:hAnsi="Arial" w:cs="Arial"/>
+                <w:sz w:val="16"/>
+                <w:szCs w:val="16"/>
+              </w:rPr>
+              <w:lastRenderedPageBreak/>
+              <w:t>BVA-MOB-16</w:t>
+            </w:r>
+          </w:p>
+        </w:tc>
+        <w:tc>
+          <w:tcPr>
+            <w:tcW w:w="1374" w:type="dxa"/>
+            <w:vAlign w:val="center"/>
+          </w:tcPr>
+          <w:p>
+            <w:pPr>
+              <w:rPr>
+                <w:rFonts w:ascii="Arial" w:hAnsi="Arial" w:cs="Arial"/>
+                <w:sz w:val="16"/>
+                <w:szCs w:val="16"/>
+              </w:rPr>
+            </w:pPr>
+            <w:r>
+              <w:rPr>
+                <w:rFonts w:ascii="Arial" w:hAnsi="Arial" w:cs="Arial"/>
+                <w:sz w:val="16"/>
+                <w:szCs w:val="16"/>
+              </w:rPr>
+              <w:t>email.length</w:t>
+            </w:r>
+          </w:p>
+        </w:tc>
+        <w:tc>
+          <w:tcPr>
+            <w:tcW w:w="1100" w:type="dxa"/>
+            <w:vAlign w:val="center"/>
+          </w:tcPr>
+          <w:p>
+            <w:pPr>
+              <w:rPr>
+                <w:rFonts w:ascii="Arial" w:hAnsi="Arial" w:cs="Arial"/>
+                <w:sz w:val="16"/>
+                <w:szCs w:val="16"/>
+              </w:rPr>
+            </w:pPr>
+            <w:r>
+              <w:rPr>
+                <w:rFonts w:ascii="Arial" w:hAnsi="Arial" w:cs="Arial"/>
+                <w:sz w:val="16"/>
+                <w:szCs w:val="16"/>
+              </w:rPr>
+              <w:t xml:space="preserve">    Max</w:t>
+            </w:r>
+            <w:r>
+              <w:rPr>
+                <w:rFonts w:ascii="Arial" w:hAnsi="Arial" w:cs="Arial"/>
+                <w:sz w:val="16"/>
+                <w:szCs w:val="16"/>
+              </w:rPr>
+              <w:t xml:space="preserve"> + 1</w:t>
+            </w:r>
+            <w:r>
+              <w:rPr>
+                <w:rFonts w:ascii="Arial" w:hAnsi="Arial" w:cs="Arial"/>
+                <w:sz w:val="16"/>
+                <w:szCs w:val="16"/>
+              </w:rPr>
+              <w:t xml:space="preserve">  </w:t>
+            </w:r>
+            <w:r>
+              <w:rPr>
+                <w:rFonts w:ascii="Arial" w:hAnsi="Arial" w:cs="Arial"/>
+                <w:sz w:val="16"/>
+                <w:szCs w:val="16"/>
+              </w:rPr>
+              <w:t xml:space="preserve"> (</w:t>
+            </w:r>
+            <w:r>
+              <w:rPr>
+                <w:rFonts w:ascii="Arial" w:hAnsi="Arial" w:cs="Arial"/>
+                <w:sz w:val="16"/>
+                <w:szCs w:val="16"/>
+              </w:rPr>
+              <w:t xml:space="preserve">  </w:t>
+            </w:r>
+            <w:r>
+              <w:rPr>
+                <w:rFonts w:ascii="Arial" w:hAnsi="Arial" w:cs="Arial"/>
+                <w:sz w:val="16"/>
+                <w:szCs w:val="16"/>
+              </w:rPr>
+              <w:t>255</w:t>
+            </w:r>
+            <w:r>
+              <w:rPr>
+                <w:rFonts w:ascii="Arial" w:hAnsi="Arial" w:cs="Arial"/>
+                <w:sz w:val="16"/>
+                <w:szCs w:val="16"/>
+              </w:rPr>
+              <w:t xml:space="preserve">  </w:t>
+            </w:r>
+            <w:r>
+              <w:rPr>
+                <w:rFonts w:ascii="Arial" w:hAnsi="Arial" w:cs="Arial"/>
+                <w:sz w:val="16"/>
+                <w:szCs w:val="16"/>
+              </w:rPr>
+              <w:t xml:space="preserve"> ký tự)</w:t>
+            </w:r>
+          </w:p>
+        </w:tc>
+        <w:tc>
+          <w:tcPr>
+            <w:tcW w:w="3777" w:type="dxa"/>
+            <w:vAlign w:val="center"/>
+          </w:tcPr>
+          <w:p>
+            <w:pPr>
+              <w:rPr>
+                <w:rFonts w:ascii="Arial" w:hAnsi="Arial" w:cs="Arial"/>
+                <w:sz w:val="16"/>
+                <w:szCs w:val="16"/>
+              </w:rPr>
+            </w:pPr>
+            <w:r>
+              <w:rPr>
+                <w:rFonts w:ascii="Arial" w:hAnsi="Arial" w:cs="Arial"/>
+                <w:sz w:val="16"/>
+                <w:szCs w:val="16"/>
+              </w:rPr>
+              <w:t>email: Chuỗi email dài 255 ký tự (vượt chuẩn RFC 254 ký tự)</w:t>
+            </w:r>
+          </w:p>
+        </w:tc>
+        <w:tc>
+          <w:tcPr>
+            <w:tcW w:w="1757" w:type="dxa"/>
+            <w:vAlign w:val="center"/>
+          </w:tcPr>
+          <w:p>
+            <w:pPr>
+              <w:rPr>
+                <w:rFonts w:ascii="Arial" w:hAnsi="Arial" w:cs="Arial"/>
+                <w:sz w:val="16"/>
+                <w:szCs w:val="16"/>
+              </w:rPr>
+            </w:pPr>
+            <w:r>
+              <w:rPr>
+                <w:rFonts w:ascii="Arial" w:hAnsi="Arial" w:cs="Arial"/>
+                <w:sz w:val="16"/>
+                <w:szCs w:val="16"/>
+              </w:rPr>
+              <w:t>Hệ thống từ chối đăng ký địa chỉ email vượt quá độ dài chuẩn.</w:t>
+            </w:r>
+          </w:p>
+        </w:tc>
+        <w:tc>
+          <w:tcPr>
+            <w:tcW w:w="1000" w:type="dxa"/>
+            <w:vAlign w:val="center"/>
+          </w:tcPr>
+          <w:p>
+            <w:pPr>
+              <w:rPr>
+                <w:rFonts w:ascii="Arial" w:hAnsi="Arial" w:cs="Arial"/>
+                <w:sz w:val="16"/>
+                <w:szCs w:val="16"/>
+              </w:rPr>
+            </w:pPr>
+            <w:r>
+              <w:rPr>
+                <w:rFonts w:ascii="Arial" w:hAnsi="Arial" w:cs="Arial"/>
+                <w:sz w:val="16"/>
+                <w:szCs w:val="16"/>
+              </w:rPr>
+              <w:t>Invalid</w:t>
+            </w:r>
+          </w:p>
+        </w:tc>
+      </w:tr>
+    </w:tbl>
+    <w:p>
+      <w:pPr>
+        <w:pStyle w:val="ListParagraph"/>
+        <w:numPr>
+          <w:ilvl w:val="0"/>
+          <w:numId w:val="50"/>
+        </w:numPr>
+        <w:rPr>
+          <w:rFonts w:ascii="Arial" w:hAnsi="Arial" w:cs="Arial"/>
+          <w:b/>
+          <w:sz w:val="20"/>
+          <w:szCs w:val="20"/>
+        </w:rPr>
+      </w:pPr>
+      <w:r>
+        <w:rPr>
+          <w:rFonts w:ascii="Arial" w:hAnsi="Arial" w:cs="Arial"/>
+          <w:b/>
+          <w:sz w:val="20"/>
+          <w:szCs w:val="20"/>
+        </w:rPr>
+        <w:t>Explaination</w:t>
+      </w:r>
+    </w:p>
+    <w:p>
+      <w:pPr>
+        <w:rPr>
+          <w:rFonts w:ascii="Arial" w:hAnsi="Arial" w:cs="Arial"/>
+          <w:b/>
+          <w:sz w:val="20"/>
+          <w:szCs w:val="20"/>
+        </w:rPr>
+      </w:pPr>
+      <w:r>
+        <w:rPr>
+          <w:rFonts w:ascii="Arial" w:hAnsi="Arial" w:cs="Arial"/>
+          <w:b/>
+          <w:sz w:val="20"/>
+          <w:szCs w:val="20"/>
+        </w:rPr>
+        <w:t xml:space="preserve"> B</w:t>
+      </w:r>
+      <w:r>
+        <w:rPr>
+          <w:rFonts w:ascii="Arial" w:hAnsi="Arial" w:cs="Arial" w:hint="cs"/>
+          <w:b/>
+          <w:sz w:val="20"/>
+          <w:szCs w:val="20"/>
+        </w:rPr>
+        <w:t>ư</w:t>
+      </w:r>
+      <w:r>
+        <w:rPr>
+          <w:rFonts w:ascii="Arial" w:hAnsi="Arial" w:cs="Arial"/>
+          <w:b/>
+          <w:sz w:val="20"/>
+          <w:szCs w:val="20"/>
+        </w:rPr>
+        <w:t>ớc 1: Nhận diện biến đo l</w:t>
+      </w:r>
+      <w:r>
+        <w:rPr>
+          <w:rFonts w:ascii="Arial" w:hAnsi="Arial" w:cs="Arial" w:hint="cs"/>
+          <w:b/>
+          <w:sz w:val="20"/>
+          <w:szCs w:val="20"/>
+        </w:rPr>
+        <w:t>ư</w:t>
+      </w:r>
+      <w:r>
+        <w:rPr>
+          <w:rFonts w:ascii="Arial" w:hAnsi="Arial" w:cs="Arial"/>
+          <w:b/>
+          <w:sz w:val="20"/>
+          <w:szCs w:val="20"/>
+        </w:rPr>
+        <w:t>ờng đ</w:t>
+      </w:r>
+      <w:r>
+        <w:rPr>
+          <w:rFonts w:ascii="Arial" w:hAnsi="Arial" w:cs="Arial" w:hint="cs"/>
+          <w:b/>
+          <w:sz w:val="20"/>
+          <w:szCs w:val="20"/>
+        </w:rPr>
+        <w:t>ư</w:t>
+      </w:r>
+      <w:r>
+        <w:rPr>
+          <w:rFonts w:ascii="Arial" w:hAnsi="Arial" w:cs="Arial"/>
+          <w:b/>
+          <w:sz w:val="20"/>
+          <w:szCs w:val="20"/>
+        </w:rPr>
+        <w:t>ợc trên Mobile:</w:t>
+      </w:r>
+    </w:p>
+    <w:p>
+      <w:pPr>
+        <w:ind w:left="360"/>
+        <w:rPr>
+          <w:rFonts w:ascii="Arial" w:hAnsi="Arial" w:cs="Arial"/>
+          <w:sz w:val="20"/>
+          <w:szCs w:val="20"/>
+        </w:rPr>
+      </w:pPr>
+      <w:r>
+        <w:rPr>
+          <w:rFonts w:ascii="Arial" w:hAnsi="Arial" w:cs="Arial"/>
+          <w:sz w:val="20"/>
+          <w:szCs w:val="20"/>
+        </w:rPr>
+        <w:t xml:space="preserve">   - Tập trung vào các thuộc tính chuỗi nhập qua `TextInput` có thể đếm ký tự (`length`) hoặc đếm số lần xuất hiện của các thành phần con (ký tự hoa, th</w:t>
+      </w:r>
+      <w:r>
+        <w:rPr>
+          <w:rFonts w:ascii="Arial" w:hAnsi="Arial" w:cs="Arial" w:hint="cs"/>
+          <w:sz w:val="20"/>
+          <w:szCs w:val="20"/>
+        </w:rPr>
+        <w:t>ư</w:t>
+      </w:r>
+      <w:r>
+        <w:rPr>
+          <w:rFonts w:ascii="Arial" w:hAnsi="Arial" w:cs="Arial"/>
+          <w:sz w:val="20"/>
+          <w:szCs w:val="20"/>
+        </w:rPr>
+        <w:t>ờng, số, đặc biệ</w:t>
+      </w:r>
+      <w:r>
+        <w:rPr>
+          <w:rFonts w:ascii="Arial" w:hAnsi="Arial" w:cs="Arial"/>
+          <w:sz w:val="20"/>
+          <w:szCs w:val="20"/>
+        </w:rPr>
+        <w:t>t).</w:t>
+      </w:r>
+    </w:p>
+    <w:p>
+      <w:pPr>
+        <w:rPr>
+          <w:rFonts w:ascii="Arial" w:hAnsi="Arial" w:cs="Arial"/>
+          <w:b/>
+          <w:sz w:val="20"/>
+          <w:szCs w:val="20"/>
+        </w:rPr>
+      </w:pPr>
+      <w:r>
+        <w:rPr>
+          <w:rFonts w:ascii="Arial" w:hAnsi="Arial" w:cs="Arial"/>
+          <w:b/>
+          <w:sz w:val="20"/>
+          <w:szCs w:val="20"/>
+        </w:rPr>
+        <w:t>B</w:t>
+      </w:r>
+      <w:r>
+        <w:rPr>
+          <w:rFonts w:ascii="Arial" w:hAnsi="Arial" w:cs="Arial" w:hint="cs"/>
+          <w:b/>
+          <w:sz w:val="20"/>
+          <w:szCs w:val="20"/>
+        </w:rPr>
+        <w:t>ư</w:t>
+      </w:r>
+      <w:r>
+        <w:rPr>
+          <w:rFonts w:ascii="Arial" w:hAnsi="Arial" w:cs="Arial"/>
+          <w:b/>
+          <w:sz w:val="20"/>
+          <w:szCs w:val="20"/>
+        </w:rPr>
+        <w:t>ớc 2: Phân tách rõ ràng giữa Biên t</w:t>
+      </w:r>
+      <w:r>
+        <w:rPr>
+          <w:rFonts w:ascii="Arial" w:hAnsi="Arial" w:cs="Arial" w:hint="cs"/>
+          <w:b/>
+          <w:sz w:val="20"/>
+          <w:szCs w:val="20"/>
+        </w:rPr>
+        <w:t>ư</w:t>
+      </w:r>
+      <w:r>
+        <w:rPr>
+          <w:rFonts w:ascii="Arial" w:hAnsi="Arial" w:cs="Arial"/>
+          <w:b/>
+          <w:sz w:val="20"/>
+          <w:szCs w:val="20"/>
+        </w:rPr>
+        <w:t>ờng minh và Biên ngầm đị</w:t>
+      </w:r>
+      <w:r>
+        <w:rPr>
+          <w:rFonts w:ascii="Arial" w:hAnsi="Arial" w:cs="Arial"/>
+          <w:b/>
+          <w:sz w:val="20"/>
+          <w:szCs w:val="20"/>
+        </w:rPr>
+        <w:t>nh:</w:t>
+      </w:r>
+    </w:p>
+    <w:p>
+      <w:pPr>
+        <w:ind w:left="360"/>
+        <w:rPr>
+          <w:rFonts w:ascii="Arial" w:hAnsi="Arial" w:cs="Arial"/>
+          <w:sz w:val="20"/>
+          <w:szCs w:val="20"/>
+        </w:rPr>
+      </w:pPr>
+      <w:r>
+        <w:rPr>
+          <w:rFonts w:ascii="Arial" w:hAnsi="Arial" w:cs="Arial"/>
+          <w:sz w:val="20"/>
+          <w:szCs w:val="20"/>
+        </w:rPr>
+        <w:t xml:space="preserve">   - Biên t</w:t>
+      </w:r>
+      <w:r>
+        <w:rPr>
+          <w:rFonts w:ascii="Arial" w:hAnsi="Arial" w:cs="Arial" w:hint="cs"/>
+          <w:sz w:val="20"/>
+          <w:szCs w:val="20"/>
+        </w:rPr>
+        <w:t>ư</w:t>
+      </w:r>
+      <w:r>
+        <w:rPr>
+          <w:rFonts w:ascii="Arial" w:hAnsi="Arial" w:cs="Arial"/>
+          <w:sz w:val="20"/>
+          <w:szCs w:val="20"/>
+        </w:rPr>
+        <w:t>ờng minh lấy trực tiếp từ bản đặc tả FR-01: `length &gt;= 8`, số l</w:t>
+      </w:r>
+      <w:r>
+        <w:rPr>
+          <w:rFonts w:ascii="Arial" w:hAnsi="Arial" w:cs="Arial" w:hint="cs"/>
+          <w:sz w:val="20"/>
+          <w:szCs w:val="20"/>
+        </w:rPr>
+        <w:t>ư</w:t>
+      </w:r>
+      <w:r>
+        <w:rPr>
+          <w:rFonts w:ascii="Arial" w:hAnsi="Arial" w:cs="Arial"/>
+          <w:sz w:val="20"/>
+          <w:szCs w:val="20"/>
+        </w:rPr>
+        <w:t>ợng mỗi loại ký tự `&gt;= 1`.</w:t>
+      </w:r>
+    </w:p>
+    <w:p>
+      <w:pPr>
+        <w:ind w:left="360"/>
+        <w:rPr>
+          <w:rFonts w:ascii="Arial" w:hAnsi="Arial" w:cs="Arial"/>
+          <w:sz w:val="20"/>
+          <w:szCs w:val="20"/>
+        </w:rPr>
+      </w:pPr>
+      <w:r>
+        <w:rPr>
+          <w:rFonts w:ascii="Arial" w:hAnsi="Arial" w:cs="Arial"/>
+          <w:sz w:val="20"/>
+          <w:szCs w:val="20"/>
+        </w:rPr>
+        <w:t xml:space="preserve">   - Biên ngầm định lấy từ cấu trúc CSDL SQLite (`VARCHAR/TEXT 255`) và chuẩn giao thứ</w:t>
+      </w:r>
+      <w:r>
+        <w:rPr>
+          <w:rFonts w:ascii="Arial" w:hAnsi="Arial" w:cs="Arial"/>
+          <w:sz w:val="20"/>
+          <w:szCs w:val="20"/>
+        </w:rPr>
+        <w:t>c Internet RFC 5321 cho email.</w:t>
+      </w:r>
+    </w:p>
+    <w:p>
+      <w:pPr>
+        <w:rPr>
+          <w:rFonts w:ascii="Arial" w:hAnsi="Arial" w:cs="Arial"/>
+          <w:b/>
+          <w:sz w:val="20"/>
+          <w:szCs w:val="20"/>
+        </w:rPr>
+      </w:pPr>
+      <w:r>
+        <w:rPr>
+          <w:rFonts w:ascii="Arial" w:hAnsi="Arial" w:cs="Arial"/>
+          <w:b/>
+          <w:sz w:val="20"/>
+          <w:szCs w:val="20"/>
+        </w:rPr>
+        <w:t>B</w:t>
+      </w:r>
+      <w:r>
+        <w:rPr>
+          <w:rFonts w:ascii="Arial" w:hAnsi="Arial" w:cs="Arial" w:hint="cs"/>
+          <w:b/>
+          <w:sz w:val="20"/>
+          <w:szCs w:val="20"/>
+        </w:rPr>
+        <w:t>ư</w:t>
+      </w:r>
+      <w:r>
+        <w:rPr>
+          <w:rFonts w:ascii="Arial" w:hAnsi="Arial" w:cs="Arial"/>
+          <w:b/>
+          <w:sz w:val="20"/>
+          <w:szCs w:val="20"/>
+        </w:rPr>
+        <w:t>ớc 3: Lựa chọn mô hình 3-Val</w:t>
+      </w:r>
+      <w:r>
+        <w:rPr>
+          <w:rFonts w:ascii="Arial" w:hAnsi="Arial" w:cs="Arial"/>
+          <w:b/>
+          <w:sz w:val="20"/>
+          <w:szCs w:val="20"/>
+        </w:rPr>
+        <w:t>ue BVA:</w:t>
+      </w:r>
+    </w:p>
+    <w:p>
+      <w:pPr>
+        <w:ind w:left="360"/>
+        <w:rPr>
+          <w:rFonts w:ascii="Arial" w:hAnsi="Arial" w:cs="Arial"/>
+          <w:sz w:val="20"/>
+          <w:szCs w:val="20"/>
+        </w:rPr>
+      </w:pPr>
+      <w:r>
+        <w:rPr>
+          <w:rFonts w:ascii="Arial" w:hAnsi="Arial" w:cs="Arial"/>
+          <w:sz w:val="20"/>
+          <w:szCs w:val="20"/>
+        </w:rPr>
+        <w:t xml:space="preserve">   - Trong `frontend-mobile/App.js`, lập trình viên sử dụng biểu thứ</w:t>
+      </w:r>
+      <w:r>
+        <w:rPr>
+          <w:rFonts w:ascii="Arial" w:hAnsi="Arial" w:cs="Arial"/>
+          <w:sz w:val="20"/>
+          <w:szCs w:val="20"/>
+        </w:rPr>
+        <w:t>c chính quy Regex:</w:t>
+      </w:r>
+    </w:p>
+    <w:p>
+      <w:pPr>
+        <w:rPr>
+          <w:rFonts w:ascii="Arial" w:hAnsi="Arial" w:cs="Arial"/>
+          <w:i/>
+          <w:sz w:val="20"/>
+          <w:szCs w:val="20"/>
+          <w:u w:val="single"/>
+        </w:rPr>
+      </w:pPr>
+      <w:r>
+        <w:rPr>
+          <w:rFonts w:ascii="Arial" w:hAnsi="Arial" w:cs="Arial"/>
+          <w:i/>
+          <w:sz w:val="20"/>
+          <w:szCs w:val="20"/>
+          <w:u w:val="single"/>
+        </w:rPr>
+        <w:t>const strongPasswordRegex = /^</w:t>
+      </w:r>
+      <w:proofErr w:type="gramStart"/>
+      <w:r>
+        <w:rPr>
+          <w:rFonts w:ascii="Arial" w:hAnsi="Arial" w:cs="Arial"/>
+          <w:i/>
+          <w:sz w:val="20"/>
+          <w:szCs w:val="20"/>
+          <w:u w:val="single"/>
+        </w:rPr>
+        <w:t>(?=</w:t>
+      </w:r>
+      <w:proofErr w:type="gramEnd"/>
+      <w:r>
+        <w:rPr>
+          <w:rFonts w:ascii="Arial" w:hAnsi="Arial" w:cs="Arial"/>
+          <w:i/>
+          <w:sz w:val="20"/>
+          <w:szCs w:val="20"/>
+          <w:u w:val="single"/>
+        </w:rPr>
+        <w:t>.*[a-z])(?=.*[A-Z])(?</w:t>
+      </w:r>
+      <w:r>
+        <w:rPr>
+          <w:rFonts w:ascii="Arial" w:hAnsi="Arial" w:cs="Arial"/>
+          <w:i/>
+          <w:sz w:val="20"/>
+          <w:szCs w:val="20"/>
+          <w:u w:val="single"/>
+        </w:rPr>
+        <w:t>=.*\d)(?=.*[^A-Za-z\d]).{8,}$/;</w:t>
+      </w:r>
+    </w:p>
+    <w:p>
+      <w:pPr>
+        <w:ind w:left="360"/>
+        <w:rPr>
+          <w:rFonts w:ascii="Arial" w:hAnsi="Arial" w:cs="Arial"/>
+          <w:sz w:val="20"/>
+          <w:szCs w:val="20"/>
+        </w:rPr>
+      </w:pPr>
+      <w:r>
+        <w:rPr>
+          <w:rFonts w:ascii="Arial" w:hAnsi="Arial" w:cs="Arial"/>
+          <w:sz w:val="20"/>
+          <w:szCs w:val="20"/>
+        </w:rPr>
+        <w:t xml:space="preserve">   - Nhờ kỹ thuật 3-value BVA với 3 mốc liên tiếp </w:t>
+      </w:r>
+      <w:r>
+        <w:rPr>
+          <w:rFonts w:ascii="Arial" w:hAnsi="Arial" w:cs="Arial"/>
+          <w:sz w:val="20"/>
+          <w:szCs w:val="20"/>
+        </w:rPr>
+        <w:t>Min</w:t>
+      </w:r>
+      <w:r>
+        <w:rPr>
+          <w:rFonts w:ascii="Arial" w:hAnsi="Arial" w:cs="Arial"/>
+          <w:sz w:val="20"/>
+          <w:szCs w:val="20"/>
+        </w:rPr>
+        <w:t xml:space="preserve">-1=7, </w:t>
+      </w:r>
+      <w:r>
+        <w:rPr>
+          <w:rFonts w:ascii="Arial" w:hAnsi="Arial" w:cs="Arial"/>
+          <w:sz w:val="20"/>
+          <w:szCs w:val="20"/>
+        </w:rPr>
+        <w:t>Min</w:t>
+      </w:r>
+      <w:r>
+        <w:rPr>
+          <w:rFonts w:ascii="Arial" w:hAnsi="Arial" w:cs="Arial"/>
+          <w:sz w:val="20"/>
+          <w:szCs w:val="20"/>
+        </w:rPr>
+        <w:t>=8</w:t>
+      </w:r>
+      <w:r>
+        <w:rPr>
+          <w:rFonts w:ascii="Arial" w:hAnsi="Arial" w:cs="Arial"/>
+          <w:sz w:val="20"/>
+          <w:szCs w:val="20"/>
+        </w:rPr>
+        <w:t xml:space="preserve">, và </w:t>
+      </w:r>
+      <w:r>
+        <w:rPr>
+          <w:rFonts w:ascii="Arial" w:hAnsi="Arial" w:cs="Arial"/>
+          <w:sz w:val="20"/>
+          <w:szCs w:val="20"/>
+        </w:rPr>
+        <w:t>Min</w:t>
+      </w:r>
+      <w:r>
+        <w:rPr>
+          <w:rFonts w:ascii="Arial" w:hAnsi="Arial" w:cs="Arial"/>
+          <w:sz w:val="20"/>
+          <w:szCs w:val="20"/>
+        </w:rPr>
+        <w:t>+1=9</w:t>
+      </w:r>
+      <w:bookmarkStart w:id="1" w:name="_GoBack"/>
       <w:bookmarkEnd w:id="1"/>
+      <w:r>
+        <w:rPr>
+          <w:rFonts w:ascii="Arial" w:hAnsi="Arial" w:cs="Arial"/>
+          <w:sz w:val="20"/>
+          <w:szCs w:val="20"/>
+        </w:rPr>
+        <w:t>, chúng ta kiểm tra chính xác toán tử độ dài `.{8,}` của Regex có chạy đúng hay bị lỗi `Off-by-one` (`.{9,}` hoặ</w:t>
+      </w:r>
+      <w:r>
+        <w:rPr>
+          <w:rFonts w:ascii="Arial" w:hAnsi="Arial" w:cs="Arial"/>
+          <w:sz w:val="20"/>
+          <w:szCs w:val="20"/>
+        </w:rPr>
+        <w:t>c `.{7,}`).</w:t>
+      </w:r>
+    </w:p>
+    <w:p>
+      <w:pPr>
+        <w:rPr>
+          <w:rFonts w:ascii="Arial" w:hAnsi="Arial" w:cs="Arial"/>
+          <w:b/>
+          <w:sz w:val="20"/>
+          <w:szCs w:val="20"/>
+        </w:rPr>
+      </w:pPr>
+      <w:r>
+        <w:rPr>
+          <w:rFonts w:ascii="Arial" w:hAnsi="Arial" w:cs="Arial"/>
+          <w:b/>
+          <w:sz w:val="20"/>
+          <w:szCs w:val="20"/>
+        </w:rPr>
+        <w:t>B</w:t>
+      </w:r>
+      <w:r>
+        <w:rPr>
+          <w:rFonts w:ascii="Arial" w:hAnsi="Arial" w:cs="Arial" w:hint="cs"/>
+          <w:b/>
+          <w:sz w:val="20"/>
+          <w:szCs w:val="20"/>
+        </w:rPr>
+        <w:t>ư</w:t>
+      </w:r>
+      <w:r>
+        <w:rPr>
+          <w:rFonts w:ascii="Arial" w:hAnsi="Arial" w:cs="Arial"/>
+          <w:b/>
+          <w:sz w:val="20"/>
+          <w:szCs w:val="20"/>
+        </w:rPr>
+        <w:t>ớc 4: Cô lập điều kiện kiểm thử:</w:t>
+      </w:r>
+    </w:p>
+    <w:p>
+      <w:pPr>
+        <w:ind w:left="360"/>
+        <w:rPr>
+          <w:rFonts w:ascii="Arial" w:hAnsi="Arial" w:cs="Arial"/>
+          <w:sz w:val="20"/>
+          <w:szCs w:val="20"/>
+        </w:rPr>
+      </w:pPr>
+      <w:r>
+        <w:rPr>
+          <w:rFonts w:ascii="Arial" w:hAnsi="Arial" w:cs="Arial"/>
+          <w:sz w:val="20"/>
+          <w:szCs w:val="20"/>
+        </w:rPr>
+        <w:t xml:space="preserve">   - Khi kiểm tra mốc 7 ký tự (`BVA-MOB-01`), chuỗi nhập vào `"Aa1@xyz"` vẫn phải có đủ 1 hoa (`A`), 1 th</w:t>
+      </w:r>
+      <w:r>
+        <w:rPr>
+          <w:rFonts w:ascii="Arial" w:hAnsi="Arial" w:cs="Arial" w:hint="cs"/>
+          <w:sz w:val="20"/>
+          <w:szCs w:val="20"/>
+        </w:rPr>
+        <w:t>ư</w:t>
+      </w:r>
+      <w:r>
+        <w:rPr>
+          <w:rFonts w:ascii="Arial" w:hAnsi="Arial" w:cs="Arial"/>
+          <w:sz w:val="20"/>
+          <w:szCs w:val="20"/>
+        </w:rPr>
+        <w:t xml:space="preserve">ờng (`a`), 1 số (`1`), và 1 ký tự đặc biệt (`@`). Nhờ vậy, khi hệ thống Mobile báo lỗi, chúng ta khẳng định chắc chắn 100% lỗi xuất phát từ điều kiện </w:t>
+      </w:r>
+      <w:r>
+        <w:rPr>
+          <w:rFonts w:ascii="Arial" w:hAnsi="Arial" w:cs="Arial" w:hint="eastAsia"/>
+          <w:sz w:val="20"/>
+          <w:szCs w:val="20"/>
+        </w:rPr>
+        <w:t>đ</w:t>
+      </w:r>
+      <w:r>
+        <w:rPr>
+          <w:rFonts w:ascii="Arial" w:hAnsi="Arial" w:cs="Arial"/>
+          <w:sz w:val="20"/>
+          <w:szCs w:val="20"/>
+        </w:rPr>
+        <w:t>ộ dài chứ không bị nhiễu bởi các điều kiện ký tự khác.</w:t>
+      </w:r>
     </w:p>
     <w:p>
       <w:pPr>
@@ -22683,6 +26850,7 @@
               <w:bCs/>
               <w:noProof/>
             </w:rPr>
+            <w:lastRenderedPageBreak/>
             <w:fldChar w:fldCharType="end"/>
           </w:r>
         </w:p>
@@ -28954,7 +33122,7 @@
   <w:abstractNum w:abstractNumId="46" w15:restartNumberingAfterBreak="0">
     <w:nsid w:val="6AD127E2"/>
     <w:multiLevelType w:val="hybridMultilevel"/>
-    <w:tmpl w:val="1D74476C"/>
+    <w:tmpl w:val="DFCC3470"/>
     <w:lvl w:ilvl="0" w:tplc="04090001">
       <w:start w:val="1"/>
       <w:numFmt w:val="bullet"/>
@@ -41672,7 +45840,7 @@
 </file>
 
 <file path=customXml/itemProps1.xml><?xml version="1.0" encoding="utf-8"?>
-<ds:datastoreItem xmlns:ds="http://schemas.openxmlformats.org/officeDocument/2006/customXml" ds:itemID="{497D179A-FB84-4312-894A-82ADBD6E5DE8}">
+<ds:datastoreItem xmlns:ds="http://schemas.openxmlformats.org/officeDocument/2006/customXml" ds:itemID="{A47D8696-E5D0-40D6-8466-A6470179AFA0}">
   <ds:schemaRefs>
     <ds:schemaRef ds:uri="http://schemas.openxmlformats.org/officeDocument/2006/bibliography"/>
   </ds:schemaRefs>
